--- a/test-corpus/corpus/generated/mermaid-official-code-flow.docx
+++ b/test-corpus/corpus/generated/mermaid-official-code-flow.docx
@@ -44,7 +44,7 @@
                       <a:solidFill>
                         <a:srgbClr val="D9E2F3"/>
                       </a:solidFill>
-                      <a:ln w="12700" cap="flat" cmpd="sng" algn="ctr">
+                      <a:ln w="3175" cap="flat" cmpd="sng" algn="ctr">
                         <a:solidFill>
                           <a:srgbClr val="2F5496"/>
                         </a:solidFill>
@@ -105,7 +105,7 @@
                       <a:solidFill>
                         <a:srgbClr val="D9E2F3"/>
                       </a:solidFill>
-                      <a:ln w="12700" cap="flat" cmpd="sng" algn="ctr">
+                      <a:ln w="3175" cap="flat" cmpd="sng" algn="ctr">
                         <a:solidFill>
                           <a:srgbClr val="2F5496"/>
                         </a:solidFill>
@@ -166,7 +166,7 @@
                       <a:solidFill>
                         <a:srgbClr val="D9E2F3"/>
                       </a:solidFill>
-                      <a:ln w="12700" cap="flat" cmpd="sng" algn="ctr">
+                      <a:ln w="3175" cap="flat" cmpd="sng" algn="ctr">
                         <a:solidFill>
                           <a:srgbClr val="2F5496"/>
                         </a:solidFill>
@@ -227,7 +227,7 @@
                       <a:solidFill>
                         <a:srgbClr val="D9E2F3"/>
                       </a:solidFill>
-                      <a:ln w="12700" cap="flat" cmpd="sng" algn="ctr">
+                      <a:ln w="3175" cap="flat" cmpd="sng" algn="ctr">
                         <a:solidFill>
                           <a:srgbClr val="2F5496"/>
                         </a:solidFill>
@@ -288,7 +288,7 @@
                       <a:solidFill>
                         <a:srgbClr val="D9E2F3"/>
                       </a:solidFill>
-                      <a:ln w="12700" cap="flat" cmpd="sng" algn="ctr">
+                      <a:ln w="3175" cap="flat" cmpd="sng" algn="ctr">
                         <a:solidFill>
                           <a:srgbClr val="2F5496"/>
                         </a:solidFill>
@@ -349,7 +349,7 @@
                       <a:solidFill>
                         <a:srgbClr val="D9E2F3"/>
                       </a:solidFill>
-                      <a:ln w="12700" cap="flat" cmpd="sng" algn="ctr">
+                      <a:ln w="3175" cap="flat" cmpd="sng" algn="ctr">
                         <a:solidFill>
                           <a:srgbClr val="2F5496"/>
                         </a:solidFill>
@@ -410,7 +410,7 @@
                       <a:solidFill>
                         <a:srgbClr val="D9E2F3"/>
                       </a:solidFill>
-                      <a:ln w="12700" cap="flat" cmpd="sng" algn="ctr">
+                      <a:ln w="3175" cap="flat" cmpd="sng" algn="ctr">
                         <a:solidFill>
                           <a:srgbClr val="2F5496"/>
                         </a:solidFill>
@@ -471,7 +471,7 @@
                       <a:solidFill>
                         <a:srgbClr val="D9E2F3"/>
                       </a:solidFill>
-                      <a:ln w="12700" cap="flat" cmpd="sng" algn="ctr">
+                      <a:ln w="3175" cap="flat" cmpd="sng" algn="ctr">
                         <a:solidFill>
                           <a:srgbClr val="2F5496"/>
                         </a:solidFill>
@@ -532,7 +532,7 @@
                       <a:solidFill>
                         <a:srgbClr val="D9E2F3"/>
                       </a:solidFill>
-                      <a:ln w="12700" cap="flat" cmpd="sng" algn="ctr">
+                      <a:ln w="3175" cap="flat" cmpd="sng" algn="ctr">
                         <a:solidFill>
                           <a:srgbClr val="2F5496"/>
                         </a:solidFill>
@@ -593,7 +593,7 @@
                       <a:solidFill>
                         <a:srgbClr val="D9E2F3"/>
                       </a:solidFill>
-                      <a:ln w="12700" cap="flat" cmpd="sng" algn="ctr">
+                      <a:ln w="3175" cap="flat" cmpd="sng" algn="ctr">
                         <a:solidFill>
                           <a:srgbClr val="2F5496"/>
                         </a:solidFill>
@@ -654,7 +654,7 @@
                       <a:solidFill>
                         <a:srgbClr val="D9E2F3"/>
                       </a:solidFill>
-                      <a:ln w="12700" cap="flat" cmpd="sng" algn="ctr">
+                      <a:ln w="3175" cap="flat" cmpd="sng" algn="ctr">
                         <a:solidFill>
                           <a:srgbClr val="2F5496"/>
                         </a:solidFill>
@@ -715,7 +715,7 @@
                       <a:solidFill>
                         <a:srgbClr val="D9E2F3"/>
                       </a:solidFill>
-                      <a:ln w="12700" cap="flat" cmpd="sng" algn="ctr">
+                      <a:ln w="3175" cap="flat" cmpd="sng" algn="ctr">
                         <a:solidFill>
                           <a:srgbClr val="2F5496"/>
                         </a:solidFill>
@@ -776,7 +776,7 @@
                       <a:solidFill>
                         <a:srgbClr val="D9E2F3"/>
                       </a:solidFill>
-                      <a:ln w="12700" cap="flat" cmpd="sng" algn="ctr">
+                      <a:ln w="3175" cap="flat" cmpd="sng" algn="ctr">
                         <a:solidFill>
                           <a:srgbClr val="2F5496"/>
                         </a:solidFill>
@@ -837,7 +837,7 @@
                       <a:solidFill>
                         <a:srgbClr val="D9E2F3"/>
                       </a:solidFill>
-                      <a:ln w="12700" cap="flat" cmpd="sng" algn="ctr">
+                      <a:ln w="3175" cap="flat" cmpd="sng" algn="ctr">
                         <a:solidFill>
                           <a:srgbClr val="2F5496"/>
                         </a:solidFill>
@@ -898,7 +898,7 @@
                       <a:solidFill>
                         <a:srgbClr val="D9E2F3"/>
                       </a:solidFill>
-                      <a:ln w="12700" cap="flat" cmpd="sng" algn="ctr">
+                      <a:ln w="3175" cap="flat" cmpd="sng" algn="ctr">
                         <a:solidFill>
                           <a:srgbClr val="2F5496"/>
                         </a:solidFill>
@@ -959,7 +959,7 @@
                       <a:solidFill>
                         <a:srgbClr val="D9E2F3"/>
                       </a:solidFill>
-                      <a:ln w="12700" cap="flat" cmpd="sng" algn="ctr">
+                      <a:ln w="3175" cap="flat" cmpd="sng" algn="ctr">
                         <a:solidFill>
                           <a:srgbClr val="2F5496"/>
                         </a:solidFill>
@@ -1020,7 +1020,7 @@
                       <a:solidFill>
                         <a:srgbClr val="D9E2F3"/>
                       </a:solidFill>
-                      <a:ln w="12700" cap="flat" cmpd="sng" algn="ctr">
+                      <a:ln w="3175" cap="flat" cmpd="sng" algn="ctr">
                         <a:solidFill>
                           <a:srgbClr val="2F5496"/>
                         </a:solidFill>
@@ -1081,7 +1081,7 @@
                       <a:solidFill>
                         <a:srgbClr val="D9E2F3"/>
                       </a:solidFill>
-                      <a:ln w="12700" cap="flat" cmpd="sng" algn="ctr">
+                      <a:ln w="3175" cap="flat" cmpd="sng" algn="ctr">
                         <a:solidFill>
                           <a:srgbClr val="2F5496"/>
                         </a:solidFill>
@@ -1142,7 +1142,7 @@
                       <a:solidFill>
                         <a:srgbClr val="D9E2F3"/>
                       </a:solidFill>
-                      <a:ln w="12700" cap="flat" cmpd="sng" algn="ctr">
+                      <a:ln w="3175" cap="flat" cmpd="sng" algn="ctr">
                         <a:solidFill>
                           <a:srgbClr val="2F5496"/>
                         </a:solidFill>
@@ -1203,7 +1203,7 @@
                       <a:solidFill>
                         <a:srgbClr val="D9E2F3"/>
                       </a:solidFill>
-                      <a:ln w="12700" cap="flat" cmpd="sng" algn="ctr">
+                      <a:ln w="3175" cap="flat" cmpd="sng" algn="ctr">
                         <a:solidFill>
                           <a:srgbClr val="2F5496"/>
                         </a:solidFill>
@@ -1264,7 +1264,7 @@
                       <a:solidFill>
                         <a:srgbClr val="D9E2F3"/>
                       </a:solidFill>
-                      <a:ln w="12700" cap="flat" cmpd="sng" algn="ctr">
+                      <a:ln w="3175" cap="flat" cmpd="sng" algn="ctr">
                         <a:solidFill>
                           <a:srgbClr val="2F5496"/>
                         </a:solidFill>
@@ -1325,7 +1325,7 @@
                       <a:solidFill>
                         <a:srgbClr val="D9E2F3"/>
                       </a:solidFill>
-                      <a:ln w="12700" cap="flat" cmpd="sng" algn="ctr">
+                      <a:ln w="3175" cap="flat" cmpd="sng" algn="ctr">
                         <a:solidFill>
                           <a:srgbClr val="2F5496"/>
                         </a:solidFill>
@@ -1386,7 +1386,7 @@
                       <a:solidFill>
                         <a:srgbClr val="D9E2F3"/>
                       </a:solidFill>
-                      <a:ln w="12700" cap="flat" cmpd="sng" algn="ctr">
+                      <a:ln w="3175" cap="flat" cmpd="sng" algn="ctr">
                         <a:solidFill>
                           <a:srgbClr val="2F5496"/>
                         </a:solidFill>
@@ -1447,7 +1447,7 @@
                       <a:solidFill>
                         <a:srgbClr val="D9E2F3"/>
                       </a:solidFill>
-                      <a:ln w="12700" cap="flat" cmpd="sng" algn="ctr">
+                      <a:ln w="3175" cap="flat" cmpd="sng" algn="ctr">
                         <a:solidFill>
                           <a:srgbClr val="2F5496"/>
                         </a:solidFill>
@@ -1508,7 +1508,7 @@
                       <a:solidFill>
                         <a:srgbClr val="D9E2F3"/>
                       </a:solidFill>
-                      <a:ln w="12700" cap="flat" cmpd="sng" algn="ctr">
+                      <a:ln w="3175" cap="flat" cmpd="sng" algn="ctr">
                         <a:solidFill>
                           <a:srgbClr val="2F5496"/>
                         </a:solidFill>
@@ -1569,7 +1569,7 @@
                       <a:solidFill>
                         <a:srgbClr val="D9E2F3"/>
                       </a:solidFill>
-                      <a:ln w="12700" cap="flat" cmpd="sng" algn="ctr">
+                      <a:ln w="3175" cap="flat" cmpd="sng" algn="ctr">
                         <a:solidFill>
                           <a:srgbClr val="2F5496"/>
                         </a:solidFill>
@@ -1630,7 +1630,7 @@
                       <a:solidFill>
                         <a:srgbClr val="D9E2F3"/>
                       </a:solidFill>
-                      <a:ln w="12700" cap="flat" cmpd="sng" algn="ctr">
+                      <a:ln w="3175" cap="flat" cmpd="sng" algn="ctr">
                         <a:solidFill>
                           <a:srgbClr val="2F5496"/>
                         </a:solidFill>
@@ -1691,7 +1691,7 @@
                       <a:solidFill>
                         <a:srgbClr val="D9E2F3"/>
                       </a:solidFill>
-                      <a:ln w="12700" cap="flat" cmpd="sng" algn="ctr">
+                      <a:ln w="3175" cap="flat" cmpd="sng" algn="ctr">
                         <a:solidFill>
                           <a:srgbClr val="2F5496"/>
                         </a:solidFill>
@@ -1752,7 +1752,7 @@
                       <a:solidFill>
                         <a:srgbClr val="D9E2F3"/>
                       </a:solidFill>
-                      <a:ln w="12700" cap="flat" cmpd="sng" algn="ctr">
+                      <a:ln w="3175" cap="flat" cmpd="sng" algn="ctr">
                         <a:solidFill>
                           <a:srgbClr val="2F5496"/>
                         </a:solidFill>
@@ -1813,7 +1813,7 @@
                       <a:solidFill>
                         <a:srgbClr val="D9E2F3"/>
                       </a:solidFill>
-                      <a:ln w="12700" cap="flat" cmpd="sng" algn="ctr">
+                      <a:ln w="3175" cap="flat" cmpd="sng" algn="ctr">
                         <a:solidFill>
                           <a:srgbClr val="2F5496"/>
                         </a:solidFill>
@@ -1874,7 +1874,7 @@
                       <a:solidFill>
                         <a:srgbClr val="D9E2F3"/>
                       </a:solidFill>
-                      <a:ln w="12700" cap="flat" cmpd="sng" algn="ctr">
+                      <a:ln w="3175" cap="flat" cmpd="sng" algn="ctr">
                         <a:solidFill>
                           <a:srgbClr val="2F5496"/>
                         </a:solidFill>
@@ -1935,7 +1935,7 @@
                       <a:solidFill>
                         <a:srgbClr val="D9E2F3"/>
                       </a:solidFill>
-                      <a:ln w="12700" cap="flat" cmpd="sng" algn="ctr">
+                      <a:ln w="3175" cap="flat" cmpd="sng" algn="ctr">
                         <a:solidFill>
                           <a:srgbClr val="2F5496"/>
                         </a:solidFill>
@@ -1996,7 +1996,7 @@
                       <a:solidFill>
                         <a:srgbClr val="D9E2F3"/>
                       </a:solidFill>
-                      <a:ln w="12700" cap="flat" cmpd="sng" algn="ctr">
+                      <a:ln w="3175" cap="flat" cmpd="sng" algn="ctr">
                         <a:solidFill>
                           <a:srgbClr val="2F5496"/>
                         </a:solidFill>
@@ -2057,7 +2057,7 @@
                       <a:solidFill>
                         <a:srgbClr val="D9E2F3"/>
                       </a:solidFill>
-                      <a:ln w="12700" cap="flat" cmpd="sng" algn="ctr">
+                      <a:ln w="3175" cap="flat" cmpd="sng" algn="ctr">
                         <a:solidFill>
                           <a:srgbClr val="2F5496"/>
                         </a:solidFill>
@@ -2118,7 +2118,7 @@
                       <a:solidFill>
                         <a:srgbClr val="D9E2F3"/>
                       </a:solidFill>
-                      <a:ln w="12700" cap="flat" cmpd="sng" algn="ctr">
+                      <a:ln w="3175" cap="flat" cmpd="sng" algn="ctr">
                         <a:solidFill>
                           <a:srgbClr val="2F5496"/>
                         </a:solidFill>
@@ -2179,7 +2179,7 @@
                       <a:solidFill>
                         <a:srgbClr val="D9E2F3"/>
                       </a:solidFill>
-                      <a:ln w="12700" cap="flat" cmpd="sng" algn="ctr">
+                      <a:ln w="3175" cap="flat" cmpd="sng" algn="ctr">
                         <a:solidFill>
                           <a:srgbClr val="2F5496"/>
                         </a:solidFill>
@@ -2240,7 +2240,7 @@
                       <a:solidFill>
                         <a:srgbClr val="D9E2F3"/>
                       </a:solidFill>
-                      <a:ln w="12700" cap="flat" cmpd="sng" algn="ctr">
+                      <a:ln w="3175" cap="flat" cmpd="sng" algn="ctr">
                         <a:solidFill>
                           <a:srgbClr val="2F5496"/>
                         </a:solidFill>
@@ -2301,7 +2301,7 @@
                       <a:solidFill>
                         <a:srgbClr val="D9E2F3"/>
                       </a:solidFill>
-                      <a:ln w="12700" cap="flat" cmpd="sng" algn="ctr">
+                      <a:ln w="3175" cap="flat" cmpd="sng" algn="ctr">
                         <a:solidFill>
                           <a:srgbClr val="2F5496"/>
                         </a:solidFill>
@@ -2362,7 +2362,7 @@
                       <a:solidFill>
                         <a:srgbClr val="D9E2F3"/>
                       </a:solidFill>
-                      <a:ln w="12700" cap="flat" cmpd="sng" algn="ctr">
+                      <a:ln w="3175" cap="flat" cmpd="sng" algn="ctr">
                         <a:solidFill>
                           <a:srgbClr val="2F5496"/>
                         </a:solidFill>
@@ -2423,7 +2423,7 @@
                       <a:solidFill>
                         <a:srgbClr val="D9E2F3"/>
                       </a:solidFill>
-                      <a:ln w="12700" cap="flat" cmpd="sng" algn="ctr">
+                      <a:ln w="3175" cap="flat" cmpd="sng" algn="ctr">
                         <a:solidFill>
                           <a:srgbClr val="2F5496"/>
                         </a:solidFill>
@@ -2484,7 +2484,7 @@
                       <a:solidFill>
                         <a:srgbClr val="D9E2F3"/>
                       </a:solidFill>
-                      <a:ln w="12700" cap="flat" cmpd="sng" algn="ctr">
+                      <a:ln w="3175" cap="flat" cmpd="sng" algn="ctr">
                         <a:solidFill>
                           <a:srgbClr val="2F5496"/>
                         </a:solidFill>
@@ -2545,7 +2545,7 @@
                       <a:solidFill>
                         <a:srgbClr val="D9E2F3"/>
                       </a:solidFill>
-                      <a:ln w="12700" cap="flat" cmpd="sng" algn="ctr">
+                      <a:ln w="3175" cap="flat" cmpd="sng" algn="ctr">
                         <a:solidFill>
                           <a:srgbClr val="2F5496"/>
                         </a:solidFill>
@@ -2606,7 +2606,7 @@
                       <a:solidFill>
                         <a:srgbClr val="D9E2F3"/>
                       </a:solidFill>
-                      <a:ln w="12700" cap="flat" cmpd="sng" algn="ctr">
+                      <a:ln w="3175" cap="flat" cmpd="sng" algn="ctr">
                         <a:solidFill>
                           <a:srgbClr val="2F5496"/>
                         </a:solidFill>
@@ -2667,7 +2667,7 @@
                       <a:solidFill>
                         <a:srgbClr val="D9E2F3"/>
                       </a:solidFill>
-                      <a:ln w="12700" cap="flat" cmpd="sng" algn="ctr">
+                      <a:ln w="3175" cap="flat" cmpd="sng" algn="ctr">
                         <a:solidFill>
                           <a:srgbClr val="2F5496"/>
                         </a:solidFill>
@@ -2728,7 +2728,7 @@
                       <a:solidFill>
                         <a:srgbClr val="D9E2F3"/>
                       </a:solidFill>
-                      <a:ln w="12700" cap="flat" cmpd="sng" algn="ctr">
+                      <a:ln w="3175" cap="flat" cmpd="sng" algn="ctr">
                         <a:solidFill>
                           <a:srgbClr val="2F5496"/>
                         </a:solidFill>
@@ -2789,7 +2789,7 @@
                       <a:solidFill>
                         <a:srgbClr val="D9E2F3"/>
                       </a:solidFill>
-                      <a:ln w="12700" cap="flat" cmpd="sng" algn="ctr">
+                      <a:ln w="3175" cap="flat" cmpd="sng" algn="ctr">
                         <a:solidFill>
                           <a:srgbClr val="2F5496"/>
                         </a:solidFill>
@@ -2850,7 +2850,7 @@
                       <a:solidFill>
                         <a:srgbClr val="D9E2F3"/>
                       </a:solidFill>
-                      <a:ln w="12700" cap="flat" cmpd="sng" algn="ctr">
+                      <a:ln w="3175" cap="flat" cmpd="sng" algn="ctr">
                         <a:solidFill>
                           <a:srgbClr val="2F5496"/>
                         </a:solidFill>
@@ -2911,7 +2911,7 @@
                       <a:solidFill>
                         <a:srgbClr val="D9E2F3"/>
                       </a:solidFill>
-                      <a:ln w="12700" cap="flat" cmpd="sng" algn="ctr">
+                      <a:ln w="3175" cap="flat" cmpd="sng" algn="ctr">
                         <a:solidFill>
                           <a:srgbClr val="2F5496"/>
                         </a:solidFill>
@@ -2972,7 +2972,7 @@
                       <a:solidFill>
                         <a:srgbClr val="D9E2F3"/>
                       </a:solidFill>
-                      <a:ln w="12700" cap="flat" cmpd="sng" algn="ctr">
+                      <a:ln w="3175" cap="flat" cmpd="sng" algn="ctr">
                         <a:solidFill>
                           <a:srgbClr val="2F5496"/>
                         </a:solidFill>
@@ -3033,7 +3033,7 @@
                       <a:solidFill>
                         <a:srgbClr val="D9E2F3"/>
                       </a:solidFill>
-                      <a:ln w="12700" cap="flat" cmpd="sng" algn="ctr">
+                      <a:ln w="3175" cap="flat" cmpd="sng" algn="ctr">
                         <a:solidFill>
                           <a:srgbClr val="2F5496"/>
                         </a:solidFill>
@@ -3094,7 +3094,7 @@
                       <a:solidFill>
                         <a:srgbClr val="D9E2F3"/>
                       </a:solidFill>
-                      <a:ln w="12700" cap="flat" cmpd="sng" algn="ctr">
+                      <a:ln w="3175" cap="flat" cmpd="sng" algn="ctr">
                         <a:solidFill>
                           <a:srgbClr val="2F5496"/>
                         </a:solidFill>
@@ -3155,7 +3155,7 @@
                       <a:solidFill>
                         <a:srgbClr val="D9E2F3"/>
                       </a:solidFill>
-                      <a:ln w="12700" cap="flat" cmpd="sng" algn="ctr">
+                      <a:ln w="3175" cap="flat" cmpd="sng" algn="ctr">
                         <a:solidFill>
                           <a:srgbClr val="2F5496"/>
                         </a:solidFill>
@@ -3216,7 +3216,7 @@
                       <a:solidFill>
                         <a:srgbClr val="D9E2F3"/>
                       </a:solidFill>
-                      <a:ln w="12700" cap="flat" cmpd="sng" algn="ctr">
+                      <a:ln w="3175" cap="flat" cmpd="sng" algn="ctr">
                         <a:solidFill>
                           <a:srgbClr val="2F5496"/>
                         </a:solidFill>
@@ -3277,7 +3277,7 @@
                       <a:solidFill>
                         <a:srgbClr val="D9E2F3"/>
                       </a:solidFill>
-                      <a:ln w="12700" cap="flat" cmpd="sng" algn="ctr">
+                      <a:ln w="3175" cap="flat" cmpd="sng" algn="ctr">
                         <a:solidFill>
                           <a:srgbClr val="2F5496"/>
                         </a:solidFill>
@@ -3338,7 +3338,7 @@
                       <a:solidFill>
                         <a:srgbClr val="D9E2F3"/>
                       </a:solidFill>
-                      <a:ln w="12700" cap="flat" cmpd="sng" algn="ctr">
+                      <a:ln w="3175" cap="flat" cmpd="sng" algn="ctr">
                         <a:solidFill>
                           <a:srgbClr val="2F5496"/>
                         </a:solidFill>
@@ -3399,7 +3399,7 @@
                       <a:solidFill>
                         <a:srgbClr val="D9E2F3"/>
                       </a:solidFill>
-                      <a:ln w="12700" cap="flat" cmpd="sng" algn="ctr">
+                      <a:ln w="3175" cap="flat" cmpd="sng" algn="ctr">
                         <a:solidFill>
                           <a:srgbClr val="2F5496"/>
                         </a:solidFill>
@@ -3460,7 +3460,7 @@
                       <a:solidFill>
                         <a:srgbClr val="D9E2F3"/>
                       </a:solidFill>
-                      <a:ln w="12700" cap="flat" cmpd="sng" algn="ctr">
+                      <a:ln w="3175" cap="flat" cmpd="sng" algn="ctr">
                         <a:solidFill>
                           <a:srgbClr val="2F5496"/>
                         </a:solidFill>
@@ -3521,7 +3521,7 @@
                       <a:solidFill>
                         <a:srgbClr val="D9E2F3"/>
                       </a:solidFill>
-                      <a:ln w="12700" cap="flat" cmpd="sng" algn="ctr">
+                      <a:ln w="3175" cap="flat" cmpd="sng" algn="ctr">
                         <a:solidFill>
                           <a:srgbClr val="2F5496"/>
                         </a:solidFill>
@@ -3582,7 +3582,7 @@
                       <a:solidFill>
                         <a:srgbClr val="D9E2F3"/>
                       </a:solidFill>
-                      <a:ln w="12700" cap="flat" cmpd="sng" algn="ctr">
+                      <a:ln w="3175" cap="flat" cmpd="sng" algn="ctr">
                         <a:solidFill>
                           <a:srgbClr val="2F5496"/>
                         </a:solidFill>
@@ -3643,7 +3643,7 @@
                       <a:solidFill>
                         <a:srgbClr val="D9E2F3"/>
                       </a:solidFill>
-                      <a:ln w="12700" cap="flat" cmpd="sng" algn="ctr">
+                      <a:ln w="3175" cap="flat" cmpd="sng" algn="ctr">
                         <a:solidFill>
                           <a:srgbClr val="2F5496"/>
                         </a:solidFill>
@@ -3704,7 +3704,7 @@
                       <a:solidFill>
                         <a:srgbClr val="D9E2F3"/>
                       </a:solidFill>
-                      <a:ln w="12700" cap="flat" cmpd="sng" algn="ctr">
+                      <a:ln w="3175" cap="flat" cmpd="sng" algn="ctr">
                         <a:solidFill>
                           <a:srgbClr val="2F5496"/>
                         </a:solidFill>
@@ -3765,7 +3765,7 @@
                       <a:solidFill>
                         <a:srgbClr val="D9E2F3"/>
                       </a:solidFill>
-                      <a:ln w="12700" cap="flat" cmpd="sng" algn="ctr">
+                      <a:ln w="3175" cap="flat" cmpd="sng" algn="ctr">
                         <a:solidFill>
                           <a:srgbClr val="2F5496"/>
                         </a:solidFill>
@@ -3826,7 +3826,7 @@
                       <a:solidFill>
                         <a:srgbClr val="D9E2F3"/>
                       </a:solidFill>
-                      <a:ln w="12700" cap="flat" cmpd="sng" algn="ctr">
+                      <a:ln w="3175" cap="flat" cmpd="sng" algn="ctr">
                         <a:solidFill>
                           <a:srgbClr val="2F5496"/>
                         </a:solidFill>
@@ -3887,7 +3887,7 @@
                       <a:solidFill>
                         <a:srgbClr val="D9E2F3"/>
                       </a:solidFill>
-                      <a:ln w="12700" cap="flat" cmpd="sng" algn="ctr">
+                      <a:ln w="3175" cap="flat" cmpd="sng" algn="ctr">
                         <a:solidFill>
                           <a:srgbClr val="2F5496"/>
                         </a:solidFill>
@@ -3948,7 +3948,7 @@
                       <a:solidFill>
                         <a:srgbClr val="D9E2F3"/>
                       </a:solidFill>
-                      <a:ln w="12700" cap="flat" cmpd="sng" algn="ctr">
+                      <a:ln w="3175" cap="flat" cmpd="sng" algn="ctr">
                         <a:solidFill>
                           <a:srgbClr val="2F5496"/>
                         </a:solidFill>
@@ -4009,7 +4009,7 @@
                       <a:solidFill>
                         <a:srgbClr val="D9E2F3"/>
                       </a:solidFill>
-                      <a:ln w="12700" cap="flat" cmpd="sng" algn="ctr">
+                      <a:ln w="3175" cap="flat" cmpd="sng" algn="ctr">
                         <a:solidFill>
                           <a:srgbClr val="2F5496"/>
                         </a:solidFill>
@@ -4070,7 +4070,7 @@
                       <a:solidFill>
                         <a:srgbClr val="D9E2F3"/>
                       </a:solidFill>
-                      <a:ln w="12700" cap="flat" cmpd="sng" algn="ctr">
+                      <a:ln w="3175" cap="flat" cmpd="sng" algn="ctr">
                         <a:solidFill>
                           <a:srgbClr val="2F5496"/>
                         </a:solidFill>
@@ -4131,7 +4131,7 @@
                       <a:solidFill>
                         <a:srgbClr val="D9E2F3"/>
                       </a:solidFill>
-                      <a:ln w="12700" cap="flat" cmpd="sng" algn="ctr">
+                      <a:ln w="3175" cap="flat" cmpd="sng" algn="ctr">
                         <a:solidFill>
                           <a:srgbClr val="2F5496"/>
                         </a:solidFill>
@@ -4192,7 +4192,7 @@
                       <a:solidFill>
                         <a:srgbClr val="D9E2F3"/>
                       </a:solidFill>
-                      <a:ln w="12700" cap="flat" cmpd="sng" algn="ctr">
+                      <a:ln w="3175" cap="flat" cmpd="sng" algn="ctr">
                         <a:solidFill>
                           <a:srgbClr val="2F5496"/>
                         </a:solidFill>
@@ -4253,7 +4253,7 @@
                       <a:solidFill>
                         <a:srgbClr val="D9E2F3"/>
                       </a:solidFill>
-                      <a:ln w="12700" cap="flat" cmpd="sng" algn="ctr">
+                      <a:ln w="3175" cap="flat" cmpd="sng" algn="ctr">
                         <a:solidFill>
                           <a:srgbClr val="2F5496"/>
                         </a:solidFill>
@@ -4314,7 +4314,7 @@
                       <a:solidFill>
                         <a:srgbClr val="D9E2F3"/>
                       </a:solidFill>
-                      <a:ln w="12700" cap="flat" cmpd="sng" algn="ctr">
+                      <a:ln w="3175" cap="flat" cmpd="sng" algn="ctr">
                         <a:solidFill>
                           <a:srgbClr val="2F5496"/>
                         </a:solidFill>
@@ -4375,7 +4375,7 @@
                       <a:solidFill>
                         <a:srgbClr val="D9E2F3"/>
                       </a:solidFill>
-                      <a:ln w="12700" cap="flat" cmpd="sng" algn="ctr">
+                      <a:ln w="3175" cap="flat" cmpd="sng" algn="ctr">
                         <a:solidFill>
                           <a:srgbClr val="2F5496"/>
                         </a:solidFill>
@@ -4436,7 +4436,7 @@
                       <a:solidFill>
                         <a:srgbClr val="D9E2F3"/>
                       </a:solidFill>
-                      <a:ln w="12700" cap="flat" cmpd="sng" algn="ctr">
+                      <a:ln w="3175" cap="flat" cmpd="sng" algn="ctr">
                         <a:solidFill>
                           <a:srgbClr val="2F5496"/>
                         </a:solidFill>
@@ -4497,7 +4497,7 @@
                       <a:solidFill>
                         <a:srgbClr val="D9E2F3"/>
                       </a:solidFill>
-                      <a:ln w="12700" cap="flat" cmpd="sng" algn="ctr">
+                      <a:ln w="3175" cap="flat" cmpd="sng" algn="ctr">
                         <a:solidFill>
                           <a:srgbClr val="2F5496"/>
                         </a:solidFill>
@@ -4558,7 +4558,7 @@
                       <a:solidFill>
                         <a:srgbClr val="D9E2F3"/>
                       </a:solidFill>
-                      <a:ln w="12700" cap="flat" cmpd="sng" algn="ctr">
+                      <a:ln w="3175" cap="flat" cmpd="sng" algn="ctr">
                         <a:solidFill>
                           <a:srgbClr val="2F5496"/>
                         </a:solidFill>
@@ -4619,7 +4619,7 @@
                       <a:solidFill>
                         <a:srgbClr val="D9E2F3"/>
                       </a:solidFill>
-                      <a:ln w="12700" cap="flat" cmpd="sng" algn="ctr">
+                      <a:ln w="3175" cap="flat" cmpd="sng" algn="ctr">
                         <a:solidFill>
                           <a:srgbClr val="2F5496"/>
                         </a:solidFill>
@@ -4680,7 +4680,7 @@
                       <a:solidFill>
                         <a:srgbClr val="D9E2F3"/>
                       </a:solidFill>
-                      <a:ln w="12700" cap="flat" cmpd="sng" algn="ctr">
+                      <a:ln w="3175" cap="flat" cmpd="sng" algn="ctr">
                         <a:solidFill>
                           <a:srgbClr val="2F5496"/>
                         </a:solidFill>
@@ -4741,7 +4741,7 @@
                       <a:solidFill>
                         <a:srgbClr val="D9E2F3"/>
                       </a:solidFill>
-                      <a:ln w="12700" cap="flat" cmpd="sng" algn="ctr">
+                      <a:ln w="3175" cap="flat" cmpd="sng" algn="ctr">
                         <a:solidFill>
                           <a:srgbClr val="2F5496"/>
                         </a:solidFill>
@@ -4802,7 +4802,7 @@
                       <a:solidFill>
                         <a:srgbClr val="D9E2F3"/>
                       </a:solidFill>
-                      <a:ln w="12700" cap="flat" cmpd="sng" algn="ctr">
+                      <a:ln w="3175" cap="flat" cmpd="sng" algn="ctr">
                         <a:solidFill>
                           <a:srgbClr val="2F5496"/>
                         </a:solidFill>
@@ -4863,7 +4863,7 @@
                       <a:solidFill>
                         <a:srgbClr val="D9E2F3"/>
                       </a:solidFill>
-                      <a:ln w="12700" cap="flat" cmpd="sng" algn="ctr">
+                      <a:ln w="3175" cap="flat" cmpd="sng" algn="ctr">
                         <a:solidFill>
                           <a:srgbClr val="2F5496"/>
                         </a:solidFill>
@@ -4924,7 +4924,7 @@
                       <a:solidFill>
                         <a:srgbClr val="D9E2F3"/>
                       </a:solidFill>
-                      <a:ln w="12700" cap="flat" cmpd="sng" algn="ctr">
+                      <a:ln w="3175" cap="flat" cmpd="sng" algn="ctr">
                         <a:solidFill>
                           <a:srgbClr val="2F5496"/>
                         </a:solidFill>
@@ -4985,7 +4985,7 @@
                       <a:solidFill>
                         <a:srgbClr val="D9E2F3"/>
                       </a:solidFill>
-                      <a:ln w="12700" cap="flat" cmpd="sng" algn="ctr">
+                      <a:ln w="3175" cap="flat" cmpd="sng" algn="ctr">
                         <a:solidFill>
                           <a:srgbClr val="2F5496"/>
                         </a:solidFill>
@@ -5046,7 +5046,7 @@
                       <a:solidFill>
                         <a:srgbClr val="D9E2F3"/>
                       </a:solidFill>
-                      <a:ln w="12700" cap="flat" cmpd="sng" algn="ctr">
+                      <a:ln w="3175" cap="flat" cmpd="sng" algn="ctr">
                         <a:solidFill>
                           <a:srgbClr val="2F5496"/>
                         </a:solidFill>
@@ -5107,7 +5107,7 @@
                       <a:solidFill>
                         <a:srgbClr val="D9E2F3"/>
                       </a:solidFill>
-                      <a:ln w="12700" cap="flat" cmpd="sng" algn="ctr">
+                      <a:ln w="3175" cap="flat" cmpd="sng" algn="ctr">
                         <a:solidFill>
                           <a:srgbClr val="2F5496"/>
                         </a:solidFill>
@@ -5168,7 +5168,7 @@
                       <a:solidFill>
                         <a:srgbClr val="D9E2F3"/>
                       </a:solidFill>
-                      <a:ln w="12700" cap="flat" cmpd="sng" algn="ctr">
+                      <a:ln w="3175" cap="flat" cmpd="sng" algn="ctr">
                         <a:solidFill>
                           <a:srgbClr val="2F5496"/>
                         </a:solidFill>
@@ -5229,7 +5229,7 @@
                       <a:solidFill>
                         <a:srgbClr val="D9E2F3"/>
                       </a:solidFill>
-                      <a:ln w="12700" cap="flat" cmpd="sng" algn="ctr">
+                      <a:ln w="3175" cap="flat" cmpd="sng" algn="ctr">
                         <a:solidFill>
                           <a:srgbClr val="2F5496"/>
                         </a:solidFill>
@@ -5290,7 +5290,7 @@
                       <a:solidFill>
                         <a:srgbClr val="D9E2F3"/>
                       </a:solidFill>
-                      <a:ln w="12700" cap="flat" cmpd="sng" algn="ctr">
+                      <a:ln w="3175" cap="flat" cmpd="sng" algn="ctr">
                         <a:solidFill>
                           <a:srgbClr val="2F5496"/>
                         </a:solidFill>
@@ -5351,7 +5351,7 @@
                       <a:solidFill>
                         <a:srgbClr val="D9E2F3"/>
                       </a:solidFill>
-                      <a:ln w="12700" cap="flat" cmpd="sng" algn="ctr">
+                      <a:ln w="3175" cap="flat" cmpd="sng" algn="ctr">
                         <a:solidFill>
                           <a:srgbClr val="2F5496"/>
                         </a:solidFill>
@@ -5412,7 +5412,7 @@
                       <a:solidFill>
                         <a:srgbClr val="D9E2F3"/>
                       </a:solidFill>
-                      <a:ln w="12700" cap="flat" cmpd="sng" algn="ctr">
+                      <a:ln w="3175" cap="flat" cmpd="sng" algn="ctr">
                         <a:solidFill>
                           <a:srgbClr val="2F5496"/>
                         </a:solidFill>
@@ -5473,7 +5473,7 @@
                       <a:solidFill>
                         <a:srgbClr val="D9E2F3"/>
                       </a:solidFill>
-                      <a:ln w="12700" cap="flat" cmpd="sng" algn="ctr">
+                      <a:ln w="3175" cap="flat" cmpd="sng" algn="ctr">
                         <a:solidFill>
                           <a:srgbClr val="2F5496"/>
                         </a:solidFill>
@@ -5534,7 +5534,7 @@
                       <a:solidFill>
                         <a:srgbClr val="D9E2F3"/>
                       </a:solidFill>
-                      <a:ln w="12700" cap="flat" cmpd="sng" algn="ctr">
+                      <a:ln w="3175" cap="flat" cmpd="sng" algn="ctr">
                         <a:solidFill>
                           <a:srgbClr val="2F5496"/>
                         </a:solidFill>
@@ -5595,7 +5595,7 @@
                       <a:solidFill>
                         <a:srgbClr val="D9E2F3"/>
                       </a:solidFill>
-                      <a:ln w="12700" cap="flat" cmpd="sng" algn="ctr">
+                      <a:ln w="3175" cap="flat" cmpd="sng" algn="ctr">
                         <a:solidFill>
                           <a:srgbClr val="2F5496"/>
                         </a:solidFill>
@@ -5656,7 +5656,7 @@
                       <a:solidFill>
                         <a:srgbClr val="D9E2F3"/>
                       </a:solidFill>
-                      <a:ln w="12700" cap="flat" cmpd="sng" algn="ctr">
+                      <a:ln w="3175" cap="flat" cmpd="sng" algn="ctr">
                         <a:solidFill>
                           <a:srgbClr val="2F5496"/>
                         </a:solidFill>
@@ -5717,7 +5717,7 @@
                       <a:solidFill>
                         <a:srgbClr val="D9E2F3"/>
                       </a:solidFill>
-                      <a:ln w="12700" cap="flat" cmpd="sng" algn="ctr">
+                      <a:ln w="3175" cap="flat" cmpd="sng" algn="ctr">
                         <a:solidFill>
                           <a:srgbClr val="2F5496"/>
                         </a:solidFill>
@@ -5778,7 +5778,7 @@
                       <a:solidFill>
                         <a:srgbClr val="D9E2F3"/>
                       </a:solidFill>
-                      <a:ln w="12700" cap="flat" cmpd="sng" algn="ctr">
+                      <a:ln w="3175" cap="flat" cmpd="sng" algn="ctr">
                         <a:solidFill>
                           <a:srgbClr val="2F5496"/>
                         </a:solidFill>
@@ -5839,7 +5839,7 @@
                       <a:solidFill>
                         <a:srgbClr val="D9E2F3"/>
                       </a:solidFill>
-                      <a:ln w="12700" cap="flat" cmpd="sng" algn="ctr">
+                      <a:ln w="3175" cap="flat" cmpd="sng" algn="ctr">
                         <a:solidFill>
                           <a:srgbClr val="2F5496"/>
                         </a:solidFill>
@@ -5900,7 +5900,7 @@
                       <a:solidFill>
                         <a:srgbClr val="D9E2F3"/>
                       </a:solidFill>
-                      <a:ln w="12700" cap="flat" cmpd="sng" algn="ctr">
+                      <a:ln w="3175" cap="flat" cmpd="sng" algn="ctr">
                         <a:solidFill>
                           <a:srgbClr val="2F5496"/>
                         </a:solidFill>
@@ -5961,7 +5961,7 @@
                       <a:solidFill>
                         <a:srgbClr val="D9E2F3"/>
                       </a:solidFill>
-                      <a:ln w="12700" cap="flat" cmpd="sng" algn="ctr">
+                      <a:ln w="3175" cap="flat" cmpd="sng" algn="ctr">
                         <a:solidFill>
                           <a:srgbClr val="2F5496"/>
                         </a:solidFill>
@@ -6022,7 +6022,7 @@
                       <a:solidFill>
                         <a:srgbClr val="D9E2F3"/>
                       </a:solidFill>
-                      <a:ln w="12700" cap="flat" cmpd="sng" algn="ctr">
+                      <a:ln w="3175" cap="flat" cmpd="sng" algn="ctr">
                         <a:solidFill>
                           <a:srgbClr val="2F5496"/>
                         </a:solidFill>
@@ -6083,7 +6083,7 @@
                       <a:solidFill>
                         <a:srgbClr val="D9E2F3"/>
                       </a:solidFill>
-                      <a:ln w="12700" cap="flat" cmpd="sng" algn="ctr">
+                      <a:ln w="3175" cap="flat" cmpd="sng" algn="ctr">
                         <a:solidFill>
                           <a:srgbClr val="2F5496"/>
                         </a:solidFill>
@@ -6144,7 +6144,7 @@
                       <a:solidFill>
                         <a:srgbClr val="D9E2F3"/>
                       </a:solidFill>
-                      <a:ln w="12700" cap="flat" cmpd="sng" algn="ctr">
+                      <a:ln w="3175" cap="flat" cmpd="sng" algn="ctr">
                         <a:solidFill>
                           <a:srgbClr val="2F5496"/>
                         </a:solidFill>
@@ -6205,7 +6205,7 @@
                       <a:solidFill>
                         <a:srgbClr val="D9E2F3"/>
                       </a:solidFill>
-                      <a:ln w="12700" cap="flat" cmpd="sng" algn="ctr">
+                      <a:ln w="3175" cap="flat" cmpd="sng" algn="ctr">
                         <a:solidFill>
                           <a:srgbClr val="2F5496"/>
                         </a:solidFill>
@@ -6266,7 +6266,7 @@
                       <a:solidFill>
                         <a:srgbClr val="D9E2F3"/>
                       </a:solidFill>
-                      <a:ln w="12700" cap="flat" cmpd="sng" algn="ctr">
+                      <a:ln w="3175" cap="flat" cmpd="sng" algn="ctr">
                         <a:solidFill>
                           <a:srgbClr val="2F5496"/>
                         </a:solidFill>
@@ -6327,7 +6327,7 @@
                       <a:solidFill>
                         <a:srgbClr val="D9E2F3"/>
                       </a:solidFill>
-                      <a:ln w="12700" cap="flat" cmpd="sng" algn="ctr">
+                      <a:ln w="3175" cap="flat" cmpd="sng" algn="ctr">
                         <a:solidFill>
                           <a:srgbClr val="2F5496"/>
                         </a:solidFill>
@@ -6388,7 +6388,7 @@
                       <a:solidFill>
                         <a:srgbClr val="D9E2F3"/>
                       </a:solidFill>
-                      <a:ln w="12700" cap="flat" cmpd="sng" algn="ctr">
+                      <a:ln w="3175" cap="flat" cmpd="sng" algn="ctr">
                         <a:solidFill>
                           <a:srgbClr val="2F5496"/>
                         </a:solidFill>
@@ -6449,7 +6449,7 @@
                       <a:solidFill>
                         <a:srgbClr val="D9E2F3"/>
                       </a:solidFill>
-                      <a:ln w="12700" cap="flat" cmpd="sng" algn="ctr">
+                      <a:ln w="3175" cap="flat" cmpd="sng" algn="ctr">
                         <a:solidFill>
                           <a:srgbClr val="2F5496"/>
                         </a:solidFill>
@@ -6510,7 +6510,7 @@
                       <a:solidFill>
                         <a:srgbClr val="D9E2F3"/>
                       </a:solidFill>
-                      <a:ln w="12700" cap="flat" cmpd="sng" algn="ctr">
+                      <a:ln w="3175" cap="flat" cmpd="sng" algn="ctr">
                         <a:solidFill>
                           <a:srgbClr val="2F5496"/>
                         </a:solidFill>
@@ -6571,7 +6571,7 @@
                       <a:solidFill>
                         <a:srgbClr val="D9E2F3"/>
                       </a:solidFill>
-                      <a:ln w="12700" cap="flat" cmpd="sng" algn="ctr">
+                      <a:ln w="3175" cap="flat" cmpd="sng" algn="ctr">
                         <a:solidFill>
                           <a:srgbClr val="2F5496"/>
                         </a:solidFill>
@@ -6632,7 +6632,7 @@
                       <a:solidFill>
                         <a:srgbClr val="D9E2F3"/>
                       </a:solidFill>
-                      <a:ln w="12700" cap="flat" cmpd="sng" algn="ctr">
+                      <a:ln w="3175" cap="flat" cmpd="sng" algn="ctr">
                         <a:solidFill>
                           <a:srgbClr val="2F5496"/>
                         </a:solidFill>
@@ -6693,7 +6693,7 @@
                       <a:solidFill>
                         <a:srgbClr val="D9E2F3"/>
                       </a:solidFill>
-                      <a:ln w="12700" cap="flat" cmpd="sng" algn="ctr">
+                      <a:ln w="3175" cap="flat" cmpd="sng" algn="ctr">
                         <a:solidFill>
                           <a:srgbClr val="2F5496"/>
                         </a:solidFill>
@@ -6754,7 +6754,7 @@
                       <a:solidFill>
                         <a:srgbClr val="D9E2F3"/>
                       </a:solidFill>
-                      <a:ln w="12700" cap="flat" cmpd="sng" algn="ctr">
+                      <a:ln w="3175" cap="flat" cmpd="sng" algn="ctr">
                         <a:solidFill>
                           <a:srgbClr val="2F5496"/>
                         </a:solidFill>
@@ -6815,7 +6815,7 @@
                       <a:solidFill>
                         <a:srgbClr val="D9E2F3"/>
                       </a:solidFill>
-                      <a:ln w="12700" cap="flat" cmpd="sng" algn="ctr">
+                      <a:ln w="3175" cap="flat" cmpd="sng" algn="ctr">
                         <a:solidFill>
                           <a:srgbClr val="2F5496"/>
                         </a:solidFill>
@@ -6876,7 +6876,7 @@
                       <a:solidFill>
                         <a:srgbClr val="D9E2F3"/>
                       </a:solidFill>
-                      <a:ln w="12700" cap="flat" cmpd="sng" algn="ctr">
+                      <a:ln w="3175" cap="flat" cmpd="sng" algn="ctr">
                         <a:solidFill>
                           <a:srgbClr val="2F5496"/>
                         </a:solidFill>
@@ -6937,7 +6937,7 @@
                       <a:solidFill>
                         <a:srgbClr val="D9E2F3"/>
                       </a:solidFill>
-                      <a:ln w="12700" cap="flat" cmpd="sng" algn="ctr">
+                      <a:ln w="3175" cap="flat" cmpd="sng" algn="ctr">
                         <a:solidFill>
                           <a:srgbClr val="2F5496"/>
                         </a:solidFill>
@@ -6998,7 +6998,7 @@
                       <a:solidFill>
                         <a:srgbClr val="D9E2F3"/>
                       </a:solidFill>
-                      <a:ln w="12700" cap="flat" cmpd="sng" algn="ctr">
+                      <a:ln w="3175" cap="flat" cmpd="sng" algn="ctr">
                         <a:solidFill>
                           <a:srgbClr val="2F5496"/>
                         </a:solidFill>
@@ -7059,7 +7059,7 @@
                       <a:solidFill>
                         <a:srgbClr val="D9E2F3"/>
                       </a:solidFill>
-                      <a:ln w="12700" cap="flat" cmpd="sng" algn="ctr">
+                      <a:ln w="3175" cap="flat" cmpd="sng" algn="ctr">
                         <a:solidFill>
                           <a:srgbClr val="2F5496"/>
                         </a:solidFill>
@@ -7120,7 +7120,7 @@
                       <a:solidFill>
                         <a:srgbClr val="D9E2F3"/>
                       </a:solidFill>
-                      <a:ln w="12700" cap="flat" cmpd="sng" algn="ctr">
+                      <a:ln w="3175" cap="flat" cmpd="sng" algn="ctr">
                         <a:solidFill>
                           <a:srgbClr val="2F5496"/>
                         </a:solidFill>
@@ -7181,7 +7181,7 @@
                       <a:solidFill>
                         <a:srgbClr val="D9E2F3"/>
                       </a:solidFill>
-                      <a:ln w="12700" cap="flat" cmpd="sng" algn="ctr">
+                      <a:ln w="3175" cap="flat" cmpd="sng" algn="ctr">
                         <a:solidFill>
                           <a:srgbClr val="2F5496"/>
                         </a:solidFill>
@@ -7242,7 +7242,7 @@
                       <a:solidFill>
                         <a:srgbClr val="D9E2F3"/>
                       </a:solidFill>
-                      <a:ln w="12700" cap="flat" cmpd="sng" algn="ctr">
+                      <a:ln w="3175" cap="flat" cmpd="sng" algn="ctr">
                         <a:solidFill>
                           <a:srgbClr val="2F5496"/>
                         </a:solidFill>
@@ -7303,7 +7303,7 @@
                       <a:prstGeom prst="line">
                         <a:avLst/>
                       </a:prstGeom>
-                      <a:ln w="12700" cap="flat" cmpd="sng" algn="ctr">
+                      <a:ln w="3175" cap="flat" cmpd="sng" algn="ctr">
                         <a:solidFill>
                           <a:srgbClr val="2F5496"/>
                         </a:solidFill>
@@ -7341,7 +7341,7 @@
                       <a:prstGeom prst="line">
                         <a:avLst/>
                       </a:prstGeom>
-                      <a:ln w="12700" cap="flat" cmpd="sng" algn="ctr">
+                      <a:ln w="3175" cap="flat" cmpd="sng" algn="ctr">
                         <a:solidFill>
                           <a:srgbClr val="2F5496"/>
                         </a:solidFill>
@@ -7379,7 +7379,7 @@
                       <a:prstGeom prst="line">
                         <a:avLst/>
                       </a:prstGeom>
-                      <a:ln w="12700" cap="flat" cmpd="sng" algn="ctr">
+                      <a:ln w="3175" cap="flat" cmpd="sng" algn="ctr">
                         <a:solidFill>
                           <a:srgbClr val="2F5496"/>
                         </a:solidFill>
@@ -7417,7 +7417,7 @@
                       <a:prstGeom prst="line">
                         <a:avLst/>
                       </a:prstGeom>
-                      <a:ln w="12700" cap="flat" cmpd="sng" algn="ctr">
+                      <a:ln w="3175" cap="flat" cmpd="sng" algn="ctr">
                         <a:solidFill>
                           <a:srgbClr val="2F5496"/>
                         </a:solidFill>
@@ -7455,7 +7455,7 @@
                       <a:prstGeom prst="line">
                         <a:avLst/>
                       </a:prstGeom>
-                      <a:ln w="12700" cap="flat" cmpd="sng" algn="ctr">
+                      <a:ln w="3175" cap="flat" cmpd="sng" algn="ctr">
                         <a:solidFill>
                           <a:srgbClr val="2F5496"/>
                         </a:solidFill>
@@ -7493,7 +7493,7 @@
                       <a:prstGeom prst="line">
                         <a:avLst/>
                       </a:prstGeom>
-                      <a:ln w="12700" cap="flat" cmpd="sng" algn="ctr">
+                      <a:ln w="3175" cap="flat" cmpd="sng" algn="ctr">
                         <a:solidFill>
                           <a:srgbClr val="2F5496"/>
                         </a:solidFill>
@@ -7548,7 +7548,7 @@
                           </a:path>
                         </a:pathLst>
                       </a:custGeom>
-                      <a:ln w="12700" cap="flat" cmpd="sng" algn="ctr">
+                      <a:ln w="3175" cap="flat" cmpd="sng" algn="ctr">
                         <a:solidFill>
                           <a:srgbClr val="2F5496"/>
                         </a:solidFill>
@@ -7603,7 +7603,7 @@
                           </a:path>
                         </a:pathLst>
                       </a:custGeom>
-                      <a:ln w="12700" cap="flat" cmpd="sng" algn="ctr">
+                      <a:ln w="3175" cap="flat" cmpd="sng" algn="ctr">
                         <a:solidFill>
                           <a:srgbClr val="2F5496"/>
                         </a:solidFill>
@@ -7641,7 +7641,7 @@
                       <a:prstGeom prst="line">
                         <a:avLst/>
                       </a:prstGeom>
-                      <a:ln w="12700" cap="flat" cmpd="sng" algn="ctr">
+                      <a:ln w="3175" cap="flat" cmpd="sng" algn="ctr">
                         <a:solidFill>
                           <a:srgbClr val="2F5496"/>
                         </a:solidFill>
@@ -7679,7 +7679,7 @@
                       <a:prstGeom prst="line">
                         <a:avLst/>
                       </a:prstGeom>
-                      <a:ln w="12700" cap="flat" cmpd="sng" algn="ctr">
+                      <a:ln w="3175" cap="flat" cmpd="sng" algn="ctr">
                         <a:solidFill>
                           <a:srgbClr val="2F5496"/>
                         </a:solidFill>
@@ -7717,7 +7717,7 @@
                       <a:prstGeom prst="line">
                         <a:avLst/>
                       </a:prstGeom>
-                      <a:ln w="12700" cap="flat" cmpd="sng" algn="ctr">
+                      <a:ln w="3175" cap="flat" cmpd="sng" algn="ctr">
                         <a:solidFill>
                           <a:srgbClr val="2F5496"/>
                         </a:solidFill>
@@ -7755,7 +7755,7 @@
                       <a:prstGeom prst="line">
                         <a:avLst/>
                       </a:prstGeom>
-                      <a:ln w="12700" cap="flat" cmpd="sng" algn="ctr">
+                      <a:ln w="3175" cap="flat" cmpd="sng" algn="ctr">
                         <a:solidFill>
                           <a:srgbClr val="2F5496"/>
                         </a:solidFill>
@@ -7793,7 +7793,7 @@
                       <a:prstGeom prst="line">
                         <a:avLst/>
                       </a:prstGeom>
-                      <a:ln w="12700" cap="flat" cmpd="sng" algn="ctr">
+                      <a:ln w="3175" cap="flat" cmpd="sng" algn="ctr">
                         <a:solidFill>
                           <a:srgbClr val="2F5496"/>
                         </a:solidFill>
@@ -7831,7 +7831,7 @@
                       <a:prstGeom prst="line">
                         <a:avLst/>
                       </a:prstGeom>
-                      <a:ln w="12700" cap="flat" cmpd="sng" algn="ctr">
+                      <a:ln w="3175" cap="flat" cmpd="sng" algn="ctr">
                         <a:solidFill>
                           <a:srgbClr val="2F5496"/>
                         </a:solidFill>
@@ -7886,7 +7886,7 @@
                           </a:path>
                         </a:pathLst>
                       </a:custGeom>
-                      <a:ln w="12700" cap="flat" cmpd="sng" algn="ctr">
+                      <a:ln w="3175" cap="flat" cmpd="sng" algn="ctr">
                         <a:solidFill>
                           <a:srgbClr val="2F5496"/>
                         </a:solidFill>
@@ -7924,7 +7924,7 @@
                       <a:prstGeom prst="line">
                         <a:avLst/>
                       </a:prstGeom>
-                      <a:ln w="12700" cap="flat" cmpd="sng" algn="ctr">
+                      <a:ln w="3175" cap="flat" cmpd="sng" algn="ctr">
                         <a:solidFill>
                           <a:srgbClr val="2F5496"/>
                         </a:solidFill>
@@ -7962,7 +7962,7 @@
                       <a:prstGeom prst="line">
                         <a:avLst/>
                       </a:prstGeom>
-                      <a:ln w="12700" cap="flat" cmpd="sng" algn="ctr">
+                      <a:ln w="3175" cap="flat" cmpd="sng" algn="ctr">
                         <a:solidFill>
                           <a:srgbClr val="2F5496"/>
                         </a:solidFill>
@@ -8000,7 +8000,7 @@
                       <a:prstGeom prst="line">
                         <a:avLst/>
                       </a:prstGeom>
-                      <a:ln w="12700" cap="flat" cmpd="sng" algn="ctr">
+                      <a:ln w="3175" cap="flat" cmpd="sng" algn="ctr">
                         <a:solidFill>
                           <a:srgbClr val="2F5496"/>
                         </a:solidFill>
@@ -8038,7 +8038,7 @@
                       <a:prstGeom prst="line">
                         <a:avLst/>
                       </a:prstGeom>
-                      <a:ln w="12700" cap="flat" cmpd="sng" algn="ctr">
+                      <a:ln w="3175" cap="flat" cmpd="sng" algn="ctr">
                         <a:solidFill>
                           <a:srgbClr val="2F5496"/>
                         </a:solidFill>
@@ -8076,7 +8076,7 @@
                       <a:prstGeom prst="line">
                         <a:avLst/>
                       </a:prstGeom>
-                      <a:ln w="12700" cap="flat" cmpd="sng" algn="ctr">
+                      <a:ln w="3175" cap="flat" cmpd="sng" algn="ctr">
                         <a:solidFill>
                           <a:srgbClr val="2F5496"/>
                         </a:solidFill>
@@ -8114,7 +8114,7 @@
                       <a:prstGeom prst="line">
                         <a:avLst/>
                       </a:prstGeom>
-                      <a:ln w="12700" cap="flat" cmpd="sng" algn="ctr">
+                      <a:ln w="3175" cap="flat" cmpd="sng" algn="ctr">
                         <a:solidFill>
                           <a:srgbClr val="2F5496"/>
                         </a:solidFill>
@@ -8152,7 +8152,7 @@
                       <a:prstGeom prst="line">
                         <a:avLst/>
                       </a:prstGeom>
-                      <a:ln w="12700" cap="flat" cmpd="sng" algn="ctr">
+                      <a:ln w="3175" cap="flat" cmpd="sng" algn="ctr">
                         <a:solidFill>
                           <a:srgbClr val="2F5496"/>
                         </a:solidFill>
@@ -8190,7 +8190,7 @@
                       <a:prstGeom prst="line">
                         <a:avLst/>
                       </a:prstGeom>
-                      <a:ln w="12700" cap="flat" cmpd="sng" algn="ctr">
+                      <a:ln w="3175" cap="flat" cmpd="sng" algn="ctr">
                         <a:solidFill>
                           <a:srgbClr val="2F5496"/>
                         </a:solidFill>
@@ -8228,7 +8228,7 @@
                       <a:prstGeom prst="line">
                         <a:avLst/>
                       </a:prstGeom>
-                      <a:ln w="12700" cap="flat" cmpd="sng" algn="ctr">
+                      <a:ln w="3175" cap="flat" cmpd="sng" algn="ctr">
                         <a:solidFill>
                           <a:srgbClr val="2F5496"/>
                         </a:solidFill>
@@ -8283,7 +8283,7 @@
                           </a:path>
                         </a:pathLst>
                       </a:custGeom>
-                      <a:ln w="12700" cap="flat" cmpd="sng" algn="ctr">
+                      <a:ln w="3175" cap="flat" cmpd="sng" algn="ctr">
                         <a:solidFill>
                           <a:srgbClr val="2F5496"/>
                         </a:solidFill>
@@ -8338,7 +8338,7 @@
                           </a:path>
                         </a:pathLst>
                       </a:custGeom>
-                      <a:ln w="12700" cap="flat" cmpd="sng" algn="ctr">
+                      <a:ln w="3175" cap="flat" cmpd="sng" algn="ctr">
                         <a:solidFill>
                           <a:srgbClr val="2F5496"/>
                         </a:solidFill>
@@ -8393,7 +8393,7 @@
                           </a:path>
                         </a:pathLst>
                       </a:custGeom>
-                      <a:ln w="12700" cap="flat" cmpd="sng" algn="ctr">
+                      <a:ln w="3175" cap="flat" cmpd="sng" algn="ctr">
                         <a:solidFill>
                           <a:srgbClr val="2F5496"/>
                         </a:solidFill>
@@ -8431,7 +8431,7 @@
                       <a:prstGeom prst="line">
                         <a:avLst/>
                       </a:prstGeom>
-                      <a:ln w="12700" cap="flat" cmpd="sng" algn="ctr">
+                      <a:ln w="3175" cap="flat" cmpd="sng" algn="ctr">
                         <a:solidFill>
                           <a:srgbClr val="2F5496"/>
                         </a:solidFill>
@@ -8469,7 +8469,7 @@
                       <a:prstGeom prst="line">
                         <a:avLst/>
                       </a:prstGeom>
-                      <a:ln w="12700" cap="flat" cmpd="sng" algn="ctr">
+                      <a:ln w="3175" cap="flat" cmpd="sng" algn="ctr">
                         <a:solidFill>
                           <a:srgbClr val="2F5496"/>
                         </a:solidFill>
@@ -8507,7 +8507,7 @@
                       <a:prstGeom prst="line">
                         <a:avLst/>
                       </a:prstGeom>
-                      <a:ln w="12700" cap="flat" cmpd="sng" algn="ctr">
+                      <a:ln w="3175" cap="flat" cmpd="sng" algn="ctr">
                         <a:solidFill>
                           <a:srgbClr val="2F5496"/>
                         </a:solidFill>
@@ -8545,7 +8545,7 @@
                       <a:prstGeom prst="line">
                         <a:avLst/>
                       </a:prstGeom>
-                      <a:ln w="12700" cap="flat" cmpd="sng" algn="ctr">
+                      <a:ln w="3175" cap="flat" cmpd="sng" algn="ctr">
                         <a:solidFill>
                           <a:srgbClr val="2F5496"/>
                         </a:solidFill>
@@ -8600,7 +8600,7 @@
                           </a:path>
                         </a:pathLst>
                       </a:custGeom>
-                      <a:ln w="12700" cap="flat" cmpd="sng" algn="ctr">
+                      <a:ln w="3175" cap="flat" cmpd="sng" algn="ctr">
                         <a:solidFill>
                           <a:srgbClr val="2F5496"/>
                         </a:solidFill>
@@ -8638,7 +8638,7 @@
                       <a:prstGeom prst="line">
                         <a:avLst/>
                       </a:prstGeom>
-                      <a:ln w="12700" cap="flat" cmpd="sng" algn="ctr">
+                      <a:ln w="3175" cap="flat" cmpd="sng" algn="ctr">
                         <a:solidFill>
                           <a:srgbClr val="2F5496"/>
                         </a:solidFill>
@@ -8676,7 +8676,7 @@
                       <a:prstGeom prst="line">
                         <a:avLst/>
                       </a:prstGeom>
-                      <a:ln w="12700" cap="flat" cmpd="sng" algn="ctr">
+                      <a:ln w="3175" cap="flat" cmpd="sng" algn="ctr">
                         <a:solidFill>
                           <a:srgbClr val="2F5496"/>
                         </a:solidFill>
@@ -8714,7 +8714,7 @@
                       <a:prstGeom prst="line">
                         <a:avLst/>
                       </a:prstGeom>
-                      <a:ln w="12700" cap="flat" cmpd="sng" algn="ctr">
+                      <a:ln w="3175" cap="flat" cmpd="sng" algn="ctr">
                         <a:solidFill>
                           <a:srgbClr val="2F5496"/>
                         </a:solidFill>
@@ -8752,7 +8752,7 @@
                       <a:prstGeom prst="line">
                         <a:avLst/>
                       </a:prstGeom>
-                      <a:ln w="12700" cap="flat" cmpd="sng" algn="ctr">
+                      <a:ln w="3175" cap="flat" cmpd="sng" algn="ctr">
                         <a:solidFill>
                           <a:srgbClr val="2F5496"/>
                         </a:solidFill>
@@ -8790,7 +8790,7 @@
                       <a:prstGeom prst="line">
                         <a:avLst/>
                       </a:prstGeom>
-                      <a:ln w="12700" cap="flat" cmpd="sng" algn="ctr">
+                      <a:ln w="3175" cap="flat" cmpd="sng" algn="ctr">
                         <a:solidFill>
                           <a:srgbClr val="2F5496"/>
                         </a:solidFill>
@@ -8828,7 +8828,7 @@
                       <a:prstGeom prst="line">
                         <a:avLst/>
                       </a:prstGeom>
-                      <a:ln w="12700" cap="flat" cmpd="sng" algn="ctr">
+                      <a:ln w="3175" cap="flat" cmpd="sng" algn="ctr">
                         <a:solidFill>
                           <a:srgbClr val="2F5496"/>
                         </a:solidFill>
@@ -8883,7 +8883,7 @@
                           </a:path>
                         </a:pathLst>
                       </a:custGeom>
-                      <a:ln w="12700" cap="flat" cmpd="sng" algn="ctr">
+                      <a:ln w="3175" cap="flat" cmpd="sng" algn="ctr">
                         <a:solidFill>
                           <a:srgbClr val="2F5496"/>
                         </a:solidFill>
@@ -8921,7 +8921,7 @@
                       <a:prstGeom prst="line">
                         <a:avLst/>
                       </a:prstGeom>
-                      <a:ln w="12700" cap="flat" cmpd="sng" algn="ctr">
+                      <a:ln w="3175" cap="flat" cmpd="sng" algn="ctr">
                         <a:solidFill>
                           <a:srgbClr val="2F5496"/>
                         </a:solidFill>
@@ -8959,7 +8959,7 @@
                       <a:prstGeom prst="line">
                         <a:avLst/>
                       </a:prstGeom>
-                      <a:ln w="12700" cap="flat" cmpd="sng" algn="ctr">
+                      <a:ln w="3175" cap="flat" cmpd="sng" algn="ctr">
                         <a:solidFill>
                           <a:srgbClr val="2F5496"/>
                         </a:solidFill>
@@ -8997,7 +8997,7 @@
                       <a:prstGeom prst="line">
                         <a:avLst/>
                       </a:prstGeom>
-                      <a:ln w="12700" cap="flat" cmpd="sng" algn="ctr">
+                      <a:ln w="3175" cap="flat" cmpd="sng" algn="ctr">
                         <a:solidFill>
                           <a:srgbClr val="2F5496"/>
                         </a:solidFill>
@@ -9052,7 +9052,7 @@
                           </a:path>
                         </a:pathLst>
                       </a:custGeom>
-                      <a:ln w="12700" cap="flat" cmpd="sng" algn="ctr">
+                      <a:ln w="3175" cap="flat" cmpd="sng" algn="ctr">
                         <a:solidFill>
                           <a:srgbClr val="2F5496"/>
                         </a:solidFill>
@@ -9107,7 +9107,7 @@
                           </a:path>
                         </a:pathLst>
                       </a:custGeom>
-                      <a:ln w="12700" cap="flat" cmpd="sng" algn="ctr">
+                      <a:ln w="3175" cap="flat" cmpd="sng" algn="ctr">
                         <a:solidFill>
                           <a:srgbClr val="2F5496"/>
                         </a:solidFill>
@@ -9162,7 +9162,7 @@
                           </a:path>
                         </a:pathLst>
                       </a:custGeom>
-                      <a:ln w="12700" cap="flat" cmpd="sng" algn="ctr">
+                      <a:ln w="3175" cap="flat" cmpd="sng" algn="ctr">
                         <a:solidFill>
                           <a:srgbClr val="2F5496"/>
                         </a:solidFill>
@@ -9217,7 +9217,7 @@
                           </a:path>
                         </a:pathLst>
                       </a:custGeom>
-                      <a:ln w="12700" cap="flat" cmpd="sng" algn="ctr">
+                      <a:ln w="3175" cap="flat" cmpd="sng" algn="ctr">
                         <a:solidFill>
                           <a:srgbClr val="2F5496"/>
                         </a:solidFill>
@@ -9255,7 +9255,7 @@
                       <a:prstGeom prst="line">
                         <a:avLst/>
                       </a:prstGeom>
-                      <a:ln w="12700" cap="flat" cmpd="sng" algn="ctr">
+                      <a:ln w="3175" cap="flat" cmpd="sng" algn="ctr">
                         <a:solidFill>
                           <a:srgbClr val="2F5496"/>
                         </a:solidFill>
@@ -9293,7 +9293,7 @@
                       <a:prstGeom prst="line">
                         <a:avLst/>
                       </a:prstGeom>
-                      <a:ln w="12700" cap="flat" cmpd="sng" algn="ctr">
+                      <a:ln w="3175" cap="flat" cmpd="sng" algn="ctr">
                         <a:solidFill>
                           <a:srgbClr val="2F5496"/>
                         </a:solidFill>
@@ -9348,7 +9348,7 @@
                           </a:path>
                         </a:pathLst>
                       </a:custGeom>
-                      <a:ln w="12700" cap="flat" cmpd="sng" algn="ctr">
+                      <a:ln w="3175" cap="flat" cmpd="sng" algn="ctr">
                         <a:solidFill>
                           <a:srgbClr val="2F5496"/>
                         </a:solidFill>
@@ -9386,7 +9386,7 @@
                       <a:prstGeom prst="line">
                         <a:avLst/>
                       </a:prstGeom>
-                      <a:ln w="12700" cap="flat" cmpd="sng" algn="ctr">
+                      <a:ln w="3175" cap="flat" cmpd="sng" algn="ctr">
                         <a:solidFill>
                           <a:srgbClr val="2F5496"/>
                         </a:solidFill>
@@ -9441,7 +9441,7 @@
                           </a:path>
                         </a:pathLst>
                       </a:custGeom>
-                      <a:ln w="12700" cap="flat" cmpd="sng" algn="ctr">
+                      <a:ln w="3175" cap="flat" cmpd="sng" algn="ctr">
                         <a:solidFill>
                           <a:srgbClr val="2F5496"/>
                         </a:solidFill>
@@ -9479,7 +9479,7 @@
                       <a:prstGeom prst="line">
                         <a:avLst/>
                       </a:prstGeom>
-                      <a:ln w="12700" cap="flat" cmpd="sng" algn="ctr">
+                      <a:ln w="3175" cap="flat" cmpd="sng" algn="ctr">
                         <a:solidFill>
                           <a:srgbClr val="2F5496"/>
                         </a:solidFill>
@@ -9517,7 +9517,7 @@
                       <a:prstGeom prst="line">
                         <a:avLst/>
                       </a:prstGeom>
-                      <a:ln w="12700" cap="flat" cmpd="sng" algn="ctr">
+                      <a:ln w="3175" cap="flat" cmpd="sng" algn="ctr">
                         <a:solidFill>
                           <a:srgbClr val="2F5496"/>
                         </a:solidFill>
@@ -9572,7 +9572,7 @@
                           </a:path>
                         </a:pathLst>
                       </a:custGeom>
-                      <a:ln w="12700" cap="flat" cmpd="sng" algn="ctr">
+                      <a:ln w="3175" cap="flat" cmpd="sng" algn="ctr">
                         <a:solidFill>
                           <a:srgbClr val="2F5496"/>
                         </a:solidFill>
@@ -9610,7 +9610,7 @@
                       <a:prstGeom prst="line">
                         <a:avLst/>
                       </a:prstGeom>
-                      <a:ln w="12700" cap="flat" cmpd="sng" algn="ctr">
+                      <a:ln w="3175" cap="flat" cmpd="sng" algn="ctr">
                         <a:solidFill>
                           <a:srgbClr val="2F5496"/>
                         </a:solidFill>
@@ -9648,7 +9648,7 @@
                       <a:prstGeom prst="line">
                         <a:avLst/>
                       </a:prstGeom>
-                      <a:ln w="12700" cap="flat" cmpd="sng" algn="ctr">
+                      <a:ln w="3175" cap="flat" cmpd="sng" algn="ctr">
                         <a:solidFill>
                           <a:srgbClr val="2F5496"/>
                         </a:solidFill>
@@ -9686,7 +9686,7 @@
                       <a:prstGeom prst="line">
                         <a:avLst/>
                       </a:prstGeom>
-                      <a:ln w="12700" cap="flat" cmpd="sng" algn="ctr">
+                      <a:ln w="3175" cap="flat" cmpd="sng" algn="ctr">
                         <a:solidFill>
                           <a:srgbClr val="2F5496"/>
                         </a:solidFill>
@@ -9724,7 +9724,7 @@
                       <a:prstGeom prst="line">
                         <a:avLst/>
                       </a:prstGeom>
-                      <a:ln w="12700" cap="flat" cmpd="sng" algn="ctr">
+                      <a:ln w="3175" cap="flat" cmpd="sng" algn="ctr">
                         <a:solidFill>
                           <a:srgbClr val="2F5496"/>
                         </a:solidFill>
@@ -9762,7 +9762,7 @@
                       <a:prstGeom prst="line">
                         <a:avLst/>
                       </a:prstGeom>
-                      <a:ln w="12700" cap="flat" cmpd="sng" algn="ctr">
+                      <a:ln w="3175" cap="flat" cmpd="sng" algn="ctr">
                         <a:solidFill>
                           <a:srgbClr val="2F5496"/>
                         </a:solidFill>
@@ -9817,7 +9817,7 @@
                           </a:path>
                         </a:pathLst>
                       </a:custGeom>
-                      <a:ln w="12700" cap="flat" cmpd="sng" algn="ctr">
+                      <a:ln w="3175" cap="flat" cmpd="sng" algn="ctr">
                         <a:solidFill>
                           <a:srgbClr val="2F5496"/>
                         </a:solidFill>
@@ -9855,7 +9855,7 @@
                       <a:prstGeom prst="line">
                         <a:avLst/>
                       </a:prstGeom>
-                      <a:ln w="12700" cap="flat" cmpd="sng" algn="ctr">
+                      <a:ln w="3175" cap="flat" cmpd="sng" algn="ctr">
                         <a:solidFill>
                           <a:srgbClr val="2F5496"/>
                         </a:solidFill>
@@ -9893,7 +9893,7 @@
                       <a:prstGeom prst="line">
                         <a:avLst/>
                       </a:prstGeom>
-                      <a:ln w="12700" cap="flat" cmpd="sng" algn="ctr">
+                      <a:ln w="3175" cap="flat" cmpd="sng" algn="ctr">
                         <a:solidFill>
                           <a:srgbClr val="2F5496"/>
                         </a:solidFill>
@@ -9931,7 +9931,7 @@
                       <a:prstGeom prst="line">
                         <a:avLst/>
                       </a:prstGeom>
-                      <a:ln w="12700" cap="flat" cmpd="sng" algn="ctr">
+                      <a:ln w="3175" cap="flat" cmpd="sng" algn="ctr">
                         <a:solidFill>
                           <a:srgbClr val="2F5496"/>
                         </a:solidFill>
@@ -9986,7 +9986,7 @@
                           </a:path>
                         </a:pathLst>
                       </a:custGeom>
-                      <a:ln w="12700" cap="flat" cmpd="sng" algn="ctr">
+                      <a:ln w="3175" cap="flat" cmpd="sng" algn="ctr">
                         <a:solidFill>
                           <a:srgbClr val="2F5496"/>
                         </a:solidFill>
@@ -10041,7 +10041,7 @@
                           </a:path>
                         </a:pathLst>
                       </a:custGeom>
-                      <a:ln w="12700" cap="flat" cmpd="sng" algn="ctr">
+                      <a:ln w="3175" cap="flat" cmpd="sng" algn="ctr">
                         <a:solidFill>
                           <a:srgbClr val="2F5496"/>
                         </a:solidFill>
@@ -10079,7 +10079,7 @@
                       <a:prstGeom prst="line">
                         <a:avLst/>
                       </a:prstGeom>
-                      <a:ln w="12700" cap="flat" cmpd="sng" algn="ctr">
+                      <a:ln w="3175" cap="flat" cmpd="sng" algn="ctr">
                         <a:solidFill>
                           <a:srgbClr val="2F5496"/>
                         </a:solidFill>
@@ -10117,7 +10117,7 @@
                       <a:prstGeom prst="line">
                         <a:avLst/>
                       </a:prstGeom>
-                      <a:ln w="12700" cap="flat" cmpd="sng" algn="ctr">
+                      <a:ln w="3175" cap="flat" cmpd="sng" algn="ctr">
                         <a:solidFill>
                           <a:srgbClr val="2F5496"/>
                         </a:solidFill>
@@ -10155,7 +10155,7 @@
                       <a:prstGeom prst="line">
                         <a:avLst/>
                       </a:prstGeom>
-                      <a:ln w="12700" cap="flat" cmpd="sng" algn="ctr">
+                      <a:ln w="3175" cap="flat" cmpd="sng" algn="ctr">
                         <a:solidFill>
                           <a:srgbClr val="2F5496"/>
                         </a:solidFill>
@@ -10193,7 +10193,7 @@
                       <a:prstGeom prst="line">
                         <a:avLst/>
                       </a:prstGeom>
-                      <a:ln w="12700" cap="flat" cmpd="sng" algn="ctr">
+                      <a:ln w="3175" cap="flat" cmpd="sng" algn="ctr">
                         <a:solidFill>
                           <a:srgbClr val="2F5496"/>
                         </a:solidFill>
@@ -10248,7 +10248,7 @@
                           </a:path>
                         </a:pathLst>
                       </a:custGeom>
-                      <a:ln w="12700" cap="flat" cmpd="sng" algn="ctr">
+                      <a:ln w="3175" cap="flat" cmpd="sng" algn="ctr">
                         <a:solidFill>
                           <a:srgbClr val="2F5496"/>
                         </a:solidFill>
@@ -10303,7 +10303,7 @@
                           </a:path>
                         </a:pathLst>
                       </a:custGeom>
-                      <a:ln w="12700" cap="flat" cmpd="sng" algn="ctr">
+                      <a:ln w="3175" cap="flat" cmpd="sng" algn="ctr">
                         <a:solidFill>
                           <a:srgbClr val="2F5496"/>
                         </a:solidFill>
@@ -10341,7 +10341,7 @@
                       <a:prstGeom prst="line">
                         <a:avLst/>
                       </a:prstGeom>
-                      <a:ln w="12700" cap="flat" cmpd="sng" algn="ctr">
+                      <a:ln w="3175" cap="flat" cmpd="sng" algn="ctr">
                         <a:solidFill>
                           <a:srgbClr val="2F5496"/>
                         </a:solidFill>
@@ -10379,7 +10379,7 @@
                       <a:prstGeom prst="line">
                         <a:avLst/>
                       </a:prstGeom>
-                      <a:ln w="12700" cap="flat" cmpd="sng" algn="ctr">
+                      <a:ln w="3175" cap="flat" cmpd="sng" algn="ctr">
                         <a:solidFill>
                           <a:srgbClr val="2F5496"/>
                         </a:solidFill>
@@ -10417,7 +10417,7 @@
                       <a:prstGeom prst="line">
                         <a:avLst/>
                       </a:prstGeom>
-                      <a:ln w="12700" cap="flat" cmpd="sng" algn="ctr">
+                      <a:ln w="3175" cap="flat" cmpd="sng" algn="ctr">
                         <a:solidFill>
                           <a:srgbClr val="2F5496"/>
                         </a:solidFill>
@@ -10455,7 +10455,7 @@
                       <a:prstGeom prst="line">
                         <a:avLst/>
                       </a:prstGeom>
-                      <a:ln w="12700" cap="flat" cmpd="sng" algn="ctr">
+                      <a:ln w="3175" cap="flat" cmpd="sng" algn="ctr">
                         <a:solidFill>
                           <a:srgbClr val="2F5496"/>
                         </a:solidFill>
@@ -10493,7 +10493,7 @@
                       <a:prstGeom prst="line">
                         <a:avLst/>
                       </a:prstGeom>
-                      <a:ln w="12700" cap="flat" cmpd="sng" algn="ctr">
+                      <a:ln w="3175" cap="flat" cmpd="sng" algn="ctr">
                         <a:solidFill>
                           <a:srgbClr val="2F5496"/>
                         </a:solidFill>
@@ -10531,7 +10531,7 @@
                       <a:prstGeom prst="line">
                         <a:avLst/>
                       </a:prstGeom>
-                      <a:ln w="12700" cap="flat" cmpd="sng" algn="ctr">
+                      <a:ln w="3175" cap="flat" cmpd="sng" algn="ctr">
                         <a:solidFill>
                           <a:srgbClr val="2F5496"/>
                         </a:solidFill>
@@ -10569,7 +10569,7 @@
                       <a:prstGeom prst="line">
                         <a:avLst/>
                       </a:prstGeom>
-                      <a:ln w="12700" cap="flat" cmpd="sng" algn="ctr">
+                      <a:ln w="3175" cap="flat" cmpd="sng" algn="ctr">
                         <a:solidFill>
                           <a:srgbClr val="2F5496"/>
                         </a:solidFill>
@@ -10607,7 +10607,7 @@
                       <a:prstGeom prst="line">
                         <a:avLst/>
                       </a:prstGeom>
-                      <a:ln w="12700" cap="flat" cmpd="sng" algn="ctr">
+                      <a:ln w="3175" cap="flat" cmpd="sng" algn="ctr">
                         <a:solidFill>
                           <a:srgbClr val="2F5496"/>
                         </a:solidFill>
@@ -10645,7 +10645,7 @@
                       <a:prstGeom prst="line">
                         <a:avLst/>
                       </a:prstGeom>
-                      <a:ln w="12700" cap="flat" cmpd="sng" algn="ctr">
+                      <a:ln w="3175" cap="flat" cmpd="sng" algn="ctr">
                         <a:solidFill>
                           <a:srgbClr val="2F5496"/>
                         </a:solidFill>
@@ -10700,7 +10700,7 @@
                           </a:path>
                         </a:pathLst>
                       </a:custGeom>
-                      <a:ln w="12700" cap="flat" cmpd="sng" algn="ctr">
+                      <a:ln w="3175" cap="flat" cmpd="sng" algn="ctr">
                         <a:solidFill>
                           <a:srgbClr val="2F5496"/>
                         </a:solidFill>
@@ -10738,7 +10738,7 @@
                       <a:prstGeom prst="line">
                         <a:avLst/>
                       </a:prstGeom>
-                      <a:ln w="12700" cap="flat" cmpd="sng" algn="ctr">
+                      <a:ln w="3175" cap="flat" cmpd="sng" algn="ctr">
                         <a:solidFill>
                           <a:srgbClr val="2F5496"/>
                         </a:solidFill>
@@ -10793,7 +10793,7 @@
                           </a:path>
                         </a:pathLst>
                       </a:custGeom>
-                      <a:ln w="12700" cap="flat" cmpd="sng" algn="ctr">
+                      <a:ln w="3175" cap="flat" cmpd="sng" algn="ctr">
                         <a:solidFill>
                           <a:srgbClr val="2F5496"/>
                         </a:solidFill>
@@ -10831,7 +10831,7 @@
                       <a:prstGeom prst="line">
                         <a:avLst/>
                       </a:prstGeom>
-                      <a:ln w="12700" cap="flat" cmpd="sng" algn="ctr">
+                      <a:ln w="3175" cap="flat" cmpd="sng" algn="ctr">
                         <a:solidFill>
                           <a:srgbClr val="2F5496"/>
                         </a:solidFill>
@@ -10869,7 +10869,7 @@
                       <a:prstGeom prst="line">
                         <a:avLst/>
                       </a:prstGeom>
-                      <a:ln w="12700" cap="flat" cmpd="sng" algn="ctr">
+                      <a:ln w="3175" cap="flat" cmpd="sng" algn="ctr">
                         <a:solidFill>
                           <a:srgbClr val="2F5496"/>
                         </a:solidFill>
@@ -10907,7 +10907,7 @@
                       <a:prstGeom prst="line">
                         <a:avLst/>
                       </a:prstGeom>
-                      <a:ln w="12700" cap="flat" cmpd="sng" algn="ctr">
+                      <a:ln w="3175" cap="flat" cmpd="sng" algn="ctr">
                         <a:solidFill>
                           <a:srgbClr val="2F5496"/>
                         </a:solidFill>
@@ -10945,7 +10945,7 @@
                       <a:prstGeom prst="line">
                         <a:avLst/>
                       </a:prstGeom>
-                      <a:ln w="12700" cap="flat" cmpd="sng" algn="ctr">
+                      <a:ln w="3175" cap="flat" cmpd="sng" algn="ctr">
                         <a:solidFill>
                           <a:srgbClr val="2F5496"/>
                         </a:solidFill>
@@ -10983,7 +10983,7 @@
                       <a:prstGeom prst="line">
                         <a:avLst/>
                       </a:prstGeom>
-                      <a:ln w="12700" cap="flat" cmpd="sng" algn="ctr">
+                      <a:ln w="3175" cap="flat" cmpd="sng" algn="ctr">
                         <a:solidFill>
                           <a:srgbClr val="2F5496"/>
                         </a:solidFill>
@@ -11021,7 +11021,7 @@
                       <a:prstGeom prst="line">
                         <a:avLst/>
                       </a:prstGeom>
-                      <a:ln w="12700" cap="flat" cmpd="sng" algn="ctr">
+                      <a:ln w="3175" cap="flat" cmpd="sng" algn="ctr">
                         <a:solidFill>
                           <a:srgbClr val="2F5496"/>
                         </a:solidFill>
@@ -11076,7 +11076,7 @@
                           </a:path>
                         </a:pathLst>
                       </a:custGeom>
-                      <a:ln w="12700" cap="flat" cmpd="sng" algn="ctr">
+                      <a:ln w="3175" cap="flat" cmpd="sng" algn="ctr">
                         <a:solidFill>
                           <a:srgbClr val="2F5496"/>
                         </a:solidFill>
@@ -11114,7 +11114,7 @@
                       <a:prstGeom prst="line">
                         <a:avLst/>
                       </a:prstGeom>
-                      <a:ln w="12700" cap="flat" cmpd="sng" algn="ctr">
+                      <a:ln w="3175" cap="flat" cmpd="sng" algn="ctr">
                         <a:solidFill>
                           <a:srgbClr val="2F5496"/>
                         </a:solidFill>
@@ -11152,7 +11152,7 @@
                       <a:prstGeom prst="line">
                         <a:avLst/>
                       </a:prstGeom>
-                      <a:ln w="12700" cap="flat" cmpd="sng" algn="ctr">
+                      <a:ln w="3175" cap="flat" cmpd="sng" algn="ctr">
                         <a:solidFill>
                           <a:srgbClr val="2F5496"/>
                         </a:solidFill>
@@ -11190,7 +11190,7 @@
                       <a:prstGeom prst="line">
                         <a:avLst/>
                       </a:prstGeom>
-                      <a:ln w="12700" cap="flat" cmpd="sng" algn="ctr">
+                      <a:ln w="3175" cap="flat" cmpd="sng" algn="ctr">
                         <a:solidFill>
                           <a:srgbClr val="2F5496"/>
                         </a:solidFill>
@@ -11228,7 +11228,7 @@
                       <a:prstGeom prst="line">
                         <a:avLst/>
                       </a:prstGeom>
-                      <a:ln w="12700" cap="flat" cmpd="sng" algn="ctr">
+                      <a:ln w="3175" cap="flat" cmpd="sng" algn="ctr">
                         <a:solidFill>
                           <a:srgbClr val="2F5496"/>
                         </a:solidFill>
@@ -11266,7 +11266,7 @@
                       <a:prstGeom prst="line">
                         <a:avLst/>
                       </a:prstGeom>
-                      <a:ln w="12700" cap="flat" cmpd="sng" algn="ctr">
+                      <a:ln w="3175" cap="flat" cmpd="sng" algn="ctr">
                         <a:solidFill>
                           <a:srgbClr val="2F5496"/>
                         </a:solidFill>
@@ -11321,7 +11321,7 @@
                           </a:path>
                         </a:pathLst>
                       </a:custGeom>
-                      <a:ln w="12700" cap="flat" cmpd="sng" algn="ctr">
+                      <a:ln w="3175" cap="flat" cmpd="sng" algn="ctr">
                         <a:solidFill>
                           <a:srgbClr val="2F5496"/>
                         </a:solidFill>
@@ -11376,7 +11376,7 @@
                           </a:path>
                         </a:pathLst>
                       </a:custGeom>
-                      <a:ln w="12700" cap="flat" cmpd="sng" algn="ctr">
+                      <a:ln w="3175" cap="flat" cmpd="sng" algn="ctr">
                         <a:solidFill>
                           <a:srgbClr val="2F5496"/>
                         </a:solidFill>
@@ -11414,7 +11414,7 @@
                       <a:prstGeom prst="line">
                         <a:avLst/>
                       </a:prstGeom>
-                      <a:ln w="12700" cap="flat" cmpd="sng" algn="ctr">
+                      <a:ln w="3175" cap="flat" cmpd="sng" algn="ctr">
                         <a:solidFill>
                           <a:srgbClr val="2F5496"/>
                         </a:solidFill>
@@ -11452,7 +11452,7 @@
                       <a:prstGeom prst="line">
                         <a:avLst/>
                       </a:prstGeom>
-                      <a:ln w="12700" cap="flat" cmpd="sng" algn="ctr">
+                      <a:ln w="3175" cap="flat" cmpd="sng" algn="ctr">
                         <a:solidFill>
                           <a:srgbClr val="2F5496"/>
                         </a:solidFill>
@@ -11490,7 +11490,7 @@
                       <a:prstGeom prst="line">
                         <a:avLst/>
                       </a:prstGeom>
-                      <a:ln w="12700" cap="flat" cmpd="sng" algn="ctr">
+                      <a:ln w="3175" cap="flat" cmpd="sng" algn="ctr">
                         <a:solidFill>
                           <a:srgbClr val="2F5496"/>
                         </a:solidFill>
@@ -11528,7 +11528,7 @@
                       <a:prstGeom prst="line">
                         <a:avLst/>
                       </a:prstGeom>
-                      <a:ln w="12700" cap="flat" cmpd="sng" algn="ctr">
+                      <a:ln w="3175" cap="flat" cmpd="sng" algn="ctr">
                         <a:solidFill>
                           <a:srgbClr val="2F5496"/>
                         </a:solidFill>
@@ -11583,7 +11583,7 @@
                           </a:path>
                         </a:pathLst>
                       </a:custGeom>
-                      <a:ln w="12700" cap="flat" cmpd="sng" algn="ctr">
+                      <a:ln w="3175" cap="flat" cmpd="sng" algn="ctr">
                         <a:solidFill>
                           <a:srgbClr val="2F5496"/>
                         </a:solidFill>
@@ -11621,7 +11621,7 @@
                       <a:prstGeom prst="line">
                         <a:avLst/>
                       </a:prstGeom>
-                      <a:ln w="12700" cap="flat" cmpd="sng" algn="ctr">
+                      <a:ln w="3175" cap="flat" cmpd="sng" algn="ctr">
                         <a:solidFill>
                           <a:srgbClr val="2F5496"/>
                         </a:solidFill>
@@ -11659,7 +11659,7 @@
                       <a:prstGeom prst="line">
                         <a:avLst/>
                       </a:prstGeom>
-                      <a:ln w="12700" cap="flat" cmpd="sng" algn="ctr">
+                      <a:ln w="3175" cap="flat" cmpd="sng" algn="ctr">
                         <a:solidFill>
                           <a:srgbClr val="2F5496"/>
                         </a:solidFill>
@@ -11697,7 +11697,7 @@
                       <a:prstGeom prst="line">
                         <a:avLst/>
                       </a:prstGeom>
-                      <a:ln w="12700" cap="flat" cmpd="sng" algn="ctr">
+                      <a:ln w="3175" cap="flat" cmpd="sng" algn="ctr">
                         <a:solidFill>
                           <a:srgbClr val="2F5496"/>
                         </a:solidFill>
@@ -11735,7 +11735,7 @@
                       <a:prstGeom prst="line">
                         <a:avLst/>
                       </a:prstGeom>
-                      <a:ln w="12700" cap="flat" cmpd="sng" algn="ctr">
+                      <a:ln w="3175" cap="flat" cmpd="sng" algn="ctr">
                         <a:solidFill>
                           <a:srgbClr val="2F5496"/>
                         </a:solidFill>
@@ -11773,7 +11773,7 @@
                       <a:prstGeom prst="line">
                         <a:avLst/>
                       </a:prstGeom>
-                      <a:ln w="12700" cap="flat" cmpd="sng" algn="ctr">
+                      <a:ln w="3175" cap="flat" cmpd="sng" algn="ctr">
                         <a:solidFill>
                           <a:srgbClr val="2F5496"/>
                         </a:solidFill>
@@ -11811,7 +11811,7 @@
                       <a:prstGeom prst="line">
                         <a:avLst/>
                       </a:prstGeom>
-                      <a:ln w="12700" cap="flat" cmpd="sng" algn="ctr">
+                      <a:ln w="3175" cap="flat" cmpd="sng" algn="ctr">
                         <a:solidFill>
                           <a:srgbClr val="2F5496"/>
                         </a:solidFill>
@@ -11849,7 +11849,7 @@
                       <a:prstGeom prst="line">
                         <a:avLst/>
                       </a:prstGeom>
-                      <a:ln w="12700" cap="flat" cmpd="sng" algn="ctr">
+                      <a:ln w="3175" cap="flat" cmpd="sng" algn="ctr">
                         <a:solidFill>
                           <a:srgbClr val="2F5496"/>
                         </a:solidFill>
@@ -11887,7 +11887,7 @@
                       <a:prstGeom prst="line">
                         <a:avLst/>
                       </a:prstGeom>
-                      <a:ln w="12700" cap="flat" cmpd="sng" algn="ctr">
+                      <a:ln w="3175" cap="flat" cmpd="sng" algn="ctr">
                         <a:solidFill>
                           <a:srgbClr val="2F5496"/>
                         </a:solidFill>
@@ -11925,7 +11925,7 @@
                       <a:prstGeom prst="line">
                         <a:avLst/>
                       </a:prstGeom>
-                      <a:ln w="12700" cap="flat" cmpd="sng" algn="ctr">
+                      <a:ln w="3175" cap="flat" cmpd="sng" algn="ctr">
                         <a:solidFill>
                           <a:srgbClr val="2F5496"/>
                         </a:solidFill>
@@ -11963,7 +11963,7 @@
                       <a:prstGeom prst="line">
                         <a:avLst/>
                       </a:prstGeom>
-                      <a:ln w="12700" cap="flat" cmpd="sng" algn="ctr">
+                      <a:ln w="3175" cap="flat" cmpd="sng" algn="ctr">
                         <a:solidFill>
                           <a:srgbClr val="2F5496"/>
                         </a:solidFill>
@@ -12018,7 +12018,7 @@
                           </a:path>
                         </a:pathLst>
                       </a:custGeom>
-                      <a:ln w="12700" cap="flat" cmpd="sng" algn="ctr">
+                      <a:ln w="3175" cap="flat" cmpd="sng" algn="ctr">
                         <a:solidFill>
                           <a:srgbClr val="2F5496"/>
                         </a:solidFill>
@@ -12056,7 +12056,7 @@
                       <a:prstGeom prst="line">
                         <a:avLst/>
                       </a:prstGeom>
-                      <a:ln w="12700" cap="flat" cmpd="sng" algn="ctr">
+                      <a:ln w="3175" cap="flat" cmpd="sng" algn="ctr">
                         <a:solidFill>
                           <a:srgbClr val="2F5496"/>
                         </a:solidFill>
@@ -12094,7 +12094,7 @@
                       <a:prstGeom prst="line">
                         <a:avLst/>
                       </a:prstGeom>
-                      <a:ln w="12700" cap="flat" cmpd="sng" algn="ctr">
+                      <a:ln w="3175" cap="flat" cmpd="sng" algn="ctr">
                         <a:solidFill>
                           <a:srgbClr val="2F5496"/>
                         </a:solidFill>
@@ -12132,7 +12132,7 @@
                       <a:prstGeom prst="line">
                         <a:avLst/>
                       </a:prstGeom>
-                      <a:ln w="12700" cap="flat" cmpd="sng" algn="ctr">
+                      <a:ln w="3175" cap="flat" cmpd="sng" algn="ctr">
                         <a:solidFill>
                           <a:srgbClr val="2F5496"/>
                         </a:solidFill>
@@ -12282,14 +12282,14 @@
     <w:rPrDefault>
       <w:rPr>
         <w:rFonts w:asciiTheme="minorHAnsi" w:cstheme="minorBidi" w:eastAsiaTheme="minorHAnsi" w:hAnsiTheme="minorHAnsi"/>
-        <w:sz w:val="24"/>
-        <w:szCs w:val="24"/>
+        <w:sz w:val="22"/>
+        <w:szCs w:val="22"/>
         <w:lang w:bidi="ar-SA" w:eastAsia="en-US" w:val="en-US"/>
       </w:rPr>
     </w:rPrDefault>
     <w:pPrDefault>
       <w:pPr>
-        <w:spacing w:after="200"/>
+        <w:spacing w:after="160" w:line="259" w:lineRule="auto"/>
       </w:pPr>
     </w:pPrDefault>
   </w:docDefaults>
@@ -12336,7 +12336,7 @@
       <w:rFonts w:asciiTheme="majorHAnsi" w:cstheme="majorBidi" w:eastAsiaTheme="majorEastAsia" w:hAnsiTheme="majorHAnsi"/>
       <w:b/>
       <w:bCs/>
-      <w:color w:themeColor="accent1" w:themeShade="B5" w:val="345A8A"/>
+      <w:color w:themeColor="accent1" w:themeShade="B5" w:val="2E5395"/>
       <w:sz w:val="36"/>
       <w:szCs w:val="36"/>
     </w:rPr>
@@ -12392,7 +12392,7 @@
       <w:sz w:val="20"/>
       <w:szCs w:val="20"/>
       <w:b/>
-      <w:color w:val="345A8A"/>
+      <w:color w:val="2E5395"/>
       &gt;
     </w:rPr>
   </w:style>
@@ -12433,9 +12433,7 @@
     </w:pPr>
     <w:rPr>
       <w:rFonts w:asciiTheme="majorHAnsi" w:cstheme="majorBidi" w:eastAsiaTheme="majorEastAsia" w:hAnsiTheme="majorHAnsi"/>
-      <w:b/>
-      <w:bCs/>
-      <w:color w:themeColor="accent1" w:val="4F81BD"/>
+      <w:color w:themeColor="accent1" w:val="4472C4"/>
       <w:sz w:val="32"/>
       <w:szCs w:val="32"/>
     </w:rPr>
@@ -12455,9 +12453,7 @@
     </w:pPr>
     <w:rPr>
       <w:rFonts w:asciiTheme="majorHAnsi" w:cstheme="majorBidi" w:eastAsiaTheme="majorEastAsia" w:hAnsiTheme="majorHAnsi"/>
-      <w:b/>
-      <w:bCs/>
-      <w:color w:themeColor="accent1" w:val="4F81BD"/>
+      <w:color w:themeColor="accent1" w:val="4472C4"/>
       <w:sz w:val="28"/>
       <w:szCs w:val="28"/>
     </w:rPr>
@@ -12477,9 +12473,7 @@
     </w:pPr>
     <w:rPr>
       <w:rFonts w:asciiTheme="majorHAnsi" w:cstheme="majorBidi" w:eastAsiaTheme="majorEastAsia" w:hAnsiTheme="majorHAnsi"/>
-      <w:b/>
-      <w:bCs/>
-      <w:color w:themeColor="accent1" w:val="4F81BD"/>
+      <w:color w:themeColor="accent1" w:val="4472C4"/>
       <w:sz w:val="24"/>
       <w:szCs w:val="24"/>
     </w:rPr>
@@ -12499,9 +12493,7 @@
     </w:pPr>
     <w:rPr>
       <w:rFonts w:asciiTheme="majorHAnsi" w:cstheme="majorBidi" w:eastAsiaTheme="majorEastAsia" w:hAnsiTheme="majorHAnsi"/>
-      <w:i/>
-      <w:bCs/>
-      <w:color w:themeColor="accent1" w:val="4F81BD"/>
+      <w:color w:themeColor="accent1" w:val="4472C4"/>
       <w:sz w:val="24"/>
       <w:szCs w:val="24"/>
     </w:rPr>
@@ -12521,8 +12513,7 @@
     </w:pPr>
     <w:rPr>
       <w:rFonts w:asciiTheme="majorHAnsi" w:cstheme="majorBidi" w:eastAsiaTheme="majorEastAsia" w:hAnsiTheme="majorHAnsi"/>
-      <w:iCs/>
-      <w:color w:themeColor="accent1" w:val="4F81BD"/>
+      <w:color w:themeColor="accent1" w:val="4472C4"/>
       <w:sz w:val="24"/>
       <w:szCs w:val="24"/>
     </w:rPr>
@@ -12542,7 +12533,7 @@
     </w:pPr>
     <w:rPr>
       <w:rFonts w:asciiTheme="majorHAnsi" w:cstheme="majorBidi" w:eastAsiaTheme="majorEastAsia" w:hAnsiTheme="majorHAnsi"/>
-      <w:color w:themeColor="accent1" w:val="4F81BD"/>
+      <w:color w:themeColor="accent1" w:val="4472C4"/>
       <w:sz w:val="24"/>
       <w:szCs w:val="24"/>
     </w:rPr>
@@ -12562,7 +12553,7 @@
     </w:pPr>
     <w:rPr>
       <w:rFonts w:asciiTheme="majorHAnsi" w:cstheme="majorBidi" w:eastAsiaTheme="majorEastAsia" w:hAnsiTheme="majorHAnsi"/>
-      <w:color w:themeColor="accent1" w:val="4F81BD"/>
+      <w:color w:themeColor="accent1" w:val="4472C4"/>
       <w:sz w:val="24"/>
       <w:szCs w:val="24"/>
     </w:rPr>
@@ -12582,7 +12573,7 @@
     </w:pPr>
     <w:rPr>
       <w:rFonts w:asciiTheme="majorHAnsi" w:cstheme="majorBidi" w:eastAsiaTheme="majorEastAsia" w:hAnsiTheme="majorHAnsi"/>
-      <w:color w:themeColor="accent1" w:val="4F81BD"/>
+      <w:color w:themeColor="accent1" w:val="4472C4"/>
       <w:sz w:val="24"/>
       <w:szCs w:val="24"/>
     </w:rPr>
@@ -12602,7 +12593,7 @@
     </w:pPr>
     <w:rPr>
       <w:rFonts w:asciiTheme="majorHAnsi" w:cstheme="majorBidi" w:eastAsiaTheme="majorEastAsia" w:hAnsiTheme="majorHAnsi"/>
-      <w:color w:themeColor="accent1" w:val="4F81BD"/>
+      <w:color w:themeColor="accent1" w:val="4472C4"/>
       <w:sz w:val="24"/>
       <w:szCs w:val="24"/>
     </w:rPr>
@@ -12741,7 +12732,7 @@
     <w:name w:val="Hyperlink"/>
     <w:basedOn w:val="BodyTextChar"/>
     <w:rPr>
-      <w:color w:themeColor="accent1" w:val="4F81BD"/>
+      <w:color w:themeColor="accent1" w:val="4472C4"/>
     </w:rPr>
   </w:style>
   <w:style w:styleId="TOCHeading" w:type="paragraph">
@@ -13010,39 +13001,39 @@
         <a:sysClr val="window" lastClr="FFFFFF"/>
       </a:lt1>
       <a:dk2>
-        <a:srgbClr val="1F497D"/>
+        <a:srgbClr val="44546A"/>
       </a:dk2>
       <a:lt2>
-        <a:srgbClr val="EEECE1"/>
+        <a:srgbClr val="E7E6E6"/>
       </a:lt2>
       <a:accent1>
-        <a:srgbClr val="4F81BD"/>
+        <a:srgbClr val="4472C4"/>
       </a:accent1>
       <a:accent2>
-        <a:srgbClr val="C0504D"/>
+        <a:srgbClr val="ED7D31"/>
       </a:accent2>
       <a:accent3>
-        <a:srgbClr val="9BBB59"/>
+        <a:srgbClr val="A5A5A5"/>
       </a:accent3>
       <a:accent4>
-        <a:srgbClr val="8064A2"/>
+        <a:srgbClr val="FFC000"/>
       </a:accent4>
       <a:accent5>
-        <a:srgbClr val="4BACC6"/>
+        <a:srgbClr val="5B9BD5"/>
       </a:accent5>
       <a:accent6>
-        <a:srgbClr val="F79646"/>
+        <a:srgbClr val="70AD47"/>
       </a:accent6>
       <a:hlink>
-        <a:srgbClr val="0000FF"/>
+        <a:srgbClr val="0563C1"/>
       </a:hlink>
       <a:folHlink>
-        <a:srgbClr val="800080"/>
+        <a:srgbClr val="954F72"/>
       </a:folHlink>
     </a:clrScheme>
     <a:fontScheme name="Office">
       <a:majorFont>
-        <a:latin typeface="Calibri"/>
+        <a:latin typeface="Aptos Display"/>
         <a:ea typeface=""/>
         <a:cs typeface=""/>
         <a:font script="Jpan" typeface="ＭＳ ゴシック"/>
@@ -13076,7 +13067,7 @@
         <a:font script="Uigh" typeface="Microsoft Uighur"/>
       </a:majorFont>
       <a:minorFont>
-        <a:latin typeface="Cambria"/>
+        <a:latin typeface="Aptos"/>
         <a:ea typeface=""/>
         <a:cs typeface=""/>
         <a:font script="Jpan" typeface="ＭＳ 明朝"/>

--- a/test-corpus/corpus/generated/mermaid-official-code-flow.docx
+++ b/test-corpus/corpus/generated/mermaid-official-code-flow.docx
@@ -15,7 +15,7 @@
       <w:r>
         <w:drawing>
           <wp:inline xmlns:wp="http://schemas.openxmlformats.org/drawingml/2006/wordprocessingDrawing" distT="0" distB="0" distL="0" distR="0">
-            <wp:extent cx="5943600" cy="1442534"/>
+            <wp:extent cx="5943600" cy="1521619"/>
             <wp:effectExtent l="0" t="0" r="0" b="0"/>
             <wp:docPr id="1" name="Diagram 1"/>
             <wp:cNvGraphicFramePr>
@@ -31,12 +31,12 @@
                   </wpc:bg>
                   <wpc:whole/>
                   <wps:wsp>
-                    <wps:cNvPr id="2" name="&quot;User Input Text&quot;" descr="Input"/>
+                    <wps:cNvPr id="2" name="User Input Text" descr="Input"/>
                     <wps:cNvSpPr/>
                     <wps:spPr>
                       <a:xfrm>
-                        <a:off x="4175014" y="0"/>
-                        <a:ext cx="73495" cy="41048"/>
+                        <a:off x="4139661" y="0"/>
+                        <a:ext cx="71586" cy="43298"/>
                       </a:xfrm>
                       <a:prstGeom prst="rect">
                         <a:avLst/>
@@ -79,12 +79,12 @@
                               <w:color w:val="000000"/>
                               <w:sz w:val="4"/>
                             </w:rPr>
-                            <w:t xml:space="preserve">"User Input Text"</w:t>
+                            <w:t xml:space="preserve">User Input Text</w:t>
                           </w:r>
                         </w:p>
                       </w:txbxContent>
                     </wps:txbx>
-                    <wps:bodyPr rot="0" spcFirstLastPara="0" vertOverflow="overflow" horzOverflow="overflow" vert="horz" wrap="square" lIns="3753" tIns="1876" rIns="3753" bIns="1876" numCol="1" spcCol="0" rtlCol="0" fromWordArt="0" anchor="ctr" anchorCtr="0" forceAA="0" compatLnSpc="1">
+                    <wps:bodyPr rot="0" spcFirstLastPara="0" vertOverflow="overflow" horzOverflow="overflow" vert="horz" wrap="square" lIns="3959" tIns="1979" rIns="3959" bIns="1979" numCol="1" spcCol="0" rtlCol="0" fromWordArt="0" anchor="ctr" anchorCtr="0" forceAA="0" compatLnSpc="1">
                       <a:prstTxWarp prst="textNoShape">
                         <a:avLst/>
                       </a:prstTxWarp>
@@ -96,8 +96,8 @@
                     <wps:cNvSpPr/>
                     <wps:spPr>
                       <a:xfrm>
-                        <a:off x="4147649" y="72322"/>
-                        <a:ext cx="128225" cy="82095"/>
+                        <a:off x="4107827" y="76287"/>
+                        <a:ext cx="135255" cy="86596"/>
                       </a:xfrm>
                       <a:prstGeom prst="diamond">
                         <a:avLst/>
@@ -145,7 +145,7 @@
                         </w:p>
                       </w:txbxContent>
                     </wps:txbx>
-                    <wps:bodyPr rot="0" spcFirstLastPara="0" vertOverflow="overflow" horzOverflow="overflow" vert="horz" wrap="square" lIns="3753" tIns="1876" rIns="3753" bIns="1876" numCol="1" spcCol="0" rtlCol="0" fromWordArt="0" anchor="ctr" anchorCtr="0" forceAA="0" compatLnSpc="1">
+                    <wps:bodyPr rot="0" spcFirstLastPara="0" vertOverflow="overflow" horzOverflow="overflow" vert="horz" wrap="square" lIns="3959" tIns="1979" rIns="3959" bIns="1979" numCol="1" spcCol="0" rtlCol="0" fromWordArt="0" anchor="ctr" anchorCtr="0" forceAA="0" compatLnSpc="1">
                       <a:prstTxWarp prst="textNoShape">
                         <a:avLst/>
                       </a:prstTxWarp>
@@ -153,12 +153,12 @@
                     </wps:bodyPr>
                   </wps:wsp>
                   <wps:wsp>
-                    <wps:cNvPr id="4" name="&quot;flowDetector.ts&lt;br/&gt;detector(txt, config)&quot;" descr="flowDetector"/>
+                    <wps:cNvPr id="4" name="flowDetector.ts&lt;br/&gt;detector(txt, config)" descr="flowDetector"/>
                     <wps:cNvSpPr/>
                     <wps:spPr>
                       <a:xfrm>
-                        <a:off x="3872684" y="206216"/>
-                        <a:ext cx="204848" cy="41048"/>
+                        <a:off x="3826694" y="217521"/>
+                        <a:ext cx="210140" cy="43298"/>
                       </a:xfrm>
                       <a:prstGeom prst="rect">
                         <a:avLst/>
@@ -201,12 +201,12 @@
                               <w:color w:val="000000"/>
                               <w:sz w:val="4"/>
                             </w:rPr>
-                            <w:t xml:space="preserve">"flowDetector.ts&lt;br/&gt;detector(txt, config)"</w:t>
+                            <w:t xml:space="preserve">flowDetector.ts&lt;br/&gt;detector(txt, config)</w:t>
                           </w:r>
                         </w:p>
                       </w:txbxContent>
                     </wps:txbx>
-                    <wps:bodyPr rot="0" spcFirstLastPara="0" vertOverflow="overflow" horzOverflow="overflow" vert="horz" wrap="square" lIns="3753" tIns="1876" rIns="3753" bIns="1876" numCol="1" spcCol="0" rtlCol="0" fromWordArt="0" anchor="ctr" anchorCtr="0" forceAA="0" compatLnSpc="1">
+                    <wps:bodyPr rot="0" spcFirstLastPara="0" vertOverflow="overflow" horzOverflow="overflow" vert="horz" wrap="square" lIns="3959" tIns="1979" rIns="3959" bIns="1979" numCol="1" spcCol="0" rtlCol="0" fromWordArt="0" anchor="ctr" anchorCtr="0" forceAA="0" compatLnSpc="1">
                       <a:prstTxWarp prst="textNoShape">
                         <a:avLst/>
                       </a:prstTxWarp>
@@ -214,12 +214,12 @@
                     </wps:bodyPr>
                   </wps:wsp>
                   <wps:wsp>
-                    <wps:cNvPr id="5" name="&quot;flowDetector-v2.ts&lt;br/&gt;detector(txt, config)&quot;" descr="flowDetectorV2"/>
+                    <wps:cNvPr id="5" name="flowDetector-v2.ts&lt;br/&gt;detector(txt, config)" descr="flowDetectorV2"/>
                     <wps:cNvSpPr/>
                     <wps:spPr>
                       <a:xfrm>
-                        <a:off x="4100988" y="206216"/>
-                        <a:ext cx="221548" cy="41048"/>
+                        <a:off x="4061576" y="217521"/>
+                        <a:ext cx="227756" cy="43298"/>
                       </a:xfrm>
                       <a:prstGeom prst="rect">
                         <a:avLst/>
@@ -262,12 +262,12 @@
                               <w:color w:val="000000"/>
                               <w:sz w:val="4"/>
                             </w:rPr>
-                            <w:t xml:space="preserve">"flowDetector-v2.ts&lt;br/&gt;detector(txt, config)"</w:t>
+                            <w:t xml:space="preserve">flowDetector-v2.ts&lt;br/&gt;detector(txt, config)</w:t>
                           </w:r>
                         </w:p>
                       </w:txbxContent>
                     </wps:txbx>
-                    <wps:bodyPr rot="0" spcFirstLastPara="0" vertOverflow="overflow" horzOverflow="overflow" vert="horz" wrap="square" lIns="3753" tIns="1876" rIns="3753" bIns="1876" numCol="1" spcCol="0" rtlCol="0" fromWordArt="0" anchor="ctr" anchorCtr="0" forceAA="0" compatLnSpc="1">
+                    <wps:bodyPr rot="0" spcFirstLastPara="0" vertOverflow="overflow" horzOverflow="overflow" vert="horz" wrap="square" lIns="3959" tIns="1979" rIns="3959" bIns="1979" numCol="1" spcCol="0" rtlCol="0" fromWordArt="0" anchor="ctr" anchorCtr="0" forceAA="0" compatLnSpc="1">
                       <a:prstTxWarp prst="textNoShape">
                         <a:avLst/>
                       </a:prstTxWarp>
@@ -275,12 +275,12 @@
                     </wps:bodyPr>
                   </wps:wsp>
                   <wps:wsp>
-                    <wps:cNvPr id="6" name="&quot;elk/detector.ts&lt;br/&gt;detector(txt, config)&quot;" descr="elkDetector"/>
+                    <wps:cNvPr id="6" name="elk/detector.ts&lt;br/&gt;detector(txt, config)" descr="elkDetector"/>
                     <wps:cNvSpPr/>
                     <wps:spPr>
                       <a:xfrm>
-                        <a:off x="4345992" y="206216"/>
-                        <a:ext cx="203909" cy="41048"/>
+                        <a:off x="4314074" y="217521"/>
+                        <a:ext cx="209150" cy="43298"/>
                       </a:xfrm>
                       <a:prstGeom prst="rect">
                         <a:avLst/>
@@ -323,12 +323,12 @@
                               <w:color w:val="000000"/>
                               <w:sz w:val="4"/>
                             </w:rPr>
-                            <w:t xml:space="preserve">"elk/detector.ts&lt;br/&gt;detector(txt, config)"</w:t>
+                            <w:t xml:space="preserve">elk/detector.ts&lt;br/&gt;detector(txt, config)</w:t>
                           </w:r>
                         </w:p>
                       </w:txbxContent>
                     </wps:txbx>
-                    <wps:bodyPr rot="0" spcFirstLastPara="0" vertOverflow="overflow" horzOverflow="overflow" vert="horz" wrap="square" lIns="3753" tIns="1876" rIns="3753" bIns="1876" numCol="1" spcCol="0" rtlCol="0" fromWordArt="0" anchor="ctr" anchorCtr="0" forceAA="0" compatLnSpc="1">
+                    <wps:bodyPr rot="0" spcFirstLastPara="0" vertOverflow="overflow" horzOverflow="overflow" vert="horz" wrap="square" lIns="3959" tIns="1979" rIns="3959" bIns="1979" numCol="1" spcCol="0" rtlCol="0" fromWordArt="0" anchor="ctr" anchorCtr="0" forceAA="0" compatLnSpc="1">
                       <a:prstTxWarp prst="textNoShape">
                         <a:avLst/>
                       </a:prstTxWarp>
@@ -336,12 +336,12 @@
                     </wps:bodyPr>
                   </wps:wsp>
                   <wps:wsp>
-                    <wps:cNvPr id="7" name="&quot;loader() function&quot;" descr="LoadDiagram"/>
+                    <wps:cNvPr id="7" name="loader() function" descr="LoadDiagram"/>
                     <wps:cNvSpPr/>
                     <wps:spPr>
                       <a:xfrm>
-                        <a:off x="4611512" y="0"/>
-                        <a:ext cx="63174" cy="41048"/>
+                        <a:off x="4591182" y="0"/>
+                        <a:ext cx="60700" cy="43298"/>
                       </a:xfrm>
                       <a:prstGeom prst="rect">
                         <a:avLst/>
@@ -384,12 +384,12 @@
                               <w:color w:val="000000"/>
                               <w:sz w:val="4"/>
                             </w:rPr>
-                            <w:t xml:space="preserve">"loader() function"</w:t>
+                            <w:t xml:space="preserve">loader() function</w:t>
                           </w:r>
                         </w:p>
                       </w:txbxContent>
                     </wps:txbx>
-                    <wps:bodyPr rot="0" spcFirstLastPara="0" vertOverflow="overflow" horzOverflow="overflow" vert="horz" wrap="square" lIns="3753" tIns="1876" rIns="3753" bIns="1876" numCol="1" spcCol="0" rtlCol="0" fromWordArt="0" anchor="ctr" anchorCtr="0" forceAA="0" compatLnSpc="1">
+                    <wps:bodyPr rot="0" spcFirstLastPara="0" vertOverflow="overflow" horzOverflow="overflow" vert="horz" wrap="square" lIns="3959" tIns="1979" rIns="3959" bIns="1979" numCol="1" spcCol="0" rtlCol="0" fromWordArt="0" anchor="ctr" anchorCtr="0" forceAA="0" compatLnSpc="1">
                       <a:prstTxWarp prst="textNoShape">
                         <a:avLst/>
                       </a:prstTxWarp>
@@ -397,12 +397,12 @@
                     </wps:bodyPr>
                   </wps:wsp>
                   <wps:wsp>
-                    <wps:cNvPr id="8" name="&quot;flowDiagram.ts&lt;br/&gt;diagram object&quot;" descr="flowDiagram"/>
+                    <wps:cNvPr id="8" name="flowDiagram.ts&lt;br/&gt;diagram object" descr="flowDiagram"/>
                     <wps:cNvSpPr/>
                     <wps:spPr>
                       <a:xfrm>
-                        <a:off x="4560378" y="92846"/>
-                        <a:ext cx="165442" cy="41048"/>
+                        <a:off x="4537245" y="97936"/>
+                        <a:ext cx="168574" cy="43298"/>
                       </a:xfrm>
                       <a:prstGeom prst="rect">
                         <a:avLst/>
@@ -445,12 +445,12 @@
                               <w:color w:val="000000"/>
                               <w:sz w:val="4"/>
                             </w:rPr>
-                            <w:t xml:space="preserve">"flowDiagram.ts&lt;br/&gt;diagram object"</w:t>
+                            <w:t xml:space="preserve">flowDiagram.ts&lt;br/&gt;diagram object</w:t>
                           </w:r>
                         </w:p>
                       </w:txbxContent>
                     </wps:txbx>
-                    <wps:bodyPr rot="0" spcFirstLastPara="0" vertOverflow="overflow" horzOverflow="overflow" vert="horz" wrap="square" lIns="3753" tIns="1876" rIns="3753" bIns="1876" numCol="1" spcCol="0" rtlCol="0" fromWordArt="0" anchor="ctr" anchorCtr="0" forceAA="0" compatLnSpc="1">
+                    <wps:bodyPr rot="0" spcFirstLastPara="0" vertOverflow="overflow" horzOverflow="overflow" vert="horz" wrap="square" lIns="3959" tIns="1979" rIns="3959" bIns="1979" numCol="1" spcCol="0" rtlCol="0" fromWordArt="0" anchor="ctr" anchorCtr="0" forceAA="0" compatLnSpc="1">
                       <a:prstTxWarp prst="textNoShape">
                         <a:avLst/>
                       </a:prstTxWarp>
@@ -462,8 +462,8 @@
                     <wps:cNvSpPr/>
                     <wps:spPr>
                       <a:xfrm>
-                        <a:off x="4573357" y="185692"/>
-                        <a:ext cx="139484" cy="82095"/>
+                        <a:off x="4547966" y="195872"/>
+                        <a:ext cx="147131" cy="86596"/>
                       </a:xfrm>
                       <a:prstGeom prst="diamond">
                         <a:avLst/>
@@ -511,7 +511,7 @@
                         </w:p>
                       </w:txbxContent>
                     </wps:txbx>
-                    <wps:bodyPr rot="0" spcFirstLastPara="0" vertOverflow="overflow" horzOverflow="overflow" vert="horz" wrap="square" lIns="3753" tIns="1876" rIns="3753" bIns="1876" numCol="1" spcCol="0" rtlCol="0" fromWordArt="0" anchor="ctr" anchorCtr="0" forceAA="0" compatLnSpc="1">
+                    <wps:bodyPr rot="0" spcFirstLastPara="0" vertOverflow="overflow" horzOverflow="overflow" vert="horz" wrap="square" lIns="3959" tIns="1979" rIns="3959" bIns="1979" numCol="1" spcCol="0" rtlCol="0" fromWordArt="0" anchor="ctr" anchorCtr="0" forceAA="0" compatLnSpc="1">
                       <a:prstTxWarp prst="textNoShape">
                         <a:avLst/>
                       </a:prstTxWarp>
@@ -519,12 +519,12 @@
                     </wps:bodyPr>
                   </wps:wsp>
                   <wps:wsp>
-                    <wps:cNvPr id="10" name="&quot;parser: flowParser&quot;" descr="Parser"/>
+                    <wps:cNvPr id="10" name="parser: flowParser" descr="Parser"/>
                     <wps:cNvSpPr/>
                     <wps:spPr>
                       <a:xfrm>
-                        <a:off x="910008" y="299062"/>
-                        <a:ext cx="75371" cy="41048"/>
+                        <a:off x="937631" y="315458"/>
+                        <a:ext cx="73566" cy="43298"/>
                       </a:xfrm>
                       <a:prstGeom prst="rect">
                         <a:avLst/>
@@ -567,12 +567,12 @@
                               <w:color w:val="000000"/>
                               <w:sz w:val="4"/>
                             </w:rPr>
-                            <w:t xml:space="preserve">"parser: flowParser"</w:t>
+                            <w:t xml:space="preserve">parser: flowParser</w:t>
                           </w:r>
                         </w:p>
                       </w:txbxContent>
                     </wps:txbx>
-                    <wps:bodyPr rot="0" spcFirstLastPara="0" vertOverflow="overflow" horzOverflow="overflow" vert="horz" wrap="square" lIns="3753" tIns="1876" rIns="3753" bIns="1876" numCol="1" spcCol="0" rtlCol="0" fromWordArt="0" anchor="ctr" anchorCtr="0" forceAA="0" compatLnSpc="1">
+                    <wps:bodyPr rot="0" spcFirstLastPara="0" vertOverflow="overflow" horzOverflow="overflow" vert="horz" wrap="square" lIns="3959" tIns="1979" rIns="3959" bIns="1979" numCol="1" spcCol="0" rtlCol="0" fromWordArt="0" anchor="ctr" anchorCtr="0" forceAA="0" compatLnSpc="1">
                       <a:prstTxWarp prst="textNoShape">
                         <a:avLst/>
                       </a:prstTxWarp>
@@ -580,12 +580,12 @@
                     </wps:bodyPr>
                   </wps:wsp>
                   <wps:wsp>
-                    <wps:cNvPr id="11" name="&quot;db: new FlowDB()&quot;" descr="Database"/>
+                    <wps:cNvPr id="11" name="db: new FlowDB()" descr="Database"/>
                     <wps:cNvSpPr/>
                     <wps:spPr>
                       <a:xfrm>
-                        <a:off x="1637984" y="299062"/>
-                        <a:ext cx="65989" cy="41048"/>
+                        <a:off x="1671373" y="315458"/>
+                        <a:ext cx="63669" cy="43298"/>
                       </a:xfrm>
                       <a:prstGeom prst="rect">
                         <a:avLst/>
@@ -628,12 +628,12 @@
                               <w:color w:val="000000"/>
                               <w:sz w:val="4"/>
                             </w:rPr>
-                            <w:t xml:space="preserve">"db: new FlowDB()"</w:t>
+                            <w:t xml:space="preserve">db: new FlowDB()</w:t>
                           </w:r>
                         </w:p>
                       </w:txbxContent>
                     </wps:txbx>
-                    <wps:bodyPr rot="0" spcFirstLastPara="0" vertOverflow="overflow" horzOverflow="overflow" vert="horz" wrap="square" lIns="3753" tIns="1876" rIns="3753" bIns="1876" numCol="1" spcCol="0" rtlCol="0" fromWordArt="0" anchor="ctr" anchorCtr="0" forceAA="0" compatLnSpc="1">
+                    <wps:bodyPr rot="0" spcFirstLastPara="0" vertOverflow="overflow" horzOverflow="overflow" vert="horz" wrap="square" lIns="3959" tIns="1979" rIns="3959" bIns="1979" numCol="1" spcCol="0" rtlCol="0" fromWordArt="0" anchor="ctr" anchorCtr="0" forceAA="0" compatLnSpc="1">
                       <a:prstTxWarp prst="textNoShape">
                         <a:avLst/>
                       </a:prstTxWarp>
@@ -641,12 +641,12 @@
                     </wps:bodyPr>
                   </wps:wsp>
                   <wps:wsp>
-                    <wps:cNvPr id="12" name="&quot;renderer: flowRenderer-v3-unified&quot;" descr="Renderer"/>
+                    <wps:cNvPr id="12" name="renderer: flowRenderer-v3-unified" descr="Renderer"/>
                     <wps:cNvSpPr/>
                     <wps:spPr>
                       <a:xfrm>
-                        <a:off x="4622833" y="299062"/>
-                        <a:ext cx="148366" cy="41048"/>
+                        <a:off x="4570465" y="315458"/>
+                        <a:ext cx="150562" cy="43298"/>
                       </a:xfrm>
                       <a:prstGeom prst="rect">
                         <a:avLst/>
@@ -689,12 +689,12 @@
                               <w:color w:val="000000"/>
                               <w:sz w:val="4"/>
                             </w:rPr>
-                            <w:t xml:space="preserve">"renderer: flowRenderer-v3-unified"</w:t>
+                            <w:t xml:space="preserve">renderer: flowRenderer-v3-unified</w:t>
                           </w:r>
                         </w:p>
                       </w:txbxContent>
                     </wps:txbx>
-                    <wps:bodyPr rot="0" spcFirstLastPara="0" vertOverflow="overflow" horzOverflow="overflow" vert="horz" wrap="square" lIns="3753" tIns="1876" rIns="3753" bIns="1876" numCol="1" spcCol="0" rtlCol="0" fromWordArt="0" anchor="ctr" anchorCtr="0" forceAA="0" compatLnSpc="1">
+                    <wps:bodyPr rot="0" spcFirstLastPara="0" vertOverflow="overflow" horzOverflow="overflow" vert="horz" wrap="square" lIns="3959" tIns="1979" rIns="3959" bIns="1979" numCol="1" spcCol="0" rtlCol="0" fromWordArt="0" anchor="ctr" anchorCtr="0" forceAA="0" compatLnSpc="1">
                       <a:prstTxWarp prst="textNoShape">
                         <a:avLst/>
                       </a:prstTxWarp>
@@ -702,12 +702,12 @@
                     </wps:bodyPr>
                   </wps:wsp>
                   <wps:wsp>
-                    <wps:cNvPr id="13" name="&quot;styles: flowStyles&quot;" descr="Styles"/>
+                    <wps:cNvPr id="13" name="styles: flowStyles" descr="Styles"/>
                     <wps:cNvSpPr/>
                     <wps:spPr>
                       <a:xfrm>
-                        <a:off x="4910058" y="299062"/>
-                        <a:ext cx="75371" cy="41048"/>
+                        <a:off x="4864529" y="315458"/>
+                        <a:ext cx="73566" cy="43298"/>
                       </a:xfrm>
                       <a:prstGeom prst="rect">
                         <a:avLst/>
@@ -750,12 +750,12 @@
                               <w:color w:val="000000"/>
                               <w:sz w:val="4"/>
                             </w:rPr>
-                            <w:t xml:space="preserve">"styles: flowStyles"</w:t>
+                            <w:t xml:space="preserve">styles: flowStyles</w:t>
                           </w:r>
                         </w:p>
                       </w:txbxContent>
                     </wps:txbx>
-                    <wps:bodyPr rot="0" spcFirstLastPara="0" vertOverflow="overflow" horzOverflow="overflow" vert="horz" wrap="square" lIns="3753" tIns="1876" rIns="3753" bIns="1876" numCol="1" spcCol="0" rtlCol="0" fromWordArt="0" anchor="ctr" anchorCtr="0" forceAA="0" compatLnSpc="1">
+                    <wps:bodyPr rot="0" spcFirstLastPara="0" vertOverflow="overflow" horzOverflow="overflow" vert="horz" wrap="square" lIns="3959" tIns="1979" rIns="3959" bIns="1979" numCol="1" spcCol="0" rtlCol="0" fromWordArt="0" anchor="ctr" anchorCtr="0" forceAA="0" compatLnSpc="1">
                       <a:prstTxWarp prst="textNoShape">
                         <a:avLst/>
                       </a:prstTxWarp>
@@ -763,12 +763,12 @@
                     </wps:bodyPr>
                   </wps:wsp>
                   <wps:wsp>
-                    <wps:cNvPr id="14" name="&quot;init: (cnf: MermaidConfig)&quot;" descr="Init"/>
+                    <wps:cNvPr id="14" name="init: (cnf: MermaidConfig)" descr="Init"/>
                     <wps:cNvSpPr/>
                     <wps:spPr>
                       <a:xfrm>
-                        <a:off x="5350480" y="299062"/>
-                        <a:ext cx="98827" cy="41048"/>
+                        <a:off x="5331324" y="315458"/>
+                        <a:ext cx="98307" cy="43298"/>
                       </a:xfrm>
                       <a:prstGeom prst="rect">
                         <a:avLst/>
@@ -811,12 +811,12 @@
                               <w:color w:val="000000"/>
                               <w:sz w:val="4"/>
                             </w:rPr>
-                            <w:t xml:space="preserve">"init: (cnf: MermaidConfig)"</w:t>
+                            <w:t xml:space="preserve">init: (cnf: MermaidConfig)</w:t>
                           </w:r>
                         </w:p>
                       </w:txbxContent>
                     </wps:txbx>
-                    <wps:bodyPr rot="0" spcFirstLastPara="0" vertOverflow="overflow" horzOverflow="overflow" vert="horz" wrap="square" lIns="3753" tIns="1876" rIns="3753" bIns="1876" numCol="1" spcCol="0" rtlCol="0" fromWordArt="0" anchor="ctr" anchorCtr="0" forceAA="0" compatLnSpc="1">
+                    <wps:bodyPr rot="0" spcFirstLastPara="0" vertOverflow="overflow" horzOverflow="overflow" vert="horz" wrap="square" lIns="3959" tIns="1979" rIns="3959" bIns="1979" numCol="1" spcCol="0" rtlCol="0" fromWordArt="0" anchor="ctr" anchorCtr="0" forceAA="0" compatLnSpc="1">
                       <a:prstTxWarp prst="textNoShape">
                         <a:avLst/>
                       </a:prstTxWarp>
@@ -824,12 +824,12 @@
                     </wps:bodyPr>
                   </wps:wsp>
                   <wps:wsp>
-                    <wps:cNvPr id="15" name="&quot;parser/flowParser.ts&lt;br/&gt;newParser.parse(src)&quot;" descr="flowParser"/>
+                    <wps:cNvPr id="15" name="parser/flowParser.ts&lt;br/&gt;newParser.parse(src)" descr="flowParser"/>
                     <wps:cNvSpPr/>
                     <wps:spPr>
                       <a:xfrm>
-                        <a:off x="701924" y="383112"/>
-                        <a:ext cx="278968" cy="29320"/>
+                        <a:off x="745601" y="404116"/>
+                        <a:ext cx="282386" cy="30927"/>
                       </a:xfrm>
                       <a:prstGeom prst="rect">
                         <a:avLst/>
@@ -872,12 +872,12 @@
                               <w:color w:val="000000"/>
                               <w:sz w:val="4"/>
                             </w:rPr>
-                            <w:t xml:space="preserve">"parser/flowParser.ts&lt;br/&gt;newParser.parse(src)"</w:t>
+                            <w:t xml:space="preserve">parser/flowParser.ts&lt;br/&gt;newParser.parse(src)</w:t>
                           </w:r>
                         </w:p>
                       </w:txbxContent>
                     </wps:txbx>
-                    <wps:bodyPr rot="0" spcFirstLastPara="0" vertOverflow="overflow" horzOverflow="overflow" vert="horz" wrap="square" lIns="3753" tIns="1876" rIns="3753" bIns="1876" numCol="1" spcCol="0" rtlCol="0" fromWordArt="0" anchor="ctr" anchorCtr="0" forceAA="0" compatLnSpc="1">
+                    <wps:bodyPr rot="0" spcFirstLastPara="0" vertOverflow="overflow" horzOverflow="overflow" vert="horz" wrap="square" lIns="3959" tIns="1979" rIns="3959" bIns="1979" numCol="1" spcCol="0" rtlCol="0" fromWordArt="0" anchor="ctr" anchorCtr="0" forceAA="0" compatLnSpc="1">
                       <a:prstTxWarp prst="textNoShape">
                         <a:avLst/>
                       </a:prstTxWarp>
@@ -889,8 +889,8 @@
                     <wps:cNvSpPr/>
                     <wps:spPr>
                       <a:xfrm>
-                        <a:off x="5734530" y="5864"/>
-                        <a:ext cx="104457" cy="29320"/>
+                        <a:off x="5729006" y="6185"/>
+                        <a:ext cx="110183" cy="30927"/>
                       </a:xfrm>
                       <a:prstGeom prst="rect">
                         <a:avLst/>
@@ -938,7 +938,7 @@
                         </w:p>
                       </w:txbxContent>
                     </wps:txbx>
-                    <wps:bodyPr rot="0" spcFirstLastPara="0" vertOverflow="overflow" horzOverflow="overflow" vert="horz" wrap="square" lIns="3753" tIns="1876" rIns="3753" bIns="1876" numCol="1" spcCol="0" rtlCol="0" fromWordArt="0" anchor="ctr" anchorCtr="0" forceAA="0" compatLnSpc="1">
+                    <wps:bodyPr rot="0" spcFirstLastPara="0" vertOverflow="overflow" horzOverflow="overflow" vert="horz" wrap="square" lIns="3959" tIns="1979" rIns="3959" bIns="1979" numCol="1" spcCol="0" rtlCol="0" fromWordArt="0" anchor="ctr" anchorCtr="0" forceAA="0" compatLnSpc="1">
                       <a:prstTxWarp prst="textNoShape">
                         <a:avLst/>
                       </a:prstTxWarp>
@@ -946,12 +946,12 @@
                     </wps:bodyPr>
                   </wps:wsp>
                   <wps:wsp>
-                    <wps:cNvPr id="17" name="&quot;parser/flow.jison&lt;br/&gt;flowJisonParser.parse(newSrc)&quot;" descr="flowJison"/>
+                    <wps:cNvPr id="17" name="parser/flow.jison&lt;br/&gt;flowJisonParser.parse(newSrc)" descr="flowJison"/>
                     <wps:cNvSpPr/>
                     <wps:spPr>
                       <a:xfrm>
-                        <a:off x="5629917" y="98710"/>
-                        <a:ext cx="313683" cy="29320"/>
+                        <a:off x="5624596" y="104122"/>
+                        <a:ext cx="319004" cy="30927"/>
                       </a:xfrm>
                       <a:prstGeom prst="rect">
                         <a:avLst/>
@@ -994,12 +994,12 @@
                               <w:color w:val="000000"/>
                               <w:sz w:val="4"/>
                             </w:rPr>
-                            <w:t xml:space="preserve">"parser/flow.jison&lt;br/&gt;flowJisonParser.parse(newSrc)"</w:t>
+                            <w:t xml:space="preserve">parser/flow.jison&lt;br/&gt;flowJisonParser.parse(newSrc)</w:t>
                           </w:r>
                         </w:p>
                       </w:txbxContent>
                     </wps:txbx>
-                    <wps:bodyPr rot="0" spcFirstLastPara="0" vertOverflow="overflow" horzOverflow="overflow" vert="horz" wrap="square" lIns="3753" tIns="1876" rIns="3753" bIns="1876" numCol="1" spcCol="0" rtlCol="0" fromWordArt="0" anchor="ctr" anchorCtr="0" forceAA="0" compatLnSpc="1">
+                    <wps:bodyPr rot="0" spcFirstLastPara="0" vertOverflow="overflow" horzOverflow="overflow" vert="horz" wrap="square" lIns="3959" tIns="1979" rIns="3959" bIns="1979" numCol="1" spcCol="0" rtlCol="0" fromWordArt="0" anchor="ctr" anchorCtr="0" forceAA="0" compatLnSpc="1">
                       <a:prstTxWarp prst="textNoShape">
                         <a:avLst/>
                       </a:prstTxWarp>
@@ -1007,12 +1007,12 @@
                     </wps:bodyPr>
                   </wps:wsp>
                   <wps:wsp>
-                    <wps:cNvPr id="18" name="&quot;Parse Graph Structure&quot;" descr="ParseGraph"/>
+                    <wps:cNvPr id="18" name="Parse Graph Structure" descr="ParseGraph"/>
                     <wps:cNvSpPr/>
                     <wps:spPr>
                       <a:xfrm>
-                        <a:off x="5747196" y="206216"/>
-                        <a:ext cx="79124" cy="41048"/>
+                        <a:off x="5745336" y="217521"/>
+                        <a:ext cx="77524" cy="43298"/>
                       </a:xfrm>
                       <a:prstGeom prst="rect">
                         <a:avLst/>
@@ -1055,12 +1055,12 @@
                               <w:color w:val="000000"/>
                               <w:sz w:val="4"/>
                             </w:rPr>
-                            <w:t xml:space="preserve">"Parse Graph Structure"</w:t>
+                            <w:t xml:space="preserve">Parse Graph Structure</w:t>
                           </w:r>
                         </w:p>
                       </w:txbxContent>
                     </wps:txbx>
-                    <wps:bodyPr rot="0" spcFirstLastPara="0" vertOverflow="overflow" horzOverflow="overflow" vert="horz" wrap="square" lIns="3753" tIns="1876" rIns="3753" bIns="1876" numCol="1" spcCol="0" rtlCol="0" fromWordArt="0" anchor="ctr" anchorCtr="0" forceAA="0" compatLnSpc="1">
+                    <wps:bodyPr rot="0" spcFirstLastPara="0" vertOverflow="overflow" horzOverflow="overflow" vert="horz" wrap="square" lIns="3959" tIns="1979" rIns="3959" bIns="1979" numCol="1" spcCol="0" rtlCol="0" fromWordArt="0" anchor="ctr" anchorCtr="0" forceAA="0" compatLnSpc="1">
                       <a:prstTxWarp prst="textNoShape">
                         <a:avLst/>
                       </a:prstTxWarp>
@@ -1068,12 +1068,12 @@
                     </wps:bodyPr>
                   </wps:wsp>
                   <wps:wsp>
-                    <wps:cNvPr id="19" name="&quot;Parse Vertices&quot;" descr="ParseVertices"/>
+                    <wps:cNvPr id="19" name="Parse Vertices" descr="ParseVertices"/>
                     <wps:cNvSpPr/>
                     <wps:spPr>
                       <a:xfrm>
-                        <a:off x="5472763" y="299062"/>
-                        <a:ext cx="64113" cy="41048"/>
+                        <a:off x="5454373" y="315458"/>
+                        <a:ext cx="61689" cy="43298"/>
                       </a:xfrm>
                       <a:prstGeom prst="rect">
                         <a:avLst/>
@@ -1116,12 +1116,12 @@
                               <w:color w:val="000000"/>
                               <w:sz w:val="4"/>
                             </w:rPr>
-                            <w:t xml:space="preserve">"Parse Vertices"</w:t>
+                            <w:t xml:space="preserve">Parse Vertices</w:t>
                           </w:r>
                         </w:p>
                       </w:txbxContent>
                     </wps:txbx>
-                    <wps:bodyPr rot="0" spcFirstLastPara="0" vertOverflow="overflow" horzOverflow="overflow" vert="horz" wrap="square" lIns="3753" tIns="1876" rIns="3753" bIns="1876" numCol="1" spcCol="0" rtlCol="0" fromWordArt="0" anchor="ctr" anchorCtr="0" forceAA="0" compatLnSpc="1">
+                    <wps:bodyPr rot="0" spcFirstLastPara="0" vertOverflow="overflow" horzOverflow="overflow" vert="horz" wrap="square" lIns="3959" tIns="1979" rIns="3959" bIns="1979" numCol="1" spcCol="0" rtlCol="0" fromWordArt="0" anchor="ctr" anchorCtr="0" forceAA="0" compatLnSpc="1">
                       <a:prstTxWarp prst="textNoShape">
                         <a:avLst/>
                       </a:prstTxWarp>
@@ -1129,12 +1129,12 @@
                     </wps:bodyPr>
                   </wps:wsp>
                   <wps:wsp>
-                    <wps:cNvPr id="20" name="&quot;Parse Edges&quot;" descr="ParseEdges"/>
+                    <wps:cNvPr id="20" name="Parse Edges" descr="ParseEdges"/>
                     <wps:cNvSpPr/>
                     <wps:spPr>
                       <a:xfrm>
-                        <a:off x="5560332" y="304926"/>
-                        <a:ext cx="84754" cy="29320"/>
+                        <a:off x="5540804" y="321643"/>
+                        <a:ext cx="77524" cy="30927"/>
                       </a:xfrm>
                       <a:prstGeom prst="rect">
                         <a:avLst/>
@@ -1177,12 +1177,12 @@
                               <w:color w:val="000000"/>
                               <w:sz w:val="4"/>
                             </w:rPr>
-                            <w:t xml:space="preserve">"Parse Edges"</w:t>
+                            <w:t xml:space="preserve">Parse Edges</w:t>
                           </w:r>
                         </w:p>
                       </w:txbxContent>
                     </wps:txbx>
-                    <wps:bodyPr rot="0" spcFirstLastPara="0" vertOverflow="overflow" horzOverflow="overflow" vert="horz" wrap="square" lIns="3753" tIns="1876" rIns="3753" bIns="1876" numCol="1" spcCol="0" rtlCol="0" fromWordArt="0" anchor="ctr" anchorCtr="0" forceAA="0" compatLnSpc="1">
+                    <wps:bodyPr rot="0" spcFirstLastPara="0" vertOverflow="overflow" horzOverflow="overflow" vert="horz" wrap="square" lIns="3959" tIns="1979" rIns="3959" bIns="1979" numCol="1" spcCol="0" rtlCol="0" fromWordArt="0" anchor="ctr" anchorCtr="0" forceAA="0" compatLnSpc="1">
                       <a:prstTxWarp prst="textNoShape">
                         <a:avLst/>
                       </a:prstTxWarp>
@@ -1190,12 +1190,12 @@
                     </wps:bodyPr>
                   </wps:wsp>
                   <wps:wsp>
-                    <wps:cNvPr id="21" name="&quot;Parse Subgraphs&quot;" descr="ParseSubgraphs"/>
+                    <wps:cNvPr id="21" name="Parse Subgraphs" descr="ParseSubgraphs"/>
                     <wps:cNvSpPr/>
                     <wps:spPr>
                       <a:xfrm>
-                        <a:off x="5668541" y="299062"/>
-                        <a:ext cx="69742" cy="41048"/>
+                        <a:off x="5643070" y="315458"/>
+                        <a:ext cx="67628" cy="43298"/>
                       </a:xfrm>
                       <a:prstGeom prst="rect">
                         <a:avLst/>
@@ -1238,12 +1238,12 @@
                               <w:color w:val="000000"/>
                               <w:sz w:val="4"/>
                             </w:rPr>
-                            <w:t xml:space="preserve">"Parse Subgraphs"</w:t>
+                            <w:t xml:space="preserve">Parse Subgraphs</w:t>
                           </w:r>
                         </w:p>
                       </w:txbxContent>
                     </wps:txbx>
-                    <wps:bodyPr rot="0" spcFirstLastPara="0" vertOverflow="overflow" horzOverflow="overflow" vert="horz" wrap="square" lIns="3753" tIns="1876" rIns="3753" bIns="1876" numCol="1" spcCol="0" rtlCol="0" fromWordArt="0" anchor="ctr" anchorCtr="0" forceAA="0" compatLnSpc="1">
+                    <wps:bodyPr rot="0" spcFirstLastPara="0" vertOverflow="overflow" horzOverflow="overflow" vert="horz" wrap="square" lIns="3959" tIns="1979" rIns="3959" bIns="1979" numCol="1" spcCol="0" rtlCol="0" fromWordArt="0" anchor="ctr" anchorCtr="0" forceAA="0" compatLnSpc="1">
                       <a:prstTxWarp prst="textNoShape">
                         <a:avLst/>
                       </a:prstTxWarp>
@@ -1251,12 +1251,12 @@
                     </wps:bodyPr>
                   </wps:wsp>
                   <wps:wsp>
-                    <wps:cNvPr id="22" name="&quot;Parse Classes&quot;" descr="ParseClasses"/>
+                    <wps:cNvPr id="22" name="Parse Classes" descr="ParseClasses"/>
                     <wps:cNvSpPr/>
                     <wps:spPr>
                       <a:xfrm>
-                        <a:off x="5761739" y="299062"/>
-                        <a:ext cx="58483" cy="41048"/>
+                        <a:off x="5735439" y="321643"/>
+                        <a:ext cx="89400" cy="30927"/>
                       </a:xfrm>
                       <a:prstGeom prst="rect">
                         <a:avLst/>
@@ -1299,12 +1299,12 @@
                               <w:color w:val="000000"/>
                               <w:sz w:val="4"/>
                             </w:rPr>
-                            <w:t xml:space="preserve">"Parse Classes"</w:t>
+                            <w:t xml:space="preserve">Parse Classes</w:t>
                           </w:r>
                         </w:p>
                       </w:txbxContent>
                     </wps:txbx>
-                    <wps:bodyPr rot="0" spcFirstLastPara="0" vertOverflow="overflow" horzOverflow="overflow" vert="horz" wrap="square" lIns="3753" tIns="1876" rIns="3753" bIns="1876" numCol="1" spcCol="0" rtlCol="0" fromWordArt="0" anchor="ctr" anchorCtr="0" forceAA="0" compatLnSpc="1">
+                    <wps:bodyPr rot="0" spcFirstLastPara="0" vertOverflow="overflow" horzOverflow="overflow" vert="horz" wrap="square" lIns="3959" tIns="1979" rIns="3959" bIns="1979" numCol="1" spcCol="0" rtlCol="0" fromWordArt="0" anchor="ctr" anchorCtr="0" forceAA="0" compatLnSpc="1">
                       <a:prstTxWarp prst="textNoShape">
                         <a:avLst/>
                       </a:prstTxWarp>
@@ -1312,12 +1312,12 @@
                     </wps:bodyPr>
                   </wps:wsp>
                   <wps:wsp>
-                    <wps:cNvPr id="23" name="&quot;Parse Styles&quot;" descr="ParseStyles"/>
+                    <wps:cNvPr id="23" name="Parse Styles" descr="ParseStyles"/>
                     <wps:cNvSpPr/>
                     <wps:spPr>
                       <a:xfrm>
-                        <a:off x="5843678" y="299062"/>
-                        <a:ext cx="52854" cy="41048"/>
+                        <a:off x="5849581" y="321643"/>
+                        <a:ext cx="83462" cy="30927"/>
                       </a:xfrm>
                       <a:prstGeom prst="rect">
                         <a:avLst/>
@@ -1360,12 +1360,12 @@
                               <w:color w:val="000000"/>
                               <w:sz w:val="4"/>
                             </w:rPr>
-                            <w:t xml:space="preserve">"Parse Styles"</w:t>
+                            <w:t xml:space="preserve">Parse Styles</w:t>
                           </w:r>
                         </w:p>
                       </w:txbxContent>
                     </wps:txbx>
-                    <wps:bodyPr rot="0" spcFirstLastPara="0" vertOverflow="overflow" horzOverflow="overflow" vert="horz" wrap="square" lIns="3753" tIns="1876" rIns="3753" bIns="1876" numCol="1" spcCol="0" rtlCol="0" fromWordArt="0" anchor="ctr" anchorCtr="0" forceAA="0" compatLnSpc="1">
+                    <wps:bodyPr rot="0" spcFirstLastPara="0" vertOverflow="overflow" horzOverflow="overflow" vert="horz" wrap="square" lIns="3959" tIns="1979" rIns="3959" bIns="1979" numCol="1" spcCol="0" rtlCol="0" fromWordArt="0" anchor="ctr" anchorCtr="0" forceAA="0" compatLnSpc="1">
                       <a:prstTxWarp prst="textNoShape">
                         <a:avLst/>
                       </a:prstTxWarp>
@@ -1373,12 +1373,12 @@
                     </wps:bodyPr>
                   </wps:wsp>
                   <wps:wsp>
-                    <wps:cNvPr id="24" name="&quot;flowDb.ts&lt;br/&gt;FlowDB class&quot;" descr="FlowDBClass"/>
+                    <wps:cNvPr id="24" name="flowDb.ts&lt;br/&gt;FlowDB class" descr="FlowDBClass"/>
                     <wps:cNvSpPr/>
                     <wps:spPr>
                       <a:xfrm>
-                        <a:off x="1603738" y="377248"/>
-                        <a:ext cx="134480" cy="41048"/>
+                        <a:off x="1635250" y="397930"/>
+                        <a:ext cx="135915" cy="43298"/>
                       </a:xfrm>
                       <a:prstGeom prst="rect">
                         <a:avLst/>
@@ -1421,12 +1421,12 @@
                               <w:color w:val="000000"/>
                               <w:sz w:val="4"/>
                             </w:rPr>
-                            <w:t xml:space="preserve">"flowDb.ts&lt;br/&gt;FlowDB class"</w:t>
+                            <w:t xml:space="preserve">flowDb.ts&lt;br/&gt;FlowDB class</w:t>
                           </w:r>
                         </w:p>
                       </w:txbxContent>
                     </wps:txbx>
-                    <wps:bodyPr rot="0" spcFirstLastPara="0" vertOverflow="overflow" horzOverflow="overflow" vert="horz" wrap="square" lIns="3753" tIns="1876" rIns="3753" bIns="1876" numCol="1" spcCol="0" rtlCol="0" fromWordArt="0" anchor="ctr" anchorCtr="0" forceAA="0" compatLnSpc="1">
+                    <wps:bodyPr rot="0" spcFirstLastPara="0" vertOverflow="overflow" horzOverflow="overflow" vert="horz" wrap="square" lIns="3959" tIns="1979" rIns="3959" bIns="1979" numCol="1" spcCol="0" rtlCol="0" fromWordArt="0" anchor="ctr" anchorCtr="0" forceAA="0" compatLnSpc="1">
                       <a:prstTxWarp prst="textNoShape">
                         <a:avLst/>
                       </a:prstTxWarp>
@@ -1434,12 +1434,12 @@
                     </wps:bodyPr>
                   </wps:wsp>
                   <wps:wsp>
-                    <wps:cNvPr id="25" name="&quot;constructor()&lt;br/&gt;- Initialize counters&lt;br/&gt;- Bind methods&lt;br/&gt;- Setup toolTips&lt;br/&gt;- Call clear()&quot;" descr="DBInit"/>
+                    <wps:cNvPr id="25" name="constructor()&lt;br/&gt;- Initialize counters&lt;br/&gt;- Bind methods&lt;br/&gt;- Setup toolTips&lt;br/&gt;- Call clear()" descr="DBInit"/>
                     <wps:cNvSpPr/>
                     <wps:spPr>
                       <a:xfrm>
-                        <a:off x="1536639" y="455434"/>
-                        <a:ext cx="125098" cy="111415"/>
+                        <a:off x="1590450" y="480403"/>
+                        <a:ext cx="126018" cy="117523"/>
                       </a:xfrm>
                       <a:prstGeom prst="rect">
                         <a:avLst/>
@@ -1482,12 +1482,12 @@
                               <w:color w:val="000000"/>
                               <w:sz w:val="4"/>
                             </w:rPr>
-                            <w:t xml:space="preserve">"constructor()&lt;br/&gt;- Initialize counters&lt;br/&gt;- Bind methods&lt;br/&gt;- Setup toolTips&lt;br/&gt;- Call clear()"</w:t>
+                            <w:t xml:space="preserve">constructor()&lt;br/&gt;- Initialize counters&lt;br/&gt;- Bind methods&lt;br/&gt;- Setup toolTips&lt;br/&gt;- Call clear()</w:t>
                           </w:r>
                         </w:p>
                       </w:txbxContent>
                     </wps:txbx>
-                    <wps:bodyPr rot="0" spcFirstLastPara="0" vertOverflow="overflow" horzOverflow="overflow" vert="horz" wrap="square" lIns="3753" tIns="1876" rIns="3753" bIns="1876" numCol="1" spcCol="0" rtlCol="0" fromWordArt="0" anchor="ctr" anchorCtr="0" forceAA="0" compatLnSpc="1">
+                    <wps:bodyPr rot="0" spcFirstLastPara="0" vertOverflow="overflow" horzOverflow="overflow" vert="horz" wrap="square" lIns="3959" tIns="1979" rIns="3959" bIns="1979" numCol="1" spcCol="0" rtlCol="0" fromWordArt="0" anchor="ctr" anchorCtr="0" forceAA="0" compatLnSpc="1">
                       <a:prstTxWarp prst="textNoShape">
                         <a:avLst/>
                       </a:prstTxWarp>
@@ -1499,8 +1499,8 @@
                     <wps:cNvSpPr/>
                     <wps:spPr>
                       <a:xfrm>
-                        <a:off x="1546334" y="612784"/>
-                        <a:ext cx="105708" cy="82095"/>
+                        <a:off x="1597708" y="646379"/>
+                        <a:ext cx="111503" cy="86596"/>
                       </a:xfrm>
                       <a:prstGeom prst="diamond">
                         <a:avLst/>
@@ -1548,7 +1548,7 @@
                         </w:p>
                       </w:txbxContent>
                     </wps:txbx>
-                    <wps:bodyPr rot="0" spcFirstLastPara="0" vertOverflow="overflow" horzOverflow="overflow" vert="horz" wrap="square" lIns="3753" tIns="1876" rIns="3753" bIns="1876" numCol="1" spcCol="0" rtlCol="0" fromWordArt="0" anchor="ctr" anchorCtr="0" forceAA="0" compatLnSpc="1">
+                    <wps:bodyPr rot="0" spcFirstLastPara="0" vertOverflow="overflow" horzOverflow="overflow" vert="horz" wrap="square" lIns="3959" tIns="1979" rIns="3959" bIns="1979" numCol="1" spcCol="0" rtlCol="0" fromWordArt="0" anchor="ctr" anchorCtr="0" forceAA="0" compatLnSpc="1">
                       <a:prstTxWarp prst="textNoShape">
                         <a:avLst/>
                       </a:prstTxWarp>
@@ -1556,12 +1556,12 @@
                     </wps:bodyPr>
                   </wps:wsp>
                   <wps:wsp>
-                    <wps:cNvPr id="27" name="&quot;addVertex(id, textObj, type, style,&lt;br/&gt;classes, dir, props, metadata)&quot;" descr="addVertex"/>
+                    <wps:cNvPr id="27" name="addVertex(id, textObj, type, style,&lt;br/&gt;classes, dir, props, metadata)" descr="addVertex"/>
                     <wps:cNvSpPr/>
                     <wps:spPr>
                       <a:xfrm>
-                        <a:off x="245786" y="752541"/>
-                        <a:ext cx="119468" cy="87959"/>
+                        <a:off x="236779" y="793798"/>
+                        <a:ext cx="126018" cy="92782"/>
                       </a:xfrm>
                       <a:prstGeom prst="rect">
                         <a:avLst/>
@@ -1604,12 +1604,12 @@
                               <w:color w:val="000000"/>
                               <w:sz w:val="4"/>
                             </w:rPr>
-                            <w:t xml:space="preserve">"addVertex(id, textObj, type, style,&lt;br/&gt;classes, dir, props, metadata)"</w:t>
+                            <w:t xml:space="preserve">addVertex(id, textObj, type, style,&lt;br/&gt;classes, dir, props, metadata)</w:t>
                           </w:r>
                         </w:p>
                       </w:txbxContent>
                     </wps:txbx>
-                    <wps:bodyPr rot="0" spcFirstLastPara="0" vertOverflow="overflow" horzOverflow="overflow" vert="horz" wrap="square" lIns="3753" tIns="1876" rIns="3753" bIns="1876" numCol="1" spcCol="0" rtlCol="0" fromWordArt="0" anchor="ctr" anchorCtr="0" forceAA="0" compatLnSpc="1">
+                    <wps:bodyPr rot="0" spcFirstLastPara="0" vertOverflow="overflow" horzOverflow="overflow" vert="horz" wrap="square" lIns="3959" tIns="1979" rIns="3959" bIns="1979" numCol="1" spcCol="0" rtlCol="0" fromWordArt="0" anchor="ctr" anchorCtr="0" forceAA="0" compatLnSpc="1">
                       <a:prstTxWarp prst="textNoShape">
                         <a:avLst/>
                       </a:prstTxWarp>
@@ -1617,12 +1617,12 @@
                     </wps:bodyPr>
                   </wps:wsp>
                   <wps:wsp>
-                    <wps:cNvPr id="28" name="&quot;addLink(_start[], _end[], linkData)&quot;" descr="addLink"/>
+                    <wps:cNvPr id="28" name="addLink(_start[], _end[], linkData)" descr="addLink"/>
                     <wps:cNvSpPr/>
                     <wps:spPr>
                       <a:xfrm>
-                        <a:off x="613214" y="770133"/>
-                        <a:ext cx="114777" cy="52776"/>
+                        <a:off x="634956" y="812355"/>
+                        <a:ext cx="115132" cy="55669"/>
                       </a:xfrm>
                       <a:prstGeom prst="rect">
                         <a:avLst/>
@@ -1665,12 +1665,12 @@
                               <w:color w:val="000000"/>
                               <w:sz w:val="4"/>
                             </w:rPr>
-                            <w:t xml:space="preserve">"addLink(_start[], _end[], linkData)"</w:t>
+                            <w:t xml:space="preserve">addLink(_start[], _end[], linkData)</w:t>
                           </w:r>
                         </w:p>
                       </w:txbxContent>
                     </wps:txbx>
-                    <wps:bodyPr rot="0" spcFirstLastPara="0" vertOverflow="overflow" horzOverflow="overflow" vert="horz" wrap="square" lIns="3753" tIns="1876" rIns="3753" bIns="1876" numCol="1" spcCol="0" rtlCol="0" fromWordArt="0" anchor="ctr" anchorCtr="0" forceAA="0" compatLnSpc="1">
+                    <wps:bodyPr rot="0" spcFirstLastPara="0" vertOverflow="overflow" horzOverflow="overflow" vert="horz" wrap="square" lIns="3959" tIns="1979" rIns="3959" bIns="1979" numCol="1" spcCol="0" rtlCol="0" fromWordArt="0" anchor="ctr" anchorCtr="0" forceAA="0" compatLnSpc="1">
                       <a:prstTxWarp prst="textNoShape">
                         <a:avLst/>
                       </a:prstTxWarp>
@@ -1678,12 +1678,12 @@
                     </wps:bodyPr>
                   </wps:wsp>
                   <wps:wsp>
-                    <wps:cNvPr id="29" name="&quot;addSingleLink(_start, _end, type, id)&quot;" descr="addSingleLink"/>
+                    <wps:cNvPr id="29" name="addSingleLink(_start, _end, type, id)" descr="addSingleLink"/>
                     <wps:cNvSpPr/>
                     <wps:spPr>
                       <a:xfrm>
-                        <a:off x="921924" y="770133"/>
-                        <a:ext cx="138233" cy="52776"/>
+                        <a:off x="947973" y="812355"/>
+                        <a:ext cx="139873" cy="55669"/>
                       </a:xfrm>
                       <a:prstGeom prst="rect">
                         <a:avLst/>
@@ -1726,12 +1726,12 @@
                               <w:color w:val="000000"/>
                               <w:sz w:val="4"/>
                             </w:rPr>
-                            <w:t xml:space="preserve">"addSingleLink(_start, _end, type, id)"</w:t>
+                            <w:t xml:space="preserve">addSingleLink(_start, _end, type, id)</w:t>
                           </w:r>
                         </w:p>
                       </w:txbxContent>
                     </wps:txbx>
-                    <wps:bodyPr rot="0" spcFirstLastPara="0" vertOverflow="overflow" horzOverflow="overflow" vert="horz" wrap="square" lIns="3753" tIns="1876" rIns="3753" bIns="1876" numCol="1" spcCol="0" rtlCol="0" fromWordArt="0" anchor="ctr" anchorCtr="0" forceAA="0" compatLnSpc="1">
+                    <wps:bodyPr rot="0" spcFirstLastPara="0" vertOverflow="overflow" horzOverflow="overflow" vert="horz" wrap="square" lIns="3959" tIns="1979" rIns="3959" bIns="1979" numCol="1" spcCol="0" rtlCol="0" fromWordArt="0" anchor="ctr" anchorCtr="0" forceAA="0" compatLnSpc="1">
                       <a:prstTxWarp prst="textNoShape">
                         <a:avLst/>
                       </a:prstTxWarp>
@@ -1739,12 +1739,12 @@
                     </wps:bodyPr>
                   </wps:wsp>
                   <wps:wsp>
-                    <wps:cNvPr id="30" name="&quot;setDirection(dir)&quot;" descr="setDirection"/>
+                    <wps:cNvPr id="30" name="setDirection(dir)" descr="setDirection"/>
                     <wps:cNvSpPr/>
                     <wps:spPr>
                       <a:xfrm>
-                        <a:off x="1083613" y="781861"/>
-                        <a:ext cx="120407" cy="29320"/>
+                        <a:off x="1112588" y="824726"/>
+                        <a:ext cx="115132" cy="30927"/>
                       </a:xfrm>
                       <a:prstGeom prst="rect">
                         <a:avLst/>
@@ -1787,12 +1787,12 @@
                               <w:color w:val="000000"/>
                               <w:sz w:val="4"/>
                             </w:rPr>
-                            <w:t xml:space="preserve">"setDirection(dir)"</w:t>
+                            <w:t xml:space="preserve">setDirection(dir)</w:t>
                           </w:r>
                         </w:p>
                       </w:txbxContent>
                     </wps:txbx>
-                    <wps:bodyPr rot="0" spcFirstLastPara="0" vertOverflow="overflow" horzOverflow="overflow" vert="horz" wrap="square" lIns="3753" tIns="1876" rIns="3753" bIns="1876" numCol="1" spcCol="0" rtlCol="0" fromWordArt="0" anchor="ctr" anchorCtr="0" forceAA="0" compatLnSpc="1">
+                    <wps:bodyPr rot="0" spcFirstLastPara="0" vertOverflow="overflow" horzOverflow="overflow" vert="horz" wrap="square" lIns="3959" tIns="1979" rIns="3959" bIns="1979" numCol="1" spcCol="0" rtlCol="0" fromWordArt="0" anchor="ctr" anchorCtr="0" forceAA="0" compatLnSpc="1">
                       <a:prstTxWarp prst="textNoShape">
                         <a:avLst/>
                       </a:prstTxWarp>
@@ -1800,12 +1800,12 @@
                     </wps:bodyPr>
                   </wps:wsp>
                   <wps:wsp>
-                    <wps:cNvPr id="31" name="&quot;addSubGraph(nodes[], id, title)&quot;" descr="addSubGraph"/>
+                    <wps:cNvPr id="31" name="addSubGraph(nodes[], id, title)" descr="addSubGraph"/>
                     <wps:cNvSpPr/>
                     <wps:spPr>
                       <a:xfrm>
-                        <a:off x="1227475" y="775997"/>
-                        <a:ext cx="132604" cy="41048"/>
+                        <a:off x="1252461" y="818540"/>
+                        <a:ext cx="133935" cy="43298"/>
                       </a:xfrm>
                       <a:prstGeom prst="rect">
                         <a:avLst/>
@@ -1848,12 +1848,12 @@
                               <w:color w:val="000000"/>
                               <w:sz w:val="4"/>
                             </w:rPr>
-                            <w:t xml:space="preserve">"addSubGraph(nodes[], id, title)"</w:t>
+                            <w:t xml:space="preserve">addSubGraph(nodes[], id, title)</w:t>
                           </w:r>
                         </w:p>
                       </w:txbxContent>
                     </wps:txbx>
-                    <wps:bodyPr rot="0" spcFirstLastPara="0" vertOverflow="overflow" horzOverflow="overflow" vert="horz" wrap="square" lIns="3753" tIns="1876" rIns="3753" bIns="1876" numCol="1" spcCol="0" rtlCol="0" fromWordArt="0" anchor="ctr" anchorCtr="0" forceAA="0" compatLnSpc="1">
+                    <wps:bodyPr rot="0" spcFirstLastPara="0" vertOverflow="overflow" horzOverflow="overflow" vert="horz" wrap="square" lIns="3959" tIns="1979" rIns="3959" bIns="1979" numCol="1" spcCol="0" rtlCol="0" fromWordArt="0" anchor="ctr" anchorCtr="0" forceAA="0" compatLnSpc="1">
                       <a:prstTxWarp prst="textNoShape">
                         <a:avLst/>
                       </a:prstTxWarp>
@@ -1861,12 +1861,12 @@
                     </wps:bodyPr>
                   </wps:wsp>
                   <wps:wsp>
-                    <wps:cNvPr id="32" name="&quot;addClass(id, style)&quot;" descr="addClass"/>
+                    <wps:cNvPr id="32" name="addClass(id, style)" descr="addClass"/>
                     <wps:cNvSpPr/>
                     <wps:spPr>
                       <a:xfrm>
-                        <a:off x="1383535" y="775997"/>
-                        <a:ext cx="86630" cy="41048"/>
+                        <a:off x="1411139" y="818540"/>
+                        <a:ext cx="85442" cy="43298"/>
                       </a:xfrm>
                       <a:prstGeom prst="rect">
                         <a:avLst/>
@@ -1909,12 +1909,12 @@
                               <w:color w:val="000000"/>
                               <w:sz w:val="4"/>
                             </w:rPr>
-                            <w:t xml:space="preserve">"addClass(id, style)"</w:t>
+                            <w:t xml:space="preserve">addClass(id, style)</w:t>
                           </w:r>
                         </w:p>
                       </w:txbxContent>
                     </wps:txbx>
-                    <wps:bodyPr rot="0" spcFirstLastPara="0" vertOverflow="overflow" horzOverflow="overflow" vert="horz" wrap="square" lIns="3753" tIns="1876" rIns="3753" bIns="1876" numCol="1" spcCol="0" rtlCol="0" fromWordArt="0" anchor="ctr" anchorCtr="0" forceAA="0" compatLnSpc="1">
+                    <wps:bodyPr rot="0" spcFirstLastPara="0" vertOverflow="overflow" horzOverflow="overflow" vert="horz" wrap="square" lIns="3959" tIns="1979" rIns="3959" bIns="1979" numCol="1" spcCol="0" rtlCol="0" fromWordArt="0" anchor="ctr" anchorCtr="0" forceAA="0" compatLnSpc="1">
                       <a:prstTxWarp prst="textNoShape">
                         <a:avLst/>
                       </a:prstTxWarp>
@@ -1922,12 +1922,12 @@
                     </wps:bodyPr>
                   </wps:wsp>
                   <wps:wsp>
-                    <wps:cNvPr id="33" name="&quot;setClass(ids, className)&quot;" descr="setClass"/>
+                    <wps:cNvPr id="33" name="setClass(ids, className)" descr="setClass"/>
                     <wps:cNvSpPr/>
                     <wps:spPr>
                       <a:xfrm>
-                        <a:off x="1493621" y="775997"/>
-                        <a:ext cx="92260" cy="41048"/>
+                        <a:off x="1521322" y="818540"/>
+                        <a:ext cx="91380" cy="43298"/>
                       </a:xfrm>
                       <a:prstGeom prst="rect">
                         <a:avLst/>
@@ -1970,12 +1970,12 @@
                               <w:color w:val="000000"/>
                               <w:sz w:val="4"/>
                             </w:rPr>
-                            <w:t xml:space="preserve">"setClass(ids, className)"</w:t>
+                            <w:t xml:space="preserve">setClass(ids, className)</w:t>
                           </w:r>
                         </w:p>
                       </w:txbxContent>
                     </wps:txbx>
-                    <wps:bodyPr rot="0" spcFirstLastPara="0" vertOverflow="overflow" horzOverflow="overflow" vert="horz" wrap="square" lIns="3753" tIns="1876" rIns="3753" bIns="1876" numCol="1" spcCol="0" rtlCol="0" fromWordArt="0" anchor="ctr" anchorCtr="0" forceAA="0" compatLnSpc="1">
+                    <wps:bodyPr rot="0" spcFirstLastPara="0" vertOverflow="overflow" horzOverflow="overflow" vert="horz" wrap="square" lIns="3959" tIns="1979" rIns="3959" bIns="1979" numCol="1" spcCol="0" rtlCol="0" fromWordArt="0" anchor="ctr" anchorCtr="0" forceAA="0" compatLnSpc="1">
                       <a:prstTxWarp prst="textNoShape">
                         <a:avLst/>
                       </a:prstTxWarp>
@@ -1983,12 +1983,12 @@
                     </wps:bodyPr>
                   </wps:wsp>
                   <wps:wsp>
-                    <wps:cNvPr id="34" name="&quot;setTooltip(ids, tooltip)&quot;" descr="setTooltip"/>
+                    <wps:cNvPr id="34" name="setTooltip(ids, tooltip)" descr="setTooltip"/>
                     <wps:cNvSpPr/>
                     <wps:spPr>
                       <a:xfrm>
-                        <a:off x="1609336" y="775997"/>
-                        <a:ext cx="103518" cy="41048"/>
+                        <a:off x="1637443" y="818540"/>
+                        <a:ext cx="103256" cy="43298"/>
                       </a:xfrm>
                       <a:prstGeom prst="rect">
                         <a:avLst/>
@@ -2031,12 +2031,12 @@
                               <w:color w:val="000000"/>
                               <w:sz w:val="4"/>
                             </w:rPr>
-                            <w:t xml:space="preserve">"setTooltip(ids, tooltip)"</w:t>
+                            <w:t xml:space="preserve">setTooltip(ids, tooltip)</w:t>
                           </w:r>
                         </w:p>
                       </w:txbxContent>
                     </wps:txbx>
-                    <wps:bodyPr rot="0" spcFirstLastPara="0" vertOverflow="overflow" horzOverflow="overflow" vert="horz" wrap="square" lIns="3753" tIns="1876" rIns="3753" bIns="1876" numCol="1" spcCol="0" rtlCol="0" fromWordArt="0" anchor="ctr" anchorCtr="0" forceAA="0" compatLnSpc="1">
+                    <wps:bodyPr rot="0" spcFirstLastPara="0" vertOverflow="overflow" horzOverflow="overflow" vert="horz" wrap="square" lIns="3959" tIns="1979" rIns="3959" bIns="1979" numCol="1" spcCol="0" rtlCol="0" fromWordArt="0" anchor="ctr" anchorCtr="0" forceAA="0" compatLnSpc="1">
                       <a:prstTxWarp prst="textNoShape">
                         <a:avLst/>
                       </a:prstTxWarp>
@@ -2044,12 +2044,12 @@
                     </wps:bodyPr>
                   </wps:wsp>
                   <wps:wsp>
-                    <wps:cNvPr id="35" name="&quot;setClickEvent(id, functionName, args)&quot;" descr="setClickEvent"/>
+                    <wps:cNvPr id="35" name="setClickEvent(id, functionName, args)" descr="setClickEvent"/>
                     <wps:cNvSpPr/>
                     <wps:spPr>
                       <a:xfrm>
-                        <a:off x="1736311" y="770133"/>
-                        <a:ext cx="115715" cy="52776"/>
+                        <a:off x="1765441" y="812355"/>
+                        <a:ext cx="116121" cy="55669"/>
                       </a:xfrm>
                       <a:prstGeom prst="rect">
                         <a:avLst/>
@@ -2092,12 +2092,12 @@
                               <w:color w:val="000000"/>
                               <w:sz w:val="4"/>
                             </w:rPr>
-                            <w:t xml:space="preserve">"setClickEvent(id, functionName, args)"</w:t>
+                            <w:t xml:space="preserve">setClickEvent(id, functionName, args)</w:t>
                           </w:r>
                         </w:p>
                       </w:txbxContent>
                     </wps:txbx>
-                    <wps:bodyPr rot="0" spcFirstLastPara="0" vertOverflow="overflow" horzOverflow="overflow" vert="horz" wrap="square" lIns="3753" tIns="1876" rIns="3753" bIns="1876" numCol="1" spcCol="0" rtlCol="0" fromWordArt="0" anchor="ctr" anchorCtr="0" forceAA="0" compatLnSpc="1">
+                    <wps:bodyPr rot="0" spcFirstLastPara="0" vertOverflow="overflow" horzOverflow="overflow" vert="horz" wrap="square" lIns="3959" tIns="1979" rIns="3959" bIns="1979" numCol="1" spcCol="0" rtlCol="0" fromWordArt="0" anchor="ctr" anchorCtr="0" forceAA="0" compatLnSpc="1">
                       <a:prstTxWarp prst="textNoShape">
                         <a:avLst/>
                       </a:prstTxWarp>
@@ -2105,12 +2105,12 @@
                     </wps:bodyPr>
                   </wps:wsp>
                   <wps:wsp>
-                    <wps:cNvPr id="36" name="&quot;setClickFun(id, functionName, args)&quot;" descr="setClickFun"/>
+                    <wps:cNvPr id="36" name="setClickFun(id, functionName, args)" descr="setClickFun"/>
                     <wps:cNvSpPr/>
                     <wps:spPr>
                       <a:xfrm>
-                        <a:off x="1875482" y="770133"/>
-                        <a:ext cx="104457" cy="52776"/>
+                        <a:off x="1906304" y="812355"/>
+                        <a:ext cx="104245" cy="55669"/>
                       </a:xfrm>
                       <a:prstGeom prst="rect">
                         <a:avLst/>
@@ -2153,12 +2153,12 @@
                               <w:color w:val="000000"/>
                               <w:sz w:val="4"/>
                             </w:rPr>
-                            <w:t xml:space="preserve">"setClickFun(id, functionName, args)"</w:t>
+                            <w:t xml:space="preserve">setClickFun(id, functionName, args)</w:t>
                           </w:r>
                         </w:p>
                       </w:txbxContent>
                     </wps:txbx>
-                    <wps:bodyPr rot="0" spcFirstLastPara="0" vertOverflow="overflow" horzOverflow="overflow" vert="horz" wrap="square" lIns="3753" tIns="1876" rIns="3753" bIns="1876" numCol="1" spcCol="0" rtlCol="0" fromWordArt="0" anchor="ctr" anchorCtr="0" forceAA="0" compatLnSpc="1">
+                    <wps:bodyPr rot="0" spcFirstLastPara="0" vertOverflow="overflow" horzOverflow="overflow" vert="horz" wrap="square" lIns="3959" tIns="1979" rIns="3959" bIns="1979" numCol="1" spcCol="0" rtlCol="0" fromWordArt="0" anchor="ctr" anchorCtr="0" forceAA="0" compatLnSpc="1">
                       <a:prstTxWarp prst="textNoShape">
                         <a:avLst/>
                       </a:prstTxWarp>
@@ -2170,8 +2170,8 @@
                     <wps:cNvSpPr/>
                     <wps:spPr>
                       <a:xfrm>
-                        <a:off x="235778" y="886435"/>
-                        <a:ext cx="139484" cy="82095"/>
+                        <a:off x="226222" y="935033"/>
+                        <a:ext cx="147131" cy="86596"/>
                       </a:xfrm>
                       <a:prstGeom prst="diamond">
                         <a:avLst/>
@@ -2219,7 +2219,7 @@
                         </w:p>
                       </w:txbxContent>
                     </wps:txbx>
-                    <wps:bodyPr rot="0" spcFirstLastPara="0" vertOverflow="overflow" horzOverflow="overflow" vert="horz" wrap="square" lIns="3753" tIns="1876" rIns="3753" bIns="1876" numCol="1" spcCol="0" rtlCol="0" fromWordArt="0" anchor="ctr" anchorCtr="0" forceAA="0" compatLnSpc="1">
+                    <wps:bodyPr rot="0" spcFirstLastPara="0" vertOverflow="overflow" horzOverflow="overflow" vert="horz" wrap="square" lIns="3959" tIns="1979" rIns="3959" bIns="1979" numCol="1" spcCol="0" rtlCol="0" fromWordArt="0" anchor="ctr" anchorCtr="0" forceAA="0" compatLnSpc="1">
                       <a:prstTxWarp prst="textNoShape">
                         <a:avLst/>
                       </a:prstTxWarp>
@@ -2227,12 +2227,12 @@
                     </wps:bodyPr>
                   </wps:wsp>
                   <wps:wsp>
-                    <wps:cNvPr id="38" name="&quot;Create FlowVertex object&lt;br/&gt;- id, labelType, domId&lt;br/&gt;- styles[], classes[]&quot;" descr="CreateVertex"/>
+                    <wps:cNvPr id="38" name="Create FlowVertex object&lt;br/&gt;- id, labelType, domId&lt;br/&gt;- styles[], classes[]" descr="CreateVertex"/>
                     <wps:cNvSpPr/>
                     <wps:spPr>
                       <a:xfrm>
-                        <a:off x="0" y="1002737"/>
-                        <a:ext cx="80063" cy="111415"/>
+                        <a:off x="0" y="1057711"/>
+                        <a:ext cx="84452" cy="117523"/>
                       </a:xfrm>
                       <a:prstGeom prst="rect">
                         <a:avLst/>
@@ -2275,12 +2275,12 @@
                               <w:color w:val="000000"/>
                               <w:sz w:val="4"/>
                             </w:rPr>
-                            <w:t xml:space="preserve">"Create FlowVertex object&lt;br/&gt;- id, labelType, domId&lt;br/&gt;- styles[], classes[]"</w:t>
+                            <w:t xml:space="preserve">Create FlowVertex object&lt;br/&gt;- id, labelType, domId&lt;br/&gt;- styles[], classes[]</w:t>
                           </w:r>
                         </w:p>
                       </w:txbxContent>
                     </wps:txbx>
-                    <wps:bodyPr rot="0" spcFirstLastPara="0" vertOverflow="overflow" horzOverflow="overflow" vert="horz" wrap="square" lIns="3753" tIns="1876" rIns="3753" bIns="1876" numCol="1" spcCol="0" rtlCol="0" fromWordArt="0" anchor="ctr" anchorCtr="0" forceAA="0" compatLnSpc="1">
+                    <wps:bodyPr rot="0" spcFirstLastPara="0" vertOverflow="overflow" horzOverflow="overflow" vert="horz" wrap="square" lIns="3959" tIns="1979" rIns="3959" bIns="1979" numCol="1" spcCol="0" rtlCol="0" fromWordArt="0" anchor="ctr" anchorCtr="0" forceAA="0" compatLnSpc="1">
                       <a:prstTxWarp prst="textNoShape">
                         <a:avLst/>
                       </a:prstTxWarp>
@@ -2288,12 +2288,12 @@
                     </wps:bodyPr>
                   </wps:wsp>
                   <wps:wsp>
-                    <wps:cNvPr id="39" name="&quot;sanitizeText(textObj.text)&quot;" descr="SanitizeText"/>
+                    <wps:cNvPr id="39" name="sanitizeText(textObj.text)" descr="SanitizeText"/>
                     <wps:cNvSpPr/>
                     <wps:spPr>
                       <a:xfrm>
-                        <a:off x="103518" y="1043785"/>
-                        <a:ext cx="172009" cy="29320"/>
+                        <a:off x="109194" y="1101009"/>
+                        <a:ext cx="169564" cy="30927"/>
                       </a:xfrm>
                       <a:prstGeom prst="rect">
                         <a:avLst/>
@@ -2336,12 +2336,12 @@
                               <w:color w:val="000000"/>
                               <w:sz w:val="4"/>
                             </w:rPr>
-                            <w:t xml:space="preserve">"sanitizeText(textObj.text)"</w:t>
+                            <w:t xml:space="preserve">sanitizeText(textObj.text)</w:t>
                           </w:r>
                         </w:p>
                       </w:txbxContent>
                     </wps:txbx>
-                    <wps:bodyPr rot="0" spcFirstLastPara="0" vertOverflow="overflow" horzOverflow="overflow" vert="horz" wrap="square" lIns="3753" tIns="1876" rIns="3753" bIns="1876" numCol="1" spcCol="0" rtlCol="0" fromWordArt="0" anchor="ctr" anchorCtr="0" forceAA="0" compatLnSpc="1">
+                    <wps:bodyPr rot="0" spcFirstLastPara="0" vertOverflow="overflow" horzOverflow="overflow" vert="horz" wrap="square" lIns="3959" tIns="1979" rIns="3959" bIns="1979" numCol="1" spcCol="0" rtlCol="0" fromWordArt="0" anchor="ctr" anchorCtr="0" forceAA="0" compatLnSpc="1">
                       <a:prstTxWarp prst="textNoShape">
                         <a:avLst/>
                       </a:prstTxWarp>
@@ -2349,12 +2349,12 @@
                     </wps:bodyPr>
                   </wps:wsp>
                   <wps:wsp>
-                    <wps:cNvPr id="40" name="&quot;Parse YAML metadata&lt;br/&gt;yaml.load(yamlData)&quot;" descr="ParseMetadata"/>
+                    <wps:cNvPr id="40" name="Parse YAML metadata&lt;br/&gt;yaml.load(yamlData)" descr="ParseMetadata"/>
                     <wps:cNvSpPr/>
                     <wps:spPr>
                       <a:xfrm>
-                        <a:off x="298984" y="1037921"/>
-                        <a:ext cx="199218" cy="41048"/>
+                        <a:off x="303499" y="1094823"/>
+                        <a:ext cx="204202" cy="43298"/>
                       </a:xfrm>
                       <a:prstGeom prst="rect">
                         <a:avLst/>
@@ -2397,12 +2397,12 @@
                               <w:color w:val="000000"/>
                               <w:sz w:val="4"/>
                             </w:rPr>
-                            <w:t xml:space="preserve">"Parse YAML metadata&lt;br/&gt;yaml.load(yamlData)"</w:t>
+                            <w:t xml:space="preserve">Parse YAML metadata&lt;br/&gt;yaml.load(yamlData)</w:t>
                           </w:r>
                         </w:p>
                       </w:txbxContent>
                     </wps:txbx>
-                    <wps:bodyPr rot="0" spcFirstLastPara="0" vertOverflow="overflow" horzOverflow="overflow" vert="horz" wrap="square" lIns="3753" tIns="1876" rIns="3753" bIns="1876" numCol="1" spcCol="0" rtlCol="0" fromWordArt="0" anchor="ctr" anchorCtr="0" forceAA="0" compatLnSpc="1">
+                    <wps:bodyPr rot="0" spcFirstLastPara="0" vertOverflow="overflow" horzOverflow="overflow" vert="horz" wrap="square" lIns="3959" tIns="1979" rIns="3959" bIns="1979" numCol="1" spcCol="0" rtlCol="0" fromWordArt="0" anchor="ctr" anchorCtr="0" forceAA="0" compatLnSpc="1">
                       <a:prstTxWarp prst="textNoShape">
                         <a:avLst/>
                       </a:prstTxWarp>
@@ -2410,12 +2410,12 @@
                     </wps:bodyPr>
                   </wps:wsp>
                   <wps:wsp>
-                    <wps:cNvPr id="41" name="&quot;Set vertex properties&lt;br/&gt;- shape, label, icon, form&lt;br/&gt;- pos, img, constraint, w, h&quot;" descr="SetVertexProps"/>
+                    <wps:cNvPr id="41" name="Set vertex properties&lt;br/&gt;- shape, label, icon, form&lt;br/&gt;- pos, img, constraint, w, h" descr="SetVertexProps"/>
                     <wps:cNvSpPr/>
                     <wps:spPr>
                       <a:xfrm>
-                        <a:off x="521658" y="1002737"/>
-                        <a:ext cx="102580" cy="111415"/>
+                        <a:off x="532443" y="1057711"/>
+                        <a:ext cx="108204" cy="117523"/>
                       </a:xfrm>
                       <a:prstGeom prst="rect">
                         <a:avLst/>
@@ -2458,12 +2458,12 @@
                               <w:color w:val="000000"/>
                               <w:sz w:val="4"/>
                             </w:rPr>
-                            <w:t xml:space="preserve">"Set vertex properties&lt;br/&gt;- shape, label, icon, form&lt;br/&gt;- pos, img, constraint, w, h"</w:t>
+                            <w:t xml:space="preserve">Set vertex properties&lt;br/&gt;- shape, label, icon, form&lt;br/&gt;- pos, img, constraint, w, h</w:t>
                           </w:r>
                         </w:p>
                       </w:txbxContent>
                     </wps:txbx>
-                    <wps:bodyPr rot="0" spcFirstLastPara="0" vertOverflow="overflow" horzOverflow="overflow" vert="horz" wrap="square" lIns="3753" tIns="1876" rIns="3753" bIns="1876" numCol="1" spcCol="0" rtlCol="0" fromWordArt="0" anchor="ctr" anchorCtr="0" forceAA="0" compatLnSpc="1">
+                    <wps:bodyPr rot="0" spcFirstLastPara="0" vertOverflow="overflow" horzOverflow="overflow" vert="horz" wrap="square" lIns="3959" tIns="1979" rIns="3959" bIns="1979" numCol="1" spcCol="0" rtlCol="0" fromWordArt="0" anchor="ctr" anchorCtr="0" forceAA="0" compatLnSpc="1">
                       <a:prstTxWarp prst="textNoShape">
                         <a:avLst/>
                       </a:prstTxWarp>
@@ -2475,8 +2475,8 @@
                     <wps:cNvSpPr/>
                     <wps:spPr>
                       <a:xfrm>
-                        <a:off x="921298" y="886435"/>
-                        <a:ext cx="139484" cy="82095"/>
+                        <a:off x="944344" y="935033"/>
+                        <a:ext cx="147131" cy="86596"/>
                       </a:xfrm>
                       <a:prstGeom prst="diamond">
                         <a:avLst/>
@@ -2524,7 +2524,7 @@
                         </w:p>
                       </w:txbxContent>
                     </wps:txbx>
-                    <wps:bodyPr rot="0" spcFirstLastPara="0" vertOverflow="overflow" horzOverflow="overflow" vert="horz" wrap="square" lIns="3753" tIns="1876" rIns="3753" bIns="1876" numCol="1" spcCol="0" rtlCol="0" fromWordArt="0" anchor="ctr" anchorCtr="0" forceAA="0" compatLnSpc="1">
+                    <wps:bodyPr rot="0" spcFirstLastPara="0" vertOverflow="overflow" horzOverflow="overflow" vert="horz" wrap="square" lIns="3959" tIns="1979" rIns="3959" bIns="1979" numCol="1" spcCol="0" rtlCol="0" fromWordArt="0" anchor="ctr" anchorCtr="0" forceAA="0" compatLnSpc="1">
                       <a:prstTxWarp prst="textNoShape">
                         <a:avLst/>
                       </a:prstTxWarp>
@@ -2532,12 +2532,12 @@
                     </wps:bodyPr>
                   </wps:wsp>
                   <wps:wsp>
-                    <wps:cNvPr id="43" name="&quot;Create FlowEdge object&lt;br/&gt;- start, end, type, text&lt;br/&gt;- labelType, classes[]&quot;" descr="CreateEdge"/>
+                    <wps:cNvPr id="43" name="Create FlowEdge object&lt;br/&gt;- start, end, type, text&lt;br/&gt;- labelType, classes[]" descr="CreateEdge"/>
                     <wps:cNvSpPr/>
                     <wps:spPr>
                       <a:xfrm>
-                        <a:off x="647694" y="1002737"/>
-                        <a:ext cx="80063" cy="111415"/>
+                        <a:off x="665389" y="1057711"/>
+                        <a:ext cx="84452" cy="117523"/>
                       </a:xfrm>
                       <a:prstGeom prst="rect">
                         <a:avLst/>
@@ -2580,12 +2580,12 @@
                               <w:color w:val="000000"/>
                               <w:sz w:val="4"/>
                             </w:rPr>
-                            <w:t xml:space="preserve">"Create FlowEdge object&lt;br/&gt;- start, end, type, text&lt;br/&gt;- labelType, classes[]"</w:t>
+                            <w:t xml:space="preserve">Create FlowEdge object&lt;br/&gt;- start, end, type, text&lt;br/&gt;- labelType, classes[]</w:t>
                           </w:r>
                         </w:p>
                       </w:txbxContent>
                     </wps:txbx>
-                    <wps:bodyPr rot="0" spcFirstLastPara="0" vertOverflow="overflow" horzOverflow="overflow" vert="horz" wrap="square" lIns="3753" tIns="1876" rIns="3753" bIns="1876" numCol="1" spcCol="0" rtlCol="0" fromWordArt="0" anchor="ctr" anchorCtr="0" forceAA="0" compatLnSpc="1">
+                    <wps:bodyPr rot="0" spcFirstLastPara="0" vertOverflow="overflow" horzOverflow="overflow" vert="horz" wrap="square" lIns="3959" tIns="1979" rIns="3959" bIns="1979" numCol="1" spcCol="0" rtlCol="0" fromWordArt="0" anchor="ctr" anchorCtr="0" forceAA="0" compatLnSpc="1">
                       <a:prstTxWarp prst="textNoShape">
                         <a:avLst/>
                       </a:prstTxWarp>
@@ -2593,12 +2593,12 @@
                     </wps:bodyPr>
                   </wps:wsp>
                   <wps:wsp>
-                    <wps:cNvPr id="44" name="&quot;Process link text&lt;br/&gt;- sanitizeText()&lt;br/&gt;- strip quotes&quot;" descr="ProcessLinkText"/>
+                    <wps:cNvPr id="44" name="Process link text&lt;br/&gt;- sanitizeText()&lt;br/&gt;- strip quotes" descr="ProcessLinkText"/>
                     <wps:cNvSpPr/>
                     <wps:spPr>
                       <a:xfrm>
-                        <a:off x="751212" y="1026193"/>
-                        <a:ext cx="126036" cy="64504"/>
+                        <a:off x="774582" y="1082452"/>
+                        <a:ext cx="132946" cy="68040"/>
                       </a:xfrm>
                       <a:prstGeom prst="rect">
                         <a:avLst/>
@@ -2641,12 +2641,12 @@
                               <w:color w:val="000000"/>
                               <w:sz w:val="4"/>
                             </w:rPr>
-                            <w:t xml:space="preserve">"Process link text&lt;br/&gt;- sanitizeText()&lt;br/&gt;- strip quotes"</w:t>
+                            <w:t xml:space="preserve">Process link text&lt;br/&gt;- sanitizeText()&lt;br/&gt;- strip quotes</w:t>
                           </w:r>
                         </w:p>
                       </w:txbxContent>
                     </wps:txbx>
-                    <wps:bodyPr rot="0" spcFirstLastPara="0" vertOverflow="overflow" horzOverflow="overflow" vert="horz" wrap="square" lIns="3753" tIns="1876" rIns="3753" bIns="1876" numCol="1" spcCol="0" rtlCol="0" fromWordArt="0" anchor="ctr" anchorCtr="0" forceAA="0" compatLnSpc="1">
+                    <wps:bodyPr rot="0" spcFirstLastPara="0" vertOverflow="overflow" horzOverflow="overflow" vert="horz" wrap="square" lIns="3959" tIns="1979" rIns="3959" bIns="1979" numCol="1" spcCol="0" rtlCol="0" fromWordArt="0" anchor="ctr" anchorCtr="0" forceAA="0" compatLnSpc="1">
                       <a:prstTxWarp prst="textNoShape">
                         <a:avLst/>
                       </a:prstTxWarp>
@@ -2654,12 +2654,12 @@
                     </wps:bodyPr>
                   </wps:wsp>
                   <wps:wsp>
-                    <wps:cNvPr id="45" name="&quot;Set edge properties&lt;br/&gt;- type, stroke, length&quot;" descr="SetEdgeProps"/>
+                    <wps:cNvPr id="45" name="Set edge properties&lt;br/&gt;- type, stroke, length" descr="SetEdgeProps"/>
                     <wps:cNvSpPr/>
                     <wps:spPr>
                       <a:xfrm>
-                        <a:off x="900704" y="1026193"/>
-                        <a:ext cx="102580" cy="64504"/>
+                        <a:off x="932270" y="1082452"/>
+                        <a:ext cx="108204" cy="68040"/>
                       </a:xfrm>
                       <a:prstGeom prst="rect">
                         <a:avLst/>
@@ -2702,12 +2702,12 @@
                               <w:color w:val="000000"/>
                               <w:sz w:val="4"/>
                             </w:rPr>
-                            <w:t xml:space="preserve">"Set edge properties&lt;br/&gt;- type, stroke, length"</w:t>
+                            <w:t xml:space="preserve">Set edge properties&lt;br/&gt;- type, stroke, length</w:t>
                           </w:r>
                         </w:p>
                       </w:txbxContent>
                     </wps:txbx>
-                    <wps:bodyPr rot="0" spcFirstLastPara="0" vertOverflow="overflow" horzOverflow="overflow" vert="horz" wrap="square" lIns="3753" tIns="1876" rIns="3753" bIns="1876" numCol="1" spcCol="0" rtlCol="0" fromWordArt="0" anchor="ctr" anchorCtr="0" forceAA="0" compatLnSpc="1">
+                    <wps:bodyPr rot="0" spcFirstLastPara="0" vertOverflow="overflow" horzOverflow="overflow" vert="horz" wrap="square" lIns="3959" tIns="1979" rIns="3959" bIns="1979" numCol="1" spcCol="0" rtlCol="0" fromWordArt="0" anchor="ctr" anchorCtr="0" forceAA="0" compatLnSpc="1">
                       <a:prstTxWarp prst="textNoShape">
                         <a:avLst/>
                       </a:prstTxWarp>
@@ -2715,12 +2715,12 @@
                     </wps:bodyPr>
                   </wps:wsp>
                   <wps:wsp>
-                    <wps:cNvPr id="46" name="&quot;Generate edge ID&lt;br/&gt;getEdgeId(start, end, counter)&quot;" descr="GenerateEdgeId"/>
+                    <wps:cNvPr id="46" name="Generate edge ID&lt;br/&gt;getEdgeId(start, end, counter)" descr="GenerateEdgeId"/>
                     <wps:cNvSpPr/>
                     <wps:spPr>
                       <a:xfrm>
-                        <a:off x="1397499" y="1020329"/>
-                        <a:ext cx="145739" cy="76231"/>
+                        <a:off x="1426610" y="1088638"/>
+                        <a:ext cx="153729" cy="55669"/>
                       </a:xfrm>
                       <a:prstGeom prst="rect">
                         <a:avLst/>
@@ -2763,12 +2763,12 @@
                               <w:color w:val="000000"/>
                               <w:sz w:val="4"/>
                             </w:rPr>
-                            <w:t xml:space="preserve">"Generate edge ID&lt;br/&gt;getEdgeId(start, end, counter)"</w:t>
+                            <w:t xml:space="preserve">Generate edge ID&lt;br/&gt;getEdgeId(start, end, counter)</w:t>
                           </w:r>
                         </w:p>
                       </w:txbxContent>
                     </wps:txbx>
-                    <wps:bodyPr rot="0" spcFirstLastPara="0" vertOverflow="overflow" horzOverflow="overflow" vert="horz" wrap="square" lIns="3753" tIns="1876" rIns="3753" bIns="1876" numCol="1" spcCol="0" rtlCol="0" fromWordArt="0" anchor="ctr" anchorCtr="0" forceAA="0" compatLnSpc="1">
+                    <wps:bodyPr rot="0" spcFirstLastPara="0" vertOverflow="overflow" horzOverflow="overflow" vert="horz" wrap="square" lIns="3959" tIns="1979" rIns="3959" bIns="1979" numCol="1" spcCol="0" rtlCol="0" fromWordArt="0" anchor="ctr" anchorCtr="0" forceAA="0" compatLnSpc="1">
                       <a:prstTxWarp prst="textNoShape">
                         <a:avLst/>
                       </a:prstTxWarp>
@@ -2776,12 +2776,12 @@
                     </wps:bodyPr>
                   </wps:wsp>
                   <wps:wsp>
-                    <wps:cNvPr id="47" name="&quot;Validate edge limit&lt;br/&gt;maxEdges check&quot;" descr="ValidateEdgeLimit"/>
+                    <wps:cNvPr id="47" name="Validate edge limit&lt;br/&gt;maxEdges check" descr="ValidateEdgeLimit"/>
                     <wps:cNvSpPr/>
                     <wps:spPr>
                       <a:xfrm>
-                        <a:off x="1566694" y="1026193"/>
-                        <a:ext cx="114777" cy="64504"/>
+                        <a:off x="1605081" y="1088638"/>
+                        <a:ext cx="121070" cy="55669"/>
                       </a:xfrm>
                       <a:prstGeom prst="rect">
                         <a:avLst/>
@@ -2824,12 +2824,12 @@
                               <w:color w:val="000000"/>
                               <w:sz w:val="4"/>
                             </w:rPr>
-                            <w:t xml:space="preserve">"Validate edge limit&lt;br/&gt;maxEdges check"</w:t>
+                            <w:t xml:space="preserve">Validate edge limit&lt;br/&gt;maxEdges check</w:t>
                           </w:r>
                         </w:p>
                       </w:txbxContent>
                     </wps:txbx>
-                    <wps:bodyPr rot="0" spcFirstLastPara="0" vertOverflow="overflow" horzOverflow="overflow" vert="horz" wrap="square" lIns="3753" tIns="1876" rIns="3753" bIns="1876" numCol="1" spcCol="0" rtlCol="0" fromWordArt="0" anchor="ctr" anchorCtr="0" forceAA="0" compatLnSpc="1">
+                    <wps:bodyPr rot="0" spcFirstLastPara="0" vertOverflow="overflow" horzOverflow="overflow" vert="horz" wrap="square" lIns="3959" tIns="1979" rIns="3959" bIns="1979" numCol="1" spcCol="0" rtlCol="0" fromWordArt="0" anchor="ctr" anchorCtr="0" forceAA="0" compatLnSpc="1">
                       <a:prstTxWarp prst="textNoShape">
                         <a:avLst/>
                       </a:prstTxWarp>
@@ -2837,12 +2837,12 @@
                     </wps:bodyPr>
                   </wps:wsp>
                   <wps:wsp>
-                    <wps:cNvPr id="48" name="&quot;getData()&quot;" descr="GetData"/>
+                    <wps:cNvPr id="48" name="getData()" descr="GetData"/>
                     <wps:cNvSpPr/>
                     <wps:spPr>
                       <a:xfrm>
-                        <a:off x="2003394" y="781861"/>
-                        <a:ext cx="75371" cy="29320"/>
+                        <a:off x="2035291" y="824726"/>
+                        <a:ext cx="67628" cy="30927"/>
                       </a:xfrm>
                       <a:prstGeom prst="rect">
                         <a:avLst/>
@@ -2885,12 +2885,12 @@
                               <w:color w:val="000000"/>
                               <w:sz w:val="4"/>
                             </w:rPr>
-                            <w:t xml:space="preserve">"getData()"</w:t>
+                            <w:t xml:space="preserve">getData()</w:t>
                           </w:r>
                         </w:p>
                       </w:txbxContent>
                     </wps:txbx>
-                    <wps:bodyPr rot="0" spcFirstLastPara="0" vertOverflow="overflow" horzOverflow="overflow" vert="horz" wrap="square" lIns="3753" tIns="1876" rIns="3753" bIns="1876" numCol="1" spcCol="0" rtlCol="0" fromWordArt="0" anchor="ctr" anchorCtr="0" forceAA="0" compatLnSpc="1">
+                    <wps:bodyPr rot="0" spcFirstLastPara="0" vertOverflow="overflow" horzOverflow="overflow" vert="horz" wrap="square" lIns="3959" tIns="1979" rIns="3959" bIns="1979" numCol="1" spcCol="0" rtlCol="0" fromWordArt="0" anchor="ctr" anchorCtr="0" forceAA="0" compatLnSpc="1">
                       <a:prstTxWarp prst="textNoShape">
                         <a:avLst/>
                       </a:prstTxWarp>
@@ -2898,12 +2898,12 @@
                     </wps:bodyPr>
                   </wps:wsp>
                   <wps:wsp>
-                    <wps:cNvPr id="49" name="&quot;Collect nodes[] from vertices&quot;" descr="CollectNodes"/>
+                    <wps:cNvPr id="49" name="Collect nodes[] from vertices" descr="CollectNodes"/>
                     <wps:cNvSpPr/>
                     <wps:spPr>
                       <a:xfrm>
-                        <a:off x="1437718" y="901095"/>
-                        <a:ext cx="77248" cy="52776"/>
+                        <a:off x="1460870" y="950496"/>
+                        <a:ext cx="81483" cy="55669"/>
                       </a:xfrm>
                       <a:prstGeom prst="rect">
                         <a:avLst/>
@@ -2946,12 +2946,12 @@
                               <w:color w:val="000000"/>
                               <w:sz w:val="4"/>
                             </w:rPr>
-                            <w:t xml:space="preserve">"Collect nodes[] from vertices"</w:t>
+                            <w:t xml:space="preserve">Collect nodes[] from vertices</w:t>
                           </w:r>
                         </w:p>
                       </w:txbxContent>
                     </wps:txbx>
-                    <wps:bodyPr rot="0" spcFirstLastPara="0" vertOverflow="overflow" horzOverflow="overflow" vert="horz" wrap="square" lIns="3753" tIns="1876" rIns="3753" bIns="1876" numCol="1" spcCol="0" rtlCol="0" fromWordArt="0" anchor="ctr" anchorCtr="0" forceAA="0" compatLnSpc="1">
+                    <wps:bodyPr rot="0" spcFirstLastPara="0" vertOverflow="overflow" horzOverflow="overflow" vert="horz" wrap="square" lIns="3959" tIns="1979" rIns="3959" bIns="1979" numCol="1" spcCol="0" rtlCol="0" fromWordArt="0" anchor="ctr" anchorCtr="0" forceAA="0" compatLnSpc="1">
                       <a:prstTxWarp prst="textNoShape">
                         <a:avLst/>
                       </a:prstTxWarp>
@@ -2959,12 +2959,12 @@
                     </wps:bodyPr>
                   </wps:wsp>
                   <wps:wsp>
-                    <wps:cNvPr id="50" name="&quot;Collect edges[] from edges&quot;" descr="CollectEdges"/>
+                    <wps:cNvPr id="50" name="Collect edges[] from edges" descr="CollectEdges"/>
                     <wps:cNvSpPr/>
                     <wps:spPr>
                       <a:xfrm>
-                        <a:off x="1538422" y="901095"/>
-                        <a:ext cx="77248" cy="52776"/>
+                        <a:off x="1567094" y="950496"/>
+                        <a:ext cx="81483" cy="55669"/>
                       </a:xfrm>
                       <a:prstGeom prst="rect">
                         <a:avLst/>
@@ -3007,12 +3007,12 @@
                               <w:color w:val="000000"/>
                               <w:sz w:val="4"/>
                             </w:rPr>
-                            <w:t xml:space="preserve">"Collect edges[] from edges"</w:t>
+                            <w:t xml:space="preserve">Collect edges[] from edges</w:t>
                           </w:r>
                         </w:p>
                       </w:txbxContent>
                     </wps:txbx>
-                    <wps:bodyPr rot="0" spcFirstLastPara="0" vertOverflow="overflow" horzOverflow="overflow" vert="horz" wrap="square" lIns="3753" tIns="1876" rIns="3753" bIns="1876" numCol="1" spcCol="0" rtlCol="0" fromWordArt="0" anchor="ctr" anchorCtr="0" forceAA="0" compatLnSpc="1">
+                    <wps:bodyPr rot="0" spcFirstLastPara="0" vertOverflow="overflow" horzOverflow="overflow" vert="horz" wrap="square" lIns="3959" tIns="1979" rIns="3959" bIns="1979" numCol="1" spcCol="0" rtlCol="0" fromWordArt="0" anchor="ctr" anchorCtr="0" forceAA="0" compatLnSpc="1">
                       <a:prstTxWarp prst="textNoShape">
                         <a:avLst/>
                       </a:prstTxWarp>
@@ -3020,12 +3020,12 @@
                     </wps:bodyPr>
                   </wps:wsp>
                   <wps:wsp>
-                    <wps:cNvPr id="51" name="&quot;Process subgraphs&lt;br/&gt;- parentDB Map&lt;br/&gt;- subGraphDB Map&quot;" descr="ProcessSubGraphs"/>
+                    <wps:cNvPr id="51" name="Process subgraphs&lt;br/&gt;- parentDB Map&lt;br/&gt;- subGraphDB Map" descr="ProcessSubGraphs"/>
                     <wps:cNvSpPr/>
                     <wps:spPr>
                       <a:xfrm>
-                        <a:off x="1953559" y="883503"/>
-                        <a:ext cx="96951" cy="87959"/>
+                        <a:off x="1986434" y="931940"/>
+                        <a:ext cx="102266" cy="92782"/>
                       </a:xfrm>
                       <a:prstGeom prst="rect">
                         <a:avLst/>
@@ -3068,12 +3068,12 @@
                               <w:color w:val="000000"/>
                               <w:sz w:val="4"/>
                             </w:rPr>
-                            <w:t xml:space="preserve">"Process subgraphs&lt;br/&gt;- parentDB Map&lt;br/&gt;- subGraphDB Map"</w:t>
+                            <w:t xml:space="preserve">Process subgraphs&lt;br/&gt;- parentDB Map&lt;br/&gt;- subGraphDB Map</w:t>
                           </w:r>
                         </w:p>
                       </w:txbxContent>
                     </wps:txbx>
-                    <wps:bodyPr rot="0" spcFirstLastPara="0" vertOverflow="overflow" horzOverflow="overflow" vert="horz" wrap="square" lIns="3753" tIns="1876" rIns="3753" bIns="1876" numCol="1" spcCol="0" rtlCol="0" fromWordArt="0" anchor="ctr" anchorCtr="0" forceAA="0" compatLnSpc="1">
+                    <wps:bodyPr rot="0" spcFirstLastPara="0" vertOverflow="overflow" horzOverflow="overflow" vert="horz" wrap="square" lIns="3959" tIns="1979" rIns="3959" bIns="1979" numCol="1" spcCol="0" rtlCol="0" fromWordArt="0" anchor="ctr" anchorCtr="0" forceAA="0" compatLnSpc="1">
                       <a:prstTxWarp prst="textNoShape">
                         <a:avLst/>
                       </a:prstTxWarp>
@@ -3081,12 +3081,12 @@
                     </wps:bodyPr>
                   </wps:wsp>
                   <wps:wsp>
-                    <wps:cNvPr id="52" name="&quot;addNodeFromVertex()&lt;br/&gt;for each vertex&quot;" descr="AddNodeFromVertex"/>
+                    <wps:cNvPr id="52" name="addNodeFromVertex()&lt;br/&gt;for each vertex" descr="AddNodeFromVertex"/>
                     <wps:cNvSpPr/>
                     <wps:spPr>
                       <a:xfrm>
-                        <a:off x="2073965" y="906959"/>
-                        <a:ext cx="172948" cy="41048"/>
+                        <a:off x="2113442" y="956682"/>
+                        <a:ext cx="176491" cy="43298"/>
                       </a:xfrm>
                       <a:prstGeom prst="rect">
                         <a:avLst/>
@@ -3129,12 +3129,12 @@
                               <w:color w:val="000000"/>
                               <w:sz w:val="4"/>
                             </w:rPr>
-                            <w:t xml:space="preserve">"addNodeFromVertex()&lt;br/&gt;for each vertex"</w:t>
+                            <w:t xml:space="preserve">addNodeFromVertex()&lt;br/&gt;for each vertex</w:t>
                           </w:r>
                         </w:p>
                       </w:txbxContent>
                     </wps:txbx>
-                    <wps:bodyPr rot="0" spcFirstLastPara="0" vertOverflow="overflow" horzOverflow="overflow" vert="horz" wrap="square" lIns="3753" tIns="1876" rIns="3753" bIns="1876" numCol="1" spcCol="0" rtlCol="0" fromWordArt="0" anchor="ctr" anchorCtr="0" forceAA="0" compatLnSpc="1">
+                    <wps:bodyPr rot="0" spcFirstLastPara="0" vertOverflow="overflow" horzOverflow="overflow" vert="horz" wrap="square" lIns="3959" tIns="1979" rIns="3959" bIns="1979" numCol="1" spcCol="0" rtlCol="0" fromWordArt="0" anchor="ctr" anchorCtr="0" forceAA="0" compatLnSpc="1">
                       <a:prstTxWarp prst="textNoShape">
                         <a:avLst/>
                       </a:prstTxWarp>
@@ -3142,12 +3142,12 @@
                     </wps:bodyPr>
                   </wps:wsp>
                   <wps:wsp>
-                    <wps:cNvPr id="53" name="&quot;destructEdgeType()&lt;br/&gt;arrowTypeStart, arrowTypeEnd&quot;" descr="ProcessEdgeTypes"/>
+                    <wps:cNvPr id="53" name="destructEdgeType()&lt;br/&gt;arrowTypeStart, arrowTypeEnd" descr="ProcessEdgeTypes"/>
                     <wps:cNvSpPr/>
                     <wps:spPr>
                       <a:xfrm>
-                        <a:off x="2270369" y="906959"/>
-                        <a:ext cx="235809" cy="41048"/>
+                        <a:off x="2314675" y="956682"/>
+                        <a:ext cx="242799" cy="43298"/>
                       </a:xfrm>
                       <a:prstGeom prst="rect">
                         <a:avLst/>
@@ -3190,12 +3190,12 @@
                               <w:color w:val="000000"/>
                               <w:sz w:val="4"/>
                             </w:rPr>
-                            <w:t xml:space="preserve">"destructEdgeType()&lt;br/&gt;arrowTypeStart, arrowTypeEnd"</w:t>
+                            <w:t xml:space="preserve">destructEdgeType()&lt;br/&gt;arrowTypeStart, arrowTypeEnd</w:t>
                           </w:r>
                         </w:p>
                       </w:txbxContent>
                     </wps:txbx>
-                    <wps:bodyPr rot="0" spcFirstLastPara="0" vertOverflow="overflow" horzOverflow="overflow" vert="horz" wrap="square" lIns="3753" tIns="1876" rIns="3753" bIns="1876" numCol="1" spcCol="0" rtlCol="0" fromWordArt="0" anchor="ctr" anchorCtr="0" forceAA="0" compatLnSpc="1">
+                    <wps:bodyPr rot="0" spcFirstLastPara="0" vertOverflow="overflow" horzOverflow="overflow" vert="horz" wrap="square" lIns="3959" tIns="1979" rIns="3959" bIns="1979" numCol="1" spcCol="0" rtlCol="0" fromWordArt="0" anchor="ctr" anchorCtr="0" forceAA="0" compatLnSpc="1">
                       <a:prstTxWarp prst="textNoShape">
                         <a:avLst/>
                       </a:prstTxWarp>
@@ -3207,8 +3207,8 @@
                     <wps:cNvSpPr/>
                     <wps:spPr>
                       <a:xfrm>
-                        <a:off x="2075685" y="1029125"/>
-                        <a:ext cx="169508" cy="58640"/>
+                        <a:off x="2112287" y="1085545"/>
+                        <a:ext cx="178801" cy="61854"/>
                       </a:xfrm>
                       <a:prstGeom prst="diamond">
                         <a:avLst/>
@@ -3256,7 +3256,7 @@
                         </w:p>
                       </w:txbxContent>
                     </wps:txbx>
-                    <wps:bodyPr rot="0" spcFirstLastPara="0" vertOverflow="overflow" horzOverflow="overflow" vert="horz" wrap="square" lIns="3753" tIns="1876" rIns="3753" bIns="1876" numCol="1" spcCol="0" rtlCol="0" fromWordArt="0" anchor="ctr" anchorCtr="0" forceAA="0" compatLnSpc="1">
+                    <wps:bodyPr rot="0" spcFirstLastPara="0" vertOverflow="overflow" horzOverflow="overflow" vert="horz" wrap="square" lIns="3959" tIns="1979" rIns="3959" bIns="1979" numCol="1" spcCol="0" rtlCol="0" fromWordArt="0" anchor="ctr" anchorCtr="0" forceAA="0" compatLnSpc="1">
                       <a:prstTxWarp prst="textNoShape">
                         <a:avLst/>
                       </a:prstTxWarp>
@@ -3264,12 +3264,12 @@
                     </wps:bodyPr>
                   </wps:wsp>
                   <wps:wsp>
-                    <wps:cNvPr id="55" name="&quot;findNode(nodes, vertex.id)&quot;" descr="FindExistingNode"/>
+                    <wps:cNvPr id="55" name="findNode(nodes, vertex.id)" descr="FindExistingNode"/>
                     <wps:cNvSpPr/>
                     <wps:spPr>
                       <a:xfrm>
-                        <a:off x="1898046" y="1180611"/>
-                        <a:ext cx="103518" cy="41048"/>
+                        <a:off x="1933817" y="1245336"/>
+                        <a:ext cx="103256" cy="43298"/>
                       </a:xfrm>
                       <a:prstGeom prst="rect">
                         <a:avLst/>
@@ -3312,12 +3312,12 @@
                               <w:color w:val="000000"/>
                               <w:sz w:val="4"/>
                             </w:rPr>
-                            <w:t xml:space="preserve">"findNode(nodes, vertex.id)"</w:t>
+                            <w:t xml:space="preserve">findNode(nodes, vertex.id)</w:t>
                           </w:r>
                         </w:p>
                       </w:txbxContent>
                     </wps:txbx>
-                    <wps:bodyPr rot="0" spcFirstLastPara="0" vertOverflow="overflow" horzOverflow="overflow" vert="horz" wrap="square" lIns="3753" tIns="1876" rIns="3753" bIns="1876" numCol="1" spcCol="0" rtlCol="0" fromWordArt="0" anchor="ctr" anchorCtr="0" forceAA="0" compatLnSpc="1">
+                    <wps:bodyPr rot="0" spcFirstLastPara="0" vertOverflow="overflow" horzOverflow="overflow" vert="horz" wrap="square" lIns="3959" tIns="1979" rIns="3959" bIns="1979" numCol="1" spcCol="0" rtlCol="0" fromWordArt="0" anchor="ctr" anchorCtr="0" forceAA="0" compatLnSpc="1">
                       <a:prstTxWarp prst="textNoShape">
                         <a:avLst/>
                       </a:prstTxWarp>
@@ -3325,12 +3325,12 @@
                     </wps:bodyPr>
                   </wps:wsp>
                   <wps:wsp>
-                    <wps:cNvPr id="56" name="&quot;Create base node&lt;br/&gt;- id, label, parentId&lt;br/&gt;- cssStyles, cssClasses&lt;br/&gt;- shape, domId, tooltip&quot;" descr="CreateBaseNode"/>
+                    <wps:cNvPr id="56" name="Create base node&lt;br/&gt;- id, label, parentId&lt;br/&gt;- cssStyles, cssClasses&lt;br/&gt;- shape, domId, tooltip" descr="CreateBaseNode"/>
                     <wps:cNvSpPr/>
                     <wps:spPr>
                       <a:xfrm>
-                        <a:off x="2025021" y="1145427"/>
-                        <a:ext cx="103518" cy="111415"/>
+                        <a:off x="2061814" y="1208223"/>
+                        <a:ext cx="109194" cy="117523"/>
                       </a:xfrm>
                       <a:prstGeom prst="rect">
                         <a:avLst/>
@@ -3373,12 +3373,12 @@
                               <w:color w:val="000000"/>
                               <w:sz w:val="4"/>
                             </w:rPr>
-                            <w:t xml:space="preserve">"Create base node&lt;br/&gt;- id, label, parentId&lt;br/&gt;- cssStyles, cssClasses&lt;br/&gt;- shape, domId, tooltip"</w:t>
+                            <w:t xml:space="preserve">Create base node&lt;br/&gt;- id, label, parentId&lt;br/&gt;- cssStyles, cssClasses&lt;br/&gt;- shape, domId, tooltip</w:t>
                           </w:r>
                         </w:p>
                       </w:txbxContent>
                     </wps:txbx>
-                    <wps:bodyPr rot="0" spcFirstLastPara="0" vertOverflow="overflow" horzOverflow="overflow" vert="horz" wrap="square" lIns="3753" tIns="1876" rIns="3753" bIns="1876" numCol="1" spcCol="0" rtlCol="0" fromWordArt="0" anchor="ctr" anchorCtr="0" forceAA="0" compatLnSpc="1">
+                    <wps:bodyPr rot="0" spcFirstLastPara="0" vertOverflow="overflow" horzOverflow="overflow" vert="horz" wrap="square" lIns="3959" tIns="1979" rIns="3959" bIns="1979" numCol="1" spcCol="0" rtlCol="0" fromWordArt="0" anchor="ctr" anchorCtr="0" forceAA="0" compatLnSpc="1">
                       <a:prstTxWarp prst="textNoShape">
                         <a:avLst/>
                       </a:prstTxWarp>
@@ -3386,12 +3386,12 @@
                     </wps:bodyPr>
                   </wps:wsp>
                   <wps:wsp>
-                    <wps:cNvPr id="57" name="&quot;getCompiledStyles(classDefs)&quot;" descr="GetCompiledStyles"/>
+                    <wps:cNvPr id="57" name="getCompiledStyles(classDefs)" descr="GetCompiledStyles"/>
                     <wps:cNvSpPr/>
                     <wps:spPr>
                       <a:xfrm>
-                        <a:off x="3049916" y="1186474"/>
-                        <a:ext cx="184207" cy="29320"/>
+                        <a:off x="3059765" y="1251521"/>
+                        <a:ext cx="182429" cy="30927"/>
                       </a:xfrm>
                       <a:prstGeom prst="rect">
                         <a:avLst/>
@@ -3434,12 +3434,12 @@
                               <w:color w:val="000000"/>
                               <w:sz w:val="4"/>
                             </w:rPr>
-                            <w:t xml:space="preserve">"getCompiledStyles(classDefs)"</w:t>
+                            <w:t xml:space="preserve">getCompiledStyles(classDefs)</w:t>
                           </w:r>
                         </w:p>
                       </w:txbxContent>
                     </wps:txbx>
-                    <wps:bodyPr rot="0" spcFirstLastPara="0" vertOverflow="overflow" horzOverflow="overflow" vert="horz" wrap="square" lIns="3753" tIns="1876" rIns="3753" bIns="1876" numCol="1" spcCol="0" rtlCol="0" fromWordArt="0" anchor="ctr" anchorCtr="0" forceAA="0" compatLnSpc="1">
+                    <wps:bodyPr rot="0" spcFirstLastPara="0" vertOverflow="overflow" horzOverflow="overflow" vert="horz" wrap="square" lIns="3959" tIns="1979" rIns="3959" bIns="1979" numCol="1" spcCol="0" rtlCol="0" fromWordArt="0" anchor="ctr" anchorCtr="0" forceAA="0" compatLnSpc="1">
                       <a:prstTxWarp prst="textNoShape">
                         <a:avLst/>
                       </a:prstTxWarp>
@@ -3447,12 +3447,12 @@
                     </wps:bodyPr>
                   </wps:wsp>
                   <wps:wsp>
-                    <wps:cNvPr id="58" name="&quot;getTypeFromVertex(vertex)&quot;" descr="GetTypeFromVertex"/>
+                    <wps:cNvPr id="58" name="getTypeFromVertex(vertex)" descr="GetTypeFromVertex"/>
                     <wps:cNvSpPr/>
                     <wps:spPr>
                       <a:xfrm>
-                        <a:off x="3257578" y="1186474"/>
-                        <a:ext cx="167318" cy="29320"/>
+                        <a:off x="3266936" y="1251521"/>
+                        <a:ext cx="164615" cy="30927"/>
                       </a:xfrm>
                       <a:prstGeom prst="rect">
                         <a:avLst/>
@@ -3495,12 +3495,12 @@
                               <w:color w:val="000000"/>
                               <w:sz w:val="4"/>
                             </w:rPr>
-                            <w:t xml:space="preserve">"getTypeFromVertex(vertex)"</w:t>
+                            <w:t xml:space="preserve">getTypeFromVertex(vertex)</w:t>
                           </w:r>
                         </w:p>
                       </w:txbxContent>
                     </wps:txbx>
-                    <wps:bodyPr rot="0" spcFirstLastPara="0" vertOverflow="overflow" horzOverflow="overflow" vert="horz" wrap="square" lIns="3753" tIns="1876" rIns="3753" bIns="1876" numCol="1" spcCol="0" rtlCol="0" fromWordArt="0" anchor="ctr" anchorCtr="0" forceAA="0" compatLnSpc="1">
+                    <wps:bodyPr rot="0" spcFirstLastPara="0" vertOverflow="overflow" horzOverflow="overflow" vert="horz" wrap="square" lIns="3959" tIns="1979" rIns="3959" bIns="1979" numCol="1" spcCol="0" rtlCol="0" fromWordArt="0" anchor="ctr" anchorCtr="0" forceAA="0" compatLnSpc="1">
                       <a:prstTxWarp prst="textNoShape">
                         <a:avLst/>
                       </a:prstTxWarp>
@@ -3508,12 +3508,12 @@
                     </wps:bodyPr>
                   </wps:wsp>
                   <wps:wsp>
-                    <wps:cNvPr id="59" name="&quot;flowRenderer-v3-unified.ts&lt;br/&gt;draw(text, id, version, diag)&quot;" descr="flowRendererV3"/>
+                    <wps:cNvPr id="59" name="flowRenderer-v3-unified.ts&lt;br/&gt;draw(text, id, version, diag)" descr="flowRendererV3"/>
                     <wps:cNvSpPr/>
                     <wps:spPr>
                       <a:xfrm>
-                        <a:off x="4572168" y="371384"/>
-                        <a:ext cx="249695" cy="52776"/>
+                        <a:off x="4517023" y="391745"/>
+                        <a:ext cx="257446" cy="55669"/>
                       </a:xfrm>
                       <a:prstGeom prst="rect">
                         <a:avLst/>
@@ -3556,12 +3556,12 @@
                               <w:color w:val="000000"/>
                               <w:sz w:val="4"/>
                             </w:rPr>
-                            <w:t xml:space="preserve">"flowRenderer-v3-unified.ts&lt;br/&gt;draw(text, id, version, diag)"</w:t>
+                            <w:t xml:space="preserve">flowRenderer-v3-unified.ts&lt;br/&gt;draw(text, id, version, diag)</w:t>
                           </w:r>
                         </w:p>
                       </w:txbxContent>
                     </wps:txbx>
-                    <wps:bodyPr rot="0" spcFirstLastPara="0" vertOverflow="overflow" horzOverflow="overflow" vert="horz" wrap="square" lIns="3753" tIns="1876" rIns="3753" bIns="1876" numCol="1" spcCol="0" rtlCol="0" fromWordArt="0" anchor="ctr" anchorCtr="0" forceAA="0" compatLnSpc="1">
+                    <wps:bodyPr rot="0" spcFirstLastPara="0" vertOverflow="overflow" horzOverflow="overflow" vert="horz" wrap="square" lIns="3959" tIns="1979" rIns="3959" bIns="1979" numCol="1" spcCol="0" rtlCol="0" fromWordArt="0" anchor="ctr" anchorCtr="0" forceAA="0" compatLnSpc="1">
                       <a:prstTxWarp prst="textNoShape">
                         <a:avLst/>
                       </a:prstTxWarp>
@@ -3569,12 +3569,12 @@
                     </wps:bodyPr>
                   </wps:wsp>
                   <wps:wsp>
-                    <wps:cNvPr id="60" name="&quot;Initialize rendering&lt;br/&gt;- getConfig()&lt;br/&gt;- handle securityLevel&lt;br/&gt;- getDiagramElement()&quot;" descr="RenderInit"/>
+                    <wps:cNvPr id="60" name="Initialize rendering&lt;br/&gt;- getConfig()&lt;br/&gt;- handle securityLevel&lt;br/&gt;- getDiagramElement()" descr="RenderInit"/>
                     <wps:cNvSpPr/>
                     <wps:spPr>
                       <a:xfrm>
-                        <a:off x="4633529" y="467162"/>
-                        <a:ext cx="126974" cy="87959"/>
+                        <a:off x="4581747" y="492774"/>
+                        <a:ext cx="127997" cy="92782"/>
                       </a:xfrm>
                       <a:prstGeom prst="rect">
                         <a:avLst/>
@@ -3617,12 +3617,12 @@
                               <w:color w:val="000000"/>
                               <w:sz w:val="4"/>
                             </w:rPr>
-                            <w:t xml:space="preserve">"Initialize rendering&lt;br/&gt;- getConfig()&lt;br/&gt;- handle securityLevel&lt;br/&gt;- getDiagramElement()"</w:t>
+                            <w:t xml:space="preserve">Initialize rendering&lt;br/&gt;- getConfig()&lt;br/&gt;- handle securityLevel&lt;br/&gt;- getDiagramElement()</w:t>
                           </w:r>
                         </w:p>
                       </w:txbxContent>
                     </wps:txbx>
-                    <wps:bodyPr rot="0" spcFirstLastPara="0" vertOverflow="overflow" horzOverflow="overflow" vert="horz" wrap="square" lIns="3753" tIns="1876" rIns="3753" bIns="1876" numCol="1" spcCol="0" rtlCol="0" fromWordArt="0" anchor="ctr" anchorCtr="0" forceAA="0" compatLnSpc="1">
+                    <wps:bodyPr rot="0" spcFirstLastPara="0" vertOverflow="overflow" horzOverflow="overflow" vert="horz" wrap="square" lIns="3959" tIns="1979" rIns="3959" bIns="1979" numCol="1" spcCol="0" rtlCol="0" fromWordArt="0" anchor="ctr" anchorCtr="0" forceAA="0" compatLnSpc="1">
                       <a:prstTxWarp prst="textNoShape">
                         <a:avLst/>
                       </a:prstTxWarp>
@@ -3630,12 +3630,12 @@
                     </wps:bodyPr>
                   </wps:wsp>
                   <wps:wsp>
-                    <wps:cNvPr id="61" name="&quot;diag.db.getData()&lt;br/&gt;as LayoutData&quot;" descr="GetLayoutData"/>
+                    <wps:cNvPr id="61" name="diag.db.getData()&lt;br/&gt;as LayoutData" descr="GetLayoutData"/>
                     <wps:cNvSpPr/>
                     <wps:spPr>
                       <a:xfrm>
-                        <a:off x="4619924" y="633308"/>
-                        <a:ext cx="154183" cy="41048"/>
+                        <a:off x="4567397" y="668028"/>
+                        <a:ext cx="156698" cy="43298"/>
                       </a:xfrm>
                       <a:prstGeom prst="rect">
                         <a:avLst/>
@@ -3678,12 +3678,12 @@
                               <w:color w:val="000000"/>
                               <w:sz w:val="4"/>
                             </w:rPr>
-                            <w:t xml:space="preserve">"diag.db.getData()&lt;br/&gt;as LayoutData"</w:t>
+                            <w:t xml:space="preserve">diag.db.getData()&lt;br/&gt;as LayoutData</w:t>
                           </w:r>
                         </w:p>
                       </w:txbxContent>
                     </wps:txbx>
-                    <wps:bodyPr rot="0" spcFirstLastPara="0" vertOverflow="overflow" horzOverflow="overflow" vert="horz" wrap="square" lIns="3753" tIns="1876" rIns="3753" bIns="1876" numCol="1" spcCol="0" rtlCol="0" fromWordArt="0" anchor="ctr" anchorCtr="0" forceAA="0" compatLnSpc="1">
+                    <wps:bodyPr rot="0" spcFirstLastPara="0" vertOverflow="overflow" horzOverflow="overflow" vert="horz" wrap="square" lIns="3959" tIns="1979" rIns="3959" bIns="1979" numCol="1" spcCol="0" rtlCol="0" fromWordArt="0" anchor="ctr" anchorCtr="0" forceAA="0" compatLnSpc="1">
                       <a:prstTxWarp prst="textNoShape">
                         <a:avLst/>
                       </a:prstTxWarp>
@@ -3691,12 +3691,12 @@
                     </wps:bodyPr>
                   </wps:wsp>
                   <wps:wsp>
-                    <wps:cNvPr id="62" name="&quot;Setup layout data&lt;br/&gt;- type, layoutAlgorithm&lt;br/&gt;- direction, spacing&lt;br/&gt;- markers, diagramId&quot;" descr="SetupLayoutData"/>
+                    <wps:cNvPr id="62" name="Setup layout data&lt;br/&gt;- type, layoutAlgorithm&lt;br/&gt;- direction, spacing&lt;br/&gt;- markers, diagramId" descr="SetupLayoutData"/>
                     <wps:cNvSpPr/>
                     <wps:spPr>
                       <a:xfrm>
-                        <a:off x="4631183" y="740814"/>
-                        <a:ext cx="131665" cy="111415"/>
+                        <a:off x="4576304" y="781428"/>
+                        <a:ext cx="138884" cy="117523"/>
                       </a:xfrm>
                       <a:prstGeom prst="rect">
                         <a:avLst/>
@@ -3739,12 +3739,12 @@
                               <w:color w:val="000000"/>
                               <w:sz w:val="4"/>
                             </w:rPr>
-                            <w:t xml:space="preserve">"Setup layout data&lt;br/&gt;- type, layoutAlgorithm&lt;br/&gt;- direction, spacing&lt;br/&gt;- markers, diagramId"</w:t>
+                            <w:t xml:space="preserve">Setup layout data&lt;br/&gt;- type, layoutAlgorithm&lt;br/&gt;- direction, spacing&lt;br/&gt;- markers, diagramId</w:t>
                           </w:r>
                         </w:p>
                       </w:txbxContent>
                     </wps:txbx>
-                    <wps:bodyPr rot="0" spcFirstLastPara="0" vertOverflow="overflow" horzOverflow="overflow" vert="horz" wrap="square" lIns="3753" tIns="1876" rIns="3753" bIns="1876" numCol="1" spcCol="0" rtlCol="0" fromWordArt="0" anchor="ctr" anchorCtr="0" forceAA="0" compatLnSpc="1">
+                    <wps:bodyPr rot="0" spcFirstLastPara="0" vertOverflow="overflow" horzOverflow="overflow" vert="horz" wrap="square" lIns="3959" tIns="1979" rIns="3959" bIns="1979" numCol="1" spcCol="0" rtlCol="0" fromWordArt="0" anchor="ctr" anchorCtr="0" forceAA="0" compatLnSpc="1">
                       <a:prstTxWarp prst="textNoShape">
                         <a:avLst/>
                       </a:prstTxWarp>
@@ -3752,12 +3752,12 @@
                     </wps:bodyPr>
                   </wps:wsp>
                   <wps:wsp>
-                    <wps:cNvPr id="63" name="&quot;render(data4Layout, svg)&quot;" descr="CallRender"/>
+                    <wps:cNvPr id="63" name="render(data4Layout, svg)" descr="CallRender"/>
                     <wps:cNvSpPr/>
                     <wps:spPr>
                       <a:xfrm>
-                        <a:off x="4412669" y="906959"/>
-                        <a:ext cx="125848" cy="41048"/>
+                        <a:off x="4390345" y="956682"/>
+                        <a:ext cx="126810" cy="43298"/>
                       </a:xfrm>
                       <a:prstGeom prst="rect">
                         <a:avLst/>
@@ -3800,12 +3800,12 @@
                               <w:color w:val="000000"/>
                               <w:sz w:val="4"/>
                             </w:rPr>
-                            <w:t xml:space="preserve">"render(data4Layout, svg)"</w:t>
+                            <w:t xml:space="preserve">render(data4Layout, svg)</w:t>
                           </w:r>
                         </w:p>
                       </w:txbxContent>
                     </wps:txbx>
-                    <wps:bodyPr rot="0" spcFirstLastPara="0" vertOverflow="overflow" horzOverflow="overflow" vert="horz" wrap="square" lIns="3753" tIns="1876" rIns="3753" bIns="1876" numCol="1" spcCol="0" rtlCol="0" fromWordArt="0" anchor="ctr" anchorCtr="0" forceAA="0" compatLnSpc="1">
+                    <wps:bodyPr rot="0" spcFirstLastPara="0" vertOverflow="overflow" horzOverflow="overflow" vert="horz" wrap="square" lIns="3959" tIns="1979" rIns="3959" bIns="1979" numCol="1" spcCol="0" rtlCol="0" fromWordArt="0" anchor="ctr" anchorCtr="0" forceAA="0" compatLnSpc="1">
                       <a:prstTxWarp prst="textNoShape">
                         <a:avLst/>
                       </a:prstTxWarp>
@@ -3813,12 +3813,12 @@
                     </wps:bodyPr>
                   </wps:wsp>
                   <wps:wsp>
-                    <wps:cNvPr id="64" name="&quot;setupViewPortForSVG(svg, padding)&quot;" descr="SetupViewPort"/>
+                    <wps:cNvPr id="64" name="setupViewPortForSVG(svg, padding)" descr="SetupViewPort"/>
                     <wps:cNvSpPr/>
                     <wps:spPr>
                       <a:xfrm>
-                        <a:off x="4041425" y="1037921"/>
-                        <a:ext cx="158874" cy="41048"/>
+                        <a:off x="4013593" y="1094823"/>
+                        <a:ext cx="161646" cy="43298"/>
                       </a:xfrm>
                       <a:prstGeom prst="rect">
                         <a:avLst/>
@@ -3861,12 +3861,12 @@
                               <w:color w:val="000000"/>
                               <w:sz w:val="4"/>
                             </w:rPr>
-                            <w:t xml:space="preserve">"setupViewPortForSVG(svg, padding)"</w:t>
+                            <w:t xml:space="preserve">setupViewPortForSVG(svg, padding)</w:t>
                           </w:r>
                         </w:p>
                       </w:txbxContent>
                     </wps:txbx>
-                    <wps:bodyPr rot="0" spcFirstLastPara="0" vertOverflow="overflow" horzOverflow="overflow" vert="horz" wrap="square" lIns="3753" tIns="1876" rIns="3753" bIns="1876" numCol="1" spcCol="0" rtlCol="0" fromWordArt="0" anchor="ctr" anchorCtr="0" forceAA="0" compatLnSpc="1">
+                    <wps:bodyPr rot="0" spcFirstLastPara="0" vertOverflow="overflow" horzOverflow="overflow" vert="horz" wrap="square" lIns="3959" tIns="1979" rIns="3959" bIns="1979" numCol="1" spcCol="0" rtlCol="0" fromWordArt="0" anchor="ctr" anchorCtr="0" forceAA="0" compatLnSpc="1">
                       <a:prstTxWarp prst="textNoShape">
                         <a:avLst/>
                       </a:prstTxWarp>
@@ -3874,12 +3874,12 @@
                     </wps:bodyPr>
                   </wps:wsp>
                   <wps:wsp>
-                    <wps:cNvPr id="65" name="&quot;Process vertex links&lt;br/&gt;- create anchor elements&lt;br/&gt;- handle click events&quot;" descr="ProcessLinks"/>
+                    <wps:cNvPr id="65" name="Process vertex links&lt;br/&gt;- create anchor elements&lt;br/&gt;- handle click events" descr="ProcessLinks"/>
                     <wps:cNvSpPr/>
                     <wps:spPr>
                       <a:xfrm>
-                        <a:off x="4075202" y="1151291"/>
-                        <a:ext cx="91321" cy="99687"/>
+                        <a:off x="4046253" y="1214409"/>
+                        <a:ext cx="96328" cy="105153"/>
                       </a:xfrm>
                       <a:prstGeom prst="rect">
                         <a:avLst/>
@@ -3922,12 +3922,12 @@
                               <w:color w:val="000000"/>
                               <w:sz w:val="4"/>
                             </w:rPr>
-                            <w:t xml:space="preserve">"Process vertex links&lt;br/&gt;- create anchor elements&lt;br/&gt;- handle click events"</w:t>
+                            <w:t xml:space="preserve">Process vertex links&lt;br/&gt;- create anchor elements&lt;br/&gt;- handle click events</w:t>
                           </w:r>
                         </w:p>
                       </w:txbxContent>
                     </wps:txbx>
-                    <wps:bodyPr rot="0" spcFirstLastPara="0" vertOverflow="overflow" horzOverflow="overflow" vert="horz" wrap="square" lIns="3753" tIns="1876" rIns="3753" bIns="1876" numCol="1" spcCol="0" rtlCol="0" fromWordArt="0" anchor="ctr" anchorCtr="0" forceAA="0" compatLnSpc="1">
+                    <wps:bodyPr rot="0" spcFirstLastPara="0" vertOverflow="overflow" horzOverflow="overflow" vert="horz" wrap="square" lIns="3959" tIns="1979" rIns="3959" bIns="1979" numCol="1" spcCol="0" rtlCol="0" fromWordArt="0" anchor="ctr" anchorCtr="0" forceAA="0" compatLnSpc="1">
                       <a:prstTxWarp prst="textNoShape">
                         <a:avLst/>
                       </a:prstTxWarp>
@@ -3935,12 +3935,12 @@
                     </wps:bodyPr>
                   </wps:wsp>
                   <wps:wsp>
-                    <wps:cNvPr id="66" name="&quot;flowChartShapes.js&lt;br/&gt;Shape Functions&quot;" descr="ShapeSystem"/>
+                    <wps:cNvPr id="66" name="flowChartShapes.js&lt;br/&gt;Shape Functions" descr="ShapeSystem"/>
                     <wps:cNvSpPr/>
                     <wps:spPr>
                       <a:xfrm>
-                        <a:off x="4729385" y="1037921"/>
-                        <a:ext cx="178577" cy="41048"/>
+                        <a:off x="4711064" y="1094823"/>
+                        <a:ext cx="182429" cy="43298"/>
                       </a:xfrm>
                       <a:prstGeom prst="rect">
                         <a:avLst/>
@@ -3983,12 +3983,12 @@
                               <w:color w:val="000000"/>
                               <w:sz w:val="4"/>
                             </w:rPr>
-                            <w:t xml:space="preserve">"flowChartShapes.js&lt;br/&gt;Shape Functions"</w:t>
+                            <w:t xml:space="preserve">flowChartShapes.js&lt;br/&gt;Shape Functions</w:t>
                           </w:r>
                         </w:p>
                       </w:txbxContent>
                     </wps:txbx>
-                    <wps:bodyPr rot="0" spcFirstLastPara="0" vertOverflow="overflow" horzOverflow="overflow" vert="horz" wrap="square" lIns="3753" tIns="1876" rIns="3753" bIns="1876" numCol="1" spcCol="0" rtlCol="0" fromWordArt="0" anchor="ctr" anchorCtr="0" forceAA="0" compatLnSpc="1">
+                    <wps:bodyPr rot="0" spcFirstLastPara="0" vertOverflow="overflow" horzOverflow="overflow" vert="horz" wrap="square" lIns="3959" tIns="1979" rIns="3959" bIns="1979" numCol="1" spcCol="0" rtlCol="0" fromWordArt="0" anchor="ctr" anchorCtr="0" forceAA="0" compatLnSpc="1">
                       <a:prstTxWarp prst="textNoShape">
                         <a:avLst/>
                       </a:prstTxWarp>
@@ -4000,8 +4000,8 @@
                     <wps:cNvSpPr/>
                     <wps:spPr>
                       <a:xfrm>
-                        <a:off x="4754561" y="1160087"/>
-                        <a:ext cx="128225" cy="82095"/>
+                        <a:off x="4734651" y="1223687"/>
+                        <a:ext cx="135255" cy="86596"/>
                       </a:xfrm>
                       <a:prstGeom prst="diamond">
                         <a:avLst/>
@@ -4049,7 +4049,7 @@
                         </w:p>
                       </w:txbxContent>
                     </wps:txbx>
-                    <wps:bodyPr rot="0" spcFirstLastPara="0" vertOverflow="overflow" horzOverflow="overflow" vert="horz" wrap="square" lIns="3753" tIns="1876" rIns="3753" bIns="1876" numCol="1" spcCol="0" rtlCol="0" fromWordArt="0" anchor="ctr" anchorCtr="0" forceAA="0" compatLnSpc="1">
+                    <wps:bodyPr rot="0" spcFirstLastPara="0" vertOverflow="overflow" horzOverflow="overflow" vert="horz" wrap="square" lIns="3959" tIns="1979" rIns="3959" bIns="1979" numCol="1" spcCol="0" rtlCol="0" fromWordArt="0" anchor="ctr" anchorCtr="0" forceAA="0" compatLnSpc="1">
                       <a:prstTxWarp prst="textNoShape">
                         <a:avLst/>
                       </a:prstTxWarp>
@@ -4057,12 +4057,12 @@
                     </wps:bodyPr>
                   </wps:wsp>
                   <wps:wsp>
-                    <wps:cNvPr id="68" name="&quot;question(parent, bbox, node)&quot;" descr="question"/>
+                    <wps:cNvPr id="68" name="question(parent, bbox, node)" descr="question"/>
                     <wps:cNvSpPr/>
                     <wps:spPr>
                       <a:xfrm>
-                        <a:off x="4237594" y="1308640"/>
-                        <a:ext cx="108210" cy="41048"/>
+                        <a:off x="4213095" y="1380385"/>
+                        <a:ext cx="108204" cy="43298"/>
                       </a:xfrm>
                       <a:prstGeom prst="rect">
                         <a:avLst/>
@@ -4105,12 +4105,12 @@
                               <w:color w:val="000000"/>
                               <w:sz w:val="4"/>
                             </w:rPr>
-                            <w:t xml:space="preserve">"question(parent, bbox, node)"</w:t>
+                            <w:t xml:space="preserve">question(parent, bbox, node)</w:t>
                           </w:r>
                         </w:p>
                       </w:txbxContent>
                     </wps:txbx>
-                    <wps:bodyPr rot="0" spcFirstLastPara="0" vertOverflow="overflow" horzOverflow="overflow" vert="horz" wrap="square" lIns="3753" tIns="1876" rIns="3753" bIns="1876" numCol="1" spcCol="0" rtlCol="0" fromWordArt="0" anchor="ctr" anchorCtr="0" forceAA="0" compatLnSpc="1">
+                    <wps:bodyPr rot="0" spcFirstLastPara="0" vertOverflow="overflow" horzOverflow="overflow" vert="horz" wrap="square" lIns="3959" tIns="1979" rIns="3959" bIns="1979" numCol="1" spcCol="0" rtlCol="0" fromWordArt="0" anchor="ctr" anchorCtr="0" forceAA="0" compatLnSpc="1">
                       <a:prstTxWarp prst="textNoShape">
                         <a:avLst/>
                       </a:prstTxWarp>
@@ -4118,12 +4118,12 @@
                     </wps:bodyPr>
                   </wps:wsp>
                   <wps:wsp>
-                    <wps:cNvPr id="69" name="&quot;hexagon(parent, bbox, node)&quot;" descr="hexagon"/>
+                    <wps:cNvPr id="69" name="hexagon(parent, bbox, node)" descr="hexagon"/>
                     <wps:cNvSpPr/>
                     <wps:spPr>
                       <a:xfrm>
-                        <a:off x="4369260" y="1308640"/>
-                        <a:ext cx="102580" cy="41048"/>
+                        <a:off x="4346040" y="1380385"/>
+                        <a:ext cx="102266" cy="43298"/>
                       </a:xfrm>
                       <a:prstGeom prst="rect">
                         <a:avLst/>
@@ -4166,12 +4166,12 @@
                               <w:color w:val="000000"/>
                               <w:sz w:val="4"/>
                             </w:rPr>
-                            <w:t xml:space="preserve">"hexagon(parent, bbox, node)"</w:t>
+                            <w:t xml:space="preserve">hexagon(parent, bbox, node)</w:t>
                           </w:r>
                         </w:p>
                       </w:txbxContent>
                     </wps:txbx>
-                    <wps:bodyPr rot="0" spcFirstLastPara="0" vertOverflow="overflow" horzOverflow="overflow" vert="horz" wrap="square" lIns="3753" tIns="1876" rIns="3753" bIns="1876" numCol="1" spcCol="0" rtlCol="0" fromWordArt="0" anchor="ctr" anchorCtr="0" forceAA="0" compatLnSpc="1">
+                    <wps:bodyPr rot="0" spcFirstLastPara="0" vertOverflow="overflow" horzOverflow="overflow" vert="horz" wrap="square" lIns="3959" tIns="1979" rIns="3959" bIns="1979" numCol="1" spcCol="0" rtlCol="0" fromWordArt="0" anchor="ctr" anchorCtr="0" forceAA="0" compatLnSpc="1">
                       <a:prstTxWarp prst="textNoShape">
                         <a:avLst/>
                       </a:prstTxWarp>
@@ -4179,12 +4179,12 @@
                     </wps:bodyPr>
                   </wps:wsp>
                   <wps:wsp>
-                    <wps:cNvPr id="70" name="&quot;rect_left_inv_arrow(parent, bbox, node)&quot;" descr="rect_left_inv_arrow"/>
+                    <wps:cNvPr id="70" name="rect_left_inv_arrow(parent, bbox, node)" descr="rect_left_inv_arrow"/>
                     <wps:cNvSpPr/>
                     <wps:spPr>
                       <a:xfrm>
-                        <a:off x="4495296" y="1308640"/>
-                        <a:ext cx="170133" cy="41048"/>
+                        <a:off x="4473048" y="1380385"/>
+                        <a:ext cx="173522" cy="43298"/>
                       </a:xfrm>
                       <a:prstGeom prst="rect">
                         <a:avLst/>
@@ -4227,12 +4227,12 @@
                               <w:color w:val="000000"/>
                               <w:sz w:val="4"/>
                             </w:rPr>
-                            <w:t xml:space="preserve">"rect_left_inv_arrow(parent, bbox, node)"</w:t>
+                            <w:t xml:space="preserve">rect_left_inv_arrow(parent, bbox, node)</w:t>
                           </w:r>
                         </w:p>
                       </w:txbxContent>
                     </wps:txbx>
-                    <wps:bodyPr rot="0" spcFirstLastPara="0" vertOverflow="overflow" horzOverflow="overflow" vert="horz" wrap="square" lIns="3753" tIns="1876" rIns="3753" bIns="1876" numCol="1" spcCol="0" rtlCol="0" fromWordArt="0" anchor="ctr" anchorCtr="0" forceAA="0" compatLnSpc="1">
+                    <wps:bodyPr rot="0" spcFirstLastPara="0" vertOverflow="overflow" horzOverflow="overflow" vert="horz" wrap="square" lIns="3959" tIns="1979" rIns="3959" bIns="1979" numCol="1" spcCol="0" rtlCol="0" fromWordArt="0" anchor="ctr" anchorCtr="0" forceAA="0" compatLnSpc="1">
                       <a:prstTxWarp prst="textNoShape">
                         <a:avLst/>
                       </a:prstTxWarp>
@@ -4240,12 +4240,12 @@
                     </wps:bodyPr>
                   </wps:wsp>
                   <wps:wsp>
-                    <wps:cNvPr id="71" name="&quot;lean_right(parent, bbox, node)&quot;" descr="lean_right"/>
+                    <wps:cNvPr id="71" name="lean_right(parent, bbox, node)" descr="lean_right"/>
                     <wps:cNvSpPr/>
                     <wps:spPr>
                       <a:xfrm>
-                        <a:off x="4688885" y="1308640"/>
-                        <a:ext cx="119468" cy="41048"/>
+                        <a:off x="4671312" y="1380385"/>
+                        <a:ext cx="120080" cy="43298"/>
                       </a:xfrm>
                       <a:prstGeom prst="rect">
                         <a:avLst/>
@@ -4288,12 +4288,12 @@
                               <w:color w:val="000000"/>
                               <w:sz w:val="4"/>
                             </w:rPr>
-                            <w:t xml:space="preserve">"lean_right(parent, bbox, node)"</w:t>
+                            <w:t xml:space="preserve">lean_right(parent, bbox, node)</w:t>
                           </w:r>
                         </w:p>
                       </w:txbxContent>
                     </wps:txbx>
-                    <wps:bodyPr rot="0" spcFirstLastPara="0" vertOverflow="overflow" horzOverflow="overflow" vert="horz" wrap="square" lIns="3753" tIns="1876" rIns="3753" bIns="1876" numCol="1" spcCol="0" rtlCol="0" fromWordArt="0" anchor="ctr" anchorCtr="0" forceAA="0" compatLnSpc="1">
+                    <wps:bodyPr rot="0" spcFirstLastPara="0" vertOverflow="overflow" horzOverflow="overflow" vert="horz" wrap="square" lIns="3959" tIns="1979" rIns="3959" bIns="1979" numCol="1" spcCol="0" rtlCol="0" fromWordArt="0" anchor="ctr" anchorCtr="0" forceAA="0" compatLnSpc="1">
                       <a:prstTxWarp prst="textNoShape">
                         <a:avLst/>
                       </a:prstTxWarp>
@@ -4301,12 +4301,12 @@
                     </wps:bodyPr>
                   </wps:wsp>
                   <wps:wsp>
-                    <wps:cNvPr id="72" name="&quot;lean_left(parent, bbox, node)&quot;" descr="lean_left"/>
+                    <wps:cNvPr id="72" name="lean_left(parent, bbox, node)" descr="lean_left"/>
                     <wps:cNvSpPr/>
                     <wps:spPr>
                       <a:xfrm>
-                        <a:off x="4831809" y="1308640"/>
-                        <a:ext cx="113839" cy="41048"/>
+                        <a:off x="4816134" y="1380385"/>
+                        <a:ext cx="114142" cy="43298"/>
                       </a:xfrm>
                       <a:prstGeom prst="rect">
                         <a:avLst/>
@@ -4349,12 +4349,12 @@
                               <w:color w:val="000000"/>
                               <w:sz w:val="4"/>
                             </w:rPr>
-                            <w:t xml:space="preserve">"lean_left(parent, bbox, node)"</w:t>
+                            <w:t xml:space="preserve">lean_left(parent, bbox, node)</w:t>
                           </w:r>
                         </w:p>
                       </w:txbxContent>
                     </wps:txbx>
-                    <wps:bodyPr rot="0" spcFirstLastPara="0" vertOverflow="overflow" horzOverflow="overflow" vert="horz" wrap="square" lIns="3753" tIns="1876" rIns="3753" bIns="1876" numCol="1" spcCol="0" rtlCol="0" fromWordArt="0" anchor="ctr" anchorCtr="0" forceAA="0" compatLnSpc="1">
+                    <wps:bodyPr rot="0" spcFirstLastPara="0" vertOverflow="overflow" horzOverflow="overflow" vert="horz" wrap="square" lIns="3959" tIns="1979" rIns="3959" bIns="1979" numCol="1" spcCol="0" rtlCol="0" fromWordArt="0" anchor="ctr" anchorCtr="0" forceAA="0" compatLnSpc="1">
                       <a:prstTxWarp prst="textNoShape">
                         <a:avLst/>
                       </a:prstTxWarp>
@@ -4362,12 +4362,12 @@
                     </wps:bodyPr>
                   </wps:wsp>
                   <wps:wsp>
-                    <wps:cNvPr id="73" name="&quot;insertPolygonShape(parent, w, h, points)&quot;" descr="insertPolygonShape"/>
+                    <wps:cNvPr id="73" name="insertPolygonShape(parent, w, h, points)" descr="insertPolygonShape"/>
                     <wps:cNvSpPr/>
                     <wps:spPr>
                       <a:xfrm>
-                        <a:off x="4969104" y="1308640"/>
-                        <a:ext cx="166380" cy="41048"/>
+                        <a:off x="4955018" y="1380385"/>
+                        <a:ext cx="169564" cy="43298"/>
                       </a:xfrm>
                       <a:prstGeom prst="rect">
                         <a:avLst/>
@@ -4410,12 +4410,12 @@
                               <w:color w:val="000000"/>
                               <w:sz w:val="4"/>
                             </w:rPr>
-                            <w:t xml:space="preserve">"insertPolygonShape(parent, w, h, points)"</w:t>
+                            <w:t xml:space="preserve">insertPolygonShape(parent, w, h, points)</w:t>
                           </w:r>
                         </w:p>
                       </w:txbxContent>
                     </wps:txbx>
-                    <wps:bodyPr rot="0" spcFirstLastPara="0" vertOverflow="overflow" horzOverflow="overflow" vert="horz" wrap="square" lIns="3753" tIns="1876" rIns="3753" bIns="1876" numCol="1" spcCol="0" rtlCol="0" fromWordArt="0" anchor="ctr" anchorCtr="0" forceAA="0" compatLnSpc="1">
+                    <wps:bodyPr rot="0" spcFirstLastPara="0" vertOverflow="overflow" horzOverflow="overflow" vert="horz" wrap="square" lIns="3959" tIns="1979" rIns="3959" bIns="1979" numCol="1" spcCol="0" rtlCol="0" fromWordArt="0" anchor="ctr" anchorCtr="0" forceAA="0" compatLnSpc="1">
                       <a:prstTxWarp prst="textNoShape">
                         <a:avLst/>
                       </a:prstTxWarp>
@@ -4423,12 +4423,12 @@
                     </wps:bodyPr>
                   </wps:wsp>
                   <wps:wsp>
-                    <wps:cNvPr id="74" name="&quot;intersectPolygon(node, points, point)&quot;" descr="intersectPolygon"/>
+                    <wps:cNvPr id="74" name="intersectPolygon(node, points, point)" descr="intersectPolygon"/>
                     <wps:cNvSpPr/>
                     <wps:spPr>
                       <a:xfrm>
-                        <a:off x="5158940" y="1302776"/>
-                        <a:ext cx="142924" cy="52776"/>
+                        <a:off x="5149323" y="1374199"/>
+                        <a:ext cx="144822" cy="55669"/>
                       </a:xfrm>
                       <a:prstGeom prst="rect">
                         <a:avLst/>
@@ -4471,12 +4471,12 @@
                               <w:color w:val="000000"/>
                               <w:sz w:val="4"/>
                             </w:rPr>
-                            <w:t xml:space="preserve">"intersectPolygon(node, points, point)"</w:t>
+                            <w:t xml:space="preserve">intersectPolygon(node, points, point)</w:t>
                           </w:r>
                         </w:p>
                       </w:txbxContent>
                     </wps:txbx>
-                    <wps:bodyPr rot="0" spcFirstLastPara="0" vertOverflow="overflow" horzOverflow="overflow" vert="horz" wrap="square" lIns="3753" tIns="1876" rIns="3753" bIns="1876" numCol="1" spcCol="0" rtlCol="0" fromWordArt="0" anchor="ctr" anchorCtr="0" forceAA="0" compatLnSpc="1">
+                    <wps:bodyPr rot="0" spcFirstLastPara="0" vertOverflow="overflow" horzOverflow="overflow" vert="horz" wrap="square" lIns="3959" tIns="1979" rIns="3959" bIns="1979" numCol="1" spcCol="0" rtlCol="0" fromWordArt="0" anchor="ctr" anchorCtr="0" forceAA="0" compatLnSpc="1">
                       <a:prstTxWarp prst="textNoShape">
                         <a:avLst/>
                       </a:prstTxWarp>
@@ -4484,12 +4484,12 @@
                     </wps:bodyPr>
                   </wps:wsp>
                   <wps:wsp>
-                    <wps:cNvPr id="75" name="&quot;intersectRect(node, point)&quot;" descr="intersectRect"/>
+                    <wps:cNvPr id="75" name="intersectRect(node, point)" descr="intersectRect"/>
                     <wps:cNvSpPr/>
                     <wps:spPr>
                       <a:xfrm>
-                        <a:off x="5325320" y="1308640"/>
-                        <a:ext cx="126036" cy="41048"/>
+                        <a:off x="5318887" y="1380385"/>
+                        <a:ext cx="127008" cy="43298"/>
                       </a:xfrm>
                       <a:prstGeom prst="rect">
                         <a:avLst/>
@@ -4532,12 +4532,12 @@
                               <w:color w:val="000000"/>
                               <w:sz w:val="4"/>
                             </w:rPr>
-                            <w:t xml:space="preserve">"intersectRect(node, point)"</w:t>
+                            <w:t xml:space="preserve">intersectRect(node, point)</w:t>
                           </w:r>
                         </w:p>
                       </w:txbxContent>
                     </wps:txbx>
-                    <wps:bodyPr rot="0" spcFirstLastPara="0" vertOverflow="overflow" horzOverflow="overflow" vert="horz" wrap="square" lIns="3753" tIns="1876" rIns="3753" bIns="1876" numCol="1" spcCol="0" rtlCol="0" fromWordArt="0" anchor="ctr" anchorCtr="0" forceAA="0" compatLnSpc="1">
+                    <wps:bodyPr rot="0" spcFirstLastPara="0" vertOverflow="overflow" horzOverflow="overflow" vert="horz" wrap="square" lIns="3959" tIns="1979" rIns="3959" bIns="1979" numCol="1" spcCol="0" rtlCol="0" fromWordArt="0" anchor="ctr" anchorCtr="0" forceAA="0" compatLnSpc="1">
                       <a:prstTxWarp prst="textNoShape">
                         <a:avLst/>
                       </a:prstTxWarp>
@@ -4545,12 +4545,12 @@
                     </wps:bodyPr>
                   </wps:wsp>
                   <wps:wsp>
-                    <wps:cNvPr id="76" name="&quot;styles.ts&lt;br/&gt;getStyles(options)&quot;" descr="stylesTS"/>
+                    <wps:cNvPr id="76" name="styles.ts&lt;br/&gt;getStyles(options)" descr="stylesTS"/>
                     <wps:cNvSpPr/>
                     <wps:spPr>
                       <a:xfrm>
-                        <a:off x="4845319" y="383112"/>
-                        <a:ext cx="204848" cy="29320"/>
+                        <a:off x="4799211" y="404116"/>
+                        <a:ext cx="204202" cy="30927"/>
                       </a:xfrm>
                       <a:prstGeom prst="rect">
                         <a:avLst/>
@@ -4593,12 +4593,12 @@
                               <w:color w:val="000000"/>
                               <w:sz w:val="4"/>
                             </w:rPr>
-                            <w:t xml:space="preserve">"styles.ts&lt;br/&gt;getStyles(options)"</w:t>
+                            <w:t xml:space="preserve">styles.ts&lt;br/&gt;getStyles(options)</w:t>
                           </w:r>
                         </w:p>
                       </w:txbxContent>
                     </wps:txbx>
-                    <wps:bodyPr rot="0" spcFirstLastPara="0" vertOverflow="overflow" horzOverflow="overflow" vert="horz" wrap="square" lIns="3753" tIns="1876" rIns="3753" bIns="1876" numCol="1" spcCol="0" rtlCol="0" fromWordArt="0" anchor="ctr" anchorCtr="0" forceAA="0" compatLnSpc="1">
+                    <wps:bodyPr rot="0" spcFirstLastPara="0" vertOverflow="overflow" horzOverflow="overflow" vert="horz" wrap="square" lIns="3959" tIns="1979" rIns="3959" bIns="1979" numCol="1" spcCol="0" rtlCol="0" fromWordArt="0" anchor="ctr" anchorCtr="0" forceAA="0" compatLnSpc="1">
                       <a:prstTxWarp prst="textNoShape">
                         <a:avLst/>
                       </a:prstTxWarp>
@@ -4606,12 +4606,12 @@
                     </wps:bodyPr>
                   </wps:wsp>
                   <wps:wsp>
-                    <wps:cNvPr id="77" name="&quot;FlowChartStyleOptions&lt;br/&gt;- arrowheadColor, border2&lt;br/&gt;- clusterBkg, mainBkg&lt;br/&gt;- fontFamily, textColor&quot;" descr="StyleOptions"/>
+                    <wps:cNvPr id="77" name="FlowChartStyleOptions&lt;br/&gt;- arrowheadColor, border2&lt;br/&gt;- clusterBkg, mainBkg&lt;br/&gt;- fontFamily, textColor" descr="StyleOptions"/>
                     <wps:cNvSpPr/>
                     <wps:spPr>
                       <a:xfrm>
-                        <a:off x="4860800" y="461298"/>
-                        <a:ext cx="173886" cy="99687"/>
+                        <a:off x="4812571" y="486588"/>
+                        <a:ext cx="177481" cy="105153"/>
                       </a:xfrm>
                       <a:prstGeom prst="rect">
                         <a:avLst/>
@@ -4654,12 +4654,12 @@
                               <w:color w:val="000000"/>
                               <w:sz w:val="4"/>
                             </w:rPr>
-                            <w:t xml:space="preserve">"FlowChartStyleOptions&lt;br/&gt;- arrowheadColor, border2&lt;br/&gt;- clusterBkg, mainBkg&lt;br/&gt;- fontFamily, textColor"</w:t>
+                            <w:t xml:space="preserve">FlowChartStyleOptions&lt;br/&gt;- arrowheadColor, border2&lt;br/&gt;- clusterBkg, mainBkg&lt;br/&gt;- fontFamily, textColor</w:t>
                           </w:r>
                         </w:p>
                       </w:txbxContent>
                     </wps:txbx>
-                    <wps:bodyPr rot="0" spcFirstLastPara="0" vertOverflow="overflow" horzOverflow="overflow" vert="horz" wrap="square" lIns="3753" tIns="1876" rIns="3753" bIns="1876" numCol="1" spcCol="0" rtlCol="0" fromWordArt="0" anchor="ctr" anchorCtr="0" forceAA="0" compatLnSpc="1">
+                    <wps:bodyPr rot="0" spcFirstLastPara="0" vertOverflow="overflow" horzOverflow="overflow" vert="horz" wrap="square" lIns="3959" tIns="1979" rIns="3959" bIns="1979" numCol="1" spcCol="0" rtlCol="0" fromWordArt="0" anchor="ctr" anchorCtr="0" forceAA="0" compatLnSpc="1">
                       <a:prstTxWarp prst="textNoShape">
                         <a:avLst/>
                       </a:prstTxWarp>
@@ -4667,12 +4667,12 @@
                     </wps:bodyPr>
                   </wps:wsp>
                   <wps:wsp>
-                    <wps:cNvPr id="78" name="&quot;Generate CSS styles&lt;br/&gt;- .label, .cluster-label&lt;br/&gt;- .node, .edgePath&lt;br/&gt;- .flowchart-link, .edgeLabel&quot;" descr="GenerateCSS"/>
+                    <wps:cNvPr id="78" name="Generate CSS styles&lt;br/&gt;- .label, .cluster-label&lt;br/&gt;- .node, .edgePath&lt;br/&gt;- .flowchart-link, .edgeLabel" descr="GenerateCSS"/>
                     <wps:cNvSpPr/>
                     <wps:spPr>
                       <a:xfrm>
-                        <a:off x="4885194" y="598124"/>
-                        <a:ext cx="125098" cy="111415"/>
+                        <a:off x="4835334" y="630915"/>
+                        <a:ext cx="131956" cy="117523"/>
                       </a:xfrm>
                       <a:prstGeom prst="rect">
                         <a:avLst/>
@@ -4715,12 +4715,12 @@
                               <w:color w:val="000000"/>
                               <w:sz w:val="4"/>
                             </w:rPr>
-                            <w:t xml:space="preserve">"Generate CSS styles&lt;br/&gt;- .label, .cluster-label&lt;br/&gt;- .node, .edgePath&lt;br/&gt;- .flowchart-link, .edgeLabel"</w:t>
+                            <w:t xml:space="preserve">Generate CSS styles&lt;br/&gt;- .label, .cluster-label&lt;br/&gt;- .node, .edgePath&lt;br/&gt;- .flowchart-link, .edgeLabel</w:t>
                           </w:r>
                         </w:p>
                       </w:txbxContent>
                     </wps:txbx>
-                    <wps:bodyPr rot="0" spcFirstLastPara="0" vertOverflow="overflow" horzOverflow="overflow" vert="horz" wrap="square" lIns="3753" tIns="1876" rIns="3753" bIns="1876" numCol="1" spcCol="0" rtlCol="0" fromWordArt="0" anchor="ctr" anchorCtr="0" forceAA="0" compatLnSpc="1">
+                    <wps:bodyPr rot="0" spcFirstLastPara="0" vertOverflow="overflow" horzOverflow="overflow" vert="horz" wrap="square" lIns="3959" tIns="1979" rIns="3959" bIns="1979" numCol="1" spcCol="0" rtlCol="0" fromWordArt="0" anchor="ctr" anchorCtr="0" forceAA="0" compatLnSpc="1">
                       <a:prstTxWarp prst="textNoShape">
                         <a:avLst/>
                       </a:prstTxWarp>
@@ -4728,12 +4728,12 @@
                     </wps:bodyPr>
                   </wps:wsp>
                   <wps:wsp>
-                    <wps:cNvPr id="79" name="&quot;getIconStyles()&quot;" descr="GetIconStyles"/>
+                    <wps:cNvPr id="79" name="getIconStyles()" descr="GetIconStyles"/>
                     <wps:cNvSpPr/>
                     <wps:spPr>
                       <a:xfrm>
-                        <a:off x="4892700" y="781861"/>
-                        <a:ext cx="110086" cy="29320"/>
+                        <a:off x="4849189" y="824726"/>
+                        <a:ext cx="104245" cy="30927"/>
                       </a:xfrm>
                       <a:prstGeom prst="rect">
                         <a:avLst/>
@@ -4776,12 +4776,12 @@
                               <w:color w:val="000000"/>
                               <w:sz w:val="4"/>
                             </w:rPr>
-                            <w:t xml:space="preserve">"getIconStyles()"</w:t>
+                            <w:t xml:space="preserve">getIconStyles()</w:t>
                           </w:r>
                         </w:p>
                       </w:txbxContent>
                     </wps:txbx>
-                    <wps:bodyPr rot="0" spcFirstLastPara="0" vertOverflow="overflow" horzOverflow="overflow" vert="horz" wrap="square" lIns="3753" tIns="1876" rIns="3753" bIns="1876" numCol="1" spcCol="0" rtlCol="0" fromWordArt="0" anchor="ctr" anchorCtr="0" forceAA="0" compatLnSpc="1">
+                    <wps:bodyPr rot="0" spcFirstLastPara="0" vertOverflow="overflow" horzOverflow="overflow" vert="horz" wrap="square" lIns="3959" tIns="1979" rIns="3959" bIns="1979" numCol="1" spcCol="0" rtlCol="0" fromWordArt="0" anchor="ctr" anchorCtr="0" forceAA="0" compatLnSpc="1">
                       <a:prstTxWarp prst="textNoShape">
                         <a:avLst/>
                       </a:prstTxWarp>
@@ -4789,12 +4789,12 @@
                     </wps:bodyPr>
                   </wps:wsp>
                   <wps:wsp>
-                    <wps:cNvPr id="80" name="&quot;types.ts&lt;br/&gt;Type Definitions&quot;" descr="TypeSystem"/>
+                    <wps:cNvPr id="80" name="types.ts&lt;br/&gt;Type Definitions" descr="TypeSystem"/>
                     <wps:cNvSpPr/>
                     <wps:spPr>
                       <a:xfrm>
-                        <a:off x="1004348" y="377248"/>
-                        <a:ext cx="114777" cy="41048"/>
+                        <a:off x="1052729" y="397930"/>
+                        <a:ext cx="115132" cy="43298"/>
                       </a:xfrm>
                       <a:prstGeom prst="rect">
                         <a:avLst/>
@@ -4837,12 +4837,12 @@
                               <w:color w:val="000000"/>
                               <w:sz w:val="4"/>
                             </w:rPr>
-                            <w:t xml:space="preserve">"types.ts&lt;br/&gt;Type Definitions"</w:t>
+                            <w:t xml:space="preserve">types.ts&lt;br/&gt;Type Definitions</w:t>
                           </w:r>
                         </w:p>
                       </w:txbxContent>
                     </wps:txbx>
-                    <wps:bodyPr rot="0" spcFirstLastPara="0" vertOverflow="overflow" horzOverflow="overflow" vert="horz" wrap="square" lIns="3753" tIns="1876" rIns="3753" bIns="1876" numCol="1" spcCol="0" rtlCol="0" fromWordArt="0" anchor="ctr" anchorCtr="0" forceAA="0" compatLnSpc="1">
+                    <wps:bodyPr rot="0" spcFirstLastPara="0" vertOverflow="overflow" horzOverflow="overflow" vert="horz" wrap="square" lIns="3959" tIns="1979" rIns="3959" bIns="1979" numCol="1" spcCol="0" rtlCol="0" fromWordArt="0" anchor="ctr" anchorCtr="0" forceAA="0" compatLnSpc="1">
                       <a:prstTxWarp prst="textNoShape">
                         <a:avLst/>
                       </a:prstTxWarp>
@@ -4850,12 +4850,12 @@
                     </wps:bodyPr>
                   </wps:wsp>
                   <wps:wsp>
-                    <wps:cNvPr id="81" name="&quot;FlowVertex interface&quot;" descr="FlowVertex"/>
+                    <wps:cNvPr id="81" name="FlowVertex interface" descr="FlowVertex"/>
                     <wps:cNvSpPr/>
                     <wps:spPr>
                       <a:xfrm>
-                        <a:off x="928976" y="490618"/>
-                        <a:ext cx="76310" cy="41048"/>
+                        <a:off x="979164" y="517515"/>
+                        <a:ext cx="74555" cy="43298"/>
                       </a:xfrm>
                       <a:prstGeom prst="rect">
                         <a:avLst/>
@@ -4898,12 +4898,12 @@
                               <w:color w:val="000000"/>
                               <w:sz w:val="4"/>
                             </w:rPr>
-                            <w:t xml:space="preserve">"FlowVertex interface"</w:t>
+                            <w:t xml:space="preserve">FlowVertex interface</w:t>
                           </w:r>
                         </w:p>
                       </w:txbxContent>
                     </wps:txbx>
-                    <wps:bodyPr rot="0" spcFirstLastPara="0" vertOverflow="overflow" horzOverflow="overflow" vert="horz" wrap="square" lIns="3753" tIns="1876" rIns="3753" bIns="1876" numCol="1" spcCol="0" rtlCol="0" fromWordArt="0" anchor="ctr" anchorCtr="0" forceAA="0" compatLnSpc="1">
+                    <wps:bodyPr rot="0" spcFirstLastPara="0" vertOverflow="overflow" horzOverflow="overflow" vert="horz" wrap="square" lIns="3959" tIns="1979" rIns="3959" bIns="1979" numCol="1" spcCol="0" rtlCol="0" fromWordArt="0" anchor="ctr" anchorCtr="0" forceAA="0" compatLnSpc="1">
                       <a:prstTxWarp prst="textNoShape">
                         <a:avLst/>
                       </a:prstTxWarp>
@@ -4911,12 +4911,12 @@
                     </wps:bodyPr>
                   </wps:wsp>
                   <wps:wsp>
-                    <wps:cNvPr id="82" name="&quot;FlowEdge interface&quot;" descr="FlowEdge"/>
+                    <wps:cNvPr id="82" name="FlowEdge interface" descr="FlowEdge"/>
                     <wps:cNvSpPr/>
                     <wps:spPr>
                       <a:xfrm>
-                        <a:off x="1028742" y="490618"/>
-                        <a:ext cx="68804" cy="41048"/>
+                        <a:off x="1078461" y="517515"/>
+                        <a:ext cx="66638" cy="43298"/>
                       </a:xfrm>
                       <a:prstGeom prst="rect">
                         <a:avLst/>
@@ -4959,12 +4959,12 @@
                               <w:color w:val="000000"/>
                               <w:sz w:val="4"/>
                             </w:rPr>
-                            <w:t xml:space="preserve">"FlowEdge interface"</w:t>
+                            <w:t xml:space="preserve">FlowEdge interface</w:t>
                           </w:r>
                         </w:p>
                       </w:txbxContent>
                     </wps:txbx>
-                    <wps:bodyPr rot="0" spcFirstLastPara="0" vertOverflow="overflow" horzOverflow="overflow" vert="horz" wrap="square" lIns="3753" tIns="1876" rIns="3753" bIns="1876" numCol="1" spcCol="0" rtlCol="0" fromWordArt="0" anchor="ctr" anchorCtr="0" forceAA="0" compatLnSpc="1">
+                    <wps:bodyPr rot="0" spcFirstLastPara="0" vertOverflow="overflow" horzOverflow="overflow" vert="horz" wrap="square" lIns="3959" tIns="1979" rIns="3959" bIns="1979" numCol="1" spcCol="0" rtlCol="0" fromWordArt="0" anchor="ctr" anchorCtr="0" forceAA="0" compatLnSpc="1">
                       <a:prstTxWarp prst="textNoShape">
                         <a:avLst/>
                       </a:prstTxWarp>
@@ -4972,12 +4972,12 @@
                     </wps:bodyPr>
                   </wps:wsp>
                   <wps:wsp>
-                    <wps:cNvPr id="83" name="&quot;FlowClass interface&quot;" descr="FlowClass"/>
+                    <wps:cNvPr id="83" name="FlowClass interface" descr="FlowClass"/>
                     <wps:cNvSpPr/>
                     <wps:spPr>
                       <a:xfrm>
-                        <a:off x="1121001" y="490618"/>
-                        <a:ext cx="70680" cy="41048"/>
+                        <a:off x="1169840" y="517515"/>
+                        <a:ext cx="68617" cy="43298"/>
                       </a:xfrm>
                       <a:prstGeom prst="rect">
                         <a:avLst/>
@@ -5020,12 +5020,12 @@
                               <w:color w:val="000000"/>
                               <w:sz w:val="4"/>
                             </w:rPr>
-                            <w:t xml:space="preserve">"FlowClass interface"</w:t>
+                            <w:t xml:space="preserve">FlowClass interface</w:t>
                           </w:r>
                         </w:p>
                       </w:txbxContent>
                     </wps:txbx>
-                    <wps:bodyPr rot="0" spcFirstLastPara="0" vertOverflow="overflow" horzOverflow="overflow" vert="horz" wrap="square" lIns="3753" tIns="1876" rIns="3753" bIns="1876" numCol="1" spcCol="0" rtlCol="0" fromWordArt="0" anchor="ctr" anchorCtr="0" forceAA="0" compatLnSpc="1">
+                    <wps:bodyPr rot="0" spcFirstLastPara="0" vertOverflow="overflow" horzOverflow="overflow" vert="horz" wrap="square" lIns="3959" tIns="1979" rIns="3959" bIns="1979" numCol="1" spcCol="0" rtlCol="0" fromWordArt="0" anchor="ctr" anchorCtr="0" forceAA="0" compatLnSpc="1">
                       <a:prstTxWarp prst="textNoShape">
                         <a:avLst/>
                       </a:prstTxWarp>
@@ -5033,12 +5033,12 @@
                     </wps:bodyPr>
                   </wps:wsp>
                   <wps:wsp>
-                    <wps:cNvPr id="84" name="&quot;FlowSubGraph interface&quot;" descr="FlowSubGraph"/>
+                    <wps:cNvPr id="84" name="FlowSubGraph interface" descr="FlowSubGraph"/>
                     <wps:cNvSpPr/>
                     <wps:spPr>
                       <a:xfrm>
-                        <a:off x="1215138" y="490618"/>
-                        <a:ext cx="88507" cy="41048"/>
+                        <a:off x="1263199" y="517515"/>
+                        <a:ext cx="87421" cy="43298"/>
                       </a:xfrm>
                       <a:prstGeom prst="rect">
                         <a:avLst/>
@@ -5081,12 +5081,12 @@
                               <w:color w:val="000000"/>
                               <w:sz w:val="4"/>
                             </w:rPr>
-                            <w:t xml:space="preserve">"FlowSubGraph interface"</w:t>
+                            <w:t xml:space="preserve">FlowSubGraph interface</w:t>
                           </w:r>
                         </w:p>
                       </w:txbxContent>
                     </wps:txbx>
-                    <wps:bodyPr rot="0" spcFirstLastPara="0" vertOverflow="overflow" horzOverflow="overflow" vert="horz" wrap="square" lIns="3753" tIns="1876" rIns="3753" bIns="1876" numCol="1" spcCol="0" rtlCol="0" fromWordArt="0" anchor="ctr" anchorCtr="0" forceAA="0" compatLnSpc="1">
+                    <wps:bodyPr rot="0" spcFirstLastPara="0" vertOverflow="overflow" horzOverflow="overflow" vert="horz" wrap="square" lIns="3959" tIns="1979" rIns="3959" bIns="1979" numCol="1" spcCol="0" rtlCol="0" fromWordArt="0" anchor="ctr" anchorCtr="0" forceAA="0" compatLnSpc="1">
                       <a:prstTxWarp prst="textNoShape">
                         <a:avLst/>
                       </a:prstTxWarp>
@@ -5094,12 +5094,12 @@
                     </wps:bodyPr>
                   </wps:wsp>
                   <wps:wsp>
-                    <wps:cNvPr id="85" name="&quot;FlowVertexTypeParam&lt;br/&gt;Shape types&quot;" descr="FlowVertexTypeParam"/>
+                    <wps:cNvPr id="85" name="FlowVertexTypeParam&lt;br/&gt;Shape types" descr="FlowVertexTypeParam"/>
                     <wps:cNvSpPr/>
                     <wps:spPr>
                       <a:xfrm>
-                        <a:off x="1327100" y="490618"/>
-                        <a:ext cx="186083" cy="41048"/>
+                        <a:off x="1375362" y="517515"/>
+                        <a:ext cx="190347" cy="43298"/>
                       </a:xfrm>
                       <a:prstGeom prst="rect">
                         <a:avLst/>
@@ -5142,12 +5142,12 @@
                               <w:color w:val="000000"/>
                               <w:sz w:val="4"/>
                             </w:rPr>
-                            <w:t xml:space="preserve">"FlowVertexTypeParam&lt;br/&gt;Shape types"</w:t>
+                            <w:t xml:space="preserve">FlowVertexTypeParam&lt;br/&gt;Shape types</w:t>
                           </w:r>
                         </w:p>
                       </w:txbxContent>
                     </wps:txbx>
-                    <wps:bodyPr rot="0" spcFirstLastPara="0" vertOverflow="overflow" horzOverflow="overflow" vert="horz" wrap="square" lIns="3753" tIns="1876" rIns="3753" bIns="1876" numCol="1" spcCol="0" rtlCol="0" fromWordArt="0" anchor="ctr" anchorCtr="0" forceAA="0" compatLnSpc="1">
+                    <wps:bodyPr rot="0" spcFirstLastPara="0" vertOverflow="overflow" horzOverflow="overflow" vert="horz" wrap="square" lIns="3959" tIns="1979" rIns="3959" bIns="1979" numCol="1" spcCol="0" rtlCol="0" fromWordArt="0" anchor="ctr" anchorCtr="0" forceAA="0" compatLnSpc="1">
                       <a:prstTxWarp prst="textNoShape">
                         <a:avLst/>
                       </a:prstTxWarp>
@@ -5159,8 +5159,8 @@
                     <wps:cNvSpPr/>
                     <wps:spPr>
                       <a:xfrm>
-                        <a:off x="2960549" y="755473"/>
-                        <a:ext cx="128225" cy="82095"/>
+                        <a:off x="2976105" y="796891"/>
+                        <a:ext cx="135255" cy="86596"/>
                       </a:xfrm>
                       <a:prstGeom prst="diamond">
                         <a:avLst/>
@@ -5208,7 +5208,7 @@
                         </w:p>
                       </w:txbxContent>
                     </wps:txbx>
-                    <wps:bodyPr rot="0" spcFirstLastPara="0" vertOverflow="overflow" horzOverflow="overflow" vert="horz" wrap="square" lIns="3753" tIns="1876" rIns="3753" bIns="1876" numCol="1" spcCol="0" rtlCol="0" fromWordArt="0" anchor="ctr" anchorCtr="0" forceAA="0" compatLnSpc="1">
+                    <wps:bodyPr rot="0" spcFirstLastPara="0" vertOverflow="overflow" horzOverflow="overflow" vert="horz" wrap="square" lIns="3959" tIns="1979" rIns="3959" bIns="1979" numCol="1" spcCol="0" rtlCol="0" fromWordArt="0" anchor="ctr" anchorCtr="0" forceAA="0" compatLnSpc="1">
                       <a:prstTxWarp prst="textNoShape">
                         <a:avLst/>
                       </a:prstTxWarp>
@@ -5216,12 +5216,12 @@
                     </wps:bodyPr>
                   </wps:wsp>
                   <wps:wsp>
-                    <wps:cNvPr id="87" name="&quot;lookUpDomId(id)&quot;" descr="lookUpDomId"/>
+                    <wps:cNvPr id="87" name="lookUpDomId(id)" descr="lookUpDomId"/>
                     <wps:cNvSpPr/>
                     <wps:spPr>
                       <a:xfrm>
-                        <a:off x="2529634" y="912823"/>
-                        <a:ext cx="111024" cy="29320"/>
+                        <a:off x="2582216" y="962867"/>
+                        <a:ext cx="105235" cy="30927"/>
                       </a:xfrm>
                       <a:prstGeom prst="rect">
                         <a:avLst/>
@@ -5264,12 +5264,12 @@
                               <w:color w:val="000000"/>
                               <w:sz w:val="4"/>
                             </w:rPr>
-                            <w:t xml:space="preserve">"lookUpDomId(id)"</w:t>
+                            <w:t xml:space="preserve">lookUpDomId(id)</w:t>
                           </w:r>
                         </w:p>
                       </w:txbxContent>
                     </wps:txbx>
-                    <wps:bodyPr rot="0" spcFirstLastPara="0" vertOverflow="overflow" horzOverflow="overflow" vert="horz" wrap="square" lIns="3753" tIns="1876" rIns="3753" bIns="1876" numCol="1" spcCol="0" rtlCol="0" fromWordArt="0" anchor="ctr" anchorCtr="0" forceAA="0" compatLnSpc="1">
+                    <wps:bodyPr rot="0" spcFirstLastPara="0" vertOverflow="overflow" horzOverflow="overflow" vert="horz" wrap="square" lIns="3959" tIns="1979" rIns="3959" bIns="1979" numCol="1" spcCol="0" rtlCol="0" fromWordArt="0" anchor="ctr" anchorCtr="0" forceAA="0" compatLnSpc="1">
                       <a:prstTxWarp prst="textNoShape">
                         <a:avLst/>
                       </a:prstTxWarp>
@@ -5277,12 +5277,12 @@
                     </wps:bodyPr>
                   </wps:wsp>
                   <wps:wsp>
-                    <wps:cNvPr id="88" name="&quot;getClasses()&quot;" descr="getClasses"/>
+                    <wps:cNvPr id="88" name="getClasses()" descr="getClasses"/>
                     <wps:cNvSpPr/>
                     <wps:spPr>
                       <a:xfrm>
-                        <a:off x="2664114" y="912823"/>
-                        <a:ext cx="92260" cy="29320"/>
+                        <a:off x="2712193" y="962867"/>
+                        <a:ext cx="85442" cy="30927"/>
                       </a:xfrm>
                       <a:prstGeom prst="rect">
                         <a:avLst/>
@@ -5325,12 +5325,12 @@
                               <w:color w:val="000000"/>
                               <w:sz w:val="4"/>
                             </w:rPr>
-                            <w:t xml:space="preserve">"getClasses()"</w:t>
+                            <w:t xml:space="preserve">getClasses()</w:t>
                           </w:r>
                         </w:p>
                       </w:txbxContent>
                     </wps:txbx>
-                    <wps:bodyPr rot="0" spcFirstLastPara="0" vertOverflow="overflow" horzOverflow="overflow" vert="horz" wrap="square" lIns="3753" tIns="1876" rIns="3753" bIns="1876" numCol="1" spcCol="0" rtlCol="0" fromWordArt="0" anchor="ctr" anchorCtr="0" forceAA="0" compatLnSpc="1">
+                    <wps:bodyPr rot="0" spcFirstLastPara="0" vertOverflow="overflow" horzOverflow="overflow" vert="horz" wrap="square" lIns="3959" tIns="1979" rIns="3959" bIns="1979" numCol="1" spcCol="0" rtlCol="0" fromWordArt="0" anchor="ctr" anchorCtr="0" forceAA="0" compatLnSpc="1">
                       <a:prstTxWarp prst="textNoShape">
                         <a:avLst/>
                       </a:prstTxWarp>
@@ -5338,12 +5338,12 @@
                     </wps:bodyPr>
                   </wps:wsp>
                   <wps:wsp>
-                    <wps:cNvPr id="89" name="&quot;getDirection()&quot;" descr="getDirection"/>
+                    <wps:cNvPr id="89" name="getDirection()" descr="getDirection"/>
                     <wps:cNvSpPr/>
                     <wps:spPr>
                       <a:xfrm>
-                        <a:off x="2779830" y="912823"/>
-                        <a:ext cx="103518" cy="29320"/>
+                        <a:off x="2822376" y="962867"/>
+                        <a:ext cx="97318" cy="30927"/>
                       </a:xfrm>
                       <a:prstGeom prst="rect">
                         <a:avLst/>
@@ -5386,12 +5386,12 @@
                               <w:color w:val="000000"/>
                               <w:sz w:val="4"/>
                             </w:rPr>
-                            <w:t xml:space="preserve">"getDirection()"</w:t>
+                            <w:t xml:space="preserve">getDirection()</w:t>
                           </w:r>
                         </w:p>
                       </w:txbxContent>
                     </wps:txbx>
-                    <wps:bodyPr rot="0" spcFirstLastPara="0" vertOverflow="overflow" horzOverflow="overflow" vert="horz" wrap="square" lIns="3753" tIns="1876" rIns="3753" bIns="1876" numCol="1" spcCol="0" rtlCol="0" fromWordArt="0" anchor="ctr" anchorCtr="0" forceAA="0" compatLnSpc="1">
+                    <wps:bodyPr rot="0" spcFirstLastPara="0" vertOverflow="overflow" horzOverflow="overflow" vert="horz" wrap="square" lIns="3959" tIns="1979" rIns="3959" bIns="1979" numCol="1" spcCol="0" rtlCol="0" fromWordArt="0" anchor="ctr" anchorCtr="0" forceAA="0" compatLnSpc="1">
                       <a:prstTxWarp prst="textNoShape">
                         <a:avLst/>
                       </a:prstTxWarp>
@@ -5399,12 +5399,12 @@
                     </wps:bodyPr>
                   </wps:wsp>
                   <wps:wsp>
-                    <wps:cNvPr id="90" name="&quot;getVertices()&quot;" descr="getVertices"/>
+                    <wps:cNvPr id="90" name="getVertices()" descr="getVertices"/>
                     <wps:cNvSpPr/>
                     <wps:spPr>
                       <a:xfrm>
-                        <a:off x="2906804" y="912823"/>
-                        <a:ext cx="97889" cy="29320"/>
+                        <a:off x="2944436" y="962867"/>
+                        <a:ext cx="91380" cy="30927"/>
                       </a:xfrm>
                       <a:prstGeom prst="rect">
                         <a:avLst/>
@@ -5447,12 +5447,12 @@
                               <w:color w:val="000000"/>
                               <w:sz w:val="4"/>
                             </w:rPr>
-                            <w:t xml:space="preserve">"getVertices()"</w:t>
+                            <w:t xml:space="preserve">getVertices()</w:t>
                           </w:r>
                         </w:p>
                       </w:txbxContent>
                     </wps:txbx>
-                    <wps:bodyPr rot="0" spcFirstLastPara="0" vertOverflow="overflow" horzOverflow="overflow" vert="horz" wrap="square" lIns="3753" tIns="1876" rIns="3753" bIns="1876" numCol="1" spcCol="0" rtlCol="0" fromWordArt="0" anchor="ctr" anchorCtr="0" forceAA="0" compatLnSpc="1">
+                    <wps:bodyPr rot="0" spcFirstLastPara="0" vertOverflow="overflow" horzOverflow="overflow" vert="horz" wrap="square" lIns="3959" tIns="1979" rIns="3959" bIns="1979" numCol="1" spcCol="0" rtlCol="0" fromWordArt="0" anchor="ctr" anchorCtr="0" forceAA="0" compatLnSpc="1">
                       <a:prstTxWarp prst="textNoShape">
                         <a:avLst/>
                       </a:prstTxWarp>
@@ -5460,12 +5460,12 @@
                     </wps:bodyPr>
                   </wps:wsp>
                   <wps:wsp>
-                    <wps:cNvPr id="91" name="&quot;getEdges()&quot;" descr="getEdges"/>
+                    <wps:cNvPr id="91" name="getEdges()" descr="getEdges"/>
                     <wps:cNvSpPr/>
                     <wps:spPr>
                       <a:xfrm>
-                        <a:off x="3028149" y="912823"/>
-                        <a:ext cx="81001" cy="29320"/>
+                        <a:off x="3060557" y="962867"/>
+                        <a:ext cx="73566" cy="30927"/>
                       </a:xfrm>
                       <a:prstGeom prst="rect">
                         <a:avLst/>
@@ -5508,12 +5508,12 @@
                               <w:color w:val="000000"/>
                               <w:sz w:val="4"/>
                             </w:rPr>
-                            <w:t xml:space="preserve">"getEdges()"</w:t>
+                            <w:t xml:space="preserve">getEdges()</w:t>
                           </w:r>
                         </w:p>
                       </w:txbxContent>
                     </wps:txbx>
-                    <wps:bodyPr rot="0" spcFirstLastPara="0" vertOverflow="overflow" horzOverflow="overflow" vert="horz" wrap="square" lIns="3753" tIns="1876" rIns="3753" bIns="1876" numCol="1" spcCol="0" rtlCol="0" fromWordArt="0" anchor="ctr" anchorCtr="0" forceAA="0" compatLnSpc="1">
+                    <wps:bodyPr rot="0" spcFirstLastPara="0" vertOverflow="overflow" horzOverflow="overflow" vert="horz" wrap="square" lIns="3959" tIns="1979" rIns="3959" bIns="1979" numCol="1" spcCol="0" rtlCol="0" fromWordArt="0" anchor="ctr" anchorCtr="0" forceAA="0" compatLnSpc="1">
                       <a:prstTxWarp prst="textNoShape">
                         <a:avLst/>
                       </a:prstTxWarp>
@@ -5521,12 +5521,12 @@
                     </wps:bodyPr>
                   </wps:wsp>
                   <wps:wsp>
-                    <wps:cNvPr id="92" name="&quot;getSubGraphs()&quot;" descr="getSubGraphs"/>
+                    <wps:cNvPr id="92" name="getSubGraphs()" descr="getSubGraphs"/>
                     <wps:cNvSpPr/>
                     <wps:spPr>
                       <a:xfrm>
-                        <a:off x="3132605" y="912823"/>
-                        <a:ext cx="104457" cy="29320"/>
+                        <a:off x="3158864" y="962867"/>
+                        <a:ext cx="98307" cy="30927"/>
                       </a:xfrm>
                       <a:prstGeom prst="rect">
                         <a:avLst/>
@@ -5569,12 +5569,12 @@
                               <w:color w:val="000000"/>
                               <w:sz w:val="4"/>
                             </w:rPr>
-                            <w:t xml:space="preserve">"getSubGraphs()"</w:t>
+                            <w:t xml:space="preserve">getSubGraphs()</w:t>
                           </w:r>
                         </w:p>
                       </w:txbxContent>
                     </wps:txbx>
-                    <wps:bodyPr rot="0" spcFirstLastPara="0" vertOverflow="overflow" horzOverflow="overflow" vert="horz" wrap="square" lIns="3753" tIns="1876" rIns="3753" bIns="1876" numCol="1" spcCol="0" rtlCol="0" fromWordArt="0" anchor="ctr" anchorCtr="0" forceAA="0" compatLnSpc="1">
+                    <wps:bodyPr rot="0" spcFirstLastPara="0" vertOverflow="overflow" horzOverflow="overflow" vert="horz" wrap="square" lIns="3959" tIns="1979" rIns="3959" bIns="1979" numCol="1" spcCol="0" rtlCol="0" fromWordArt="0" anchor="ctr" anchorCtr="0" forceAA="0" compatLnSpc="1">
                       <a:prstTxWarp prst="textNoShape">
                         <a:avLst/>
                       </a:prstTxWarp>
@@ -5582,12 +5582,12 @@
                     </wps:bodyPr>
                   </wps:wsp>
                   <wps:wsp>
-                    <wps:cNvPr id="93" name="&quot;clear()&quot;" descr="clear"/>
+                    <wps:cNvPr id="93" name="clear()" descr="clear"/>
                     <wps:cNvSpPr/>
                     <wps:spPr>
                       <a:xfrm>
-                        <a:off x="3260518" y="912823"/>
-                        <a:ext cx="63174" cy="29320"/>
+                        <a:off x="3281913" y="962867"/>
+                        <a:ext cx="54762" cy="30927"/>
                       </a:xfrm>
                       <a:prstGeom prst="rect">
                         <a:avLst/>
@@ -5630,12 +5630,12 @@
                               <w:color w:val="000000"/>
                               <w:sz w:val="4"/>
                             </w:rPr>
-                            <w:t xml:space="preserve">"clear()"</w:t>
+                            <w:t xml:space="preserve">clear()</w:t>
                           </w:r>
                         </w:p>
                       </w:txbxContent>
                     </wps:txbx>
-                    <wps:bodyPr rot="0" spcFirstLastPara="0" vertOverflow="overflow" horzOverflow="overflow" vert="horz" wrap="square" lIns="3753" tIns="1876" rIns="3753" bIns="1876" numCol="1" spcCol="0" rtlCol="0" fromWordArt="0" anchor="ctr" anchorCtr="0" forceAA="0" compatLnSpc="1">
+                    <wps:bodyPr rot="0" spcFirstLastPara="0" vertOverflow="overflow" horzOverflow="overflow" vert="horz" wrap="square" lIns="3959" tIns="1979" rIns="3959" bIns="1979" numCol="1" spcCol="0" rtlCol="0" fromWordArt="0" anchor="ctr" anchorCtr="0" forceAA="0" compatLnSpc="1">
                       <a:prstTxWarp prst="textNoShape">
                         <a:avLst/>
                       </a:prstTxWarp>
@@ -5643,12 +5643,12 @@
                     </wps:bodyPr>
                   </wps:wsp>
                   <wps:wsp>
-                    <wps:cNvPr id="94" name="&quot;defaultConfig()&quot;" descr="defaultConfig"/>
+                    <wps:cNvPr id="94" name="defaultConfig()" descr="defaultConfig"/>
                     <wps:cNvSpPr/>
                     <wps:spPr>
                       <a:xfrm>
-                        <a:off x="3347148" y="912823"/>
-                        <a:ext cx="109148" cy="29320"/>
+                        <a:off x="3361417" y="962867"/>
+                        <a:ext cx="103256" cy="30927"/>
                       </a:xfrm>
                       <a:prstGeom prst="rect">
                         <a:avLst/>
@@ -5691,12 +5691,12 @@
                               <w:color w:val="000000"/>
                               <w:sz w:val="4"/>
                             </w:rPr>
-                            <w:t xml:space="preserve">"defaultConfig()"</w:t>
+                            <w:t xml:space="preserve">defaultConfig()</w:t>
                           </w:r>
                         </w:p>
                       </w:txbxContent>
                     </wps:txbx>
-                    <wps:bodyPr rot="0" spcFirstLastPara="0" vertOverflow="overflow" horzOverflow="overflow" vert="horz" wrap="square" lIns="3753" tIns="1876" rIns="3753" bIns="1876" numCol="1" spcCol="0" rtlCol="0" fromWordArt="0" anchor="ctr" anchorCtr="0" forceAA="0" compatLnSpc="1">
+                    <wps:bodyPr rot="0" spcFirstLastPara="0" vertOverflow="overflow" horzOverflow="overflow" vert="horz" wrap="square" lIns="3959" tIns="1979" rIns="3959" bIns="1979" numCol="1" spcCol="0" rtlCol="0" fromWordArt="0" anchor="ctr" anchorCtr="0" forceAA="0" compatLnSpc="1">
                       <a:prstTxWarp prst="textNoShape">
                         <a:avLst/>
                       </a:prstTxWarp>
@@ -5708,8 +5708,8 @@
                     <wps:cNvSpPr/>
                     <wps:spPr>
                       <a:xfrm>
-                        <a:off x="4003974" y="1288116"/>
-                        <a:ext cx="116966" cy="82095"/>
+                        <a:off x="3972605" y="1358736"/>
+                        <a:ext cx="123379" cy="86596"/>
                       </a:xfrm>
                       <a:prstGeom prst="diamond">
                         <a:avLst/>
@@ -5757,7 +5757,7 @@
                         </w:p>
                       </w:txbxContent>
                     </wps:txbx>
-                    <wps:bodyPr rot="0" spcFirstLastPara="0" vertOverflow="overflow" horzOverflow="overflow" vert="horz" wrap="square" lIns="3753" tIns="1876" rIns="3753" bIns="1876" numCol="1" spcCol="0" rtlCol="0" fromWordArt="0" anchor="ctr" anchorCtr="0" forceAA="0" compatLnSpc="1">
+                    <wps:bodyPr rot="0" spcFirstLastPara="0" vertOverflow="overflow" horzOverflow="overflow" vert="horz" wrap="square" lIns="3959" tIns="1979" rIns="3959" bIns="1979" numCol="1" spcCol="0" rtlCol="0" fromWordArt="0" anchor="ctr" anchorCtr="0" forceAA="0" compatLnSpc="1">
                       <a:prstTxWarp prst="textNoShape">
                         <a:avLst/>
                       </a:prstTxWarp>
@@ -5765,12 +5765,12 @@
                     </wps:bodyPr>
                   </wps:wsp>
                   <wps:wsp>
-                    <wps:cNvPr id="96" name="&quot;setupToolTips(element)&quot;" descr="setupToolTips"/>
+                    <wps:cNvPr id="96" name="setupToolTips(element)" descr="setupToolTips"/>
                     <wps:cNvSpPr/>
                     <wps:spPr>
                       <a:xfrm>
-                        <a:off x="3815233" y="1407350"/>
-                        <a:ext cx="149492" cy="29320"/>
+                        <a:off x="3791330" y="1484506"/>
+                        <a:ext cx="145811" cy="30927"/>
                       </a:xfrm>
                       <a:prstGeom prst="rect">
                         <a:avLst/>
@@ -5813,12 +5813,12 @@
                               <w:color w:val="000000"/>
                               <w:sz w:val="4"/>
                             </w:rPr>
-                            <w:t xml:space="preserve">"setupToolTips(element)"</w:t>
+                            <w:t xml:space="preserve">setupToolTips(element)</w:t>
                           </w:r>
                         </w:p>
                       </w:txbxContent>
                     </wps:txbx>
-                    <wps:bodyPr rot="0" spcFirstLastPara="0" vertOverflow="overflow" horzOverflow="overflow" vert="horz" wrap="square" lIns="3753" tIns="1876" rIns="3753" bIns="1876" numCol="1" spcCol="0" rtlCol="0" fromWordArt="0" anchor="ctr" anchorCtr="0" forceAA="0" compatLnSpc="1">
+                    <wps:bodyPr rot="0" spcFirstLastPara="0" vertOverflow="overflow" horzOverflow="overflow" vert="horz" wrap="square" lIns="3959" tIns="1979" rIns="3959" bIns="1979" numCol="1" spcCol="0" rtlCol="0" fromWordArt="0" anchor="ctr" anchorCtr="0" forceAA="0" compatLnSpc="1">
                       <a:prstTxWarp prst="textNoShape">
                         <a:avLst/>
                       </a:prstTxWarp>
@@ -5826,12 +5826,12 @@
                     </wps:bodyPr>
                   </wps:wsp>
                   <wps:wsp>
-                    <wps:cNvPr id="97" name="&quot;bindFunctions(element)&quot;" descr="bindFunctions"/>
+                    <wps:cNvPr id="97" name="bindFunctions(element)" descr="bindFunctions"/>
                     <wps:cNvSpPr/>
                     <wps:spPr>
                       <a:xfrm>
-                        <a:off x="3988181" y="1407350"/>
-                        <a:ext cx="148554" cy="29320"/>
+                        <a:off x="3961883" y="1484506"/>
+                        <a:ext cx="144822" cy="30927"/>
                       </a:xfrm>
                       <a:prstGeom prst="rect">
                         <a:avLst/>
@@ -5874,12 +5874,12 @@
                               <w:color w:val="000000"/>
                               <w:sz w:val="4"/>
                             </w:rPr>
-                            <w:t xml:space="preserve">"bindFunctions(element)"</w:t>
+                            <w:t xml:space="preserve">bindFunctions(element)</w:t>
                           </w:r>
                         </w:p>
                       </w:txbxContent>
                     </wps:txbx>
-                    <wps:bodyPr rot="0" spcFirstLastPara="0" vertOverflow="overflow" horzOverflow="overflow" vert="horz" wrap="square" lIns="3753" tIns="1876" rIns="3753" bIns="1876" numCol="1" spcCol="0" rtlCol="0" fromWordArt="0" anchor="ctr" anchorCtr="0" forceAA="0" compatLnSpc="1">
+                    <wps:bodyPr rot="0" spcFirstLastPara="0" vertOverflow="overflow" horzOverflow="overflow" vert="horz" wrap="square" lIns="3959" tIns="1979" rIns="3959" bIns="1979" numCol="1" spcCol="0" rtlCol="0" fromWordArt="0" anchor="ctr" anchorCtr="0" forceAA="0" compatLnSpc="1">
                       <a:prstTxWarp prst="textNoShape">
                         <a:avLst/>
                       </a:prstTxWarp>
@@ -5887,12 +5887,12 @@
                     </wps:bodyPr>
                   </wps:wsp>
                   <wps:wsp>
-                    <wps:cNvPr id="98" name="&quot;utils.runFunc(functionName, args)&quot;" descr="runFunc"/>
+                    <wps:cNvPr id="98" name="utils.runFunc(functionName, args)" descr="runFunc"/>
                     <wps:cNvSpPr/>
                     <wps:spPr>
                       <a:xfrm>
-                        <a:off x="4160190" y="1401486"/>
-                        <a:ext cx="172009" cy="41048"/>
+                        <a:off x="4131447" y="1478321"/>
+                        <a:ext cx="175502" cy="43298"/>
                       </a:xfrm>
                       <a:prstGeom prst="rect">
                         <a:avLst/>
@@ -5935,12 +5935,12 @@
                               <w:color w:val="000000"/>
                               <w:sz w:val="4"/>
                             </w:rPr>
-                            <w:t xml:space="preserve">"utils.runFunc(functionName, args)"</w:t>
+                            <w:t xml:space="preserve">utils.runFunc(functionName, args)</w:t>
                           </w:r>
                         </w:p>
                       </w:txbxContent>
                     </wps:txbx>
-                    <wps:bodyPr rot="0" spcFirstLastPara="0" vertOverflow="overflow" horzOverflow="overflow" vert="horz" wrap="square" lIns="3753" tIns="1876" rIns="3753" bIns="1876" numCol="1" spcCol="0" rtlCol="0" fromWordArt="0" anchor="ctr" anchorCtr="0" forceAA="0" compatLnSpc="1">
+                    <wps:bodyPr rot="0" spcFirstLastPara="0" vertOverflow="overflow" horzOverflow="overflow" vert="horz" wrap="square" lIns="3959" tIns="1979" rIns="3959" bIns="1979" numCol="1" spcCol="0" rtlCol="0" fromWordArt="0" anchor="ctr" anchorCtr="0" forceAA="0" compatLnSpc="1">
                       <a:prstTxWarp prst="textNoShape">
                         <a:avLst/>
                       </a:prstTxWarp>
@@ -5948,12 +5948,12 @@
                     </wps:bodyPr>
                   </wps:wsp>
                   <wps:wsp>
-                    <wps:cNvPr id="99" name="&quot;commonDb.js functions&quot;" descr="CommonDB"/>
+                    <wps:cNvPr id="99" name="commonDb.js functions" descr="CommonDB"/>
                     <wps:cNvSpPr/>
                     <wps:spPr>
                       <a:xfrm>
-                        <a:off x="3957579" y="775997"/>
-                        <a:ext cx="81001" cy="41048"/>
+                        <a:off x="3931830" y="818540"/>
+                        <a:ext cx="79504" cy="43298"/>
                       </a:xfrm>
                       <a:prstGeom prst="rect">
                         <a:avLst/>
@@ -5996,12 +5996,12 @@
                               <w:color w:val="000000"/>
                               <w:sz w:val="4"/>
                             </w:rPr>
-                            <w:t xml:space="preserve">"commonDb.js functions"</w:t>
+                            <w:t xml:space="preserve">commonDb.js functions</w:t>
                           </w:r>
                         </w:p>
                       </w:txbxContent>
                     </wps:txbx>
-                    <wps:bodyPr rot="0" spcFirstLastPara="0" vertOverflow="overflow" horzOverflow="overflow" vert="horz" wrap="square" lIns="3753" tIns="1876" rIns="3753" bIns="1876" numCol="1" spcCol="0" rtlCol="0" fromWordArt="0" anchor="ctr" anchorCtr="0" forceAA="0" compatLnSpc="1">
+                    <wps:bodyPr rot="0" spcFirstLastPara="0" vertOverflow="overflow" horzOverflow="overflow" vert="horz" wrap="square" lIns="3959" tIns="1979" rIns="3959" bIns="1979" numCol="1" spcCol="0" rtlCol="0" fromWordArt="0" anchor="ctr" anchorCtr="0" forceAA="0" compatLnSpc="1">
                       <a:prstTxWarp prst="textNoShape">
                         <a:avLst/>
                       </a:prstTxWarp>
@@ -6009,12 +6009,12 @@
                     </wps:bodyPr>
                   </wps:wsp>
                   <wps:wsp>
-                    <wps:cNvPr id="100" name="&quot;setAccTitle()&quot;" descr="setAccTitle"/>
+                    <wps:cNvPr id="100" name="setAccTitle()" descr="setAccTitle"/>
                     <wps:cNvSpPr/>
                     <wps:spPr>
                       <a:xfrm>
-                        <a:off x="3479752" y="912823"/>
-                        <a:ext cx="98827" cy="29320"/>
+                        <a:off x="3489414" y="962867"/>
+                        <a:ext cx="92369" cy="30927"/>
                       </a:xfrm>
                       <a:prstGeom prst="rect">
                         <a:avLst/>
@@ -6057,12 +6057,12 @@
                               <w:color w:val="000000"/>
                               <w:sz w:val="4"/>
                             </w:rPr>
-                            <w:t xml:space="preserve">"setAccTitle()"</w:t>
+                            <w:t xml:space="preserve">setAccTitle()</w:t>
                           </w:r>
                         </w:p>
                       </w:txbxContent>
                     </wps:txbx>
-                    <wps:bodyPr rot="0" spcFirstLastPara="0" vertOverflow="overflow" horzOverflow="overflow" vert="horz" wrap="square" lIns="3753" tIns="1876" rIns="3753" bIns="1876" numCol="1" spcCol="0" rtlCol="0" fromWordArt="0" anchor="ctr" anchorCtr="0" forceAA="0" compatLnSpc="1">
+                    <wps:bodyPr rot="0" spcFirstLastPara="0" vertOverflow="overflow" horzOverflow="overflow" vert="horz" wrap="square" lIns="3959" tIns="1979" rIns="3959" bIns="1979" numCol="1" spcCol="0" rtlCol="0" fromWordArt="0" anchor="ctr" anchorCtr="0" forceAA="0" compatLnSpc="1">
                       <a:prstTxWarp prst="textNoShape">
                         <a:avLst/>
                       </a:prstTxWarp>
@@ -6070,12 +6070,12 @@
                     </wps:bodyPr>
                   </wps:wsp>
                   <wps:wsp>
-                    <wps:cNvPr id="101" name="&quot;getAccTitle()&quot;" descr="getAccTitle"/>
+                    <wps:cNvPr id="101" name="getAccTitle()" descr="getAccTitle"/>
                     <wps:cNvSpPr/>
                     <wps:spPr>
                       <a:xfrm>
-                        <a:off x="3602035" y="912823"/>
-                        <a:ext cx="98827" cy="29320"/>
+                        <a:off x="3606525" y="962867"/>
+                        <a:ext cx="92369" cy="30927"/>
                       </a:xfrm>
                       <a:prstGeom prst="rect">
                         <a:avLst/>
@@ -6118,12 +6118,12 @@
                               <w:color w:val="000000"/>
                               <w:sz w:val="4"/>
                             </w:rPr>
-                            <w:t xml:space="preserve">"getAccTitle()"</w:t>
+                            <w:t xml:space="preserve">getAccTitle()</w:t>
                           </w:r>
                         </w:p>
                       </w:txbxContent>
                     </wps:txbx>
-                    <wps:bodyPr rot="0" spcFirstLastPara="0" vertOverflow="overflow" horzOverflow="overflow" vert="horz" wrap="square" lIns="3753" tIns="1876" rIns="3753" bIns="1876" numCol="1" spcCol="0" rtlCol="0" fromWordArt="0" anchor="ctr" anchorCtr="0" forceAA="0" compatLnSpc="1">
+                    <wps:bodyPr rot="0" spcFirstLastPara="0" vertOverflow="overflow" horzOverflow="overflow" vert="horz" wrap="square" lIns="3959" tIns="1979" rIns="3959" bIns="1979" numCol="1" spcCol="0" rtlCol="0" fromWordArt="0" anchor="ctr" anchorCtr="0" forceAA="0" compatLnSpc="1">
                       <a:prstTxWarp prst="textNoShape">
                         <a:avLst/>
                       </a:prstTxWarp>
@@ -6131,12 +6131,12 @@
                     </wps:bodyPr>
                   </wps:wsp>
                   <wps:wsp>
-                    <wps:cNvPr id="102" name="&quot;setAccDescription()&quot;" descr="setAccDescription"/>
+                    <wps:cNvPr id="102" name="setAccDescription()" descr="setAccDescription"/>
                     <wps:cNvSpPr/>
                     <wps:spPr>
                       <a:xfrm>
-                        <a:off x="3724318" y="912823"/>
-                        <a:ext cx="132604" cy="29320"/>
+                        <a:off x="3723636" y="962867"/>
+                        <a:ext cx="127997" cy="30927"/>
                       </a:xfrm>
                       <a:prstGeom prst="rect">
                         <a:avLst/>
@@ -6179,12 +6179,12 @@
                               <w:color w:val="000000"/>
                               <w:sz w:val="4"/>
                             </w:rPr>
-                            <w:t xml:space="preserve">"setAccDescription()"</w:t>
+                            <w:t xml:space="preserve">setAccDescription()</w:t>
                           </w:r>
                         </w:p>
                       </w:txbxContent>
                     </wps:txbx>
-                    <wps:bodyPr rot="0" spcFirstLastPara="0" vertOverflow="overflow" horzOverflow="overflow" vert="horz" wrap="square" lIns="3753" tIns="1876" rIns="3753" bIns="1876" numCol="1" spcCol="0" rtlCol="0" fromWordArt="0" anchor="ctr" anchorCtr="0" forceAA="0" compatLnSpc="1">
+                    <wps:bodyPr rot="0" spcFirstLastPara="0" vertOverflow="overflow" horzOverflow="overflow" vert="horz" wrap="square" lIns="3959" tIns="1979" rIns="3959" bIns="1979" numCol="1" spcCol="0" rtlCol="0" fromWordArt="0" anchor="ctr" anchorCtr="0" forceAA="0" compatLnSpc="1">
                       <a:prstTxWarp prst="textNoShape">
                         <a:avLst/>
                       </a:prstTxWarp>
@@ -6192,12 +6192,12 @@
                     </wps:bodyPr>
                   </wps:wsp>
                   <wps:wsp>
-                    <wps:cNvPr id="103" name="&quot;getAccDescription()&quot;" descr="getAccDescription"/>
+                    <wps:cNvPr id="103" name="getAccDescription()" descr="getAccDescription"/>
                     <wps:cNvSpPr/>
                     <wps:spPr>
                       <a:xfrm>
-                        <a:off x="3880378" y="912823"/>
-                        <a:ext cx="132604" cy="29320"/>
+                        <a:off x="3876376" y="962867"/>
+                        <a:ext cx="127997" cy="30927"/>
                       </a:xfrm>
                       <a:prstGeom prst="rect">
                         <a:avLst/>
@@ -6240,12 +6240,12 @@
                               <w:color w:val="000000"/>
                               <w:sz w:val="4"/>
                             </w:rPr>
-                            <w:t xml:space="preserve">"getAccDescription()"</w:t>
+                            <w:t xml:space="preserve">getAccDescription()</w:t>
                           </w:r>
                         </w:p>
                       </w:txbxContent>
                     </wps:txbx>
-                    <wps:bodyPr rot="0" spcFirstLastPara="0" vertOverflow="overflow" horzOverflow="overflow" vert="horz" wrap="square" lIns="3753" tIns="1876" rIns="3753" bIns="1876" numCol="1" spcCol="0" rtlCol="0" fromWordArt="0" anchor="ctr" anchorCtr="0" forceAA="0" compatLnSpc="1">
+                    <wps:bodyPr rot="0" spcFirstLastPara="0" vertOverflow="overflow" horzOverflow="overflow" vert="horz" wrap="square" lIns="3959" tIns="1979" rIns="3959" bIns="1979" numCol="1" spcCol="0" rtlCol="0" fromWordArt="0" anchor="ctr" anchorCtr="0" forceAA="0" compatLnSpc="1">
                       <a:prstTxWarp prst="textNoShape">
                         <a:avLst/>
                       </a:prstTxWarp>
@@ -6253,12 +6253,12 @@
                     </wps:bodyPr>
                   </wps:wsp>
                   <wps:wsp>
-                    <wps:cNvPr id="104" name="&quot;setDiagramTitle()&quot;" descr="setDiagramTitle"/>
+                    <wps:cNvPr id="104" name="setDiagramTitle()" descr="setDiagramTitle"/>
                     <wps:cNvSpPr/>
                     <wps:spPr>
                       <a:xfrm>
-                        <a:off x="4036437" y="912823"/>
-                        <a:ext cx="121345" cy="29320"/>
+                        <a:off x="4029115" y="962867"/>
+                        <a:ext cx="116121" cy="30927"/>
                       </a:xfrm>
                       <a:prstGeom prst="rect">
                         <a:avLst/>
@@ -6301,12 +6301,12 @@
                               <w:color w:val="000000"/>
                               <w:sz w:val="4"/>
                             </w:rPr>
-                            <w:t xml:space="preserve">"setDiagramTitle()"</w:t>
+                            <w:t xml:space="preserve">setDiagramTitle()</w:t>
                           </w:r>
                         </w:p>
                       </w:txbxContent>
                     </wps:txbx>
-                    <wps:bodyPr rot="0" spcFirstLastPara="0" vertOverflow="overflow" horzOverflow="overflow" vert="horz" wrap="square" lIns="3753" tIns="1876" rIns="3753" bIns="1876" numCol="1" spcCol="0" rtlCol="0" fromWordArt="0" anchor="ctr" anchorCtr="0" forceAA="0" compatLnSpc="1">
+                    <wps:bodyPr rot="0" spcFirstLastPara="0" vertOverflow="overflow" horzOverflow="overflow" vert="horz" wrap="square" lIns="3959" tIns="1979" rIns="3959" bIns="1979" numCol="1" spcCol="0" rtlCol="0" fromWordArt="0" anchor="ctr" anchorCtr="0" forceAA="0" compatLnSpc="1">
                       <a:prstTxWarp prst="textNoShape">
                         <a:avLst/>
                       </a:prstTxWarp>
@@ -6314,12 +6314,12 @@
                     </wps:bodyPr>
                   </wps:wsp>
                   <wps:wsp>
-                    <wps:cNvPr id="105" name="&quot;getDiagramTitle()&quot;" descr="getDiagramTitle"/>
+                    <wps:cNvPr id="105" name="getDiagramTitle()" descr="getDiagramTitle"/>
                     <wps:cNvSpPr/>
                     <wps:spPr>
                       <a:xfrm>
-                        <a:off x="4181238" y="912823"/>
-                        <a:ext cx="121345" cy="29320"/>
+                        <a:off x="4169978" y="962867"/>
+                        <a:ext cx="116121" cy="30927"/>
                       </a:xfrm>
                       <a:prstGeom prst="rect">
                         <a:avLst/>
@@ -6362,12 +6362,12 @@
                               <w:color w:val="000000"/>
                               <w:sz w:val="4"/>
                             </w:rPr>
-                            <w:t xml:space="preserve">"getDiagramTitle()"</w:t>
+                            <w:t xml:space="preserve">getDiagramTitle()</w:t>
                           </w:r>
                         </w:p>
                       </w:txbxContent>
                     </wps:txbx>
-                    <wps:bodyPr rot="0" spcFirstLastPara="0" vertOverflow="overflow" horzOverflow="overflow" vert="horz" wrap="square" lIns="3753" tIns="1876" rIns="3753" bIns="1876" numCol="1" spcCol="0" rtlCol="0" fromWordArt="0" anchor="ctr" anchorCtr="0" forceAA="0" compatLnSpc="1">
+                    <wps:bodyPr rot="0" spcFirstLastPara="0" vertOverflow="overflow" horzOverflow="overflow" vert="horz" wrap="square" lIns="3959" tIns="1979" rIns="3959" bIns="1979" numCol="1" spcCol="0" rtlCol="0" fromWordArt="0" anchor="ctr" anchorCtr="0" forceAA="0" compatLnSpc="1">
                       <a:prstTxWarp prst="textNoShape">
                         <a:avLst/>
                       </a:prstTxWarp>
@@ -6375,12 +6375,12 @@
                     </wps:bodyPr>
                   </wps:wsp>
                   <wps:wsp>
-                    <wps:cNvPr id="106" name="&quot;clear()&quot;" descr="commonClear"/>
+                    <wps:cNvPr id="106" name="clear()" descr="commonClear"/>
                     <wps:cNvSpPr/>
                     <wps:spPr>
                       <a:xfrm>
-                        <a:off x="4326038" y="912823"/>
-                        <a:ext cx="63174" cy="29320"/>
+                        <a:off x="4310841" y="962867"/>
+                        <a:ext cx="54762" cy="30927"/>
                       </a:xfrm>
                       <a:prstGeom prst="rect">
                         <a:avLst/>
@@ -6423,12 +6423,12 @@
                               <w:color w:val="000000"/>
                               <w:sz w:val="4"/>
                             </w:rPr>
-                            <w:t xml:space="preserve">"clear()"</w:t>
+                            <w:t xml:space="preserve">clear()</w:t>
                           </w:r>
                         </w:p>
                       </w:txbxContent>
                     </wps:txbx>
-                    <wps:bodyPr rot="0" spcFirstLastPara="0" vertOverflow="overflow" horzOverflow="overflow" vert="horz" wrap="square" lIns="3753" tIns="1876" rIns="3753" bIns="1876" numCol="1" spcCol="0" rtlCol="0" fromWordArt="0" anchor="ctr" anchorCtr="0" forceAA="0" compatLnSpc="1">
+                    <wps:bodyPr rot="0" spcFirstLastPara="0" vertOverflow="overflow" horzOverflow="overflow" vert="horz" wrap="square" lIns="3959" tIns="1979" rIns="3959" bIns="1979" numCol="1" spcCol="0" rtlCol="0" fromWordArt="0" anchor="ctr" anchorCtr="0" forceAA="0" compatLnSpc="1">
                       <a:prstTxWarp prst="textNoShape">
                         <a:avLst/>
                       </a:prstTxWarp>
@@ -6436,12 +6436,12 @@
                     </wps:bodyPr>
                   </wps:wsp>
                   <wps:wsp>
-                    <wps:cNvPr id="107" name="&quot;Final SVG Output&quot;" descr="FinalSVG"/>
+                    <wps:cNvPr id="107" name="Final SVG Output" descr="FinalSVG"/>
                     <wps:cNvSpPr/>
                     <wps:spPr>
                       <a:xfrm>
-                        <a:off x="4144396" y="1308640"/>
-                        <a:ext cx="69742" cy="41048"/>
+                        <a:off x="4120725" y="1380385"/>
+                        <a:ext cx="67628" cy="43298"/>
                       </a:xfrm>
                       <a:prstGeom prst="rect">
                         <a:avLst/>
@@ -6484,12 +6484,12 @@
                               <w:color w:val="000000"/>
                               <w:sz w:val="4"/>
                             </w:rPr>
-                            <w:t xml:space="preserve">"Final SVG Output"</w:t>
+                            <w:t xml:space="preserve">Final SVG Output</w:t>
                           </w:r>
                         </w:p>
                       </w:txbxContent>
                     </wps:txbx>
-                    <wps:bodyPr rot="0" spcFirstLastPara="0" vertOverflow="overflow" horzOverflow="overflow" vert="horz" wrap="square" lIns="3753" tIns="1876" rIns="3753" bIns="1876" numCol="1" spcCol="0" rtlCol="0" fromWordArt="0" anchor="ctr" anchorCtr="0" forceAA="0" compatLnSpc="1">
+                    <wps:bodyPr rot="0" spcFirstLastPara="0" vertOverflow="overflow" horzOverflow="overflow" vert="horz" wrap="square" lIns="3959" tIns="1979" rIns="3959" bIns="1979" numCol="1" spcCol="0" rtlCol="0" fromWordArt="0" anchor="ctr" anchorCtr="0" forceAA="0" compatLnSpc="1">
                       <a:prstTxWarp prst="textNoShape">
                         <a:avLst/>
                       </a:prstTxWarp>
@@ -6501,8 +6501,8 @@
                     <wps:cNvSpPr/>
                     <wps:spPr>
                       <a:xfrm>
-                        <a:off x="5089573" y="886435"/>
-                        <a:ext cx="128225" cy="82095"/>
+                        <a:off x="5070216" y="935033"/>
+                        <a:ext cx="135255" cy="86596"/>
                       </a:xfrm>
                       <a:prstGeom prst="diamond">
                         <a:avLst/>
@@ -6550,7 +6550,7 @@
                         </w:p>
                       </w:txbxContent>
                     </wps:txbx>
-                    <wps:bodyPr rot="0" spcFirstLastPara="0" vertOverflow="overflow" horzOverflow="overflow" vert="horz" wrap="square" lIns="3753" tIns="1876" rIns="3753" bIns="1876" numCol="1" spcCol="0" rtlCol="0" fromWordArt="0" anchor="ctr" anchorCtr="0" forceAA="0" compatLnSpc="1">
+                    <wps:bodyPr rot="0" spcFirstLastPara="0" vertOverflow="overflow" horzOverflow="overflow" vert="horz" wrap="square" lIns="3959" tIns="1979" rIns="3959" bIns="1979" numCol="1" spcCol="0" rtlCol="0" fromWordArt="0" anchor="ctr" anchorCtr="0" forceAA="0" compatLnSpc="1">
                       <a:prstTxWarp prst="textNoShape">
                         <a:avLst/>
                       </a:prstTxWarp>
@@ -6558,12 +6558,12 @@
                     </wps:bodyPr>
                   </wps:wsp>
                   <wps:wsp>
-                    <wps:cNvPr id="109" name="&quot;dagre&lt;br/&gt;(default)&quot;" descr="Dagre"/>
+                    <wps:cNvPr id="109" name="dagre&lt;br/&gt;(default)" descr="Dagre"/>
                     <wps:cNvSpPr/>
                     <wps:spPr>
                       <a:xfrm>
-                        <a:off x="4931418" y="1043785"/>
-                        <a:ext cx="130727" cy="29320"/>
+                        <a:off x="4918235" y="1101009"/>
+                        <a:ext cx="126018" cy="30927"/>
                       </a:xfrm>
                       <a:prstGeom prst="rect">
                         <a:avLst/>
@@ -6606,12 +6606,12 @@
                               <w:color w:val="000000"/>
                               <w:sz w:val="4"/>
                             </w:rPr>
-                            <w:t xml:space="preserve">"dagre&lt;br/&gt;(default)"</w:t>
+                            <w:t xml:space="preserve">dagre&lt;br/&gt;(default)</w:t>
                           </w:r>
                         </w:p>
                       </w:txbxContent>
                     </wps:txbx>
-                    <wps:bodyPr rot="0" spcFirstLastPara="0" vertOverflow="overflow" horzOverflow="overflow" vert="horz" wrap="square" lIns="3753" tIns="1876" rIns="3753" bIns="1876" numCol="1" spcCol="0" rtlCol="0" fromWordArt="0" anchor="ctr" anchorCtr="0" forceAA="0" compatLnSpc="1">
+                    <wps:bodyPr rot="0" spcFirstLastPara="0" vertOverflow="overflow" horzOverflow="overflow" vert="horz" wrap="square" lIns="3959" tIns="1979" rIns="3959" bIns="1979" numCol="1" spcCol="0" rtlCol="0" fromWordArt="0" anchor="ctr" anchorCtr="0" forceAA="0" compatLnSpc="1">
                       <a:prstTxWarp prst="textNoShape">
                         <a:avLst/>
                       </a:prstTxWarp>
@@ -6619,12 +6619,12 @@
                     </wps:bodyPr>
                   </wps:wsp>
                   <wps:wsp>
-                    <wps:cNvPr id="110" name="&quot;dagre-wrapper&lt;br/&gt;(v2 renderer)&quot;" descr="DagreWrapper"/>
+                    <wps:cNvPr id="110" name="dagre-wrapper&lt;br/&gt;(v2 renderer)" descr="DagreWrapper"/>
                     <wps:cNvSpPr/>
                     <wps:spPr>
                       <a:xfrm>
-                        <a:off x="5085601" y="1037921"/>
-                        <a:ext cx="136169" cy="41048"/>
+                        <a:off x="5068995" y="1094823"/>
+                        <a:ext cx="137696" cy="43298"/>
                       </a:xfrm>
                       <a:prstGeom prst="rect">
                         <a:avLst/>
@@ -6667,12 +6667,12 @@
                               <w:color w:val="000000"/>
                               <w:sz w:val="4"/>
                             </w:rPr>
-                            <w:t xml:space="preserve">"dagre-wrapper&lt;br/&gt;(v2 renderer)"</w:t>
+                            <w:t xml:space="preserve">dagre-wrapper&lt;br/&gt;(v2 renderer)</w:t>
                           </w:r>
                         </w:p>
                       </w:txbxContent>
                     </wps:txbx>
-                    <wps:bodyPr rot="0" spcFirstLastPara="0" vertOverflow="overflow" horzOverflow="overflow" vert="horz" wrap="square" lIns="3753" tIns="1876" rIns="3753" bIns="1876" numCol="1" spcCol="0" rtlCol="0" fromWordArt="0" anchor="ctr" anchorCtr="0" forceAA="0" compatLnSpc="1">
+                    <wps:bodyPr rot="0" spcFirstLastPara="0" vertOverflow="overflow" horzOverflow="overflow" vert="horz" wrap="square" lIns="3959" tIns="1979" rIns="3959" bIns="1979" numCol="1" spcCol="0" rtlCol="0" fromWordArt="0" anchor="ctr" anchorCtr="0" forceAA="0" compatLnSpc="1">
                       <a:prstTxWarp prst="textNoShape">
                         <a:avLst/>
                       </a:prstTxWarp>
@@ -6680,12 +6680,12 @@
                     </wps:bodyPr>
                   </wps:wsp>
                   <wps:wsp>
-                    <wps:cNvPr id="111" name="&quot;elk&lt;br/&gt;(external package)&quot;" descr="ELK"/>
+                    <wps:cNvPr id="111" name="elk&lt;br/&gt;(external package)" descr="ELK"/>
                     <wps:cNvSpPr/>
                     <wps:spPr>
                       <a:xfrm>
-                        <a:off x="5245226" y="1037921"/>
-                        <a:ext cx="113839" cy="41048"/>
+                        <a:off x="5231433" y="1094823"/>
+                        <a:ext cx="114142" cy="43298"/>
                       </a:xfrm>
                       <a:prstGeom prst="rect">
                         <a:avLst/>
@@ -6728,12 +6728,12 @@
                               <w:color w:val="000000"/>
                               <w:sz w:val="4"/>
                             </w:rPr>
-                            <w:t xml:space="preserve">"elk&lt;br/&gt;(external package)"</w:t>
+                            <w:t xml:space="preserve">elk&lt;br/&gt;(external package)</w:t>
                           </w:r>
                         </w:p>
                       </w:txbxContent>
                     </wps:txbx>
-                    <wps:bodyPr rot="0" spcFirstLastPara="0" vertOverflow="overflow" horzOverflow="overflow" vert="horz" wrap="square" lIns="3753" tIns="1876" rIns="3753" bIns="1876" numCol="1" spcCol="0" rtlCol="0" fromWordArt="0" anchor="ctr" anchorCtr="0" forceAA="0" compatLnSpc="1">
+                    <wps:bodyPr rot="0" spcFirstLastPara="0" vertOverflow="overflow" horzOverflow="overflow" vert="horz" wrap="square" lIns="3959" tIns="1979" rIns="3959" bIns="1979" numCol="1" spcCol="0" rtlCol="0" fromWordArt="0" anchor="ctr" anchorCtr="0" forceAA="0" compatLnSpc="1">
                       <a:prstTxWarp prst="textNoShape">
                         <a:avLst/>
                       </a:prstTxWarp>
@@ -6741,12 +6741,12 @@
                     </wps:bodyPr>
                   </wps:wsp>
                   <wps:wsp>
-                    <wps:cNvPr id="112" name="&quot;Test Files&quot;" descr="TestFiles"/>
+                    <wps:cNvPr id="112" name="Test Files" descr="TestFiles"/>
                     <wps:cNvSpPr/>
                     <wps:spPr>
                       <a:xfrm>
-                        <a:off x="4276218" y="496482"/>
-                        <a:ext cx="79124" cy="29320"/>
+                        <a:off x="4241218" y="523701"/>
+                        <a:ext cx="71586" cy="30927"/>
                       </a:xfrm>
                       <a:prstGeom prst="rect">
                         <a:avLst/>
@@ -6789,12 +6789,12 @@
                               <w:color w:val="000000"/>
                               <w:sz w:val="4"/>
                             </w:rPr>
-                            <w:t xml:space="preserve">"Test Files"</w:t>
+                            <w:t xml:space="preserve">Test Files</w:t>
                           </w:r>
                         </w:p>
                       </w:txbxContent>
                     </wps:txbx>
-                    <wps:bodyPr rot="0" spcFirstLastPara="0" vertOverflow="overflow" horzOverflow="overflow" vert="horz" wrap="square" lIns="3753" tIns="1876" rIns="3753" bIns="1876" numCol="1" spcCol="0" rtlCol="0" fromWordArt="0" anchor="ctr" anchorCtr="0" forceAA="0" compatLnSpc="1">
+                    <wps:bodyPr rot="0" spcFirstLastPara="0" vertOverflow="overflow" horzOverflow="overflow" vert="horz" wrap="square" lIns="3959" tIns="1979" rIns="3959" bIns="1979" numCol="1" spcCol="0" rtlCol="0" fromWordArt="0" anchor="ctr" anchorCtr="0" forceAA="0" compatLnSpc="1">
                       <a:prstTxWarp prst="textNoShape">
                         <a:avLst/>
                       </a:prstTxWarp>
@@ -6802,12 +6802,12 @@
                     </wps:bodyPr>
                   </wps:wsp>
                   <wps:wsp>
-                    <wps:cNvPr id="113" name="&quot;flowDb.spec.ts&quot;" descr="flowDbSpec"/>
+                    <wps:cNvPr id="113" name="flowDb.spec.ts" descr="flowDbSpec"/>
                     <wps:cNvSpPr/>
                     <wps:spPr>
                       <a:xfrm>
-                        <a:off x="4023833" y="639172"/>
-                        <a:ext cx="103518" cy="29320"/>
+                        <a:off x="3989841" y="674213"/>
+                        <a:ext cx="97318" cy="30927"/>
                       </a:xfrm>
                       <a:prstGeom prst="rect">
                         <a:avLst/>
@@ -6850,12 +6850,12 @@
                               <w:color w:val="000000"/>
                               <w:sz w:val="4"/>
                             </w:rPr>
-                            <w:t xml:space="preserve">"flowDb.spec.ts"</w:t>
+                            <w:t xml:space="preserve">flowDb.spec.ts</w:t>
                           </w:r>
                         </w:p>
                       </w:txbxContent>
                     </wps:txbx>
-                    <wps:bodyPr rot="0" spcFirstLastPara="0" vertOverflow="overflow" horzOverflow="overflow" vert="horz" wrap="square" lIns="3753" tIns="1876" rIns="3753" bIns="1876" numCol="1" spcCol="0" rtlCol="0" fromWordArt="0" anchor="ctr" anchorCtr="0" forceAA="0" compatLnSpc="1">
+                    <wps:bodyPr rot="0" spcFirstLastPara="0" vertOverflow="overflow" horzOverflow="overflow" vert="horz" wrap="square" lIns="3959" tIns="1979" rIns="3959" bIns="1979" numCol="1" spcCol="0" rtlCol="0" fromWordArt="0" anchor="ctr" anchorCtr="0" forceAA="0" compatLnSpc="1">
                       <a:prstTxWarp prst="textNoShape">
                         <a:avLst/>
                       </a:prstTxWarp>
@@ -6863,12 +6863,12 @@
                     </wps:bodyPr>
                   </wps:wsp>
                   <wps:wsp>
-                    <wps:cNvPr id="114" name="&quot;flowChartShapes.spec.js&quot;" descr="flowChartShapesSpec"/>
+                    <wps:cNvPr id="114" name="flowChartShapes.spec.js" descr="flowChartShapesSpec"/>
                     <wps:cNvSpPr/>
                     <wps:spPr>
                       <a:xfrm>
-                        <a:off x="4150808" y="639172"/>
-                        <a:ext cx="155121" cy="29320"/>
+                        <a:off x="4111901" y="674213"/>
+                        <a:ext cx="151750" cy="30927"/>
                       </a:xfrm>
                       <a:prstGeom prst="rect">
                         <a:avLst/>
@@ -6911,12 +6911,12 @@
                               <w:color w:val="000000"/>
                               <w:sz w:val="4"/>
                             </w:rPr>
-                            <w:t xml:space="preserve">"flowChartShapes.spec.js"</w:t>
+                            <w:t xml:space="preserve">flowChartShapes.spec.js</w:t>
                           </w:r>
                         </w:p>
                       </w:txbxContent>
                     </wps:txbx>
-                    <wps:bodyPr rot="0" spcFirstLastPara="0" vertOverflow="overflow" horzOverflow="overflow" vert="horz" wrap="square" lIns="3753" tIns="1876" rIns="3753" bIns="1876" numCol="1" spcCol="0" rtlCol="0" fromWordArt="0" anchor="ctr" anchorCtr="0" forceAA="0" compatLnSpc="1">
+                    <wps:bodyPr rot="0" spcFirstLastPara="0" vertOverflow="overflow" horzOverflow="overflow" vert="horz" wrap="square" lIns="3959" tIns="1979" rIns="3959" bIns="1979" numCol="1" spcCol="0" rtlCol="0" fromWordArt="0" anchor="ctr" anchorCtr="0" forceAA="0" compatLnSpc="1">
                       <a:prstTxWarp prst="textNoShape">
                         <a:avLst/>
                       </a:prstTxWarp>
@@ -6924,12 +6924,12 @@
                     </wps:bodyPr>
                   </wps:wsp>
                   <wps:wsp>
-                    <wps:cNvPr id="115" name="&quot;parser/*.spec.js files&lt;br/&gt;- flow-text.spec.js&lt;br/&gt;- flow-edges.spec.js&lt;br/&gt;- flow-style.spec.js&lt;br/&gt;- subgraph.spec.js&quot;" descr="ParserTests"/>
+                    <wps:cNvPr id="115" name="parser/*.spec.js files&lt;br/&gt;- flow-text.spec.js&lt;br/&gt;- flow-edges.spec.js&lt;br/&gt;- flow-style.spec.js&lt;br/&gt;- subgraph.spec.js" descr="ParserTests"/>
                     <wps:cNvSpPr/>
                     <wps:spPr>
                       <a:xfrm>
-                        <a:off x="4329385" y="609852"/>
-                        <a:ext cx="147615" cy="87959"/>
+                        <a:off x="4288392" y="643286"/>
+                        <a:ext cx="155708" cy="92782"/>
                       </a:xfrm>
                       <a:prstGeom prst="rect">
                         <a:avLst/>
@@ -6972,12 +6972,12 @@
                               <w:color w:val="000000"/>
                               <w:sz w:val="4"/>
                             </w:rPr>
-                            <w:t xml:space="preserve">"parser/*.spec.js files&lt;br/&gt;- flow-text.spec.js&lt;br/&gt;- flow-edges.spec.js&lt;br/&gt;- flow-style.spec.js&lt;br/&gt;- subgraph.spec.js"</w:t>
+                            <w:t xml:space="preserve">parser/*.spec.js files&lt;br/&gt;- flow-text.spec.js&lt;br/&gt;- flow-edges.spec.js&lt;br/&gt;- flow-style.spec.js&lt;br/&gt;- subgraph.spec.js</w:t>
                           </w:r>
                         </w:p>
                       </w:txbxContent>
                     </wps:txbx>
-                    <wps:bodyPr rot="0" spcFirstLastPara="0" vertOverflow="overflow" horzOverflow="overflow" vert="horz" wrap="square" lIns="3753" tIns="1876" rIns="3753" bIns="1876" numCol="1" spcCol="0" rtlCol="0" fromWordArt="0" anchor="ctr" anchorCtr="0" forceAA="0" compatLnSpc="1">
+                    <wps:bodyPr rot="0" spcFirstLastPara="0" vertOverflow="overflow" horzOverflow="overflow" vert="horz" wrap="square" lIns="3959" tIns="1979" rIns="3959" bIns="1979" numCol="1" spcCol="0" rtlCol="0" fromWordArt="0" anchor="ctr" anchorCtr="0" forceAA="0" compatLnSpc="1">
                       <a:prstTxWarp prst="textNoShape">
                         <a:avLst/>
                       </a:prstTxWarp>
@@ -6985,12 +6985,12 @@
                     </wps:bodyPr>
                   </wps:wsp>
                   <wps:wsp>
-                    <wps:cNvPr id="116" name="&quot;Configuration Setup&quot;" descr="ConfigSetup"/>
+                    <wps:cNvPr id="116" name="Configuration Setup" descr="ConfigSetup"/>
                     <wps:cNvSpPr/>
                     <wps:spPr>
                       <a:xfrm>
-                        <a:off x="5353764" y="377248"/>
-                        <a:ext cx="92260" cy="41048"/>
+                        <a:off x="5334788" y="397930"/>
+                        <a:ext cx="91380" cy="43298"/>
                       </a:xfrm>
                       <a:prstGeom prst="rect">
                         <a:avLst/>
@@ -7033,12 +7033,12 @@
                               <w:color w:val="000000"/>
                               <w:sz w:val="4"/>
                             </w:rPr>
-                            <w:t xml:space="preserve">"Configuration Setup"</w:t>
+                            <w:t xml:space="preserve">Configuration Setup</w:t>
                           </w:r>
                         </w:p>
                       </w:txbxContent>
                     </wps:txbx>
-                    <wps:bodyPr rot="0" spcFirstLastPara="0" vertOverflow="overflow" horzOverflow="overflow" vert="horz" wrap="square" lIns="3753" tIns="1876" rIns="3753" bIns="1876" numCol="1" spcCol="0" rtlCol="0" fromWordArt="0" anchor="ctr" anchorCtr="0" forceAA="0" compatLnSpc="1">
+                    <wps:bodyPr rot="0" spcFirstLastPara="0" vertOverflow="overflow" horzOverflow="overflow" vert="horz" wrap="square" lIns="3959" tIns="1979" rIns="3959" bIns="1979" numCol="1" spcCol="0" rtlCol="0" fromWordArt="0" anchor="ctr" anchorCtr="0" forceAA="0" compatLnSpc="1">
                       <a:prstTxWarp prst="textNoShape">
                         <a:avLst/>
                       </a:prstTxWarp>
@@ -7046,12 +7046,12 @@
                     </wps:bodyPr>
                   </wps:wsp>
                   <wps:wsp>
-                    <wps:cNvPr id="117" name="&quot;cnf.flowchart config&quot;" descr="FlowchartConfig"/>
+                    <wps:cNvPr id="117" name="cnf.flowchart config" descr="FlowchartConfig"/>
                     <wps:cNvSpPr/>
                     <wps:spPr>
                       <a:xfrm>
-                        <a:off x="5058142" y="490618"/>
-                        <a:ext cx="91321" cy="41048"/>
+                        <a:off x="5014794" y="517515"/>
+                        <a:ext cx="90390" cy="43298"/>
                       </a:xfrm>
                       <a:prstGeom prst="rect">
                         <a:avLst/>
@@ -7094,12 +7094,12 @@
                               <w:color w:val="000000"/>
                               <w:sz w:val="4"/>
                             </w:rPr>
-                            <w:t xml:space="preserve">"cnf.flowchart config"</w:t>
+                            <w:t xml:space="preserve">cnf.flowchart config</w:t>
                           </w:r>
                         </w:p>
                       </w:txbxContent>
                     </wps:txbx>
-                    <wps:bodyPr rot="0" spcFirstLastPara="0" vertOverflow="overflow" horzOverflow="overflow" vert="horz" wrap="square" lIns="3753" tIns="1876" rIns="3753" bIns="1876" numCol="1" spcCol="0" rtlCol="0" fromWordArt="0" anchor="ctr" anchorCtr="0" forceAA="0" compatLnSpc="1">
+                    <wps:bodyPr rot="0" spcFirstLastPara="0" vertOverflow="overflow" horzOverflow="overflow" vert="horz" wrap="square" lIns="3959" tIns="1979" rIns="3959" bIns="1979" numCol="1" spcCol="0" rtlCol="0" fromWordArt="0" anchor="ctr" anchorCtr="0" forceAA="0" compatLnSpc="1">
                       <a:prstTxWarp prst="textNoShape">
                         <a:avLst/>
                       </a:prstTxWarp>
@@ -7107,12 +7107,12 @@
                     </wps:bodyPr>
                   </wps:wsp>
                   <wps:wsp>
-                    <wps:cNvPr id="118" name="&quot;arrowMarkerAbsolute&quot;" descr="ArrowMarkers"/>
+                    <wps:cNvPr id="118" name="arrowMarkerAbsolute" descr="ArrowMarkers"/>
                     <wps:cNvSpPr/>
                     <wps:spPr>
                       <a:xfrm>
-                        <a:off x="5172919" y="496482"/>
-                        <a:ext cx="132604" cy="29320"/>
+                        <a:off x="5129926" y="523701"/>
+                        <a:ext cx="127997" cy="30927"/>
                       </a:xfrm>
                       <a:prstGeom prst="rect">
                         <a:avLst/>
@@ -7155,12 +7155,12 @@
                               <w:color w:val="000000"/>
                               <w:sz w:val="4"/>
                             </w:rPr>
-                            <w:t xml:space="preserve">"arrowMarkerAbsolute"</w:t>
+                            <w:t xml:space="preserve">arrowMarkerAbsolute</w:t>
                           </w:r>
                         </w:p>
                       </w:txbxContent>
                     </wps:txbx>
-                    <wps:bodyPr rot="0" spcFirstLastPara="0" vertOverflow="overflow" horzOverflow="overflow" vert="horz" wrap="square" lIns="3753" tIns="1876" rIns="3753" bIns="1876" numCol="1" spcCol="0" rtlCol="0" fromWordArt="0" anchor="ctr" anchorCtr="0" forceAA="0" compatLnSpc="1">
+                    <wps:bodyPr rot="0" spcFirstLastPara="0" vertOverflow="overflow" horzOverflow="overflow" vert="horz" wrap="square" lIns="3959" tIns="1979" rIns="3959" bIns="1979" numCol="1" spcCol="0" rtlCol="0" fromWordArt="0" anchor="ctr" anchorCtr="0" forceAA="0" compatLnSpc="1">
                       <a:prstTxWarp prst="textNoShape">
                         <a:avLst/>
                       </a:prstTxWarp>
@@ -7168,12 +7168,12 @@
                     </wps:bodyPr>
                   </wps:wsp>
                   <wps:wsp>
-                    <wps:cNvPr id="119" name="&quot;layout config&quot;" descr="LayoutConfig"/>
+                    <wps:cNvPr id="119" name="layout config" descr="LayoutConfig"/>
                     <wps:cNvSpPr/>
                     <wps:spPr>
                       <a:xfrm>
-                        <a:off x="5328979" y="490618"/>
-                        <a:ext cx="51916" cy="41048"/>
+                        <a:off x="5282665" y="523701"/>
+                        <a:ext cx="87421" cy="30927"/>
                       </a:xfrm>
                       <a:prstGeom prst="rect">
                         <a:avLst/>
@@ -7216,12 +7216,12 @@
                               <w:color w:val="000000"/>
                               <w:sz w:val="4"/>
                             </w:rPr>
-                            <w:t xml:space="preserve">"layout config"</w:t>
+                            <w:t xml:space="preserve">layout config</w:t>
                           </w:r>
                         </w:p>
                       </w:txbxContent>
                     </wps:txbx>
-                    <wps:bodyPr rot="0" spcFirstLastPara="0" vertOverflow="overflow" horzOverflow="overflow" vert="horz" wrap="square" lIns="3753" tIns="1876" rIns="3753" bIns="1876" numCol="1" spcCol="0" rtlCol="0" fromWordArt="0" anchor="ctr" anchorCtr="0" forceAA="0" compatLnSpc="1">
+                    <wps:bodyPr rot="0" spcFirstLastPara="0" vertOverflow="overflow" horzOverflow="overflow" vert="horz" wrap="square" lIns="3959" tIns="1979" rIns="3959" bIns="1979" numCol="1" spcCol="0" rtlCol="0" fromWordArt="0" anchor="ctr" anchorCtr="0" forceAA="0" compatLnSpc="1">
                       <a:prstTxWarp prst="textNoShape">
                         <a:avLst/>
                       </a:prstTxWarp>
@@ -7229,12 +7229,12 @@
                     </wps:bodyPr>
                   </wps:wsp>
                   <wps:wsp>
-                    <wps:cNvPr id="120" name="&quot;setConfig() calls&quot;" descr="SetConfig"/>
+                    <wps:cNvPr id="120" name="setConfig() calls" descr="SetConfig"/>
                     <wps:cNvSpPr/>
                     <wps:spPr>
                       <a:xfrm>
-                        <a:off x="5404350" y="490618"/>
-                        <a:ext cx="81001" cy="41048"/>
+                        <a:off x="5394828" y="517515"/>
+                        <a:ext cx="79504" cy="43298"/>
                       </a:xfrm>
                       <a:prstGeom prst="rect">
                         <a:avLst/>
@@ -7277,12 +7277,12 @@
                               <w:color w:val="000000"/>
                               <w:sz w:val="4"/>
                             </w:rPr>
-                            <w:t xml:space="preserve">"setConfig() calls"</w:t>
+                            <w:t xml:space="preserve">setConfig() calls</w:t>
                           </w:r>
                         </w:p>
                       </w:txbxContent>
                     </wps:txbx>
-                    <wps:bodyPr rot="0" spcFirstLastPara="0" vertOverflow="overflow" horzOverflow="overflow" vert="horz" wrap="square" lIns="3753" tIns="1876" rIns="3753" bIns="1876" numCol="1" spcCol="0" rtlCol="0" fromWordArt="0" anchor="ctr" anchorCtr="0" forceAA="0" compatLnSpc="1">
+                    <wps:bodyPr rot="0" spcFirstLastPara="0" vertOverflow="overflow" horzOverflow="overflow" vert="horz" wrap="square" lIns="3959" tIns="1979" rIns="3959" bIns="1979" numCol="1" spcCol="0" rtlCol="0" fromWordArt="0" anchor="ctr" anchorCtr="0" forceAA="0" compatLnSpc="1">
                       <a:prstTxWarp prst="textNoShape">
                         <a:avLst/>
                       </a:prstTxWarp>
@@ -7297,8 +7297,8 @@
                     </wps:cNvCnPr>
                     <wps:spPr>
                       <a:xfrm>
-                        <a:off x="4211762" y="41048"/>
-                        <a:ext cx="0" cy="31274"/>
+                        <a:off x="4175454" y="43298"/>
+                        <a:ext cx="0" cy="32989"/>
                       </a:xfrm>
                       <a:prstGeom prst="line">
                         <a:avLst/>
@@ -7335,8 +7335,8 @@
                     </wps:cNvCnPr>
                     <wps:spPr>
                       <a:xfrm flipH="1">
-                        <a:off x="4077532" y="113370"/>
-                        <a:ext cx="70117" cy="113370"/>
+                        <a:off x="4036834" y="119585"/>
+                        <a:ext cx="70993" cy="119585"/>
                       </a:xfrm>
                       <a:prstGeom prst="line">
                         <a:avLst/>
@@ -7373,8 +7373,8 @@
                     </wps:cNvCnPr>
                     <wps:spPr>
                       <a:xfrm>
-                        <a:off x="4211762" y="154418"/>
-                        <a:ext cx="0" cy="51798"/>
+                        <a:off x="4175454" y="162883"/>
+                        <a:ext cx="0" cy="54638"/>
                       </a:xfrm>
                       <a:prstGeom prst="line">
                         <a:avLst/>
@@ -7411,8 +7411,8 @@
                     </wps:cNvCnPr>
                     <wps:spPr>
                       <a:xfrm>
-                        <a:off x="4275874" y="113370"/>
-                        <a:ext cx="70118" cy="113370"/>
+                        <a:off x="4243082" y="119585"/>
+                        <a:ext cx="70992" cy="119585"/>
                       </a:xfrm>
                       <a:prstGeom prst="line">
                         <a:avLst/>
@@ -7449,8 +7449,8 @@
                     </wps:cNvCnPr>
                     <wps:spPr>
                       <a:xfrm>
-                        <a:off x="4643099" y="41048"/>
-                        <a:ext cx="0" cy="51798"/>
+                        <a:off x="4621532" y="43298"/>
+                        <a:ext cx="0" cy="54638"/>
                       </a:xfrm>
                       <a:prstGeom prst="line">
                         <a:avLst/>
@@ -7487,8 +7487,8 @@
                     </wps:cNvCnPr>
                     <wps:spPr>
                       <a:xfrm>
-                        <a:off x="4643099" y="133894"/>
-                        <a:ext cx="0" cy="51798"/>
+                        <a:off x="4621532" y="141234"/>
+                        <a:ext cx="0" cy="54638"/>
                       </a:xfrm>
                       <a:prstGeom prst="line">
                         <a:avLst/>
@@ -7525,8 +7525,8 @@
                     </wps:cNvCnPr>
                     <wps:spPr>
                       <a:xfrm>
-                        <a:off x="947694" y="226740"/>
-                        <a:ext cx="3625663" cy="92846"/>
+                        <a:off x="974413" y="239170"/>
+                        <a:ext cx="3573553" cy="97937"/>
                       </a:xfrm>
                       <a:custGeom>
                         <a:avLst/>
@@ -7535,15 +7535,15 @@
                         <a:cxnLst/>
                         <a:rect l="0" t="0" r="0" b="0"/>
                         <a:pathLst>
-                          <a:path w="3625663" h="92846">
+                          <a:path w="3573553" h="97937">
                             <a:moveTo>
-                              <a:pt x="3625663" y="0"/>
+                              <a:pt x="3573553" y="0"/>
                             </a:moveTo>
                             <a:lnTo>
-                              <a:pt x="0" y="56685"/>
+                              <a:pt x="0" y="59793"/>
                             </a:lnTo>
                             <a:lnTo>
-                              <a:pt x="37686" y="92846"/>
+                              <a:pt x="36783" y="97937"/>
                             </a:lnTo>
                           </a:path>
                         </a:pathLst>
@@ -7580,8 +7580,8 @@
                     </wps:cNvCnPr>
                     <wps:spPr>
                       <a:xfrm>
-                        <a:off x="1670978" y="226740"/>
-                        <a:ext cx="2902379" cy="92846"/>
+                        <a:off x="1703207" y="239170"/>
+                        <a:ext cx="2844759" cy="97937"/>
                       </a:xfrm>
                       <a:custGeom>
                         <a:avLst/>
@@ -7590,15 +7590,15 @@
                         <a:cxnLst/>
                         <a:rect l="0" t="0" r="0" b="0"/>
                         <a:pathLst>
-                          <a:path w="2902379" h="92846">
+                          <a:path w="2844759" h="97937">
                             <a:moveTo>
-                              <a:pt x="2902379" y="0"/>
+                              <a:pt x="2844759" y="0"/>
                             </a:moveTo>
                             <a:lnTo>
-                              <a:pt x="0" y="56685"/>
+                              <a:pt x="0" y="59793"/>
                             </a:lnTo>
                             <a:lnTo>
-                              <a:pt x="32995" y="92846"/>
+                              <a:pt x="31834" y="97937"/>
                             </a:lnTo>
                           </a:path>
                         </a:pathLst>
@@ -7635,8 +7635,8 @@
                     </wps:cNvCnPr>
                     <wps:spPr>
                       <a:xfrm>
-                        <a:off x="4643099" y="267787"/>
-                        <a:ext cx="53917" cy="31275"/>
+                        <a:off x="4621532" y="282469"/>
+                        <a:ext cx="24214" cy="32989"/>
                       </a:xfrm>
                       <a:prstGeom prst="line">
                         <a:avLst/>
@@ -7673,8 +7673,8 @@
                     </wps:cNvCnPr>
                     <wps:spPr>
                       <a:xfrm>
-                        <a:off x="4712841" y="226740"/>
-                        <a:ext cx="197217" cy="92846"/>
+                        <a:off x="4695097" y="239170"/>
+                        <a:ext cx="169432" cy="97937"/>
                       </a:xfrm>
                       <a:prstGeom prst="line">
                         <a:avLst/>
@@ -7711,8 +7711,8 @@
                     </wps:cNvCnPr>
                     <wps:spPr>
                       <a:xfrm>
-                        <a:off x="4712841" y="226740"/>
-                        <a:ext cx="637639" cy="92846"/>
+                        <a:off x="4695097" y="239170"/>
+                        <a:ext cx="636227" cy="97937"/>
                       </a:xfrm>
                       <a:prstGeom prst="line">
                         <a:avLst/>
@@ -7749,8 +7749,8 @@
                     </wps:cNvCnPr>
                     <wps:spPr>
                       <a:xfrm>
-                        <a:off x="910008" y="319586"/>
-                        <a:ext cx="70884" cy="78186"/>
+                        <a:off x="937631" y="337107"/>
+                        <a:ext cx="90357" cy="82472"/>
                       </a:xfrm>
                       <a:prstGeom prst="line">
                         <a:avLst/>
@@ -7787,8 +7787,8 @@
                     </wps:cNvCnPr>
                     <wps:spPr>
                       <a:xfrm>
-                        <a:off x="5786759" y="35184"/>
-                        <a:ext cx="0" cy="63526"/>
+                        <a:off x="5784098" y="37113"/>
+                        <a:ext cx="0" cy="67009"/>
                       </a:xfrm>
                       <a:prstGeom prst="line">
                         <a:avLst/>
@@ -7825,8 +7825,8 @@
                     </wps:cNvCnPr>
                     <wps:spPr>
                       <a:xfrm>
-                        <a:off x="5786759" y="128030"/>
-                        <a:ext cx="0" cy="78186"/>
+                        <a:off x="5784098" y="135049"/>
+                        <a:ext cx="0" cy="82472"/>
                       </a:xfrm>
                       <a:prstGeom prst="line">
                         <a:avLst/>
@@ -7863,8 +7863,8 @@
                     </wps:cNvCnPr>
                     <wps:spPr>
                       <a:xfrm>
-                        <a:off x="5504819" y="226740"/>
-                        <a:ext cx="242377" cy="92846"/>
+                        <a:off x="5485217" y="239170"/>
+                        <a:ext cx="260119" cy="97937"/>
                       </a:xfrm>
                       <a:custGeom>
                         <a:avLst/>
@@ -7873,15 +7873,15 @@
                         <a:cxnLst/>
                         <a:rect l="0" t="0" r="0" b="0"/>
                         <a:pathLst>
-                          <a:path w="242377" h="92846">
+                          <a:path w="260119" h="97937">
                             <a:moveTo>
-                              <a:pt x="242377" y="0"/>
+                              <a:pt x="260119" y="0"/>
                             </a:moveTo>
                             <a:lnTo>
-                              <a:pt x="0" y="56685"/>
+                              <a:pt x="0" y="59793"/>
                             </a:lnTo>
                             <a:lnTo>
-                              <a:pt x="32057" y="92846"/>
+                              <a:pt x="30845" y="97937"/>
                             </a:lnTo>
                           </a:path>
                         </a:pathLst>
@@ -7917,13 +7917,30 @@
                       <a:endCxn id="20" idx="3"/>
                     </wps:cNvCnPr>
                     <wps:spPr>
-                      <a:xfrm flipH="1">
-                        <a:off x="5645085" y="226740"/>
-                        <a:ext cx="102111" cy="92846"/>
-                      </a:xfrm>
-                      <a:prstGeom prst="line">
-                        <a:avLst/>
-                      </a:prstGeom>
+                      <a:xfrm>
+                        <a:off x="5579566" y="239170"/>
+                        <a:ext cx="165770" cy="97937"/>
+                      </a:xfrm>
+                      <a:custGeom>
+                        <a:avLst/>
+                        <a:gdLst/>
+                        <a:ahLst/>
+                        <a:cxnLst/>
+                        <a:rect l="0" t="0" r="0" b="0"/>
+                        <a:pathLst>
+                          <a:path w="165770" h="97937">
+                            <a:moveTo>
+                              <a:pt x="165770" y="0"/>
+                            </a:moveTo>
+                            <a:lnTo>
+                              <a:pt x="0" y="59793"/>
+                            </a:lnTo>
+                            <a:lnTo>
+                              <a:pt x="38762" y="97937"/>
+                            </a:lnTo>
+                          </a:path>
+                        </a:pathLst>
+                      </a:custGeom>
                       <a:ln w="3175" cap="flat" cmpd="sng" algn="ctr">
                         <a:solidFill>
                           <a:srgbClr val="2F5496"/>
@@ -7951,13 +7968,13 @@
                   <wps:wsp>
                     <wps:cNvPr id="137" name="ParseGraph--ParseSubgraphs"/>
                     <wps:cNvCnPr>
-                      <a:stCxn id="18" idx="2"/>
-                      <a:endCxn id="21" idx="0"/>
+                      <a:stCxn id="18" idx="1"/>
+                      <a:endCxn id="21" idx="3"/>
                     </wps:cNvCnPr>
                     <wps:spPr>
                       <a:xfrm flipH="1">
-                        <a:off x="5703412" y="247264"/>
-                        <a:ext cx="83347" cy="51798"/>
+                        <a:off x="5710697" y="239170"/>
+                        <a:ext cx="34639" cy="97937"/>
                       </a:xfrm>
                       <a:prstGeom prst="line">
                         <a:avLst/>
@@ -7993,9 +8010,9 @@
                       <a:endCxn id="22" idx="0"/>
                     </wps:cNvCnPr>
                     <wps:spPr>
-                      <a:xfrm>
-                        <a:off x="5786759" y="247264"/>
-                        <a:ext cx="4222" cy="51798"/>
+                      <a:xfrm flipH="1">
+                        <a:off x="5780139" y="260819"/>
+                        <a:ext cx="3959" cy="60824"/>
                       </a:xfrm>
                       <a:prstGeom prst="line">
                         <a:avLst/>
@@ -8027,13 +8044,13 @@
                   <wps:wsp>
                     <wps:cNvPr id="139" name="ParseGraph--ParseStyles"/>
                     <wps:cNvCnPr>
-                      <a:stCxn id="18" idx="2"/>
-                      <a:endCxn id="23" idx="0"/>
+                      <a:stCxn id="18" idx="3"/>
+                      <a:endCxn id="23" idx="1"/>
                     </wps:cNvCnPr>
                     <wps:spPr>
                       <a:xfrm>
-                        <a:off x="5786759" y="247264"/>
-                        <a:ext cx="83346" cy="51798"/>
+                        <a:off x="5822860" y="239170"/>
+                        <a:ext cx="26721" cy="97937"/>
                       </a:xfrm>
                       <a:prstGeom prst="line">
                         <a:avLst/>
@@ -8070,8 +8087,8 @@
                     </wps:cNvCnPr>
                     <wps:spPr>
                       <a:xfrm>
-                        <a:off x="1670978" y="340110"/>
-                        <a:ext cx="0" cy="37138"/>
+                        <a:off x="1703207" y="358756"/>
+                        <a:ext cx="0" cy="39174"/>
                       </a:xfrm>
                       <a:prstGeom prst="line">
                         <a:avLst/>
@@ -8108,8 +8125,8 @@
                     </wps:cNvCnPr>
                     <wps:spPr>
                       <a:xfrm flipH="1">
-                        <a:off x="1599188" y="418296"/>
-                        <a:ext cx="71790" cy="37138"/>
+                        <a:off x="1653460" y="441228"/>
+                        <a:ext cx="49747" cy="39175"/>
                       </a:xfrm>
                       <a:prstGeom prst="line">
                         <a:avLst/>
@@ -8146,8 +8163,8 @@
                     </wps:cNvCnPr>
                     <wps:spPr>
                       <a:xfrm>
-                        <a:off x="1599188" y="566849"/>
-                        <a:ext cx="0" cy="45935"/>
+                        <a:off x="1653460" y="597926"/>
+                        <a:ext cx="0" cy="48453"/>
                       </a:xfrm>
                       <a:prstGeom prst="line">
                         <a:avLst/>
@@ -8184,8 +8201,8 @@
                     </wps:cNvCnPr>
                     <wps:spPr>
                       <a:xfrm flipH="1">
-                        <a:off x="365254" y="653831"/>
-                        <a:ext cx="1181080" cy="142690"/>
+                        <a:off x="362797" y="689677"/>
+                        <a:ext cx="1234911" cy="150512"/>
                       </a:xfrm>
                       <a:prstGeom prst="line">
                         <a:avLst/>
@@ -8222,8 +8239,8 @@
                     </wps:cNvCnPr>
                     <wps:spPr>
                       <a:xfrm flipH="1">
-                        <a:off x="727991" y="653831"/>
-                        <a:ext cx="818343" cy="142690"/>
+                        <a:off x="750088" y="689677"/>
+                        <a:ext cx="847620" cy="150512"/>
                       </a:xfrm>
                       <a:prstGeom prst="line">
                         <a:avLst/>
@@ -8260,8 +8277,8 @@
                     </wps:cNvCnPr>
                     <wps:spPr>
                       <a:xfrm>
-                        <a:off x="991040" y="653831"/>
-                        <a:ext cx="555294" cy="142690"/>
+                        <a:off x="1017909" y="689677"/>
+                        <a:ext cx="579799" cy="150512"/>
                       </a:xfrm>
                       <a:custGeom>
                         <a:avLst/>
@@ -8270,15 +8287,15 @@
                         <a:cxnLst/>
                         <a:rect l="0" t="0" r="0" b="0"/>
                         <a:pathLst>
-                          <a:path w="555294" h="142690">
+                          <a:path w="579799" h="150512">
                             <a:moveTo>
-                              <a:pt x="555294" y="0"/>
+                              <a:pt x="579799" y="0"/>
                             </a:moveTo>
                             <a:lnTo>
-                              <a:pt x="0" y="71345"/>
+                              <a:pt x="0" y="75256"/>
                             </a:lnTo>
                             <a:lnTo>
-                              <a:pt x="69117" y="142690"/>
+                              <a:pt x="69937" y="150512"/>
                             </a:lnTo>
                           </a:path>
                         </a:pathLst>
@@ -8315,8 +8332,8 @@
                     </wps:cNvCnPr>
                     <wps:spPr>
                       <a:xfrm>
-                        <a:off x="1143816" y="653831"/>
-                        <a:ext cx="402518" cy="142690"/>
+                        <a:off x="1170154" y="689677"/>
+                        <a:ext cx="427554" cy="150512"/>
                       </a:xfrm>
                       <a:custGeom>
                         <a:avLst/>
@@ -8325,15 +8342,15 @@
                         <a:cxnLst/>
                         <a:rect l="0" t="0" r="0" b="0"/>
                         <a:pathLst>
-                          <a:path w="402518" h="142690">
+                          <a:path w="427554" h="150512">
                             <a:moveTo>
-                              <a:pt x="402518" y="0"/>
+                              <a:pt x="427554" y="0"/>
                             </a:moveTo>
                             <a:lnTo>
-                              <a:pt x="0" y="71345"/>
+                              <a:pt x="0" y="75256"/>
                             </a:lnTo>
                             <a:lnTo>
-                              <a:pt x="60203" y="142690"/>
+                              <a:pt x="57566" y="150512"/>
                             </a:lnTo>
                           </a:path>
                         </a:pathLst>
@@ -8370,8 +8387,8 @@
                     </wps:cNvCnPr>
                     <wps:spPr>
                       <a:xfrm>
-                        <a:off x="1293777" y="653831"/>
-                        <a:ext cx="252557" cy="142690"/>
+                        <a:off x="1319429" y="689677"/>
+                        <a:ext cx="278279" cy="150512"/>
                       </a:xfrm>
                       <a:custGeom>
                         <a:avLst/>
@@ -8380,15 +8397,15 @@
                         <a:cxnLst/>
                         <a:rect l="0" t="0" r="0" b="0"/>
                         <a:pathLst>
-                          <a:path w="252557" h="142690">
+                          <a:path w="278279" h="150512">
                             <a:moveTo>
-                              <a:pt x="252557" y="0"/>
+                              <a:pt x="278279" y="0"/>
                             </a:moveTo>
                             <a:lnTo>
-                              <a:pt x="0" y="71345"/>
+                              <a:pt x="0" y="75256"/>
                             </a:lnTo>
                             <a:lnTo>
-                              <a:pt x="66302" y="142690"/>
+                              <a:pt x="66968" y="150512"/>
                             </a:lnTo>
                           </a:path>
                         </a:pathLst>
@@ -8425,8 +8442,8 @@
                     </wps:cNvCnPr>
                     <wps:spPr>
                       <a:xfrm flipH="1">
-                        <a:off x="1470165" y="653831"/>
-                        <a:ext cx="76169" cy="142690"/>
+                        <a:off x="1496580" y="689677"/>
+                        <a:ext cx="101128" cy="150512"/>
                       </a:xfrm>
                       <a:prstGeom prst="line">
                         <a:avLst/>
@@ -8463,8 +8480,8 @@
                     </wps:cNvCnPr>
                     <wps:spPr>
                       <a:xfrm flipH="1">
-                        <a:off x="1539751" y="694879"/>
-                        <a:ext cx="59437" cy="81118"/>
+                        <a:off x="1567012" y="732975"/>
+                        <a:ext cx="86448" cy="85565"/>
                       </a:xfrm>
                       <a:prstGeom prst="line">
                         <a:avLst/>
@@ -8501,8 +8518,8 @@
                     </wps:cNvCnPr>
                     <wps:spPr>
                       <a:xfrm>
-                        <a:off x="1599188" y="694879"/>
-                        <a:ext cx="61908" cy="81118"/>
+                        <a:off x="1653460" y="732975"/>
+                        <a:ext cx="35611" cy="85565"/>
                       </a:xfrm>
                       <a:prstGeom prst="line">
                         <a:avLst/>
@@ -8539,8 +8556,8 @@
                     </wps:cNvCnPr>
                     <wps:spPr>
                       <a:xfrm>
-                        <a:off x="1652042" y="653831"/>
-                        <a:ext cx="84269" cy="142690"/>
+                        <a:off x="1709211" y="689677"/>
+                        <a:ext cx="56230" cy="150512"/>
                       </a:xfrm>
                       <a:prstGeom prst="line">
                         <a:avLst/>
@@ -8577,8 +8594,8 @@
                     </wps:cNvCnPr>
                     <wps:spPr>
                       <a:xfrm>
-                        <a:off x="1652042" y="653831"/>
-                        <a:ext cx="275668" cy="142690"/>
+                        <a:off x="1709211" y="689677"/>
+                        <a:ext cx="249216" cy="150512"/>
                       </a:xfrm>
                       <a:custGeom>
                         <a:avLst/>
@@ -8587,15 +8604,15 @@
                         <a:cxnLst/>
                         <a:rect l="0" t="0" r="0" b="0"/>
                         <a:pathLst>
-                          <a:path w="275668" h="142690">
+                          <a:path w="249216" h="150512">
                             <a:moveTo>
                               <a:pt x="0" y="0"/>
                             </a:moveTo>
                             <a:lnTo>
-                              <a:pt x="275668" y="71345"/>
+                              <a:pt x="249216" y="75256"/>
                             </a:lnTo>
                             <a:lnTo>
-                              <a:pt x="223440" y="142690"/>
+                              <a:pt x="197093" y="150512"/>
                             </a:lnTo>
                           </a:path>
                         </a:pathLst>
@@ -8632,8 +8649,8 @@
                     </wps:cNvCnPr>
                     <wps:spPr>
                       <a:xfrm>
-                        <a:off x="305520" y="840501"/>
-                        <a:ext cx="0" cy="45934"/>
+                        <a:off x="299788" y="886580"/>
+                        <a:ext cx="0" cy="48453"/>
                       </a:xfrm>
                       <a:prstGeom prst="line">
                         <a:avLst/>
@@ -8670,8 +8687,8 @@
                     </wps:cNvCnPr>
                     <wps:spPr>
                       <a:xfrm flipH="1">
-                        <a:off x="80063" y="927483"/>
-                        <a:ext cx="155715" cy="130962"/>
+                        <a:off x="84452" y="978331"/>
+                        <a:ext cx="141770" cy="138141"/>
                       </a:xfrm>
                       <a:prstGeom prst="line">
                         <a:avLst/>
@@ -8708,8 +8725,8 @@
                     </wps:cNvCnPr>
                     <wps:spPr>
                       <a:xfrm flipH="1">
-                        <a:off x="189523" y="968531"/>
-                        <a:ext cx="115997" cy="75254"/>
+                        <a:off x="193975" y="1021629"/>
+                        <a:ext cx="105813" cy="79380"/>
                       </a:xfrm>
                       <a:prstGeom prst="line">
                         <a:avLst/>
@@ -8746,8 +8763,8 @@
                     </wps:cNvCnPr>
                     <wps:spPr>
                       <a:xfrm>
-                        <a:off x="305520" y="968531"/>
-                        <a:ext cx="93073" cy="69390"/>
+                        <a:off x="299788" y="1021629"/>
+                        <a:ext cx="105812" cy="73194"/>
                       </a:xfrm>
                       <a:prstGeom prst="line">
                         <a:avLst/>
@@ -8784,12 +8801,29 @@
                     </wps:cNvCnPr>
                     <wps:spPr>
                       <a:xfrm>
-                        <a:off x="375262" y="927483"/>
-                        <a:ext cx="146396" cy="130962"/>
-                      </a:xfrm>
-                      <a:prstGeom prst="line">
-                        <a:avLst/>
-                      </a:prstGeom>
+                        <a:off x="373353" y="978331"/>
+                        <a:ext cx="213192" cy="138141"/>
+                      </a:xfrm>
+                      <a:custGeom>
+                        <a:avLst/>
+                        <a:gdLst/>
+                        <a:ahLst/>
+                        <a:cxnLst/>
+                        <a:rect l="0" t="0" r="0" b="0"/>
+                        <a:pathLst>
+                          <a:path w="213192" h="138141">
+                            <a:moveTo>
+                              <a:pt x="0" y="0"/>
+                            </a:moveTo>
+                            <a:lnTo>
+                              <a:pt x="213192" y="62885"/>
+                            </a:lnTo>
+                            <a:lnTo>
+                              <a:pt x="159090" y="138141"/>
+                            </a:lnTo>
+                          </a:path>
+                        </a:pathLst>
+                      </a:custGeom>
                       <a:ln w="3175" cap="flat" cmpd="sng" algn="ctr">
                         <a:solidFill>
                           <a:srgbClr val="2F5496"/>
@@ -8822,8 +8856,8 @@
                     </wps:cNvCnPr>
                     <wps:spPr>
                       <a:xfrm>
-                        <a:off x="991040" y="822909"/>
-                        <a:ext cx="0" cy="63526"/>
+                        <a:off x="1017909" y="868024"/>
+                        <a:ext cx="0" cy="67009"/>
                       </a:xfrm>
                       <a:prstGeom prst="line">
                         <a:avLst/>
@@ -8860,8 +8894,8 @@
                     </wps:cNvCnPr>
                     <wps:spPr>
                       <a:xfrm>
-                        <a:off x="687725" y="927483"/>
-                        <a:ext cx="233573" cy="130962"/>
+                        <a:off x="707615" y="978331"/>
+                        <a:ext cx="236729" cy="138141"/>
                       </a:xfrm>
                       <a:custGeom>
                         <a:avLst/>
@@ -8870,15 +8904,15 @@
                         <a:cxnLst/>
                         <a:rect l="0" t="0" r="0" b="0"/>
                         <a:pathLst>
-                          <a:path w="233573" h="130962">
+                          <a:path w="236729" h="138141">
                             <a:moveTo>
-                              <a:pt x="233573" y="0"/>
+                              <a:pt x="236729" y="0"/>
                             </a:moveTo>
                             <a:lnTo>
-                              <a:pt x="0" y="59617"/>
+                              <a:pt x="0" y="62885"/>
                             </a:lnTo>
                             <a:lnTo>
-                              <a:pt x="40031" y="130962"/>
+                              <a:pt x="42226" y="138141"/>
                             </a:lnTo>
                           </a:path>
                         </a:pathLst>
@@ -8915,8 +8949,8 @@
                     </wps:cNvCnPr>
                     <wps:spPr>
                       <a:xfrm flipH="1">
-                        <a:off x="877248" y="927483"/>
-                        <a:ext cx="44050" cy="130962"/>
+                        <a:off x="907528" y="978331"/>
+                        <a:ext cx="36816" cy="138141"/>
                       </a:xfrm>
                       <a:prstGeom prst="line">
                         <a:avLst/>
@@ -8953,8 +8987,8 @@
                     </wps:cNvCnPr>
                     <wps:spPr>
                       <a:xfrm flipH="1">
-                        <a:off x="951994" y="968531"/>
-                        <a:ext cx="39046" cy="57662"/>
+                        <a:off x="986372" y="1021629"/>
+                        <a:ext cx="31537" cy="60823"/>
                       </a:xfrm>
                       <a:prstGeom prst="line">
                         <a:avLst/>
@@ -8991,8 +9025,8 @@
                     </wps:cNvCnPr>
                     <wps:spPr>
                       <a:xfrm>
-                        <a:off x="1060782" y="927483"/>
-                        <a:ext cx="336717" cy="130962"/>
+                        <a:off x="1091475" y="978331"/>
+                        <a:ext cx="335135" cy="138141"/>
                       </a:xfrm>
                       <a:prstGeom prst="line">
                         <a:avLst/>
@@ -9029,8 +9063,8 @@
                     </wps:cNvCnPr>
                     <wps:spPr>
                       <a:xfrm>
-                        <a:off x="1060782" y="927483"/>
-                        <a:ext cx="563300" cy="130962"/>
+                        <a:off x="1091475" y="978331"/>
+                        <a:ext cx="574141" cy="138141"/>
                       </a:xfrm>
                       <a:custGeom>
                         <a:avLst/>
@@ -9039,15 +9073,15 @@
                         <a:cxnLst/>
                         <a:rect l="0" t="0" r="0" b="0"/>
                         <a:pathLst>
-                          <a:path w="563300" h="130962">
+                          <a:path w="574141" h="138141">
                             <a:moveTo>
                               <a:pt x="0" y="0"/>
                             </a:moveTo>
                             <a:lnTo>
-                              <a:pt x="563300" y="59617"/>
+                              <a:pt x="574141" y="62885"/>
                             </a:lnTo>
                             <a:lnTo>
-                              <a:pt x="505912" y="130962"/>
+                              <a:pt x="513606" y="138141"/>
                             </a:lnTo>
                           </a:path>
                         </a:pathLst>
@@ -9084,8 +9118,8 @@
                     </wps:cNvCnPr>
                     <wps:spPr>
                       <a:xfrm>
-                        <a:off x="1652042" y="653831"/>
-                        <a:ext cx="389038" cy="142690"/>
+                        <a:off x="1709211" y="689677"/>
+                        <a:ext cx="359894" cy="150512"/>
                       </a:xfrm>
                       <a:custGeom>
                         <a:avLst/>
@@ -9094,15 +9128,15 @@
                         <a:cxnLst/>
                         <a:rect l="0" t="0" r="0" b="0"/>
                         <a:pathLst>
-                          <a:path w="389038" h="142690">
+                          <a:path w="359894" h="150512">
                             <a:moveTo>
                               <a:pt x="0" y="0"/>
                             </a:moveTo>
                             <a:lnTo>
-                              <a:pt x="389038" y="71345"/>
+                              <a:pt x="359894" y="75256"/>
                             </a:lnTo>
                             <a:lnTo>
-                              <a:pt x="351352" y="142690"/>
+                              <a:pt x="326080" y="150512"/>
                             </a:lnTo>
                           </a:path>
                         </a:pathLst>
@@ -9139,8 +9173,8 @@
                     </wps:cNvCnPr>
                     <wps:spPr>
                       <a:xfrm>
-                        <a:off x="1476342" y="796521"/>
-                        <a:ext cx="527052" cy="130962"/>
+                        <a:off x="1501611" y="840189"/>
+                        <a:ext cx="533680" cy="138142"/>
                       </a:xfrm>
                       <a:custGeom>
                         <a:avLst/>
@@ -9149,15 +9183,15 @@
                         <a:cxnLst/>
                         <a:rect l="0" t="0" r="0" b="0"/>
                         <a:pathLst>
-                          <a:path w="527052" h="130962">
+                          <a:path w="533680" h="138142">
                             <a:moveTo>
-                              <a:pt x="527052" y="0"/>
+                              <a:pt x="533680" y="0"/>
                             </a:moveTo>
                             <a:lnTo>
-                              <a:pt x="0" y="71345"/>
+                              <a:pt x="0" y="75256"/>
                             </a:lnTo>
                             <a:lnTo>
-                              <a:pt x="38624" y="130962"/>
+                              <a:pt x="40741" y="138142"/>
                             </a:lnTo>
                           </a:path>
                         </a:pathLst>
@@ -9194,8 +9228,8 @@
                     </wps:cNvCnPr>
                     <wps:spPr>
                       <a:xfrm>
-                        <a:off x="1577045" y="796521"/>
-                        <a:ext cx="426349" cy="130962"/>
+                        <a:off x="1607836" y="840189"/>
+                        <a:ext cx="427455" cy="138142"/>
                       </a:xfrm>
                       <a:custGeom>
                         <a:avLst/>
@@ -9204,15 +9238,15 @@
                         <a:cxnLst/>
                         <a:rect l="0" t="0" r="0" b="0"/>
                         <a:pathLst>
-                          <a:path w="426349" h="130962">
+                          <a:path w="427455" h="138142">
                             <a:moveTo>
-                              <a:pt x="426349" y="0"/>
+                              <a:pt x="427455" y="0"/>
                             </a:moveTo>
                             <a:lnTo>
-                              <a:pt x="0" y="71345"/>
+                              <a:pt x="0" y="75256"/>
                             </a:lnTo>
                             <a:lnTo>
-                              <a:pt x="38624" y="130962"/>
+                              <a:pt x="40741" y="138142"/>
                             </a:lnTo>
                           </a:path>
                         </a:pathLst>
@@ -9249,8 +9283,8 @@
                     </wps:cNvCnPr>
                     <wps:spPr>
                       <a:xfrm flipH="1">
-                        <a:off x="2002034" y="811181"/>
-                        <a:ext cx="39046" cy="72322"/>
+                        <a:off x="2037567" y="855653"/>
+                        <a:ext cx="31538" cy="76287"/>
                       </a:xfrm>
                       <a:prstGeom prst="line">
                         <a:avLst/>
@@ -9287,8 +9321,8 @@
                     </wps:cNvCnPr>
                     <wps:spPr>
                       <a:xfrm>
-                        <a:off x="2041080" y="811181"/>
-                        <a:ext cx="119359" cy="95778"/>
+                        <a:off x="2069105" y="855653"/>
+                        <a:ext cx="132583" cy="101029"/>
                       </a:xfrm>
                       <a:prstGeom prst="line">
                         <a:avLst/>
@@ -9325,8 +9359,8 @@
                     </wps:cNvCnPr>
                     <wps:spPr>
                       <a:xfrm>
-                        <a:off x="2078766" y="796521"/>
-                        <a:ext cx="309507" cy="130962"/>
+                        <a:off x="2102919" y="840189"/>
+                        <a:ext cx="333156" cy="138142"/>
                       </a:xfrm>
                       <a:custGeom>
                         <a:avLst/>
@@ -9335,15 +9369,15 @@
                         <a:cxnLst/>
                         <a:rect l="0" t="0" r="0" b="0"/>
                         <a:pathLst>
-                          <a:path w="309507" h="130962">
+                          <a:path w="333156" h="138142">
                             <a:moveTo>
                               <a:pt x="0" y="0"/>
                             </a:moveTo>
                             <a:lnTo>
-                              <a:pt x="309507" y="71345"/>
+                              <a:pt x="333156" y="75256"/>
                             </a:lnTo>
                             <a:lnTo>
-                              <a:pt x="191603" y="130962"/>
+                              <a:pt x="211756" y="138142"/>
                             </a:lnTo>
                           </a:path>
                         </a:pathLst>
@@ -9380,8 +9414,8 @@
                     </wps:cNvCnPr>
                     <wps:spPr>
                       <a:xfrm>
-                        <a:off x="2160439" y="948007"/>
-                        <a:ext cx="0" cy="81118"/>
+                        <a:off x="2201688" y="999980"/>
+                        <a:ext cx="0" cy="85565"/>
                       </a:xfrm>
                       <a:prstGeom prst="line">
                         <a:avLst/>
@@ -9418,8 +9452,8 @@
                     </wps:cNvCnPr>
                     <wps:spPr>
                       <a:xfrm>
-                        <a:off x="1949806" y="1058445"/>
-                        <a:ext cx="125879" cy="142689"/>
+                        <a:off x="1985445" y="1116472"/>
+                        <a:ext cx="126842" cy="150513"/>
                       </a:xfrm>
                       <a:custGeom>
                         <a:avLst/>
@@ -9428,15 +9462,15 @@
                         <a:cxnLst/>
                         <a:rect l="0" t="0" r="0" b="0"/>
                         <a:pathLst>
-                          <a:path w="125879" h="142689">
+                          <a:path w="126842" h="150513">
                             <a:moveTo>
-                              <a:pt x="125879" y="0"/>
+                              <a:pt x="126842" y="0"/>
                             </a:moveTo>
                             <a:lnTo>
-                              <a:pt x="0" y="71345"/>
+                              <a:pt x="0" y="75257"/>
                             </a:lnTo>
                             <a:lnTo>
-                              <a:pt x="51759" y="142689"/>
+                              <a:pt x="51627" y="150513"/>
                             </a:lnTo>
                           </a:path>
                         </a:pathLst>
@@ -9473,8 +9507,8 @@
                     </wps:cNvCnPr>
                     <wps:spPr>
                       <a:xfrm flipH="1">
-                        <a:off x="2076780" y="1087765"/>
-                        <a:ext cx="83659" cy="57662"/>
+                        <a:off x="2116411" y="1147400"/>
+                        <a:ext cx="85277" cy="60823"/>
                       </a:xfrm>
                       <a:prstGeom prst="line">
                         <a:avLst/>
@@ -9511,8 +9545,8 @@
                     </wps:cNvCnPr>
                     <wps:spPr>
                       <a:xfrm>
-                        <a:off x="2245193" y="1058445"/>
-                        <a:ext cx="804723" cy="142689"/>
+                        <a:off x="2291088" y="1116472"/>
+                        <a:ext cx="768677" cy="150513"/>
                       </a:xfrm>
                       <a:prstGeom prst="line">
                         <a:avLst/>
@@ -9549,8 +9583,8 @@
                     </wps:cNvCnPr>
                     <wps:spPr>
                       <a:xfrm>
-                        <a:off x="2245193" y="1058445"/>
-                        <a:ext cx="1096044" cy="142689"/>
+                        <a:off x="2291088" y="1116472"/>
+                        <a:ext cx="1058156" cy="150513"/>
                       </a:xfrm>
                       <a:custGeom>
                         <a:avLst/>
@@ -9559,15 +9593,15 @@
                         <a:cxnLst/>
                         <a:rect l="0" t="0" r="0" b="0"/>
                         <a:pathLst>
-                          <a:path w="1096044" h="142689">
+                          <a:path w="1058156" h="150513">
                             <a:moveTo>
                               <a:pt x="0" y="0"/>
                             </a:moveTo>
                             <a:lnTo>
-                              <a:pt x="1096044" y="71345"/>
+                              <a:pt x="1058156" y="75257"/>
                             </a:lnTo>
                             <a:lnTo>
-                              <a:pt x="1012385" y="142689"/>
+                              <a:pt x="975848" y="150513"/>
                             </a:lnTo>
                           </a:path>
                         </a:pathLst>
@@ -9604,8 +9638,8 @@
                     </wps:cNvCnPr>
                     <wps:spPr>
                       <a:xfrm>
-                        <a:off x="4697016" y="340110"/>
-                        <a:ext cx="0" cy="31274"/>
+                        <a:off x="4645746" y="358756"/>
+                        <a:ext cx="0" cy="32989"/>
                       </a:xfrm>
                       <a:prstGeom prst="line">
                         <a:avLst/>
@@ -9642,8 +9676,8 @@
                     </wps:cNvCnPr>
                     <wps:spPr>
                       <a:xfrm>
-                        <a:off x="4697016" y="424160"/>
-                        <a:ext cx="0" cy="43002"/>
+                        <a:off x="4645746" y="447414"/>
+                        <a:ext cx="0" cy="45360"/>
                       </a:xfrm>
                       <a:prstGeom prst="line">
                         <a:avLst/>
@@ -9680,8 +9714,8 @@
                     </wps:cNvCnPr>
                     <wps:spPr>
                       <a:xfrm>
-                        <a:off x="4697016" y="555122"/>
-                        <a:ext cx="0" cy="78186"/>
+                        <a:off x="4645746" y="585555"/>
+                        <a:ext cx="0" cy="82473"/>
                       </a:xfrm>
                       <a:prstGeom prst="line">
                         <a:avLst/>
@@ -9718,8 +9752,8 @@
                     </wps:cNvCnPr>
                     <wps:spPr>
                       <a:xfrm>
-                        <a:off x="4697016" y="674355"/>
-                        <a:ext cx="0" cy="66459"/>
+                        <a:off x="4645746" y="711326"/>
+                        <a:ext cx="0" cy="70102"/>
                       </a:xfrm>
                       <a:prstGeom prst="line">
                         <a:avLst/>
@@ -9756,8 +9790,8 @@
                     </wps:cNvCnPr>
                     <wps:spPr>
                       <a:xfrm flipH="1">
-                        <a:off x="4538517" y="796521"/>
-                        <a:ext cx="92666" cy="130962"/>
+                        <a:off x="4517154" y="840189"/>
+                        <a:ext cx="59150" cy="138142"/>
                       </a:xfrm>
                       <a:prstGeom prst="line">
                         <a:avLst/>
@@ -9793,9 +9827,161 @@
                       <a:endCxn id="64" idx="3"/>
                     </wps:cNvCnPr>
                     <wps:spPr>
-                      <a:xfrm>
-                        <a:off x="4120862" y="927483"/>
-                        <a:ext cx="291807" cy="130962"/>
+                      <a:xfrm flipH="1">
+                        <a:off x="4175240" y="978331"/>
+                        <a:ext cx="215105" cy="138141"/>
+                      </a:xfrm>
+                      <a:prstGeom prst="line">
+                        <a:avLst/>
+                      </a:prstGeom>
+                      <a:ln w="3175" cap="flat" cmpd="sng" algn="ctr">
+                        <a:solidFill>
+                          <a:srgbClr val="2F5496"/>
+                        </a:solidFill>
+                        <a:prstDash val="solid"/>
+                        <a:tailEnd type="triangle" w="med" len="med"/>
+                      </a:ln>
+                    </wps:spPr>
+                    <wps:style>
+                      <a:lnRef idx="2">
+                        <a:schemeClr val="accent1"/>
+                      </a:lnRef>
+                      <a:fillRef idx="0">
+                        <a:schemeClr val="accent1"/>
+                      </a:fillRef>
+                      <a:effectRef idx="1">
+                        <a:schemeClr val="accent1"/>
+                      </a:effectRef>
+                      <a:fontRef idx="minor">
+                        <a:schemeClr val="tx1"/>
+                      </a:fontRef>
+                    </wps:style>
+                    <wps:bodyPr/>
+                  </wps:wsp>
+                  <wps:wsp>
+                    <wps:cNvPr id="181" name="SetupViewPort--ProcessLinks"/>
+                    <wps:cNvCnPr>
+                      <a:stCxn id="64" idx="2"/>
+                      <a:endCxn id="65" idx="0"/>
+                    </wps:cNvCnPr>
+                    <wps:spPr>
+                      <a:xfrm>
+                        <a:off x="4094417" y="1138121"/>
+                        <a:ext cx="0" cy="76288"/>
+                      </a:xfrm>
+                      <a:prstGeom prst="line">
+                        <a:avLst/>
+                      </a:prstGeom>
+                      <a:ln w="3175" cap="flat" cmpd="sng" algn="ctr">
+                        <a:solidFill>
+                          <a:srgbClr val="2F5496"/>
+                        </a:solidFill>
+                        <a:prstDash val="solid"/>
+                        <a:tailEnd type="triangle" w="med" len="med"/>
+                      </a:ln>
+                    </wps:spPr>
+                    <wps:style>
+                      <a:lnRef idx="2">
+                        <a:schemeClr val="accent1"/>
+                      </a:lnRef>
+                      <a:fillRef idx="0">
+                        <a:schemeClr val="accent1"/>
+                      </a:fillRef>
+                      <a:effectRef idx="1">
+                        <a:schemeClr val="accent1"/>
+                      </a:effectRef>
+                      <a:fontRef idx="minor">
+                        <a:schemeClr val="tx1"/>
+                      </a:fontRef>
+                    </wps:style>
+                    <wps:bodyPr/>
+                  </wps:wsp>
+                  <wps:wsp>
+                    <wps:cNvPr id="182" name="CallRender--ShapeSystem"/>
+                    <wps:cNvCnPr>
+                      <a:stCxn id="63" idx="3"/>
+                      <a:endCxn id="66" idx="1"/>
+                    </wps:cNvCnPr>
+                    <wps:spPr>
+                      <a:xfrm>
+                        <a:off x="4517154" y="978331"/>
+                        <a:ext cx="193910" cy="138141"/>
+                      </a:xfrm>
+                      <a:prstGeom prst="line">
+                        <a:avLst/>
+                      </a:prstGeom>
+                      <a:ln w="3175" cap="flat" cmpd="sng" algn="ctr">
+                        <a:solidFill>
+                          <a:srgbClr val="2F5496"/>
+                        </a:solidFill>
+                        <a:prstDash val="solid"/>
+                        <a:tailEnd type="triangle" w="med" len="med"/>
+                      </a:ln>
+                    </wps:spPr>
+                    <wps:style>
+                      <a:lnRef idx="2">
+                        <a:schemeClr val="accent1"/>
+                      </a:lnRef>
+                      <a:fillRef idx="0">
+                        <a:schemeClr val="accent1"/>
+                      </a:fillRef>
+                      <a:effectRef idx="1">
+                        <a:schemeClr val="accent1"/>
+                      </a:effectRef>
+                      <a:fontRef idx="minor">
+                        <a:schemeClr val="tx1"/>
+                      </a:fontRef>
+                    </wps:style>
+                    <wps:bodyPr/>
+                  </wps:wsp>
+                  <wps:wsp>
+                    <wps:cNvPr id="183" name="ShapeSystem--ShapeFunctions"/>
+                    <wps:cNvCnPr>
+                      <a:stCxn id="66" idx="2"/>
+                      <a:endCxn id="67" idx="0"/>
+                    </wps:cNvCnPr>
+                    <wps:spPr>
+                      <a:xfrm>
+                        <a:off x="4802279" y="1138121"/>
+                        <a:ext cx="0" cy="85566"/>
+                      </a:xfrm>
+                      <a:prstGeom prst="line">
+                        <a:avLst/>
+                      </a:prstGeom>
+                      <a:ln w="3175" cap="flat" cmpd="sng" algn="ctr">
+                        <a:solidFill>
+                          <a:srgbClr val="2F5496"/>
+                        </a:solidFill>
+                        <a:prstDash val="solid"/>
+                        <a:tailEnd type="triangle" w="med" len="med"/>
+                      </a:ln>
+                    </wps:spPr>
+                    <wps:style>
+                      <a:lnRef idx="2">
+                        <a:schemeClr val="accent1"/>
+                      </a:lnRef>
+                      <a:fillRef idx="0">
+                        <a:schemeClr val="accent1"/>
+                      </a:fillRef>
+                      <a:effectRef idx="1">
+                        <a:schemeClr val="accent1"/>
+                      </a:effectRef>
+                      <a:fontRef idx="minor">
+                        <a:schemeClr val="tx1"/>
+                      </a:fontRef>
+                    </wps:style>
+                    <wps:bodyPr/>
+                  </wps:wsp>
+                  <wps:wsp>
+                    <wps:cNvPr id="184" name="ShapeFunctions--question"/>
+                    <wps:cNvCnPr>
+                      <a:stCxn id="67" idx="1"/>
+                      <a:endCxn id="68" idx="3"/>
+                    </wps:cNvCnPr>
+                    <wps:spPr>
+                      <a:xfrm>
+                        <a:off x="4267197" y="1266985"/>
+                        <a:ext cx="467454" cy="135049"/>
                       </a:xfrm>
                       <a:custGeom>
                         <a:avLst/>
@@ -9804,15 +9990,15 @@
                         <a:cxnLst/>
                         <a:rect l="0" t="0" r="0" b="0"/>
                         <a:pathLst>
-                          <a:path w="291807" h="130962">
+                          <a:path w="467454" h="135049">
                             <a:moveTo>
-                              <a:pt x="291807" y="0"/>
+                              <a:pt x="467454" y="0"/>
                             </a:moveTo>
                             <a:lnTo>
-                              <a:pt x="0" y="59617"/>
+                              <a:pt x="0" y="75256"/>
                             </a:lnTo>
                             <a:lnTo>
-                              <a:pt x="79438" y="130962"/>
+                              <a:pt x="54102" y="135049"/>
                             </a:lnTo>
                           </a:path>
                         </a:pathLst>
@@ -9842,129 +10028,15 @@
                     <wps:bodyPr/>
                   </wps:wsp>
                   <wps:wsp>
-                    <wps:cNvPr id="181" name="SetupViewPort--ProcessLinks"/>
-                    <wps:cNvCnPr>
-                      <a:stCxn id="64" idx="2"/>
-                      <a:endCxn id="65" idx="0"/>
-                    </wps:cNvCnPr>
-                    <wps:spPr>
-                      <a:xfrm>
-                        <a:off x="4120862" y="1078969"/>
-                        <a:ext cx="0" cy="72322"/>
-                      </a:xfrm>
-                      <a:prstGeom prst="line">
-                        <a:avLst/>
-                      </a:prstGeom>
-                      <a:ln w="3175" cap="flat" cmpd="sng" algn="ctr">
-                        <a:solidFill>
-                          <a:srgbClr val="2F5496"/>
-                        </a:solidFill>
-                        <a:prstDash val="solid"/>
-                        <a:tailEnd type="triangle" w="med" len="med"/>
-                      </a:ln>
-                    </wps:spPr>
-                    <wps:style>
-                      <a:lnRef idx="2">
-                        <a:schemeClr val="accent1"/>
-                      </a:lnRef>
-                      <a:fillRef idx="0">
-                        <a:schemeClr val="accent1"/>
-                      </a:fillRef>
-                      <a:effectRef idx="1">
-                        <a:schemeClr val="accent1"/>
-                      </a:effectRef>
-                      <a:fontRef idx="minor">
-                        <a:schemeClr val="tx1"/>
-                      </a:fontRef>
-                    </wps:style>
-                    <wps:bodyPr/>
-                  </wps:wsp>
-                  <wps:wsp>
-                    <wps:cNvPr id="182" name="CallRender--ShapeSystem"/>
-                    <wps:cNvCnPr>
-                      <a:stCxn id="63" idx="3"/>
-                      <a:endCxn id="66" idx="1"/>
-                    </wps:cNvCnPr>
-                    <wps:spPr>
-                      <a:xfrm>
-                        <a:off x="4538517" y="927483"/>
-                        <a:ext cx="190868" cy="130962"/>
-                      </a:xfrm>
-                      <a:prstGeom prst="line">
-                        <a:avLst/>
-                      </a:prstGeom>
-                      <a:ln w="3175" cap="flat" cmpd="sng" algn="ctr">
-                        <a:solidFill>
-                          <a:srgbClr val="2F5496"/>
-                        </a:solidFill>
-                        <a:prstDash val="solid"/>
-                        <a:tailEnd type="triangle" w="med" len="med"/>
-                      </a:ln>
-                    </wps:spPr>
-                    <wps:style>
-                      <a:lnRef idx="2">
-                        <a:schemeClr val="accent1"/>
-                      </a:lnRef>
-                      <a:fillRef idx="0">
-                        <a:schemeClr val="accent1"/>
-                      </a:fillRef>
-                      <a:effectRef idx="1">
-                        <a:schemeClr val="accent1"/>
-                      </a:effectRef>
-                      <a:fontRef idx="minor">
-                        <a:schemeClr val="tx1"/>
-                      </a:fontRef>
-                    </wps:style>
-                    <wps:bodyPr/>
-                  </wps:wsp>
-                  <wps:wsp>
-                    <wps:cNvPr id="183" name="ShapeSystem--ShapeFunctions"/>
-                    <wps:cNvCnPr>
-                      <a:stCxn id="66" idx="2"/>
-                      <a:endCxn id="67" idx="0"/>
-                    </wps:cNvCnPr>
-                    <wps:spPr>
-                      <a:xfrm>
-                        <a:off x="4818674" y="1078969"/>
-                        <a:ext cx="0" cy="81118"/>
-                      </a:xfrm>
-                      <a:prstGeom prst="line">
-                        <a:avLst/>
-                      </a:prstGeom>
-                      <a:ln w="3175" cap="flat" cmpd="sng" algn="ctr">
-                        <a:solidFill>
-                          <a:srgbClr val="2F5496"/>
-                        </a:solidFill>
-                        <a:prstDash val="solid"/>
-                        <a:tailEnd type="triangle" w="med" len="med"/>
-                      </a:ln>
-                    </wps:spPr>
-                    <wps:style>
-                      <a:lnRef idx="2">
-                        <a:schemeClr val="accent1"/>
-                      </a:lnRef>
-                      <a:fillRef idx="0">
-                        <a:schemeClr val="accent1"/>
-                      </a:fillRef>
-                      <a:effectRef idx="1">
-                        <a:schemeClr val="accent1"/>
-                      </a:effectRef>
-                      <a:fontRef idx="minor">
-                        <a:schemeClr val="tx1"/>
-                      </a:fontRef>
-                    </wps:style>
-                    <wps:bodyPr/>
-                  </wps:wsp>
-                  <wps:wsp>
-                    <wps:cNvPr id="184" name="ShapeFunctions--question"/>
+                    <wps:cNvPr id="185" name="ShapeFunctions--hexagon"/>
                     <wps:cNvCnPr>
                       <a:stCxn id="67" idx="1"/>
-                      <a:endCxn id="68" idx="3"/>
+                      <a:endCxn id="69" idx="3"/>
                     </wps:cNvCnPr>
                     <wps:spPr>
                       <a:xfrm>
-                        <a:off x="4291699" y="1201134"/>
-                        <a:ext cx="462862" cy="128030"/>
+                        <a:off x="4397173" y="1266985"/>
+                        <a:ext cx="337478" cy="135049"/>
                       </a:xfrm>
                       <a:custGeom>
                         <a:avLst/>
@@ -9973,15 +10045,15 @@
                         <a:cxnLst/>
                         <a:rect l="0" t="0" r="0" b="0"/>
                         <a:pathLst>
-                          <a:path w="462862" h="128030">
+                          <a:path w="337478" h="135049">
                             <a:moveTo>
-                              <a:pt x="462862" y="0"/>
+                              <a:pt x="337478" y="0"/>
                             </a:moveTo>
                             <a:lnTo>
-                              <a:pt x="0" y="71345"/>
+                              <a:pt x="0" y="75256"/>
                             </a:lnTo>
                             <a:lnTo>
-                              <a:pt x="54105" y="128030"/>
+                              <a:pt x="51133" y="135049"/>
                             </a:lnTo>
                           </a:path>
                         </a:pathLst>
@@ -10011,15 +10083,167 @@
                     <wps:bodyPr/>
                   </wps:wsp>
                   <wps:wsp>
-                    <wps:cNvPr id="185" name="ShapeFunctions--hexagon"/>
+                    <wps:cNvPr id="186" name="ShapeFunctions--rect_left_inv_arrow"/>
                     <wps:cNvCnPr>
                       <a:stCxn id="67" idx="1"/>
-                      <a:endCxn id="69" idx="3"/>
+                      <a:endCxn id="70" idx="3"/>
                     </wps:cNvCnPr>
                     <wps:spPr>
-                      <a:xfrm>
-                        <a:off x="4420550" y="1201134"/>
-                        <a:ext cx="334011" cy="128030"/>
+                      <a:xfrm flipH="1">
+                        <a:off x="4646570" y="1266985"/>
+                        <a:ext cx="88081" cy="135049"/>
+                      </a:xfrm>
+                      <a:prstGeom prst="line">
+                        <a:avLst/>
+                      </a:prstGeom>
+                      <a:ln w="3175" cap="flat" cmpd="sng" algn="ctr">
+                        <a:solidFill>
+                          <a:srgbClr val="2F5496"/>
+                        </a:solidFill>
+                        <a:prstDash val="solid"/>
+                        <a:tailEnd type="triangle" w="med" len="med"/>
+                      </a:ln>
+                    </wps:spPr>
+                    <wps:style>
+                      <a:lnRef idx="2">
+                        <a:schemeClr val="accent1"/>
+                      </a:lnRef>
+                      <a:fillRef idx="0">
+                        <a:schemeClr val="accent1"/>
+                      </a:fillRef>
+                      <a:effectRef idx="1">
+                        <a:schemeClr val="accent1"/>
+                      </a:effectRef>
+                      <a:fontRef idx="minor">
+                        <a:schemeClr val="tx1"/>
+                      </a:fontRef>
+                    </wps:style>
+                    <wps:bodyPr/>
+                  </wps:wsp>
+                  <wps:wsp>
+                    <wps:cNvPr id="187" name="ShapeFunctions--lean_right"/>
+                    <wps:cNvCnPr>
+                      <a:stCxn id="67" idx="2"/>
+                      <a:endCxn id="71" idx="0"/>
+                    </wps:cNvCnPr>
+                    <wps:spPr>
+                      <a:xfrm flipH="1">
+                        <a:off x="4731352" y="1310283"/>
+                        <a:ext cx="70927" cy="70102"/>
+                      </a:xfrm>
+                      <a:prstGeom prst="line">
+                        <a:avLst/>
+                      </a:prstGeom>
+                      <a:ln w="3175" cap="flat" cmpd="sng" algn="ctr">
+                        <a:solidFill>
+                          <a:srgbClr val="2F5496"/>
+                        </a:solidFill>
+                        <a:prstDash val="solid"/>
+                        <a:tailEnd type="triangle" w="med" len="med"/>
+                      </a:ln>
+                    </wps:spPr>
+                    <wps:style>
+                      <a:lnRef idx="2">
+                        <a:schemeClr val="accent1"/>
+                      </a:lnRef>
+                      <a:fillRef idx="0">
+                        <a:schemeClr val="accent1"/>
+                      </a:fillRef>
+                      <a:effectRef idx="1">
+                        <a:schemeClr val="accent1"/>
+                      </a:effectRef>
+                      <a:fontRef idx="minor">
+                        <a:schemeClr val="tx1"/>
+                      </a:fontRef>
+                    </wps:style>
+                    <wps:bodyPr/>
+                  </wps:wsp>
+                  <wps:wsp>
+                    <wps:cNvPr id="188" name="ShapeFunctions--lean_left"/>
+                    <wps:cNvCnPr>
+                      <a:stCxn id="67" idx="2"/>
+                      <a:endCxn id="72" idx="0"/>
+                    </wps:cNvCnPr>
+                    <wps:spPr>
+                      <a:xfrm>
+                        <a:off x="4802279" y="1310283"/>
+                        <a:ext cx="70926" cy="70102"/>
+                      </a:xfrm>
+                      <a:prstGeom prst="line">
+                        <a:avLst/>
+                      </a:prstGeom>
+                      <a:ln w="3175" cap="flat" cmpd="sng" algn="ctr">
+                        <a:solidFill>
+                          <a:srgbClr val="2F5496"/>
+                        </a:solidFill>
+                        <a:prstDash val="solid"/>
+                        <a:tailEnd type="triangle" w="med" len="med"/>
+                      </a:ln>
+                    </wps:spPr>
+                    <wps:style>
+                      <a:lnRef idx="2">
+                        <a:schemeClr val="accent1"/>
+                      </a:lnRef>
+                      <a:fillRef idx="0">
+                        <a:schemeClr val="accent1"/>
+                      </a:fillRef>
+                      <a:effectRef idx="1">
+                        <a:schemeClr val="accent1"/>
+                      </a:effectRef>
+                      <a:fontRef idx="minor">
+                        <a:schemeClr val="tx1"/>
+                      </a:fontRef>
+                    </wps:style>
+                    <wps:bodyPr/>
+                  </wps:wsp>
+                  <wps:wsp>
+                    <wps:cNvPr id="189" name="ShapeFunctions--insertPolygonShape"/>
+                    <wps:cNvCnPr>
+                      <a:stCxn id="67" idx="3"/>
+                      <a:endCxn id="73" idx="1"/>
+                    </wps:cNvCnPr>
+                    <wps:spPr>
+                      <a:xfrm>
+                        <a:off x="4869906" y="1266985"/>
+                        <a:ext cx="85112" cy="135049"/>
+                      </a:xfrm>
+                      <a:prstGeom prst="line">
+                        <a:avLst/>
+                      </a:prstGeom>
+                      <a:ln w="3175" cap="flat" cmpd="sng" algn="ctr">
+                        <a:solidFill>
+                          <a:srgbClr val="2F5496"/>
+                        </a:solidFill>
+                        <a:prstDash val="solid"/>
+                        <a:tailEnd type="triangle" w="med" len="med"/>
+                      </a:ln>
+                    </wps:spPr>
+                    <wps:style>
+                      <a:lnRef idx="2">
+                        <a:schemeClr val="accent1"/>
+                      </a:lnRef>
+                      <a:fillRef idx="0">
+                        <a:schemeClr val="accent1"/>
+                      </a:fillRef>
+                      <a:effectRef idx="1">
+                        <a:schemeClr val="accent1"/>
+                      </a:effectRef>
+                      <a:fontRef idx="minor">
+                        <a:schemeClr val="tx1"/>
+                      </a:fontRef>
+                    </wps:style>
+                    <wps:bodyPr/>
+                  </wps:wsp>
+                  <wps:wsp>
+                    <wps:cNvPr id="190" name="ShapeFunctions--intersectPolygon"/>
+                    <wps:cNvCnPr>
+                      <a:stCxn id="67" idx="3"/>
+                      <a:endCxn id="74" idx="1"/>
+                    </wps:cNvCnPr>
+                    <wps:spPr>
+                      <a:xfrm>
+                        <a:off x="4869906" y="1266985"/>
+                        <a:ext cx="351828" cy="135049"/>
                       </a:xfrm>
                       <a:custGeom>
                         <a:avLst/>
@@ -10028,15 +10252,15 @@
                         <a:cxnLst/>
                         <a:rect l="0" t="0" r="0" b="0"/>
                         <a:pathLst>
-                          <a:path w="334011" h="128030">
+                          <a:path w="351828" h="135049">
                             <a:moveTo>
-                              <a:pt x="334011" y="0"/>
+                              <a:pt x="0" y="0"/>
                             </a:moveTo>
                             <a:lnTo>
-                              <a:pt x="0" y="71345"/>
+                              <a:pt x="351828" y="75256"/>
                             </a:lnTo>
                             <a:lnTo>
-                              <a:pt x="51290" y="128030"/>
+                              <a:pt x="279417" y="135049"/>
                             </a:lnTo>
                           </a:path>
                         </a:pathLst>
@@ -10066,167 +10290,15 @@
                     <wps:bodyPr/>
                   </wps:wsp>
                   <wps:wsp>
-                    <wps:cNvPr id="186" name="ShapeFunctions--rect_left_inv_arrow"/>
-                    <wps:cNvCnPr>
-                      <a:stCxn id="67" idx="1"/>
-                      <a:endCxn id="70" idx="3"/>
-                    </wps:cNvCnPr>
-                    <wps:spPr>
-                      <a:xfrm flipH="1">
-                        <a:off x="4665429" y="1201134"/>
-                        <a:ext cx="89132" cy="128030"/>
-                      </a:xfrm>
-                      <a:prstGeom prst="line">
-                        <a:avLst/>
-                      </a:prstGeom>
-                      <a:ln w="3175" cap="flat" cmpd="sng" algn="ctr">
-                        <a:solidFill>
-                          <a:srgbClr val="2F5496"/>
-                        </a:solidFill>
-                        <a:prstDash val="solid"/>
-                        <a:tailEnd type="triangle" w="med" len="med"/>
-                      </a:ln>
-                    </wps:spPr>
-                    <wps:style>
-                      <a:lnRef idx="2">
-                        <a:schemeClr val="accent1"/>
-                      </a:lnRef>
-                      <a:fillRef idx="0">
-                        <a:schemeClr val="accent1"/>
-                      </a:fillRef>
-                      <a:effectRef idx="1">
-                        <a:schemeClr val="accent1"/>
-                      </a:effectRef>
-                      <a:fontRef idx="minor">
-                        <a:schemeClr val="tx1"/>
-                      </a:fontRef>
-                    </wps:style>
-                    <wps:bodyPr/>
-                  </wps:wsp>
-                  <wps:wsp>
-                    <wps:cNvPr id="187" name="ShapeFunctions--lean_right"/>
-                    <wps:cNvCnPr>
-                      <a:stCxn id="67" idx="2"/>
-                      <a:endCxn id="71" idx="0"/>
-                    </wps:cNvCnPr>
-                    <wps:spPr>
-                      <a:xfrm flipH="1">
-                        <a:off x="4748619" y="1242182"/>
-                        <a:ext cx="70055" cy="66458"/>
-                      </a:xfrm>
-                      <a:prstGeom prst="line">
-                        <a:avLst/>
-                      </a:prstGeom>
-                      <a:ln w="3175" cap="flat" cmpd="sng" algn="ctr">
-                        <a:solidFill>
-                          <a:srgbClr val="2F5496"/>
-                        </a:solidFill>
-                        <a:prstDash val="solid"/>
-                        <a:tailEnd type="triangle" w="med" len="med"/>
-                      </a:ln>
-                    </wps:spPr>
-                    <wps:style>
-                      <a:lnRef idx="2">
-                        <a:schemeClr val="accent1"/>
-                      </a:lnRef>
-                      <a:fillRef idx="0">
-                        <a:schemeClr val="accent1"/>
-                      </a:fillRef>
-                      <a:effectRef idx="1">
-                        <a:schemeClr val="accent1"/>
-                      </a:effectRef>
-                      <a:fontRef idx="minor">
-                        <a:schemeClr val="tx1"/>
-                      </a:fontRef>
-                    </wps:style>
-                    <wps:bodyPr/>
-                  </wps:wsp>
-                  <wps:wsp>
-                    <wps:cNvPr id="188" name="ShapeFunctions--lean_left"/>
-                    <wps:cNvCnPr>
-                      <a:stCxn id="67" idx="2"/>
-                      <a:endCxn id="72" idx="0"/>
-                    </wps:cNvCnPr>
-                    <wps:spPr>
-                      <a:xfrm>
-                        <a:off x="4818674" y="1242182"/>
-                        <a:ext cx="70054" cy="66458"/>
-                      </a:xfrm>
-                      <a:prstGeom prst="line">
-                        <a:avLst/>
-                      </a:prstGeom>
-                      <a:ln w="3175" cap="flat" cmpd="sng" algn="ctr">
-                        <a:solidFill>
-                          <a:srgbClr val="2F5496"/>
-                        </a:solidFill>
-                        <a:prstDash val="solid"/>
-                        <a:tailEnd type="triangle" w="med" len="med"/>
-                      </a:ln>
-                    </wps:spPr>
-                    <wps:style>
-                      <a:lnRef idx="2">
-                        <a:schemeClr val="accent1"/>
-                      </a:lnRef>
-                      <a:fillRef idx="0">
-                        <a:schemeClr val="accent1"/>
-                      </a:fillRef>
-                      <a:effectRef idx="1">
-                        <a:schemeClr val="accent1"/>
-                      </a:effectRef>
-                      <a:fontRef idx="minor">
-                        <a:schemeClr val="tx1"/>
-                      </a:fontRef>
-                    </wps:style>
-                    <wps:bodyPr/>
-                  </wps:wsp>
-                  <wps:wsp>
-                    <wps:cNvPr id="189" name="ShapeFunctions--insertPolygonShape"/>
+                    <wps:cNvPr id="191" name="ShapeFunctions--intersectRect"/>
                     <wps:cNvCnPr>
                       <a:stCxn id="67" idx="3"/>
-                      <a:endCxn id="73" idx="1"/>
+                      <a:endCxn id="75" idx="1"/>
                     </wps:cNvCnPr>
                     <wps:spPr>
                       <a:xfrm>
-                        <a:off x="4882786" y="1201134"/>
-                        <a:ext cx="86318" cy="128030"/>
-                      </a:xfrm>
-                      <a:prstGeom prst="line">
-                        <a:avLst/>
-                      </a:prstGeom>
-                      <a:ln w="3175" cap="flat" cmpd="sng" algn="ctr">
-                        <a:solidFill>
-                          <a:srgbClr val="2F5496"/>
-                        </a:solidFill>
-                        <a:prstDash val="solid"/>
-                        <a:tailEnd type="triangle" w="med" len="med"/>
-                      </a:ln>
-                    </wps:spPr>
-                    <wps:style>
-                      <a:lnRef idx="2">
-                        <a:schemeClr val="accent1"/>
-                      </a:lnRef>
-                      <a:fillRef idx="0">
-                        <a:schemeClr val="accent1"/>
-                      </a:fillRef>
-                      <a:effectRef idx="1">
-                        <a:schemeClr val="accent1"/>
-                      </a:effectRef>
-                      <a:fontRef idx="minor">
-                        <a:schemeClr val="tx1"/>
-                      </a:fontRef>
-                    </wps:style>
-                    <wps:bodyPr/>
-                  </wps:wsp>
-                  <wps:wsp>
-                    <wps:cNvPr id="190" name="ShapeFunctions--intersectPolygon"/>
-                    <wps:cNvCnPr>
-                      <a:stCxn id="67" idx="3"/>
-                      <a:endCxn id="74" idx="1"/>
-                    </wps:cNvCnPr>
-                    <wps:spPr>
-                      <a:xfrm>
-                        <a:off x="4882786" y="1201134"/>
-                        <a:ext cx="347616" cy="128030"/>
+                        <a:off x="4869906" y="1266985"/>
+                        <a:ext cx="512485" cy="135049"/>
                       </a:xfrm>
                       <a:custGeom>
                         <a:avLst/>
@@ -10235,15 +10307,15 @@
                         <a:cxnLst/>
                         <a:rect l="0" t="0" r="0" b="0"/>
                         <a:pathLst>
-                          <a:path w="347616" h="128030">
+                          <a:path w="512485" h="135049">
                             <a:moveTo>
                               <a:pt x="0" y="0"/>
                             </a:moveTo>
                             <a:lnTo>
-                              <a:pt x="347616" y="71345"/>
+                              <a:pt x="512485" y="75256"/>
                             </a:lnTo>
                             <a:lnTo>
-                              <a:pt x="276154" y="128030"/>
+                              <a:pt x="448981" y="135049"/>
                             </a:lnTo>
                           </a:path>
                         </a:pathLst>
@@ -10273,15 +10345,357 @@
                     <wps:bodyPr/>
                   </wps:wsp>
                   <wps:wsp>
-                    <wps:cNvPr id="191" name="ShapeFunctions--intersectRect"/>
+                    <wps:cNvPr id="192" name="Styles--stylesTS"/>
                     <wps:cNvCnPr>
-                      <a:stCxn id="67" idx="3"/>
-                      <a:endCxn id="75" idx="1"/>
+                      <a:stCxn id="13" idx="2"/>
+                      <a:endCxn id="76" idx="0"/>
                     </wps:cNvCnPr>
                     <wps:spPr>
                       <a:xfrm>
-                        <a:off x="4882786" y="1201134"/>
-                        <a:ext cx="505552" cy="128030"/>
+                        <a:off x="4901312" y="358756"/>
+                        <a:ext cx="0" cy="45360"/>
+                      </a:xfrm>
+                      <a:prstGeom prst="line">
+                        <a:avLst/>
+                      </a:prstGeom>
+                      <a:ln w="3175" cap="flat" cmpd="sng" algn="ctr">
+                        <a:solidFill>
+                          <a:srgbClr val="2F5496"/>
+                        </a:solidFill>
+                        <a:prstDash val="solid"/>
+                        <a:tailEnd type="triangle" w="med" len="med"/>
+                      </a:ln>
+                    </wps:spPr>
+                    <wps:style>
+                      <a:lnRef idx="2">
+                        <a:schemeClr val="accent1"/>
+                      </a:lnRef>
+                      <a:fillRef idx="0">
+                        <a:schemeClr val="accent1"/>
+                      </a:fillRef>
+                      <a:effectRef idx="1">
+                        <a:schemeClr val="accent1"/>
+                      </a:effectRef>
+                      <a:fontRef idx="minor">
+                        <a:schemeClr val="tx1"/>
+                      </a:fontRef>
+                    </wps:style>
+                    <wps:bodyPr/>
+                  </wps:wsp>
+                  <wps:wsp>
+                    <wps:cNvPr id="193" name="stylesTS--StyleOptions"/>
+                    <wps:cNvCnPr>
+                      <a:stCxn id="76" idx="2"/>
+                      <a:endCxn id="77" idx="0"/>
+                    </wps:cNvCnPr>
+                    <wps:spPr>
+                      <a:xfrm>
+                        <a:off x="4901312" y="435043"/>
+                        <a:ext cx="0" cy="51545"/>
+                      </a:xfrm>
+                      <a:prstGeom prst="line">
+                        <a:avLst/>
+                      </a:prstGeom>
+                      <a:ln w="3175" cap="flat" cmpd="sng" algn="ctr">
+                        <a:solidFill>
+                          <a:srgbClr val="2F5496"/>
+                        </a:solidFill>
+                        <a:prstDash val="solid"/>
+                        <a:tailEnd type="triangle" w="med" len="med"/>
+                      </a:ln>
+                    </wps:spPr>
+                    <wps:style>
+                      <a:lnRef idx="2">
+                        <a:schemeClr val="accent1"/>
+                      </a:lnRef>
+                      <a:fillRef idx="0">
+                        <a:schemeClr val="accent1"/>
+                      </a:fillRef>
+                      <a:effectRef idx="1">
+                        <a:schemeClr val="accent1"/>
+                      </a:effectRef>
+                      <a:fontRef idx="minor">
+                        <a:schemeClr val="tx1"/>
+                      </a:fontRef>
+                    </wps:style>
+                    <wps:bodyPr/>
+                  </wps:wsp>
+                  <wps:wsp>
+                    <wps:cNvPr id="194" name="StyleOptions--GenerateCSS"/>
+                    <wps:cNvCnPr>
+                      <a:stCxn id="77" idx="2"/>
+                      <a:endCxn id="78" idx="0"/>
+                    </wps:cNvCnPr>
+                    <wps:spPr>
+                      <a:xfrm>
+                        <a:off x="4901312" y="591741"/>
+                        <a:ext cx="0" cy="39174"/>
+                      </a:xfrm>
+                      <a:prstGeom prst="line">
+                        <a:avLst/>
+                      </a:prstGeom>
+                      <a:ln w="3175" cap="flat" cmpd="sng" algn="ctr">
+                        <a:solidFill>
+                          <a:srgbClr val="2F5496"/>
+                        </a:solidFill>
+                        <a:prstDash val="solid"/>
+                        <a:tailEnd type="triangle" w="med" len="med"/>
+                      </a:ln>
+                    </wps:spPr>
+                    <wps:style>
+                      <a:lnRef idx="2">
+                        <a:schemeClr val="accent1"/>
+                      </a:lnRef>
+                      <a:fillRef idx="0">
+                        <a:schemeClr val="accent1"/>
+                      </a:fillRef>
+                      <a:effectRef idx="1">
+                        <a:schemeClr val="accent1"/>
+                      </a:effectRef>
+                      <a:fontRef idx="minor">
+                        <a:schemeClr val="tx1"/>
+                      </a:fontRef>
+                    </wps:style>
+                    <wps:bodyPr/>
+                  </wps:wsp>
+                  <wps:wsp>
+                    <wps:cNvPr id="195" name="GenerateCSS--GetIconStyles"/>
+                    <wps:cNvCnPr>
+                      <a:stCxn id="78" idx="2"/>
+                      <a:endCxn id="79" idx="0"/>
+                    </wps:cNvCnPr>
+                    <wps:spPr>
+                      <a:xfrm>
+                        <a:off x="4901312" y="748439"/>
+                        <a:ext cx="0" cy="76287"/>
+                      </a:xfrm>
+                      <a:prstGeom prst="line">
+                        <a:avLst/>
+                      </a:prstGeom>
+                      <a:ln w="3175" cap="flat" cmpd="sng" algn="ctr">
+                        <a:solidFill>
+                          <a:srgbClr val="2F5496"/>
+                        </a:solidFill>
+                        <a:prstDash val="solid"/>
+                        <a:tailEnd type="triangle" w="med" len="med"/>
+                      </a:ln>
+                    </wps:spPr>
+                    <wps:style>
+                      <a:lnRef idx="2">
+                        <a:schemeClr val="accent1"/>
+                      </a:lnRef>
+                      <a:fillRef idx="0">
+                        <a:schemeClr val="accent1"/>
+                      </a:fillRef>
+                      <a:effectRef idx="1">
+                        <a:schemeClr val="accent1"/>
+                      </a:effectRef>
+                      <a:fontRef idx="minor">
+                        <a:schemeClr val="tx1"/>
+                      </a:fontRef>
+                    </wps:style>
+                    <wps:bodyPr/>
+                  </wps:wsp>
+                  <wps:wsp>
+                    <wps:cNvPr id="196" name="Parser--TypeSystem"/>
+                    <wps:cNvCnPr>
+                      <a:stCxn id="10" idx="3"/>
+                      <a:endCxn id="80" idx="1"/>
+                    </wps:cNvCnPr>
+                    <wps:spPr>
+                      <a:xfrm>
+                        <a:off x="1011196" y="337107"/>
+                        <a:ext cx="41533" cy="82472"/>
+                      </a:xfrm>
+                      <a:prstGeom prst="line">
+                        <a:avLst/>
+                      </a:prstGeom>
+                      <a:ln w="3175" cap="flat" cmpd="sng" algn="ctr">
+                        <a:solidFill>
+                          <a:srgbClr val="2F5496"/>
+                        </a:solidFill>
+                        <a:prstDash val="solid"/>
+                        <a:tailEnd type="triangle" w="med" len="med"/>
+                      </a:ln>
+                    </wps:spPr>
+                    <wps:style>
+                      <a:lnRef idx="2">
+                        <a:schemeClr val="accent1"/>
+                      </a:lnRef>
+                      <a:fillRef idx="0">
+                        <a:schemeClr val="accent1"/>
+                      </a:fillRef>
+                      <a:effectRef idx="1">
+                        <a:schemeClr val="accent1"/>
+                      </a:effectRef>
+                      <a:fontRef idx="minor">
+                        <a:schemeClr val="tx1"/>
+                      </a:fontRef>
+                    </wps:style>
+                    <wps:bodyPr/>
+                  </wps:wsp>
+                  <wps:wsp>
+                    <wps:cNvPr id="197" name="TypeSystem--FlowVertex"/>
+                    <wps:cNvCnPr>
+                      <a:stCxn id="80" idx="2"/>
+                      <a:endCxn id="81" idx="0"/>
+                    </wps:cNvCnPr>
+                    <wps:spPr>
+                      <a:xfrm flipH="1">
+                        <a:off x="1016441" y="441228"/>
+                        <a:ext cx="93854" cy="76287"/>
+                      </a:xfrm>
+                      <a:prstGeom prst="line">
+                        <a:avLst/>
+                      </a:prstGeom>
+                      <a:ln w="3175" cap="flat" cmpd="sng" algn="ctr">
+                        <a:solidFill>
+                          <a:srgbClr val="2F5496"/>
+                        </a:solidFill>
+                        <a:prstDash val="solid"/>
+                        <a:tailEnd type="triangle" w="med" len="med"/>
+                      </a:ln>
+                    </wps:spPr>
+                    <wps:style>
+                      <a:lnRef idx="2">
+                        <a:schemeClr val="accent1"/>
+                      </a:lnRef>
+                      <a:fillRef idx="0">
+                        <a:schemeClr val="accent1"/>
+                      </a:fillRef>
+                      <a:effectRef idx="1">
+                        <a:schemeClr val="accent1"/>
+                      </a:effectRef>
+                      <a:fontRef idx="minor">
+                        <a:schemeClr val="tx1"/>
+                      </a:fontRef>
+                    </wps:style>
+                    <wps:bodyPr/>
+                  </wps:wsp>
+                  <wps:wsp>
+                    <wps:cNvPr id="198" name="TypeSystem--FlowEdge"/>
+                    <wps:cNvCnPr>
+                      <a:stCxn id="80" idx="2"/>
+                      <a:endCxn id="82" idx="0"/>
+                    </wps:cNvCnPr>
+                    <wps:spPr>
+                      <a:xfrm>
+                        <a:off x="1110295" y="441228"/>
+                        <a:ext cx="1485" cy="76287"/>
+                      </a:xfrm>
+                      <a:prstGeom prst="line">
+                        <a:avLst/>
+                      </a:prstGeom>
+                      <a:ln w="3175" cap="flat" cmpd="sng" algn="ctr">
+                        <a:solidFill>
+                          <a:srgbClr val="2F5496"/>
+                        </a:solidFill>
+                        <a:prstDash val="solid"/>
+                        <a:tailEnd type="triangle" w="med" len="med"/>
+                      </a:ln>
+                    </wps:spPr>
+                    <wps:style>
+                      <a:lnRef idx="2">
+                        <a:schemeClr val="accent1"/>
+                      </a:lnRef>
+                      <a:fillRef idx="0">
+                        <a:schemeClr val="accent1"/>
+                      </a:fillRef>
+                      <a:effectRef idx="1">
+                        <a:schemeClr val="accent1"/>
+                      </a:effectRef>
+                      <a:fontRef idx="minor">
+                        <a:schemeClr val="tx1"/>
+                      </a:fontRef>
+                    </wps:style>
+                    <wps:bodyPr/>
+                  </wps:wsp>
+                  <wps:wsp>
+                    <wps:cNvPr id="199" name="TypeSystem--FlowClass"/>
+                    <wps:cNvCnPr>
+                      <a:stCxn id="80" idx="2"/>
+                      <a:endCxn id="83" idx="0"/>
+                    </wps:cNvCnPr>
+                    <wps:spPr>
+                      <a:xfrm>
+                        <a:off x="1110295" y="441228"/>
+                        <a:ext cx="93854" cy="76287"/>
+                      </a:xfrm>
+                      <a:prstGeom prst="line">
+                        <a:avLst/>
+                      </a:prstGeom>
+                      <a:ln w="3175" cap="flat" cmpd="sng" algn="ctr">
+                        <a:solidFill>
+                          <a:srgbClr val="2F5496"/>
+                        </a:solidFill>
+                        <a:prstDash val="solid"/>
+                        <a:tailEnd type="triangle" w="med" len="med"/>
+                      </a:ln>
+                    </wps:spPr>
+                    <wps:style>
+                      <a:lnRef idx="2">
+                        <a:schemeClr val="accent1"/>
+                      </a:lnRef>
+                      <a:fillRef idx="0">
+                        <a:schemeClr val="accent1"/>
+                      </a:fillRef>
+                      <a:effectRef idx="1">
+                        <a:schemeClr val="accent1"/>
+                      </a:effectRef>
+                      <a:fontRef idx="minor">
+                        <a:schemeClr val="tx1"/>
+                      </a:fontRef>
+                    </wps:style>
+                    <wps:bodyPr/>
+                  </wps:wsp>
+                  <wps:wsp>
+                    <wps:cNvPr id="200" name="TypeSystem--FlowSubGraph"/>
+                    <wps:cNvCnPr>
+                      <a:stCxn id="80" idx="3"/>
+                      <a:endCxn id="84" idx="1"/>
+                    </wps:cNvCnPr>
+                    <wps:spPr>
+                      <a:xfrm>
+                        <a:off x="1167861" y="419579"/>
+                        <a:ext cx="95338" cy="119585"/>
+                      </a:xfrm>
+                      <a:prstGeom prst="line">
+                        <a:avLst/>
+                      </a:prstGeom>
+                      <a:ln w="3175" cap="flat" cmpd="sng" algn="ctr">
+                        <a:solidFill>
+                          <a:srgbClr val="2F5496"/>
+                        </a:solidFill>
+                        <a:prstDash val="solid"/>
+                        <a:tailEnd type="triangle" w="med" len="med"/>
+                      </a:ln>
+                    </wps:spPr>
+                    <wps:style>
+                      <a:lnRef idx="2">
+                        <a:schemeClr val="accent1"/>
+                      </a:lnRef>
+                      <a:fillRef idx="0">
+                        <a:schemeClr val="accent1"/>
+                      </a:fillRef>
+                      <a:effectRef idx="1">
+                        <a:schemeClr val="accent1"/>
+                      </a:effectRef>
+                      <a:fontRef idx="minor">
+                        <a:schemeClr val="tx1"/>
+                      </a:fontRef>
+                    </wps:style>
+                    <wps:bodyPr/>
+                  </wps:wsp>
+                  <wps:wsp>
+                    <wps:cNvPr id="201" name="TypeSystem--FlowVertexTypeParam"/>
+                    <wps:cNvCnPr>
+                      <a:stCxn id="80" idx="3"/>
+                      <a:endCxn id="85" idx="1"/>
+                    </wps:cNvCnPr>
+                    <wps:spPr>
+                      <a:xfrm>
+                        <a:off x="1167861" y="419579"/>
+                        <a:ext cx="302674" cy="119585"/>
                       </a:xfrm>
                       <a:custGeom>
                         <a:avLst/>
@@ -10290,15 +10704,15 @@
                         <a:cxnLst/>
                         <a:rect l="0" t="0" r="0" b="0"/>
                         <a:pathLst>
-                          <a:path w="505552" h="128030">
+                          <a:path w="302674" h="119585">
                             <a:moveTo>
                               <a:pt x="0" y="0"/>
                             </a:moveTo>
                             <a:lnTo>
-                              <a:pt x="505552" y="71345"/>
+                              <a:pt x="302674" y="44329"/>
                             </a:lnTo>
                             <a:lnTo>
-                              <a:pt x="442534" y="128030"/>
+                              <a:pt x="207501" y="119585"/>
                             </a:lnTo>
                           </a:path>
                         </a:pathLst>
@@ -10328,15 +10742,15 @@
                     <wps:bodyPr/>
                   </wps:wsp>
                   <wps:wsp>
-                    <wps:cNvPr id="192" name="Styles--stylesTS"/>
+                    <wps:cNvPr id="202" name="DBMethods--UtilityFunctions"/>
                     <wps:cNvCnPr>
-                      <a:stCxn id="13" idx="2"/>
-                      <a:endCxn id="76" idx="0"/>
+                      <a:stCxn id="26" idx="3"/>
+                      <a:endCxn id="86" idx="1"/>
                     </wps:cNvCnPr>
                     <wps:spPr>
                       <a:xfrm>
-                        <a:off x="4947743" y="340110"/>
-                        <a:ext cx="0" cy="43002"/>
+                        <a:off x="1709211" y="689677"/>
+                        <a:ext cx="1266894" cy="150512"/>
                       </a:xfrm>
                       <a:prstGeom prst="line">
                         <a:avLst/>
@@ -10366,319 +10780,15 @@
                     <wps:bodyPr/>
                   </wps:wsp>
                   <wps:wsp>
-                    <wps:cNvPr id="193" name="stylesTS--StyleOptions"/>
+                    <wps:cNvPr id="203" name="UtilityFunctions--lookUpDomId"/>
                     <wps:cNvCnPr>
-                      <a:stCxn id="76" idx="2"/>
-                      <a:endCxn id="77" idx="0"/>
+                      <a:stCxn id="86" idx="1"/>
+                      <a:endCxn id="87" idx="3"/>
                     </wps:cNvCnPr>
                     <wps:spPr>
                       <a:xfrm>
-                        <a:off x="4947743" y="412432"/>
-                        <a:ext cx="0" cy="48866"/>
-                      </a:xfrm>
-                      <a:prstGeom prst="line">
-                        <a:avLst/>
-                      </a:prstGeom>
-                      <a:ln w="3175" cap="flat" cmpd="sng" algn="ctr">
-                        <a:solidFill>
-                          <a:srgbClr val="2F5496"/>
-                        </a:solidFill>
-                        <a:prstDash val="solid"/>
-                        <a:tailEnd type="triangle" w="med" len="med"/>
-                      </a:ln>
-                    </wps:spPr>
-                    <wps:style>
-                      <a:lnRef idx="2">
-                        <a:schemeClr val="accent1"/>
-                      </a:lnRef>
-                      <a:fillRef idx="0">
-                        <a:schemeClr val="accent1"/>
-                      </a:fillRef>
-                      <a:effectRef idx="1">
-                        <a:schemeClr val="accent1"/>
-                      </a:effectRef>
-                      <a:fontRef idx="minor">
-                        <a:schemeClr val="tx1"/>
-                      </a:fontRef>
-                    </wps:style>
-                    <wps:bodyPr/>
-                  </wps:wsp>
-                  <wps:wsp>
-                    <wps:cNvPr id="194" name="StyleOptions--GenerateCSS"/>
-                    <wps:cNvCnPr>
-                      <a:stCxn id="77" idx="2"/>
-                      <a:endCxn id="78" idx="0"/>
-                    </wps:cNvCnPr>
-                    <wps:spPr>
-                      <a:xfrm>
-                        <a:off x="4947743" y="560985"/>
-                        <a:ext cx="0" cy="37139"/>
-                      </a:xfrm>
-                      <a:prstGeom prst="line">
-                        <a:avLst/>
-                      </a:prstGeom>
-                      <a:ln w="3175" cap="flat" cmpd="sng" algn="ctr">
-                        <a:solidFill>
-                          <a:srgbClr val="2F5496"/>
-                        </a:solidFill>
-                        <a:prstDash val="solid"/>
-                        <a:tailEnd type="triangle" w="med" len="med"/>
-                      </a:ln>
-                    </wps:spPr>
-                    <wps:style>
-                      <a:lnRef idx="2">
-                        <a:schemeClr val="accent1"/>
-                      </a:lnRef>
-                      <a:fillRef idx="0">
-                        <a:schemeClr val="accent1"/>
-                      </a:fillRef>
-                      <a:effectRef idx="1">
-                        <a:schemeClr val="accent1"/>
-                      </a:effectRef>
-                      <a:fontRef idx="minor">
-                        <a:schemeClr val="tx1"/>
-                      </a:fontRef>
-                    </wps:style>
-                    <wps:bodyPr/>
-                  </wps:wsp>
-                  <wps:wsp>
-                    <wps:cNvPr id="195" name="GenerateCSS--GetIconStyles"/>
-                    <wps:cNvCnPr>
-                      <a:stCxn id="78" idx="2"/>
-                      <a:endCxn id="79" idx="0"/>
-                    </wps:cNvCnPr>
-                    <wps:spPr>
-                      <a:xfrm>
-                        <a:off x="4947743" y="709539"/>
-                        <a:ext cx="0" cy="72322"/>
-                      </a:xfrm>
-                      <a:prstGeom prst="line">
-                        <a:avLst/>
-                      </a:prstGeom>
-                      <a:ln w="3175" cap="flat" cmpd="sng" algn="ctr">
-                        <a:solidFill>
-                          <a:srgbClr val="2F5496"/>
-                        </a:solidFill>
-                        <a:prstDash val="solid"/>
-                        <a:tailEnd type="triangle" w="med" len="med"/>
-                      </a:ln>
-                    </wps:spPr>
-                    <wps:style>
-                      <a:lnRef idx="2">
-                        <a:schemeClr val="accent1"/>
-                      </a:lnRef>
-                      <a:fillRef idx="0">
-                        <a:schemeClr val="accent1"/>
-                      </a:fillRef>
-                      <a:effectRef idx="1">
-                        <a:schemeClr val="accent1"/>
-                      </a:effectRef>
-                      <a:fontRef idx="minor">
-                        <a:schemeClr val="tx1"/>
-                      </a:fontRef>
-                    </wps:style>
-                    <wps:bodyPr/>
-                  </wps:wsp>
-                  <wps:wsp>
-                    <wps:cNvPr id="196" name="Parser--TypeSystem"/>
-                    <wps:cNvCnPr>
-                      <a:stCxn id="10" idx="3"/>
-                      <a:endCxn id="80" idx="1"/>
-                    </wps:cNvCnPr>
-                    <wps:spPr>
-                      <a:xfrm>
-                        <a:off x="985380" y="319586"/>
-                        <a:ext cx="18968" cy="78186"/>
-                      </a:xfrm>
-                      <a:prstGeom prst="line">
-                        <a:avLst/>
-                      </a:prstGeom>
-                      <a:ln w="3175" cap="flat" cmpd="sng" algn="ctr">
-                        <a:solidFill>
-                          <a:srgbClr val="2F5496"/>
-                        </a:solidFill>
-                        <a:prstDash val="solid"/>
-                        <a:tailEnd type="triangle" w="med" len="med"/>
-                      </a:ln>
-                    </wps:spPr>
-                    <wps:style>
-                      <a:lnRef idx="2">
-                        <a:schemeClr val="accent1"/>
-                      </a:lnRef>
-                      <a:fillRef idx="0">
-                        <a:schemeClr val="accent1"/>
-                      </a:fillRef>
-                      <a:effectRef idx="1">
-                        <a:schemeClr val="accent1"/>
-                      </a:effectRef>
-                      <a:fontRef idx="minor">
-                        <a:schemeClr val="tx1"/>
-                      </a:fontRef>
-                    </wps:style>
-                    <wps:bodyPr/>
-                  </wps:wsp>
-                  <wps:wsp>
-                    <wps:cNvPr id="197" name="TypeSystem--FlowVertex"/>
-                    <wps:cNvCnPr>
-                      <a:stCxn id="80" idx="2"/>
-                      <a:endCxn id="81" idx="0"/>
-                    </wps:cNvCnPr>
-                    <wps:spPr>
-                      <a:xfrm flipH="1">
-                        <a:off x="967131" y="418296"/>
-                        <a:ext cx="94605" cy="72322"/>
-                      </a:xfrm>
-                      <a:prstGeom prst="line">
-                        <a:avLst/>
-                      </a:prstGeom>
-                      <a:ln w="3175" cap="flat" cmpd="sng" algn="ctr">
-                        <a:solidFill>
-                          <a:srgbClr val="2F5496"/>
-                        </a:solidFill>
-                        <a:prstDash val="solid"/>
-                        <a:tailEnd type="triangle" w="med" len="med"/>
-                      </a:ln>
-                    </wps:spPr>
-                    <wps:style>
-                      <a:lnRef idx="2">
-                        <a:schemeClr val="accent1"/>
-                      </a:lnRef>
-                      <a:fillRef idx="0">
-                        <a:schemeClr val="accent1"/>
-                      </a:fillRef>
-                      <a:effectRef idx="1">
-                        <a:schemeClr val="accent1"/>
-                      </a:effectRef>
-                      <a:fontRef idx="minor">
-                        <a:schemeClr val="tx1"/>
-                      </a:fontRef>
-                    </wps:style>
-                    <wps:bodyPr/>
-                  </wps:wsp>
-                  <wps:wsp>
-                    <wps:cNvPr id="198" name="TypeSystem--FlowEdge"/>
-                    <wps:cNvCnPr>
-                      <a:stCxn id="80" idx="2"/>
-                      <a:endCxn id="82" idx="0"/>
-                    </wps:cNvCnPr>
-                    <wps:spPr>
-                      <a:xfrm>
-                        <a:off x="1061736" y="418296"/>
-                        <a:ext cx="1408" cy="72322"/>
-                      </a:xfrm>
-                      <a:prstGeom prst="line">
-                        <a:avLst/>
-                      </a:prstGeom>
-                      <a:ln w="3175" cap="flat" cmpd="sng" algn="ctr">
-                        <a:solidFill>
-                          <a:srgbClr val="2F5496"/>
-                        </a:solidFill>
-                        <a:prstDash val="solid"/>
-                        <a:tailEnd type="triangle" w="med" len="med"/>
-                      </a:ln>
-                    </wps:spPr>
-                    <wps:style>
-                      <a:lnRef idx="2">
-                        <a:schemeClr val="accent1"/>
-                      </a:lnRef>
-                      <a:fillRef idx="0">
-                        <a:schemeClr val="accent1"/>
-                      </a:fillRef>
-                      <a:effectRef idx="1">
-                        <a:schemeClr val="accent1"/>
-                      </a:effectRef>
-                      <a:fontRef idx="minor">
-                        <a:schemeClr val="tx1"/>
-                      </a:fontRef>
-                    </wps:style>
-                    <wps:bodyPr/>
-                  </wps:wsp>
-                  <wps:wsp>
-                    <wps:cNvPr id="199" name="TypeSystem--FlowClass"/>
-                    <wps:cNvCnPr>
-                      <a:stCxn id="80" idx="2"/>
-                      <a:endCxn id="83" idx="0"/>
-                    </wps:cNvCnPr>
-                    <wps:spPr>
-                      <a:xfrm>
-                        <a:off x="1061736" y="418296"/>
-                        <a:ext cx="94606" cy="72322"/>
-                      </a:xfrm>
-                      <a:prstGeom prst="line">
-                        <a:avLst/>
-                      </a:prstGeom>
-                      <a:ln w="3175" cap="flat" cmpd="sng" algn="ctr">
-                        <a:solidFill>
-                          <a:srgbClr val="2F5496"/>
-                        </a:solidFill>
-                        <a:prstDash val="solid"/>
-                        <a:tailEnd type="triangle" w="med" len="med"/>
-                      </a:ln>
-                    </wps:spPr>
-                    <wps:style>
-                      <a:lnRef idx="2">
-                        <a:schemeClr val="accent1"/>
-                      </a:lnRef>
-                      <a:fillRef idx="0">
-                        <a:schemeClr val="accent1"/>
-                      </a:fillRef>
-                      <a:effectRef idx="1">
-                        <a:schemeClr val="accent1"/>
-                      </a:effectRef>
-                      <a:fontRef idx="minor">
-                        <a:schemeClr val="tx1"/>
-                      </a:fontRef>
-                    </wps:style>
-                    <wps:bodyPr/>
-                  </wps:wsp>
-                  <wps:wsp>
-                    <wps:cNvPr id="200" name="TypeSystem--FlowSubGraph"/>
-                    <wps:cNvCnPr>
-                      <a:stCxn id="80" idx="3"/>
-                      <a:endCxn id="84" idx="1"/>
-                    </wps:cNvCnPr>
-                    <wps:spPr>
-                      <a:xfrm>
-                        <a:off x="1119125" y="397772"/>
-                        <a:ext cx="96013" cy="113370"/>
-                      </a:xfrm>
-                      <a:prstGeom prst="line">
-                        <a:avLst/>
-                      </a:prstGeom>
-                      <a:ln w="3175" cap="flat" cmpd="sng" algn="ctr">
-                        <a:solidFill>
-                          <a:srgbClr val="2F5496"/>
-                        </a:solidFill>
-                        <a:prstDash val="solid"/>
-                        <a:tailEnd type="triangle" w="med" len="med"/>
-                      </a:ln>
-                    </wps:spPr>
-                    <wps:style>
-                      <a:lnRef idx="2">
-                        <a:schemeClr val="accent1"/>
-                      </a:lnRef>
-                      <a:fillRef idx="0">
-                        <a:schemeClr val="accent1"/>
-                      </a:fillRef>
-                      <a:effectRef idx="1">
-                        <a:schemeClr val="accent1"/>
-                      </a:effectRef>
-                      <a:fontRef idx="minor">
-                        <a:schemeClr val="tx1"/>
-                      </a:fontRef>
-                    </wps:style>
-                    <wps:bodyPr/>
-                  </wps:wsp>
-                  <wps:wsp>
-                    <wps:cNvPr id="201" name="TypeSystem--FlowVertexTypeParam"/>
-                    <wps:cNvCnPr>
-                      <a:stCxn id="80" idx="3"/>
-                      <a:endCxn id="85" idx="1"/>
-                    </wps:cNvCnPr>
-                    <wps:spPr>
-                      <a:xfrm>
-                        <a:off x="1119125" y="397772"/>
-                        <a:ext cx="301017" cy="113370"/>
+                        <a:off x="2634834" y="840189"/>
+                        <a:ext cx="341271" cy="138142"/>
                       </a:xfrm>
                       <a:custGeom>
                         <a:avLst/>
@@ -10687,15 +10797,15 @@
                         <a:cxnLst/>
                         <a:rect l="0" t="0" r="0" b="0"/>
                         <a:pathLst>
-                          <a:path w="301017" h="113370">
+                          <a:path w="341271" h="138142">
                             <a:moveTo>
-                              <a:pt x="0" y="0"/>
+                              <a:pt x="341271" y="0"/>
                             </a:moveTo>
                             <a:lnTo>
-                              <a:pt x="301017" y="42025"/>
+                              <a:pt x="0" y="75256"/>
                             </a:lnTo>
                             <a:lnTo>
-                              <a:pt x="207975" y="113370"/>
+                              <a:pt x="52617" y="138142"/>
                             </a:lnTo>
                           </a:path>
                         </a:pathLst>
@@ -10725,53 +10835,243 @@
                     <wps:bodyPr/>
                   </wps:wsp>
                   <wps:wsp>
-                    <wps:cNvPr id="202" name="DBMethods--UtilityFunctions"/>
-                    <wps:cNvCnPr>
-                      <a:stCxn id="26" idx="3"/>
-                      <a:endCxn id="86" idx="1"/>
-                    </wps:cNvCnPr>
-                    <wps:spPr>
-                      <a:xfrm>
-                        <a:off x="1652042" y="653831"/>
-                        <a:ext cx="1308507" cy="142690"/>
-                      </a:xfrm>
-                      <a:prstGeom prst="line">
-                        <a:avLst/>
-                      </a:prstGeom>
-                      <a:ln w="3175" cap="flat" cmpd="sng" algn="ctr">
-                        <a:solidFill>
-                          <a:srgbClr val="2F5496"/>
-                        </a:solidFill>
-                        <a:prstDash val="solid"/>
-                        <a:tailEnd type="triangle" w="med" len="med"/>
-                      </a:ln>
-                    </wps:spPr>
-                    <wps:style>
-                      <a:lnRef idx="2">
-                        <a:schemeClr val="accent1"/>
-                      </a:lnRef>
-                      <a:fillRef idx="0">
-                        <a:schemeClr val="accent1"/>
-                      </a:fillRef>
-                      <a:effectRef idx="1">
-                        <a:schemeClr val="accent1"/>
-                      </a:effectRef>
-                      <a:fontRef idx="minor">
-                        <a:schemeClr val="tx1"/>
-                      </a:fontRef>
-                    </wps:style>
-                    <wps:bodyPr/>
-                  </wps:wsp>
-                  <wps:wsp>
-                    <wps:cNvPr id="203" name="UtilityFunctions--lookUpDomId"/>
+                    <wps:cNvPr id="204" name="UtilityFunctions--getClasses"/>
                     <wps:cNvCnPr>
                       <a:stCxn id="86" idx="1"/>
-                      <a:endCxn id="87" idx="3"/>
+                      <a:endCxn id="88" idx="3"/>
                     </wps:cNvCnPr>
                     <wps:spPr>
-                      <a:xfrm>
-                        <a:off x="2585146" y="796521"/>
-                        <a:ext cx="375403" cy="130962"/>
+                      <a:xfrm flipH="1">
+                        <a:off x="2797634" y="840189"/>
+                        <a:ext cx="178471" cy="138142"/>
+                      </a:xfrm>
+                      <a:prstGeom prst="line">
+                        <a:avLst/>
+                      </a:prstGeom>
+                      <a:ln w="3175" cap="flat" cmpd="sng" algn="ctr">
+                        <a:solidFill>
+                          <a:srgbClr val="2F5496"/>
+                        </a:solidFill>
+                        <a:prstDash val="solid"/>
+                        <a:tailEnd type="triangle" w="med" len="med"/>
+                      </a:ln>
+                    </wps:spPr>
+                    <wps:style>
+                      <a:lnRef idx="2">
+                        <a:schemeClr val="accent1"/>
+                      </a:lnRef>
+                      <a:fillRef idx="0">
+                        <a:schemeClr val="accent1"/>
+                      </a:fillRef>
+                      <a:effectRef idx="1">
+                        <a:schemeClr val="accent1"/>
+                      </a:effectRef>
+                      <a:fontRef idx="minor">
+                        <a:schemeClr val="tx1"/>
+                      </a:fontRef>
+                    </wps:style>
+                    <wps:bodyPr/>
+                  </wps:wsp>
+                  <wps:wsp>
+                    <wps:cNvPr id="205" name="UtilityFunctions--getDirection"/>
+                    <wps:cNvCnPr>
+                      <a:stCxn id="86" idx="1"/>
+                      <a:endCxn id="89" idx="3"/>
+                    </wps:cNvCnPr>
+                    <wps:spPr>
+                      <a:xfrm flipH="1">
+                        <a:off x="2919694" y="840189"/>
+                        <a:ext cx="56411" cy="138142"/>
+                      </a:xfrm>
+                      <a:prstGeom prst="line">
+                        <a:avLst/>
+                      </a:prstGeom>
+                      <a:ln w="3175" cap="flat" cmpd="sng" algn="ctr">
+                        <a:solidFill>
+                          <a:srgbClr val="2F5496"/>
+                        </a:solidFill>
+                        <a:prstDash val="solid"/>
+                        <a:tailEnd type="triangle" w="med" len="med"/>
+                      </a:ln>
+                    </wps:spPr>
+                    <wps:style>
+                      <a:lnRef idx="2">
+                        <a:schemeClr val="accent1"/>
+                      </a:lnRef>
+                      <a:fillRef idx="0">
+                        <a:schemeClr val="accent1"/>
+                      </a:fillRef>
+                      <a:effectRef idx="1">
+                        <a:schemeClr val="accent1"/>
+                      </a:effectRef>
+                      <a:fontRef idx="minor">
+                        <a:schemeClr val="tx1"/>
+                      </a:fontRef>
+                    </wps:style>
+                    <wps:bodyPr/>
+                  </wps:wsp>
+                  <wps:wsp>
+                    <wps:cNvPr id="206" name="UtilityFunctions--getVertices"/>
+                    <wps:cNvCnPr>
+                      <a:stCxn id="86" idx="2"/>
+                      <a:endCxn id="90" idx="0"/>
+                    </wps:cNvCnPr>
+                    <wps:spPr>
+                      <a:xfrm flipH="1">
+                        <a:off x="2990125" y="883487"/>
+                        <a:ext cx="53608" cy="79380"/>
+                      </a:xfrm>
+                      <a:prstGeom prst="line">
+                        <a:avLst/>
+                      </a:prstGeom>
+                      <a:ln w="3175" cap="flat" cmpd="sng" algn="ctr">
+                        <a:solidFill>
+                          <a:srgbClr val="2F5496"/>
+                        </a:solidFill>
+                        <a:prstDash val="solid"/>
+                        <a:tailEnd type="triangle" w="med" len="med"/>
+                      </a:ln>
+                    </wps:spPr>
+                    <wps:style>
+                      <a:lnRef idx="2">
+                        <a:schemeClr val="accent1"/>
+                      </a:lnRef>
+                      <a:fillRef idx="0">
+                        <a:schemeClr val="accent1"/>
+                      </a:fillRef>
+                      <a:effectRef idx="1">
+                        <a:schemeClr val="accent1"/>
+                      </a:effectRef>
+                      <a:fontRef idx="minor">
+                        <a:schemeClr val="tx1"/>
+                      </a:fontRef>
+                    </wps:style>
+                    <wps:bodyPr/>
+                  </wps:wsp>
+                  <wps:wsp>
+                    <wps:cNvPr id="207" name="UtilityFunctions--getEdges"/>
+                    <wps:cNvCnPr>
+                      <a:stCxn id="86" idx="2"/>
+                      <a:endCxn id="91" idx="0"/>
+                    </wps:cNvCnPr>
+                    <wps:spPr>
+                      <a:xfrm>
+                        <a:off x="3043733" y="883487"/>
+                        <a:ext cx="53607" cy="79380"/>
+                      </a:xfrm>
+                      <a:prstGeom prst="line">
+                        <a:avLst/>
+                      </a:prstGeom>
+                      <a:ln w="3175" cap="flat" cmpd="sng" algn="ctr">
+                        <a:solidFill>
+                          <a:srgbClr val="2F5496"/>
+                        </a:solidFill>
+                        <a:prstDash val="solid"/>
+                        <a:tailEnd type="triangle" w="med" len="med"/>
+                      </a:ln>
+                    </wps:spPr>
+                    <wps:style>
+                      <a:lnRef idx="2">
+                        <a:schemeClr val="accent1"/>
+                      </a:lnRef>
+                      <a:fillRef idx="0">
+                        <a:schemeClr val="accent1"/>
+                      </a:fillRef>
+                      <a:effectRef idx="1">
+                        <a:schemeClr val="accent1"/>
+                      </a:effectRef>
+                      <a:fontRef idx="minor">
+                        <a:schemeClr val="tx1"/>
+                      </a:fontRef>
+                    </wps:style>
+                    <wps:bodyPr/>
+                  </wps:wsp>
+                  <wps:wsp>
+                    <wps:cNvPr id="208" name="UtilityFunctions--getSubGraphs"/>
+                    <wps:cNvCnPr>
+                      <a:stCxn id="86" idx="3"/>
+                      <a:endCxn id="92" idx="1"/>
+                    </wps:cNvCnPr>
+                    <wps:spPr>
+                      <a:xfrm>
+                        <a:off x="3111360" y="840189"/>
+                        <a:ext cx="47504" cy="138142"/>
+                      </a:xfrm>
+                      <a:prstGeom prst="line">
+                        <a:avLst/>
+                      </a:prstGeom>
+                      <a:ln w="3175" cap="flat" cmpd="sng" algn="ctr">
+                        <a:solidFill>
+                          <a:srgbClr val="2F5496"/>
+                        </a:solidFill>
+                        <a:prstDash val="solid"/>
+                        <a:tailEnd type="triangle" w="med" len="med"/>
+                      </a:ln>
+                    </wps:spPr>
+                    <wps:style>
+                      <a:lnRef idx="2">
+                        <a:schemeClr val="accent1"/>
+                      </a:lnRef>
+                      <a:fillRef idx="0">
+                        <a:schemeClr val="accent1"/>
+                      </a:fillRef>
+                      <a:effectRef idx="1">
+                        <a:schemeClr val="accent1"/>
+                      </a:effectRef>
+                      <a:fontRef idx="minor">
+                        <a:schemeClr val="tx1"/>
+                      </a:fontRef>
+                    </wps:style>
+                    <wps:bodyPr/>
+                  </wps:wsp>
+                  <wps:wsp>
+                    <wps:cNvPr id="209" name="UtilityFunctions--clear"/>
+                    <wps:cNvCnPr>
+                      <a:stCxn id="86" idx="3"/>
+                      <a:endCxn id="93" idx="1"/>
+                    </wps:cNvCnPr>
+                    <wps:spPr>
+                      <a:xfrm>
+                        <a:off x="3111360" y="840189"/>
+                        <a:ext cx="170553" cy="138142"/>
+                      </a:xfrm>
+                      <a:prstGeom prst="line">
+                        <a:avLst/>
+                      </a:prstGeom>
+                      <a:ln w="3175" cap="flat" cmpd="sng" algn="ctr">
+                        <a:solidFill>
+                          <a:srgbClr val="2F5496"/>
+                        </a:solidFill>
+                        <a:prstDash val="solid"/>
+                        <a:tailEnd type="triangle" w="med" len="med"/>
+                      </a:ln>
+                    </wps:spPr>
+                    <wps:style>
+                      <a:lnRef idx="2">
+                        <a:schemeClr val="accent1"/>
+                      </a:lnRef>
+                      <a:fillRef idx="0">
+                        <a:schemeClr val="accent1"/>
+                      </a:fillRef>
+                      <a:effectRef idx="1">
+                        <a:schemeClr val="accent1"/>
+                      </a:effectRef>
+                      <a:fontRef idx="minor">
+                        <a:schemeClr val="tx1"/>
+                      </a:fontRef>
+                    </wps:style>
+                    <wps:bodyPr/>
+                  </wps:wsp>
+                  <wps:wsp>
+                    <wps:cNvPr id="210" name="UtilityFunctions--defaultConfig"/>
+                    <wps:cNvCnPr>
+                      <a:stCxn id="86" idx="3"/>
+                      <a:endCxn id="94" idx="1"/>
+                    </wps:cNvCnPr>
+                    <wps:spPr>
+                      <a:xfrm>
+                        <a:off x="3111360" y="840189"/>
+                        <a:ext cx="301685" cy="138142"/>
                       </a:xfrm>
                       <a:custGeom>
                         <a:avLst/>
@@ -10780,15 +11080,15 @@
                         <a:cxnLst/>
                         <a:rect l="0" t="0" r="0" b="0"/>
                         <a:pathLst>
-                          <a:path w="375403" h="130962">
+                          <a:path w="301685" h="138142">
                             <a:moveTo>
-                              <a:pt x="375403" y="0"/>
+                              <a:pt x="0" y="0"/>
                             </a:moveTo>
                             <a:lnTo>
-                              <a:pt x="0" y="71345"/>
+                              <a:pt x="301685" y="75256"/>
                             </a:lnTo>
                             <a:lnTo>
-                              <a:pt x="55512" y="130962"/>
+                              <a:pt x="250057" y="138142"/>
                             </a:lnTo>
                           </a:path>
                         </a:pathLst>
@@ -10818,15 +11118,15 @@
                     <wps:bodyPr/>
                   </wps:wsp>
                   <wps:wsp>
-                    <wps:cNvPr id="204" name="UtilityFunctions--getClasses"/>
+                    <wps:cNvPr id="211" name="ProcessLinks--EventHandling"/>
                     <wps:cNvCnPr>
-                      <a:stCxn id="86" idx="1"/>
-                      <a:endCxn id="88" idx="3"/>
+                      <a:stCxn id="65" idx="2"/>
+                      <a:endCxn id="95" idx="0"/>
                     </wps:cNvCnPr>
                     <wps:spPr>
                       <a:xfrm flipH="1">
-                        <a:off x="2756374" y="796521"/>
-                        <a:ext cx="204175" cy="130962"/>
+                        <a:off x="4034294" y="1319561"/>
+                        <a:ext cx="60123" cy="39175"/>
                       </a:xfrm>
                       <a:prstGeom prst="line">
                         <a:avLst/>
@@ -10856,15 +11156,15 @@
                     <wps:bodyPr/>
                   </wps:wsp>
                   <wps:wsp>
-                    <wps:cNvPr id="205" name="UtilityFunctions--getDirection"/>
+                    <wps:cNvPr id="212" name="EventHandling--setupToolTips"/>
                     <wps:cNvCnPr>
-                      <a:stCxn id="86" idx="1"/>
-                      <a:endCxn id="89" idx="3"/>
+                      <a:stCxn id="95" idx="1"/>
+                      <a:endCxn id="96" idx="3"/>
                     </wps:cNvCnPr>
                     <wps:spPr>
                       <a:xfrm flipH="1">
-                        <a:off x="2883348" y="796521"/>
-                        <a:ext cx="77201" cy="130962"/>
+                        <a:off x="3937141" y="1402034"/>
+                        <a:ext cx="35464" cy="97936"/>
                       </a:xfrm>
                       <a:prstGeom prst="line">
                         <a:avLst/>
@@ -10894,15 +11194,15 @@
                     <wps:bodyPr/>
                   </wps:wsp>
                   <wps:wsp>
-                    <wps:cNvPr id="206" name="UtilityFunctions--getVertices"/>
+                    <wps:cNvPr id="213" name="EventHandling--bindFunctions"/>
                     <wps:cNvCnPr>
-                      <a:stCxn id="86" idx="2"/>
-                      <a:endCxn id="90" idx="0"/>
+                      <a:stCxn id="95" idx="2"/>
+                      <a:endCxn id="97" idx="0"/>
                     </wps:cNvCnPr>
                     <wps:spPr>
-                      <a:xfrm flipH="1">
-                        <a:off x="2955748" y="837569"/>
-                        <a:ext cx="68914" cy="75254"/>
+                      <a:xfrm>
+                        <a:off x="4034294" y="1445332"/>
+                        <a:ext cx="0" cy="39174"/>
                       </a:xfrm>
                       <a:prstGeom prst="line">
                         <a:avLst/>
@@ -10932,15 +11232,15 @@
                     <wps:bodyPr/>
                   </wps:wsp>
                   <wps:wsp>
-                    <wps:cNvPr id="207" name="UtilityFunctions--getEdges"/>
+                    <wps:cNvPr id="214" name="EventHandling--runFunc"/>
                     <wps:cNvCnPr>
-                      <a:stCxn id="86" idx="2"/>
-                      <a:endCxn id="91" idx="0"/>
+                      <a:stCxn id="95" idx="3"/>
+                      <a:endCxn id="98" idx="1"/>
                     </wps:cNvCnPr>
                     <wps:spPr>
                       <a:xfrm>
-                        <a:off x="3024662" y="837569"/>
-                        <a:ext cx="43987" cy="75254"/>
+                        <a:off x="4095984" y="1402034"/>
+                        <a:ext cx="35463" cy="97936"/>
                       </a:xfrm>
                       <a:prstGeom prst="line">
                         <a:avLst/>
@@ -10970,15 +11270,15 @@
                     <wps:bodyPr/>
                   </wps:wsp>
                   <wps:wsp>
-                    <wps:cNvPr id="208" name="UtilityFunctions--getSubGraphs"/>
+                    <wps:cNvPr id="215" name="DBMethods--CommonDB"/>
                     <wps:cNvCnPr>
-                      <a:stCxn id="86" idx="3"/>
-                      <a:endCxn id="92" idx="1"/>
+                      <a:stCxn id="26" idx="3"/>
+                      <a:endCxn id="99" idx="1"/>
                     </wps:cNvCnPr>
                     <wps:spPr>
                       <a:xfrm>
-                        <a:off x="3088774" y="796521"/>
-                        <a:ext cx="43831" cy="130962"/>
+                        <a:off x="1709211" y="689677"/>
+                        <a:ext cx="2222619" cy="150512"/>
                       </a:xfrm>
                       <a:prstGeom prst="line">
                         <a:avLst/>
@@ -11008,53 +11308,15 @@
                     <wps:bodyPr/>
                   </wps:wsp>
                   <wps:wsp>
-                    <wps:cNvPr id="209" name="UtilityFunctions--clear"/>
+                    <wps:cNvPr id="216" name="CommonDB--setAccTitle"/>
                     <wps:cNvCnPr>
-                      <a:stCxn id="86" idx="3"/>
-                      <a:endCxn id="93" idx="1"/>
+                      <a:stCxn id="99" idx="1"/>
+                      <a:endCxn id="100" idx="3"/>
                     </wps:cNvCnPr>
                     <wps:spPr>
                       <a:xfrm>
-                        <a:off x="3088774" y="796521"/>
-                        <a:ext cx="171744" cy="130962"/>
-                      </a:xfrm>
-                      <a:prstGeom prst="line">
-                        <a:avLst/>
-                      </a:prstGeom>
-                      <a:ln w="3175" cap="flat" cmpd="sng" algn="ctr">
-                        <a:solidFill>
-                          <a:srgbClr val="2F5496"/>
-                        </a:solidFill>
-                        <a:prstDash val="solid"/>
-                        <a:tailEnd type="triangle" w="med" len="med"/>
-                      </a:ln>
-                    </wps:spPr>
-                    <wps:style>
-                      <a:lnRef idx="2">
-                        <a:schemeClr val="accent1"/>
-                      </a:lnRef>
-                      <a:fillRef idx="0">
-                        <a:schemeClr val="accent1"/>
-                      </a:fillRef>
-                      <a:effectRef idx="1">
-                        <a:schemeClr val="accent1"/>
-                      </a:effectRef>
-                      <a:fontRef idx="minor">
-                        <a:schemeClr val="tx1"/>
-                      </a:fontRef>
-                    </wps:style>
-                    <wps:bodyPr/>
-                  </wps:wsp>
-                  <wps:wsp>
-                    <wps:cNvPr id="210" name="UtilityFunctions--defaultConfig"/>
-                    <wps:cNvCnPr>
-                      <a:stCxn id="86" idx="3"/>
-                      <a:endCxn id="94" idx="1"/>
-                    </wps:cNvCnPr>
-                    <wps:spPr>
-                      <a:xfrm>
-                        <a:off x="3088774" y="796521"/>
-                        <a:ext cx="312948" cy="130962"/>
+                        <a:off x="3535599" y="840189"/>
+                        <a:ext cx="396231" cy="138142"/>
                       </a:xfrm>
                       <a:custGeom>
                         <a:avLst/>
@@ -11063,15 +11325,15 @@
                         <a:cxnLst/>
                         <a:rect l="0" t="0" r="0" b="0"/>
                         <a:pathLst>
-                          <a:path w="312948" h="130962">
+                          <a:path w="396231" h="138142">
                             <a:moveTo>
-                              <a:pt x="0" y="0"/>
+                              <a:pt x="396231" y="0"/>
                             </a:moveTo>
                             <a:lnTo>
-                              <a:pt x="312948" y="71345"/>
+                              <a:pt x="0" y="75256"/>
                             </a:lnTo>
                             <a:lnTo>
-                              <a:pt x="258374" y="130962"/>
+                              <a:pt x="46185" y="138142"/>
                             </a:lnTo>
                           </a:path>
                         </a:pathLst>
@@ -11101,205 +11363,15 @@
                     <wps:bodyPr/>
                   </wps:wsp>
                   <wps:wsp>
-                    <wps:cNvPr id="211" name="ProcessLinks--EventHandling"/>
-                    <wps:cNvCnPr>
-                      <a:stCxn id="65" idx="2"/>
-                      <a:endCxn id="95" idx="0"/>
-                    </wps:cNvCnPr>
-                    <wps:spPr>
-                      <a:xfrm flipH="1">
-                        <a:off x="4062457" y="1250978"/>
-                        <a:ext cx="58405" cy="37138"/>
-                      </a:xfrm>
-                      <a:prstGeom prst="line">
-                        <a:avLst/>
-                      </a:prstGeom>
-                      <a:ln w="3175" cap="flat" cmpd="sng" algn="ctr">
-                        <a:solidFill>
-                          <a:srgbClr val="2F5496"/>
-                        </a:solidFill>
-                        <a:prstDash val="solid"/>
-                        <a:tailEnd type="triangle" w="med" len="med"/>
-                      </a:ln>
-                    </wps:spPr>
-                    <wps:style>
-                      <a:lnRef idx="2">
-                        <a:schemeClr val="accent1"/>
-                      </a:lnRef>
-                      <a:fillRef idx="0">
-                        <a:schemeClr val="accent1"/>
-                      </a:fillRef>
-                      <a:effectRef idx="1">
-                        <a:schemeClr val="accent1"/>
-                      </a:effectRef>
-                      <a:fontRef idx="minor">
-                        <a:schemeClr val="tx1"/>
-                      </a:fontRef>
-                    </wps:style>
-                    <wps:bodyPr/>
-                  </wps:wsp>
-                  <wps:wsp>
-                    <wps:cNvPr id="212" name="EventHandling--setupToolTips"/>
-                    <wps:cNvCnPr>
-                      <a:stCxn id="95" idx="1"/>
-                      <a:endCxn id="96" idx="3"/>
-                    </wps:cNvCnPr>
-                    <wps:spPr>
-                      <a:xfrm flipH="1">
-                        <a:off x="3964725" y="1329164"/>
-                        <a:ext cx="39249" cy="92846"/>
-                      </a:xfrm>
-                      <a:prstGeom prst="line">
-                        <a:avLst/>
-                      </a:prstGeom>
-                      <a:ln w="3175" cap="flat" cmpd="sng" algn="ctr">
-                        <a:solidFill>
-                          <a:srgbClr val="2F5496"/>
-                        </a:solidFill>
-                        <a:prstDash val="solid"/>
-                        <a:tailEnd type="triangle" w="med" len="med"/>
-                      </a:ln>
-                    </wps:spPr>
-                    <wps:style>
-                      <a:lnRef idx="2">
-                        <a:schemeClr val="accent1"/>
-                      </a:lnRef>
-                      <a:fillRef idx="0">
-                        <a:schemeClr val="accent1"/>
-                      </a:fillRef>
-                      <a:effectRef idx="1">
-                        <a:schemeClr val="accent1"/>
-                      </a:effectRef>
-                      <a:fontRef idx="minor">
-                        <a:schemeClr val="tx1"/>
-                      </a:fontRef>
-                    </wps:style>
-                    <wps:bodyPr/>
-                  </wps:wsp>
-                  <wps:wsp>
-                    <wps:cNvPr id="213" name="EventHandling--bindFunctions"/>
-                    <wps:cNvCnPr>
-                      <a:stCxn id="95" idx="2"/>
-                      <a:endCxn id="97" idx="0"/>
-                    </wps:cNvCnPr>
-                    <wps:spPr>
-                      <a:xfrm>
-                        <a:off x="4062457" y="1370212"/>
-                        <a:ext cx="0" cy="37138"/>
-                      </a:xfrm>
-                      <a:prstGeom prst="line">
-                        <a:avLst/>
-                      </a:prstGeom>
-                      <a:ln w="3175" cap="flat" cmpd="sng" algn="ctr">
-                        <a:solidFill>
-                          <a:srgbClr val="2F5496"/>
-                        </a:solidFill>
-                        <a:prstDash val="solid"/>
-                        <a:tailEnd type="triangle" w="med" len="med"/>
-                      </a:ln>
-                    </wps:spPr>
-                    <wps:style>
-                      <a:lnRef idx="2">
-                        <a:schemeClr val="accent1"/>
-                      </a:lnRef>
-                      <a:fillRef idx="0">
-                        <a:schemeClr val="accent1"/>
-                      </a:fillRef>
-                      <a:effectRef idx="1">
-                        <a:schemeClr val="accent1"/>
-                      </a:effectRef>
-                      <a:fontRef idx="minor">
-                        <a:schemeClr val="tx1"/>
-                      </a:fontRef>
-                    </wps:style>
-                    <wps:bodyPr/>
-                  </wps:wsp>
-                  <wps:wsp>
-                    <wps:cNvPr id="214" name="EventHandling--runFunc"/>
-                    <wps:cNvCnPr>
-                      <a:stCxn id="95" idx="3"/>
-                      <a:endCxn id="98" idx="1"/>
-                    </wps:cNvCnPr>
-                    <wps:spPr>
-                      <a:xfrm>
-                        <a:off x="4120941" y="1329164"/>
-                        <a:ext cx="39249" cy="92846"/>
-                      </a:xfrm>
-                      <a:prstGeom prst="line">
-                        <a:avLst/>
-                      </a:prstGeom>
-                      <a:ln w="3175" cap="flat" cmpd="sng" algn="ctr">
-                        <a:solidFill>
-                          <a:srgbClr val="2F5496"/>
-                        </a:solidFill>
-                        <a:prstDash val="solid"/>
-                        <a:tailEnd type="triangle" w="med" len="med"/>
-                      </a:ln>
-                    </wps:spPr>
-                    <wps:style>
-                      <a:lnRef idx="2">
-                        <a:schemeClr val="accent1"/>
-                      </a:lnRef>
-                      <a:fillRef idx="0">
-                        <a:schemeClr val="accent1"/>
-                      </a:fillRef>
-                      <a:effectRef idx="1">
-                        <a:schemeClr val="accent1"/>
-                      </a:effectRef>
-                      <a:fontRef idx="minor">
-                        <a:schemeClr val="tx1"/>
-                      </a:fontRef>
-                    </wps:style>
-                    <wps:bodyPr/>
-                  </wps:wsp>
-                  <wps:wsp>
-                    <wps:cNvPr id="215" name="DBMethods--CommonDB"/>
-                    <wps:cNvCnPr>
-                      <a:stCxn id="26" idx="3"/>
-                      <a:endCxn id="99" idx="1"/>
-                    </wps:cNvCnPr>
-                    <wps:spPr>
-                      <a:xfrm>
-                        <a:off x="1652042" y="653831"/>
-                        <a:ext cx="2305537" cy="142690"/>
-                      </a:xfrm>
-                      <a:prstGeom prst="line">
-                        <a:avLst/>
-                      </a:prstGeom>
-                      <a:ln w="3175" cap="flat" cmpd="sng" algn="ctr">
-                        <a:solidFill>
-                          <a:srgbClr val="2F5496"/>
-                        </a:solidFill>
-                        <a:prstDash val="solid"/>
-                        <a:tailEnd type="triangle" w="med" len="med"/>
-                      </a:ln>
-                    </wps:spPr>
-                    <wps:style>
-                      <a:lnRef idx="2">
-                        <a:schemeClr val="accent1"/>
-                      </a:lnRef>
-                      <a:fillRef idx="0">
-                        <a:schemeClr val="accent1"/>
-                      </a:fillRef>
-                      <a:effectRef idx="1">
-                        <a:schemeClr val="accent1"/>
-                      </a:effectRef>
-                      <a:fontRef idx="minor">
-                        <a:schemeClr val="tx1"/>
-                      </a:fontRef>
-                    </wps:style>
-                    <wps:bodyPr/>
-                  </wps:wsp>
-                  <wps:wsp>
-                    <wps:cNvPr id="216" name="CommonDB--setAccTitle"/>
+                    <wps:cNvPr id="217" name="CommonDB--getAccTitle"/>
                     <wps:cNvCnPr>
                       <a:stCxn id="99" idx="1"/>
-                      <a:endCxn id="100" idx="3"/>
+                      <a:endCxn id="101" idx="3"/>
                     </wps:cNvCnPr>
                     <wps:spPr>
                       <a:xfrm>
-                        <a:off x="3529165" y="796521"/>
-                        <a:ext cx="428414" cy="130962"/>
+                        <a:off x="3652710" y="840189"/>
+                        <a:ext cx="279120" cy="138142"/>
                       </a:xfrm>
                       <a:custGeom>
                         <a:avLst/>
@@ -11308,15 +11380,15 @@
                         <a:cxnLst/>
                         <a:rect l="0" t="0" r="0" b="0"/>
                         <a:pathLst>
-                          <a:path w="428414" h="130962">
+                          <a:path w="279120" h="138142">
                             <a:moveTo>
-                              <a:pt x="428414" y="0"/>
+                              <a:pt x="279120" y="0"/>
                             </a:moveTo>
                             <a:lnTo>
-                              <a:pt x="0" y="71345"/>
+                              <a:pt x="0" y="75256"/>
                             </a:lnTo>
                             <a:lnTo>
-                              <a:pt x="49414" y="130962"/>
+                              <a:pt x="46185" y="138142"/>
                             </a:lnTo>
                           </a:path>
                         </a:pathLst>
@@ -11346,15 +11418,167 @@
                     <wps:bodyPr/>
                   </wps:wsp>
                   <wps:wsp>
-                    <wps:cNvPr id="217" name="CommonDB--getAccTitle"/>
+                    <wps:cNvPr id="218" name="CommonDB--setAccDescription"/>
                     <wps:cNvCnPr>
                       <a:stCxn id="99" idx="1"/>
-                      <a:endCxn id="101" idx="3"/>
+                      <a:endCxn id="102" idx="3"/>
                     </wps:cNvCnPr>
                     <wps:spPr>
-                      <a:xfrm>
-                        <a:off x="3651449" y="796521"/>
-                        <a:ext cx="306130" cy="130962"/>
+                      <a:xfrm flipH="1">
+                        <a:off x="3851634" y="840189"/>
+                        <a:ext cx="80196" cy="138142"/>
+                      </a:xfrm>
+                      <a:prstGeom prst="line">
+                        <a:avLst/>
+                      </a:prstGeom>
+                      <a:ln w="3175" cap="flat" cmpd="sng" algn="ctr">
+                        <a:solidFill>
+                          <a:srgbClr val="2F5496"/>
+                        </a:solidFill>
+                        <a:prstDash val="solid"/>
+                        <a:tailEnd type="triangle" w="med" len="med"/>
+                      </a:ln>
+                    </wps:spPr>
+                    <wps:style>
+                      <a:lnRef idx="2">
+                        <a:schemeClr val="accent1"/>
+                      </a:lnRef>
+                      <a:fillRef idx="0">
+                        <a:schemeClr val="accent1"/>
+                      </a:fillRef>
+                      <a:effectRef idx="1">
+                        <a:schemeClr val="accent1"/>
+                      </a:effectRef>
+                      <a:fontRef idx="minor">
+                        <a:schemeClr val="tx1"/>
+                      </a:fontRef>
+                    </wps:style>
+                    <wps:bodyPr/>
+                  </wps:wsp>
+                  <wps:wsp>
+                    <wps:cNvPr id="219" name="CommonDB--getAccDescription"/>
+                    <wps:cNvCnPr>
+                      <a:stCxn id="99" idx="2"/>
+                      <a:endCxn id="103" idx="0"/>
+                    </wps:cNvCnPr>
+                    <wps:spPr>
+                      <a:xfrm flipH="1">
+                        <a:off x="3940374" y="861838"/>
+                        <a:ext cx="31208" cy="101029"/>
+                      </a:xfrm>
+                      <a:prstGeom prst="line">
+                        <a:avLst/>
+                      </a:prstGeom>
+                      <a:ln w="3175" cap="flat" cmpd="sng" algn="ctr">
+                        <a:solidFill>
+                          <a:srgbClr val="2F5496"/>
+                        </a:solidFill>
+                        <a:prstDash val="solid"/>
+                        <a:tailEnd type="triangle" w="med" len="med"/>
+                      </a:ln>
+                    </wps:spPr>
+                    <wps:style>
+                      <a:lnRef idx="2">
+                        <a:schemeClr val="accent1"/>
+                      </a:lnRef>
+                      <a:fillRef idx="0">
+                        <a:schemeClr val="accent1"/>
+                      </a:fillRef>
+                      <a:effectRef idx="1">
+                        <a:schemeClr val="accent1"/>
+                      </a:effectRef>
+                      <a:fontRef idx="minor">
+                        <a:schemeClr val="tx1"/>
+                      </a:fontRef>
+                    </wps:style>
+                    <wps:bodyPr/>
+                  </wps:wsp>
+                  <wps:wsp>
+                    <wps:cNvPr id="220" name="CommonDB--setDiagramTitle"/>
+                    <wps:cNvCnPr>
+                      <a:stCxn id="99" idx="2"/>
+                      <a:endCxn id="104" idx="0"/>
+                    </wps:cNvCnPr>
+                    <wps:spPr>
+                      <a:xfrm>
+                        <a:off x="3971582" y="861838"/>
+                        <a:ext cx="115593" cy="101029"/>
+                      </a:xfrm>
+                      <a:prstGeom prst="line">
+                        <a:avLst/>
+                      </a:prstGeom>
+                      <a:ln w="3175" cap="flat" cmpd="sng" algn="ctr">
+                        <a:solidFill>
+                          <a:srgbClr val="2F5496"/>
+                        </a:solidFill>
+                        <a:prstDash val="solid"/>
+                        <a:tailEnd type="triangle" w="med" len="med"/>
+                      </a:ln>
+                    </wps:spPr>
+                    <wps:style>
+                      <a:lnRef idx="2">
+                        <a:schemeClr val="accent1"/>
+                      </a:lnRef>
+                      <a:fillRef idx="0">
+                        <a:schemeClr val="accent1"/>
+                      </a:fillRef>
+                      <a:effectRef idx="1">
+                        <a:schemeClr val="accent1"/>
+                      </a:effectRef>
+                      <a:fontRef idx="minor">
+                        <a:schemeClr val="tx1"/>
+                      </a:fontRef>
+                    </wps:style>
+                    <wps:bodyPr/>
+                  </wps:wsp>
+                  <wps:wsp>
+                    <wps:cNvPr id="221" name="CommonDB--getDiagramTitle"/>
+                    <wps:cNvCnPr>
+                      <a:stCxn id="99" idx="3"/>
+                      <a:endCxn id="105" idx="1"/>
+                    </wps:cNvCnPr>
+                    <wps:spPr>
+                      <a:xfrm>
+                        <a:off x="4011334" y="840189"/>
+                        <a:ext cx="158644" cy="138142"/>
+                      </a:xfrm>
+                      <a:prstGeom prst="line">
+                        <a:avLst/>
+                      </a:prstGeom>
+                      <a:ln w="3175" cap="flat" cmpd="sng" algn="ctr">
+                        <a:solidFill>
+                          <a:srgbClr val="2F5496"/>
+                        </a:solidFill>
+                        <a:prstDash val="solid"/>
+                        <a:tailEnd type="triangle" w="med" len="med"/>
+                      </a:ln>
+                    </wps:spPr>
+                    <wps:style>
+                      <a:lnRef idx="2">
+                        <a:schemeClr val="accent1"/>
+                      </a:lnRef>
+                      <a:fillRef idx="0">
+                        <a:schemeClr val="accent1"/>
+                      </a:fillRef>
+                      <a:effectRef idx="1">
+                        <a:schemeClr val="accent1"/>
+                      </a:effectRef>
+                      <a:fontRef idx="minor">
+                        <a:schemeClr val="tx1"/>
+                      </a:fontRef>
+                    </wps:style>
+                    <wps:bodyPr/>
+                  </wps:wsp>
+                  <wps:wsp>
+                    <wps:cNvPr id="222" name="CommonDB--commonClear"/>
+                    <wps:cNvCnPr>
+                      <a:stCxn id="99" idx="3"/>
+                      <a:endCxn id="106" idx="1"/>
+                    </wps:cNvCnPr>
+                    <wps:spPr>
+                      <a:xfrm>
+                        <a:off x="4011334" y="840189"/>
+                        <a:ext cx="326888" cy="138142"/>
                       </a:xfrm>
                       <a:custGeom>
                         <a:avLst/>
@@ -11363,15 +11587,15 @@
                         <a:cxnLst/>
                         <a:rect l="0" t="0" r="0" b="0"/>
                         <a:pathLst>
-                          <a:path w="306130" h="130962">
+                          <a:path w="326888" h="138142">
                             <a:moveTo>
-                              <a:pt x="306130" y="0"/>
+                              <a:pt x="0" y="0"/>
                             </a:moveTo>
                             <a:lnTo>
-                              <a:pt x="0" y="71345"/>
+                              <a:pt x="326888" y="75256"/>
                             </a:lnTo>
                             <a:lnTo>
-                              <a:pt x="49413" y="130962"/>
+                              <a:pt x="299507" y="138142"/>
                             </a:lnTo>
                           </a:path>
                         </a:pathLst>
@@ -11401,15 +11625,91 @@
                     <wps:bodyPr/>
                   </wps:wsp>
                   <wps:wsp>
-                    <wps:cNvPr id="218" name="CommonDB--setAccDescription"/>
+                    <wps:cNvPr id="223" name="ProcessLinks--FinalSVG"/>
                     <wps:cNvCnPr>
-                      <a:stCxn id="99" idx="1"/>
-                      <a:endCxn id="102" idx="3"/>
+                      <a:stCxn id="65" idx="2"/>
+                      <a:endCxn id="107" idx="0"/>
                     </wps:cNvCnPr>
                     <wps:spPr>
+                      <a:xfrm>
+                        <a:off x="4094417" y="1319561"/>
+                        <a:ext cx="60122" cy="60824"/>
+                      </a:xfrm>
+                      <a:prstGeom prst="line">
+                        <a:avLst/>
+                      </a:prstGeom>
+                      <a:ln w="3175" cap="flat" cmpd="sng" algn="ctr">
+                        <a:solidFill>
+                          <a:srgbClr val="2F5496"/>
+                        </a:solidFill>
+                        <a:prstDash val="solid"/>
+                        <a:tailEnd type="triangle" w="med" len="med"/>
+                      </a:ln>
+                    </wps:spPr>
+                    <wps:style>
+                      <a:lnRef idx="2">
+                        <a:schemeClr val="accent1"/>
+                      </a:lnRef>
+                      <a:fillRef idx="0">
+                        <a:schemeClr val="accent1"/>
+                      </a:fillRef>
+                      <a:effectRef idx="1">
+                        <a:schemeClr val="accent1"/>
+                      </a:effectRef>
+                      <a:fontRef idx="minor">
+                        <a:schemeClr val="tx1"/>
+                      </a:fontRef>
+                    </wps:style>
+                    <wps:bodyPr/>
+                  </wps:wsp>
+                  <wps:wsp>
+                    <wps:cNvPr id="224" name="SetupLayoutData--LayoutAlgorithm"/>
+                    <wps:cNvCnPr>
+                      <a:stCxn id="62" idx="3"/>
+                      <a:endCxn id="108" idx="1"/>
+                    </wps:cNvCnPr>
+                    <wps:spPr>
+                      <a:xfrm>
+                        <a:off x="4715188" y="840189"/>
+                        <a:ext cx="355028" cy="138142"/>
+                      </a:xfrm>
+                      <a:prstGeom prst="line">
+                        <a:avLst/>
+                      </a:prstGeom>
+                      <a:ln w="3175" cap="flat" cmpd="sng" algn="ctr">
+                        <a:solidFill>
+                          <a:srgbClr val="2F5496"/>
+                        </a:solidFill>
+                        <a:prstDash val="solid"/>
+                        <a:tailEnd type="triangle" w="med" len="med"/>
+                      </a:ln>
+                    </wps:spPr>
+                    <wps:style>
+                      <a:lnRef idx="2">
+                        <a:schemeClr val="accent1"/>
+                      </a:lnRef>
+                      <a:fillRef idx="0">
+                        <a:schemeClr val="accent1"/>
+                      </a:fillRef>
+                      <a:effectRef idx="1">
+                        <a:schemeClr val="accent1"/>
+                      </a:effectRef>
+                      <a:fontRef idx="minor">
+                        <a:schemeClr val="tx1"/>
+                      </a:fontRef>
+                    </wps:style>
+                    <wps:bodyPr/>
+                  </wps:wsp>
+                  <wps:wsp>
+                    <wps:cNvPr id="225" name="LayoutAlgorithm--Dagre"/>
+                    <wps:cNvCnPr>
+                      <a:stCxn id="108" idx="1"/>
+                      <a:endCxn id="109" idx="3"/>
+                    </wps:cNvCnPr>
+                    <wps:spPr>
                       <a:xfrm flipH="1">
-                        <a:off x="3856922" y="796521"/>
-                        <a:ext cx="100657" cy="130962"/>
+                        <a:off x="5044253" y="978331"/>
+                        <a:ext cx="25963" cy="138141"/>
                       </a:xfrm>
                       <a:prstGeom prst="line">
                         <a:avLst/>
@@ -11439,15 +11739,129 @@
                     <wps:bodyPr/>
                   </wps:wsp>
                   <wps:wsp>
-                    <wps:cNvPr id="219" name="CommonDB--getAccDescription"/>
+                    <wps:cNvPr id="226" name="LayoutAlgorithm--DagreWrapper"/>
                     <wps:cNvCnPr>
-                      <a:stCxn id="99" idx="2"/>
-                      <a:endCxn id="103" idx="0"/>
+                      <a:stCxn id="108" idx="2"/>
+                      <a:endCxn id="110" idx="0"/>
                     </wps:cNvCnPr>
                     <wps:spPr>
+                      <a:xfrm>
+                        <a:off x="5137843" y="1021629"/>
+                        <a:ext cx="0" cy="73194"/>
+                      </a:xfrm>
+                      <a:prstGeom prst="line">
+                        <a:avLst/>
+                      </a:prstGeom>
+                      <a:ln w="3175" cap="flat" cmpd="sng" algn="ctr">
+                        <a:solidFill>
+                          <a:srgbClr val="2F5496"/>
+                        </a:solidFill>
+                        <a:prstDash val="solid"/>
+                        <a:tailEnd type="triangle" w="med" len="med"/>
+                      </a:ln>
+                    </wps:spPr>
+                    <wps:style>
+                      <a:lnRef idx="2">
+                        <a:schemeClr val="accent1"/>
+                      </a:lnRef>
+                      <a:fillRef idx="0">
+                        <a:schemeClr val="accent1"/>
+                      </a:fillRef>
+                      <a:effectRef idx="1">
+                        <a:schemeClr val="accent1"/>
+                      </a:effectRef>
+                      <a:fontRef idx="minor">
+                        <a:schemeClr val="tx1"/>
+                      </a:fontRef>
+                    </wps:style>
+                    <wps:bodyPr/>
+                  </wps:wsp>
+                  <wps:wsp>
+                    <wps:cNvPr id="227" name="LayoutAlgorithm--ELK"/>
+                    <wps:cNvCnPr>
+                      <a:stCxn id="108" idx="3"/>
+                      <a:endCxn id="111" idx="1"/>
+                    </wps:cNvCnPr>
+                    <wps:spPr>
+                      <a:xfrm>
+                        <a:off x="5205471" y="978331"/>
+                        <a:ext cx="25962" cy="138141"/>
+                      </a:xfrm>
+                      <a:prstGeom prst="line">
+                        <a:avLst/>
+                      </a:prstGeom>
+                      <a:ln w="3175" cap="flat" cmpd="sng" algn="ctr">
+                        <a:solidFill>
+                          <a:srgbClr val="2F5496"/>
+                        </a:solidFill>
+                        <a:prstDash val="solid"/>
+                        <a:tailEnd type="triangle" w="med" len="med"/>
+                      </a:ln>
+                    </wps:spPr>
+                    <wps:style>
+                      <a:lnRef idx="2">
+                        <a:schemeClr val="accent1"/>
+                      </a:lnRef>
+                      <a:fillRef idx="0">
+                        <a:schemeClr val="accent1"/>
+                      </a:fillRef>
+                      <a:effectRef idx="1">
+                        <a:schemeClr val="accent1"/>
+                      </a:effectRef>
+                      <a:fontRef idx="minor">
+                        <a:schemeClr val="tx1"/>
+                      </a:fontRef>
+                    </wps:style>
+                    <wps:bodyPr/>
+                  </wps:wsp>
+                  <wps:wsp>
+                    <wps:cNvPr id="228" name="FlowDBClass--TestFiles"/>
+                    <wps:cNvCnPr>
+                      <a:stCxn id="24" idx="3"/>
+                      <a:endCxn id="112" idx="1"/>
+                    </wps:cNvCnPr>
+                    <wps:spPr>
+                      <a:xfrm>
+                        <a:off x="1771164" y="419579"/>
+                        <a:ext cx="2470054" cy="119585"/>
+                      </a:xfrm>
+                      <a:prstGeom prst="line">
+                        <a:avLst/>
+                      </a:prstGeom>
+                      <a:ln w="3175" cap="flat" cmpd="sng" algn="ctr">
+                        <a:solidFill>
+                          <a:srgbClr val="2F5496"/>
+                        </a:solidFill>
+                        <a:prstDash val="solid"/>
+                        <a:tailEnd type="triangle" w="med" len="med"/>
+                      </a:ln>
+                    </wps:spPr>
+                    <wps:style>
+                      <a:lnRef idx="2">
+                        <a:schemeClr val="accent1"/>
+                      </a:lnRef>
+                      <a:fillRef idx="0">
+                        <a:schemeClr val="accent1"/>
+                      </a:fillRef>
+                      <a:effectRef idx="1">
+                        <a:schemeClr val="accent1"/>
+                      </a:effectRef>
+                      <a:fontRef idx="minor">
+                        <a:schemeClr val="tx1"/>
+                      </a:fontRef>
+                    </wps:style>
+                    <wps:bodyPr/>
+                  </wps:wsp>
+                  <wps:wsp>
+                    <wps:cNvPr id="229" name="TestFiles--flowDbSpec"/>
+                    <wps:cNvCnPr>
+                      <a:stCxn id="112" idx="1"/>
+                      <a:endCxn id="113" idx="3"/>
+                    </wps:cNvCnPr>
+                    <wps:spPr>
                       <a:xfrm flipH="1">
-                        <a:off x="3946679" y="817045"/>
-                        <a:ext cx="51400" cy="95778"/>
+                        <a:off x="4087159" y="539164"/>
+                        <a:ext cx="154059" cy="150513"/>
                       </a:xfrm>
                       <a:prstGeom prst="line">
                         <a:avLst/>
@@ -11477,15 +11891,15 @@
                     <wps:bodyPr/>
                   </wps:wsp>
                   <wps:wsp>
-                    <wps:cNvPr id="220" name="CommonDB--setDiagramTitle"/>
+                    <wps:cNvPr id="230" name="TestFiles--flowChartShapesSpec"/>
                     <wps:cNvCnPr>
-                      <a:stCxn id="99" idx="2"/>
-                      <a:endCxn id="104" idx="0"/>
+                      <a:stCxn id="112" idx="2"/>
+                      <a:endCxn id="114" idx="0"/>
                     </wps:cNvCnPr>
                     <wps:spPr>
-                      <a:xfrm>
-                        <a:off x="3998079" y="817045"/>
-                        <a:ext cx="99030" cy="95778"/>
+                      <a:xfrm flipH="1">
+                        <a:off x="4187776" y="554628"/>
+                        <a:ext cx="89235" cy="119585"/>
                       </a:xfrm>
                       <a:prstGeom prst="line">
                         <a:avLst/>
@@ -11515,15 +11929,15 @@
                     <wps:bodyPr/>
                   </wps:wsp>
                   <wps:wsp>
-                    <wps:cNvPr id="221" name="CommonDB--getDiagramTitle"/>
+                    <wps:cNvPr id="231" name="TestFiles--ParserTests"/>
                     <wps:cNvCnPr>
-                      <a:stCxn id="99" idx="3"/>
-                      <a:endCxn id="105" idx="1"/>
+                      <a:stCxn id="112" idx="2"/>
+                      <a:endCxn id="115" idx="0"/>
                     </wps:cNvCnPr>
                     <wps:spPr>
                       <a:xfrm>
-                        <a:off x="4038579" y="796521"/>
-                        <a:ext cx="142659" cy="130962"/>
+                        <a:off x="4277011" y="554628"/>
+                        <a:ext cx="89235" cy="88658"/>
                       </a:xfrm>
                       <a:prstGeom prst="line">
                         <a:avLst/>
@@ -11553,15 +11967,53 @@
                     <wps:bodyPr/>
                   </wps:wsp>
                   <wps:wsp>
-                    <wps:cNvPr id="222" name="CommonDB--commonClear"/>
+                    <wps:cNvPr id="232" name="Init--ConfigSetup"/>
                     <wps:cNvCnPr>
-                      <a:stCxn id="99" idx="3"/>
-                      <a:endCxn id="106" idx="1"/>
+                      <a:stCxn id="14" idx="2"/>
+                      <a:endCxn id="116" idx="0"/>
                     </wps:cNvCnPr>
                     <wps:spPr>
                       <a:xfrm>
-                        <a:off x="4038579" y="796521"/>
-                        <a:ext cx="319047" cy="130962"/>
+                        <a:off x="5380477" y="358756"/>
+                        <a:ext cx="0" cy="39174"/>
+                      </a:xfrm>
+                      <a:prstGeom prst="line">
+                        <a:avLst/>
+                      </a:prstGeom>
+                      <a:ln w="3175" cap="flat" cmpd="sng" algn="ctr">
+                        <a:solidFill>
+                          <a:srgbClr val="2F5496"/>
+                        </a:solidFill>
+                        <a:prstDash val="solid"/>
+                        <a:tailEnd type="triangle" w="med" len="med"/>
+                      </a:ln>
+                    </wps:spPr>
+                    <wps:style>
+                      <a:lnRef idx="2">
+                        <a:schemeClr val="accent1"/>
+                      </a:lnRef>
+                      <a:fillRef idx="0">
+                        <a:schemeClr val="accent1"/>
+                      </a:fillRef>
+                      <a:effectRef idx="1">
+                        <a:schemeClr val="accent1"/>
+                      </a:effectRef>
+                      <a:fontRef idx="minor">
+                        <a:schemeClr val="tx1"/>
+                      </a:fontRef>
+                    </wps:style>
+                    <wps:bodyPr/>
+                  </wps:wsp>
+                  <wps:wsp>
+                    <wps:cNvPr id="233" name="ConfigSetup--FlowchartConfig"/>
+                    <wps:cNvCnPr>
+                      <a:stCxn id="116" idx="1"/>
+                      <a:endCxn id="117" idx="3"/>
+                    </wps:cNvCnPr>
+                    <wps:spPr>
+                      <a:xfrm>
+                        <a:off x="5059989" y="419579"/>
+                        <a:ext cx="274799" cy="119585"/>
                       </a:xfrm>
                       <a:custGeom>
                         <a:avLst/>
@@ -11570,450 +12022,15 @@
                         <a:cxnLst/>
                         <a:rect l="0" t="0" r="0" b="0"/>
                         <a:pathLst>
-                          <a:path w="319047" h="130962">
+                          <a:path w="274799" h="119585">
                             <a:moveTo>
-                              <a:pt x="0" y="0"/>
+                              <a:pt x="274799" y="0"/>
                             </a:moveTo>
                             <a:lnTo>
-                              <a:pt x="319047" y="71345"/>
+                              <a:pt x="0" y="44329"/>
                             </a:lnTo>
                             <a:lnTo>
-                              <a:pt x="287459" y="130962"/>
-                            </a:lnTo>
-                          </a:path>
-                        </a:pathLst>
-                      </a:custGeom>
-                      <a:ln w="3175" cap="flat" cmpd="sng" algn="ctr">
-                        <a:solidFill>
-                          <a:srgbClr val="2F5496"/>
-                        </a:solidFill>
-                        <a:prstDash val="solid"/>
-                        <a:tailEnd type="triangle" w="med" len="med"/>
-                      </a:ln>
-                    </wps:spPr>
-                    <wps:style>
-                      <a:lnRef idx="2">
-                        <a:schemeClr val="accent1"/>
-                      </a:lnRef>
-                      <a:fillRef idx="0">
-                        <a:schemeClr val="accent1"/>
-                      </a:fillRef>
-                      <a:effectRef idx="1">
-                        <a:schemeClr val="accent1"/>
-                      </a:effectRef>
-                      <a:fontRef idx="minor">
-                        <a:schemeClr val="tx1"/>
-                      </a:fontRef>
-                    </wps:style>
-                    <wps:bodyPr/>
-                  </wps:wsp>
-                  <wps:wsp>
-                    <wps:cNvPr id="223" name="ProcessLinks--FinalSVG"/>
-                    <wps:cNvCnPr>
-                      <a:stCxn id="65" idx="2"/>
-                      <a:endCxn id="107" idx="0"/>
-                    </wps:cNvCnPr>
-                    <wps:spPr>
-                      <a:xfrm>
-                        <a:off x="4120862" y="1250978"/>
-                        <a:ext cx="58405" cy="57662"/>
-                      </a:xfrm>
-                      <a:prstGeom prst="line">
-                        <a:avLst/>
-                      </a:prstGeom>
-                      <a:ln w="3175" cap="flat" cmpd="sng" algn="ctr">
-                        <a:solidFill>
-                          <a:srgbClr val="2F5496"/>
-                        </a:solidFill>
-                        <a:prstDash val="solid"/>
-                        <a:tailEnd type="triangle" w="med" len="med"/>
-                      </a:ln>
-                    </wps:spPr>
-                    <wps:style>
-                      <a:lnRef idx="2">
-                        <a:schemeClr val="accent1"/>
-                      </a:lnRef>
-                      <a:fillRef idx="0">
-                        <a:schemeClr val="accent1"/>
-                      </a:fillRef>
-                      <a:effectRef idx="1">
-                        <a:schemeClr val="accent1"/>
-                      </a:effectRef>
-                      <a:fontRef idx="minor">
-                        <a:schemeClr val="tx1"/>
-                      </a:fontRef>
-                    </wps:style>
-                    <wps:bodyPr/>
-                  </wps:wsp>
-                  <wps:wsp>
-                    <wps:cNvPr id="224" name="SetupLayoutData--LayoutAlgorithm"/>
-                    <wps:cNvCnPr>
-                      <a:stCxn id="62" idx="3"/>
-                      <a:endCxn id="108" idx="1"/>
-                    </wps:cNvCnPr>
-                    <wps:spPr>
-                      <a:xfrm>
-                        <a:off x="4762849" y="796521"/>
-                        <a:ext cx="326724" cy="130962"/>
-                      </a:xfrm>
-                      <a:prstGeom prst="line">
-                        <a:avLst/>
-                      </a:prstGeom>
-                      <a:ln w="3175" cap="flat" cmpd="sng" algn="ctr">
-                        <a:solidFill>
-                          <a:srgbClr val="2F5496"/>
-                        </a:solidFill>
-                        <a:prstDash val="solid"/>
-                        <a:tailEnd type="triangle" w="med" len="med"/>
-                      </a:ln>
-                    </wps:spPr>
-                    <wps:style>
-                      <a:lnRef idx="2">
-                        <a:schemeClr val="accent1"/>
-                      </a:lnRef>
-                      <a:fillRef idx="0">
-                        <a:schemeClr val="accent1"/>
-                      </a:fillRef>
-                      <a:effectRef idx="1">
-                        <a:schemeClr val="accent1"/>
-                      </a:effectRef>
-                      <a:fontRef idx="minor">
-                        <a:schemeClr val="tx1"/>
-                      </a:fontRef>
-                    </wps:style>
-                    <wps:bodyPr/>
-                  </wps:wsp>
-                  <wps:wsp>
-                    <wps:cNvPr id="225" name="LayoutAlgorithm--Dagre"/>
-                    <wps:cNvCnPr>
-                      <a:stCxn id="108" idx="1"/>
-                      <a:endCxn id="109" idx="3"/>
-                    </wps:cNvCnPr>
-                    <wps:spPr>
-                      <a:xfrm flipH="1">
-                        <a:off x="5062145" y="927483"/>
-                        <a:ext cx="27428" cy="130962"/>
-                      </a:xfrm>
-                      <a:prstGeom prst="line">
-                        <a:avLst/>
-                      </a:prstGeom>
-                      <a:ln w="3175" cap="flat" cmpd="sng" algn="ctr">
-                        <a:solidFill>
-                          <a:srgbClr val="2F5496"/>
-                        </a:solidFill>
-                        <a:prstDash val="solid"/>
-                        <a:tailEnd type="triangle" w="med" len="med"/>
-                      </a:ln>
-                    </wps:spPr>
-                    <wps:style>
-                      <a:lnRef idx="2">
-                        <a:schemeClr val="accent1"/>
-                      </a:lnRef>
-                      <a:fillRef idx="0">
-                        <a:schemeClr val="accent1"/>
-                      </a:fillRef>
-                      <a:effectRef idx="1">
-                        <a:schemeClr val="accent1"/>
-                      </a:effectRef>
-                      <a:fontRef idx="minor">
-                        <a:schemeClr val="tx1"/>
-                      </a:fontRef>
-                    </wps:style>
-                    <wps:bodyPr/>
-                  </wps:wsp>
-                  <wps:wsp>
-                    <wps:cNvPr id="226" name="LayoutAlgorithm--DagreWrapper"/>
-                    <wps:cNvCnPr>
-                      <a:stCxn id="108" idx="2"/>
-                      <a:endCxn id="110" idx="0"/>
-                    </wps:cNvCnPr>
-                    <wps:spPr>
-                      <a:xfrm>
-                        <a:off x="5153686" y="968531"/>
-                        <a:ext cx="0" cy="69390"/>
-                      </a:xfrm>
-                      <a:prstGeom prst="line">
-                        <a:avLst/>
-                      </a:prstGeom>
-                      <a:ln w="3175" cap="flat" cmpd="sng" algn="ctr">
-                        <a:solidFill>
-                          <a:srgbClr val="2F5496"/>
-                        </a:solidFill>
-                        <a:prstDash val="solid"/>
-                        <a:tailEnd type="triangle" w="med" len="med"/>
-                      </a:ln>
-                    </wps:spPr>
-                    <wps:style>
-                      <a:lnRef idx="2">
-                        <a:schemeClr val="accent1"/>
-                      </a:lnRef>
-                      <a:fillRef idx="0">
-                        <a:schemeClr val="accent1"/>
-                      </a:fillRef>
-                      <a:effectRef idx="1">
-                        <a:schemeClr val="accent1"/>
-                      </a:effectRef>
-                      <a:fontRef idx="minor">
-                        <a:schemeClr val="tx1"/>
-                      </a:fontRef>
-                    </wps:style>
-                    <wps:bodyPr/>
-                  </wps:wsp>
-                  <wps:wsp>
-                    <wps:cNvPr id="227" name="LayoutAlgorithm--ELK"/>
-                    <wps:cNvCnPr>
-                      <a:stCxn id="108" idx="3"/>
-                      <a:endCxn id="111" idx="1"/>
-                    </wps:cNvCnPr>
-                    <wps:spPr>
-                      <a:xfrm>
-                        <a:off x="5217798" y="927483"/>
-                        <a:ext cx="27428" cy="130962"/>
-                      </a:xfrm>
-                      <a:prstGeom prst="line">
-                        <a:avLst/>
-                      </a:prstGeom>
-                      <a:ln w="3175" cap="flat" cmpd="sng" algn="ctr">
-                        <a:solidFill>
-                          <a:srgbClr val="2F5496"/>
-                        </a:solidFill>
-                        <a:prstDash val="solid"/>
-                        <a:tailEnd type="triangle" w="med" len="med"/>
-                      </a:ln>
-                    </wps:spPr>
-                    <wps:style>
-                      <a:lnRef idx="2">
-                        <a:schemeClr val="accent1"/>
-                      </a:lnRef>
-                      <a:fillRef idx="0">
-                        <a:schemeClr val="accent1"/>
-                      </a:fillRef>
-                      <a:effectRef idx="1">
-                        <a:schemeClr val="accent1"/>
-                      </a:effectRef>
-                      <a:fontRef idx="minor">
-                        <a:schemeClr val="tx1"/>
-                      </a:fontRef>
-                    </wps:style>
-                    <wps:bodyPr/>
-                  </wps:wsp>
-                  <wps:wsp>
-                    <wps:cNvPr id="228" name="FlowDBClass--TestFiles"/>
-                    <wps:cNvCnPr>
-                      <a:stCxn id="24" idx="3"/>
-                      <a:endCxn id="112" idx="1"/>
-                    </wps:cNvCnPr>
-                    <wps:spPr>
-                      <a:xfrm>
-                        <a:off x="1738218" y="397772"/>
-                        <a:ext cx="2538000" cy="113370"/>
-                      </a:xfrm>
-                      <a:prstGeom prst="line">
-                        <a:avLst/>
-                      </a:prstGeom>
-                      <a:ln w="3175" cap="flat" cmpd="sng" algn="ctr">
-                        <a:solidFill>
-                          <a:srgbClr val="2F5496"/>
-                        </a:solidFill>
-                        <a:prstDash val="solid"/>
-                        <a:tailEnd type="triangle" w="med" len="med"/>
-                      </a:ln>
-                    </wps:spPr>
-                    <wps:style>
-                      <a:lnRef idx="2">
-                        <a:schemeClr val="accent1"/>
-                      </a:lnRef>
-                      <a:fillRef idx="0">
-                        <a:schemeClr val="accent1"/>
-                      </a:fillRef>
-                      <a:effectRef idx="1">
-                        <a:schemeClr val="accent1"/>
-                      </a:effectRef>
-                      <a:fontRef idx="minor">
-                        <a:schemeClr val="tx1"/>
-                      </a:fontRef>
-                    </wps:style>
-                    <wps:bodyPr/>
-                  </wps:wsp>
-                  <wps:wsp>
-                    <wps:cNvPr id="229" name="TestFiles--flowDbSpec"/>
-                    <wps:cNvCnPr>
-                      <a:stCxn id="112" idx="1"/>
-                      <a:endCxn id="113" idx="3"/>
-                    </wps:cNvCnPr>
-                    <wps:spPr>
-                      <a:xfrm flipH="1">
-                        <a:off x="4127352" y="511142"/>
-                        <a:ext cx="148866" cy="142689"/>
-                      </a:xfrm>
-                      <a:prstGeom prst="line">
-                        <a:avLst/>
-                      </a:prstGeom>
-                      <a:ln w="3175" cap="flat" cmpd="sng" algn="ctr">
-                        <a:solidFill>
-                          <a:srgbClr val="2F5496"/>
-                        </a:solidFill>
-                        <a:prstDash val="solid"/>
-                        <a:tailEnd type="triangle" w="med" len="med"/>
-                      </a:ln>
-                    </wps:spPr>
-                    <wps:style>
-                      <a:lnRef idx="2">
-                        <a:schemeClr val="accent1"/>
-                      </a:lnRef>
-                      <a:fillRef idx="0">
-                        <a:schemeClr val="accent1"/>
-                      </a:fillRef>
-                      <a:effectRef idx="1">
-                        <a:schemeClr val="accent1"/>
-                      </a:effectRef>
-                      <a:fontRef idx="minor">
-                        <a:schemeClr val="tx1"/>
-                      </a:fontRef>
-                    </wps:style>
-                    <wps:bodyPr/>
-                  </wps:wsp>
-                  <wps:wsp>
-                    <wps:cNvPr id="230" name="TestFiles--flowChartShapesSpec"/>
-                    <wps:cNvCnPr>
-                      <a:stCxn id="112" idx="2"/>
-                      <a:endCxn id="114" idx="0"/>
-                    </wps:cNvCnPr>
-                    <wps:spPr>
-                      <a:xfrm flipH="1">
-                        <a:off x="4228368" y="525802"/>
-                        <a:ext cx="87412" cy="113370"/>
-                      </a:xfrm>
-                      <a:prstGeom prst="line">
-                        <a:avLst/>
-                      </a:prstGeom>
-                      <a:ln w="3175" cap="flat" cmpd="sng" algn="ctr">
-                        <a:solidFill>
-                          <a:srgbClr val="2F5496"/>
-                        </a:solidFill>
-                        <a:prstDash val="solid"/>
-                        <a:tailEnd type="triangle" w="med" len="med"/>
-                      </a:ln>
-                    </wps:spPr>
-                    <wps:style>
-                      <a:lnRef idx="2">
-                        <a:schemeClr val="accent1"/>
-                      </a:lnRef>
-                      <a:fillRef idx="0">
-                        <a:schemeClr val="accent1"/>
-                      </a:fillRef>
-                      <a:effectRef idx="1">
-                        <a:schemeClr val="accent1"/>
-                      </a:effectRef>
-                      <a:fontRef idx="minor">
-                        <a:schemeClr val="tx1"/>
-                      </a:fontRef>
-                    </wps:style>
-                    <wps:bodyPr/>
-                  </wps:wsp>
-                  <wps:wsp>
-                    <wps:cNvPr id="231" name="TestFiles--ParserTests"/>
-                    <wps:cNvCnPr>
-                      <a:stCxn id="112" idx="2"/>
-                      <a:endCxn id="115" idx="0"/>
-                    </wps:cNvCnPr>
-                    <wps:spPr>
-                      <a:xfrm>
-                        <a:off x="4315780" y="525802"/>
-                        <a:ext cx="87413" cy="84050"/>
-                      </a:xfrm>
-                      <a:prstGeom prst="line">
-                        <a:avLst/>
-                      </a:prstGeom>
-                      <a:ln w="3175" cap="flat" cmpd="sng" algn="ctr">
-                        <a:solidFill>
-                          <a:srgbClr val="2F5496"/>
-                        </a:solidFill>
-                        <a:prstDash val="solid"/>
-                        <a:tailEnd type="triangle" w="med" len="med"/>
-                      </a:ln>
-                    </wps:spPr>
-                    <wps:style>
-                      <a:lnRef idx="2">
-                        <a:schemeClr val="accent1"/>
-                      </a:lnRef>
-                      <a:fillRef idx="0">
-                        <a:schemeClr val="accent1"/>
-                      </a:fillRef>
-                      <a:effectRef idx="1">
-                        <a:schemeClr val="accent1"/>
-                      </a:effectRef>
-                      <a:fontRef idx="minor">
-                        <a:schemeClr val="tx1"/>
-                      </a:fontRef>
-                    </wps:style>
-                    <wps:bodyPr/>
-                  </wps:wsp>
-                  <wps:wsp>
-                    <wps:cNvPr id="232" name="Init--ConfigSetup"/>
-                    <wps:cNvCnPr>
-                      <a:stCxn id="14" idx="2"/>
-                      <a:endCxn id="116" idx="0"/>
-                    </wps:cNvCnPr>
-                    <wps:spPr>
-                      <a:xfrm>
-                        <a:off x="5399894" y="340110"/>
-                        <a:ext cx="0" cy="37138"/>
-                      </a:xfrm>
-                      <a:prstGeom prst="line">
-                        <a:avLst/>
-                      </a:prstGeom>
-                      <a:ln w="3175" cap="flat" cmpd="sng" algn="ctr">
-                        <a:solidFill>
-                          <a:srgbClr val="2F5496"/>
-                        </a:solidFill>
-                        <a:prstDash val="solid"/>
-                        <a:tailEnd type="triangle" w="med" len="med"/>
-                      </a:ln>
-                    </wps:spPr>
-                    <wps:style>
-                      <a:lnRef idx="2">
-                        <a:schemeClr val="accent1"/>
-                      </a:lnRef>
-                      <a:fillRef idx="0">
-                        <a:schemeClr val="accent1"/>
-                      </a:fillRef>
-                      <a:effectRef idx="1">
-                        <a:schemeClr val="accent1"/>
-                      </a:effectRef>
-                      <a:fontRef idx="minor">
-                        <a:schemeClr val="tx1"/>
-                      </a:fontRef>
-                    </wps:style>
-                    <wps:bodyPr/>
-                  </wps:wsp>
-                  <wps:wsp>
-                    <wps:cNvPr id="233" name="ConfigSetup--FlowchartConfig"/>
-                    <wps:cNvCnPr>
-                      <a:stCxn id="116" idx="1"/>
-                      <a:endCxn id="117" idx="3"/>
-                    </wps:cNvCnPr>
-                    <wps:spPr>
-                      <a:xfrm>
-                        <a:off x="5103803" y="397772"/>
-                        <a:ext cx="249961" cy="113370"/>
-                      </a:xfrm>
-                      <a:custGeom>
-                        <a:avLst/>
-                        <a:gdLst/>
-                        <a:ahLst/>
-                        <a:cxnLst/>
-                        <a:rect l="0" t="0" r="0" b="0"/>
-                        <a:pathLst>
-                          <a:path w="249961" h="113370">
-                            <a:moveTo>
-                              <a:pt x="249961" y="0"/>
-                            </a:moveTo>
-                            <a:lnTo>
-                              <a:pt x="0" y="42025"/>
-                            </a:lnTo>
-                            <a:lnTo>
-                              <a:pt x="45660" y="113370"/>
+                              <a:pt x="45195" y="119585"/>
                             </a:lnTo>
                           </a:path>
                         </a:pathLst>
@@ -12050,8 +12067,8 @@
                     </wps:cNvCnPr>
                     <wps:spPr>
                       <a:xfrm flipH="1">
-                        <a:off x="5305523" y="397772"/>
-                        <a:ext cx="48241" cy="113370"/>
+                        <a:off x="5257923" y="419579"/>
+                        <a:ext cx="76865" cy="119585"/>
                       </a:xfrm>
                       <a:prstGeom prst="line">
                         <a:avLst/>
@@ -12088,8 +12105,8 @@
                     </wps:cNvCnPr>
                     <wps:spPr>
                       <a:xfrm flipH="1">
-                        <a:off x="5354937" y="418296"/>
-                        <a:ext cx="44957" cy="72322"/>
+                        <a:off x="5326375" y="441228"/>
+                        <a:ext cx="54102" cy="82473"/>
                       </a:xfrm>
                       <a:prstGeom prst="line">
                         <a:avLst/>
@@ -12126,8 +12143,8 @@
                     </wps:cNvCnPr>
                     <wps:spPr>
                       <a:xfrm>
-                        <a:off x="5399894" y="418296"/>
-                        <a:ext cx="44957" cy="72322"/>
+                        <a:off x="5380477" y="441228"/>
+                        <a:ext cx="54102" cy="76287"/>
                       </a:xfrm>
                       <a:prstGeom prst="line">
                         <a:avLst/>
@@ -12161,6 +12178,19 @@
             </a:graphic>
           </wp:inline>
         </w:drawing>
+      </w:r>
+    </w:p>
+    <w:p xmlns:w="http://schemas.openxmlformats.org/wordprocessingml/2006/main">
+      <w:pPr>
+        <w:spacing w:before="0" w:after="120"/>
+      </w:pPr>
+      <w:r>
+        <w:rPr>
+          <w:i/>
+          <w:color w:val="808080"/>
+          <w:sz w:val="18"/>
+        </w:rPr>
+        <w:t xml:space="preserve">Native shapes used (diagram has multiple disconnected parts — not supported by SmartArt export).</w:t>
       </w:r>
     </w:p>
     <w:bookmarkEnd w:id="20"/>

--- a/test-corpus/corpus/generated/mermaid-official-code-flow.docx
+++ b/test-corpus/corpus/generated/mermaid-official-code-flow.docx
@@ -12178,19 +12178,6 @@
             </a:graphic>
           </wp:inline>
         </w:drawing>
-      </w:r>
-    </w:p>
-    <w:p xmlns:w="http://schemas.openxmlformats.org/wordprocessingml/2006/main">
-      <w:pPr>
-        <w:spacing w:before="0" w:after="120"/>
-      </w:pPr>
-      <w:r>
-        <w:rPr>
-          <w:i/>
-          <w:color w:val="808080"/>
-          <w:sz w:val="18"/>
-        </w:rPr>
-        <w:t xml:space="preserve">Native shapes used (diagram has multiple disconnected parts — not supported by SmartArt export).</w:t>
       </w:r>
     </w:p>
     <w:bookmarkEnd w:id="20"/>

--- a/test-corpus/corpus/generated/mermaid-official-code-flow.docx
+++ b/test-corpus/corpus/generated/mermaid-official-code-flow.docx
@@ -15,7 +15,7 @@
       <w:r>
         <w:drawing>
           <wp:inline xmlns:wp="http://schemas.openxmlformats.org/drawingml/2006/wordprocessingDrawing" distT="0" distB="0" distL="0" distR="0">
-            <wp:extent cx="5943600" cy="1521619"/>
+            <wp:extent cx="5943600" cy="1645934"/>
             <wp:effectExtent l="0" t="0" r="0" b="0"/>
             <wp:docPr id="1" name="Diagram 1"/>
             <wp:cNvGraphicFramePr>
@@ -35,8 +35,8 @@
                     <wps:cNvSpPr/>
                     <wps:spPr>
                       <a:xfrm>
-                        <a:off x="4139661" y="0"/>
-                        <a:ext cx="71586" cy="43298"/>
+                        <a:off x="4247092" y="0"/>
+                        <a:ext cx="77751" cy="47027"/>
                       </a:xfrm>
                       <a:prstGeom prst="rect">
                         <a:avLst/>
@@ -84,7 +84,7 @@
                         </w:p>
                       </w:txbxContent>
                     </wps:txbx>
-                    <wps:bodyPr rot="0" spcFirstLastPara="0" vertOverflow="overflow" horzOverflow="overflow" vert="horz" wrap="square" lIns="3959" tIns="1979" rIns="3959" bIns="1979" numCol="1" spcCol="0" rtlCol="0" fromWordArt="0" anchor="ctr" anchorCtr="0" forceAA="0" compatLnSpc="1">
+                    <wps:bodyPr rot="0" spcFirstLastPara="0" vertOverflow="overflow" horzOverflow="overflow" vert="horz" wrap="square" lIns="4300" tIns="2150" rIns="4300" bIns="2150" numCol="1" spcCol="0" rtlCol="0" fromWordArt="0" anchor="ctr" anchorCtr="0" forceAA="0" compatLnSpc="1">
                       <a:prstTxWarp prst="textNoShape">
                         <a:avLst/>
                       </a:prstTxWarp>
@@ -96,8 +96,8 @@
                     <wps:cNvSpPr/>
                     <wps:spPr>
                       <a:xfrm>
-                        <a:off x="4107827" y="76287"/>
-                        <a:ext cx="135255" cy="86596"/>
+                        <a:off x="4212516" y="82857"/>
+                        <a:ext cx="146902" cy="94053"/>
                       </a:xfrm>
                       <a:prstGeom prst="diamond">
                         <a:avLst/>
@@ -145,7 +145,7 @@
                         </w:p>
                       </w:txbxContent>
                     </wps:txbx>
-                    <wps:bodyPr rot="0" spcFirstLastPara="0" vertOverflow="overflow" horzOverflow="overflow" vert="horz" wrap="square" lIns="3959" tIns="1979" rIns="3959" bIns="1979" numCol="1" spcCol="0" rtlCol="0" fromWordArt="0" anchor="ctr" anchorCtr="0" forceAA="0" compatLnSpc="1">
+                    <wps:bodyPr rot="0" spcFirstLastPara="0" vertOverflow="overflow" horzOverflow="overflow" vert="horz" wrap="square" lIns="4300" tIns="2150" rIns="4300" bIns="2150" numCol="1" spcCol="0" rtlCol="0" fromWordArt="0" anchor="ctr" anchorCtr="0" forceAA="0" compatLnSpc="1">
                       <a:prstTxWarp prst="textNoShape">
                         <a:avLst/>
                       </a:prstTxWarp>
@@ -153,12 +153,12 @@
                     </wps:bodyPr>
                   </wps:wsp>
                   <wps:wsp>
-                    <wps:cNvPr id="4" name="flowDetector.ts&lt;br/&gt;detector(txt, config)" descr="flowDetector"/>
+                    <wps:cNvPr id="4" name="flowDetector.ts detector(txt, config)" descr="flowDetector"/>
                     <wps:cNvSpPr/>
                     <wps:spPr>
                       <a:xfrm>
-                        <a:off x="3826694" y="217521"/>
-                        <a:ext cx="210140" cy="43298"/>
+                        <a:off x="4081307" y="229535"/>
+                        <a:ext cx="112147" cy="60463"/>
                       </a:xfrm>
                       <a:prstGeom prst="rect">
                         <a:avLst/>
@@ -201,12 +201,12 @@
                               <w:color w:val="000000"/>
                               <w:sz w:val="4"/>
                             </w:rPr>
-                            <w:t xml:space="preserve">flowDetector.ts&lt;br/&gt;detector(txt, config)</w:t>
+                            <w:t xml:space="preserve">flowDetector.ts detector(txt, config)</w:t>
                           </w:r>
                         </w:p>
                       </w:txbxContent>
                     </wps:txbx>
-                    <wps:bodyPr rot="0" spcFirstLastPara="0" vertOverflow="overflow" horzOverflow="overflow" vert="horz" wrap="square" lIns="3959" tIns="1979" rIns="3959" bIns="1979" numCol="1" spcCol="0" rtlCol="0" fromWordArt="0" anchor="ctr" anchorCtr="0" forceAA="0" compatLnSpc="1">
+                    <wps:bodyPr rot="0" spcFirstLastPara="0" vertOverflow="overflow" horzOverflow="overflow" vert="horz" wrap="square" lIns="4300" tIns="2150" rIns="4300" bIns="2150" numCol="1" spcCol="0" rtlCol="0" fromWordArt="0" anchor="ctr" anchorCtr="0" forceAA="0" compatLnSpc="1">
                       <a:prstTxWarp prst="textNoShape">
                         <a:avLst/>
                       </a:prstTxWarp>
@@ -214,12 +214,12 @@
                     </wps:bodyPr>
                   </wps:wsp>
                   <wps:wsp>
-                    <wps:cNvPr id="5" name="flowDetector-v2.ts&lt;br/&gt;detector(txt, config)" descr="flowDetectorV2"/>
+                    <wps:cNvPr id="5" name="flowDetector-v2.ts detector(txt, config)" descr="flowDetectorV2"/>
                     <wps:cNvSpPr/>
                     <wps:spPr>
                       <a:xfrm>
-                        <a:off x="4061576" y="217521"/>
-                        <a:ext cx="227756" cy="43298"/>
+                        <a:off x="4220327" y="229535"/>
+                        <a:ext cx="131281" cy="60463"/>
                       </a:xfrm>
                       <a:prstGeom prst="rect">
                         <a:avLst/>
@@ -262,12 +262,12 @@
                               <w:color w:val="000000"/>
                               <w:sz w:val="4"/>
                             </w:rPr>
-                            <w:t xml:space="preserve">flowDetector-v2.ts&lt;br/&gt;detector(txt, config)</w:t>
+                            <w:t xml:space="preserve">flowDetector-v2.ts detector(txt, config)</w:t>
                           </w:r>
                         </w:p>
                       </w:txbxContent>
                     </wps:txbx>
-                    <wps:bodyPr rot="0" spcFirstLastPara="0" vertOverflow="overflow" horzOverflow="overflow" vert="horz" wrap="square" lIns="3959" tIns="1979" rIns="3959" bIns="1979" numCol="1" spcCol="0" rtlCol="0" fromWordArt="0" anchor="ctr" anchorCtr="0" forceAA="0" compatLnSpc="1">
+                    <wps:bodyPr rot="0" spcFirstLastPara="0" vertOverflow="overflow" horzOverflow="overflow" vert="horz" wrap="square" lIns="4300" tIns="2150" rIns="4300" bIns="2150" numCol="1" spcCol="0" rtlCol="0" fromWordArt="0" anchor="ctr" anchorCtr="0" forceAA="0" compatLnSpc="1">
                       <a:prstTxWarp prst="textNoShape">
                         <a:avLst/>
                       </a:prstTxWarp>
@@ -275,12 +275,12 @@
                     </wps:bodyPr>
                   </wps:wsp>
                   <wps:wsp>
-                    <wps:cNvPr id="6" name="elk/detector.ts&lt;br/&gt;detector(txt, config)" descr="elkDetector"/>
+                    <wps:cNvPr id="6" name="elk/detector.ts detector(txt, config)" descr="elkDetector"/>
                     <wps:cNvSpPr/>
                     <wps:spPr>
                       <a:xfrm>
-                        <a:off x="4314074" y="217521"/>
-                        <a:ext cx="209150" cy="43298"/>
+                        <a:off x="4378480" y="229535"/>
+                        <a:ext cx="111073" cy="60463"/>
                       </a:xfrm>
                       <a:prstGeom prst="rect">
                         <a:avLst/>
@@ -323,12 +323,12 @@
                               <w:color w:val="000000"/>
                               <w:sz w:val="4"/>
                             </w:rPr>
-                            <w:t xml:space="preserve">elk/detector.ts&lt;br/&gt;detector(txt, config)</w:t>
+                            <w:t xml:space="preserve">elk/detector.ts detector(txt, config)</w:t>
                           </w:r>
                         </w:p>
                       </w:txbxContent>
                     </wps:txbx>
-                    <wps:bodyPr rot="0" spcFirstLastPara="0" vertOverflow="overflow" horzOverflow="overflow" vert="horz" wrap="square" lIns="3959" tIns="1979" rIns="3959" bIns="1979" numCol="1" spcCol="0" rtlCol="0" fromWordArt="0" anchor="ctr" anchorCtr="0" forceAA="0" compatLnSpc="1">
+                    <wps:bodyPr rot="0" spcFirstLastPara="0" vertOverflow="overflow" horzOverflow="overflow" vert="horz" wrap="square" lIns="4300" tIns="2150" rIns="4300" bIns="2150" numCol="1" spcCol="0" rtlCol="0" fromWordArt="0" anchor="ctr" anchorCtr="0" forceAA="0" compatLnSpc="1">
                       <a:prstTxWarp prst="textNoShape">
                         <a:avLst/>
                       </a:prstTxWarp>
@@ -340,8 +340,8 @@
                     <wps:cNvSpPr/>
                     <wps:spPr>
                       <a:xfrm>
-                        <a:off x="4591182" y="0"/>
-                        <a:ext cx="60700" cy="43298"/>
+                        <a:off x="4563362" y="0"/>
+                        <a:ext cx="65927" cy="47027"/>
                       </a:xfrm>
                       <a:prstGeom prst="rect">
                         <a:avLst/>
@@ -389,7 +389,7 @@
                         </w:p>
                       </w:txbxContent>
                     </wps:txbx>
-                    <wps:bodyPr rot="0" spcFirstLastPara="0" vertOverflow="overflow" horzOverflow="overflow" vert="horz" wrap="square" lIns="3959" tIns="1979" rIns="3959" bIns="1979" numCol="1" spcCol="0" rtlCol="0" fromWordArt="0" anchor="ctr" anchorCtr="0" forceAA="0" compatLnSpc="1">
+                    <wps:bodyPr rot="0" spcFirstLastPara="0" vertOverflow="overflow" horzOverflow="overflow" vert="horz" wrap="square" lIns="4300" tIns="2150" rIns="4300" bIns="2150" numCol="1" spcCol="0" rtlCol="0" fromWordArt="0" anchor="ctr" anchorCtr="0" forceAA="0" compatLnSpc="1">
                       <a:prstTxWarp prst="textNoShape">
                         <a:avLst/>
                       </a:prstTxWarp>
@@ -397,12 +397,12 @@
                     </wps:bodyPr>
                   </wps:wsp>
                   <wps:wsp>
-                    <wps:cNvPr id="8" name="flowDiagram.ts&lt;br/&gt;diagram object" descr="flowDiagram"/>
+                    <wps:cNvPr id="8" name="flowDiagram.ts diagram object" descr="flowDiagram"/>
                     <wps:cNvSpPr/>
                     <wps:spPr>
                       <a:xfrm>
-                        <a:off x="4537245" y="97936"/>
-                        <a:ext cx="168574" cy="43298"/>
+                        <a:off x="4543477" y="99652"/>
+                        <a:ext cx="105698" cy="60463"/>
                       </a:xfrm>
                       <a:prstGeom prst="rect">
                         <a:avLst/>
@@ -445,12 +445,12 @@
                               <w:color w:val="000000"/>
                               <w:sz w:val="4"/>
                             </w:rPr>
-                            <w:t xml:space="preserve">flowDiagram.ts&lt;br/&gt;diagram object</w:t>
+                            <w:t xml:space="preserve">flowDiagram.ts diagram object</w:t>
                           </w:r>
                         </w:p>
                       </w:txbxContent>
                     </wps:txbx>
-                    <wps:bodyPr rot="0" spcFirstLastPara="0" vertOverflow="overflow" horzOverflow="overflow" vert="horz" wrap="square" lIns="3959" tIns="1979" rIns="3959" bIns="1979" numCol="1" spcCol="0" rtlCol="0" fromWordArt="0" anchor="ctr" anchorCtr="0" forceAA="0" compatLnSpc="1">
+                    <wps:bodyPr rot="0" spcFirstLastPara="0" vertOverflow="overflow" horzOverflow="overflow" vert="horz" wrap="square" lIns="4300" tIns="2150" rIns="4300" bIns="2150" numCol="1" spcCol="0" rtlCol="0" fromWordArt="0" anchor="ctr" anchorCtr="0" forceAA="0" compatLnSpc="1">
                       <a:prstTxWarp prst="textNoShape">
                         <a:avLst/>
                       </a:prstTxWarp>
@@ -462,8 +462,8 @@
                     <wps:cNvSpPr/>
                     <wps:spPr>
                       <a:xfrm>
-                        <a:off x="4547966" y="195872"/>
-                        <a:ext cx="147131" cy="86596"/>
+                        <a:off x="4516425" y="212740"/>
+                        <a:ext cx="159801" cy="94053"/>
                       </a:xfrm>
                       <a:prstGeom prst="diamond">
                         <a:avLst/>
@@ -511,7 +511,7 @@
                         </w:p>
                       </w:txbxContent>
                     </wps:txbx>
-                    <wps:bodyPr rot="0" spcFirstLastPara="0" vertOverflow="overflow" horzOverflow="overflow" vert="horz" wrap="square" lIns="3959" tIns="1979" rIns="3959" bIns="1979" numCol="1" spcCol="0" rtlCol="0" fromWordArt="0" anchor="ctr" anchorCtr="0" forceAA="0" compatLnSpc="1">
+                    <wps:bodyPr rot="0" spcFirstLastPara="0" vertOverflow="overflow" horzOverflow="overflow" vert="horz" wrap="square" lIns="4300" tIns="2150" rIns="4300" bIns="2150" numCol="1" spcCol="0" rtlCol="0" fromWordArt="0" anchor="ctr" anchorCtr="0" forceAA="0" compatLnSpc="1">
                       <a:prstTxWarp prst="textNoShape">
                         <a:avLst/>
                       </a:prstTxWarp>
@@ -523,8 +523,8 @@
                     <wps:cNvSpPr/>
                     <wps:spPr>
                       <a:xfrm>
-                        <a:off x="937631" y="315458"/>
-                        <a:ext cx="73566" cy="43298"/>
+                        <a:off x="981290" y="342623"/>
+                        <a:ext cx="79901" cy="47027"/>
                       </a:xfrm>
                       <a:prstGeom prst="rect">
                         <a:avLst/>
@@ -572,7 +572,7 @@
                         </w:p>
                       </w:txbxContent>
                     </wps:txbx>
-                    <wps:bodyPr rot="0" spcFirstLastPara="0" vertOverflow="overflow" horzOverflow="overflow" vert="horz" wrap="square" lIns="3959" tIns="1979" rIns="3959" bIns="1979" numCol="1" spcCol="0" rtlCol="0" fromWordArt="0" anchor="ctr" anchorCtr="0" forceAA="0" compatLnSpc="1">
+                    <wps:bodyPr rot="0" spcFirstLastPara="0" vertOverflow="overflow" horzOverflow="overflow" vert="horz" wrap="square" lIns="4300" tIns="2150" rIns="4300" bIns="2150" numCol="1" spcCol="0" rtlCol="0" fromWordArt="0" anchor="ctr" anchorCtr="0" forceAA="0" compatLnSpc="1">
                       <a:prstTxWarp prst="textNoShape">
                         <a:avLst/>
                       </a:prstTxWarp>
@@ -584,8 +584,8 @@
                     <wps:cNvSpPr/>
                     <wps:spPr>
                       <a:xfrm>
-                        <a:off x="1671373" y="315458"/>
-                        <a:ext cx="63669" cy="43298"/>
+                        <a:off x="1615031" y="342623"/>
+                        <a:ext cx="69152" cy="47027"/>
                       </a:xfrm>
                       <a:prstGeom prst="rect">
                         <a:avLst/>
@@ -633,7 +633,7 @@
                         </w:p>
                       </w:txbxContent>
                     </wps:txbx>
-                    <wps:bodyPr rot="0" spcFirstLastPara="0" vertOverflow="overflow" horzOverflow="overflow" vert="horz" wrap="square" lIns="3959" tIns="1979" rIns="3959" bIns="1979" numCol="1" spcCol="0" rtlCol="0" fromWordArt="0" anchor="ctr" anchorCtr="0" forceAA="0" compatLnSpc="1">
+                    <wps:bodyPr rot="0" spcFirstLastPara="0" vertOverflow="overflow" horzOverflow="overflow" vert="horz" wrap="square" lIns="4300" tIns="2150" rIns="4300" bIns="2150" numCol="1" spcCol="0" rtlCol="0" fromWordArt="0" anchor="ctr" anchorCtr="0" forceAA="0" compatLnSpc="1">
                       <a:prstTxWarp prst="textNoShape">
                         <a:avLst/>
                       </a:prstTxWarp>
@@ -645,8 +645,8 @@
                     <wps:cNvSpPr/>
                     <wps:spPr>
                       <a:xfrm>
-                        <a:off x="4570465" y="315458"/>
-                        <a:ext cx="150562" cy="43298"/>
+                        <a:off x="4576548" y="342623"/>
+                        <a:ext cx="163527" cy="47027"/>
                       </a:xfrm>
                       <a:prstGeom prst="rect">
                         <a:avLst/>
@@ -694,7 +694,7 @@
                         </w:p>
                       </w:txbxContent>
                     </wps:txbx>
-                    <wps:bodyPr rot="0" spcFirstLastPara="0" vertOverflow="overflow" horzOverflow="overflow" vert="horz" wrap="square" lIns="3959" tIns="1979" rIns="3959" bIns="1979" numCol="1" spcCol="0" rtlCol="0" fromWordArt="0" anchor="ctr" anchorCtr="0" forceAA="0" compatLnSpc="1">
+                    <wps:bodyPr rot="0" spcFirstLastPara="0" vertOverflow="overflow" horzOverflow="overflow" vert="horz" wrap="square" lIns="4300" tIns="2150" rIns="4300" bIns="2150" numCol="1" spcCol="0" rtlCol="0" fromWordArt="0" anchor="ctr" anchorCtr="0" forceAA="0" compatLnSpc="1">
                       <a:prstTxWarp prst="textNoShape">
                         <a:avLst/>
                       </a:prstTxWarp>
@@ -706,8 +706,8 @@
                     <wps:cNvSpPr/>
                     <wps:spPr>
                       <a:xfrm>
-                        <a:off x="4864529" y="315458"/>
-                        <a:ext cx="73566" cy="43298"/>
+                        <a:off x="4802419" y="342623"/>
+                        <a:ext cx="79901" cy="47027"/>
                       </a:xfrm>
                       <a:prstGeom prst="rect">
                         <a:avLst/>
@@ -755,7 +755,7 @@
                         </w:p>
                       </w:txbxContent>
                     </wps:txbx>
-                    <wps:bodyPr rot="0" spcFirstLastPara="0" vertOverflow="overflow" horzOverflow="overflow" vert="horz" wrap="square" lIns="3959" tIns="1979" rIns="3959" bIns="1979" numCol="1" spcCol="0" rtlCol="0" fromWordArt="0" anchor="ctr" anchorCtr="0" forceAA="0" compatLnSpc="1">
+                    <wps:bodyPr rot="0" spcFirstLastPara="0" vertOverflow="overflow" horzOverflow="overflow" vert="horz" wrap="square" lIns="4300" tIns="2150" rIns="4300" bIns="2150" numCol="1" spcCol="0" rtlCol="0" fromWordArt="0" anchor="ctr" anchorCtr="0" forceAA="0" compatLnSpc="1">
                       <a:prstTxWarp prst="textNoShape">
                         <a:avLst/>
                       </a:prstTxWarp>
@@ -767,8 +767,8 @@
                     <wps:cNvSpPr/>
                     <wps:spPr>
                       <a:xfrm>
-                        <a:off x="5331324" y="315458"/>
-                        <a:ext cx="98307" cy="43298"/>
+                        <a:off x="5290063" y="342623"/>
+                        <a:ext cx="106773" cy="47027"/>
                       </a:xfrm>
                       <a:prstGeom prst="rect">
                         <a:avLst/>
@@ -816,7 +816,7 @@
                         </w:p>
                       </w:txbxContent>
                     </wps:txbx>
-                    <wps:bodyPr rot="0" spcFirstLastPara="0" vertOverflow="overflow" horzOverflow="overflow" vert="horz" wrap="square" lIns="3959" tIns="1979" rIns="3959" bIns="1979" numCol="1" spcCol="0" rtlCol="0" fromWordArt="0" anchor="ctr" anchorCtr="0" forceAA="0" compatLnSpc="1">
+                    <wps:bodyPr rot="0" spcFirstLastPara="0" vertOverflow="overflow" horzOverflow="overflow" vert="horz" wrap="square" lIns="4300" tIns="2150" rIns="4300" bIns="2150" numCol="1" spcCol="0" rtlCol="0" fromWordArt="0" anchor="ctr" anchorCtr="0" forceAA="0" compatLnSpc="1">
                       <a:prstTxWarp prst="textNoShape">
                         <a:avLst/>
                       </a:prstTxWarp>
@@ -824,12 +824,12 @@
                     </wps:bodyPr>
                   </wps:wsp>
                   <wps:wsp>
-                    <wps:cNvPr id="15" name="parser/flowParser.ts&lt;br/&gt;newParser.parse(src)" descr="flowParser"/>
+                    <wps:cNvPr id="15" name="parser/flowParser.ts newParser.parse(src)" descr="flowParser"/>
                     <wps:cNvSpPr/>
                     <wps:spPr>
                       <a:xfrm>
-                        <a:off x="745601" y="404116"/>
-                        <a:ext cx="282386" cy="30927"/>
+                        <a:off x="875503" y="438916"/>
+                        <a:ext cx="144394" cy="47027"/>
                       </a:xfrm>
                       <a:prstGeom prst="rect">
                         <a:avLst/>
@@ -872,12 +872,12 @@
                               <w:color w:val="000000"/>
                               <w:sz w:val="4"/>
                             </w:rPr>
-                            <w:t xml:space="preserve">parser/flowParser.ts&lt;br/&gt;newParser.parse(src)</w:t>
+                            <w:t xml:space="preserve">parser/flowParser.ts newParser.parse(src)</w:t>
                           </w:r>
                         </w:p>
                       </w:txbxContent>
                     </wps:txbx>
-                    <wps:bodyPr rot="0" spcFirstLastPara="0" vertOverflow="overflow" horzOverflow="overflow" vert="horz" wrap="square" lIns="3959" tIns="1979" rIns="3959" bIns="1979" numCol="1" spcCol="0" rtlCol="0" fromWordArt="0" anchor="ctr" anchorCtr="0" forceAA="0" compatLnSpc="1">
+                    <wps:bodyPr rot="0" spcFirstLastPara="0" vertOverflow="overflow" horzOverflow="overflow" vert="horz" wrap="square" lIns="4300" tIns="2150" rIns="4300" bIns="2150" numCol="1" spcCol="0" rtlCol="0" fromWordArt="0" anchor="ctr" anchorCtr="0" forceAA="0" compatLnSpc="1">
                       <a:prstTxWarp prst="textNoShape">
                         <a:avLst/>
                       </a:prstTxWarp>
@@ -889,8 +889,8 @@
                     <wps:cNvSpPr/>
                     <wps:spPr>
                       <a:xfrm>
-                        <a:off x="5729006" y="6185"/>
-                        <a:ext cx="110183" cy="30927"/>
+                        <a:off x="5721992" y="6718"/>
+                        <a:ext cx="119672" cy="33590"/>
                       </a:xfrm>
                       <a:prstGeom prst="rect">
                         <a:avLst/>
@@ -938,7 +938,7 @@
                         </w:p>
                       </w:txbxContent>
                     </wps:txbx>
-                    <wps:bodyPr rot="0" spcFirstLastPara="0" vertOverflow="overflow" horzOverflow="overflow" vert="horz" wrap="square" lIns="3959" tIns="1979" rIns="3959" bIns="1979" numCol="1" spcCol="0" rtlCol="0" fromWordArt="0" anchor="ctr" anchorCtr="0" forceAA="0" compatLnSpc="1">
+                    <wps:bodyPr rot="0" spcFirstLastPara="0" vertOverflow="overflow" horzOverflow="overflow" vert="horz" wrap="square" lIns="4300" tIns="2150" rIns="4300" bIns="2150" numCol="1" spcCol="0" rtlCol="0" fromWordArt="0" anchor="ctr" anchorCtr="0" forceAA="0" compatLnSpc="1">
                       <a:prstTxWarp prst="textNoShape">
                         <a:avLst/>
                       </a:prstTxWarp>
@@ -946,12 +946,12 @@
                     </wps:bodyPr>
                   </wps:wsp>
                   <wps:wsp>
-                    <wps:cNvPr id="17" name="parser/flow.jison&lt;br/&gt;flowJisonParser.parse(newSrc)" descr="flowJison"/>
+                    <wps:cNvPr id="17" name="parser/flow.jison flowJisonParser.parse(newSrc)" descr="flowJison"/>
                     <wps:cNvSpPr/>
                     <wps:spPr>
                       <a:xfrm>
-                        <a:off x="5624596" y="104122"/>
-                        <a:ext cx="319004" cy="30927"/>
+                        <a:off x="5679534" y="106370"/>
+                        <a:ext cx="204588" cy="47027"/>
                       </a:xfrm>
                       <a:prstGeom prst="rect">
                         <a:avLst/>
@@ -994,12 +994,12 @@
                               <w:color w:val="000000"/>
                               <w:sz w:val="4"/>
                             </w:rPr>
-                            <w:t xml:space="preserve">parser/flow.jison&lt;br/&gt;flowJisonParser.parse(newSrc)</w:t>
+                            <w:t xml:space="preserve">parser/flow.jison flowJisonParser.parse(newSrc)</w:t>
                           </w:r>
                         </w:p>
                       </w:txbxContent>
                     </wps:txbx>
-                    <wps:bodyPr rot="0" spcFirstLastPara="0" vertOverflow="overflow" horzOverflow="overflow" vert="horz" wrap="square" lIns="3959" tIns="1979" rIns="3959" bIns="1979" numCol="1" spcCol="0" rtlCol="0" fromWordArt="0" anchor="ctr" anchorCtr="0" forceAA="0" compatLnSpc="1">
+                    <wps:bodyPr rot="0" spcFirstLastPara="0" vertOverflow="overflow" horzOverflow="overflow" vert="horz" wrap="square" lIns="4300" tIns="2150" rIns="4300" bIns="2150" numCol="1" spcCol="0" rtlCol="0" fromWordArt="0" anchor="ctr" anchorCtr="0" forceAA="0" compatLnSpc="1">
                       <a:prstTxWarp prst="textNoShape">
                         <a:avLst/>
                       </a:prstTxWarp>
@@ -1011,8 +1011,8 @@
                     <wps:cNvSpPr/>
                     <wps:spPr>
                       <a:xfrm>
-                        <a:off x="5745336" y="217521"/>
-                        <a:ext cx="77524" cy="43298"/>
+                        <a:off x="5739728" y="236253"/>
+                        <a:ext cx="84200" cy="47027"/>
                       </a:xfrm>
                       <a:prstGeom prst="rect">
                         <a:avLst/>
@@ -1060,7 +1060,7 @@
                         </w:p>
                       </w:txbxContent>
                     </wps:txbx>
-                    <wps:bodyPr rot="0" spcFirstLastPara="0" vertOverflow="overflow" horzOverflow="overflow" vert="horz" wrap="square" lIns="3959" tIns="1979" rIns="3959" bIns="1979" numCol="1" spcCol="0" rtlCol="0" fromWordArt="0" anchor="ctr" anchorCtr="0" forceAA="0" compatLnSpc="1">
+                    <wps:bodyPr rot="0" spcFirstLastPara="0" vertOverflow="overflow" horzOverflow="overflow" vert="horz" wrap="square" lIns="4300" tIns="2150" rIns="4300" bIns="2150" numCol="1" spcCol="0" rtlCol="0" fromWordArt="0" anchor="ctr" anchorCtr="0" forceAA="0" compatLnSpc="1">
                       <a:prstTxWarp prst="textNoShape">
                         <a:avLst/>
                       </a:prstTxWarp>
@@ -1072,8 +1072,8 @@
                     <wps:cNvSpPr/>
                     <wps:spPr>
                       <a:xfrm>
-                        <a:off x="5454373" y="315458"/>
-                        <a:ext cx="61689" cy="43298"/>
+                        <a:off x="5423709" y="342623"/>
+                        <a:ext cx="67002" cy="47027"/>
                       </a:xfrm>
                       <a:prstGeom prst="rect">
                         <a:avLst/>
@@ -1121,7 +1121,7 @@
                         </w:p>
                       </w:txbxContent>
                     </wps:txbx>
-                    <wps:bodyPr rot="0" spcFirstLastPara="0" vertOverflow="overflow" horzOverflow="overflow" vert="horz" wrap="square" lIns="3959" tIns="1979" rIns="3959" bIns="1979" numCol="1" spcCol="0" rtlCol="0" fromWordArt="0" anchor="ctr" anchorCtr="0" forceAA="0" compatLnSpc="1">
+                    <wps:bodyPr rot="0" spcFirstLastPara="0" vertOverflow="overflow" horzOverflow="overflow" vert="horz" wrap="square" lIns="4300" tIns="2150" rIns="4300" bIns="2150" numCol="1" spcCol="0" rtlCol="0" fromWordArt="0" anchor="ctr" anchorCtr="0" forceAA="0" compatLnSpc="1">
                       <a:prstTxWarp prst="textNoShape">
                         <a:avLst/>
                       </a:prstTxWarp>
@@ -1133,8 +1133,8 @@
                     <wps:cNvSpPr/>
                     <wps:spPr>
                       <a:xfrm>
-                        <a:off x="5540804" y="321643"/>
-                        <a:ext cx="77524" cy="30927"/>
+                        <a:off x="5517583" y="349341"/>
+                        <a:ext cx="84200" cy="33590"/>
                       </a:xfrm>
                       <a:prstGeom prst="rect">
                         <a:avLst/>
@@ -1182,7 +1182,7 @@
                         </w:p>
                       </w:txbxContent>
                     </wps:txbx>
-                    <wps:bodyPr rot="0" spcFirstLastPara="0" vertOverflow="overflow" horzOverflow="overflow" vert="horz" wrap="square" lIns="3959" tIns="1979" rIns="3959" bIns="1979" numCol="1" spcCol="0" rtlCol="0" fromWordArt="0" anchor="ctr" anchorCtr="0" forceAA="0" compatLnSpc="1">
+                    <wps:bodyPr rot="0" spcFirstLastPara="0" vertOverflow="overflow" horzOverflow="overflow" vert="horz" wrap="square" lIns="4300" tIns="2150" rIns="4300" bIns="2150" numCol="1" spcCol="0" rtlCol="0" fromWordArt="0" anchor="ctr" anchorCtr="0" forceAA="0" compatLnSpc="1">
                       <a:prstTxWarp prst="textNoShape">
                         <a:avLst/>
                       </a:prstTxWarp>
@@ -1194,8 +1194,8 @@
                     <wps:cNvSpPr/>
                     <wps:spPr>
                       <a:xfrm>
-                        <a:off x="5643070" y="315458"/>
-                        <a:ext cx="67628" cy="43298"/>
+                        <a:off x="5628656" y="342623"/>
+                        <a:ext cx="73451" cy="47027"/>
                       </a:xfrm>
                       <a:prstGeom prst="rect">
                         <a:avLst/>
@@ -1243,7 +1243,7 @@
                         </w:p>
                       </w:txbxContent>
                     </wps:txbx>
-                    <wps:bodyPr rot="0" spcFirstLastPara="0" vertOverflow="overflow" horzOverflow="overflow" vert="horz" wrap="square" lIns="3959" tIns="1979" rIns="3959" bIns="1979" numCol="1" spcCol="0" rtlCol="0" fromWordArt="0" anchor="ctr" anchorCtr="0" forceAA="0" compatLnSpc="1">
+                    <wps:bodyPr rot="0" spcFirstLastPara="0" vertOverflow="overflow" horzOverflow="overflow" vert="horz" wrap="square" lIns="4300" tIns="2150" rIns="4300" bIns="2150" numCol="1" spcCol="0" rtlCol="0" fromWordArt="0" anchor="ctr" anchorCtr="0" forceAA="0" compatLnSpc="1">
                       <a:prstTxWarp prst="textNoShape">
                         <a:avLst/>
                       </a:prstTxWarp>
@@ -1255,8 +1255,8 @@
                     <wps:cNvSpPr/>
                     <wps:spPr>
                       <a:xfrm>
-                        <a:off x="5735439" y="321643"/>
-                        <a:ext cx="89400" cy="30927"/>
+                        <a:off x="5728979" y="349341"/>
+                        <a:ext cx="97099" cy="33590"/>
                       </a:xfrm>
                       <a:prstGeom prst="rect">
                         <a:avLst/>
@@ -1304,7 +1304,7 @@
                         </w:p>
                       </w:txbxContent>
                     </wps:txbx>
-                    <wps:bodyPr rot="0" spcFirstLastPara="0" vertOverflow="overflow" horzOverflow="overflow" vert="horz" wrap="square" lIns="3959" tIns="1979" rIns="3959" bIns="1979" numCol="1" spcCol="0" rtlCol="0" fromWordArt="0" anchor="ctr" anchorCtr="0" forceAA="0" compatLnSpc="1">
+                    <wps:bodyPr rot="0" spcFirstLastPara="0" vertOverflow="overflow" horzOverflow="overflow" vert="horz" wrap="square" lIns="4300" tIns="2150" rIns="4300" bIns="2150" numCol="1" spcCol="0" rtlCol="0" fromWordArt="0" anchor="ctr" anchorCtr="0" forceAA="0" compatLnSpc="1">
                       <a:prstTxWarp prst="textNoShape">
                         <a:avLst/>
                       </a:prstTxWarp>
@@ -1316,8 +1316,8 @@
                     <wps:cNvSpPr/>
                     <wps:spPr>
                       <a:xfrm>
-                        <a:off x="5849581" y="321643"/>
-                        <a:ext cx="83462" cy="30927"/>
+                        <a:off x="5852950" y="349341"/>
+                        <a:ext cx="90650" cy="33590"/>
                       </a:xfrm>
                       <a:prstGeom prst="rect">
                         <a:avLst/>
@@ -1365,7 +1365,7 @@
                         </w:p>
                       </w:txbxContent>
                     </wps:txbx>
-                    <wps:bodyPr rot="0" spcFirstLastPara="0" vertOverflow="overflow" horzOverflow="overflow" vert="horz" wrap="square" lIns="3959" tIns="1979" rIns="3959" bIns="1979" numCol="1" spcCol="0" rtlCol="0" fromWordArt="0" anchor="ctr" anchorCtr="0" forceAA="0" compatLnSpc="1">
+                    <wps:bodyPr rot="0" spcFirstLastPara="0" vertOverflow="overflow" horzOverflow="overflow" vert="horz" wrap="square" lIns="4300" tIns="2150" rIns="4300" bIns="2150" numCol="1" spcCol="0" rtlCol="0" fromWordArt="0" anchor="ctr" anchorCtr="0" forceAA="0" compatLnSpc="1">
                       <a:prstTxWarp prst="textNoShape">
                         <a:avLst/>
                       </a:prstTxWarp>
@@ -1373,12 +1373,12 @@
                     </wps:bodyPr>
                   </wps:wsp>
                   <wps:wsp>
-                    <wps:cNvPr id="24" name="flowDb.ts&lt;br/&gt;FlowDB class" descr="FlowDBClass"/>
+                    <wps:cNvPr id="24" name="flowDb.ts FlowDB class" descr="FlowDBClass"/>
                     <wps:cNvSpPr/>
                     <wps:spPr>
                       <a:xfrm>
-                        <a:off x="1635250" y="397930"/>
-                        <a:ext cx="135915" cy="43298"/>
+                        <a:off x="1603744" y="438916"/>
+                        <a:ext cx="91724" cy="47027"/>
                       </a:xfrm>
                       <a:prstGeom prst="rect">
                         <a:avLst/>
@@ -1421,12 +1421,12 @@
                               <w:color w:val="000000"/>
                               <w:sz w:val="4"/>
                             </w:rPr>
-                            <w:t xml:space="preserve">flowDb.ts&lt;br/&gt;FlowDB class</w:t>
+                            <w:t xml:space="preserve">flowDb.ts FlowDB class</w:t>
                           </w:r>
                         </w:p>
                       </w:txbxContent>
                     </wps:txbx>
-                    <wps:bodyPr rot="0" spcFirstLastPara="0" vertOverflow="overflow" horzOverflow="overflow" vert="horz" wrap="square" lIns="3959" tIns="1979" rIns="3959" bIns="1979" numCol="1" spcCol="0" rtlCol="0" fromWordArt="0" anchor="ctr" anchorCtr="0" forceAA="0" compatLnSpc="1">
+                    <wps:bodyPr rot="0" spcFirstLastPara="0" vertOverflow="overflow" horzOverflow="overflow" vert="horz" wrap="square" lIns="4300" tIns="2150" rIns="4300" bIns="2150" numCol="1" spcCol="0" rtlCol="0" fromWordArt="0" anchor="ctr" anchorCtr="0" forceAA="0" compatLnSpc="1">
                       <a:prstTxWarp prst="textNoShape">
                         <a:avLst/>
                       </a:prstTxWarp>
@@ -1434,12 +1434,12 @@
                     </wps:bodyPr>
                   </wps:wsp>
                   <wps:wsp>
-                    <wps:cNvPr id="25" name="constructor()&lt;br/&gt;- Initialize counters&lt;br/&gt;- Bind methods&lt;br/&gt;- Setup toolTips&lt;br/&gt;- Call clear()" descr="DBInit"/>
+                    <wps:cNvPr id="25" name="constructor() - Initialize counters - Bind methods - Setup toolTips - Call clear()" descr="DBInit"/>
                     <wps:cNvSpPr/>
                     <wps:spPr>
                       <a:xfrm>
-                        <a:off x="1590450" y="480403"/>
-                        <a:ext cx="126018" cy="117523"/>
+                        <a:off x="1448780" y="541927"/>
+                        <a:ext cx="99249" cy="114208"/>
                       </a:xfrm>
                       <a:prstGeom prst="rect">
                         <a:avLst/>
@@ -1482,12 +1482,12 @@
                               <w:color w:val="000000"/>
                               <w:sz w:val="4"/>
                             </w:rPr>
-                            <w:t xml:space="preserve">constructor()&lt;br/&gt;- Initialize counters&lt;br/&gt;- Bind methods&lt;br/&gt;- Setup toolTips&lt;br/&gt;- Call clear()</w:t>
+                            <w:t xml:space="preserve">constructor() - Initialize counters - Bind methods - Setup toolTips - Call clear()</w:t>
                           </w:r>
                         </w:p>
                       </w:txbxContent>
                     </wps:txbx>
-                    <wps:bodyPr rot="0" spcFirstLastPara="0" vertOverflow="overflow" horzOverflow="overflow" vert="horz" wrap="square" lIns="3959" tIns="1979" rIns="3959" bIns="1979" numCol="1" spcCol="0" rtlCol="0" fromWordArt="0" anchor="ctr" anchorCtr="0" forceAA="0" compatLnSpc="1">
+                    <wps:bodyPr rot="0" spcFirstLastPara="0" vertOverflow="overflow" horzOverflow="overflow" vert="horz" wrap="square" lIns="4300" tIns="2150" rIns="4300" bIns="2150" numCol="1" spcCol="0" rtlCol="0" fromWordArt="0" anchor="ctr" anchorCtr="0" forceAA="0" compatLnSpc="1">
                       <a:prstTxWarp prst="textNoShape">
                         <a:avLst/>
                       </a:prstTxWarp>
@@ -1499,8 +1499,8 @@
                     <wps:cNvSpPr/>
                     <wps:spPr>
                       <a:xfrm>
-                        <a:off x="1597708" y="646379"/>
-                        <a:ext cx="111503" cy="86596"/>
+                        <a:off x="1437852" y="722196"/>
+                        <a:ext cx="121105" cy="94053"/>
                       </a:xfrm>
                       <a:prstGeom prst="diamond">
                         <a:avLst/>
@@ -1548,7 +1548,7 @@
                         </w:p>
                       </w:txbxContent>
                     </wps:txbx>
-                    <wps:bodyPr rot="0" spcFirstLastPara="0" vertOverflow="overflow" horzOverflow="overflow" vert="horz" wrap="square" lIns="3959" tIns="1979" rIns="3959" bIns="1979" numCol="1" spcCol="0" rtlCol="0" fromWordArt="0" anchor="ctr" anchorCtr="0" forceAA="0" compatLnSpc="1">
+                    <wps:bodyPr rot="0" spcFirstLastPara="0" vertOverflow="overflow" horzOverflow="overflow" vert="horz" wrap="square" lIns="4300" tIns="2150" rIns="4300" bIns="2150" numCol="1" spcCol="0" rtlCol="0" fromWordArt="0" anchor="ctr" anchorCtr="0" forceAA="0" compatLnSpc="1">
                       <a:prstTxWarp prst="textNoShape">
                         <a:avLst/>
                       </a:prstTxWarp>
@@ -1556,12 +1556,12 @@
                     </wps:bodyPr>
                   </wps:wsp>
                   <wps:wsp>
-                    <wps:cNvPr id="27" name="addVertex(id, textObj, type, style,&lt;br/&gt;classes, dir, props, metadata)" descr="addVertex"/>
+                    <wps:cNvPr id="27" name="addVertex(id, textObj, type, style, classes, dir, props, metadata)" descr="addVertex"/>
                     <wps:cNvSpPr/>
                     <wps:spPr>
                       <a:xfrm>
-                        <a:off x="236779" y="793798"/>
-                        <a:ext cx="126018" cy="92782"/>
+                        <a:off x="248570" y="882310"/>
+                        <a:ext cx="99249" cy="100771"/>
                       </a:xfrm>
                       <a:prstGeom prst="rect">
                         <a:avLst/>
@@ -1604,12 +1604,12 @@
                               <w:color w:val="000000"/>
                               <w:sz w:val="4"/>
                             </w:rPr>
-                            <w:t xml:space="preserve">addVertex(id, textObj, type, style,&lt;br/&gt;classes, dir, props, metadata)</w:t>
+                            <w:t xml:space="preserve">addVertex(id, textObj, type, style, classes, dir, props, metadata)</w:t>
                           </w:r>
                         </w:p>
                       </w:txbxContent>
                     </wps:txbx>
-                    <wps:bodyPr rot="0" spcFirstLastPara="0" vertOverflow="overflow" horzOverflow="overflow" vert="horz" wrap="square" lIns="3959" tIns="1979" rIns="3959" bIns="1979" numCol="1" spcCol="0" rtlCol="0" fromWordArt="0" anchor="ctr" anchorCtr="0" forceAA="0" compatLnSpc="1">
+                    <wps:bodyPr rot="0" spcFirstLastPara="0" vertOverflow="overflow" horzOverflow="overflow" vert="horz" wrap="square" lIns="4300" tIns="2150" rIns="4300" bIns="2150" numCol="1" spcCol="0" rtlCol="0" fromWordArt="0" anchor="ctr" anchorCtr="0" forceAA="0" compatLnSpc="1">
                       <a:prstTxWarp prst="textNoShape">
                         <a:avLst/>
                       </a:prstTxWarp>
@@ -1621,8 +1621,8 @@
                     <wps:cNvSpPr/>
                     <wps:spPr>
                       <a:xfrm>
-                        <a:off x="634956" y="812355"/>
-                        <a:ext cx="115132" cy="55669"/>
+                        <a:off x="571397" y="902465"/>
+                        <a:ext cx="125046" cy="60463"/>
                       </a:xfrm>
                       <a:prstGeom prst="rect">
                         <a:avLst/>
@@ -1670,7 +1670,7 @@
                         </w:p>
                       </w:txbxContent>
                     </wps:txbx>
-                    <wps:bodyPr rot="0" spcFirstLastPara="0" vertOverflow="overflow" horzOverflow="overflow" vert="horz" wrap="square" lIns="3959" tIns="1979" rIns="3959" bIns="1979" numCol="1" spcCol="0" rtlCol="0" fromWordArt="0" anchor="ctr" anchorCtr="0" forceAA="0" compatLnSpc="1">
+                    <wps:bodyPr rot="0" spcFirstLastPara="0" vertOverflow="overflow" horzOverflow="overflow" vert="horz" wrap="square" lIns="4300" tIns="2150" rIns="4300" bIns="2150" numCol="1" spcCol="0" rtlCol="0" fromWordArt="0" anchor="ctr" anchorCtr="0" forceAA="0" compatLnSpc="1">
                       <a:prstTxWarp prst="textNoShape">
                         <a:avLst/>
                       </a:prstTxWarp>
@@ -1682,8 +1682,8 @@
                     <wps:cNvSpPr/>
                     <wps:spPr>
                       <a:xfrm>
-                        <a:off x="947973" y="812355"/>
-                        <a:ext cx="139873" cy="55669"/>
+                        <a:off x="826057" y="902465"/>
+                        <a:ext cx="151919" cy="60463"/>
                       </a:xfrm>
                       <a:prstGeom prst="rect">
                         <a:avLst/>
@@ -1731,7 +1731,7 @@
                         </w:p>
                       </w:txbxContent>
                     </wps:txbx>
-                    <wps:bodyPr rot="0" spcFirstLastPara="0" vertOverflow="overflow" horzOverflow="overflow" vert="horz" wrap="square" lIns="3959" tIns="1979" rIns="3959" bIns="1979" numCol="1" spcCol="0" rtlCol="0" fromWordArt="0" anchor="ctr" anchorCtr="0" forceAA="0" compatLnSpc="1">
+                    <wps:bodyPr rot="0" spcFirstLastPara="0" vertOverflow="overflow" horzOverflow="overflow" vert="horz" wrap="square" lIns="4300" tIns="2150" rIns="4300" bIns="2150" numCol="1" spcCol="0" rtlCol="0" fromWordArt="0" anchor="ctr" anchorCtr="0" forceAA="0" compatLnSpc="1">
                       <a:prstTxWarp prst="textNoShape">
                         <a:avLst/>
                       </a:prstTxWarp>
@@ -1743,8 +1743,8 @@
                     <wps:cNvSpPr/>
                     <wps:spPr>
                       <a:xfrm>
-                        <a:off x="1112588" y="824726"/>
-                        <a:ext cx="115132" cy="30927"/>
+                        <a:off x="1004848" y="915901"/>
+                        <a:ext cx="125046" cy="33590"/>
                       </a:xfrm>
                       <a:prstGeom prst="rect">
                         <a:avLst/>
@@ -1792,7 +1792,7 @@
                         </w:p>
                       </w:txbxContent>
                     </wps:txbx>
-                    <wps:bodyPr rot="0" spcFirstLastPara="0" vertOverflow="overflow" horzOverflow="overflow" vert="horz" wrap="square" lIns="3959" tIns="1979" rIns="3959" bIns="1979" numCol="1" spcCol="0" rtlCol="0" fromWordArt="0" anchor="ctr" anchorCtr="0" forceAA="0" compatLnSpc="1">
+                    <wps:bodyPr rot="0" spcFirstLastPara="0" vertOverflow="overflow" horzOverflow="overflow" vert="horz" wrap="square" lIns="4300" tIns="2150" rIns="4300" bIns="2150" numCol="1" spcCol="0" rtlCol="0" fromWordArt="0" anchor="ctr" anchorCtr="0" forceAA="0" compatLnSpc="1">
                       <a:prstTxWarp prst="textNoShape">
                         <a:avLst/>
                       </a:prstTxWarp>
@@ -1804,8 +1804,8 @@
                     <wps:cNvSpPr/>
                     <wps:spPr>
                       <a:xfrm>
-                        <a:off x="1252461" y="818540"/>
-                        <a:ext cx="133935" cy="43298"/>
+                        <a:off x="1156767" y="909183"/>
+                        <a:ext cx="145469" cy="47027"/>
                       </a:xfrm>
                       <a:prstGeom prst="rect">
                         <a:avLst/>
@@ -1853,7 +1853,7 @@
                         </w:p>
                       </w:txbxContent>
                     </wps:txbx>
-                    <wps:bodyPr rot="0" spcFirstLastPara="0" vertOverflow="overflow" horzOverflow="overflow" vert="horz" wrap="square" lIns="3959" tIns="1979" rIns="3959" bIns="1979" numCol="1" spcCol="0" rtlCol="0" fromWordArt="0" anchor="ctr" anchorCtr="0" forceAA="0" compatLnSpc="1">
+                    <wps:bodyPr rot="0" spcFirstLastPara="0" vertOverflow="overflow" horzOverflow="overflow" vert="horz" wrap="square" lIns="4300" tIns="2150" rIns="4300" bIns="2150" numCol="1" spcCol="0" rtlCol="0" fromWordArt="0" anchor="ctr" anchorCtr="0" forceAA="0" compatLnSpc="1">
                       <a:prstTxWarp prst="textNoShape">
                         <a:avLst/>
                       </a:prstTxWarp>
@@ -1865,8 +1865,8 @@
                     <wps:cNvSpPr/>
                     <wps:spPr>
                       <a:xfrm>
-                        <a:off x="1411139" y="818540"/>
-                        <a:ext cx="85442" cy="43298"/>
+                        <a:off x="1329109" y="909183"/>
+                        <a:ext cx="92799" cy="47027"/>
                       </a:xfrm>
                       <a:prstGeom prst="rect">
                         <a:avLst/>
@@ -1914,7 +1914,7 @@
                         </w:p>
                       </w:txbxContent>
                     </wps:txbx>
-                    <wps:bodyPr rot="0" spcFirstLastPara="0" vertOverflow="overflow" horzOverflow="overflow" vert="horz" wrap="square" lIns="3959" tIns="1979" rIns="3959" bIns="1979" numCol="1" spcCol="0" rtlCol="0" fromWordArt="0" anchor="ctr" anchorCtr="0" forceAA="0" compatLnSpc="1">
+                    <wps:bodyPr rot="0" spcFirstLastPara="0" vertOverflow="overflow" horzOverflow="overflow" vert="horz" wrap="square" lIns="4300" tIns="2150" rIns="4300" bIns="2150" numCol="1" spcCol="0" rtlCol="0" fromWordArt="0" anchor="ctr" anchorCtr="0" forceAA="0" compatLnSpc="1">
                       <a:prstTxWarp prst="textNoShape">
                         <a:avLst/>
                       </a:prstTxWarp>
@@ -1926,8 +1926,8 @@
                     <wps:cNvSpPr/>
                     <wps:spPr>
                       <a:xfrm>
-                        <a:off x="1521322" y="818540"/>
-                        <a:ext cx="91380" cy="43298"/>
+                        <a:off x="1448780" y="909183"/>
+                        <a:ext cx="99249" cy="47027"/>
                       </a:xfrm>
                       <a:prstGeom prst="rect">
                         <a:avLst/>
@@ -1975,7 +1975,7 @@
                         </w:p>
                       </w:txbxContent>
                     </wps:txbx>
-                    <wps:bodyPr rot="0" spcFirstLastPara="0" vertOverflow="overflow" horzOverflow="overflow" vert="horz" wrap="square" lIns="3959" tIns="1979" rIns="3959" bIns="1979" numCol="1" spcCol="0" rtlCol="0" fromWordArt="0" anchor="ctr" anchorCtr="0" forceAA="0" compatLnSpc="1">
+                    <wps:bodyPr rot="0" spcFirstLastPara="0" vertOverflow="overflow" horzOverflow="overflow" vert="horz" wrap="square" lIns="4300" tIns="2150" rIns="4300" bIns="2150" numCol="1" spcCol="0" rtlCol="0" fromWordArt="0" anchor="ctr" anchorCtr="0" forceAA="0" compatLnSpc="1">
                       <a:prstTxWarp prst="textNoShape">
                         <a:avLst/>
                       </a:prstTxWarp>
@@ -1987,8 +1987,8 @@
                     <wps:cNvSpPr/>
                     <wps:spPr>
                       <a:xfrm>
-                        <a:off x="1637443" y="818540"/>
-                        <a:ext cx="103256" cy="43298"/>
+                        <a:off x="1574901" y="909183"/>
+                        <a:ext cx="112147" cy="47027"/>
                       </a:xfrm>
                       <a:prstGeom prst="rect">
                         <a:avLst/>
@@ -2036,7 +2036,7 @@
                         </w:p>
                       </w:txbxContent>
                     </wps:txbx>
-                    <wps:bodyPr rot="0" spcFirstLastPara="0" vertOverflow="overflow" horzOverflow="overflow" vert="horz" wrap="square" lIns="3959" tIns="1979" rIns="3959" bIns="1979" numCol="1" spcCol="0" rtlCol="0" fromWordArt="0" anchor="ctr" anchorCtr="0" forceAA="0" compatLnSpc="1">
+                    <wps:bodyPr rot="0" spcFirstLastPara="0" vertOverflow="overflow" horzOverflow="overflow" vert="horz" wrap="square" lIns="4300" tIns="2150" rIns="4300" bIns="2150" numCol="1" spcCol="0" rtlCol="0" fromWordArt="0" anchor="ctr" anchorCtr="0" forceAA="0" compatLnSpc="1">
                       <a:prstTxWarp prst="textNoShape">
                         <a:avLst/>
                       </a:prstTxWarp>
@@ -2048,8 +2048,8 @@
                     <wps:cNvSpPr/>
                     <wps:spPr>
                       <a:xfrm>
-                        <a:off x="1765441" y="812355"/>
-                        <a:ext cx="116121" cy="55669"/>
+                        <a:off x="1713921" y="902465"/>
+                        <a:ext cx="126121" cy="60463"/>
                       </a:xfrm>
                       <a:prstGeom prst="rect">
                         <a:avLst/>
@@ -2097,7 +2097,7 @@
                         </w:p>
                       </w:txbxContent>
                     </wps:txbx>
-                    <wps:bodyPr rot="0" spcFirstLastPara="0" vertOverflow="overflow" horzOverflow="overflow" vert="horz" wrap="square" lIns="3959" tIns="1979" rIns="3959" bIns="1979" numCol="1" spcCol="0" rtlCol="0" fromWordArt="0" anchor="ctr" anchorCtr="0" forceAA="0" compatLnSpc="1">
+                    <wps:bodyPr rot="0" spcFirstLastPara="0" vertOverflow="overflow" horzOverflow="overflow" vert="horz" wrap="square" lIns="4300" tIns="2150" rIns="4300" bIns="2150" numCol="1" spcCol="0" rtlCol="0" fromWordArt="0" anchor="ctr" anchorCtr="0" forceAA="0" compatLnSpc="1">
                       <a:prstTxWarp prst="textNoShape">
                         <a:avLst/>
                       </a:prstTxWarp>
@@ -2109,8 +2109,8 @@
                     <wps:cNvSpPr/>
                     <wps:spPr>
                       <a:xfrm>
-                        <a:off x="1906304" y="812355"/>
-                        <a:ext cx="104245" cy="55669"/>
+                        <a:off x="1866915" y="902465"/>
+                        <a:ext cx="113222" cy="60463"/>
                       </a:xfrm>
                       <a:prstGeom prst="rect">
                         <a:avLst/>
@@ -2158,7 +2158,7 @@
                         </w:p>
                       </w:txbxContent>
                     </wps:txbx>
-                    <wps:bodyPr rot="0" spcFirstLastPara="0" vertOverflow="overflow" horzOverflow="overflow" vert="horz" wrap="square" lIns="3959" tIns="1979" rIns="3959" bIns="1979" numCol="1" spcCol="0" rtlCol="0" fromWordArt="0" anchor="ctr" anchorCtr="0" forceAA="0" compatLnSpc="1">
+                    <wps:bodyPr rot="0" spcFirstLastPara="0" vertOverflow="overflow" horzOverflow="overflow" vert="horz" wrap="square" lIns="4300" tIns="2150" rIns="4300" bIns="2150" numCol="1" spcCol="0" rtlCol="0" fromWordArt="0" anchor="ctr" anchorCtr="0" forceAA="0" compatLnSpc="1">
                       <a:prstTxWarp prst="textNoShape">
                         <a:avLst/>
                       </a:prstTxWarp>
@@ -2170,8 +2170,8 @@
                     <wps:cNvSpPr/>
                     <wps:spPr>
                       <a:xfrm>
-                        <a:off x="226222" y="935033"/>
-                        <a:ext cx="147131" cy="86596"/>
+                        <a:off x="218293" y="1025630"/>
+                        <a:ext cx="159801" cy="94053"/>
                       </a:xfrm>
                       <a:prstGeom prst="diamond">
                         <a:avLst/>
@@ -2219,7 +2219,7 @@
                         </w:p>
                       </w:txbxContent>
                     </wps:txbx>
-                    <wps:bodyPr rot="0" spcFirstLastPara="0" vertOverflow="overflow" horzOverflow="overflow" vert="horz" wrap="square" lIns="3959" tIns="1979" rIns="3959" bIns="1979" numCol="1" spcCol="0" rtlCol="0" fromWordArt="0" anchor="ctr" anchorCtr="0" forceAA="0" compatLnSpc="1">
+                    <wps:bodyPr rot="0" spcFirstLastPara="0" vertOverflow="overflow" horzOverflow="overflow" vert="horz" wrap="square" lIns="4300" tIns="2150" rIns="4300" bIns="2150" numCol="1" spcCol="0" rtlCol="0" fromWordArt="0" anchor="ctr" anchorCtr="0" forceAA="0" compatLnSpc="1">
                       <a:prstTxWarp prst="textNoShape">
                         <a:avLst/>
                       </a:prstTxWarp>
@@ -2227,12 +2227,12 @@
                     </wps:bodyPr>
                   </wps:wsp>
                   <wps:wsp>
-                    <wps:cNvPr id="38" name="Create FlowVertex object&lt;br/&gt;- id, labelType, domId&lt;br/&gt;- styles[], classes[]" descr="CreateVertex"/>
+                    <wps:cNvPr id="38" name="Create FlowVertex object - id, labelType, domId - styles[], classes[]" descr="CreateVertex"/>
                     <wps:cNvSpPr/>
                     <wps:spPr>
                       <a:xfrm>
-                        <a:off x="0" y="1057711"/>
-                        <a:ext cx="84452" cy="117523"/>
+                        <a:off x="0" y="1155513"/>
+                        <a:ext cx="85275" cy="114208"/>
                       </a:xfrm>
                       <a:prstGeom prst="rect">
                         <a:avLst/>
@@ -2275,12 +2275,12 @@
                               <w:color w:val="000000"/>
                               <w:sz w:val="4"/>
                             </w:rPr>
-                            <w:t xml:space="preserve">Create FlowVertex object&lt;br/&gt;- id, labelType, domId&lt;br/&gt;- styles[], classes[]</w:t>
+                            <w:t xml:space="preserve">Create FlowVertex object - id, labelType, domId - styles[], classes[]</w:t>
                           </w:r>
                         </w:p>
                       </w:txbxContent>
                     </wps:txbx>
-                    <wps:bodyPr rot="0" spcFirstLastPara="0" vertOverflow="overflow" horzOverflow="overflow" vert="horz" wrap="square" lIns="3959" tIns="1979" rIns="3959" bIns="1979" numCol="1" spcCol="0" rtlCol="0" fromWordArt="0" anchor="ctr" anchorCtr="0" forceAA="0" compatLnSpc="1">
+                    <wps:bodyPr rot="0" spcFirstLastPara="0" vertOverflow="overflow" horzOverflow="overflow" vert="horz" wrap="square" lIns="4300" tIns="2150" rIns="4300" bIns="2150" numCol="1" spcCol="0" rtlCol="0" fromWordArt="0" anchor="ctr" anchorCtr="0" forceAA="0" compatLnSpc="1">
                       <a:prstTxWarp prst="textNoShape">
                         <a:avLst/>
                       </a:prstTxWarp>
@@ -2292,8 +2292,8 @@
                     <wps:cNvSpPr/>
                     <wps:spPr>
                       <a:xfrm>
-                        <a:off x="109194" y="1101009"/>
-                        <a:ext cx="169564" cy="30927"/>
+                        <a:off x="112147" y="1195821"/>
+                        <a:ext cx="184165" cy="33590"/>
                       </a:xfrm>
                       <a:prstGeom prst="rect">
                         <a:avLst/>
@@ -2341,7 +2341,7 @@
                         </w:p>
                       </w:txbxContent>
                     </wps:txbx>
-                    <wps:bodyPr rot="0" spcFirstLastPara="0" vertOverflow="overflow" horzOverflow="overflow" vert="horz" wrap="square" lIns="3959" tIns="1979" rIns="3959" bIns="1979" numCol="1" spcCol="0" rtlCol="0" fromWordArt="0" anchor="ctr" anchorCtr="0" forceAA="0" compatLnSpc="1">
+                    <wps:bodyPr rot="0" spcFirstLastPara="0" vertOverflow="overflow" horzOverflow="overflow" vert="horz" wrap="square" lIns="4300" tIns="2150" rIns="4300" bIns="2150" numCol="1" spcCol="0" rtlCol="0" fromWordArt="0" anchor="ctr" anchorCtr="0" forceAA="0" compatLnSpc="1">
                       <a:prstTxWarp prst="textNoShape">
                         <a:avLst/>
                       </a:prstTxWarp>
@@ -2349,12 +2349,12 @@
                     </wps:bodyPr>
                   </wps:wsp>
                   <wps:wsp>
-                    <wps:cNvPr id="40" name="Parse YAML metadata&lt;br/&gt;yaml.load(yamlData)" descr="ParseMetadata"/>
+                    <wps:cNvPr id="40" name="Parse YAML metadata yaml.load(yamlData)" descr="ParseMetadata"/>
                     <wps:cNvSpPr/>
                     <wps:spPr>
                       <a:xfrm>
-                        <a:off x="303499" y="1094823"/>
-                        <a:ext cx="204202" cy="43298"/>
+                        <a:off x="323185" y="1182385"/>
+                        <a:ext cx="137945" cy="60463"/>
                       </a:xfrm>
                       <a:prstGeom prst="rect">
                         <a:avLst/>
@@ -2397,12 +2397,12 @@
                               <w:color w:val="000000"/>
                               <w:sz w:val="4"/>
                             </w:rPr>
-                            <w:t xml:space="preserve">Parse YAML metadata&lt;br/&gt;yaml.load(yamlData)</w:t>
+                            <w:t xml:space="preserve">Parse YAML metadata yaml.load(yamlData)</w:t>
                           </w:r>
                         </w:p>
                       </w:txbxContent>
                     </wps:txbx>
-                    <wps:bodyPr rot="0" spcFirstLastPara="0" vertOverflow="overflow" horzOverflow="overflow" vert="horz" wrap="square" lIns="3959" tIns="1979" rIns="3959" bIns="1979" numCol="1" spcCol="0" rtlCol="0" fromWordArt="0" anchor="ctr" anchorCtr="0" forceAA="0" compatLnSpc="1">
+                    <wps:bodyPr rot="0" spcFirstLastPara="0" vertOverflow="overflow" horzOverflow="overflow" vert="horz" wrap="square" lIns="4300" tIns="2150" rIns="4300" bIns="2150" numCol="1" spcCol="0" rtlCol="0" fromWordArt="0" anchor="ctr" anchorCtr="0" forceAA="0" compatLnSpc="1">
                       <a:prstTxWarp prst="textNoShape">
                         <a:avLst/>
                       </a:prstTxWarp>
@@ -2410,12 +2410,12 @@
                     </wps:bodyPr>
                   </wps:wsp>
                   <wps:wsp>
-                    <wps:cNvPr id="41" name="Set vertex properties&lt;br/&gt;- shape, label, icon, form&lt;br/&gt;- pos, img, constraint, w, h" descr="SetVertexProps"/>
+                    <wps:cNvPr id="41" name="Set vertex properties - shape, label, icon, form - pos, img, constraint, w, h" descr="SetVertexProps"/>
                     <wps:cNvSpPr/>
                     <wps:spPr>
                       <a:xfrm>
-                        <a:off x="532443" y="1057711"/>
-                        <a:ext cx="108204" cy="117523"/>
+                        <a:off x="488003" y="1155513"/>
+                        <a:ext cx="94949" cy="114208"/>
                       </a:xfrm>
                       <a:prstGeom prst="rect">
                         <a:avLst/>
@@ -2458,12 +2458,12 @@
                               <w:color w:val="000000"/>
                               <w:sz w:val="4"/>
                             </w:rPr>
-                            <w:t xml:space="preserve">Set vertex properties&lt;br/&gt;- shape, label, icon, form&lt;br/&gt;- pos, img, constraint, w, h</w:t>
+                            <w:t xml:space="preserve">Set vertex properties - shape, label, icon, form - pos, img, constraint, w, h</w:t>
                           </w:r>
                         </w:p>
                       </w:txbxContent>
                     </wps:txbx>
-                    <wps:bodyPr rot="0" spcFirstLastPara="0" vertOverflow="overflow" horzOverflow="overflow" vert="horz" wrap="square" lIns="3959" tIns="1979" rIns="3959" bIns="1979" numCol="1" spcCol="0" rtlCol="0" fromWordArt="0" anchor="ctr" anchorCtr="0" forceAA="0" compatLnSpc="1">
+                    <wps:bodyPr rot="0" spcFirstLastPara="0" vertOverflow="overflow" horzOverflow="overflow" vert="horz" wrap="square" lIns="4300" tIns="2150" rIns="4300" bIns="2150" numCol="1" spcCol="0" rtlCol="0" fromWordArt="0" anchor="ctr" anchorCtr="0" forceAA="0" compatLnSpc="1">
                       <a:prstTxWarp prst="textNoShape">
                         <a:avLst/>
                       </a:prstTxWarp>
@@ -2475,8 +2475,8 @@
                     <wps:cNvSpPr/>
                     <wps:spPr>
                       <a:xfrm>
-                        <a:off x="944344" y="935033"/>
-                        <a:ext cx="147131" cy="86596"/>
+                        <a:off x="822116" y="1025630"/>
+                        <a:ext cx="159801" cy="94053"/>
                       </a:xfrm>
                       <a:prstGeom prst="diamond">
                         <a:avLst/>
@@ -2524,7 +2524,7 @@
                         </w:p>
                       </w:txbxContent>
                     </wps:txbx>
-                    <wps:bodyPr rot="0" spcFirstLastPara="0" vertOverflow="overflow" horzOverflow="overflow" vert="horz" wrap="square" lIns="3959" tIns="1979" rIns="3959" bIns="1979" numCol="1" spcCol="0" rtlCol="0" fromWordArt="0" anchor="ctr" anchorCtr="0" forceAA="0" compatLnSpc="1">
+                    <wps:bodyPr rot="0" spcFirstLastPara="0" vertOverflow="overflow" horzOverflow="overflow" vert="horz" wrap="square" lIns="4300" tIns="2150" rIns="4300" bIns="2150" numCol="1" spcCol="0" rtlCol="0" fromWordArt="0" anchor="ctr" anchorCtr="0" forceAA="0" compatLnSpc="1">
                       <a:prstTxWarp prst="textNoShape">
                         <a:avLst/>
                       </a:prstTxWarp>
@@ -2532,12 +2532,12 @@
                     </wps:bodyPr>
                   </wps:wsp>
                   <wps:wsp>
-                    <wps:cNvPr id="43" name="Create FlowEdge object&lt;br/&gt;- start, end, type, text&lt;br/&gt;- labelType, classes[]" descr="CreateEdge"/>
+                    <wps:cNvPr id="43" name="Create FlowEdge object - start, end, type, text - labelType, classes[]" descr="CreateEdge"/>
                     <wps:cNvSpPr/>
                     <wps:spPr>
                       <a:xfrm>
-                        <a:off x="665389" y="1057711"/>
-                        <a:ext cx="84452" cy="117523"/>
+                        <a:off x="609824" y="1155513"/>
+                        <a:ext cx="85275" cy="114208"/>
                       </a:xfrm>
                       <a:prstGeom prst="rect">
                         <a:avLst/>
@@ -2580,12 +2580,12 @@
                               <w:color w:val="000000"/>
                               <w:sz w:val="4"/>
                             </w:rPr>
-                            <w:t xml:space="preserve">Create FlowEdge object&lt;br/&gt;- start, end, type, text&lt;br/&gt;- labelType, classes[]</w:t>
+                            <w:t xml:space="preserve">Create FlowEdge object - start, end, type, text - labelType, classes[]</w:t>
                           </w:r>
                         </w:p>
                       </w:txbxContent>
                     </wps:txbx>
-                    <wps:bodyPr rot="0" spcFirstLastPara="0" vertOverflow="overflow" horzOverflow="overflow" vert="horz" wrap="square" lIns="3959" tIns="1979" rIns="3959" bIns="1979" numCol="1" spcCol="0" rtlCol="0" fromWordArt="0" anchor="ctr" anchorCtr="0" forceAA="0" compatLnSpc="1">
+                    <wps:bodyPr rot="0" spcFirstLastPara="0" vertOverflow="overflow" horzOverflow="overflow" vert="horz" wrap="square" lIns="4300" tIns="2150" rIns="4300" bIns="2150" numCol="1" spcCol="0" rtlCol="0" fromWordArt="0" anchor="ctr" anchorCtr="0" forceAA="0" compatLnSpc="1">
                       <a:prstTxWarp prst="textNoShape">
                         <a:avLst/>
                       </a:prstTxWarp>
@@ -2593,12 +2593,12 @@
                     </wps:bodyPr>
                   </wps:wsp>
                   <wps:wsp>
-                    <wps:cNvPr id="44" name="Process link text&lt;br/&gt;- sanitizeText()&lt;br/&gt;- strip quotes" descr="ProcessLinkText"/>
+                    <wps:cNvPr id="44" name="Process link text - sanitizeText() - strip quotes" descr="ProcessLinkText"/>
                     <wps:cNvSpPr/>
                     <wps:spPr>
                       <a:xfrm>
-                        <a:off x="774582" y="1082452"/>
-                        <a:ext cx="132946" cy="68040"/>
+                        <a:off x="721972" y="1175667"/>
+                        <a:ext cx="105698" cy="73899"/>
                       </a:xfrm>
                       <a:prstGeom prst="rect">
                         <a:avLst/>
@@ -2641,12 +2641,12 @@
                               <w:color w:val="000000"/>
                               <w:sz w:val="4"/>
                             </w:rPr>
-                            <w:t xml:space="preserve">Process link text&lt;br/&gt;- sanitizeText()&lt;br/&gt;- strip quotes</w:t>
+                            <w:t xml:space="preserve">Process link text - sanitizeText() - strip quotes</w:t>
                           </w:r>
                         </w:p>
                       </w:txbxContent>
                     </wps:txbx>
-                    <wps:bodyPr rot="0" spcFirstLastPara="0" vertOverflow="overflow" horzOverflow="overflow" vert="horz" wrap="square" lIns="3959" tIns="1979" rIns="3959" bIns="1979" numCol="1" spcCol="0" rtlCol="0" fromWordArt="0" anchor="ctr" anchorCtr="0" forceAA="0" compatLnSpc="1">
+                    <wps:bodyPr rot="0" spcFirstLastPara="0" vertOverflow="overflow" horzOverflow="overflow" vert="horz" wrap="square" lIns="4300" tIns="2150" rIns="4300" bIns="2150" numCol="1" spcCol="0" rtlCol="0" fromWordArt="0" anchor="ctr" anchorCtr="0" forceAA="0" compatLnSpc="1">
                       <a:prstTxWarp prst="textNoShape">
                         <a:avLst/>
                       </a:prstTxWarp>
@@ -2654,12 +2654,12 @@
                     </wps:bodyPr>
                   </wps:wsp>
                   <wps:wsp>
-                    <wps:cNvPr id="45" name="Set edge properties&lt;br/&gt;- type, stroke, length" descr="SetEdgeProps"/>
+                    <wps:cNvPr id="45" name="Set edge properties - type, stroke, length" descr="SetEdgeProps"/>
                     <wps:cNvSpPr/>
                     <wps:spPr>
                       <a:xfrm>
-                        <a:off x="932270" y="1082452"/>
-                        <a:ext cx="108204" cy="68040"/>
+                        <a:off x="854542" y="1175667"/>
+                        <a:ext cx="94949" cy="73899"/>
                       </a:xfrm>
                       <a:prstGeom prst="rect">
                         <a:avLst/>
@@ -2702,12 +2702,12 @@
                               <w:color w:val="000000"/>
                               <w:sz w:val="4"/>
                             </w:rPr>
-                            <w:t xml:space="preserve">Set edge properties&lt;br/&gt;- type, stroke, length</w:t>
+                            <w:t xml:space="preserve">Set edge properties - type, stroke, length</w:t>
                           </w:r>
                         </w:p>
                       </w:txbxContent>
                     </wps:txbx>
-                    <wps:bodyPr rot="0" spcFirstLastPara="0" vertOverflow="overflow" horzOverflow="overflow" vert="horz" wrap="square" lIns="3959" tIns="1979" rIns="3959" bIns="1979" numCol="1" spcCol="0" rtlCol="0" fromWordArt="0" anchor="ctr" anchorCtr="0" forceAA="0" compatLnSpc="1">
+                    <wps:bodyPr rot="0" spcFirstLastPara="0" vertOverflow="overflow" horzOverflow="overflow" vert="horz" wrap="square" lIns="4300" tIns="2150" rIns="4300" bIns="2150" numCol="1" spcCol="0" rtlCol="0" fromWordArt="0" anchor="ctr" anchorCtr="0" forceAA="0" compatLnSpc="1">
                       <a:prstTxWarp prst="textNoShape">
                         <a:avLst/>
                       </a:prstTxWarp>
@@ -2715,12 +2715,12 @@
                     </wps:bodyPr>
                   </wps:wsp>
                   <wps:wsp>
-                    <wps:cNvPr id="46" name="Generate edge ID&lt;br/&gt;getEdgeId(start, end, counter)" descr="GenerateEdgeId"/>
+                    <wps:cNvPr id="46" name="Generate edge ID getEdgeId(start, end, counter)" descr="GenerateEdgeId"/>
                     <wps:cNvSpPr/>
                     <wps:spPr>
                       <a:xfrm>
-                        <a:off x="1426610" y="1088638"/>
-                        <a:ext cx="153729" cy="55669"/>
+                        <a:off x="1398171" y="1175667"/>
+                        <a:ext cx="119672" cy="73899"/>
                       </a:xfrm>
                       <a:prstGeom prst="rect">
                         <a:avLst/>
@@ -2763,12 +2763,12 @@
                               <w:color w:val="000000"/>
                               <w:sz w:val="4"/>
                             </w:rPr>
-                            <w:t xml:space="preserve">Generate edge ID&lt;br/&gt;getEdgeId(start, end, counter)</w:t>
+                            <w:t xml:space="preserve">Generate edge ID getEdgeId(start, end, counter)</w:t>
                           </w:r>
                         </w:p>
                       </w:txbxContent>
                     </wps:txbx>
-                    <wps:bodyPr rot="0" spcFirstLastPara="0" vertOverflow="overflow" horzOverflow="overflow" vert="horz" wrap="square" lIns="3959" tIns="1979" rIns="3959" bIns="1979" numCol="1" spcCol="0" rtlCol="0" fromWordArt="0" anchor="ctr" anchorCtr="0" forceAA="0" compatLnSpc="1">
+                    <wps:bodyPr rot="0" spcFirstLastPara="0" vertOverflow="overflow" horzOverflow="overflow" vert="horz" wrap="square" lIns="4300" tIns="2150" rIns="4300" bIns="2150" numCol="1" spcCol="0" rtlCol="0" fromWordArt="0" anchor="ctr" anchorCtr="0" forceAA="0" compatLnSpc="1">
                       <a:prstTxWarp prst="textNoShape">
                         <a:avLst/>
                       </a:prstTxWarp>
@@ -2776,12 +2776,12 @@
                     </wps:bodyPr>
                   </wps:wsp>
                   <wps:wsp>
-                    <wps:cNvPr id="47" name="Validate edge limit&lt;br/&gt;maxEdges check" descr="ValidateEdgeLimit"/>
+                    <wps:cNvPr id="47" name="Validate edge limit maxEdges check" descr="ValidateEdgeLimit"/>
                     <wps:cNvSpPr/>
                     <wps:spPr>
                       <a:xfrm>
-                        <a:off x="1605081" y="1088638"/>
-                        <a:ext cx="121070" cy="55669"/>
+                        <a:off x="1544715" y="1175667"/>
+                        <a:ext cx="96024" cy="73899"/>
                       </a:xfrm>
                       <a:prstGeom prst="rect">
                         <a:avLst/>
@@ -2824,12 +2824,12 @@
                               <w:color w:val="000000"/>
                               <w:sz w:val="4"/>
                             </w:rPr>
-                            <w:t xml:space="preserve">Validate edge limit&lt;br/&gt;maxEdges check</w:t>
+                            <w:t xml:space="preserve">Validate edge limit maxEdges check</w:t>
                           </w:r>
                         </w:p>
                       </w:txbxContent>
                     </wps:txbx>
-                    <wps:bodyPr rot="0" spcFirstLastPara="0" vertOverflow="overflow" horzOverflow="overflow" vert="horz" wrap="square" lIns="3959" tIns="1979" rIns="3959" bIns="1979" numCol="1" spcCol="0" rtlCol="0" fromWordArt="0" anchor="ctr" anchorCtr="0" forceAA="0" compatLnSpc="1">
+                    <wps:bodyPr rot="0" spcFirstLastPara="0" vertOverflow="overflow" horzOverflow="overflow" vert="horz" wrap="square" lIns="4300" tIns="2150" rIns="4300" bIns="2150" numCol="1" spcCol="0" rtlCol="0" fromWordArt="0" anchor="ctr" anchorCtr="0" forceAA="0" compatLnSpc="1">
                       <a:prstTxWarp prst="textNoShape">
                         <a:avLst/>
                       </a:prstTxWarp>
@@ -2841,8 +2841,8 @@
                     <wps:cNvSpPr/>
                     <wps:spPr>
                       <a:xfrm>
-                        <a:off x="2035291" y="824726"/>
-                        <a:ext cx="67628" cy="30927"/>
+                        <a:off x="2007009" y="915901"/>
+                        <a:ext cx="73451" cy="33590"/>
                       </a:xfrm>
                       <a:prstGeom prst="rect">
                         <a:avLst/>
@@ -2890,7 +2890,7 @@
                         </w:p>
                       </w:txbxContent>
                     </wps:txbx>
-                    <wps:bodyPr rot="0" spcFirstLastPara="0" vertOverflow="overflow" horzOverflow="overflow" vert="horz" wrap="square" lIns="3959" tIns="1979" rIns="3959" bIns="1979" numCol="1" spcCol="0" rtlCol="0" fromWordArt="0" anchor="ctr" anchorCtr="0" forceAA="0" compatLnSpc="1">
+                    <wps:bodyPr rot="0" spcFirstLastPara="0" vertOverflow="overflow" horzOverflow="overflow" vert="horz" wrap="square" lIns="4300" tIns="2150" rIns="4300" bIns="2150" numCol="1" spcCol="0" rtlCol="0" fromWordArt="0" anchor="ctr" anchorCtr="0" forceAA="0" compatLnSpc="1">
                       <a:prstTxWarp prst="textNoShape">
                         <a:avLst/>
                       </a:prstTxWarp>
@@ -2902,8 +2902,8 @@
                     <wps:cNvSpPr/>
                     <wps:spPr>
                       <a:xfrm>
-                        <a:off x="1460870" y="950496"/>
-                        <a:ext cx="81483" cy="55669"/>
+                        <a:off x="1387959" y="1042425"/>
+                        <a:ext cx="88500" cy="60463"/>
                       </a:xfrm>
                       <a:prstGeom prst="rect">
                         <a:avLst/>
@@ -2951,7 +2951,7 @@
                         </w:p>
                       </w:txbxContent>
                     </wps:txbx>
-                    <wps:bodyPr rot="0" spcFirstLastPara="0" vertOverflow="overflow" horzOverflow="overflow" vert="horz" wrap="square" lIns="3959" tIns="1979" rIns="3959" bIns="1979" numCol="1" spcCol="0" rtlCol="0" fromWordArt="0" anchor="ctr" anchorCtr="0" forceAA="0" compatLnSpc="1">
+                    <wps:bodyPr rot="0" spcFirstLastPara="0" vertOverflow="overflow" horzOverflow="overflow" vert="horz" wrap="square" lIns="4300" tIns="2150" rIns="4300" bIns="2150" numCol="1" spcCol="0" rtlCol="0" fromWordArt="0" anchor="ctr" anchorCtr="0" forceAA="0" compatLnSpc="1">
                       <a:prstTxWarp prst="textNoShape">
                         <a:avLst/>
                       </a:prstTxWarp>
@@ -2963,8 +2963,8 @@
                     <wps:cNvSpPr/>
                     <wps:spPr>
                       <a:xfrm>
-                        <a:off x="1567094" y="950496"/>
-                        <a:ext cx="81483" cy="55669"/>
+                        <a:off x="1503331" y="1042425"/>
+                        <a:ext cx="88500" cy="60463"/>
                       </a:xfrm>
                       <a:prstGeom prst="rect">
                         <a:avLst/>
@@ -3012,7 +3012,7 @@
                         </w:p>
                       </w:txbxContent>
                     </wps:txbx>
-                    <wps:bodyPr rot="0" spcFirstLastPara="0" vertOverflow="overflow" horzOverflow="overflow" vert="horz" wrap="square" lIns="3959" tIns="1979" rIns="3959" bIns="1979" numCol="1" spcCol="0" rtlCol="0" fromWordArt="0" anchor="ctr" anchorCtr="0" forceAA="0" compatLnSpc="1">
+                    <wps:bodyPr rot="0" spcFirstLastPara="0" vertOverflow="overflow" horzOverflow="overflow" vert="horz" wrap="square" lIns="4300" tIns="2150" rIns="4300" bIns="2150" numCol="1" spcCol="0" rtlCol="0" fromWordArt="0" anchor="ctr" anchorCtr="0" forceAA="0" compatLnSpc="1">
                       <a:prstTxWarp prst="textNoShape">
                         <a:avLst/>
                       </a:prstTxWarp>
@@ -3020,12 +3020,12 @@
                     </wps:bodyPr>
                   </wps:wsp>
                   <wps:wsp>
-                    <wps:cNvPr id="51" name="Process subgraphs&lt;br/&gt;- parentDB Map&lt;br/&gt;- subGraphDB Map" descr="ProcessSubGraphs"/>
+                    <wps:cNvPr id="51" name="Process subgraphs - parentDB Map - subGraphDB Map" descr="ProcessSubGraphs"/>
                     <wps:cNvSpPr/>
                     <wps:spPr>
                       <a:xfrm>
-                        <a:off x="1986434" y="931940"/>
-                        <a:ext cx="102266" cy="92782"/>
+                        <a:off x="1997873" y="1028989"/>
+                        <a:ext cx="91724" cy="87335"/>
                       </a:xfrm>
                       <a:prstGeom prst="rect">
                         <a:avLst/>
@@ -3068,12 +3068,12 @@
                               <w:color w:val="000000"/>
                               <w:sz w:val="4"/>
                             </w:rPr>
-                            <w:t xml:space="preserve">Process subgraphs&lt;br/&gt;- parentDB Map&lt;br/&gt;- subGraphDB Map</w:t>
+                            <w:t xml:space="preserve">Process subgraphs - parentDB Map - subGraphDB Map</w:t>
                           </w:r>
                         </w:p>
                       </w:txbxContent>
                     </wps:txbx>
-                    <wps:bodyPr rot="0" spcFirstLastPara="0" vertOverflow="overflow" horzOverflow="overflow" vert="horz" wrap="square" lIns="3959" tIns="1979" rIns="3959" bIns="1979" numCol="1" spcCol="0" rtlCol="0" fromWordArt="0" anchor="ctr" anchorCtr="0" forceAA="0" compatLnSpc="1">
+                    <wps:bodyPr rot="0" spcFirstLastPara="0" vertOverflow="overflow" horzOverflow="overflow" vert="horz" wrap="square" lIns="4300" tIns="2150" rIns="4300" bIns="2150" numCol="1" spcCol="0" rtlCol="0" fromWordArt="0" anchor="ctr" anchorCtr="0" forceAA="0" compatLnSpc="1">
                       <a:prstTxWarp prst="textNoShape">
                         <a:avLst/>
                       </a:prstTxWarp>
@@ -3081,12 +3081,12 @@
                     </wps:bodyPr>
                   </wps:wsp>
                   <wps:wsp>
-                    <wps:cNvPr id="52" name="addNodeFromVertex()&lt;br/&gt;for each vertex" descr="AddNodeFromVertex"/>
+                    <wps:cNvPr id="52" name="addNodeFromVertex() for each vertex" descr="AddNodeFromVertex"/>
                     <wps:cNvSpPr/>
                     <wps:spPr>
                       <a:xfrm>
-                        <a:off x="2113442" y="956682"/>
-                        <a:ext cx="176491" cy="43298"/>
+                        <a:off x="2116470" y="1042425"/>
+                        <a:ext cx="140095" cy="60463"/>
                       </a:xfrm>
                       <a:prstGeom prst="rect">
                         <a:avLst/>
@@ -3129,12 +3129,12 @@
                               <w:color w:val="000000"/>
                               <w:sz w:val="4"/>
                             </w:rPr>
-                            <w:t xml:space="preserve">addNodeFromVertex()&lt;br/&gt;for each vertex</w:t>
+                            <w:t xml:space="preserve">addNodeFromVertex() for each vertex</w:t>
                           </w:r>
                         </w:p>
                       </w:txbxContent>
                     </wps:txbx>
-                    <wps:bodyPr rot="0" spcFirstLastPara="0" vertOverflow="overflow" horzOverflow="overflow" vert="horz" wrap="square" lIns="3959" tIns="1979" rIns="3959" bIns="1979" numCol="1" spcCol="0" rtlCol="0" fromWordArt="0" anchor="ctr" anchorCtr="0" forceAA="0" compatLnSpc="1">
+                    <wps:bodyPr rot="0" spcFirstLastPara="0" vertOverflow="overflow" horzOverflow="overflow" vert="horz" wrap="square" lIns="4300" tIns="2150" rIns="4300" bIns="2150" numCol="1" spcCol="0" rtlCol="0" fromWordArt="0" anchor="ctr" anchorCtr="0" forceAA="0" compatLnSpc="1">
                       <a:prstTxWarp prst="textNoShape">
                         <a:avLst/>
                       </a:prstTxWarp>
@@ -3142,12 +3142,12 @@
                     </wps:bodyPr>
                   </wps:wsp>
                   <wps:wsp>
-                    <wps:cNvPr id="53" name="destructEdgeType()&lt;br/&gt;arrowTypeStart, arrowTypeEnd" descr="ProcessEdgeTypes"/>
+                    <wps:cNvPr id="53" name="destructEdgeType() arrowTypeStart, arrowTypeEnd" descr="ProcessEdgeTypes"/>
                     <wps:cNvSpPr/>
                     <wps:spPr>
                       <a:xfrm>
-                        <a:off x="2314675" y="956682"/>
-                        <a:ext cx="242799" cy="43298"/>
+                        <a:off x="2283437" y="1042425"/>
+                        <a:ext cx="132570" cy="60463"/>
                       </a:xfrm>
                       <a:prstGeom prst="rect">
                         <a:avLst/>
@@ -3190,12 +3190,12 @@
                               <w:color w:val="000000"/>
                               <w:sz w:val="4"/>
                             </w:rPr>
-                            <w:t xml:space="preserve">destructEdgeType()&lt;br/&gt;arrowTypeStart, arrowTypeEnd</w:t>
+                            <w:t xml:space="preserve">destructEdgeType() arrowTypeStart, arrowTypeEnd</w:t>
                           </w:r>
                         </w:p>
                       </w:txbxContent>
                     </wps:txbx>
-                    <wps:bodyPr rot="0" spcFirstLastPara="0" vertOverflow="overflow" horzOverflow="overflow" vert="horz" wrap="square" lIns="3959" tIns="1979" rIns="3959" bIns="1979" numCol="1" spcCol="0" rtlCol="0" fromWordArt="0" anchor="ctr" anchorCtr="0" forceAA="0" compatLnSpc="1">
+                    <wps:bodyPr rot="0" spcFirstLastPara="0" vertOverflow="overflow" horzOverflow="overflow" vert="horz" wrap="square" lIns="4300" tIns="2150" rIns="4300" bIns="2150" numCol="1" spcCol="0" rtlCol="0" fromWordArt="0" anchor="ctr" anchorCtr="0" forceAA="0" compatLnSpc="1">
                       <a:prstTxWarp prst="textNoShape">
                         <a:avLst/>
                       </a:prstTxWarp>
@@ -3207,8 +3207,8 @@
                     <wps:cNvSpPr/>
                     <wps:spPr>
                       <a:xfrm>
-                        <a:off x="2112287" y="1085545"/>
-                        <a:ext cx="178801" cy="61854"/>
+                        <a:off x="2089418" y="1179026"/>
+                        <a:ext cx="194198" cy="67181"/>
                       </a:xfrm>
                       <a:prstGeom prst="diamond">
                         <a:avLst/>
@@ -3256,7 +3256,7 @@
                         </w:p>
                       </w:txbxContent>
                     </wps:txbx>
-                    <wps:bodyPr rot="0" spcFirstLastPara="0" vertOverflow="overflow" horzOverflow="overflow" vert="horz" wrap="square" lIns="3959" tIns="1979" rIns="3959" bIns="1979" numCol="1" spcCol="0" rtlCol="0" fromWordArt="0" anchor="ctr" anchorCtr="0" forceAA="0" compatLnSpc="1">
+                    <wps:bodyPr rot="0" spcFirstLastPara="0" vertOverflow="overflow" horzOverflow="overflow" vert="horz" wrap="square" lIns="4300" tIns="2150" rIns="4300" bIns="2150" numCol="1" spcCol="0" rtlCol="0" fromWordArt="0" anchor="ctr" anchorCtr="0" forceAA="0" compatLnSpc="1">
                       <a:prstTxWarp prst="textNoShape">
                         <a:avLst/>
                       </a:prstTxWarp>
@@ -3268,8 +3268,8 @@
                     <wps:cNvSpPr/>
                     <wps:spPr>
                       <a:xfrm>
-                        <a:off x="1933817" y="1245336"/>
-                        <a:ext cx="103256" cy="43298"/>
+                        <a:off x="1912508" y="1345859"/>
+                        <a:ext cx="112147" cy="47027"/>
                       </a:xfrm>
                       <a:prstGeom prst="rect">
                         <a:avLst/>
@@ -3317,7 +3317,7 @@
                         </w:p>
                       </w:txbxContent>
                     </wps:txbx>
-                    <wps:bodyPr rot="0" spcFirstLastPara="0" vertOverflow="overflow" horzOverflow="overflow" vert="horz" wrap="square" lIns="3959" tIns="1979" rIns="3959" bIns="1979" numCol="1" spcCol="0" rtlCol="0" fromWordArt="0" anchor="ctr" anchorCtr="0" forceAA="0" compatLnSpc="1">
+                    <wps:bodyPr rot="0" spcFirstLastPara="0" vertOverflow="overflow" horzOverflow="overflow" vert="horz" wrap="square" lIns="4300" tIns="2150" rIns="4300" bIns="2150" numCol="1" spcCol="0" rtlCol="0" fromWordArt="0" anchor="ctr" anchorCtr="0" forceAA="0" compatLnSpc="1">
                       <a:prstTxWarp prst="textNoShape">
                         <a:avLst/>
                       </a:prstTxWarp>
@@ -3325,12 +3325,12 @@
                     </wps:bodyPr>
                   </wps:wsp>
                   <wps:wsp>
-                    <wps:cNvPr id="56" name="Create base node&lt;br/&gt;- id, label, parentId&lt;br/&gt;- cssStyles, cssClasses&lt;br/&gt;- shape, domId, tooltip" descr="CreateBaseNode"/>
+                    <wps:cNvPr id="56" name="Create base node - id, label, parentId - cssStyles, cssClasses - shape, domId, tooltip" descr="CreateBaseNode"/>
                     <wps:cNvSpPr/>
                     <wps:spPr>
                       <a:xfrm>
-                        <a:off x="2061814" y="1208223"/>
-                        <a:ext cx="109194" cy="117523"/>
+                        <a:off x="2051528" y="1305550"/>
+                        <a:ext cx="96024" cy="127644"/>
                       </a:xfrm>
                       <a:prstGeom prst="rect">
                         <a:avLst/>
@@ -3373,12 +3373,12 @@
                               <w:color w:val="000000"/>
                               <w:sz w:val="4"/>
                             </w:rPr>
-                            <w:t xml:space="preserve">Create base node&lt;br/&gt;- id, label, parentId&lt;br/&gt;- cssStyles, cssClasses&lt;br/&gt;- shape, domId, tooltip</w:t>
+                            <w:t xml:space="preserve">Create base node - id, label, parentId - cssStyles, cssClasses - shape, domId, tooltip</w:t>
                           </w:r>
                         </w:p>
                       </w:txbxContent>
                     </wps:txbx>
-                    <wps:bodyPr rot="0" spcFirstLastPara="0" vertOverflow="overflow" horzOverflow="overflow" vert="horz" wrap="square" lIns="3959" tIns="1979" rIns="3959" bIns="1979" numCol="1" spcCol="0" rtlCol="0" fromWordArt="0" anchor="ctr" anchorCtr="0" forceAA="0" compatLnSpc="1">
+                    <wps:bodyPr rot="0" spcFirstLastPara="0" vertOverflow="overflow" horzOverflow="overflow" vert="horz" wrap="square" lIns="4300" tIns="2150" rIns="4300" bIns="2150" numCol="1" spcCol="0" rtlCol="0" fromWordArt="0" anchor="ctr" anchorCtr="0" forceAA="0" compatLnSpc="1">
                       <a:prstTxWarp prst="textNoShape">
                         <a:avLst/>
                       </a:prstTxWarp>
@@ -3390,8 +3390,8 @@
                     <wps:cNvSpPr/>
                     <wps:spPr>
                       <a:xfrm>
-                        <a:off x="3059765" y="1251521"/>
-                        <a:ext cx="182429" cy="30927"/>
+                        <a:off x="3041632" y="1352577"/>
+                        <a:ext cx="198139" cy="33590"/>
                       </a:xfrm>
                       <a:prstGeom prst="rect">
                         <a:avLst/>
@@ -3439,7 +3439,7 @@
                         </w:p>
                       </w:txbxContent>
                     </wps:txbx>
-                    <wps:bodyPr rot="0" spcFirstLastPara="0" vertOverflow="overflow" horzOverflow="overflow" vert="horz" wrap="square" lIns="3959" tIns="1979" rIns="3959" bIns="1979" numCol="1" spcCol="0" rtlCol="0" fromWordArt="0" anchor="ctr" anchorCtr="0" forceAA="0" compatLnSpc="1">
+                    <wps:bodyPr rot="0" spcFirstLastPara="0" vertOverflow="overflow" horzOverflow="overflow" vert="horz" wrap="square" lIns="4300" tIns="2150" rIns="4300" bIns="2150" numCol="1" spcCol="0" rtlCol="0" fromWordArt="0" anchor="ctr" anchorCtr="0" forceAA="0" compatLnSpc="1">
                       <a:prstTxWarp prst="textNoShape">
                         <a:avLst/>
                       </a:prstTxWarp>
@@ -3451,8 +3451,8 @@
                     <wps:cNvSpPr/>
                     <wps:spPr>
                       <a:xfrm>
-                        <a:off x="3266936" y="1251521"/>
-                        <a:ext cx="164615" cy="30927"/>
+                        <a:off x="3266644" y="1352577"/>
+                        <a:ext cx="178791" cy="33590"/>
                       </a:xfrm>
                       <a:prstGeom prst="rect">
                         <a:avLst/>
@@ -3500,7 +3500,7 @@
                         </w:p>
                       </w:txbxContent>
                     </wps:txbx>
-                    <wps:bodyPr rot="0" spcFirstLastPara="0" vertOverflow="overflow" horzOverflow="overflow" vert="horz" wrap="square" lIns="3959" tIns="1979" rIns="3959" bIns="1979" numCol="1" spcCol="0" rtlCol="0" fromWordArt="0" anchor="ctr" anchorCtr="0" forceAA="0" compatLnSpc="1">
+                    <wps:bodyPr rot="0" spcFirstLastPara="0" vertOverflow="overflow" horzOverflow="overflow" vert="horz" wrap="square" lIns="4300" tIns="2150" rIns="4300" bIns="2150" numCol="1" spcCol="0" rtlCol="0" fromWordArt="0" anchor="ctr" anchorCtr="0" forceAA="0" compatLnSpc="1">
                       <a:prstTxWarp prst="textNoShape">
                         <a:avLst/>
                       </a:prstTxWarp>
@@ -3508,12 +3508,12 @@
                     </wps:bodyPr>
                   </wps:wsp>
                   <wps:wsp>
-                    <wps:cNvPr id="59" name="flowRenderer-v3-unified.ts&lt;br/&gt;draw(text, id, version, diag)" descr="flowRendererV3"/>
+                    <wps:cNvPr id="59" name="flowRenderer-v3-unified.ts draw(text, id, version, diag)" descr="flowRendererV3"/>
                     <wps:cNvSpPr/>
                     <wps:spPr>
                       <a:xfrm>
-                        <a:off x="4517023" y="391745"/>
-                        <a:ext cx="257446" cy="55669"/>
+                        <a:off x="4566874" y="425480"/>
+                        <a:ext cx="182876" cy="73899"/>
                       </a:xfrm>
                       <a:prstGeom prst="rect">
                         <a:avLst/>
@@ -3556,12 +3556,12 @@
                               <w:color w:val="000000"/>
                               <w:sz w:val="4"/>
                             </w:rPr>
-                            <w:t xml:space="preserve">flowRenderer-v3-unified.ts&lt;br/&gt;draw(text, id, version, diag)</w:t>
+                            <w:t xml:space="preserve">flowRenderer-v3-unified.ts draw(text, id, version, diag)</w:t>
                           </w:r>
                         </w:p>
                       </w:txbxContent>
                     </wps:txbx>
-                    <wps:bodyPr rot="0" spcFirstLastPara="0" vertOverflow="overflow" horzOverflow="overflow" vert="horz" wrap="square" lIns="3959" tIns="1979" rIns="3959" bIns="1979" numCol="1" spcCol="0" rtlCol="0" fromWordArt="0" anchor="ctr" anchorCtr="0" forceAA="0" compatLnSpc="1">
+                    <wps:bodyPr rot="0" spcFirstLastPara="0" vertOverflow="overflow" horzOverflow="overflow" vert="horz" wrap="square" lIns="4300" tIns="2150" rIns="4300" bIns="2150" numCol="1" spcCol="0" rtlCol="0" fromWordArt="0" anchor="ctr" anchorCtr="0" forceAA="0" compatLnSpc="1">
                       <a:prstTxWarp prst="textNoShape">
                         <a:avLst/>
                       </a:prstTxWarp>
@@ -3569,12 +3569,12 @@
                     </wps:bodyPr>
                   </wps:wsp>
                   <wps:wsp>
-                    <wps:cNvPr id="60" name="Initialize rendering&lt;br/&gt;- getConfig()&lt;br/&gt;- handle securityLevel&lt;br/&gt;- getDiagramElement()" descr="RenderInit"/>
+                    <wps:cNvPr id="60" name="Initialize rendering - getConfig() - handle securityLevel - getDiagramElement()" descr="RenderInit"/>
                     <wps:cNvSpPr/>
                     <wps:spPr>
                       <a:xfrm>
-                        <a:off x="4581747" y="492774"/>
-                        <a:ext cx="127997" cy="92782"/>
+                        <a:off x="4588801" y="541927"/>
+                        <a:ext cx="139020" cy="114208"/>
                       </a:xfrm>
                       <a:prstGeom prst="rect">
                         <a:avLst/>
@@ -3617,12 +3617,12 @@
                               <w:color w:val="000000"/>
                               <w:sz w:val="4"/>
                             </w:rPr>
-                            <w:t xml:space="preserve">Initialize rendering&lt;br/&gt;- getConfig()&lt;br/&gt;- handle securityLevel&lt;br/&gt;- getDiagramElement()</w:t>
+                            <w:t xml:space="preserve">Initialize rendering - getConfig() - handle securityLevel - getDiagramElement()</w:t>
                           </w:r>
                         </w:p>
                       </w:txbxContent>
                     </wps:txbx>
-                    <wps:bodyPr rot="0" spcFirstLastPara="0" vertOverflow="overflow" horzOverflow="overflow" vert="horz" wrap="square" lIns="3959" tIns="1979" rIns="3959" bIns="1979" numCol="1" spcCol="0" rtlCol="0" fromWordArt="0" anchor="ctr" anchorCtr="0" forceAA="0" compatLnSpc="1">
+                    <wps:bodyPr rot="0" spcFirstLastPara="0" vertOverflow="overflow" horzOverflow="overflow" vert="horz" wrap="square" lIns="4300" tIns="2150" rIns="4300" bIns="2150" numCol="1" spcCol="0" rtlCol="0" fromWordArt="0" anchor="ctr" anchorCtr="0" forceAA="0" compatLnSpc="1">
                       <a:prstTxWarp prst="textNoShape">
                         <a:avLst/>
                       </a:prstTxWarp>
@@ -3630,12 +3630,12 @@
                     </wps:bodyPr>
                   </wps:wsp>
                   <wps:wsp>
-                    <wps:cNvPr id="61" name="diag.db.getData()&lt;br/&gt;as LayoutData" descr="GetLayoutData"/>
+                    <wps:cNvPr id="61" name="diag.db.getData() as LayoutData" descr="GetLayoutData"/>
                     <wps:cNvSpPr/>
                     <wps:spPr>
                       <a:xfrm>
-                        <a:off x="4567397" y="668028"/>
-                        <a:ext cx="156698" cy="43298"/>
+                        <a:off x="4595788" y="745709"/>
+                        <a:ext cx="125046" cy="47027"/>
                       </a:xfrm>
                       <a:prstGeom prst="rect">
                         <a:avLst/>
@@ -3678,12 +3678,12 @@
                               <w:color w:val="000000"/>
                               <w:sz w:val="4"/>
                             </w:rPr>
-                            <w:t xml:space="preserve">diag.db.getData()&lt;br/&gt;as LayoutData</w:t>
+                            <w:t xml:space="preserve">diag.db.getData() as LayoutData</w:t>
                           </w:r>
                         </w:p>
                       </w:txbxContent>
                     </wps:txbx>
-                    <wps:bodyPr rot="0" spcFirstLastPara="0" vertOverflow="overflow" horzOverflow="overflow" vert="horz" wrap="square" lIns="3959" tIns="1979" rIns="3959" bIns="1979" numCol="1" spcCol="0" rtlCol="0" fromWordArt="0" anchor="ctr" anchorCtr="0" forceAA="0" compatLnSpc="1">
+                    <wps:bodyPr rot="0" spcFirstLastPara="0" vertOverflow="overflow" horzOverflow="overflow" vert="horz" wrap="square" lIns="4300" tIns="2150" rIns="4300" bIns="2150" numCol="1" spcCol="0" rtlCol="0" fromWordArt="0" anchor="ctr" anchorCtr="0" forceAA="0" compatLnSpc="1">
                       <a:prstTxWarp prst="textNoShape">
                         <a:avLst/>
                       </a:prstTxWarp>
@@ -3691,12 +3691,12 @@
                     </wps:bodyPr>
                   </wps:wsp>
                   <wps:wsp>
-                    <wps:cNvPr id="62" name="Setup layout data&lt;br/&gt;- type, layoutAlgorithm&lt;br/&gt;- direction, spacing&lt;br/&gt;- markers, diagramId" descr="SetupLayoutData"/>
+                    <wps:cNvPr id="62" name="Setup layout data - type, layoutAlgorithm - direction, spacing - markers, diagramId" descr="SetupLayoutData"/>
                     <wps:cNvSpPr/>
                     <wps:spPr>
                       <a:xfrm>
-                        <a:off x="4576304" y="781428"/>
-                        <a:ext cx="138884" cy="117523"/>
+                        <a:off x="4602238" y="875592"/>
+                        <a:ext cx="112147" cy="114208"/>
                       </a:xfrm>
                       <a:prstGeom prst="rect">
                         <a:avLst/>
@@ -3739,12 +3739,12 @@
                               <w:color w:val="000000"/>
                               <w:sz w:val="4"/>
                             </w:rPr>
-                            <w:t xml:space="preserve">Setup layout data&lt;br/&gt;- type, layoutAlgorithm&lt;br/&gt;- direction, spacing&lt;br/&gt;- markers, diagramId</w:t>
+                            <w:t xml:space="preserve">Setup layout data - type, layoutAlgorithm - direction, spacing - markers, diagramId</w:t>
                           </w:r>
                         </w:p>
                       </w:txbxContent>
                     </wps:txbx>
-                    <wps:bodyPr rot="0" spcFirstLastPara="0" vertOverflow="overflow" horzOverflow="overflow" vert="horz" wrap="square" lIns="3959" tIns="1979" rIns="3959" bIns="1979" numCol="1" spcCol="0" rtlCol="0" fromWordArt="0" anchor="ctr" anchorCtr="0" forceAA="0" compatLnSpc="1">
+                    <wps:bodyPr rot="0" spcFirstLastPara="0" vertOverflow="overflow" horzOverflow="overflow" vert="horz" wrap="square" lIns="4300" tIns="2150" rIns="4300" bIns="2150" numCol="1" spcCol="0" rtlCol="0" fromWordArt="0" anchor="ctr" anchorCtr="0" forceAA="0" compatLnSpc="1">
                       <a:prstTxWarp prst="textNoShape">
                         <a:avLst/>
                       </a:prstTxWarp>
@@ -3756,8 +3756,8 @@
                     <wps:cNvSpPr/>
                     <wps:spPr>
                       <a:xfrm>
-                        <a:off x="4390345" y="956682"/>
-                        <a:ext cx="126810" cy="43298"/>
+                        <a:off x="4406714" y="1049143"/>
+                        <a:ext cx="137730" cy="47027"/>
                       </a:xfrm>
                       <a:prstGeom prst="rect">
                         <a:avLst/>
@@ -3805,7 +3805,7 @@
                         </w:p>
                       </w:txbxContent>
                     </wps:txbx>
-                    <wps:bodyPr rot="0" spcFirstLastPara="0" vertOverflow="overflow" horzOverflow="overflow" vert="horz" wrap="square" lIns="3959" tIns="1979" rIns="3959" bIns="1979" numCol="1" spcCol="0" rtlCol="0" fromWordArt="0" anchor="ctr" anchorCtr="0" forceAA="0" compatLnSpc="1">
+                    <wps:bodyPr rot="0" spcFirstLastPara="0" vertOverflow="overflow" horzOverflow="overflow" vert="horz" wrap="square" lIns="4300" tIns="2150" rIns="4300" bIns="2150" numCol="1" spcCol="0" rtlCol="0" fromWordArt="0" anchor="ctr" anchorCtr="0" forceAA="0" compatLnSpc="1">
                       <a:prstTxWarp prst="textNoShape">
                         <a:avLst/>
                       </a:prstTxWarp>
@@ -3817,8 +3817,8 @@
                     <wps:cNvSpPr/>
                     <wps:spPr>
                       <a:xfrm>
-                        <a:off x="4013593" y="1094823"/>
-                        <a:ext cx="161646" cy="43298"/>
+                        <a:off x="3997519" y="1189103"/>
+                        <a:ext cx="175566" cy="47027"/>
                       </a:xfrm>
                       <a:prstGeom prst="rect">
                         <a:avLst/>
@@ -3866,7 +3866,7 @@
                         </w:p>
                       </w:txbxContent>
                     </wps:txbx>
-                    <wps:bodyPr rot="0" spcFirstLastPara="0" vertOverflow="overflow" horzOverflow="overflow" vert="horz" wrap="square" lIns="3959" tIns="1979" rIns="3959" bIns="1979" numCol="1" spcCol="0" rtlCol="0" fromWordArt="0" anchor="ctr" anchorCtr="0" forceAA="0" compatLnSpc="1">
+                    <wps:bodyPr rot="0" spcFirstLastPara="0" vertOverflow="overflow" horzOverflow="overflow" vert="horz" wrap="square" lIns="4300" tIns="2150" rIns="4300" bIns="2150" numCol="1" spcCol="0" rtlCol="0" fromWordArt="0" anchor="ctr" anchorCtr="0" forceAA="0" compatLnSpc="1">
                       <a:prstTxWarp prst="textNoShape">
                         <a:avLst/>
                       </a:prstTxWarp>
@@ -3874,12 +3874,12 @@
                     </wps:bodyPr>
                   </wps:wsp>
                   <wps:wsp>
-                    <wps:cNvPr id="65" name="Process vertex links&lt;br/&gt;- create anchor elements&lt;br/&gt;- handle click events" descr="ProcessLinks"/>
+                    <wps:cNvPr id="65" name="Process vertex links - create anchor elements - handle click events" descr="ProcessLinks"/>
                     <wps:cNvSpPr/>
                     <wps:spPr>
                       <a:xfrm>
-                        <a:off x="4046253" y="1214409"/>
-                        <a:ext cx="96328" cy="105153"/>
+                        <a:off x="4036215" y="1318987"/>
+                        <a:ext cx="98174" cy="100771"/>
                       </a:xfrm>
                       <a:prstGeom prst="rect">
                         <a:avLst/>
@@ -3922,12 +3922,12 @@
                               <w:color w:val="000000"/>
                               <w:sz w:val="4"/>
                             </w:rPr>
-                            <w:t xml:space="preserve">Process vertex links&lt;br/&gt;- create anchor elements&lt;br/&gt;- handle click events</w:t>
+                            <w:t xml:space="preserve">Process vertex links - create anchor elements - handle click events</w:t>
                           </w:r>
                         </w:p>
                       </w:txbxContent>
                     </wps:txbx>
-                    <wps:bodyPr rot="0" spcFirstLastPara="0" vertOverflow="overflow" horzOverflow="overflow" vert="horz" wrap="square" lIns="3959" tIns="1979" rIns="3959" bIns="1979" numCol="1" spcCol="0" rtlCol="0" fromWordArt="0" anchor="ctr" anchorCtr="0" forceAA="0" compatLnSpc="1">
+                    <wps:bodyPr rot="0" spcFirstLastPara="0" vertOverflow="overflow" horzOverflow="overflow" vert="horz" wrap="square" lIns="4300" tIns="2150" rIns="4300" bIns="2150" numCol="1" spcCol="0" rtlCol="0" fromWordArt="0" anchor="ctr" anchorCtr="0" forceAA="0" compatLnSpc="1">
                       <a:prstTxWarp prst="textNoShape">
                         <a:avLst/>
                       </a:prstTxWarp>
@@ -3935,12 +3935,12 @@
                     </wps:bodyPr>
                   </wps:wsp>
                   <wps:wsp>
-                    <wps:cNvPr id="66" name="flowChartShapes.js&lt;br/&gt;Shape Functions" descr="ShapeSystem"/>
+                    <wps:cNvPr id="66" name="flowChartShapes.js Shape Functions" descr="ShapeSystem"/>
                     <wps:cNvSpPr/>
                     <wps:spPr>
                       <a:xfrm>
-                        <a:off x="4711064" y="1094823"/>
-                        <a:ext cx="182429" cy="43298"/>
+                        <a:off x="4787836" y="1182385"/>
+                        <a:ext cx="132570" cy="60463"/>
                       </a:xfrm>
                       <a:prstGeom prst="rect">
                         <a:avLst/>
@@ -3983,12 +3983,12 @@
                               <w:color w:val="000000"/>
                               <w:sz w:val="4"/>
                             </w:rPr>
-                            <w:t xml:space="preserve">flowChartShapes.js&lt;br/&gt;Shape Functions</w:t>
+                            <w:t xml:space="preserve">flowChartShapes.js Shape Functions</w:t>
                           </w:r>
                         </w:p>
                       </w:txbxContent>
                     </wps:txbx>
-                    <wps:bodyPr rot="0" spcFirstLastPara="0" vertOverflow="overflow" horzOverflow="overflow" vert="horz" wrap="square" lIns="3959" tIns="1979" rIns="3959" bIns="1979" numCol="1" spcCol="0" rtlCol="0" fromWordArt="0" anchor="ctr" anchorCtr="0" forceAA="0" compatLnSpc="1">
+                    <wps:bodyPr rot="0" spcFirstLastPara="0" vertOverflow="overflow" horzOverflow="overflow" vert="horz" wrap="square" lIns="4300" tIns="2150" rIns="4300" bIns="2150" numCol="1" spcCol="0" rtlCol="0" fromWordArt="0" anchor="ctr" anchorCtr="0" forceAA="0" compatLnSpc="1">
                       <a:prstTxWarp prst="textNoShape">
                         <a:avLst/>
                       </a:prstTxWarp>
@@ -4000,8 +4000,8 @@
                     <wps:cNvSpPr/>
                     <wps:spPr>
                       <a:xfrm>
-                        <a:off x="4734651" y="1223687"/>
-                        <a:ext cx="135255" cy="86596"/>
+                        <a:off x="4780670" y="1322346"/>
+                        <a:ext cx="146902" cy="94053"/>
                       </a:xfrm>
                       <a:prstGeom prst="diamond">
                         <a:avLst/>
@@ -4049,7 +4049,7 @@
                         </w:p>
                       </w:txbxContent>
                     </wps:txbx>
-                    <wps:bodyPr rot="0" spcFirstLastPara="0" vertOverflow="overflow" horzOverflow="overflow" vert="horz" wrap="square" lIns="3959" tIns="1979" rIns="3959" bIns="1979" numCol="1" spcCol="0" rtlCol="0" fromWordArt="0" anchor="ctr" anchorCtr="0" forceAA="0" compatLnSpc="1">
+                    <wps:bodyPr rot="0" spcFirstLastPara="0" vertOverflow="overflow" horzOverflow="overflow" vert="horz" wrap="square" lIns="4300" tIns="2150" rIns="4300" bIns="2150" numCol="1" spcCol="0" rtlCol="0" fromWordArt="0" anchor="ctr" anchorCtr="0" forceAA="0" compatLnSpc="1">
                       <a:prstTxWarp prst="textNoShape">
                         <a:avLst/>
                       </a:prstTxWarp>
@@ -4061,8 +4061,8 @@
                     <wps:cNvSpPr/>
                     <wps:spPr>
                       <a:xfrm>
-                        <a:off x="4213095" y="1380385"/>
-                        <a:ext cx="108204" cy="43298"/>
+                        <a:off x="4214200" y="1492537"/>
+                        <a:ext cx="117522" cy="47027"/>
                       </a:xfrm>
                       <a:prstGeom prst="rect">
                         <a:avLst/>
@@ -4110,7 +4110,7 @@
                         </w:p>
                       </w:txbxContent>
                     </wps:txbx>
-                    <wps:bodyPr rot="0" spcFirstLastPara="0" vertOverflow="overflow" horzOverflow="overflow" vert="horz" wrap="square" lIns="3959" tIns="1979" rIns="3959" bIns="1979" numCol="1" spcCol="0" rtlCol="0" fromWordArt="0" anchor="ctr" anchorCtr="0" forceAA="0" compatLnSpc="1">
+                    <wps:bodyPr rot="0" spcFirstLastPara="0" vertOverflow="overflow" horzOverflow="overflow" vert="horz" wrap="square" lIns="4300" tIns="2150" rIns="4300" bIns="2150" numCol="1" spcCol="0" rtlCol="0" fromWordArt="0" anchor="ctr" anchorCtr="0" forceAA="0" compatLnSpc="1">
                       <a:prstTxWarp prst="textNoShape">
                         <a:avLst/>
                       </a:prstTxWarp>
@@ -4122,8 +4122,8 @@
                     <wps:cNvSpPr/>
                     <wps:spPr>
                       <a:xfrm>
-                        <a:off x="4346040" y="1380385"/>
-                        <a:ext cx="102266" cy="43298"/>
+                        <a:off x="4358595" y="1492537"/>
+                        <a:ext cx="111073" cy="47027"/>
                       </a:xfrm>
                       <a:prstGeom prst="rect">
                         <a:avLst/>
@@ -4171,7 +4171,7 @@
                         </w:p>
                       </w:txbxContent>
                     </wps:txbx>
-                    <wps:bodyPr rot="0" spcFirstLastPara="0" vertOverflow="overflow" horzOverflow="overflow" vert="horz" wrap="square" lIns="3959" tIns="1979" rIns="3959" bIns="1979" numCol="1" spcCol="0" rtlCol="0" fromWordArt="0" anchor="ctr" anchorCtr="0" forceAA="0" compatLnSpc="1">
+                    <wps:bodyPr rot="0" spcFirstLastPara="0" vertOverflow="overflow" horzOverflow="overflow" vert="horz" wrap="square" lIns="4300" tIns="2150" rIns="4300" bIns="2150" numCol="1" spcCol="0" rtlCol="0" fromWordArt="0" anchor="ctr" anchorCtr="0" forceAA="0" compatLnSpc="1">
                       <a:prstTxWarp prst="textNoShape">
                         <a:avLst/>
                       </a:prstTxWarp>
@@ -4183,8 +4183,8 @@
                     <wps:cNvSpPr/>
                     <wps:spPr>
                       <a:xfrm>
-                        <a:off x="4473048" y="1380385"/>
-                        <a:ext cx="173522" cy="43298"/>
+                        <a:off x="4496540" y="1492537"/>
+                        <a:ext cx="188465" cy="47027"/>
                       </a:xfrm>
                       <a:prstGeom prst="rect">
                         <a:avLst/>
@@ -4232,7 +4232,7 @@
                         </w:p>
                       </w:txbxContent>
                     </wps:txbx>
-                    <wps:bodyPr rot="0" spcFirstLastPara="0" vertOverflow="overflow" horzOverflow="overflow" vert="horz" wrap="square" lIns="3959" tIns="1979" rIns="3959" bIns="1979" numCol="1" spcCol="0" rtlCol="0" fromWordArt="0" anchor="ctr" anchorCtr="0" forceAA="0" compatLnSpc="1">
+                    <wps:bodyPr rot="0" spcFirstLastPara="0" vertOverflow="overflow" horzOverflow="overflow" vert="horz" wrap="square" lIns="4300" tIns="2150" rIns="4300" bIns="2150" numCol="1" spcCol="0" rtlCol="0" fromWordArt="0" anchor="ctr" anchorCtr="0" forceAA="0" compatLnSpc="1">
                       <a:prstTxWarp prst="textNoShape">
                         <a:avLst/>
                       </a:prstTxWarp>
@@ -4244,8 +4244,8 @@
                     <wps:cNvSpPr/>
                     <wps:spPr>
                       <a:xfrm>
-                        <a:off x="4671312" y="1380385"/>
-                        <a:ext cx="120080" cy="43298"/>
+                        <a:off x="4711877" y="1492537"/>
+                        <a:ext cx="130421" cy="47027"/>
                       </a:xfrm>
                       <a:prstGeom prst="rect">
                         <a:avLst/>
@@ -4293,7 +4293,7 @@
                         </w:p>
                       </w:txbxContent>
                     </wps:txbx>
-                    <wps:bodyPr rot="0" spcFirstLastPara="0" vertOverflow="overflow" horzOverflow="overflow" vert="horz" wrap="square" lIns="3959" tIns="1979" rIns="3959" bIns="1979" numCol="1" spcCol="0" rtlCol="0" fromWordArt="0" anchor="ctr" anchorCtr="0" forceAA="0" compatLnSpc="1">
+                    <wps:bodyPr rot="0" spcFirstLastPara="0" vertOverflow="overflow" horzOverflow="overflow" vert="horz" wrap="square" lIns="4300" tIns="2150" rIns="4300" bIns="2150" numCol="1" spcCol="0" rtlCol="0" fromWordArt="0" anchor="ctr" anchorCtr="0" forceAA="0" compatLnSpc="1">
                       <a:prstTxWarp prst="textNoShape">
                         <a:avLst/>
                       </a:prstTxWarp>
@@ -4305,8 +4305,8 @@
                     <wps:cNvSpPr/>
                     <wps:spPr>
                       <a:xfrm>
-                        <a:off x="4816134" y="1380385"/>
-                        <a:ext cx="114142" cy="43298"/>
+                        <a:off x="4869170" y="1492537"/>
+                        <a:ext cx="123971" cy="47027"/>
                       </a:xfrm>
                       <a:prstGeom prst="rect">
                         <a:avLst/>
@@ -4354,7 +4354,7 @@
                         </w:p>
                       </w:txbxContent>
                     </wps:txbx>
-                    <wps:bodyPr rot="0" spcFirstLastPara="0" vertOverflow="overflow" horzOverflow="overflow" vert="horz" wrap="square" lIns="3959" tIns="1979" rIns="3959" bIns="1979" numCol="1" spcCol="0" rtlCol="0" fromWordArt="0" anchor="ctr" anchorCtr="0" forceAA="0" compatLnSpc="1">
+                    <wps:bodyPr rot="0" spcFirstLastPara="0" vertOverflow="overflow" horzOverflow="overflow" vert="horz" wrap="square" lIns="4300" tIns="2150" rIns="4300" bIns="2150" numCol="1" spcCol="0" rtlCol="0" fromWordArt="0" anchor="ctr" anchorCtr="0" forceAA="0" compatLnSpc="1">
                       <a:prstTxWarp prst="textNoShape">
                         <a:avLst/>
                       </a:prstTxWarp>
@@ -4366,8 +4366,8 @@
                     <wps:cNvSpPr/>
                     <wps:spPr>
                       <a:xfrm>
-                        <a:off x="4955018" y="1380385"/>
-                        <a:ext cx="169564" cy="43298"/>
+                        <a:off x="5020014" y="1492537"/>
+                        <a:ext cx="184165" cy="47027"/>
                       </a:xfrm>
                       <a:prstGeom prst="rect">
                         <a:avLst/>
@@ -4415,7 +4415,7 @@
                         </w:p>
                       </w:txbxContent>
                     </wps:txbx>
-                    <wps:bodyPr rot="0" spcFirstLastPara="0" vertOverflow="overflow" horzOverflow="overflow" vert="horz" wrap="square" lIns="3959" tIns="1979" rIns="3959" bIns="1979" numCol="1" spcCol="0" rtlCol="0" fromWordArt="0" anchor="ctr" anchorCtr="0" forceAA="0" compatLnSpc="1">
+                    <wps:bodyPr rot="0" spcFirstLastPara="0" vertOverflow="overflow" horzOverflow="overflow" vert="horz" wrap="square" lIns="4300" tIns="2150" rIns="4300" bIns="2150" numCol="1" spcCol="0" rtlCol="0" fromWordArt="0" anchor="ctr" anchorCtr="0" forceAA="0" compatLnSpc="1">
                       <a:prstTxWarp prst="textNoShape">
                         <a:avLst/>
                       </a:prstTxWarp>
@@ -4427,8 +4427,8 @@
                     <wps:cNvSpPr/>
                     <wps:spPr>
                       <a:xfrm>
-                        <a:off x="5149323" y="1374199"/>
-                        <a:ext cx="144822" cy="55669"/>
+                        <a:off x="5231052" y="1485819"/>
+                        <a:ext cx="157293" cy="60463"/>
                       </a:xfrm>
                       <a:prstGeom prst="rect">
                         <a:avLst/>
@@ -4476,7 +4476,7 @@
                         </w:p>
                       </w:txbxContent>
                     </wps:txbx>
-                    <wps:bodyPr rot="0" spcFirstLastPara="0" vertOverflow="overflow" horzOverflow="overflow" vert="horz" wrap="square" lIns="3959" tIns="1979" rIns="3959" bIns="1979" numCol="1" spcCol="0" rtlCol="0" fromWordArt="0" anchor="ctr" anchorCtr="0" forceAA="0" compatLnSpc="1">
+                    <wps:bodyPr rot="0" spcFirstLastPara="0" vertOverflow="overflow" horzOverflow="overflow" vert="horz" wrap="square" lIns="4300" tIns="2150" rIns="4300" bIns="2150" numCol="1" spcCol="0" rtlCol="0" fromWordArt="0" anchor="ctr" anchorCtr="0" forceAA="0" compatLnSpc="1">
                       <a:prstTxWarp prst="textNoShape">
                         <a:avLst/>
                       </a:prstTxWarp>
@@ -4488,8 +4488,8 @@
                     <wps:cNvSpPr/>
                     <wps:spPr>
                       <a:xfrm>
-                        <a:off x="5318887" y="1380385"/>
-                        <a:ext cx="127008" cy="43298"/>
+                        <a:off x="5415217" y="1492537"/>
+                        <a:ext cx="137945" cy="47027"/>
                       </a:xfrm>
                       <a:prstGeom prst="rect">
                         <a:avLst/>
@@ -4537,7 +4537,7 @@
                         </w:p>
                       </w:txbxContent>
                     </wps:txbx>
-                    <wps:bodyPr rot="0" spcFirstLastPara="0" vertOverflow="overflow" horzOverflow="overflow" vert="horz" wrap="square" lIns="3959" tIns="1979" rIns="3959" bIns="1979" numCol="1" spcCol="0" rtlCol="0" fromWordArt="0" anchor="ctr" anchorCtr="0" forceAA="0" compatLnSpc="1">
+                    <wps:bodyPr rot="0" spcFirstLastPara="0" vertOverflow="overflow" horzOverflow="overflow" vert="horz" wrap="square" lIns="4300" tIns="2150" rIns="4300" bIns="2150" numCol="1" spcCol="0" rtlCol="0" fromWordArt="0" anchor="ctr" anchorCtr="0" forceAA="0" compatLnSpc="1">
                       <a:prstTxWarp prst="textNoShape">
                         <a:avLst/>
                       </a:prstTxWarp>
@@ -4545,12 +4545,12 @@
                     </wps:bodyPr>
                   </wps:wsp>
                   <wps:wsp>
-                    <wps:cNvPr id="76" name="styles.ts&lt;br/&gt;getStyles(options)" descr="stylesTS"/>
+                    <wps:cNvPr id="76" name="styles.ts getStyles(options)" descr="stylesTS"/>
                     <wps:cNvSpPr/>
                     <wps:spPr>
                       <a:xfrm>
-                        <a:off x="4799211" y="404116"/>
-                        <a:ext cx="204202" cy="30927"/>
+                        <a:off x="4776622" y="438916"/>
+                        <a:ext cx="131496" cy="47027"/>
                       </a:xfrm>
                       <a:prstGeom prst="rect">
                         <a:avLst/>
@@ -4593,12 +4593,12 @@
                               <w:color w:val="000000"/>
                               <w:sz w:val="4"/>
                             </w:rPr>
-                            <w:t xml:space="preserve">styles.ts&lt;br/&gt;getStyles(options)</w:t>
+                            <w:t xml:space="preserve">styles.ts getStyles(options)</w:t>
                           </w:r>
                         </w:p>
                       </w:txbxContent>
                     </wps:txbx>
-                    <wps:bodyPr rot="0" spcFirstLastPara="0" vertOverflow="overflow" horzOverflow="overflow" vert="horz" wrap="square" lIns="3959" tIns="1979" rIns="3959" bIns="1979" numCol="1" spcCol="0" rtlCol="0" fromWordArt="0" anchor="ctr" anchorCtr="0" forceAA="0" compatLnSpc="1">
+                    <wps:bodyPr rot="0" spcFirstLastPara="0" vertOverflow="overflow" horzOverflow="overflow" vert="horz" wrap="square" lIns="4300" tIns="2150" rIns="4300" bIns="2150" numCol="1" spcCol="0" rtlCol="0" fromWordArt="0" anchor="ctr" anchorCtr="0" forceAA="0" compatLnSpc="1">
                       <a:prstTxWarp prst="textNoShape">
                         <a:avLst/>
                       </a:prstTxWarp>
@@ -4606,12 +4606,12 @@
                     </wps:bodyPr>
                   </wps:wsp>
                   <wps:wsp>
-                    <wps:cNvPr id="77" name="FlowChartStyleOptions&lt;br/&gt;- arrowheadColor, border2&lt;br/&gt;- clusterBkg, mainBkg&lt;br/&gt;- fontFamily, textColor" descr="StyleOptions"/>
+                    <wps:cNvPr id="77" name="FlowChartStyleOptions - arrowheadColor, border2 - clusterBkg, mainBkg - fontFamily, textColor" descr="StyleOptions"/>
                     <wps:cNvSpPr/>
                     <wps:spPr>
                       <a:xfrm>
-                        <a:off x="4812571" y="486588"/>
-                        <a:ext cx="177481" cy="105153"/>
+                        <a:off x="4765335" y="535208"/>
+                        <a:ext cx="154068" cy="127644"/>
                       </a:xfrm>
                       <a:prstGeom prst="rect">
                         <a:avLst/>
@@ -4654,12 +4654,12 @@
                               <w:color w:val="000000"/>
                               <w:sz w:val="4"/>
                             </w:rPr>
-                            <w:t xml:space="preserve">FlowChartStyleOptions&lt;br/&gt;- arrowheadColor, border2&lt;br/&gt;- clusterBkg, mainBkg&lt;br/&gt;- fontFamily, textColor</w:t>
+                            <w:t xml:space="preserve">FlowChartStyleOptions - arrowheadColor, border2 - clusterBkg, mainBkg - fontFamily, textColor</w:t>
                           </w:r>
                         </w:p>
                       </w:txbxContent>
                     </wps:txbx>
-                    <wps:bodyPr rot="0" spcFirstLastPara="0" vertOverflow="overflow" horzOverflow="overflow" vert="horz" wrap="square" lIns="3959" tIns="1979" rIns="3959" bIns="1979" numCol="1" spcCol="0" rtlCol="0" fromWordArt="0" anchor="ctr" anchorCtr="0" forceAA="0" compatLnSpc="1">
+                    <wps:bodyPr rot="0" spcFirstLastPara="0" vertOverflow="overflow" horzOverflow="overflow" vert="horz" wrap="square" lIns="4300" tIns="2150" rIns="4300" bIns="2150" numCol="1" spcCol="0" rtlCol="0" fromWordArt="0" anchor="ctr" anchorCtr="0" forceAA="0" compatLnSpc="1">
                       <a:prstTxWarp prst="textNoShape">
                         <a:avLst/>
                       </a:prstTxWarp>
@@ -4667,12 +4667,12 @@
                     </wps:bodyPr>
                   </wps:wsp>
                   <wps:wsp>
-                    <wps:cNvPr id="78" name="Generate CSS styles&lt;br/&gt;- .label, .cluster-label&lt;br/&gt;- .node, .edgePath&lt;br/&gt;- .flowchart-link, .edgeLabel" descr="GenerateCSS"/>
+                    <wps:cNvPr id="78" name="Generate CSS styles - .label, .cluster-label - .node, .edgePath - .flowchart-link, .edgeLabel" descr="GenerateCSS"/>
                     <wps:cNvSpPr/>
                     <wps:spPr>
                       <a:xfrm>
-                        <a:off x="4835334" y="630915"/>
-                        <a:ext cx="131956" cy="117523"/>
+                        <a:off x="4783608" y="705400"/>
+                        <a:ext cx="117522" cy="127644"/>
                       </a:xfrm>
                       <a:prstGeom prst="rect">
                         <a:avLst/>
@@ -4715,12 +4715,12 @@
                               <w:color w:val="000000"/>
                               <w:sz w:val="4"/>
                             </w:rPr>
-                            <w:t xml:space="preserve">Generate CSS styles&lt;br/&gt;- .label, .cluster-label&lt;br/&gt;- .node, .edgePath&lt;br/&gt;- .flowchart-link, .edgeLabel</w:t>
+                            <w:t xml:space="preserve">Generate CSS styles - .label, .cluster-label - .node, .edgePath - .flowchart-link, .edgeLabel</w:t>
                           </w:r>
                         </w:p>
                       </w:txbxContent>
                     </wps:txbx>
-                    <wps:bodyPr rot="0" spcFirstLastPara="0" vertOverflow="overflow" horzOverflow="overflow" vert="horz" wrap="square" lIns="3959" tIns="1979" rIns="3959" bIns="1979" numCol="1" spcCol="0" rtlCol="0" fromWordArt="0" anchor="ctr" anchorCtr="0" forceAA="0" compatLnSpc="1">
+                    <wps:bodyPr rot="0" spcFirstLastPara="0" vertOverflow="overflow" horzOverflow="overflow" vert="horz" wrap="square" lIns="4300" tIns="2150" rIns="4300" bIns="2150" numCol="1" spcCol="0" rtlCol="0" fromWordArt="0" anchor="ctr" anchorCtr="0" forceAA="0" compatLnSpc="1">
                       <a:prstTxWarp prst="textNoShape">
                         <a:avLst/>
                       </a:prstTxWarp>
@@ -4732,8 +4732,8 @@
                     <wps:cNvSpPr/>
                     <wps:spPr>
                       <a:xfrm>
-                        <a:off x="4849189" y="824726"/>
-                        <a:ext cx="104245" cy="30927"/>
+                        <a:off x="4785758" y="915901"/>
+                        <a:ext cx="113222" cy="33590"/>
                       </a:xfrm>
                       <a:prstGeom prst="rect">
                         <a:avLst/>
@@ -4781,7 +4781,7 @@
                         </w:p>
                       </w:txbxContent>
                     </wps:txbx>
-                    <wps:bodyPr rot="0" spcFirstLastPara="0" vertOverflow="overflow" horzOverflow="overflow" vert="horz" wrap="square" lIns="3959" tIns="1979" rIns="3959" bIns="1979" numCol="1" spcCol="0" rtlCol="0" fromWordArt="0" anchor="ctr" anchorCtr="0" forceAA="0" compatLnSpc="1">
+                    <wps:bodyPr rot="0" spcFirstLastPara="0" vertOverflow="overflow" horzOverflow="overflow" vert="horz" wrap="square" lIns="4300" tIns="2150" rIns="4300" bIns="2150" numCol="1" spcCol="0" rtlCol="0" fromWordArt="0" anchor="ctr" anchorCtr="0" forceAA="0" compatLnSpc="1">
                       <a:prstTxWarp prst="textNoShape">
                         <a:avLst/>
                       </a:prstTxWarp>
@@ -4789,12 +4789,12 @@
                     </wps:bodyPr>
                   </wps:wsp>
                   <wps:wsp>
-                    <wps:cNvPr id="80" name="types.ts&lt;br/&gt;Type Definitions" descr="TypeSystem"/>
+                    <wps:cNvPr id="80" name="types.ts Type Definitions" descr="TypeSystem"/>
                     <wps:cNvSpPr/>
                     <wps:spPr>
                       <a:xfrm>
-                        <a:off x="1052729" y="397930"/>
-                        <a:ext cx="115132" cy="43298"/>
+                        <a:off x="1046769" y="438916"/>
+                        <a:ext cx="96024" cy="47027"/>
                       </a:xfrm>
                       <a:prstGeom prst="rect">
                         <a:avLst/>
@@ -4837,12 +4837,12 @@
                               <w:color w:val="000000"/>
                               <w:sz w:val="4"/>
                             </w:rPr>
-                            <w:t xml:space="preserve">types.ts&lt;br/&gt;Type Definitions</w:t>
+                            <w:t xml:space="preserve">types.ts Type Definitions</w:t>
                           </w:r>
                         </w:p>
                       </w:txbxContent>
                     </wps:txbx>
-                    <wps:bodyPr rot="0" spcFirstLastPara="0" vertOverflow="overflow" horzOverflow="overflow" vert="horz" wrap="square" lIns="3959" tIns="1979" rIns="3959" bIns="1979" numCol="1" spcCol="0" rtlCol="0" fromWordArt="0" anchor="ctr" anchorCtr="0" forceAA="0" compatLnSpc="1">
+                    <wps:bodyPr rot="0" spcFirstLastPara="0" vertOverflow="overflow" horzOverflow="overflow" vert="horz" wrap="square" lIns="4300" tIns="2150" rIns="4300" bIns="2150" numCol="1" spcCol="0" rtlCol="0" fromWordArt="0" anchor="ctr" anchorCtr="0" forceAA="0" compatLnSpc="1">
                       <a:prstTxWarp prst="textNoShape">
                         <a:avLst/>
                       </a:prstTxWarp>
@@ -4854,8 +4854,8 @@
                     <wps:cNvSpPr/>
                     <wps:spPr>
                       <a:xfrm>
-                        <a:off x="979164" y="517515"/>
-                        <a:ext cx="74555" cy="43298"/>
+                        <a:off x="850422" y="575517"/>
+                        <a:ext cx="80975" cy="47027"/>
                       </a:xfrm>
                       <a:prstGeom prst="rect">
                         <a:avLst/>
@@ -4903,7 +4903,7 @@
                         </w:p>
                       </w:txbxContent>
                     </wps:txbx>
-                    <wps:bodyPr rot="0" spcFirstLastPara="0" vertOverflow="overflow" horzOverflow="overflow" vert="horz" wrap="square" lIns="3959" tIns="1979" rIns="3959" bIns="1979" numCol="1" spcCol="0" rtlCol="0" fromWordArt="0" anchor="ctr" anchorCtr="0" forceAA="0" compatLnSpc="1">
+                    <wps:bodyPr rot="0" spcFirstLastPara="0" vertOverflow="overflow" horzOverflow="overflow" vert="horz" wrap="square" lIns="4300" tIns="2150" rIns="4300" bIns="2150" numCol="1" spcCol="0" rtlCol="0" fromWordArt="0" anchor="ctr" anchorCtr="0" forceAA="0" compatLnSpc="1">
                       <a:prstTxWarp prst="textNoShape">
                         <a:avLst/>
                       </a:prstTxWarp>
@@ -4915,8 +4915,8 @@
                     <wps:cNvSpPr/>
                     <wps:spPr>
                       <a:xfrm>
-                        <a:off x="1078461" y="517515"/>
-                        <a:ext cx="66638" cy="43298"/>
+                        <a:off x="958270" y="575517"/>
+                        <a:ext cx="72376" cy="47027"/>
                       </a:xfrm>
                       <a:prstGeom prst="rect">
                         <a:avLst/>
@@ -4964,7 +4964,7 @@
                         </w:p>
                       </w:txbxContent>
                     </wps:txbx>
-                    <wps:bodyPr rot="0" spcFirstLastPara="0" vertOverflow="overflow" horzOverflow="overflow" vert="horz" wrap="square" lIns="3959" tIns="1979" rIns="3959" bIns="1979" numCol="1" spcCol="0" rtlCol="0" fromWordArt="0" anchor="ctr" anchorCtr="0" forceAA="0" compatLnSpc="1">
+                    <wps:bodyPr rot="0" spcFirstLastPara="0" vertOverflow="overflow" horzOverflow="overflow" vert="horz" wrap="square" lIns="4300" tIns="2150" rIns="4300" bIns="2150" numCol="1" spcCol="0" rtlCol="0" fromWordArt="0" anchor="ctr" anchorCtr="0" forceAA="0" compatLnSpc="1">
                       <a:prstTxWarp prst="textNoShape">
                         <a:avLst/>
                       </a:prstTxWarp>
@@ -4976,8 +4976,8 @@
                     <wps:cNvSpPr/>
                     <wps:spPr>
                       <a:xfrm>
-                        <a:off x="1169840" y="517515"/>
-                        <a:ext cx="68617" cy="43298"/>
+                        <a:off x="1057518" y="575517"/>
+                        <a:ext cx="74526" cy="47027"/>
                       </a:xfrm>
                       <a:prstGeom prst="rect">
                         <a:avLst/>
@@ -5025,7 +5025,7 @@
                         </w:p>
                       </w:txbxContent>
                     </wps:txbx>
-                    <wps:bodyPr rot="0" spcFirstLastPara="0" vertOverflow="overflow" horzOverflow="overflow" vert="horz" wrap="square" lIns="3959" tIns="1979" rIns="3959" bIns="1979" numCol="1" spcCol="0" rtlCol="0" fromWordArt="0" anchor="ctr" anchorCtr="0" forceAA="0" compatLnSpc="1">
+                    <wps:bodyPr rot="0" spcFirstLastPara="0" vertOverflow="overflow" horzOverflow="overflow" vert="horz" wrap="square" lIns="4300" tIns="2150" rIns="4300" bIns="2150" numCol="1" spcCol="0" rtlCol="0" fromWordArt="0" anchor="ctr" anchorCtr="0" forceAA="0" compatLnSpc="1">
                       <a:prstTxWarp prst="textNoShape">
                         <a:avLst/>
                       </a:prstTxWarp>
@@ -5037,8 +5037,8 @@
                     <wps:cNvSpPr/>
                     <wps:spPr>
                       <a:xfrm>
-                        <a:off x="1263199" y="517515"/>
-                        <a:ext cx="87421" cy="43298"/>
+                        <a:off x="1158917" y="575517"/>
+                        <a:ext cx="94949" cy="47027"/>
                       </a:xfrm>
                       <a:prstGeom prst="rect">
                         <a:avLst/>
@@ -5086,7 +5086,7 @@
                         </w:p>
                       </w:txbxContent>
                     </wps:txbx>
-                    <wps:bodyPr rot="0" spcFirstLastPara="0" vertOverflow="overflow" horzOverflow="overflow" vert="horz" wrap="square" lIns="3959" tIns="1979" rIns="3959" bIns="1979" numCol="1" spcCol="0" rtlCol="0" fromWordArt="0" anchor="ctr" anchorCtr="0" forceAA="0" compatLnSpc="1">
+                    <wps:bodyPr rot="0" spcFirstLastPara="0" vertOverflow="overflow" horzOverflow="overflow" vert="horz" wrap="square" lIns="4300" tIns="2150" rIns="4300" bIns="2150" numCol="1" spcCol="0" rtlCol="0" fromWordArt="0" anchor="ctr" anchorCtr="0" forceAA="0" compatLnSpc="1">
                       <a:prstTxWarp prst="textNoShape">
                         <a:avLst/>
                       </a:prstTxWarp>
@@ -5094,12 +5094,12 @@
                     </wps:bodyPr>
                   </wps:wsp>
                   <wps:wsp>
-                    <wps:cNvPr id="85" name="FlowVertexTypeParam&lt;br/&gt;Shape types" descr="FlowVertexTypeParam"/>
+                    <wps:cNvPr id="85" name="FlowVertexTypeParam Shape types" descr="FlowVertexTypeParam"/>
                     <wps:cNvSpPr/>
                     <wps:spPr>
                       <a:xfrm>
-                        <a:off x="1375362" y="517515"/>
-                        <a:ext cx="190347" cy="43298"/>
+                        <a:off x="1280738" y="575517"/>
+                        <a:ext cx="141170" cy="47027"/>
                       </a:xfrm>
                       <a:prstGeom prst="rect">
                         <a:avLst/>
@@ -5142,12 +5142,12 @@
                               <w:color w:val="000000"/>
                               <w:sz w:val="4"/>
                             </w:rPr>
-                            <w:t xml:space="preserve">FlowVertexTypeParam&lt;br/&gt;Shape types</w:t>
+                            <w:t xml:space="preserve">FlowVertexTypeParam Shape types</w:t>
                           </w:r>
                         </w:p>
                       </w:txbxContent>
                     </wps:txbx>
-                    <wps:bodyPr rot="0" spcFirstLastPara="0" vertOverflow="overflow" horzOverflow="overflow" vert="horz" wrap="square" lIns="3959" tIns="1979" rIns="3959" bIns="1979" numCol="1" spcCol="0" rtlCol="0" fromWordArt="0" anchor="ctr" anchorCtr="0" forceAA="0" compatLnSpc="1">
+                    <wps:bodyPr rot="0" spcFirstLastPara="0" vertOverflow="overflow" horzOverflow="overflow" vert="horz" wrap="square" lIns="4300" tIns="2150" rIns="4300" bIns="2150" numCol="1" spcCol="0" rtlCol="0" fromWordArt="0" anchor="ctr" anchorCtr="0" forceAA="0" compatLnSpc="1">
                       <a:prstTxWarp prst="textNoShape">
                         <a:avLst/>
                       </a:prstTxWarp>
@@ -5159,8 +5159,8 @@
                     <wps:cNvSpPr/>
                     <wps:spPr>
                       <a:xfrm>
-                        <a:off x="2976105" y="796891"/>
-                        <a:ext cx="135255" cy="86596"/>
+                        <a:off x="2904547" y="885669"/>
+                        <a:ext cx="146902" cy="94053"/>
                       </a:xfrm>
                       <a:prstGeom prst="diamond">
                         <a:avLst/>
@@ -5208,7 +5208,7 @@
                         </w:p>
                       </w:txbxContent>
                     </wps:txbx>
-                    <wps:bodyPr rot="0" spcFirstLastPara="0" vertOverflow="overflow" horzOverflow="overflow" vert="horz" wrap="square" lIns="3959" tIns="1979" rIns="3959" bIns="1979" numCol="1" spcCol="0" rtlCol="0" fromWordArt="0" anchor="ctr" anchorCtr="0" forceAA="0" compatLnSpc="1">
+                    <wps:bodyPr rot="0" spcFirstLastPara="0" vertOverflow="overflow" horzOverflow="overflow" vert="horz" wrap="square" lIns="4300" tIns="2150" rIns="4300" bIns="2150" numCol="1" spcCol="0" rtlCol="0" fromWordArt="0" anchor="ctr" anchorCtr="0" forceAA="0" compatLnSpc="1">
                       <a:prstTxWarp prst="textNoShape">
                         <a:avLst/>
                       </a:prstTxWarp>
@@ -5220,8 +5220,8 @@
                     <wps:cNvSpPr/>
                     <wps:spPr>
                       <a:xfrm>
-                        <a:off x="2582216" y="962867"/>
-                        <a:ext cx="105235" cy="30927"/>
+                        <a:off x="2442880" y="1055861"/>
+                        <a:ext cx="114297" cy="33590"/>
                       </a:xfrm>
                       <a:prstGeom prst="rect">
                         <a:avLst/>
@@ -5269,7 +5269,7 @@
                         </w:p>
                       </w:txbxContent>
                     </wps:txbx>
-                    <wps:bodyPr rot="0" spcFirstLastPara="0" vertOverflow="overflow" horzOverflow="overflow" vert="horz" wrap="square" lIns="3959" tIns="1979" rIns="3959" bIns="1979" numCol="1" spcCol="0" rtlCol="0" fromWordArt="0" anchor="ctr" anchorCtr="0" forceAA="0" compatLnSpc="1">
+                    <wps:bodyPr rot="0" spcFirstLastPara="0" vertOverflow="overflow" horzOverflow="overflow" vert="horz" wrap="square" lIns="4300" tIns="2150" rIns="4300" bIns="2150" numCol="1" spcCol="0" rtlCol="0" fromWordArt="0" anchor="ctr" anchorCtr="0" forceAA="0" compatLnSpc="1">
                       <a:prstTxWarp prst="textNoShape">
                         <a:avLst/>
                       </a:prstTxWarp>
@@ -5281,8 +5281,8 @@
                     <wps:cNvSpPr/>
                     <wps:spPr>
                       <a:xfrm>
-                        <a:off x="2712193" y="962867"/>
-                        <a:ext cx="85442" cy="30927"/>
+                        <a:off x="2584049" y="1055861"/>
+                        <a:ext cx="92799" cy="33590"/>
                       </a:xfrm>
                       <a:prstGeom prst="rect">
                         <a:avLst/>
@@ -5330,7 +5330,7 @@
                         </w:p>
                       </w:txbxContent>
                     </wps:txbx>
-                    <wps:bodyPr rot="0" spcFirstLastPara="0" vertOverflow="overflow" horzOverflow="overflow" vert="horz" wrap="square" lIns="3959" tIns="1979" rIns="3959" bIns="1979" numCol="1" spcCol="0" rtlCol="0" fromWordArt="0" anchor="ctr" anchorCtr="0" forceAA="0" compatLnSpc="1">
+                    <wps:bodyPr rot="0" spcFirstLastPara="0" vertOverflow="overflow" horzOverflow="overflow" vert="horz" wrap="square" lIns="4300" tIns="2150" rIns="4300" bIns="2150" numCol="1" spcCol="0" rtlCol="0" fromWordArt="0" anchor="ctr" anchorCtr="0" forceAA="0" compatLnSpc="1">
                       <a:prstTxWarp prst="textNoShape">
                         <a:avLst/>
                       </a:prstTxWarp>
@@ -5342,8 +5342,8 @@
                     <wps:cNvSpPr/>
                     <wps:spPr>
                       <a:xfrm>
-                        <a:off x="2822376" y="962867"/>
-                        <a:ext cx="97318" cy="30927"/>
+                        <a:off x="2703721" y="1055861"/>
+                        <a:ext cx="105698" cy="33590"/>
                       </a:xfrm>
                       <a:prstGeom prst="rect">
                         <a:avLst/>
@@ -5391,7 +5391,7 @@
                         </w:p>
                       </w:txbxContent>
                     </wps:txbx>
-                    <wps:bodyPr rot="0" spcFirstLastPara="0" vertOverflow="overflow" horzOverflow="overflow" vert="horz" wrap="square" lIns="3959" tIns="1979" rIns="3959" bIns="1979" numCol="1" spcCol="0" rtlCol="0" fromWordArt="0" anchor="ctr" anchorCtr="0" forceAA="0" compatLnSpc="1">
+                    <wps:bodyPr rot="0" spcFirstLastPara="0" vertOverflow="overflow" horzOverflow="overflow" vert="horz" wrap="square" lIns="4300" tIns="2150" rIns="4300" bIns="2150" numCol="1" spcCol="0" rtlCol="0" fromWordArt="0" anchor="ctr" anchorCtr="0" forceAA="0" compatLnSpc="1">
                       <a:prstTxWarp prst="textNoShape">
                         <a:avLst/>
                       </a:prstTxWarp>
@@ -5403,8 +5403,8 @@
                     <wps:cNvSpPr/>
                     <wps:spPr>
                       <a:xfrm>
-                        <a:off x="2944436" y="962867"/>
-                        <a:ext cx="91380" cy="30927"/>
+                        <a:off x="2836291" y="1055861"/>
+                        <a:ext cx="99249" cy="33590"/>
                       </a:xfrm>
                       <a:prstGeom prst="rect">
                         <a:avLst/>
@@ -5452,7 +5452,7 @@
                         </w:p>
                       </w:txbxContent>
                     </wps:txbx>
-                    <wps:bodyPr rot="0" spcFirstLastPara="0" vertOverflow="overflow" horzOverflow="overflow" vert="horz" wrap="square" lIns="3959" tIns="1979" rIns="3959" bIns="1979" numCol="1" spcCol="0" rtlCol="0" fromWordArt="0" anchor="ctr" anchorCtr="0" forceAA="0" compatLnSpc="1">
+                    <wps:bodyPr rot="0" spcFirstLastPara="0" vertOverflow="overflow" horzOverflow="overflow" vert="horz" wrap="square" lIns="4300" tIns="2150" rIns="4300" bIns="2150" numCol="1" spcCol="0" rtlCol="0" fromWordArt="0" anchor="ctr" anchorCtr="0" forceAA="0" compatLnSpc="1">
                       <a:prstTxWarp prst="textNoShape">
                         <a:avLst/>
                       </a:prstTxWarp>
@@ -5464,8 +5464,8 @@
                     <wps:cNvSpPr/>
                     <wps:spPr>
                       <a:xfrm>
-                        <a:off x="3060557" y="962867"/>
-                        <a:ext cx="73566" cy="30927"/>
+                        <a:off x="2962413" y="1055861"/>
+                        <a:ext cx="79901" cy="33590"/>
                       </a:xfrm>
                       <a:prstGeom prst="rect">
                         <a:avLst/>
@@ -5513,7 +5513,7 @@
                         </w:p>
                       </w:txbxContent>
                     </wps:txbx>
-                    <wps:bodyPr rot="0" spcFirstLastPara="0" vertOverflow="overflow" horzOverflow="overflow" vert="horz" wrap="square" lIns="3959" tIns="1979" rIns="3959" bIns="1979" numCol="1" spcCol="0" rtlCol="0" fromWordArt="0" anchor="ctr" anchorCtr="0" forceAA="0" compatLnSpc="1">
+                    <wps:bodyPr rot="0" spcFirstLastPara="0" vertOverflow="overflow" horzOverflow="overflow" vert="horz" wrap="square" lIns="4300" tIns="2150" rIns="4300" bIns="2150" numCol="1" spcCol="0" rtlCol="0" fromWordArt="0" anchor="ctr" anchorCtr="0" forceAA="0" compatLnSpc="1">
                       <a:prstTxWarp prst="textNoShape">
                         <a:avLst/>
                       </a:prstTxWarp>
@@ -5525,8 +5525,8 @@
                     <wps:cNvSpPr/>
                     <wps:spPr>
                       <a:xfrm>
-                        <a:off x="3158864" y="962867"/>
-                        <a:ext cx="98307" cy="30927"/>
+                        <a:off x="3069186" y="1055861"/>
+                        <a:ext cx="106773" cy="33590"/>
                       </a:xfrm>
                       <a:prstGeom prst="rect">
                         <a:avLst/>
@@ -5574,7 +5574,7 @@
                         </w:p>
                       </w:txbxContent>
                     </wps:txbx>
-                    <wps:bodyPr rot="0" spcFirstLastPara="0" vertOverflow="overflow" horzOverflow="overflow" vert="horz" wrap="square" lIns="3959" tIns="1979" rIns="3959" bIns="1979" numCol="1" spcCol="0" rtlCol="0" fromWordArt="0" anchor="ctr" anchorCtr="0" forceAA="0" compatLnSpc="1">
+                    <wps:bodyPr rot="0" spcFirstLastPara="0" vertOverflow="overflow" horzOverflow="overflow" vert="horz" wrap="square" lIns="4300" tIns="2150" rIns="4300" bIns="2150" numCol="1" spcCol="0" rtlCol="0" fromWordArt="0" anchor="ctr" anchorCtr="0" forceAA="0" compatLnSpc="1">
                       <a:prstTxWarp prst="textNoShape">
                         <a:avLst/>
                       </a:prstTxWarp>
@@ -5586,8 +5586,8 @@
                     <wps:cNvSpPr/>
                     <wps:spPr>
                       <a:xfrm>
-                        <a:off x="3281913" y="962867"/>
-                        <a:ext cx="54762" cy="30927"/>
+                        <a:off x="3202831" y="1055861"/>
+                        <a:ext cx="59478" cy="33590"/>
                       </a:xfrm>
                       <a:prstGeom prst="rect">
                         <a:avLst/>
@@ -5635,7 +5635,7 @@
                         </w:p>
                       </w:txbxContent>
                     </wps:txbx>
-                    <wps:bodyPr rot="0" spcFirstLastPara="0" vertOverflow="overflow" horzOverflow="overflow" vert="horz" wrap="square" lIns="3959" tIns="1979" rIns="3959" bIns="1979" numCol="1" spcCol="0" rtlCol="0" fromWordArt="0" anchor="ctr" anchorCtr="0" forceAA="0" compatLnSpc="1">
+                    <wps:bodyPr rot="0" spcFirstLastPara="0" vertOverflow="overflow" horzOverflow="overflow" vert="horz" wrap="square" lIns="4300" tIns="2150" rIns="4300" bIns="2150" numCol="1" spcCol="0" rtlCol="0" fromWordArt="0" anchor="ctr" anchorCtr="0" forceAA="0" compatLnSpc="1">
                       <a:prstTxWarp prst="textNoShape">
                         <a:avLst/>
                       </a:prstTxWarp>
@@ -5647,8 +5647,8 @@
                     <wps:cNvSpPr/>
                     <wps:spPr>
                       <a:xfrm>
-                        <a:off x="3361417" y="962867"/>
-                        <a:ext cx="103256" cy="30927"/>
+                        <a:off x="3289181" y="1055861"/>
+                        <a:ext cx="112147" cy="33590"/>
                       </a:xfrm>
                       <a:prstGeom prst="rect">
                         <a:avLst/>
@@ -5696,7 +5696,7 @@
                         </w:p>
                       </w:txbxContent>
                     </wps:txbx>
-                    <wps:bodyPr rot="0" spcFirstLastPara="0" vertOverflow="overflow" horzOverflow="overflow" vert="horz" wrap="square" lIns="3959" tIns="1979" rIns="3959" bIns="1979" numCol="1" spcCol="0" rtlCol="0" fromWordArt="0" anchor="ctr" anchorCtr="0" forceAA="0" compatLnSpc="1">
+                    <wps:bodyPr rot="0" spcFirstLastPara="0" vertOverflow="overflow" horzOverflow="overflow" vert="horz" wrap="square" lIns="4300" tIns="2150" rIns="4300" bIns="2150" numCol="1" spcCol="0" rtlCol="0" fromWordArt="0" anchor="ctr" anchorCtr="0" forceAA="0" compatLnSpc="1">
                       <a:prstTxWarp prst="textNoShape">
                         <a:avLst/>
                       </a:prstTxWarp>
@@ -5708,8 +5708,8 @@
                     <wps:cNvSpPr/>
                     <wps:spPr>
                       <a:xfrm>
-                        <a:off x="3972605" y="1358736"/>
-                        <a:ext cx="123379" cy="86596"/>
+                        <a:off x="3953001" y="1469024"/>
+                        <a:ext cx="134004" cy="94053"/>
                       </a:xfrm>
                       <a:prstGeom prst="diamond">
                         <a:avLst/>
@@ -5757,7 +5757,7 @@
                         </w:p>
                       </w:txbxContent>
                     </wps:txbx>
-                    <wps:bodyPr rot="0" spcFirstLastPara="0" vertOverflow="overflow" horzOverflow="overflow" vert="horz" wrap="square" lIns="3959" tIns="1979" rIns="3959" bIns="1979" numCol="1" spcCol="0" rtlCol="0" fromWordArt="0" anchor="ctr" anchorCtr="0" forceAA="0" compatLnSpc="1">
+                    <wps:bodyPr rot="0" spcFirstLastPara="0" vertOverflow="overflow" horzOverflow="overflow" vert="horz" wrap="square" lIns="4300" tIns="2150" rIns="4300" bIns="2150" numCol="1" spcCol="0" rtlCol="0" fromWordArt="0" anchor="ctr" anchorCtr="0" forceAA="0" compatLnSpc="1">
                       <a:prstTxWarp prst="textNoShape">
                         <a:avLst/>
                       </a:prstTxWarp>
@@ -5769,8 +5769,8 @@
                     <wps:cNvSpPr/>
                     <wps:spPr>
                       <a:xfrm>
-                        <a:off x="3791330" y="1484506"/>
-                        <a:ext cx="145811" cy="30927"/>
+                        <a:off x="3756116" y="1605625"/>
+                        <a:ext cx="158368" cy="33590"/>
                       </a:xfrm>
                       <a:prstGeom prst="rect">
                         <a:avLst/>
@@ -5818,7 +5818,7 @@
                         </w:p>
                       </w:txbxContent>
                     </wps:txbx>
-                    <wps:bodyPr rot="0" spcFirstLastPara="0" vertOverflow="overflow" horzOverflow="overflow" vert="horz" wrap="square" lIns="3959" tIns="1979" rIns="3959" bIns="1979" numCol="1" spcCol="0" rtlCol="0" fromWordArt="0" anchor="ctr" anchorCtr="0" forceAA="0" compatLnSpc="1">
+                    <wps:bodyPr rot="0" spcFirstLastPara="0" vertOverflow="overflow" horzOverflow="overflow" vert="horz" wrap="square" lIns="4300" tIns="2150" rIns="4300" bIns="2150" numCol="1" spcCol="0" rtlCol="0" fromWordArt="0" anchor="ctr" anchorCtr="0" forceAA="0" compatLnSpc="1">
                       <a:prstTxWarp prst="textNoShape">
                         <a:avLst/>
                       </a:prstTxWarp>
@@ -5830,8 +5830,8 @@
                     <wps:cNvSpPr/>
                     <wps:spPr>
                       <a:xfrm>
-                        <a:off x="3961883" y="1484506"/>
-                        <a:ext cx="144822" cy="30927"/>
+                        <a:off x="3941356" y="1605625"/>
+                        <a:ext cx="157293" cy="33590"/>
                       </a:xfrm>
                       <a:prstGeom prst="rect">
                         <a:avLst/>
@@ -5879,7 +5879,7 @@
                         </w:p>
                       </w:txbxContent>
                     </wps:txbx>
-                    <wps:bodyPr rot="0" spcFirstLastPara="0" vertOverflow="overflow" horzOverflow="overflow" vert="horz" wrap="square" lIns="3959" tIns="1979" rIns="3959" bIns="1979" numCol="1" spcCol="0" rtlCol="0" fromWordArt="0" anchor="ctr" anchorCtr="0" forceAA="0" compatLnSpc="1">
+                    <wps:bodyPr rot="0" spcFirstLastPara="0" vertOverflow="overflow" horzOverflow="overflow" vert="horz" wrap="square" lIns="4300" tIns="2150" rIns="4300" bIns="2150" numCol="1" spcCol="0" rtlCol="0" fromWordArt="0" anchor="ctr" anchorCtr="0" forceAA="0" compatLnSpc="1">
                       <a:prstTxWarp prst="textNoShape">
                         <a:avLst/>
                       </a:prstTxWarp>
@@ -5891,8 +5891,8 @@
                     <wps:cNvSpPr/>
                     <wps:spPr>
                       <a:xfrm>
-                        <a:off x="4131447" y="1478321"/>
-                        <a:ext cx="175502" cy="43298"/>
+                        <a:off x="4125521" y="1598907"/>
+                        <a:ext cx="190615" cy="47027"/>
                       </a:xfrm>
                       <a:prstGeom prst="rect">
                         <a:avLst/>
@@ -5940,7 +5940,7 @@
                         </w:p>
                       </w:txbxContent>
                     </wps:txbx>
-                    <wps:bodyPr rot="0" spcFirstLastPara="0" vertOverflow="overflow" horzOverflow="overflow" vert="horz" wrap="square" lIns="3959" tIns="1979" rIns="3959" bIns="1979" numCol="1" spcCol="0" rtlCol="0" fromWordArt="0" anchor="ctr" anchorCtr="0" forceAA="0" compatLnSpc="1">
+                    <wps:bodyPr rot="0" spcFirstLastPara="0" vertOverflow="overflow" horzOverflow="overflow" vert="horz" wrap="square" lIns="4300" tIns="2150" rIns="4300" bIns="2150" numCol="1" spcCol="0" rtlCol="0" fromWordArt="0" anchor="ctr" anchorCtr="0" forceAA="0" compatLnSpc="1">
                       <a:prstTxWarp prst="textNoShape">
                         <a:avLst/>
                       </a:prstTxWarp>
@@ -5952,8 +5952,8 @@
                     <wps:cNvSpPr/>
                     <wps:spPr>
                       <a:xfrm>
-                        <a:off x="3931830" y="818540"/>
-                        <a:ext cx="79504" cy="43298"/>
+                        <a:off x="3895064" y="909183"/>
+                        <a:ext cx="86350" cy="47027"/>
                       </a:xfrm>
                       <a:prstGeom prst="rect">
                         <a:avLst/>
@@ -6001,7 +6001,7 @@
                         </w:p>
                       </w:txbxContent>
                     </wps:txbx>
-                    <wps:bodyPr rot="0" spcFirstLastPara="0" vertOverflow="overflow" horzOverflow="overflow" vert="horz" wrap="square" lIns="3959" tIns="1979" rIns="3959" bIns="1979" numCol="1" spcCol="0" rtlCol="0" fromWordArt="0" anchor="ctr" anchorCtr="0" forceAA="0" compatLnSpc="1">
+                    <wps:bodyPr rot="0" spcFirstLastPara="0" vertOverflow="overflow" horzOverflow="overflow" vert="horz" wrap="square" lIns="4300" tIns="2150" rIns="4300" bIns="2150" numCol="1" spcCol="0" rtlCol="0" fromWordArt="0" anchor="ctr" anchorCtr="0" forceAA="0" compatLnSpc="1">
                       <a:prstTxWarp prst="textNoShape">
                         <a:avLst/>
                       </a:prstTxWarp>
@@ -6013,8 +6013,8 @@
                     <wps:cNvSpPr/>
                     <wps:spPr>
                       <a:xfrm>
-                        <a:off x="3489414" y="962867"/>
-                        <a:ext cx="92369" cy="30927"/>
+                        <a:off x="3428201" y="1055861"/>
+                        <a:ext cx="100324" cy="33590"/>
                       </a:xfrm>
                       <a:prstGeom prst="rect">
                         <a:avLst/>
@@ -6062,7 +6062,7 @@
                         </w:p>
                       </w:txbxContent>
                     </wps:txbx>
-                    <wps:bodyPr rot="0" spcFirstLastPara="0" vertOverflow="overflow" horzOverflow="overflow" vert="horz" wrap="square" lIns="3959" tIns="1979" rIns="3959" bIns="1979" numCol="1" spcCol="0" rtlCol="0" fromWordArt="0" anchor="ctr" anchorCtr="0" forceAA="0" compatLnSpc="1">
+                    <wps:bodyPr rot="0" spcFirstLastPara="0" vertOverflow="overflow" horzOverflow="overflow" vert="horz" wrap="square" lIns="4300" tIns="2150" rIns="4300" bIns="2150" numCol="1" spcCol="0" rtlCol="0" fromWordArt="0" anchor="ctr" anchorCtr="0" forceAA="0" compatLnSpc="1">
                       <a:prstTxWarp prst="textNoShape">
                         <a:avLst/>
                       </a:prstTxWarp>
@@ -6074,8 +6074,8 @@
                     <wps:cNvSpPr/>
                     <wps:spPr>
                       <a:xfrm>
-                        <a:off x="3606525" y="962867"/>
-                        <a:ext cx="92369" cy="30927"/>
+                        <a:off x="3555397" y="1055861"/>
+                        <a:ext cx="100324" cy="33590"/>
                       </a:xfrm>
                       <a:prstGeom prst="rect">
                         <a:avLst/>
@@ -6123,7 +6123,7 @@
                         </w:p>
                       </w:txbxContent>
                     </wps:txbx>
-                    <wps:bodyPr rot="0" spcFirstLastPara="0" vertOverflow="overflow" horzOverflow="overflow" vert="horz" wrap="square" lIns="3959" tIns="1979" rIns="3959" bIns="1979" numCol="1" spcCol="0" rtlCol="0" fromWordArt="0" anchor="ctr" anchorCtr="0" forceAA="0" compatLnSpc="1">
+                    <wps:bodyPr rot="0" spcFirstLastPara="0" vertOverflow="overflow" horzOverflow="overflow" vert="horz" wrap="square" lIns="4300" tIns="2150" rIns="4300" bIns="2150" numCol="1" spcCol="0" rtlCol="0" fromWordArt="0" anchor="ctr" anchorCtr="0" forceAA="0" compatLnSpc="1">
                       <a:prstTxWarp prst="textNoShape">
                         <a:avLst/>
                       </a:prstTxWarp>
@@ -6135,8 +6135,8 @@
                     <wps:cNvSpPr/>
                     <wps:spPr>
                       <a:xfrm>
-                        <a:off x="3723636" y="962867"/>
-                        <a:ext cx="127997" cy="30927"/>
+                        <a:off x="3682593" y="1055861"/>
+                        <a:ext cx="139020" cy="33590"/>
                       </a:xfrm>
                       <a:prstGeom prst="rect">
                         <a:avLst/>
@@ -6184,7 +6184,7 @@
                         </w:p>
                       </w:txbxContent>
                     </wps:txbx>
-                    <wps:bodyPr rot="0" spcFirstLastPara="0" vertOverflow="overflow" horzOverflow="overflow" vert="horz" wrap="square" lIns="3959" tIns="1979" rIns="3959" bIns="1979" numCol="1" spcCol="0" rtlCol="0" fromWordArt="0" anchor="ctr" anchorCtr="0" forceAA="0" compatLnSpc="1">
+                    <wps:bodyPr rot="0" spcFirstLastPara="0" vertOverflow="overflow" horzOverflow="overflow" vert="horz" wrap="square" lIns="4300" tIns="2150" rIns="4300" bIns="2150" numCol="1" spcCol="0" rtlCol="0" fromWordArt="0" anchor="ctr" anchorCtr="0" forceAA="0" compatLnSpc="1">
                       <a:prstTxWarp prst="textNoShape">
                         <a:avLst/>
                       </a:prstTxWarp>
@@ -6196,8 +6196,8 @@
                     <wps:cNvSpPr/>
                     <wps:spPr>
                       <a:xfrm>
-                        <a:off x="3876376" y="962867"/>
-                        <a:ext cx="127997" cy="30927"/>
+                        <a:off x="3848485" y="1055861"/>
+                        <a:ext cx="139020" cy="33590"/>
                       </a:xfrm>
                       <a:prstGeom prst="rect">
                         <a:avLst/>
@@ -6245,7 +6245,7 @@
                         </w:p>
                       </w:txbxContent>
                     </wps:txbx>
-                    <wps:bodyPr rot="0" spcFirstLastPara="0" vertOverflow="overflow" horzOverflow="overflow" vert="horz" wrap="square" lIns="3959" tIns="1979" rIns="3959" bIns="1979" numCol="1" spcCol="0" rtlCol="0" fromWordArt="0" anchor="ctr" anchorCtr="0" forceAA="0" compatLnSpc="1">
+                    <wps:bodyPr rot="0" spcFirstLastPara="0" vertOverflow="overflow" horzOverflow="overflow" vert="horz" wrap="square" lIns="4300" tIns="2150" rIns="4300" bIns="2150" numCol="1" spcCol="0" rtlCol="0" fromWordArt="0" anchor="ctr" anchorCtr="0" forceAA="0" compatLnSpc="1">
                       <a:prstTxWarp prst="textNoShape">
                         <a:avLst/>
                       </a:prstTxWarp>
@@ -6257,8 +6257,8 @@
                     <wps:cNvSpPr/>
                     <wps:spPr>
                       <a:xfrm>
-                        <a:off x="4029115" y="962867"/>
-                        <a:ext cx="116121" cy="30927"/>
+                        <a:off x="4014377" y="1055861"/>
+                        <a:ext cx="126121" cy="33590"/>
                       </a:xfrm>
                       <a:prstGeom prst="rect">
                         <a:avLst/>
@@ -6306,7 +6306,7 @@
                         </w:p>
                       </w:txbxContent>
                     </wps:txbx>
-                    <wps:bodyPr rot="0" spcFirstLastPara="0" vertOverflow="overflow" horzOverflow="overflow" vert="horz" wrap="square" lIns="3959" tIns="1979" rIns="3959" bIns="1979" numCol="1" spcCol="0" rtlCol="0" fromWordArt="0" anchor="ctr" anchorCtr="0" forceAA="0" compatLnSpc="1">
+                    <wps:bodyPr rot="0" spcFirstLastPara="0" vertOverflow="overflow" horzOverflow="overflow" vert="horz" wrap="square" lIns="4300" tIns="2150" rIns="4300" bIns="2150" numCol="1" spcCol="0" rtlCol="0" fromWordArt="0" anchor="ctr" anchorCtr="0" forceAA="0" compatLnSpc="1">
                       <a:prstTxWarp prst="textNoShape">
                         <a:avLst/>
                       </a:prstTxWarp>
@@ -6318,8 +6318,8 @@
                     <wps:cNvSpPr/>
                     <wps:spPr>
                       <a:xfrm>
-                        <a:off x="4169978" y="962867"/>
-                        <a:ext cx="116121" cy="30927"/>
+                        <a:off x="4167371" y="1055861"/>
+                        <a:ext cx="126121" cy="33590"/>
                       </a:xfrm>
                       <a:prstGeom prst="rect">
                         <a:avLst/>
@@ -6367,7 +6367,7 @@
                         </w:p>
                       </w:txbxContent>
                     </wps:txbx>
-                    <wps:bodyPr rot="0" spcFirstLastPara="0" vertOverflow="overflow" horzOverflow="overflow" vert="horz" wrap="square" lIns="3959" tIns="1979" rIns="3959" bIns="1979" numCol="1" spcCol="0" rtlCol="0" fromWordArt="0" anchor="ctr" anchorCtr="0" forceAA="0" compatLnSpc="1">
+                    <wps:bodyPr rot="0" spcFirstLastPara="0" vertOverflow="overflow" horzOverflow="overflow" vert="horz" wrap="square" lIns="4300" tIns="2150" rIns="4300" bIns="2150" numCol="1" spcCol="0" rtlCol="0" fromWordArt="0" anchor="ctr" anchorCtr="0" forceAA="0" compatLnSpc="1">
                       <a:prstTxWarp prst="textNoShape">
                         <a:avLst/>
                       </a:prstTxWarp>
@@ -6379,8 +6379,8 @@
                     <wps:cNvSpPr/>
                     <wps:spPr>
                       <a:xfrm>
-                        <a:off x="4310841" y="962867"/>
-                        <a:ext cx="54762" cy="30927"/>
+                        <a:off x="4320364" y="1055861"/>
+                        <a:ext cx="59478" cy="33590"/>
                       </a:xfrm>
                       <a:prstGeom prst="rect">
                         <a:avLst/>
@@ -6428,7 +6428,7 @@
                         </w:p>
                       </w:txbxContent>
                     </wps:txbx>
-                    <wps:bodyPr rot="0" spcFirstLastPara="0" vertOverflow="overflow" horzOverflow="overflow" vert="horz" wrap="square" lIns="3959" tIns="1979" rIns="3959" bIns="1979" numCol="1" spcCol="0" rtlCol="0" fromWordArt="0" anchor="ctr" anchorCtr="0" forceAA="0" compatLnSpc="1">
+                    <wps:bodyPr rot="0" spcFirstLastPara="0" vertOverflow="overflow" horzOverflow="overflow" vert="horz" wrap="square" lIns="4300" tIns="2150" rIns="4300" bIns="2150" numCol="1" spcCol="0" rtlCol="0" fromWordArt="0" anchor="ctr" anchorCtr="0" forceAA="0" compatLnSpc="1">
                       <a:prstTxWarp prst="textNoShape">
                         <a:avLst/>
                       </a:prstTxWarp>
@@ -6440,8 +6440,8 @@
                     <wps:cNvSpPr/>
                     <wps:spPr>
                       <a:xfrm>
-                        <a:off x="4120725" y="1380385"/>
-                        <a:ext cx="67628" cy="43298"/>
+                        <a:off x="4113877" y="1492537"/>
+                        <a:ext cx="73451" cy="47027"/>
                       </a:xfrm>
                       <a:prstGeom prst="rect">
                         <a:avLst/>
@@ -6489,7 +6489,7 @@
                         </w:p>
                       </w:txbxContent>
                     </wps:txbx>
-                    <wps:bodyPr rot="0" spcFirstLastPara="0" vertOverflow="overflow" horzOverflow="overflow" vert="horz" wrap="square" lIns="3959" tIns="1979" rIns="3959" bIns="1979" numCol="1" spcCol="0" rtlCol="0" fromWordArt="0" anchor="ctr" anchorCtr="0" forceAA="0" compatLnSpc="1">
+                    <wps:bodyPr rot="0" spcFirstLastPara="0" vertOverflow="overflow" horzOverflow="overflow" vert="horz" wrap="square" lIns="4300" tIns="2150" rIns="4300" bIns="2150" numCol="1" spcCol="0" rtlCol="0" fromWordArt="0" anchor="ctr" anchorCtr="0" forceAA="0" compatLnSpc="1">
                       <a:prstTxWarp prst="textNoShape">
                         <a:avLst/>
                       </a:prstTxWarp>
@@ -6501,8 +6501,8 @@
                     <wps:cNvSpPr/>
                     <wps:spPr>
                       <a:xfrm>
-                        <a:off x="5070216" y="935033"/>
-                        <a:ext cx="135255" cy="86596"/>
+                        <a:off x="5022164" y="1025630"/>
+                        <a:ext cx="146902" cy="94053"/>
                       </a:xfrm>
                       <a:prstGeom prst="diamond">
                         <a:avLst/>
@@ -6550,7 +6550,7 @@
                         </w:p>
                       </w:txbxContent>
                     </wps:txbx>
-                    <wps:bodyPr rot="0" spcFirstLastPara="0" vertOverflow="overflow" horzOverflow="overflow" vert="horz" wrap="square" lIns="3959" tIns="1979" rIns="3959" bIns="1979" numCol="1" spcCol="0" rtlCol="0" fromWordArt="0" anchor="ctr" anchorCtr="0" forceAA="0" compatLnSpc="1">
+                    <wps:bodyPr rot="0" spcFirstLastPara="0" vertOverflow="overflow" horzOverflow="overflow" vert="horz" wrap="square" lIns="4300" tIns="2150" rIns="4300" bIns="2150" numCol="1" spcCol="0" rtlCol="0" fromWordArt="0" anchor="ctr" anchorCtr="0" forceAA="0" compatLnSpc="1">
                       <a:prstTxWarp prst="textNoShape">
                         <a:avLst/>
                       </a:prstTxWarp>
@@ -6558,12 +6558,12 @@
                     </wps:bodyPr>
                   </wps:wsp>
                   <wps:wsp>
-                    <wps:cNvPr id="109" name="dagre&lt;br/&gt;(default)" descr="Dagre"/>
+                    <wps:cNvPr id="109" name="dagre (default)" descr="Dagre"/>
                     <wps:cNvSpPr/>
                     <wps:spPr>
                       <a:xfrm>
-                        <a:off x="4918235" y="1101009"/>
-                        <a:ext cx="126018" cy="30927"/>
+                        <a:off x="4947279" y="1189103"/>
+                        <a:ext cx="72376" cy="47027"/>
                       </a:xfrm>
                       <a:prstGeom prst="rect">
                         <a:avLst/>
@@ -6606,12 +6606,12 @@
                               <w:color w:val="000000"/>
                               <w:sz w:val="4"/>
                             </w:rPr>
-                            <w:t xml:space="preserve">dagre&lt;br/&gt;(default)</w:t>
+                            <w:t xml:space="preserve">dagre (default)</w:t>
                           </w:r>
                         </w:p>
                       </w:txbxContent>
                     </wps:txbx>
-                    <wps:bodyPr rot="0" spcFirstLastPara="0" vertOverflow="overflow" horzOverflow="overflow" vert="horz" wrap="square" lIns="3959" tIns="1979" rIns="3959" bIns="1979" numCol="1" spcCol="0" rtlCol="0" fromWordArt="0" anchor="ctr" anchorCtr="0" forceAA="0" compatLnSpc="1">
+                    <wps:bodyPr rot="0" spcFirstLastPara="0" vertOverflow="overflow" horzOverflow="overflow" vert="horz" wrap="square" lIns="4300" tIns="2150" rIns="4300" bIns="2150" numCol="1" spcCol="0" rtlCol="0" fromWordArt="0" anchor="ctr" anchorCtr="0" forceAA="0" compatLnSpc="1">
                       <a:prstTxWarp prst="textNoShape">
                         <a:avLst/>
                       </a:prstTxWarp>
@@ -6619,12 +6619,12 @@
                     </wps:bodyPr>
                   </wps:wsp>
                   <wps:wsp>
-                    <wps:cNvPr id="110" name="dagre-wrapper&lt;br/&gt;(v2 renderer)" descr="DagreWrapper"/>
+                    <wps:cNvPr id="110" name="dagre-wrapper (v2 renderer)" descr="DagreWrapper"/>
                     <wps:cNvSpPr/>
                     <wps:spPr>
                       <a:xfrm>
-                        <a:off x="5068995" y="1094823"/>
-                        <a:ext cx="137696" cy="43298"/>
+                        <a:off x="5046528" y="1189103"/>
+                        <a:ext cx="98174" cy="47027"/>
                       </a:xfrm>
                       <a:prstGeom prst="rect">
                         <a:avLst/>
@@ -6667,12 +6667,12 @@
                               <w:color w:val="000000"/>
                               <w:sz w:val="4"/>
                             </w:rPr>
-                            <w:t xml:space="preserve">dagre-wrapper&lt;br/&gt;(v2 renderer)</w:t>
+                            <w:t xml:space="preserve">dagre-wrapper (v2 renderer)</w:t>
                           </w:r>
                         </w:p>
                       </w:txbxContent>
                     </wps:txbx>
-                    <wps:bodyPr rot="0" spcFirstLastPara="0" vertOverflow="overflow" horzOverflow="overflow" vert="horz" wrap="square" lIns="3959" tIns="1979" rIns="3959" bIns="1979" numCol="1" spcCol="0" rtlCol="0" fromWordArt="0" anchor="ctr" anchorCtr="0" forceAA="0" compatLnSpc="1">
+                    <wps:bodyPr rot="0" spcFirstLastPara="0" vertOverflow="overflow" horzOverflow="overflow" vert="horz" wrap="square" lIns="4300" tIns="2150" rIns="4300" bIns="2150" numCol="1" spcCol="0" rtlCol="0" fromWordArt="0" anchor="ctr" anchorCtr="0" forceAA="0" compatLnSpc="1">
                       <a:prstTxWarp prst="textNoShape">
                         <a:avLst/>
                       </a:prstTxWarp>
@@ -6680,12 +6680,12 @@
                     </wps:bodyPr>
                   </wps:wsp>
                   <wps:wsp>
-                    <wps:cNvPr id="111" name="elk&lt;br/&gt;(external package)" descr="ELK"/>
+                    <wps:cNvPr id="111" name="elk (external package)" descr="ELK"/>
                     <wps:cNvSpPr/>
                     <wps:spPr>
                       <a:xfrm>
-                        <a:off x="5231433" y="1094823"/>
-                        <a:ext cx="114142" cy="43298"/>
+                        <a:off x="5171574" y="1189103"/>
+                        <a:ext cx="94949" cy="47027"/>
                       </a:xfrm>
                       <a:prstGeom prst="rect">
                         <a:avLst/>
@@ -6728,12 +6728,12 @@
                               <w:color w:val="000000"/>
                               <w:sz w:val="4"/>
                             </w:rPr>
-                            <w:t xml:space="preserve">elk&lt;br/&gt;(external package)</w:t>
+                            <w:t xml:space="preserve">elk (external package)</w:t>
                           </w:r>
                         </w:p>
                       </w:txbxContent>
                     </wps:txbx>
-                    <wps:bodyPr rot="0" spcFirstLastPara="0" vertOverflow="overflow" horzOverflow="overflow" vert="horz" wrap="square" lIns="3959" tIns="1979" rIns="3959" bIns="1979" numCol="1" spcCol="0" rtlCol="0" fromWordArt="0" anchor="ctr" anchorCtr="0" forceAA="0" compatLnSpc="1">
+                    <wps:bodyPr rot="0" spcFirstLastPara="0" vertOverflow="overflow" horzOverflow="overflow" vert="horz" wrap="square" lIns="4300" tIns="2150" rIns="4300" bIns="2150" numCol="1" spcCol="0" rtlCol="0" fromWordArt="0" anchor="ctr" anchorCtr="0" forceAA="0" compatLnSpc="1">
                       <a:prstTxWarp prst="textNoShape">
                         <a:avLst/>
                       </a:prstTxWarp>
@@ -6745,8 +6745,8 @@
                     <wps:cNvSpPr/>
                     <wps:spPr>
                       <a:xfrm>
-                        <a:off x="4241218" y="523701"/>
-                        <a:ext cx="71586" cy="30927"/>
+                        <a:off x="4252055" y="582235"/>
+                        <a:ext cx="77751" cy="33590"/>
                       </a:xfrm>
                       <a:prstGeom prst="rect">
                         <a:avLst/>
@@ -6794,7 +6794,7 @@
                         </w:p>
                       </w:txbxContent>
                     </wps:txbx>
-                    <wps:bodyPr rot="0" spcFirstLastPara="0" vertOverflow="overflow" horzOverflow="overflow" vert="horz" wrap="square" lIns="3959" tIns="1979" rIns="3959" bIns="1979" numCol="1" spcCol="0" rtlCol="0" fromWordArt="0" anchor="ctr" anchorCtr="0" forceAA="0" compatLnSpc="1">
+                    <wps:bodyPr rot="0" spcFirstLastPara="0" vertOverflow="overflow" horzOverflow="overflow" vert="horz" wrap="square" lIns="4300" tIns="2150" rIns="4300" bIns="2150" numCol="1" spcCol="0" rtlCol="0" fromWordArt="0" anchor="ctr" anchorCtr="0" forceAA="0" compatLnSpc="1">
                       <a:prstTxWarp prst="textNoShape">
                         <a:avLst/>
                       </a:prstTxWarp>
@@ -6806,8 +6806,8 @@
                     <wps:cNvSpPr/>
                     <wps:spPr>
                       <a:xfrm>
-                        <a:off x="3989841" y="674213"/>
-                        <a:ext cx="97318" cy="30927"/>
+                        <a:off x="3988705" y="752427"/>
+                        <a:ext cx="105698" cy="33590"/>
                       </a:xfrm>
                       <a:prstGeom prst="rect">
                         <a:avLst/>
@@ -6855,7 +6855,7 @@
                         </w:p>
                       </w:txbxContent>
                     </wps:txbx>
-                    <wps:bodyPr rot="0" spcFirstLastPara="0" vertOverflow="overflow" horzOverflow="overflow" vert="horz" wrap="square" lIns="3959" tIns="1979" rIns="3959" bIns="1979" numCol="1" spcCol="0" rtlCol="0" fromWordArt="0" anchor="ctr" anchorCtr="0" forceAA="0" compatLnSpc="1">
+                    <wps:bodyPr rot="0" spcFirstLastPara="0" vertOverflow="overflow" horzOverflow="overflow" vert="horz" wrap="square" lIns="4300" tIns="2150" rIns="4300" bIns="2150" numCol="1" spcCol="0" rtlCol="0" fromWordArt="0" anchor="ctr" anchorCtr="0" forceAA="0" compatLnSpc="1">
                       <a:prstTxWarp prst="textNoShape">
                         <a:avLst/>
                       </a:prstTxWarp>
@@ -6867,8 +6867,8 @@
                     <wps:cNvSpPr/>
                     <wps:spPr>
                       <a:xfrm>
-                        <a:off x="4111901" y="674213"/>
-                        <a:ext cx="151750" cy="30927"/>
+                        <a:off x="4121276" y="752427"/>
+                        <a:ext cx="164817" cy="33590"/>
                       </a:xfrm>
                       <a:prstGeom prst="rect">
                         <a:avLst/>
@@ -6916,7 +6916,7 @@
                         </w:p>
                       </w:txbxContent>
                     </wps:txbx>
-                    <wps:bodyPr rot="0" spcFirstLastPara="0" vertOverflow="overflow" horzOverflow="overflow" vert="horz" wrap="square" lIns="3959" tIns="1979" rIns="3959" bIns="1979" numCol="1" spcCol="0" rtlCol="0" fromWordArt="0" anchor="ctr" anchorCtr="0" forceAA="0" compatLnSpc="1">
+                    <wps:bodyPr rot="0" spcFirstLastPara="0" vertOverflow="overflow" horzOverflow="overflow" vert="horz" wrap="square" lIns="4300" tIns="2150" rIns="4300" bIns="2150" numCol="1" spcCol="0" rtlCol="0" fromWordArt="0" anchor="ctr" anchorCtr="0" forceAA="0" compatLnSpc="1">
                       <a:prstTxWarp prst="textNoShape">
                         <a:avLst/>
                       </a:prstTxWarp>
@@ -6924,12 +6924,12 @@
                     </wps:bodyPr>
                   </wps:wsp>
                   <wps:wsp>
-                    <wps:cNvPr id="115" name="parser/*.spec.js files&lt;br/&gt;- flow-text.spec.js&lt;br/&gt;- flow-edges.spec.js&lt;br/&gt;- flow-style.spec.js&lt;br/&gt;- subgraph.spec.js" descr="ParserTests"/>
+                    <wps:cNvPr id="115" name="parser/*.spec.js files - flow-text.spec.js - flow-edges.spec.js - flow-style.spec.js - subgraph.spec.js" descr="ParserTests"/>
                     <wps:cNvSpPr/>
                     <wps:spPr>
                       <a:xfrm>
-                        <a:off x="4288392" y="643286"/>
-                        <a:ext cx="155708" cy="92782"/>
+                        <a:off x="4312965" y="698682"/>
+                        <a:ext cx="130421" cy="141080"/>
                       </a:xfrm>
                       <a:prstGeom prst="rect">
                         <a:avLst/>
@@ -6972,12 +6972,12 @@
                               <w:color w:val="000000"/>
                               <w:sz w:val="4"/>
                             </w:rPr>
-                            <w:t xml:space="preserve">parser/*.spec.js files&lt;br/&gt;- flow-text.spec.js&lt;br/&gt;- flow-edges.spec.js&lt;br/&gt;- flow-style.spec.js&lt;br/&gt;- subgraph.spec.js</w:t>
+                            <w:t xml:space="preserve">parser/*.spec.js files - flow-text.spec.js - flow-edges.spec.js - flow-style.spec.js - subgraph.spec.js</w:t>
                           </w:r>
                         </w:p>
                       </w:txbxContent>
                     </wps:txbx>
-                    <wps:bodyPr rot="0" spcFirstLastPara="0" vertOverflow="overflow" horzOverflow="overflow" vert="horz" wrap="square" lIns="3959" tIns="1979" rIns="3959" bIns="1979" numCol="1" spcCol="0" rtlCol="0" fromWordArt="0" anchor="ctr" anchorCtr="0" forceAA="0" compatLnSpc="1">
+                    <wps:bodyPr rot="0" spcFirstLastPara="0" vertOverflow="overflow" horzOverflow="overflow" vert="horz" wrap="square" lIns="4300" tIns="2150" rIns="4300" bIns="2150" numCol="1" spcCol="0" rtlCol="0" fromWordArt="0" anchor="ctr" anchorCtr="0" forceAA="0" compatLnSpc="1">
                       <a:prstTxWarp prst="textNoShape">
                         <a:avLst/>
                       </a:prstTxWarp>
@@ -6989,8 +6989,8 @@
                     <wps:cNvSpPr/>
                     <wps:spPr>
                       <a:xfrm>
-                        <a:off x="5334788" y="397930"/>
-                        <a:ext cx="91380" cy="43298"/>
+                        <a:off x="5293826" y="438916"/>
+                        <a:ext cx="99249" cy="47027"/>
                       </a:xfrm>
                       <a:prstGeom prst="rect">
                         <a:avLst/>
@@ -7038,7 +7038,7 @@
                         </w:p>
                       </w:txbxContent>
                     </wps:txbx>
-                    <wps:bodyPr rot="0" spcFirstLastPara="0" vertOverflow="overflow" horzOverflow="overflow" vert="horz" wrap="square" lIns="3959" tIns="1979" rIns="3959" bIns="1979" numCol="1" spcCol="0" rtlCol="0" fromWordArt="0" anchor="ctr" anchorCtr="0" forceAA="0" compatLnSpc="1">
+                    <wps:bodyPr rot="0" spcFirstLastPara="0" vertOverflow="overflow" horzOverflow="overflow" vert="horz" wrap="square" lIns="4300" tIns="2150" rIns="4300" bIns="2150" numCol="1" spcCol="0" rtlCol="0" fromWordArt="0" anchor="ctr" anchorCtr="0" forceAA="0" compatLnSpc="1">
                       <a:prstTxWarp prst="textNoShape">
                         <a:avLst/>
                       </a:prstTxWarp>
@@ -7050,8 +7050,8 @@
                     <wps:cNvSpPr/>
                     <wps:spPr>
                       <a:xfrm>
-                        <a:off x="5014794" y="517515"/>
-                        <a:ext cx="90390" cy="43298"/>
+                        <a:off x="4946276" y="575517"/>
+                        <a:ext cx="98174" cy="47027"/>
                       </a:xfrm>
                       <a:prstGeom prst="rect">
                         <a:avLst/>
@@ -7099,7 +7099,7 @@
                         </w:p>
                       </w:txbxContent>
                     </wps:txbx>
-                    <wps:bodyPr rot="0" spcFirstLastPara="0" vertOverflow="overflow" horzOverflow="overflow" vert="horz" wrap="square" lIns="3959" tIns="1979" rIns="3959" bIns="1979" numCol="1" spcCol="0" rtlCol="0" fromWordArt="0" anchor="ctr" anchorCtr="0" forceAA="0" compatLnSpc="1">
+                    <wps:bodyPr rot="0" spcFirstLastPara="0" vertOverflow="overflow" horzOverflow="overflow" vert="horz" wrap="square" lIns="4300" tIns="2150" rIns="4300" bIns="2150" numCol="1" spcCol="0" rtlCol="0" fromWordArt="0" anchor="ctr" anchorCtr="0" forceAA="0" compatLnSpc="1">
                       <a:prstTxWarp prst="textNoShape">
                         <a:avLst/>
                       </a:prstTxWarp>
@@ -7111,8 +7111,8 @@
                     <wps:cNvSpPr/>
                     <wps:spPr>
                       <a:xfrm>
-                        <a:off x="5129926" y="523701"/>
-                        <a:ext cx="127997" cy="30927"/>
+                        <a:off x="5071322" y="582235"/>
+                        <a:ext cx="139020" cy="33590"/>
                       </a:xfrm>
                       <a:prstGeom prst="rect">
                         <a:avLst/>
@@ -7160,7 +7160,7 @@
                         </w:p>
                       </w:txbxContent>
                     </wps:txbx>
-                    <wps:bodyPr rot="0" spcFirstLastPara="0" vertOverflow="overflow" horzOverflow="overflow" vert="horz" wrap="square" lIns="3959" tIns="1979" rIns="3959" bIns="1979" numCol="1" spcCol="0" rtlCol="0" fromWordArt="0" anchor="ctr" anchorCtr="0" forceAA="0" compatLnSpc="1">
+                    <wps:bodyPr rot="0" spcFirstLastPara="0" vertOverflow="overflow" horzOverflow="overflow" vert="horz" wrap="square" lIns="4300" tIns="2150" rIns="4300" bIns="2150" numCol="1" spcCol="0" rtlCol="0" fromWordArt="0" anchor="ctr" anchorCtr="0" forceAA="0" compatLnSpc="1">
                       <a:prstTxWarp prst="textNoShape">
                         <a:avLst/>
                       </a:prstTxWarp>
@@ -7172,8 +7172,8 @@
                     <wps:cNvSpPr/>
                     <wps:spPr>
                       <a:xfrm>
-                        <a:off x="5282665" y="523701"/>
-                        <a:ext cx="87421" cy="30927"/>
+                        <a:off x="5237214" y="582235"/>
+                        <a:ext cx="94949" cy="33590"/>
                       </a:xfrm>
                       <a:prstGeom prst="rect">
                         <a:avLst/>
@@ -7221,7 +7221,7 @@
                         </w:p>
                       </w:txbxContent>
                     </wps:txbx>
-                    <wps:bodyPr rot="0" spcFirstLastPara="0" vertOverflow="overflow" horzOverflow="overflow" vert="horz" wrap="square" lIns="3959" tIns="1979" rIns="3959" bIns="1979" numCol="1" spcCol="0" rtlCol="0" fromWordArt="0" anchor="ctr" anchorCtr="0" forceAA="0" compatLnSpc="1">
+                    <wps:bodyPr rot="0" spcFirstLastPara="0" vertOverflow="overflow" horzOverflow="overflow" vert="horz" wrap="square" lIns="4300" tIns="2150" rIns="4300" bIns="2150" numCol="1" spcCol="0" rtlCol="0" fromWordArt="0" anchor="ctr" anchorCtr="0" forceAA="0" compatLnSpc="1">
                       <a:prstTxWarp prst="textNoShape">
                         <a:avLst/>
                       </a:prstTxWarp>
@@ -7233,8 +7233,8 @@
                     <wps:cNvSpPr/>
                     <wps:spPr>
                       <a:xfrm>
-                        <a:off x="5394828" y="517515"/>
-                        <a:ext cx="79504" cy="43298"/>
+                        <a:off x="5359036" y="575517"/>
+                        <a:ext cx="86350" cy="47027"/>
                       </a:xfrm>
                       <a:prstGeom prst="rect">
                         <a:avLst/>
@@ -7282,7 +7282,7 @@
                         </w:p>
                       </w:txbxContent>
                     </wps:txbx>
-                    <wps:bodyPr rot="0" spcFirstLastPara="0" vertOverflow="overflow" horzOverflow="overflow" vert="horz" wrap="square" lIns="3959" tIns="1979" rIns="3959" bIns="1979" numCol="1" spcCol="0" rtlCol="0" fromWordArt="0" anchor="ctr" anchorCtr="0" forceAA="0" compatLnSpc="1">
+                    <wps:bodyPr rot="0" spcFirstLastPara="0" vertOverflow="overflow" horzOverflow="overflow" vert="horz" wrap="square" lIns="4300" tIns="2150" rIns="4300" bIns="2150" numCol="1" spcCol="0" rtlCol="0" fromWordArt="0" anchor="ctr" anchorCtr="0" forceAA="0" compatLnSpc="1">
                       <a:prstTxWarp prst="textNoShape">
                         <a:avLst/>
                       </a:prstTxWarp>
@@ -7297,8 +7297,8 @@
                     </wps:cNvCnPr>
                     <wps:spPr>
                       <a:xfrm>
-                        <a:off x="4175454" y="43298"/>
-                        <a:ext cx="0" cy="32989"/>
+                        <a:off x="4285967" y="47027"/>
+                        <a:ext cx="0" cy="35830"/>
                       </a:xfrm>
                       <a:prstGeom prst="line">
                         <a:avLst/>
@@ -7335,8 +7335,8 @@
                     </wps:cNvCnPr>
                     <wps:spPr>
                       <a:xfrm flipH="1">
-                        <a:off x="4036834" y="119585"/>
-                        <a:ext cx="70993" cy="119585"/>
+                        <a:off x="4193455" y="129883"/>
+                        <a:ext cx="19061" cy="129883"/>
                       </a:xfrm>
                       <a:prstGeom prst="line">
                         <a:avLst/>
@@ -7373,8 +7373,8 @@
                     </wps:cNvCnPr>
                     <wps:spPr>
                       <a:xfrm>
-                        <a:off x="4175454" y="162883"/>
-                        <a:ext cx="0" cy="54638"/>
+                        <a:off x="4285967" y="176910"/>
+                        <a:ext cx="0" cy="52625"/>
                       </a:xfrm>
                       <a:prstGeom prst="line">
                         <a:avLst/>
@@ -7411,8 +7411,8 @@
                     </wps:cNvCnPr>
                     <wps:spPr>
                       <a:xfrm>
-                        <a:off x="4243082" y="119585"/>
-                        <a:ext cx="70992" cy="119585"/>
+                        <a:off x="4359419" y="129883"/>
+                        <a:ext cx="19061" cy="129883"/>
                       </a:xfrm>
                       <a:prstGeom prst="line">
                         <a:avLst/>
@@ -7449,8 +7449,8 @@
                     </wps:cNvCnPr>
                     <wps:spPr>
                       <a:xfrm>
-                        <a:off x="4621532" y="43298"/>
-                        <a:ext cx="0" cy="54638"/>
+                        <a:off x="4596326" y="47027"/>
+                        <a:ext cx="0" cy="52625"/>
                       </a:xfrm>
                       <a:prstGeom prst="line">
                         <a:avLst/>
@@ -7487,8 +7487,8 @@
                     </wps:cNvCnPr>
                     <wps:spPr>
                       <a:xfrm>
-                        <a:off x="4621532" y="141234"/>
-                        <a:ext cx="0" cy="54638"/>
+                        <a:off x="4596326" y="160115"/>
+                        <a:ext cx="0" cy="52625"/>
                       </a:xfrm>
                       <a:prstGeom prst="line">
                         <a:avLst/>
@@ -7525,8 +7525,8 @@
                     </wps:cNvCnPr>
                     <wps:spPr>
                       <a:xfrm>
-                        <a:off x="974413" y="239170"/>
-                        <a:ext cx="3573553" cy="97937"/>
+                        <a:off x="1021240" y="259766"/>
+                        <a:ext cx="3495185" cy="106370"/>
                       </a:xfrm>
                       <a:custGeom>
                         <a:avLst/>
@@ -7535,15 +7535,15 @@
                         <a:cxnLst/>
                         <a:rect l="0" t="0" r="0" b="0"/>
                         <a:pathLst>
-                          <a:path w="3573553" h="97937">
+                          <a:path w="3495185" h="106370">
                             <a:moveTo>
-                              <a:pt x="3573553" y="0"/>
+                              <a:pt x="3495185" y="0"/>
                             </a:moveTo>
                             <a:lnTo>
-                              <a:pt x="0" y="59793"/>
+                              <a:pt x="0" y="64942"/>
                             </a:lnTo>
                             <a:lnTo>
-                              <a:pt x="36783" y="97937"/>
+                              <a:pt x="39951" y="106370"/>
                             </a:lnTo>
                           </a:path>
                         </a:pathLst>
@@ -7580,8 +7580,8 @@
                     </wps:cNvCnPr>
                     <wps:spPr>
                       <a:xfrm>
-                        <a:off x="1703207" y="239170"/>
-                        <a:ext cx="2844759" cy="97937"/>
+                        <a:off x="1649607" y="259766"/>
+                        <a:ext cx="2866818" cy="106370"/>
                       </a:xfrm>
                       <a:custGeom>
                         <a:avLst/>
@@ -7590,15 +7590,15 @@
                         <a:cxnLst/>
                         <a:rect l="0" t="0" r="0" b="0"/>
                         <a:pathLst>
-                          <a:path w="2844759" h="97937">
+                          <a:path w="2866818" h="106370">
                             <a:moveTo>
-                              <a:pt x="2844759" y="0"/>
+                              <a:pt x="2866818" y="0"/>
                             </a:moveTo>
                             <a:lnTo>
-                              <a:pt x="0" y="59793"/>
+                              <a:pt x="0" y="64942"/>
                             </a:lnTo>
                             <a:lnTo>
-                              <a:pt x="31834" y="97937"/>
+                              <a:pt x="34575" y="106370"/>
                             </a:lnTo>
                           </a:path>
                         </a:pathLst>
@@ -7635,8 +7635,8 @@
                     </wps:cNvCnPr>
                     <wps:spPr>
                       <a:xfrm>
-                        <a:off x="4621532" y="282469"/>
-                        <a:ext cx="24214" cy="32989"/>
+                        <a:off x="4596326" y="306793"/>
+                        <a:ext cx="61985" cy="35830"/>
                       </a:xfrm>
                       <a:prstGeom prst="line">
                         <a:avLst/>
@@ -7673,8 +7673,8 @@
                     </wps:cNvCnPr>
                     <wps:spPr>
                       <a:xfrm>
-                        <a:off x="4695097" y="239170"/>
-                        <a:ext cx="169432" cy="97937"/>
+                        <a:off x="4676226" y="259766"/>
+                        <a:ext cx="126193" cy="106370"/>
                       </a:xfrm>
                       <a:prstGeom prst="line">
                         <a:avLst/>
@@ -7711,8 +7711,8 @@
                     </wps:cNvCnPr>
                     <wps:spPr>
                       <a:xfrm>
-                        <a:off x="4695097" y="239170"/>
-                        <a:ext cx="636227" cy="97937"/>
+                        <a:off x="4676226" y="259766"/>
+                        <a:ext cx="613837" cy="106370"/>
                       </a:xfrm>
                       <a:prstGeom prst="line">
                         <a:avLst/>
@@ -7744,13 +7744,13 @@
                   <wps:wsp>
                     <wps:cNvPr id="132" name="Parser--flowParser"/>
                     <wps:cNvCnPr>
-                      <a:stCxn id="10" idx="1"/>
-                      <a:endCxn id="15" idx="3"/>
+                      <a:stCxn id="10" idx="2"/>
+                      <a:endCxn id="15" idx="0"/>
                     </wps:cNvCnPr>
                     <wps:spPr>
-                      <a:xfrm>
-                        <a:off x="937631" y="337107"/>
-                        <a:ext cx="90357" cy="82472"/>
+                      <a:xfrm flipH="1">
+                        <a:off x="947700" y="389650"/>
+                        <a:ext cx="73540" cy="49266"/>
                       </a:xfrm>
                       <a:prstGeom prst="line">
                         <a:avLst/>
@@ -7787,8 +7787,8 @@
                     </wps:cNvCnPr>
                     <wps:spPr>
                       <a:xfrm>
-                        <a:off x="5784098" y="37113"/>
-                        <a:ext cx="0" cy="67009"/>
+                        <a:off x="5781828" y="40309"/>
+                        <a:ext cx="0" cy="66061"/>
                       </a:xfrm>
                       <a:prstGeom prst="line">
                         <a:avLst/>
@@ -7825,8 +7825,8 @@
                     </wps:cNvCnPr>
                     <wps:spPr>
                       <a:xfrm>
-                        <a:off x="5784098" y="135049"/>
-                        <a:ext cx="0" cy="82472"/>
+                        <a:off x="5781828" y="153397"/>
+                        <a:ext cx="0" cy="82856"/>
                       </a:xfrm>
                       <a:prstGeom prst="line">
                         <a:avLst/>
@@ -7863,8 +7863,8 @@
                     </wps:cNvCnPr>
                     <wps:spPr>
                       <a:xfrm>
-                        <a:off x="5485217" y="239170"/>
-                        <a:ext cx="260119" cy="97937"/>
+                        <a:off x="5457210" y="259766"/>
+                        <a:ext cx="282518" cy="106370"/>
                       </a:xfrm>
                       <a:custGeom>
                         <a:avLst/>
@@ -7873,15 +7873,15 @@
                         <a:cxnLst/>
                         <a:rect l="0" t="0" r="0" b="0"/>
                         <a:pathLst>
-                          <a:path w="260119" h="97937">
+                          <a:path w="282518" h="106370">
                             <a:moveTo>
-                              <a:pt x="260119" y="0"/>
+                              <a:pt x="282518" y="0"/>
                             </a:moveTo>
                             <a:lnTo>
-                              <a:pt x="0" y="59793"/>
+                              <a:pt x="0" y="64942"/>
                             </a:lnTo>
                             <a:lnTo>
-                              <a:pt x="30845" y="97937"/>
+                              <a:pt x="33501" y="106370"/>
                             </a:lnTo>
                           </a:path>
                         </a:pathLst>
@@ -7918,8 +7918,8 @@
                     </wps:cNvCnPr>
                     <wps:spPr>
                       <a:xfrm>
-                        <a:off x="5579566" y="239170"/>
-                        <a:ext cx="165770" cy="97937"/>
+                        <a:off x="5559683" y="259766"/>
+                        <a:ext cx="180045" cy="106370"/>
                       </a:xfrm>
                       <a:custGeom>
                         <a:avLst/>
@@ -7928,15 +7928,15 @@
                         <a:cxnLst/>
                         <a:rect l="0" t="0" r="0" b="0"/>
                         <a:pathLst>
-                          <a:path w="165770" h="97937">
+                          <a:path w="180045" h="106370">
                             <a:moveTo>
-                              <a:pt x="165770" y="0"/>
+                              <a:pt x="180045" y="0"/>
                             </a:moveTo>
                             <a:lnTo>
-                              <a:pt x="0" y="59793"/>
+                              <a:pt x="0" y="64942"/>
                             </a:lnTo>
                             <a:lnTo>
-                              <a:pt x="38762" y="97937"/>
+                              <a:pt x="42100" y="106370"/>
                             </a:lnTo>
                           </a:path>
                         </a:pathLst>
@@ -7973,8 +7973,8 @@
                     </wps:cNvCnPr>
                     <wps:spPr>
                       <a:xfrm flipH="1">
-                        <a:off x="5710697" y="239170"/>
-                        <a:ext cx="34639" cy="97937"/>
+                        <a:off x="5702107" y="259766"/>
+                        <a:ext cx="37621" cy="106370"/>
                       </a:xfrm>
                       <a:prstGeom prst="line">
                         <a:avLst/>
@@ -8011,8 +8011,8 @@
                     </wps:cNvCnPr>
                     <wps:spPr>
                       <a:xfrm flipH="1">
-                        <a:off x="5780139" y="260819"/>
-                        <a:ext cx="3959" cy="60824"/>
+                        <a:off x="5777529" y="283280"/>
+                        <a:ext cx="4299" cy="66061"/>
                       </a:xfrm>
                       <a:prstGeom prst="line">
                         <a:avLst/>
@@ -8049,8 +8049,8 @@
                     </wps:cNvCnPr>
                     <wps:spPr>
                       <a:xfrm>
-                        <a:off x="5822860" y="239170"/>
-                        <a:ext cx="26721" cy="97937"/>
+                        <a:off x="5823928" y="259766"/>
+                        <a:ext cx="29022" cy="106370"/>
                       </a:xfrm>
                       <a:prstGeom prst="line">
                         <a:avLst/>
@@ -8087,8 +8087,8 @@
                     </wps:cNvCnPr>
                     <wps:spPr>
                       <a:xfrm>
-                        <a:off x="1703207" y="358756"/>
-                        <a:ext cx="0" cy="39174"/>
+                        <a:off x="1649607" y="389650"/>
+                        <a:ext cx="0" cy="49266"/>
                       </a:xfrm>
                       <a:prstGeom prst="line">
                         <a:avLst/>
@@ -8120,13 +8120,13 @@
                   <wps:wsp>
                     <wps:cNvPr id="141" name="FlowDBClass--DBInit"/>
                     <wps:cNvCnPr>
-                      <a:stCxn id="24" idx="2"/>
-                      <a:endCxn id="25" idx="0"/>
+                      <a:stCxn id="24" idx="1"/>
+                      <a:endCxn id="25" idx="3"/>
                     </wps:cNvCnPr>
                     <wps:spPr>
                       <a:xfrm flipH="1">
-                        <a:off x="1653460" y="441228"/>
-                        <a:ext cx="49747" cy="39175"/>
+                        <a:off x="1548029" y="462429"/>
+                        <a:ext cx="55715" cy="136601"/>
                       </a:xfrm>
                       <a:prstGeom prst="line">
                         <a:avLst/>
@@ -8163,8 +8163,8 @@
                     </wps:cNvCnPr>
                     <wps:spPr>
                       <a:xfrm>
-                        <a:off x="1653460" y="597926"/>
-                        <a:ext cx="0" cy="48453"/>
+                        <a:off x="1498405" y="656134"/>
+                        <a:ext cx="0" cy="66062"/>
                       </a:xfrm>
                       <a:prstGeom prst="line">
                         <a:avLst/>
@@ -8201,8 +8201,8 @@
                     </wps:cNvCnPr>
                     <wps:spPr>
                       <a:xfrm flipH="1">
-                        <a:off x="362797" y="689677"/>
-                        <a:ext cx="1234911" cy="150512"/>
+                        <a:off x="347818" y="769222"/>
+                        <a:ext cx="1090034" cy="163474"/>
                       </a:xfrm>
                       <a:prstGeom prst="line">
                         <a:avLst/>
@@ -8238,13 +8238,30 @@
                       <a:endCxn id="28" idx="3"/>
                     </wps:cNvCnPr>
                     <wps:spPr>
-                      <a:xfrm flipH="1">
-                        <a:off x="750088" y="689677"/>
-                        <a:ext cx="847620" cy="150512"/>
-                      </a:xfrm>
-                      <a:prstGeom prst="line">
-                        <a:avLst/>
-                      </a:prstGeom>
+                      <a:xfrm>
+                        <a:off x="633920" y="769222"/>
+                        <a:ext cx="803932" cy="163474"/>
+                      </a:xfrm>
+                      <a:custGeom>
+                        <a:avLst/>
+                        <a:gdLst/>
+                        <a:ahLst/>
+                        <a:cxnLst/>
+                        <a:rect l="0" t="0" r="0" b="0"/>
+                        <a:pathLst>
+                          <a:path w="803932" h="163474">
+                            <a:moveTo>
+                              <a:pt x="803932" y="0"/>
+                            </a:moveTo>
+                            <a:lnTo>
+                              <a:pt x="0" y="88455"/>
+                            </a:lnTo>
+                            <a:lnTo>
+                              <a:pt x="62523" y="163474"/>
+                            </a:lnTo>
+                          </a:path>
+                        </a:pathLst>
+                      </a:custGeom>
                       <a:ln w="3175" cap="flat" cmpd="sng" algn="ctr">
                         <a:solidFill>
                           <a:srgbClr val="2F5496"/>
@@ -8277,8 +8294,8 @@
                     </wps:cNvCnPr>
                     <wps:spPr>
                       <a:xfrm>
-                        <a:off x="1017909" y="689677"/>
-                        <a:ext cx="579799" cy="150512"/>
+                        <a:off x="902017" y="769222"/>
+                        <a:ext cx="535835" cy="163474"/>
                       </a:xfrm>
                       <a:custGeom>
                         <a:avLst/>
@@ -8287,15 +8304,15 @@
                         <a:cxnLst/>
                         <a:rect l="0" t="0" r="0" b="0"/>
                         <a:pathLst>
-                          <a:path w="579799" h="150512">
+                          <a:path w="535835" h="163474">
                             <a:moveTo>
-                              <a:pt x="579799" y="0"/>
+                              <a:pt x="535835" y="0"/>
                             </a:moveTo>
                             <a:lnTo>
-                              <a:pt x="0" y="75256"/>
+                              <a:pt x="0" y="88455"/>
                             </a:lnTo>
                             <a:lnTo>
-                              <a:pt x="69937" y="150512"/>
+                              <a:pt x="75959" y="163474"/>
                             </a:lnTo>
                           </a:path>
                         </a:pathLst>
@@ -8332,8 +8349,8 @@
                     </wps:cNvCnPr>
                     <wps:spPr>
                       <a:xfrm>
-                        <a:off x="1170154" y="689677"/>
-                        <a:ext cx="427554" cy="150512"/>
+                        <a:off x="1067371" y="769222"/>
+                        <a:ext cx="370481" cy="163474"/>
                       </a:xfrm>
                       <a:custGeom>
                         <a:avLst/>
@@ -8342,15 +8359,15 @@
                         <a:cxnLst/>
                         <a:rect l="0" t="0" r="0" b="0"/>
                         <a:pathLst>
-                          <a:path w="427554" h="150512">
+                          <a:path w="370481" h="163474">
                             <a:moveTo>
-                              <a:pt x="427554" y="0"/>
+                              <a:pt x="370481" y="0"/>
                             </a:moveTo>
                             <a:lnTo>
-                              <a:pt x="0" y="75256"/>
+                              <a:pt x="0" y="88455"/>
                             </a:lnTo>
                             <a:lnTo>
-                              <a:pt x="57566" y="150512"/>
+                              <a:pt x="62524" y="163474"/>
                             </a:lnTo>
                           </a:path>
                         </a:pathLst>
@@ -8386,9 +8403,199 @@
                       <a:endCxn id="31" idx="3"/>
                     </wps:cNvCnPr>
                     <wps:spPr>
-                      <a:xfrm>
-                        <a:off x="1319429" y="689677"/>
-                        <a:ext cx="278279" cy="150512"/>
+                      <a:xfrm flipH="1">
+                        <a:off x="1302236" y="769222"/>
+                        <a:ext cx="135616" cy="163474"/>
+                      </a:xfrm>
+                      <a:prstGeom prst="line">
+                        <a:avLst/>
+                      </a:prstGeom>
+                      <a:ln w="3175" cap="flat" cmpd="sng" algn="ctr">
+                        <a:solidFill>
+                          <a:srgbClr val="2F5496"/>
+                        </a:solidFill>
+                        <a:prstDash val="solid"/>
+                        <a:tailEnd type="triangle" w="med" len="med"/>
+                      </a:ln>
+                    </wps:spPr>
+                    <wps:style>
+                      <a:lnRef idx="2">
+                        <a:schemeClr val="accent1"/>
+                      </a:lnRef>
+                      <a:fillRef idx="0">
+                        <a:schemeClr val="accent1"/>
+                      </a:fillRef>
+                      <a:effectRef idx="1">
+                        <a:schemeClr val="accent1"/>
+                      </a:effectRef>
+                      <a:fontRef idx="minor">
+                        <a:schemeClr val="tx1"/>
+                      </a:fontRef>
+                    </wps:style>
+                    <wps:bodyPr/>
+                  </wps:wsp>
+                  <wps:wsp>
+                    <wps:cNvPr id="148" name="DBMethods--addClass"/>
+                    <wps:cNvCnPr>
+                      <a:stCxn id="26" idx="2"/>
+                      <a:endCxn id="32" idx="0"/>
+                    </wps:cNvCnPr>
+                    <wps:spPr>
+                      <a:xfrm flipH="1">
+                        <a:off x="1375508" y="816249"/>
+                        <a:ext cx="122897" cy="92934"/>
+                      </a:xfrm>
+                      <a:prstGeom prst="line">
+                        <a:avLst/>
+                      </a:prstGeom>
+                      <a:ln w="3175" cap="flat" cmpd="sng" algn="ctr">
+                        <a:solidFill>
+                          <a:srgbClr val="2F5496"/>
+                        </a:solidFill>
+                        <a:prstDash val="solid"/>
+                        <a:tailEnd type="triangle" w="med" len="med"/>
+                      </a:ln>
+                    </wps:spPr>
+                    <wps:style>
+                      <a:lnRef idx="2">
+                        <a:schemeClr val="accent1"/>
+                      </a:lnRef>
+                      <a:fillRef idx="0">
+                        <a:schemeClr val="accent1"/>
+                      </a:fillRef>
+                      <a:effectRef idx="1">
+                        <a:schemeClr val="accent1"/>
+                      </a:effectRef>
+                      <a:fontRef idx="minor">
+                        <a:schemeClr val="tx1"/>
+                      </a:fontRef>
+                    </wps:style>
+                    <wps:bodyPr/>
+                  </wps:wsp>
+                  <wps:wsp>
+                    <wps:cNvPr id="149" name="DBMethods--setClass"/>
+                    <wps:cNvCnPr>
+                      <a:stCxn id="26" idx="2"/>
+                      <a:endCxn id="33" idx="0"/>
+                    </wps:cNvCnPr>
+                    <wps:spPr>
+                      <a:xfrm>
+                        <a:off x="1498405" y="816249"/>
+                        <a:ext cx="0" cy="92934"/>
+                      </a:xfrm>
+                      <a:prstGeom prst="line">
+                        <a:avLst/>
+                      </a:prstGeom>
+                      <a:ln w="3175" cap="flat" cmpd="sng" algn="ctr">
+                        <a:solidFill>
+                          <a:srgbClr val="2F5496"/>
+                        </a:solidFill>
+                        <a:prstDash val="solid"/>
+                        <a:tailEnd type="triangle" w="med" len="med"/>
+                      </a:ln>
+                    </wps:spPr>
+                    <wps:style>
+                      <a:lnRef idx="2">
+                        <a:schemeClr val="accent1"/>
+                      </a:lnRef>
+                      <a:fillRef idx="0">
+                        <a:schemeClr val="accent1"/>
+                      </a:fillRef>
+                      <a:effectRef idx="1">
+                        <a:schemeClr val="accent1"/>
+                      </a:effectRef>
+                      <a:fontRef idx="minor">
+                        <a:schemeClr val="tx1"/>
+                      </a:fontRef>
+                    </wps:style>
+                    <wps:bodyPr/>
+                  </wps:wsp>
+                  <wps:wsp>
+                    <wps:cNvPr id="150" name="DBMethods--setTooltip"/>
+                    <wps:cNvCnPr>
+                      <a:stCxn id="26" idx="2"/>
+                      <a:endCxn id="34" idx="0"/>
+                    </wps:cNvCnPr>
+                    <wps:spPr>
+                      <a:xfrm>
+                        <a:off x="1498405" y="816249"/>
+                        <a:ext cx="132570" cy="92934"/>
+                      </a:xfrm>
+                      <a:prstGeom prst="line">
+                        <a:avLst/>
+                      </a:prstGeom>
+                      <a:ln w="3175" cap="flat" cmpd="sng" algn="ctr">
+                        <a:solidFill>
+                          <a:srgbClr val="2F5496"/>
+                        </a:solidFill>
+                        <a:prstDash val="solid"/>
+                        <a:tailEnd type="triangle" w="med" len="med"/>
+                      </a:ln>
+                    </wps:spPr>
+                    <wps:style>
+                      <a:lnRef idx="2">
+                        <a:schemeClr val="accent1"/>
+                      </a:lnRef>
+                      <a:fillRef idx="0">
+                        <a:schemeClr val="accent1"/>
+                      </a:fillRef>
+                      <a:effectRef idx="1">
+                        <a:schemeClr val="accent1"/>
+                      </a:effectRef>
+                      <a:fontRef idx="minor">
+                        <a:schemeClr val="tx1"/>
+                      </a:fontRef>
+                    </wps:style>
+                    <wps:bodyPr/>
+                  </wps:wsp>
+                  <wps:wsp>
+                    <wps:cNvPr id="151" name="DBMethods--setClickEvent"/>
+                    <wps:cNvCnPr>
+                      <a:stCxn id="26" idx="3"/>
+                      <a:endCxn id="35" idx="1"/>
+                    </wps:cNvCnPr>
+                    <wps:spPr>
+                      <a:xfrm>
+                        <a:off x="1558957" y="769222"/>
+                        <a:ext cx="154964" cy="163474"/>
+                      </a:xfrm>
+                      <a:prstGeom prst="line">
+                        <a:avLst/>
+                      </a:prstGeom>
+                      <a:ln w="3175" cap="flat" cmpd="sng" algn="ctr">
+                        <a:solidFill>
+                          <a:srgbClr val="2F5496"/>
+                        </a:solidFill>
+                        <a:prstDash val="solid"/>
+                        <a:tailEnd type="triangle" w="med" len="med"/>
+                      </a:ln>
+                    </wps:spPr>
+                    <wps:style>
+                      <a:lnRef idx="2">
+                        <a:schemeClr val="accent1"/>
+                      </a:lnRef>
+                      <a:fillRef idx="0">
+                        <a:schemeClr val="accent1"/>
+                      </a:fillRef>
+                      <a:effectRef idx="1">
+                        <a:schemeClr val="accent1"/>
+                      </a:effectRef>
+                      <a:fontRef idx="minor">
+                        <a:schemeClr val="tx1"/>
+                      </a:fontRef>
+                    </wps:style>
+                    <wps:bodyPr/>
+                  </wps:wsp>
+                  <wps:wsp>
+                    <wps:cNvPr id="152" name="DBMethods--setClickFun"/>
+                    <wps:cNvCnPr>
+                      <a:stCxn id="26" idx="3"/>
+                      <a:endCxn id="36" idx="1"/>
+                    </wps:cNvCnPr>
+                    <wps:spPr>
+                      <a:xfrm>
+                        <a:off x="1558957" y="769222"/>
+                        <a:ext cx="364569" cy="163474"/>
                       </a:xfrm>
                       <a:custGeom>
                         <a:avLst/>
@@ -8397,15 +8604,15 @@
                         <a:cxnLst/>
                         <a:rect l="0" t="0" r="0" b="0"/>
                         <a:pathLst>
-                          <a:path w="278279" h="150512">
+                          <a:path w="364569" h="163474">
                             <a:moveTo>
-                              <a:pt x="278279" y="0"/>
+                              <a:pt x="0" y="0"/>
                             </a:moveTo>
                             <a:lnTo>
-                              <a:pt x="0" y="75256"/>
+                              <a:pt x="364569" y="88455"/>
                             </a:lnTo>
                             <a:lnTo>
-                              <a:pt x="66968" y="150512"/>
+                              <a:pt x="307958" y="163474"/>
                             </a:lnTo>
                           </a:path>
                         </a:pathLst>
@@ -8435,15 +8642,53 @@
                     <wps:bodyPr/>
                   </wps:wsp>
                   <wps:wsp>
-                    <wps:cNvPr id="148" name="DBMethods--addClass"/>
+                    <wps:cNvPr id="153" name="addVertex--VertexProcess"/>
                     <wps:cNvCnPr>
-                      <a:stCxn id="26" idx="1"/>
-                      <a:endCxn id="32" idx="3"/>
+                      <a:stCxn id="27" idx="2"/>
+                      <a:endCxn id="37" idx="0"/>
                     </wps:cNvCnPr>
                     <wps:spPr>
+                      <a:xfrm>
+                        <a:off x="298194" y="983082"/>
+                        <a:ext cx="0" cy="42548"/>
+                      </a:xfrm>
+                      <a:prstGeom prst="line">
+                        <a:avLst/>
+                      </a:prstGeom>
+                      <a:ln w="3175" cap="flat" cmpd="sng" algn="ctr">
+                        <a:solidFill>
+                          <a:srgbClr val="2F5496"/>
+                        </a:solidFill>
+                        <a:prstDash val="solid"/>
+                        <a:tailEnd type="triangle" w="med" len="med"/>
+                      </a:ln>
+                    </wps:spPr>
+                    <wps:style>
+                      <a:lnRef idx="2">
+                        <a:schemeClr val="accent1"/>
+                      </a:lnRef>
+                      <a:fillRef idx="0">
+                        <a:schemeClr val="accent1"/>
+                      </a:fillRef>
+                      <a:effectRef idx="1">
+                        <a:schemeClr val="accent1"/>
+                      </a:effectRef>
+                      <a:fontRef idx="minor">
+                        <a:schemeClr val="tx1"/>
+                      </a:fontRef>
+                    </wps:style>
+                    <wps:bodyPr/>
+                  </wps:wsp>
+                  <wps:wsp>
+                    <wps:cNvPr id="154" name="VertexProcess--CreateVertex"/>
+                    <wps:cNvCnPr>
+                      <a:stCxn id="37" idx="1"/>
+                      <a:endCxn id="38" idx="3"/>
+                    </wps:cNvCnPr>
+                    <wps:spPr>
                       <a:xfrm flipH="1">
-                        <a:off x="1496580" y="689677"/>
-                        <a:ext cx="101128" cy="150512"/>
+                        <a:off x="85275" y="1072656"/>
+                        <a:ext cx="133018" cy="139961"/>
                       </a:xfrm>
                       <a:prstGeom prst="line">
                         <a:avLst/>
@@ -8473,15 +8718,15 @@
                     <wps:bodyPr/>
                   </wps:wsp>
                   <wps:wsp>
-                    <wps:cNvPr id="149" name="DBMethods--setClass"/>
+                    <wps:cNvPr id="155" name="VertexProcess--SanitizeText"/>
                     <wps:cNvCnPr>
-                      <a:stCxn id="26" idx="2"/>
-                      <a:endCxn id="33" idx="0"/>
+                      <a:stCxn id="37" idx="2"/>
+                      <a:endCxn id="39" idx="0"/>
                     </wps:cNvCnPr>
                     <wps:spPr>
                       <a:xfrm flipH="1">
-                        <a:off x="1567012" y="732975"/>
-                        <a:ext cx="86448" cy="85565"/>
+                        <a:off x="204230" y="1119683"/>
+                        <a:ext cx="93964" cy="76138"/>
                       </a:xfrm>
                       <a:prstGeom prst="line">
                         <a:avLst/>
@@ -8511,15 +8756,15 @@
                     <wps:bodyPr/>
                   </wps:wsp>
                   <wps:wsp>
-                    <wps:cNvPr id="150" name="DBMethods--setTooltip"/>
+                    <wps:cNvPr id="156" name="VertexProcess--ParseMetadata"/>
                     <wps:cNvCnPr>
-                      <a:stCxn id="26" idx="2"/>
-                      <a:endCxn id="34" idx="0"/>
+                      <a:stCxn id="37" idx="2"/>
+                      <a:endCxn id="40" idx="0"/>
                     </wps:cNvCnPr>
                     <wps:spPr>
                       <a:xfrm>
-                        <a:off x="1653460" y="732975"/>
-                        <a:ext cx="35611" cy="85565"/>
+                        <a:off x="298194" y="1119683"/>
+                        <a:ext cx="93964" cy="62702"/>
                       </a:xfrm>
                       <a:prstGeom prst="line">
                         <a:avLst/>
@@ -8549,15 +8794,15 @@
                     <wps:bodyPr/>
                   </wps:wsp>
                   <wps:wsp>
-                    <wps:cNvPr id="151" name="DBMethods--setClickEvent"/>
+                    <wps:cNvPr id="157" name="VertexProcess--SetVertexProps"/>
                     <wps:cNvCnPr>
-                      <a:stCxn id="26" idx="3"/>
-                      <a:endCxn id="35" idx="1"/>
+                      <a:stCxn id="37" idx="3"/>
+                      <a:endCxn id="41" idx="1"/>
                     </wps:cNvCnPr>
                     <wps:spPr>
                       <a:xfrm>
-                        <a:off x="1709211" y="689677"/>
-                        <a:ext cx="56230" cy="150512"/>
+                        <a:off x="378095" y="1072656"/>
+                        <a:ext cx="109908" cy="139961"/>
                       </a:xfrm>
                       <a:prstGeom prst="line">
                         <a:avLst/>
@@ -8587,15 +8832,53 @@
                     <wps:bodyPr/>
                   </wps:wsp>
                   <wps:wsp>
-                    <wps:cNvPr id="152" name="DBMethods--setClickFun"/>
+                    <wps:cNvPr id="158" name="addSingleLink--EdgeProcess"/>
                     <wps:cNvCnPr>
-                      <a:stCxn id="26" idx="3"/>
-                      <a:endCxn id="36" idx="1"/>
+                      <a:stCxn id="29" idx="2"/>
+                      <a:endCxn id="42" idx="0"/>
                     </wps:cNvCnPr>
                     <wps:spPr>
                       <a:xfrm>
-                        <a:off x="1709211" y="689677"/>
-                        <a:ext cx="249216" cy="150512"/>
+                        <a:off x="902017" y="962927"/>
+                        <a:ext cx="0" cy="62703"/>
+                      </a:xfrm>
+                      <a:prstGeom prst="line">
+                        <a:avLst/>
+                      </a:prstGeom>
+                      <a:ln w="3175" cap="flat" cmpd="sng" algn="ctr">
+                        <a:solidFill>
+                          <a:srgbClr val="2F5496"/>
+                        </a:solidFill>
+                        <a:prstDash val="solid"/>
+                        <a:tailEnd type="triangle" w="med" len="med"/>
+                      </a:ln>
+                    </wps:spPr>
+                    <wps:style>
+                      <a:lnRef idx="2">
+                        <a:schemeClr val="accent1"/>
+                      </a:lnRef>
+                      <a:fillRef idx="0">
+                        <a:schemeClr val="accent1"/>
+                      </a:fillRef>
+                      <a:effectRef idx="1">
+                        <a:schemeClr val="accent1"/>
+                      </a:effectRef>
+                      <a:fontRef idx="minor">
+                        <a:schemeClr val="tx1"/>
+                      </a:fontRef>
+                    </wps:style>
+                    <wps:bodyPr/>
+                  </wps:wsp>
+                  <wps:wsp>
+                    <wps:cNvPr id="159" name="EdgeProcess--CreateEdge"/>
+                    <wps:cNvCnPr>
+                      <a:stCxn id="42" idx="1"/>
+                      <a:endCxn id="43" idx="3"/>
+                    </wps:cNvCnPr>
+                    <wps:spPr>
+                      <a:xfrm>
+                        <a:off x="652462" y="1072656"/>
+                        <a:ext cx="169654" cy="139961"/>
                       </a:xfrm>
                       <a:custGeom>
                         <a:avLst/>
@@ -8604,15 +8887,15 @@
                         <a:cxnLst/>
                         <a:rect l="0" t="0" r="0" b="0"/>
                         <a:pathLst>
-                          <a:path w="249216" h="150512">
+                          <a:path w="169654" h="139961">
                             <a:moveTo>
-                              <a:pt x="0" y="0"/>
+                              <a:pt x="169654" y="0"/>
                             </a:moveTo>
                             <a:lnTo>
-                              <a:pt x="249216" y="75256"/>
+                              <a:pt x="0" y="64942"/>
                             </a:lnTo>
                             <a:lnTo>
-                              <a:pt x="197093" y="150512"/>
+                              <a:pt x="42637" y="139961"/>
                             </a:lnTo>
                           </a:path>
                         </a:pathLst>
@@ -8642,15 +8925,15 @@
                     <wps:bodyPr/>
                   </wps:wsp>
                   <wps:wsp>
-                    <wps:cNvPr id="153" name="addVertex--VertexProcess"/>
+                    <wps:cNvPr id="160" name="EdgeProcess--ProcessLinkText"/>
                     <wps:cNvCnPr>
-                      <a:stCxn id="27" idx="2"/>
-                      <a:endCxn id="37" idx="0"/>
+                      <a:stCxn id="42" idx="2"/>
+                      <a:endCxn id="44" idx="0"/>
                     </wps:cNvCnPr>
                     <wps:spPr>
-                      <a:xfrm>
-                        <a:off x="299788" y="886580"/>
-                        <a:ext cx="0" cy="48453"/>
+                      <a:xfrm flipH="1">
+                        <a:off x="774821" y="1119683"/>
+                        <a:ext cx="127196" cy="55984"/>
                       </a:xfrm>
                       <a:prstGeom prst="line">
                         <a:avLst/>
@@ -8680,15 +8963,15 @@
                     <wps:bodyPr/>
                   </wps:wsp>
                   <wps:wsp>
-                    <wps:cNvPr id="154" name="VertexProcess--CreateVertex"/>
+                    <wps:cNvPr id="161" name="EdgeProcess--SetEdgeProps"/>
                     <wps:cNvCnPr>
-                      <a:stCxn id="37" idx="1"/>
-                      <a:endCxn id="38" idx="3"/>
+                      <a:stCxn id="42" idx="2"/>
+                      <a:endCxn id="45" idx="0"/>
                     </wps:cNvCnPr>
                     <wps:spPr>
-                      <a:xfrm flipH="1">
-                        <a:off x="84452" y="978331"/>
-                        <a:ext cx="141770" cy="138141"/>
+                      <a:xfrm>
+                        <a:off x="902017" y="1119683"/>
+                        <a:ext cx="0" cy="55984"/>
                       </a:xfrm>
                       <a:prstGeom prst="line">
                         <a:avLst/>
@@ -8718,15 +9001,15 @@
                     <wps:bodyPr/>
                   </wps:wsp>
                   <wps:wsp>
-                    <wps:cNvPr id="155" name="VertexProcess--SanitizeText"/>
+                    <wps:cNvPr id="162" name="EdgeProcess--GenerateEdgeId"/>
                     <wps:cNvCnPr>
-                      <a:stCxn id="37" idx="2"/>
-                      <a:endCxn id="39" idx="0"/>
+                      <a:stCxn id="42" idx="3"/>
+                      <a:endCxn id="46" idx="1"/>
                     </wps:cNvCnPr>
                     <wps:spPr>
-                      <a:xfrm flipH="1">
-                        <a:off x="193975" y="1021629"/>
-                        <a:ext cx="105813" cy="79380"/>
+                      <a:xfrm>
+                        <a:off x="981917" y="1072656"/>
+                        <a:ext cx="416254" cy="139961"/>
                       </a:xfrm>
                       <a:prstGeom prst="line">
                         <a:avLst/>
@@ -8756,53 +9039,15 @@
                     <wps:bodyPr/>
                   </wps:wsp>
                   <wps:wsp>
-                    <wps:cNvPr id="156" name="VertexProcess--ParseMetadata"/>
+                    <wps:cNvPr id="163" name="EdgeProcess--ValidateEdgeLimit"/>
                     <wps:cNvCnPr>
-                      <a:stCxn id="37" idx="2"/>
-                      <a:endCxn id="40" idx="0"/>
+                      <a:stCxn id="42" idx="3"/>
+                      <a:endCxn id="47" idx="1"/>
                     </wps:cNvCnPr>
                     <wps:spPr>
                       <a:xfrm>
-                        <a:off x="299788" y="1021629"/>
-                        <a:ext cx="105812" cy="73194"/>
-                      </a:xfrm>
-                      <a:prstGeom prst="line">
-                        <a:avLst/>
-                      </a:prstGeom>
-                      <a:ln w="3175" cap="flat" cmpd="sng" algn="ctr">
-                        <a:solidFill>
-                          <a:srgbClr val="2F5496"/>
-                        </a:solidFill>
-                        <a:prstDash val="solid"/>
-                        <a:tailEnd type="triangle" w="med" len="med"/>
-                      </a:ln>
-                    </wps:spPr>
-                    <wps:style>
-                      <a:lnRef idx="2">
-                        <a:schemeClr val="accent1"/>
-                      </a:lnRef>
-                      <a:fillRef idx="0">
-                        <a:schemeClr val="accent1"/>
-                      </a:fillRef>
-                      <a:effectRef idx="1">
-                        <a:schemeClr val="accent1"/>
-                      </a:effectRef>
-                      <a:fontRef idx="minor">
-                        <a:schemeClr val="tx1"/>
-                      </a:fontRef>
-                    </wps:style>
-                    <wps:bodyPr/>
-                  </wps:wsp>
-                  <wps:wsp>
-                    <wps:cNvPr id="157" name="VertexProcess--SetVertexProps"/>
-                    <wps:cNvCnPr>
-                      <a:stCxn id="37" idx="3"/>
-                      <a:endCxn id="41" idx="1"/>
-                    </wps:cNvCnPr>
-                    <wps:spPr>
-                      <a:xfrm>
-                        <a:off x="373353" y="978331"/>
-                        <a:ext cx="213192" cy="138141"/>
+                        <a:off x="981917" y="1072656"/>
+                        <a:ext cx="610810" cy="139961"/>
                       </a:xfrm>
                       <a:custGeom>
                         <a:avLst/>
@@ -8811,15 +9056,15 @@
                         <a:cxnLst/>
                         <a:rect l="0" t="0" r="0" b="0"/>
                         <a:pathLst>
-                          <a:path w="213192" h="138141">
+                          <a:path w="610810" h="139961">
                             <a:moveTo>
                               <a:pt x="0" y="0"/>
                             </a:moveTo>
                             <a:lnTo>
-                              <a:pt x="213192" y="62885"/>
+                              <a:pt x="610810" y="64942"/>
                             </a:lnTo>
                             <a:lnTo>
-                              <a:pt x="159090" y="138141"/>
+                              <a:pt x="562798" y="139961"/>
                             </a:lnTo>
                           </a:path>
                         </a:pathLst>
@@ -8849,53 +9094,15 @@
                     <wps:bodyPr/>
                   </wps:wsp>
                   <wps:wsp>
-                    <wps:cNvPr id="158" name="addSingleLink--EdgeProcess"/>
+                    <wps:cNvPr id="164" name="DBMethods--GetData"/>
                     <wps:cNvCnPr>
-                      <a:stCxn id="29" idx="2"/>
-                      <a:endCxn id="42" idx="0"/>
+                      <a:stCxn id="26" idx="3"/>
+                      <a:endCxn id="48" idx="1"/>
                     </wps:cNvCnPr>
                     <wps:spPr>
                       <a:xfrm>
-                        <a:off x="1017909" y="868024"/>
-                        <a:ext cx="0" cy="67009"/>
-                      </a:xfrm>
-                      <a:prstGeom prst="line">
-                        <a:avLst/>
-                      </a:prstGeom>
-                      <a:ln w="3175" cap="flat" cmpd="sng" algn="ctr">
-                        <a:solidFill>
-                          <a:srgbClr val="2F5496"/>
-                        </a:solidFill>
-                        <a:prstDash val="solid"/>
-                        <a:tailEnd type="triangle" w="med" len="med"/>
-                      </a:ln>
-                    </wps:spPr>
-                    <wps:style>
-                      <a:lnRef idx="2">
-                        <a:schemeClr val="accent1"/>
-                      </a:lnRef>
-                      <a:fillRef idx="0">
-                        <a:schemeClr val="accent1"/>
-                      </a:fillRef>
-                      <a:effectRef idx="1">
-                        <a:schemeClr val="accent1"/>
-                      </a:effectRef>
-                      <a:fontRef idx="minor">
-                        <a:schemeClr val="tx1"/>
-                      </a:fontRef>
-                    </wps:style>
-                    <wps:bodyPr/>
-                  </wps:wsp>
-                  <wps:wsp>
-                    <wps:cNvPr id="159" name="EdgeProcess--CreateEdge"/>
-                    <wps:cNvCnPr>
-                      <a:stCxn id="42" idx="1"/>
-                      <a:endCxn id="43" idx="3"/>
-                    </wps:cNvCnPr>
-                    <wps:spPr>
-                      <a:xfrm>
-                        <a:off x="707615" y="978331"/>
-                        <a:ext cx="236729" cy="138141"/>
+                        <a:off x="1558957" y="769222"/>
+                        <a:ext cx="484778" cy="163474"/>
                       </a:xfrm>
                       <a:custGeom>
                         <a:avLst/>
@@ -8904,15 +9111,15 @@
                         <a:cxnLst/>
                         <a:rect l="0" t="0" r="0" b="0"/>
                         <a:pathLst>
-                          <a:path w="236729" h="138141">
+                          <a:path w="484778" h="163474">
                             <a:moveTo>
-                              <a:pt x="236729" y="0"/>
+                              <a:pt x="0" y="0"/>
                             </a:moveTo>
                             <a:lnTo>
-                              <a:pt x="0" y="62885"/>
+                              <a:pt x="484778" y="88455"/>
                             </a:lnTo>
                             <a:lnTo>
-                              <a:pt x="42226" y="138141"/>
+                              <a:pt x="448052" y="163474"/>
                             </a:lnTo>
                           </a:path>
                         </a:pathLst>
@@ -8942,129 +9149,15 @@
                     <wps:bodyPr/>
                   </wps:wsp>
                   <wps:wsp>
-                    <wps:cNvPr id="160" name="EdgeProcess--ProcessLinkText"/>
+                    <wps:cNvPr id="165" name="GetData--CollectNodes"/>
                     <wps:cNvCnPr>
-                      <a:stCxn id="42" idx="1"/>
-                      <a:endCxn id="44" idx="3"/>
+                      <a:stCxn id="48" idx="1"/>
+                      <a:endCxn id="49" idx="3"/>
                     </wps:cNvCnPr>
                     <wps:spPr>
-                      <a:xfrm flipH="1">
-                        <a:off x="907528" y="978331"/>
-                        <a:ext cx="36816" cy="138141"/>
-                      </a:xfrm>
-                      <a:prstGeom prst="line">
-                        <a:avLst/>
-                      </a:prstGeom>
-                      <a:ln w="3175" cap="flat" cmpd="sng" algn="ctr">
-                        <a:solidFill>
-                          <a:srgbClr val="2F5496"/>
-                        </a:solidFill>
-                        <a:prstDash val="solid"/>
-                        <a:tailEnd type="triangle" w="med" len="med"/>
-                      </a:ln>
-                    </wps:spPr>
-                    <wps:style>
-                      <a:lnRef idx="2">
-                        <a:schemeClr val="accent1"/>
-                      </a:lnRef>
-                      <a:fillRef idx="0">
-                        <a:schemeClr val="accent1"/>
-                      </a:fillRef>
-                      <a:effectRef idx="1">
-                        <a:schemeClr val="accent1"/>
-                      </a:effectRef>
-                      <a:fontRef idx="minor">
-                        <a:schemeClr val="tx1"/>
-                      </a:fontRef>
-                    </wps:style>
-                    <wps:bodyPr/>
-                  </wps:wsp>
-                  <wps:wsp>
-                    <wps:cNvPr id="161" name="EdgeProcess--SetEdgeProps"/>
-                    <wps:cNvCnPr>
-                      <a:stCxn id="42" idx="2"/>
-                      <a:endCxn id="45" idx="0"/>
-                    </wps:cNvCnPr>
-                    <wps:spPr>
-                      <a:xfrm flipH="1">
-                        <a:off x="986372" y="1021629"/>
-                        <a:ext cx="31537" cy="60823"/>
-                      </a:xfrm>
-                      <a:prstGeom prst="line">
-                        <a:avLst/>
-                      </a:prstGeom>
-                      <a:ln w="3175" cap="flat" cmpd="sng" algn="ctr">
-                        <a:solidFill>
-                          <a:srgbClr val="2F5496"/>
-                        </a:solidFill>
-                        <a:prstDash val="solid"/>
-                        <a:tailEnd type="triangle" w="med" len="med"/>
-                      </a:ln>
-                    </wps:spPr>
-                    <wps:style>
-                      <a:lnRef idx="2">
-                        <a:schemeClr val="accent1"/>
-                      </a:lnRef>
-                      <a:fillRef idx="0">
-                        <a:schemeClr val="accent1"/>
-                      </a:fillRef>
-                      <a:effectRef idx="1">
-                        <a:schemeClr val="accent1"/>
-                      </a:effectRef>
-                      <a:fontRef idx="minor">
-                        <a:schemeClr val="tx1"/>
-                      </a:fontRef>
-                    </wps:style>
-                    <wps:bodyPr/>
-                  </wps:wsp>
-                  <wps:wsp>
-                    <wps:cNvPr id="162" name="EdgeProcess--GenerateEdgeId"/>
-                    <wps:cNvCnPr>
-                      <a:stCxn id="42" idx="3"/>
-                      <a:endCxn id="46" idx="1"/>
-                    </wps:cNvCnPr>
-                    <wps:spPr>
-                      <a:xfrm>
-                        <a:off x="1091475" y="978331"/>
-                        <a:ext cx="335135" cy="138141"/>
-                      </a:xfrm>
-                      <a:prstGeom prst="line">
-                        <a:avLst/>
-                      </a:prstGeom>
-                      <a:ln w="3175" cap="flat" cmpd="sng" algn="ctr">
-                        <a:solidFill>
-                          <a:srgbClr val="2F5496"/>
-                        </a:solidFill>
-                        <a:prstDash val="solid"/>
-                        <a:tailEnd type="triangle" w="med" len="med"/>
-                      </a:ln>
-                    </wps:spPr>
-                    <wps:style>
-                      <a:lnRef idx="2">
-                        <a:schemeClr val="accent1"/>
-                      </a:lnRef>
-                      <a:fillRef idx="0">
-                        <a:schemeClr val="accent1"/>
-                      </a:fillRef>
-                      <a:effectRef idx="1">
-                        <a:schemeClr val="accent1"/>
-                      </a:effectRef>
-                      <a:fontRef idx="minor">
-                        <a:schemeClr val="tx1"/>
-                      </a:fontRef>
-                    </wps:style>
-                    <wps:bodyPr/>
-                  </wps:wsp>
-                  <wps:wsp>
-                    <wps:cNvPr id="163" name="EdgeProcess--ValidateEdgeLimit"/>
-                    <wps:cNvCnPr>
-                      <a:stCxn id="42" idx="3"/>
-                      <a:endCxn id="47" idx="1"/>
-                    </wps:cNvCnPr>
-                    <wps:spPr>
-                      <a:xfrm>
-                        <a:off x="1091475" y="978331"/>
-                        <a:ext cx="574141" cy="138141"/>
+                      <a:xfrm>
+                        <a:off x="1432209" y="932696"/>
+                        <a:ext cx="574800" cy="139960"/>
                       </a:xfrm>
                       <a:custGeom>
                         <a:avLst/>
@@ -9073,15 +9166,15 @@
                         <a:cxnLst/>
                         <a:rect l="0" t="0" r="0" b="0"/>
                         <a:pathLst>
-                          <a:path w="574141" h="138141">
+                          <a:path w="574800" h="139960">
                             <a:moveTo>
-                              <a:pt x="0" y="0"/>
+                              <a:pt x="574800" y="0"/>
                             </a:moveTo>
                             <a:lnTo>
-                              <a:pt x="574141" y="62885"/>
+                              <a:pt x="0" y="75019"/>
                             </a:lnTo>
                             <a:lnTo>
-                              <a:pt x="513606" y="138141"/>
+                              <a:pt x="44250" y="139960"/>
                             </a:lnTo>
                           </a:path>
                         </a:pathLst>
@@ -9111,15 +9204,15 @@
                     <wps:bodyPr/>
                   </wps:wsp>
                   <wps:wsp>
-                    <wps:cNvPr id="164" name="DBMethods--GetData"/>
+                    <wps:cNvPr id="166" name="GetData--CollectEdges"/>
                     <wps:cNvCnPr>
-                      <a:stCxn id="26" idx="3"/>
-                      <a:endCxn id="48" idx="1"/>
+                      <a:stCxn id="48" idx="1"/>
+                      <a:endCxn id="50" idx="3"/>
                     </wps:cNvCnPr>
                     <wps:spPr>
                       <a:xfrm>
-                        <a:off x="1709211" y="689677"/>
-                        <a:ext cx="359894" cy="150512"/>
+                        <a:off x="1547581" y="932696"/>
+                        <a:ext cx="459428" cy="139960"/>
                       </a:xfrm>
                       <a:custGeom>
                         <a:avLst/>
@@ -9128,15 +9221,15 @@
                         <a:cxnLst/>
                         <a:rect l="0" t="0" r="0" b="0"/>
                         <a:pathLst>
-                          <a:path w="359894" h="150512">
+                          <a:path w="459428" h="139960">
                             <a:moveTo>
-                              <a:pt x="0" y="0"/>
+                              <a:pt x="459428" y="0"/>
                             </a:moveTo>
                             <a:lnTo>
-                              <a:pt x="359894" y="75256"/>
+                              <a:pt x="0" y="75019"/>
                             </a:lnTo>
                             <a:lnTo>
-                              <a:pt x="326080" y="150512"/>
+                              <a:pt x="44250" y="139960"/>
                             </a:lnTo>
                           </a:path>
                         </a:pathLst>
@@ -9166,15 +9259,91 @@
                     <wps:bodyPr/>
                   </wps:wsp>
                   <wps:wsp>
-                    <wps:cNvPr id="165" name="GetData--CollectNodes"/>
+                    <wps:cNvPr id="167" name="GetData--ProcessSubGraphs"/>
                     <wps:cNvCnPr>
-                      <a:stCxn id="48" idx="1"/>
-                      <a:endCxn id="49" idx="3"/>
+                      <a:stCxn id="48" idx="2"/>
+                      <a:endCxn id="51" idx="0"/>
                     </wps:cNvCnPr>
                     <wps:spPr>
                       <a:xfrm>
-                        <a:off x="1501611" y="840189"/>
-                        <a:ext cx="533680" cy="138142"/>
+                        <a:off x="2043735" y="949491"/>
+                        <a:ext cx="0" cy="79498"/>
+                      </a:xfrm>
+                      <a:prstGeom prst="line">
+                        <a:avLst/>
+                      </a:prstGeom>
+                      <a:ln w="3175" cap="flat" cmpd="sng" algn="ctr">
+                        <a:solidFill>
+                          <a:srgbClr val="2F5496"/>
+                        </a:solidFill>
+                        <a:prstDash val="solid"/>
+                        <a:tailEnd type="triangle" w="med" len="med"/>
+                      </a:ln>
+                    </wps:spPr>
+                    <wps:style>
+                      <a:lnRef idx="2">
+                        <a:schemeClr val="accent1"/>
+                      </a:lnRef>
+                      <a:fillRef idx="0">
+                        <a:schemeClr val="accent1"/>
+                      </a:fillRef>
+                      <a:effectRef idx="1">
+                        <a:schemeClr val="accent1"/>
+                      </a:effectRef>
+                      <a:fontRef idx="minor">
+                        <a:schemeClr val="tx1"/>
+                      </a:fontRef>
+                    </wps:style>
+                    <wps:bodyPr/>
+                  </wps:wsp>
+                  <wps:wsp>
+                    <wps:cNvPr id="168" name="GetData--AddNodeFromVertex"/>
+                    <wps:cNvCnPr>
+                      <a:stCxn id="48" idx="3"/>
+                      <a:endCxn id="52" idx="1"/>
+                    </wps:cNvCnPr>
+                    <wps:spPr>
+                      <a:xfrm>
+                        <a:off x="2080461" y="932696"/>
+                        <a:ext cx="36009" cy="139960"/>
+                      </a:xfrm>
+                      <a:prstGeom prst="line">
+                        <a:avLst/>
+                      </a:prstGeom>
+                      <a:ln w="3175" cap="flat" cmpd="sng" algn="ctr">
+                        <a:solidFill>
+                          <a:srgbClr val="2F5496"/>
+                        </a:solidFill>
+                        <a:prstDash val="solid"/>
+                        <a:tailEnd type="triangle" w="med" len="med"/>
+                      </a:ln>
+                    </wps:spPr>
+                    <wps:style>
+                      <a:lnRef idx="2">
+                        <a:schemeClr val="accent1"/>
+                      </a:lnRef>
+                      <a:fillRef idx="0">
+                        <a:schemeClr val="accent1"/>
+                      </a:fillRef>
+                      <a:effectRef idx="1">
+                        <a:schemeClr val="accent1"/>
+                      </a:effectRef>
+                      <a:fontRef idx="minor">
+                        <a:schemeClr val="tx1"/>
+                      </a:fontRef>
+                    </wps:style>
+                    <wps:bodyPr/>
+                  </wps:wsp>
+                  <wps:wsp>
+                    <wps:cNvPr id="169" name="GetData--ProcessEdgeTypes"/>
+                    <wps:cNvCnPr>
+                      <a:stCxn id="48" idx="3"/>
+                      <a:endCxn id="53" idx="1"/>
+                    </wps:cNvCnPr>
+                    <wps:spPr>
+                      <a:xfrm>
+                        <a:off x="2080461" y="932696"/>
+                        <a:ext cx="269261" cy="139960"/>
                       </a:xfrm>
                       <a:custGeom>
                         <a:avLst/>
@@ -9183,15 +9352,15 @@
                         <a:cxnLst/>
                         <a:rect l="0" t="0" r="0" b="0"/>
                         <a:pathLst>
-                          <a:path w="533680" h="138142">
+                          <a:path w="269261" h="139960">
                             <a:moveTo>
-                              <a:pt x="533680" y="0"/>
+                              <a:pt x="0" y="0"/>
                             </a:moveTo>
                             <a:lnTo>
-                              <a:pt x="0" y="75256"/>
+                              <a:pt x="269261" y="75019"/>
                             </a:lnTo>
                             <a:lnTo>
-                              <a:pt x="40741" y="138142"/>
+                              <a:pt x="202976" y="139960"/>
                             </a:lnTo>
                           </a:path>
                         </a:pathLst>
@@ -9221,15 +9390,167 @@
                     <wps:bodyPr/>
                   </wps:wsp>
                   <wps:wsp>
-                    <wps:cNvPr id="166" name="GetData--CollectEdges"/>
+                    <wps:cNvPr id="170" name="AddNodeFromVertex--NodeCreation"/>
                     <wps:cNvCnPr>
-                      <a:stCxn id="48" idx="1"/>
-                      <a:endCxn id="50" idx="3"/>
+                      <a:stCxn id="52" idx="2"/>
+                      <a:endCxn id="54" idx="0"/>
                     </wps:cNvCnPr>
                     <wps:spPr>
                       <a:xfrm>
-                        <a:off x="1607836" y="840189"/>
-                        <a:ext cx="427455" cy="138142"/>
+                        <a:off x="2186517" y="1102888"/>
+                        <a:ext cx="0" cy="76138"/>
+                      </a:xfrm>
+                      <a:prstGeom prst="line">
+                        <a:avLst/>
+                      </a:prstGeom>
+                      <a:ln w="3175" cap="flat" cmpd="sng" algn="ctr">
+                        <a:solidFill>
+                          <a:srgbClr val="2F5496"/>
+                        </a:solidFill>
+                        <a:prstDash val="solid"/>
+                        <a:tailEnd type="triangle" w="med" len="med"/>
+                      </a:ln>
+                    </wps:spPr>
+                    <wps:style>
+                      <a:lnRef idx="2">
+                        <a:schemeClr val="accent1"/>
+                      </a:lnRef>
+                      <a:fillRef idx="0">
+                        <a:schemeClr val="accent1"/>
+                      </a:fillRef>
+                      <a:effectRef idx="1">
+                        <a:schemeClr val="accent1"/>
+                      </a:effectRef>
+                      <a:fontRef idx="minor">
+                        <a:schemeClr val="tx1"/>
+                      </a:fontRef>
+                    </wps:style>
+                    <wps:bodyPr/>
+                  </wps:wsp>
+                  <wps:wsp>
+                    <wps:cNvPr id="171" name="NodeCreation--FindExistingNode"/>
+                    <wps:cNvCnPr>
+                      <a:stCxn id="54" idx="1"/>
+                      <a:endCxn id="55" idx="3"/>
+                    </wps:cNvCnPr>
+                    <wps:spPr>
+                      <a:xfrm flipH="1">
+                        <a:off x="2024656" y="1212617"/>
+                        <a:ext cx="64762" cy="156755"/>
+                      </a:xfrm>
+                      <a:prstGeom prst="line">
+                        <a:avLst/>
+                      </a:prstGeom>
+                      <a:ln w="3175" cap="flat" cmpd="sng" algn="ctr">
+                        <a:solidFill>
+                          <a:srgbClr val="2F5496"/>
+                        </a:solidFill>
+                        <a:prstDash val="solid"/>
+                        <a:tailEnd type="triangle" w="med" len="med"/>
+                      </a:ln>
+                    </wps:spPr>
+                    <wps:style>
+                      <a:lnRef idx="2">
+                        <a:schemeClr val="accent1"/>
+                      </a:lnRef>
+                      <a:fillRef idx="0">
+                        <a:schemeClr val="accent1"/>
+                      </a:fillRef>
+                      <a:effectRef idx="1">
+                        <a:schemeClr val="accent1"/>
+                      </a:effectRef>
+                      <a:fontRef idx="minor">
+                        <a:schemeClr val="tx1"/>
+                      </a:fontRef>
+                    </wps:style>
+                    <wps:bodyPr/>
+                  </wps:wsp>
+                  <wps:wsp>
+                    <wps:cNvPr id="172" name="NodeCreation--CreateBaseNode"/>
+                    <wps:cNvCnPr>
+                      <a:stCxn id="54" idx="2"/>
+                      <a:endCxn id="56" idx="0"/>
+                    </wps:cNvCnPr>
+                    <wps:spPr>
+                      <a:xfrm flipH="1">
+                        <a:off x="2099540" y="1246207"/>
+                        <a:ext cx="86977" cy="59343"/>
+                      </a:xfrm>
+                      <a:prstGeom prst="line">
+                        <a:avLst/>
+                      </a:prstGeom>
+                      <a:ln w="3175" cap="flat" cmpd="sng" algn="ctr">
+                        <a:solidFill>
+                          <a:srgbClr val="2F5496"/>
+                        </a:solidFill>
+                        <a:prstDash val="solid"/>
+                        <a:tailEnd type="triangle" w="med" len="med"/>
+                      </a:ln>
+                    </wps:spPr>
+                    <wps:style>
+                      <a:lnRef idx="2">
+                        <a:schemeClr val="accent1"/>
+                      </a:lnRef>
+                      <a:fillRef idx="0">
+                        <a:schemeClr val="accent1"/>
+                      </a:fillRef>
+                      <a:effectRef idx="1">
+                        <a:schemeClr val="accent1"/>
+                      </a:effectRef>
+                      <a:fontRef idx="minor">
+                        <a:schemeClr val="tx1"/>
+                      </a:fontRef>
+                    </wps:style>
+                    <wps:bodyPr/>
+                  </wps:wsp>
+                  <wps:wsp>
+                    <wps:cNvPr id="173" name="NodeCreation--GetCompiledStyles"/>
+                    <wps:cNvCnPr>
+                      <a:stCxn id="54" idx="3"/>
+                      <a:endCxn id="57" idx="1"/>
+                    </wps:cNvCnPr>
+                    <wps:spPr>
+                      <a:xfrm>
+                        <a:off x="2283616" y="1212617"/>
+                        <a:ext cx="758016" cy="156755"/>
+                      </a:xfrm>
+                      <a:prstGeom prst="line">
+                        <a:avLst/>
+                      </a:prstGeom>
+                      <a:ln w="3175" cap="flat" cmpd="sng" algn="ctr">
+                        <a:solidFill>
+                          <a:srgbClr val="2F5496"/>
+                        </a:solidFill>
+                        <a:prstDash val="solid"/>
+                        <a:tailEnd type="triangle" w="med" len="med"/>
+                      </a:ln>
+                    </wps:spPr>
+                    <wps:style>
+                      <a:lnRef idx="2">
+                        <a:schemeClr val="accent1"/>
+                      </a:lnRef>
+                      <a:fillRef idx="0">
+                        <a:schemeClr val="accent1"/>
+                      </a:fillRef>
+                      <a:effectRef idx="1">
+                        <a:schemeClr val="accent1"/>
+                      </a:effectRef>
+                      <a:fontRef idx="minor">
+                        <a:schemeClr val="tx1"/>
+                      </a:fontRef>
+                    </wps:style>
+                    <wps:bodyPr/>
+                  </wps:wsp>
+                  <wps:wsp>
+                    <wps:cNvPr id="174" name="NodeCreation--GetTypeFromVertex"/>
+                    <wps:cNvCnPr>
+                      <a:stCxn id="54" idx="3"/>
+                      <a:endCxn id="58" idx="1"/>
+                    </wps:cNvCnPr>
+                    <wps:spPr>
+                      <a:xfrm>
+                        <a:off x="2283616" y="1212617"/>
+                        <a:ext cx="1072423" cy="156755"/>
                       </a:xfrm>
                       <a:custGeom>
                         <a:avLst/>
@@ -9238,15 +9559,15 @@
                         <a:cxnLst/>
                         <a:rect l="0" t="0" r="0" b="0"/>
                         <a:pathLst>
-                          <a:path w="427455" h="138142">
+                          <a:path w="1072423" h="156755">
                             <a:moveTo>
-                              <a:pt x="427455" y="0"/>
+                              <a:pt x="0" y="0"/>
                             </a:moveTo>
                             <a:lnTo>
-                              <a:pt x="0" y="75256"/>
+                              <a:pt x="1072423" y="75018"/>
                             </a:lnTo>
                             <a:lnTo>
-                              <a:pt x="40741" y="138142"/>
+                              <a:pt x="983028" y="156755"/>
                             </a:lnTo>
                           </a:path>
                         </a:pathLst>
@@ -9276,15 +9597,167 @@
                     <wps:bodyPr/>
                   </wps:wsp>
                   <wps:wsp>
-                    <wps:cNvPr id="167" name="GetData--ProcessSubGraphs"/>
+                    <wps:cNvPr id="175" name="Renderer--flowRendererV3"/>
                     <wps:cNvCnPr>
-                      <a:stCxn id="48" idx="2"/>
-                      <a:endCxn id="51" idx="0"/>
+                      <a:stCxn id="12" idx="2"/>
+                      <a:endCxn id="59" idx="0"/>
                     </wps:cNvCnPr>
                     <wps:spPr>
+                      <a:xfrm>
+                        <a:off x="4658311" y="389650"/>
+                        <a:ext cx="0" cy="35830"/>
+                      </a:xfrm>
+                      <a:prstGeom prst="line">
+                        <a:avLst/>
+                      </a:prstGeom>
+                      <a:ln w="3175" cap="flat" cmpd="sng" algn="ctr">
+                        <a:solidFill>
+                          <a:srgbClr val="2F5496"/>
+                        </a:solidFill>
+                        <a:prstDash val="solid"/>
+                        <a:tailEnd type="triangle" w="med" len="med"/>
+                      </a:ln>
+                    </wps:spPr>
+                    <wps:style>
+                      <a:lnRef idx="2">
+                        <a:schemeClr val="accent1"/>
+                      </a:lnRef>
+                      <a:fillRef idx="0">
+                        <a:schemeClr val="accent1"/>
+                      </a:fillRef>
+                      <a:effectRef idx="1">
+                        <a:schemeClr val="accent1"/>
+                      </a:effectRef>
+                      <a:fontRef idx="minor">
+                        <a:schemeClr val="tx1"/>
+                      </a:fontRef>
+                    </wps:style>
+                    <wps:bodyPr/>
+                  </wps:wsp>
+                  <wps:wsp>
+                    <wps:cNvPr id="176" name="flowRendererV3--RenderInit"/>
+                    <wps:cNvCnPr>
+                      <a:stCxn id="59" idx="2"/>
+                      <a:endCxn id="60" idx="0"/>
+                    </wps:cNvCnPr>
+                    <wps:spPr>
+                      <a:xfrm>
+                        <a:off x="4658311" y="499379"/>
+                        <a:ext cx="0" cy="42548"/>
+                      </a:xfrm>
+                      <a:prstGeom prst="line">
+                        <a:avLst/>
+                      </a:prstGeom>
+                      <a:ln w="3175" cap="flat" cmpd="sng" algn="ctr">
+                        <a:solidFill>
+                          <a:srgbClr val="2F5496"/>
+                        </a:solidFill>
+                        <a:prstDash val="solid"/>
+                        <a:tailEnd type="triangle" w="med" len="med"/>
+                      </a:ln>
+                    </wps:spPr>
+                    <wps:style>
+                      <a:lnRef idx="2">
+                        <a:schemeClr val="accent1"/>
+                      </a:lnRef>
+                      <a:fillRef idx="0">
+                        <a:schemeClr val="accent1"/>
+                      </a:fillRef>
+                      <a:effectRef idx="1">
+                        <a:schemeClr val="accent1"/>
+                      </a:effectRef>
+                      <a:fontRef idx="minor">
+                        <a:schemeClr val="tx1"/>
+                      </a:fontRef>
+                    </wps:style>
+                    <wps:bodyPr/>
+                  </wps:wsp>
+                  <wps:wsp>
+                    <wps:cNvPr id="177" name="RenderInit--GetLayoutData"/>
+                    <wps:cNvCnPr>
+                      <a:stCxn id="60" idx="2"/>
+                      <a:endCxn id="61" idx="0"/>
+                    </wps:cNvCnPr>
+                    <wps:spPr>
+                      <a:xfrm>
+                        <a:off x="4658311" y="656134"/>
+                        <a:ext cx="0" cy="89575"/>
+                      </a:xfrm>
+                      <a:prstGeom prst="line">
+                        <a:avLst/>
+                      </a:prstGeom>
+                      <a:ln w="3175" cap="flat" cmpd="sng" algn="ctr">
+                        <a:solidFill>
+                          <a:srgbClr val="2F5496"/>
+                        </a:solidFill>
+                        <a:prstDash val="solid"/>
+                        <a:tailEnd type="triangle" w="med" len="med"/>
+                      </a:ln>
+                    </wps:spPr>
+                    <wps:style>
+                      <a:lnRef idx="2">
+                        <a:schemeClr val="accent1"/>
+                      </a:lnRef>
+                      <a:fillRef idx="0">
+                        <a:schemeClr val="accent1"/>
+                      </a:fillRef>
+                      <a:effectRef idx="1">
+                        <a:schemeClr val="accent1"/>
+                      </a:effectRef>
+                      <a:fontRef idx="minor">
+                        <a:schemeClr val="tx1"/>
+                      </a:fontRef>
+                    </wps:style>
+                    <wps:bodyPr/>
+                  </wps:wsp>
+                  <wps:wsp>
+                    <wps:cNvPr id="178" name="GetLayoutData--SetupLayoutData"/>
+                    <wps:cNvCnPr>
+                      <a:stCxn id="61" idx="2"/>
+                      <a:endCxn id="62" idx="0"/>
+                    </wps:cNvCnPr>
+                    <wps:spPr>
+                      <a:xfrm>
+                        <a:off x="4658311" y="792736"/>
+                        <a:ext cx="0" cy="82856"/>
+                      </a:xfrm>
+                      <a:prstGeom prst="line">
+                        <a:avLst/>
+                      </a:prstGeom>
+                      <a:ln w="3175" cap="flat" cmpd="sng" algn="ctr">
+                        <a:solidFill>
+                          <a:srgbClr val="2F5496"/>
+                        </a:solidFill>
+                        <a:prstDash val="solid"/>
+                        <a:tailEnd type="triangle" w="med" len="med"/>
+                      </a:ln>
+                    </wps:spPr>
+                    <wps:style>
+                      <a:lnRef idx="2">
+                        <a:schemeClr val="accent1"/>
+                      </a:lnRef>
+                      <a:fillRef idx="0">
+                        <a:schemeClr val="accent1"/>
+                      </a:fillRef>
+                      <a:effectRef idx="1">
+                        <a:schemeClr val="accent1"/>
+                      </a:effectRef>
+                      <a:fontRef idx="minor">
+                        <a:schemeClr val="tx1"/>
+                      </a:fontRef>
+                    </wps:style>
+                    <wps:bodyPr/>
+                  </wps:wsp>
+                  <wps:wsp>
+                    <wps:cNvPr id="179" name="SetupLayoutData--CallRender"/>
+                    <wps:cNvCnPr>
+                      <a:stCxn id="62" idx="1"/>
+                      <a:endCxn id="63" idx="3"/>
+                    </wps:cNvCnPr>
+                    <wps:spPr>
                       <a:xfrm flipH="1">
-                        <a:off x="2037567" y="855653"/>
-                        <a:ext cx="31538" cy="76287"/>
+                        <a:off x="4544444" y="932696"/>
+                        <a:ext cx="57794" cy="139960"/>
                       </a:xfrm>
                       <a:prstGeom prst="line">
                         <a:avLst/>
@@ -9314,53 +9787,15 @@
                     <wps:bodyPr/>
                   </wps:wsp>
                   <wps:wsp>
-                    <wps:cNvPr id="168" name="GetData--AddNodeFromVertex"/>
+                    <wps:cNvPr id="180" name="CallRender--SetupViewPort"/>
                     <wps:cNvCnPr>
-                      <a:stCxn id="48" idx="2"/>
-                      <a:endCxn id="52" idx="0"/>
+                      <a:stCxn id="63" idx="1"/>
+                      <a:endCxn id="64" idx="3"/>
                     </wps:cNvCnPr>
                     <wps:spPr>
                       <a:xfrm>
-                        <a:off x="2069105" y="855653"/>
-                        <a:ext cx="132583" cy="101029"/>
-                      </a:xfrm>
-                      <a:prstGeom prst="line">
-                        <a:avLst/>
-                      </a:prstGeom>
-                      <a:ln w="3175" cap="flat" cmpd="sng" algn="ctr">
-                        <a:solidFill>
-                          <a:srgbClr val="2F5496"/>
-                        </a:solidFill>
-                        <a:prstDash val="solid"/>
-                        <a:tailEnd type="triangle" w="med" len="med"/>
-                      </a:ln>
-                    </wps:spPr>
-                    <wps:style>
-                      <a:lnRef idx="2">
-                        <a:schemeClr val="accent1"/>
-                      </a:lnRef>
-                      <a:fillRef idx="0">
-                        <a:schemeClr val="accent1"/>
-                      </a:fillRef>
-                      <a:effectRef idx="1">
-                        <a:schemeClr val="accent1"/>
-                      </a:effectRef>
-                      <a:fontRef idx="minor">
-                        <a:schemeClr val="tx1"/>
-                      </a:fontRef>
-                    </wps:style>
-                    <wps:bodyPr/>
-                  </wps:wsp>
-                  <wps:wsp>
-                    <wps:cNvPr id="169" name="GetData--ProcessEdgeTypes"/>
-                    <wps:cNvCnPr>
-                      <a:stCxn id="48" idx="3"/>
-                      <a:endCxn id="53" idx="1"/>
-                    </wps:cNvCnPr>
-                    <wps:spPr>
-                      <a:xfrm>
-                        <a:off x="2102919" y="840189"/>
-                        <a:ext cx="333156" cy="138142"/>
+                        <a:off x="4085302" y="1072656"/>
+                        <a:ext cx="321412" cy="139961"/>
                       </a:xfrm>
                       <a:custGeom>
                         <a:avLst/>
@@ -9369,15 +9804,15 @@
                         <a:cxnLst/>
                         <a:rect l="0" t="0" r="0" b="0"/>
                         <a:pathLst>
-                          <a:path w="333156" h="138142">
+                          <a:path w="321412" h="139961">
                             <a:moveTo>
-                              <a:pt x="0" y="0"/>
+                              <a:pt x="321412" y="0"/>
                             </a:moveTo>
                             <a:lnTo>
-                              <a:pt x="333156" y="75256"/>
+                              <a:pt x="0" y="64942"/>
                             </a:lnTo>
                             <a:lnTo>
-                              <a:pt x="211756" y="138142"/>
+                              <a:pt x="87784" y="139961"/>
                             </a:lnTo>
                           </a:path>
                         </a:pathLst>
@@ -9407,15 +9842,15 @@
                     <wps:bodyPr/>
                   </wps:wsp>
                   <wps:wsp>
-                    <wps:cNvPr id="170" name="AddNodeFromVertex--NodeCreation"/>
+                    <wps:cNvPr id="181" name="SetupViewPort--ProcessLinks"/>
                     <wps:cNvCnPr>
-                      <a:stCxn id="52" idx="2"/>
-                      <a:endCxn id="54" idx="0"/>
+                      <a:stCxn id="64" idx="2"/>
+                      <a:endCxn id="65" idx="0"/>
                     </wps:cNvCnPr>
                     <wps:spPr>
                       <a:xfrm>
-                        <a:off x="2201688" y="999980"/>
-                        <a:ext cx="0" cy="85565"/>
+                        <a:off x="4085302" y="1236130"/>
+                        <a:ext cx="0" cy="82857"/>
                       </a:xfrm>
                       <a:prstGeom prst="line">
                         <a:avLst/>
@@ -9445,15 +9880,91 @@
                     <wps:bodyPr/>
                   </wps:wsp>
                   <wps:wsp>
-                    <wps:cNvPr id="171" name="NodeCreation--FindExistingNode"/>
+                    <wps:cNvPr id="182" name="CallRender--ShapeSystem"/>
                     <wps:cNvCnPr>
-                      <a:stCxn id="54" idx="1"/>
-                      <a:endCxn id="55" idx="3"/>
+                      <a:stCxn id="63" idx="3"/>
+                      <a:endCxn id="66" idx="1"/>
                     </wps:cNvCnPr>
                     <wps:spPr>
                       <a:xfrm>
-                        <a:off x="1985445" y="1116472"/>
-                        <a:ext cx="126842" cy="150513"/>
+                        <a:off x="4544444" y="1072656"/>
+                        <a:ext cx="243392" cy="139961"/>
+                      </a:xfrm>
+                      <a:prstGeom prst="line">
+                        <a:avLst/>
+                      </a:prstGeom>
+                      <a:ln w="3175" cap="flat" cmpd="sng" algn="ctr">
+                        <a:solidFill>
+                          <a:srgbClr val="2F5496"/>
+                        </a:solidFill>
+                        <a:prstDash val="solid"/>
+                        <a:tailEnd type="triangle" w="med" len="med"/>
+                      </a:ln>
+                    </wps:spPr>
+                    <wps:style>
+                      <a:lnRef idx="2">
+                        <a:schemeClr val="accent1"/>
+                      </a:lnRef>
+                      <a:fillRef idx="0">
+                        <a:schemeClr val="accent1"/>
+                      </a:fillRef>
+                      <a:effectRef idx="1">
+                        <a:schemeClr val="accent1"/>
+                      </a:effectRef>
+                      <a:fontRef idx="minor">
+                        <a:schemeClr val="tx1"/>
+                      </a:fontRef>
+                    </wps:style>
+                    <wps:bodyPr/>
+                  </wps:wsp>
+                  <wps:wsp>
+                    <wps:cNvPr id="183" name="ShapeSystem--ShapeFunctions"/>
+                    <wps:cNvCnPr>
+                      <a:stCxn id="66" idx="2"/>
+                      <a:endCxn id="67" idx="0"/>
+                    </wps:cNvCnPr>
+                    <wps:spPr>
+                      <a:xfrm>
+                        <a:off x="4854122" y="1242848"/>
+                        <a:ext cx="0" cy="79498"/>
+                      </a:xfrm>
+                      <a:prstGeom prst="line">
+                        <a:avLst/>
+                      </a:prstGeom>
+                      <a:ln w="3175" cap="flat" cmpd="sng" algn="ctr">
+                        <a:solidFill>
+                          <a:srgbClr val="2F5496"/>
+                        </a:solidFill>
+                        <a:prstDash val="solid"/>
+                        <a:tailEnd type="triangle" w="med" len="med"/>
+                      </a:ln>
+                    </wps:spPr>
+                    <wps:style>
+                      <a:lnRef idx="2">
+                        <a:schemeClr val="accent1"/>
+                      </a:lnRef>
+                      <a:fillRef idx="0">
+                        <a:schemeClr val="accent1"/>
+                      </a:fillRef>
+                      <a:effectRef idx="1">
+                        <a:schemeClr val="accent1"/>
+                      </a:effectRef>
+                      <a:fontRef idx="minor">
+                        <a:schemeClr val="tx1"/>
+                      </a:fontRef>
+                    </wps:style>
+                    <wps:bodyPr/>
+                  </wps:wsp>
+                  <wps:wsp>
+                    <wps:cNvPr id="184" name="ShapeFunctions--question"/>
+                    <wps:cNvCnPr>
+                      <a:stCxn id="67" idx="1"/>
+                      <a:endCxn id="68" idx="3"/>
+                    </wps:cNvCnPr>
+                    <wps:spPr>
+                      <a:xfrm>
+                        <a:off x="4272961" y="1369372"/>
+                        <a:ext cx="507709" cy="146679"/>
                       </a:xfrm>
                       <a:custGeom>
                         <a:avLst/>
@@ -9462,15 +9973,15 @@
                         <a:cxnLst/>
                         <a:rect l="0" t="0" r="0" b="0"/>
                         <a:pathLst>
-                          <a:path w="126842" h="150513">
+                          <a:path w="507709" h="146679">
                             <a:moveTo>
-                              <a:pt x="126842" y="0"/>
+                              <a:pt x="507709" y="0"/>
                             </a:moveTo>
                             <a:lnTo>
-                              <a:pt x="0" y="75257"/>
+                              <a:pt x="0" y="81737"/>
                             </a:lnTo>
                             <a:lnTo>
-                              <a:pt x="51627" y="150513"/>
+                              <a:pt x="58761" y="146679"/>
                             </a:lnTo>
                           </a:path>
                         </a:pathLst>
@@ -9500,91 +10011,15 @@
                     <wps:bodyPr/>
                   </wps:wsp>
                   <wps:wsp>
-                    <wps:cNvPr id="172" name="NodeCreation--CreateBaseNode"/>
+                    <wps:cNvPr id="185" name="ShapeFunctions--hexagon"/>
                     <wps:cNvCnPr>
-                      <a:stCxn id="54" idx="2"/>
-                      <a:endCxn id="56" idx="0"/>
+                      <a:stCxn id="67" idx="1"/>
+                      <a:endCxn id="69" idx="3"/>
                     </wps:cNvCnPr>
                     <wps:spPr>
-                      <a:xfrm flipH="1">
-                        <a:off x="2116411" y="1147400"/>
-                        <a:ext cx="85277" cy="60823"/>
-                      </a:xfrm>
-                      <a:prstGeom prst="line">
-                        <a:avLst/>
-                      </a:prstGeom>
-                      <a:ln w="3175" cap="flat" cmpd="sng" algn="ctr">
-                        <a:solidFill>
-                          <a:srgbClr val="2F5496"/>
-                        </a:solidFill>
-                        <a:prstDash val="solid"/>
-                        <a:tailEnd type="triangle" w="med" len="med"/>
-                      </a:ln>
-                    </wps:spPr>
-                    <wps:style>
-                      <a:lnRef idx="2">
-                        <a:schemeClr val="accent1"/>
-                      </a:lnRef>
-                      <a:fillRef idx="0">
-                        <a:schemeClr val="accent1"/>
-                      </a:fillRef>
-                      <a:effectRef idx="1">
-                        <a:schemeClr val="accent1"/>
-                      </a:effectRef>
-                      <a:fontRef idx="minor">
-                        <a:schemeClr val="tx1"/>
-                      </a:fontRef>
-                    </wps:style>
-                    <wps:bodyPr/>
-                  </wps:wsp>
-                  <wps:wsp>
-                    <wps:cNvPr id="173" name="NodeCreation--GetCompiledStyles"/>
-                    <wps:cNvCnPr>
-                      <a:stCxn id="54" idx="3"/>
-                      <a:endCxn id="57" idx="1"/>
-                    </wps:cNvCnPr>
-                    <wps:spPr>
-                      <a:xfrm>
-                        <a:off x="2291088" y="1116472"/>
-                        <a:ext cx="768677" cy="150513"/>
-                      </a:xfrm>
-                      <a:prstGeom prst="line">
-                        <a:avLst/>
-                      </a:prstGeom>
-                      <a:ln w="3175" cap="flat" cmpd="sng" algn="ctr">
-                        <a:solidFill>
-                          <a:srgbClr val="2F5496"/>
-                        </a:solidFill>
-                        <a:prstDash val="solid"/>
-                        <a:tailEnd type="triangle" w="med" len="med"/>
-                      </a:ln>
-                    </wps:spPr>
-                    <wps:style>
-                      <a:lnRef idx="2">
-                        <a:schemeClr val="accent1"/>
-                      </a:lnRef>
-                      <a:fillRef idx="0">
-                        <a:schemeClr val="accent1"/>
-                      </a:fillRef>
-                      <a:effectRef idx="1">
-                        <a:schemeClr val="accent1"/>
-                      </a:effectRef>
-                      <a:fontRef idx="minor">
-                        <a:schemeClr val="tx1"/>
-                      </a:fontRef>
-                    </wps:style>
-                    <wps:bodyPr/>
-                  </wps:wsp>
-                  <wps:wsp>
-                    <wps:cNvPr id="174" name="NodeCreation--GetTypeFromVertex"/>
-                    <wps:cNvCnPr>
-                      <a:stCxn id="54" idx="3"/>
-                      <a:endCxn id="58" idx="1"/>
-                    </wps:cNvCnPr>
-                    <wps:spPr>
-                      <a:xfrm>
-                        <a:off x="2291088" y="1116472"/>
-                        <a:ext cx="1058156" cy="150513"/>
+                      <a:xfrm>
+                        <a:off x="4414131" y="1369372"/>
+                        <a:ext cx="366539" cy="146679"/>
                       </a:xfrm>
                       <a:custGeom>
                         <a:avLst/>
@@ -9593,15 +10028,15 @@
                         <a:cxnLst/>
                         <a:rect l="0" t="0" r="0" b="0"/>
                         <a:pathLst>
-                          <a:path w="1058156" h="150513">
+                          <a:path w="366539" h="146679">
                             <a:moveTo>
-                              <a:pt x="0" y="0"/>
+                              <a:pt x="366539" y="0"/>
                             </a:moveTo>
                             <a:lnTo>
-                              <a:pt x="1058156" y="75257"/>
+                              <a:pt x="0" y="81737"/>
                             </a:lnTo>
                             <a:lnTo>
-                              <a:pt x="975848" y="150513"/>
+                              <a:pt x="55536" y="146679"/>
                             </a:lnTo>
                           </a:path>
                         </a:pathLst>
@@ -9631,357 +10066,167 @@
                     <wps:bodyPr/>
                   </wps:wsp>
                   <wps:wsp>
-                    <wps:cNvPr id="175" name="Renderer--flowRendererV3"/>
-                    <wps:cNvCnPr>
-                      <a:stCxn id="12" idx="2"/>
-                      <a:endCxn id="59" idx="0"/>
-                    </wps:cNvCnPr>
-                    <wps:spPr>
-                      <a:xfrm>
-                        <a:off x="4645746" y="358756"/>
-                        <a:ext cx="0" cy="32989"/>
-                      </a:xfrm>
-                      <a:prstGeom prst="line">
-                        <a:avLst/>
-                      </a:prstGeom>
-                      <a:ln w="3175" cap="flat" cmpd="sng" algn="ctr">
-                        <a:solidFill>
-                          <a:srgbClr val="2F5496"/>
-                        </a:solidFill>
-                        <a:prstDash val="solid"/>
-                        <a:tailEnd type="triangle" w="med" len="med"/>
-                      </a:ln>
-                    </wps:spPr>
-                    <wps:style>
-                      <a:lnRef idx="2">
-                        <a:schemeClr val="accent1"/>
-                      </a:lnRef>
-                      <a:fillRef idx="0">
-                        <a:schemeClr val="accent1"/>
-                      </a:fillRef>
-                      <a:effectRef idx="1">
-                        <a:schemeClr val="accent1"/>
-                      </a:effectRef>
-                      <a:fontRef idx="minor">
-                        <a:schemeClr val="tx1"/>
-                      </a:fontRef>
-                    </wps:style>
-                    <wps:bodyPr/>
-                  </wps:wsp>
-                  <wps:wsp>
-                    <wps:cNvPr id="176" name="flowRendererV3--RenderInit"/>
-                    <wps:cNvCnPr>
-                      <a:stCxn id="59" idx="2"/>
-                      <a:endCxn id="60" idx="0"/>
-                    </wps:cNvCnPr>
-                    <wps:spPr>
-                      <a:xfrm>
-                        <a:off x="4645746" y="447414"/>
-                        <a:ext cx="0" cy="45360"/>
-                      </a:xfrm>
-                      <a:prstGeom prst="line">
-                        <a:avLst/>
-                      </a:prstGeom>
-                      <a:ln w="3175" cap="flat" cmpd="sng" algn="ctr">
-                        <a:solidFill>
-                          <a:srgbClr val="2F5496"/>
-                        </a:solidFill>
-                        <a:prstDash val="solid"/>
-                        <a:tailEnd type="triangle" w="med" len="med"/>
-                      </a:ln>
-                    </wps:spPr>
-                    <wps:style>
-                      <a:lnRef idx="2">
-                        <a:schemeClr val="accent1"/>
-                      </a:lnRef>
-                      <a:fillRef idx="0">
-                        <a:schemeClr val="accent1"/>
-                      </a:fillRef>
-                      <a:effectRef idx="1">
-                        <a:schemeClr val="accent1"/>
-                      </a:effectRef>
-                      <a:fontRef idx="minor">
-                        <a:schemeClr val="tx1"/>
-                      </a:fontRef>
-                    </wps:style>
-                    <wps:bodyPr/>
-                  </wps:wsp>
-                  <wps:wsp>
-                    <wps:cNvPr id="177" name="RenderInit--GetLayoutData"/>
-                    <wps:cNvCnPr>
-                      <a:stCxn id="60" idx="2"/>
-                      <a:endCxn id="61" idx="0"/>
-                    </wps:cNvCnPr>
-                    <wps:spPr>
-                      <a:xfrm>
-                        <a:off x="4645746" y="585555"/>
-                        <a:ext cx="0" cy="82473"/>
-                      </a:xfrm>
-                      <a:prstGeom prst="line">
-                        <a:avLst/>
-                      </a:prstGeom>
-                      <a:ln w="3175" cap="flat" cmpd="sng" algn="ctr">
-                        <a:solidFill>
-                          <a:srgbClr val="2F5496"/>
-                        </a:solidFill>
-                        <a:prstDash val="solid"/>
-                        <a:tailEnd type="triangle" w="med" len="med"/>
-                      </a:ln>
-                    </wps:spPr>
-                    <wps:style>
-                      <a:lnRef idx="2">
-                        <a:schemeClr val="accent1"/>
-                      </a:lnRef>
-                      <a:fillRef idx="0">
-                        <a:schemeClr val="accent1"/>
-                      </a:fillRef>
-                      <a:effectRef idx="1">
-                        <a:schemeClr val="accent1"/>
-                      </a:effectRef>
-                      <a:fontRef idx="minor">
-                        <a:schemeClr val="tx1"/>
-                      </a:fontRef>
-                    </wps:style>
-                    <wps:bodyPr/>
-                  </wps:wsp>
-                  <wps:wsp>
-                    <wps:cNvPr id="178" name="GetLayoutData--SetupLayoutData"/>
-                    <wps:cNvCnPr>
-                      <a:stCxn id="61" idx="2"/>
-                      <a:endCxn id="62" idx="0"/>
-                    </wps:cNvCnPr>
-                    <wps:spPr>
-                      <a:xfrm>
-                        <a:off x="4645746" y="711326"/>
-                        <a:ext cx="0" cy="70102"/>
-                      </a:xfrm>
-                      <a:prstGeom prst="line">
-                        <a:avLst/>
-                      </a:prstGeom>
-                      <a:ln w="3175" cap="flat" cmpd="sng" algn="ctr">
-                        <a:solidFill>
-                          <a:srgbClr val="2F5496"/>
-                        </a:solidFill>
-                        <a:prstDash val="solid"/>
-                        <a:tailEnd type="triangle" w="med" len="med"/>
-                      </a:ln>
-                    </wps:spPr>
-                    <wps:style>
-                      <a:lnRef idx="2">
-                        <a:schemeClr val="accent1"/>
-                      </a:lnRef>
-                      <a:fillRef idx="0">
-                        <a:schemeClr val="accent1"/>
-                      </a:fillRef>
-                      <a:effectRef idx="1">
-                        <a:schemeClr val="accent1"/>
-                      </a:effectRef>
-                      <a:fontRef idx="minor">
-                        <a:schemeClr val="tx1"/>
-                      </a:fontRef>
-                    </wps:style>
-                    <wps:bodyPr/>
-                  </wps:wsp>
-                  <wps:wsp>
-                    <wps:cNvPr id="179" name="SetupLayoutData--CallRender"/>
-                    <wps:cNvCnPr>
-                      <a:stCxn id="62" idx="1"/>
-                      <a:endCxn id="63" idx="3"/>
-                    </wps:cNvCnPr>
-                    <wps:spPr>
-                      <a:xfrm flipH="1">
-                        <a:off x="4517154" y="840189"/>
-                        <a:ext cx="59150" cy="138142"/>
-                      </a:xfrm>
-                      <a:prstGeom prst="line">
-                        <a:avLst/>
-                      </a:prstGeom>
-                      <a:ln w="3175" cap="flat" cmpd="sng" algn="ctr">
-                        <a:solidFill>
-                          <a:srgbClr val="2F5496"/>
-                        </a:solidFill>
-                        <a:prstDash val="solid"/>
-                        <a:tailEnd type="triangle" w="med" len="med"/>
-                      </a:ln>
-                    </wps:spPr>
-                    <wps:style>
-                      <a:lnRef idx="2">
-                        <a:schemeClr val="accent1"/>
-                      </a:lnRef>
-                      <a:fillRef idx="0">
-                        <a:schemeClr val="accent1"/>
-                      </a:fillRef>
-                      <a:effectRef idx="1">
-                        <a:schemeClr val="accent1"/>
-                      </a:effectRef>
-                      <a:fontRef idx="minor">
-                        <a:schemeClr val="tx1"/>
-                      </a:fontRef>
-                    </wps:style>
-                    <wps:bodyPr/>
-                  </wps:wsp>
-                  <wps:wsp>
-                    <wps:cNvPr id="180" name="CallRender--SetupViewPort"/>
-                    <wps:cNvCnPr>
-                      <a:stCxn id="63" idx="1"/>
-                      <a:endCxn id="64" idx="3"/>
-                    </wps:cNvCnPr>
-                    <wps:spPr>
-                      <a:xfrm flipH="1">
-                        <a:off x="4175240" y="978331"/>
-                        <a:ext cx="215105" cy="138141"/>
-                      </a:xfrm>
-                      <a:prstGeom prst="line">
-                        <a:avLst/>
-                      </a:prstGeom>
-                      <a:ln w="3175" cap="flat" cmpd="sng" algn="ctr">
-                        <a:solidFill>
-                          <a:srgbClr val="2F5496"/>
-                        </a:solidFill>
-                        <a:prstDash val="solid"/>
-                        <a:tailEnd type="triangle" w="med" len="med"/>
-                      </a:ln>
-                    </wps:spPr>
-                    <wps:style>
-                      <a:lnRef idx="2">
-                        <a:schemeClr val="accent1"/>
-                      </a:lnRef>
-                      <a:fillRef idx="0">
-                        <a:schemeClr val="accent1"/>
-                      </a:fillRef>
-                      <a:effectRef idx="1">
-                        <a:schemeClr val="accent1"/>
-                      </a:effectRef>
-                      <a:fontRef idx="minor">
-                        <a:schemeClr val="tx1"/>
-                      </a:fontRef>
-                    </wps:style>
-                    <wps:bodyPr/>
-                  </wps:wsp>
-                  <wps:wsp>
-                    <wps:cNvPr id="181" name="SetupViewPort--ProcessLinks"/>
-                    <wps:cNvCnPr>
-                      <a:stCxn id="64" idx="2"/>
-                      <a:endCxn id="65" idx="0"/>
-                    </wps:cNvCnPr>
-                    <wps:spPr>
-                      <a:xfrm>
-                        <a:off x="4094417" y="1138121"/>
-                        <a:ext cx="0" cy="76288"/>
-                      </a:xfrm>
-                      <a:prstGeom prst="line">
-                        <a:avLst/>
-                      </a:prstGeom>
-                      <a:ln w="3175" cap="flat" cmpd="sng" algn="ctr">
-                        <a:solidFill>
-                          <a:srgbClr val="2F5496"/>
-                        </a:solidFill>
-                        <a:prstDash val="solid"/>
-                        <a:tailEnd type="triangle" w="med" len="med"/>
-                      </a:ln>
-                    </wps:spPr>
-                    <wps:style>
-                      <a:lnRef idx="2">
-                        <a:schemeClr val="accent1"/>
-                      </a:lnRef>
-                      <a:fillRef idx="0">
-                        <a:schemeClr val="accent1"/>
-                      </a:fillRef>
-                      <a:effectRef idx="1">
-                        <a:schemeClr val="accent1"/>
-                      </a:effectRef>
-                      <a:fontRef idx="minor">
-                        <a:schemeClr val="tx1"/>
-                      </a:fontRef>
-                    </wps:style>
-                    <wps:bodyPr/>
-                  </wps:wsp>
-                  <wps:wsp>
-                    <wps:cNvPr id="182" name="CallRender--ShapeSystem"/>
-                    <wps:cNvCnPr>
-                      <a:stCxn id="63" idx="3"/>
-                      <a:endCxn id="66" idx="1"/>
-                    </wps:cNvCnPr>
-                    <wps:spPr>
-                      <a:xfrm>
-                        <a:off x="4517154" y="978331"/>
-                        <a:ext cx="193910" cy="138141"/>
-                      </a:xfrm>
-                      <a:prstGeom prst="line">
-                        <a:avLst/>
-                      </a:prstGeom>
-                      <a:ln w="3175" cap="flat" cmpd="sng" algn="ctr">
-                        <a:solidFill>
-                          <a:srgbClr val="2F5496"/>
-                        </a:solidFill>
-                        <a:prstDash val="solid"/>
-                        <a:tailEnd type="triangle" w="med" len="med"/>
-                      </a:ln>
-                    </wps:spPr>
-                    <wps:style>
-                      <a:lnRef idx="2">
-                        <a:schemeClr val="accent1"/>
-                      </a:lnRef>
-                      <a:fillRef idx="0">
-                        <a:schemeClr val="accent1"/>
-                      </a:fillRef>
-                      <a:effectRef idx="1">
-                        <a:schemeClr val="accent1"/>
-                      </a:effectRef>
-                      <a:fontRef idx="minor">
-                        <a:schemeClr val="tx1"/>
-                      </a:fontRef>
-                    </wps:style>
-                    <wps:bodyPr/>
-                  </wps:wsp>
-                  <wps:wsp>
-                    <wps:cNvPr id="183" name="ShapeSystem--ShapeFunctions"/>
-                    <wps:cNvCnPr>
-                      <a:stCxn id="66" idx="2"/>
-                      <a:endCxn id="67" idx="0"/>
-                    </wps:cNvCnPr>
-                    <wps:spPr>
-                      <a:xfrm>
-                        <a:off x="4802279" y="1138121"/>
-                        <a:ext cx="0" cy="85566"/>
-                      </a:xfrm>
-                      <a:prstGeom prst="line">
-                        <a:avLst/>
-                      </a:prstGeom>
-                      <a:ln w="3175" cap="flat" cmpd="sng" algn="ctr">
-                        <a:solidFill>
-                          <a:srgbClr val="2F5496"/>
-                        </a:solidFill>
-                        <a:prstDash val="solid"/>
-                        <a:tailEnd type="triangle" w="med" len="med"/>
-                      </a:ln>
-                    </wps:spPr>
-                    <wps:style>
-                      <a:lnRef idx="2">
-                        <a:schemeClr val="accent1"/>
-                      </a:lnRef>
-                      <a:fillRef idx="0">
-                        <a:schemeClr val="accent1"/>
-                      </a:fillRef>
-                      <a:effectRef idx="1">
-                        <a:schemeClr val="accent1"/>
-                      </a:effectRef>
-                      <a:fontRef idx="minor">
-                        <a:schemeClr val="tx1"/>
-                      </a:fontRef>
-                    </wps:style>
-                    <wps:bodyPr/>
-                  </wps:wsp>
-                  <wps:wsp>
-                    <wps:cNvPr id="184" name="ShapeFunctions--question"/>
+                    <wps:cNvPr id="186" name="ShapeFunctions--rect_left_inv_arrow"/>
                     <wps:cNvCnPr>
                       <a:stCxn id="67" idx="1"/>
-                      <a:endCxn id="68" idx="3"/>
+                      <a:endCxn id="70" idx="3"/>
                     </wps:cNvCnPr>
                     <wps:spPr>
-                      <a:xfrm>
-                        <a:off x="4267197" y="1266985"/>
-                        <a:ext cx="467454" cy="135049"/>
+                      <a:xfrm flipH="1">
+                        <a:off x="4685005" y="1369372"/>
+                        <a:ext cx="95665" cy="146679"/>
+                      </a:xfrm>
+                      <a:prstGeom prst="line">
+                        <a:avLst/>
+                      </a:prstGeom>
+                      <a:ln w="3175" cap="flat" cmpd="sng" algn="ctr">
+                        <a:solidFill>
+                          <a:srgbClr val="2F5496"/>
+                        </a:solidFill>
+                        <a:prstDash val="solid"/>
+                        <a:tailEnd type="triangle" w="med" len="med"/>
+                      </a:ln>
+                    </wps:spPr>
+                    <wps:style>
+                      <a:lnRef idx="2">
+                        <a:schemeClr val="accent1"/>
+                      </a:lnRef>
+                      <a:fillRef idx="0">
+                        <a:schemeClr val="accent1"/>
+                      </a:fillRef>
+                      <a:effectRef idx="1">
+                        <a:schemeClr val="accent1"/>
+                      </a:effectRef>
+                      <a:fontRef idx="minor">
+                        <a:schemeClr val="tx1"/>
+                      </a:fontRef>
+                    </wps:style>
+                    <wps:bodyPr/>
+                  </wps:wsp>
+                  <wps:wsp>
+                    <wps:cNvPr id="187" name="ShapeFunctions--lean_right"/>
+                    <wps:cNvCnPr>
+                      <a:stCxn id="67" idx="2"/>
+                      <a:endCxn id="71" idx="0"/>
+                    </wps:cNvCnPr>
+                    <wps:spPr>
+                      <a:xfrm flipH="1">
+                        <a:off x="4777087" y="1416399"/>
+                        <a:ext cx="77035" cy="76138"/>
+                      </a:xfrm>
+                      <a:prstGeom prst="line">
+                        <a:avLst/>
+                      </a:prstGeom>
+                      <a:ln w="3175" cap="flat" cmpd="sng" algn="ctr">
+                        <a:solidFill>
+                          <a:srgbClr val="2F5496"/>
+                        </a:solidFill>
+                        <a:prstDash val="solid"/>
+                        <a:tailEnd type="triangle" w="med" len="med"/>
+                      </a:ln>
+                    </wps:spPr>
+                    <wps:style>
+                      <a:lnRef idx="2">
+                        <a:schemeClr val="accent1"/>
+                      </a:lnRef>
+                      <a:fillRef idx="0">
+                        <a:schemeClr val="accent1"/>
+                      </a:fillRef>
+                      <a:effectRef idx="1">
+                        <a:schemeClr val="accent1"/>
+                      </a:effectRef>
+                      <a:fontRef idx="minor">
+                        <a:schemeClr val="tx1"/>
+                      </a:fontRef>
+                    </wps:style>
+                    <wps:bodyPr/>
+                  </wps:wsp>
+                  <wps:wsp>
+                    <wps:cNvPr id="188" name="ShapeFunctions--lean_left"/>
+                    <wps:cNvCnPr>
+                      <a:stCxn id="67" idx="2"/>
+                      <a:endCxn id="72" idx="0"/>
+                    </wps:cNvCnPr>
+                    <wps:spPr>
+                      <a:xfrm>
+                        <a:off x="4854122" y="1416399"/>
+                        <a:ext cx="77034" cy="76138"/>
+                      </a:xfrm>
+                      <a:prstGeom prst="line">
+                        <a:avLst/>
+                      </a:prstGeom>
+                      <a:ln w="3175" cap="flat" cmpd="sng" algn="ctr">
+                        <a:solidFill>
+                          <a:srgbClr val="2F5496"/>
+                        </a:solidFill>
+                        <a:prstDash val="solid"/>
+                        <a:tailEnd type="triangle" w="med" len="med"/>
+                      </a:ln>
+                    </wps:spPr>
+                    <wps:style>
+                      <a:lnRef idx="2">
+                        <a:schemeClr val="accent1"/>
+                      </a:lnRef>
+                      <a:fillRef idx="0">
+                        <a:schemeClr val="accent1"/>
+                      </a:fillRef>
+                      <a:effectRef idx="1">
+                        <a:schemeClr val="accent1"/>
+                      </a:effectRef>
+                      <a:fontRef idx="minor">
+                        <a:schemeClr val="tx1"/>
+                      </a:fontRef>
+                    </wps:style>
+                    <wps:bodyPr/>
+                  </wps:wsp>
+                  <wps:wsp>
+                    <wps:cNvPr id="189" name="ShapeFunctions--insertPolygonShape"/>
+                    <wps:cNvCnPr>
+                      <a:stCxn id="67" idx="3"/>
+                      <a:endCxn id="73" idx="1"/>
+                    </wps:cNvCnPr>
+                    <wps:spPr>
+                      <a:xfrm>
+                        <a:off x="4927573" y="1369372"/>
+                        <a:ext cx="92441" cy="146679"/>
+                      </a:xfrm>
+                      <a:prstGeom prst="line">
+                        <a:avLst/>
+                      </a:prstGeom>
+                      <a:ln w="3175" cap="flat" cmpd="sng" algn="ctr">
+                        <a:solidFill>
+                          <a:srgbClr val="2F5496"/>
+                        </a:solidFill>
+                        <a:prstDash val="solid"/>
+                        <a:tailEnd type="triangle" w="med" len="med"/>
+                      </a:ln>
+                    </wps:spPr>
+                    <wps:style>
+                      <a:lnRef idx="2">
+                        <a:schemeClr val="accent1"/>
+                      </a:lnRef>
+                      <a:fillRef idx="0">
+                        <a:schemeClr val="accent1"/>
+                      </a:fillRef>
+                      <a:effectRef idx="1">
+                        <a:schemeClr val="accent1"/>
+                      </a:effectRef>
+                      <a:fontRef idx="minor">
+                        <a:schemeClr val="tx1"/>
+                      </a:fontRef>
+                    </wps:style>
+                    <wps:bodyPr/>
+                  </wps:wsp>
+                  <wps:wsp>
+                    <wps:cNvPr id="190" name="ShapeFunctions--intersectPolygon"/>
+                    <wps:cNvCnPr>
+                      <a:stCxn id="67" idx="3"/>
+                      <a:endCxn id="74" idx="1"/>
+                    </wps:cNvCnPr>
+                    <wps:spPr>
+                      <a:xfrm>
+                        <a:off x="4927573" y="1369372"/>
+                        <a:ext cx="382125" cy="146679"/>
                       </a:xfrm>
                       <a:custGeom>
                         <a:avLst/>
@@ -9990,15 +10235,15 @@
                         <a:cxnLst/>
                         <a:rect l="0" t="0" r="0" b="0"/>
                         <a:pathLst>
-                          <a:path w="467454" h="135049">
+                          <a:path w="382125" h="146679">
                             <a:moveTo>
-                              <a:pt x="467454" y="0"/>
+                              <a:pt x="0" y="0"/>
                             </a:moveTo>
                             <a:lnTo>
-                              <a:pt x="0" y="75256"/>
+                              <a:pt x="382125" y="81737"/>
                             </a:lnTo>
                             <a:lnTo>
-                              <a:pt x="54102" y="135049"/>
+                              <a:pt x="303479" y="146679"/>
                             </a:lnTo>
                           </a:path>
                         </a:pathLst>
@@ -10028,15 +10273,15 @@
                     <wps:bodyPr/>
                   </wps:wsp>
                   <wps:wsp>
-                    <wps:cNvPr id="185" name="ShapeFunctions--hexagon"/>
+                    <wps:cNvPr id="191" name="ShapeFunctions--intersectRect"/>
                     <wps:cNvCnPr>
-                      <a:stCxn id="67" idx="1"/>
-                      <a:endCxn id="69" idx="3"/>
+                      <a:stCxn id="67" idx="3"/>
+                      <a:endCxn id="75" idx="1"/>
                     </wps:cNvCnPr>
                     <wps:spPr>
                       <a:xfrm>
-                        <a:off x="4397173" y="1266985"/>
-                        <a:ext cx="337478" cy="135049"/>
+                        <a:off x="4927573" y="1369372"/>
+                        <a:ext cx="556617" cy="146679"/>
                       </a:xfrm>
                       <a:custGeom>
                         <a:avLst/>
@@ -10045,15 +10290,15 @@
                         <a:cxnLst/>
                         <a:rect l="0" t="0" r="0" b="0"/>
                         <a:pathLst>
-                          <a:path w="337478" h="135049">
+                          <a:path w="556617" h="146679">
                             <a:moveTo>
-                              <a:pt x="337478" y="0"/>
+                              <a:pt x="0" y="0"/>
                             </a:moveTo>
                             <a:lnTo>
-                              <a:pt x="0" y="75256"/>
+                              <a:pt x="556617" y="81737"/>
                             </a:lnTo>
                             <a:lnTo>
-                              <a:pt x="51133" y="135049"/>
+                              <a:pt x="487644" y="146679"/>
                             </a:lnTo>
                           </a:path>
                         </a:pathLst>
@@ -10083,15 +10328,205 @@
                     <wps:bodyPr/>
                   </wps:wsp>
                   <wps:wsp>
-                    <wps:cNvPr id="186" name="ShapeFunctions--rect_left_inv_arrow"/>
+                    <wps:cNvPr id="192" name="Styles--stylesTS"/>
                     <wps:cNvCnPr>
-                      <a:stCxn id="67" idx="1"/>
-                      <a:endCxn id="70" idx="3"/>
+                      <a:stCxn id="13" idx="2"/>
+                      <a:endCxn id="76" idx="0"/>
                     </wps:cNvCnPr>
                     <wps:spPr>
+                      <a:xfrm>
+                        <a:off x="4842369" y="389650"/>
+                        <a:ext cx="0" cy="49266"/>
+                      </a:xfrm>
+                      <a:prstGeom prst="line">
+                        <a:avLst/>
+                      </a:prstGeom>
+                      <a:ln w="3175" cap="flat" cmpd="sng" algn="ctr">
+                        <a:solidFill>
+                          <a:srgbClr val="2F5496"/>
+                        </a:solidFill>
+                        <a:prstDash val="solid"/>
+                        <a:tailEnd type="triangle" w="med" len="med"/>
+                      </a:ln>
+                    </wps:spPr>
+                    <wps:style>
+                      <a:lnRef idx="2">
+                        <a:schemeClr val="accent1"/>
+                      </a:lnRef>
+                      <a:fillRef idx="0">
+                        <a:schemeClr val="accent1"/>
+                      </a:fillRef>
+                      <a:effectRef idx="1">
+                        <a:schemeClr val="accent1"/>
+                      </a:effectRef>
+                      <a:fontRef idx="minor">
+                        <a:schemeClr val="tx1"/>
+                      </a:fontRef>
+                    </wps:style>
+                    <wps:bodyPr/>
+                  </wps:wsp>
+                  <wps:wsp>
+                    <wps:cNvPr id="193" name="stylesTS--StyleOptions"/>
+                    <wps:cNvCnPr>
+                      <a:stCxn id="76" idx="2"/>
+                      <a:endCxn id="77" idx="0"/>
+                    </wps:cNvCnPr>
+                    <wps:spPr>
+                      <a:xfrm>
+                        <a:off x="4842369" y="485942"/>
+                        <a:ext cx="0" cy="49266"/>
+                      </a:xfrm>
+                      <a:prstGeom prst="line">
+                        <a:avLst/>
+                      </a:prstGeom>
+                      <a:ln w="3175" cap="flat" cmpd="sng" algn="ctr">
+                        <a:solidFill>
+                          <a:srgbClr val="2F5496"/>
+                        </a:solidFill>
+                        <a:prstDash val="solid"/>
+                        <a:tailEnd type="triangle" w="med" len="med"/>
+                      </a:ln>
+                    </wps:spPr>
+                    <wps:style>
+                      <a:lnRef idx="2">
+                        <a:schemeClr val="accent1"/>
+                      </a:lnRef>
+                      <a:fillRef idx="0">
+                        <a:schemeClr val="accent1"/>
+                      </a:fillRef>
+                      <a:effectRef idx="1">
+                        <a:schemeClr val="accent1"/>
+                      </a:effectRef>
+                      <a:fontRef idx="minor">
+                        <a:schemeClr val="tx1"/>
+                      </a:fontRef>
+                    </wps:style>
+                    <wps:bodyPr/>
+                  </wps:wsp>
+                  <wps:wsp>
+                    <wps:cNvPr id="194" name="StyleOptions--GenerateCSS"/>
+                    <wps:cNvCnPr>
+                      <a:stCxn id="77" idx="2"/>
+                      <a:endCxn id="78" idx="0"/>
+                    </wps:cNvCnPr>
+                    <wps:spPr>
+                      <a:xfrm>
+                        <a:off x="4842369" y="662852"/>
+                        <a:ext cx="0" cy="42548"/>
+                      </a:xfrm>
+                      <a:prstGeom prst="line">
+                        <a:avLst/>
+                      </a:prstGeom>
+                      <a:ln w="3175" cap="flat" cmpd="sng" algn="ctr">
+                        <a:solidFill>
+                          <a:srgbClr val="2F5496"/>
+                        </a:solidFill>
+                        <a:prstDash val="solid"/>
+                        <a:tailEnd type="triangle" w="med" len="med"/>
+                      </a:ln>
+                    </wps:spPr>
+                    <wps:style>
+                      <a:lnRef idx="2">
+                        <a:schemeClr val="accent1"/>
+                      </a:lnRef>
+                      <a:fillRef idx="0">
+                        <a:schemeClr val="accent1"/>
+                      </a:fillRef>
+                      <a:effectRef idx="1">
+                        <a:schemeClr val="accent1"/>
+                      </a:effectRef>
+                      <a:fontRef idx="minor">
+                        <a:schemeClr val="tx1"/>
+                      </a:fontRef>
+                    </wps:style>
+                    <wps:bodyPr/>
+                  </wps:wsp>
+                  <wps:wsp>
+                    <wps:cNvPr id="195" name="GenerateCSS--GetIconStyles"/>
+                    <wps:cNvCnPr>
+                      <a:stCxn id="78" idx="2"/>
+                      <a:endCxn id="79" idx="0"/>
+                    </wps:cNvCnPr>
+                    <wps:spPr>
+                      <a:xfrm>
+                        <a:off x="4842369" y="833044"/>
+                        <a:ext cx="0" cy="82857"/>
+                      </a:xfrm>
+                      <a:prstGeom prst="line">
+                        <a:avLst/>
+                      </a:prstGeom>
+                      <a:ln w="3175" cap="flat" cmpd="sng" algn="ctr">
+                        <a:solidFill>
+                          <a:srgbClr val="2F5496"/>
+                        </a:solidFill>
+                        <a:prstDash val="solid"/>
+                        <a:tailEnd type="triangle" w="med" len="med"/>
+                      </a:ln>
+                    </wps:spPr>
+                    <wps:style>
+                      <a:lnRef idx="2">
+                        <a:schemeClr val="accent1"/>
+                      </a:lnRef>
+                      <a:fillRef idx="0">
+                        <a:schemeClr val="accent1"/>
+                      </a:fillRef>
+                      <a:effectRef idx="1">
+                        <a:schemeClr val="accent1"/>
+                      </a:effectRef>
+                      <a:fontRef idx="minor">
+                        <a:schemeClr val="tx1"/>
+                      </a:fontRef>
+                    </wps:style>
+                    <wps:bodyPr/>
+                  </wps:wsp>
+                  <wps:wsp>
+                    <wps:cNvPr id="196" name="Parser--TypeSystem"/>
+                    <wps:cNvCnPr>
+                      <a:stCxn id="10" idx="2"/>
+                      <a:endCxn id="80" idx="0"/>
+                    </wps:cNvCnPr>
+                    <wps:spPr>
+                      <a:xfrm>
+                        <a:off x="1021240" y="389650"/>
+                        <a:ext cx="73541" cy="49266"/>
+                      </a:xfrm>
+                      <a:prstGeom prst="line">
+                        <a:avLst/>
+                      </a:prstGeom>
+                      <a:ln w="3175" cap="flat" cmpd="sng" algn="ctr">
+                        <a:solidFill>
+                          <a:srgbClr val="2F5496"/>
+                        </a:solidFill>
+                        <a:prstDash val="solid"/>
+                        <a:tailEnd type="triangle" w="med" len="med"/>
+                      </a:ln>
+                    </wps:spPr>
+                    <wps:style>
+                      <a:lnRef idx="2">
+                        <a:schemeClr val="accent1"/>
+                      </a:lnRef>
+                      <a:fillRef idx="0">
+                        <a:schemeClr val="accent1"/>
+                      </a:fillRef>
+                      <a:effectRef idx="1">
+                        <a:schemeClr val="accent1"/>
+                      </a:effectRef>
+                      <a:fontRef idx="minor">
+                        <a:schemeClr val="tx1"/>
+                      </a:fontRef>
+                    </wps:style>
+                    <wps:bodyPr/>
+                  </wps:wsp>
+                  <wps:wsp>
+                    <wps:cNvPr id="197" name="TypeSystem--FlowVertex"/>
+                    <wps:cNvCnPr>
+                      <a:stCxn id="80" idx="1"/>
+                      <a:endCxn id="81" idx="3"/>
+                    </wps:cNvCnPr>
+                    <wps:spPr>
                       <a:xfrm flipH="1">
-                        <a:off x="4646570" y="1266985"/>
-                        <a:ext cx="88081" cy="135049"/>
+                        <a:off x="931397" y="462429"/>
+                        <a:ext cx="115372" cy="136601"/>
                       </a:xfrm>
                       <a:prstGeom prst="line">
                         <a:avLst/>
@@ -10121,15 +10556,15 @@
                     <wps:bodyPr/>
                   </wps:wsp>
                   <wps:wsp>
-                    <wps:cNvPr id="187" name="ShapeFunctions--lean_right"/>
+                    <wps:cNvPr id="198" name="TypeSystem--FlowEdge"/>
                     <wps:cNvCnPr>
-                      <a:stCxn id="67" idx="2"/>
-                      <a:endCxn id="71" idx="0"/>
+                      <a:stCxn id="80" idx="2"/>
+                      <a:endCxn id="82" idx="0"/>
                     </wps:cNvCnPr>
                     <wps:spPr>
                       <a:xfrm flipH="1">
-                        <a:off x="4731352" y="1310283"/>
-                        <a:ext cx="70927" cy="70102"/>
+                        <a:off x="994458" y="485942"/>
+                        <a:ext cx="100323" cy="89575"/>
                       </a:xfrm>
                       <a:prstGeom prst="line">
                         <a:avLst/>
@@ -10159,15 +10594,15 @@
                     <wps:bodyPr/>
                   </wps:wsp>
                   <wps:wsp>
-                    <wps:cNvPr id="188" name="ShapeFunctions--lean_left"/>
+                    <wps:cNvPr id="199" name="TypeSystem--FlowClass"/>
                     <wps:cNvCnPr>
-                      <a:stCxn id="67" idx="2"/>
-                      <a:endCxn id="72" idx="0"/>
+                      <a:stCxn id="80" idx="2"/>
+                      <a:endCxn id="83" idx="0"/>
                     </wps:cNvCnPr>
                     <wps:spPr>
                       <a:xfrm>
-                        <a:off x="4802279" y="1310283"/>
-                        <a:ext cx="70926" cy="70102"/>
+                        <a:off x="1094781" y="485942"/>
+                        <a:ext cx="0" cy="89575"/>
                       </a:xfrm>
                       <a:prstGeom prst="line">
                         <a:avLst/>
@@ -10197,15 +10632,15 @@
                     <wps:bodyPr/>
                   </wps:wsp>
                   <wps:wsp>
-                    <wps:cNvPr id="189" name="ShapeFunctions--insertPolygonShape"/>
+                    <wps:cNvPr id="200" name="TypeSystem--FlowSubGraph"/>
                     <wps:cNvCnPr>
-                      <a:stCxn id="67" idx="3"/>
-                      <a:endCxn id="73" idx="1"/>
+                      <a:stCxn id="80" idx="2"/>
+                      <a:endCxn id="84" idx="0"/>
                     </wps:cNvCnPr>
                     <wps:spPr>
                       <a:xfrm>
-                        <a:off x="4869906" y="1266985"/>
-                        <a:ext cx="85112" cy="135049"/>
+                        <a:off x="1094781" y="485942"/>
+                        <a:ext cx="111610" cy="89575"/>
                       </a:xfrm>
                       <a:prstGeom prst="line">
                         <a:avLst/>
@@ -10235,15 +10670,91 @@
                     <wps:bodyPr/>
                   </wps:wsp>
                   <wps:wsp>
-                    <wps:cNvPr id="190" name="ShapeFunctions--intersectPolygon"/>
+                    <wps:cNvPr id="201" name="TypeSystem--FlowVertexTypeParam"/>
                     <wps:cNvCnPr>
-                      <a:stCxn id="67" idx="3"/>
-                      <a:endCxn id="74" idx="1"/>
+                      <a:stCxn id="80" idx="3"/>
+                      <a:endCxn id="85" idx="1"/>
                     </wps:cNvCnPr>
                     <wps:spPr>
                       <a:xfrm>
-                        <a:off x="4869906" y="1266985"/>
-                        <a:ext cx="351828" cy="135049"/>
+                        <a:off x="1142793" y="462429"/>
+                        <a:ext cx="137945" cy="136601"/>
+                      </a:xfrm>
+                      <a:prstGeom prst="line">
+                        <a:avLst/>
+                      </a:prstGeom>
+                      <a:ln w="3175" cap="flat" cmpd="sng" algn="ctr">
+                        <a:solidFill>
+                          <a:srgbClr val="2F5496"/>
+                        </a:solidFill>
+                        <a:prstDash val="solid"/>
+                        <a:tailEnd type="triangle" w="med" len="med"/>
+                      </a:ln>
+                    </wps:spPr>
+                    <wps:style>
+                      <a:lnRef idx="2">
+                        <a:schemeClr val="accent1"/>
+                      </a:lnRef>
+                      <a:fillRef idx="0">
+                        <a:schemeClr val="accent1"/>
+                      </a:fillRef>
+                      <a:effectRef idx="1">
+                        <a:schemeClr val="accent1"/>
+                      </a:effectRef>
+                      <a:fontRef idx="minor">
+                        <a:schemeClr val="tx1"/>
+                      </a:fontRef>
+                    </wps:style>
+                    <wps:bodyPr/>
+                  </wps:wsp>
+                  <wps:wsp>
+                    <wps:cNvPr id="202" name="DBMethods--UtilityFunctions"/>
+                    <wps:cNvCnPr>
+                      <a:stCxn id="26" idx="3"/>
+                      <a:endCxn id="86" idx="1"/>
+                    </wps:cNvCnPr>
+                    <wps:spPr>
+                      <a:xfrm>
+                        <a:off x="1558957" y="769222"/>
+                        <a:ext cx="1345590" cy="163474"/>
+                      </a:xfrm>
+                      <a:prstGeom prst="line">
+                        <a:avLst/>
+                      </a:prstGeom>
+                      <a:ln w="3175" cap="flat" cmpd="sng" algn="ctr">
+                        <a:solidFill>
+                          <a:srgbClr val="2F5496"/>
+                        </a:solidFill>
+                        <a:prstDash val="solid"/>
+                        <a:tailEnd type="triangle" w="med" len="med"/>
+                      </a:ln>
+                    </wps:spPr>
+                    <wps:style>
+                      <a:lnRef idx="2">
+                        <a:schemeClr val="accent1"/>
+                      </a:lnRef>
+                      <a:fillRef idx="0">
+                        <a:schemeClr val="accent1"/>
+                      </a:fillRef>
+                      <a:effectRef idx="1">
+                        <a:schemeClr val="accent1"/>
+                      </a:effectRef>
+                      <a:fontRef idx="minor">
+                        <a:schemeClr val="tx1"/>
+                      </a:fontRef>
+                    </wps:style>
+                    <wps:bodyPr/>
+                  </wps:wsp>
+                  <wps:wsp>
+                    <wps:cNvPr id="203" name="UtilityFunctions--lookUpDomId"/>
+                    <wps:cNvCnPr>
+                      <a:stCxn id="86" idx="1"/>
+                      <a:endCxn id="87" idx="3"/>
+                    </wps:cNvCnPr>
+                    <wps:spPr>
+                      <a:xfrm>
+                        <a:off x="2500028" y="932696"/>
+                        <a:ext cx="404519" cy="139960"/>
                       </a:xfrm>
                       <a:custGeom>
                         <a:avLst/>
@@ -10252,15 +10763,15 @@
                         <a:cxnLst/>
                         <a:rect l="0" t="0" r="0" b="0"/>
                         <a:pathLst>
-                          <a:path w="351828" h="135049">
+                          <a:path w="404519" h="139960">
                             <a:moveTo>
-                              <a:pt x="0" y="0"/>
+                              <a:pt x="404519" y="0"/>
                             </a:moveTo>
                             <a:lnTo>
-                              <a:pt x="351828" y="75256"/>
+                              <a:pt x="0" y="75019"/>
                             </a:lnTo>
                             <a:lnTo>
-                              <a:pt x="279417" y="135049"/>
+                              <a:pt x="57149" y="139960"/>
                             </a:lnTo>
                           </a:path>
                         </a:pathLst>
@@ -10290,15 +10801,15 @@
                     <wps:bodyPr/>
                   </wps:wsp>
                   <wps:wsp>
-                    <wps:cNvPr id="191" name="ShapeFunctions--intersectRect"/>
+                    <wps:cNvPr id="204" name="UtilityFunctions--getClasses"/>
                     <wps:cNvCnPr>
-                      <a:stCxn id="67" idx="3"/>
-                      <a:endCxn id="75" idx="1"/>
+                      <a:stCxn id="86" idx="1"/>
+                      <a:endCxn id="88" idx="3"/>
                     </wps:cNvCnPr>
                     <wps:spPr>
                       <a:xfrm>
-                        <a:off x="4869906" y="1266985"/>
-                        <a:ext cx="512485" cy="135049"/>
+                        <a:off x="2630449" y="932696"/>
+                        <a:ext cx="274098" cy="139960"/>
                       </a:xfrm>
                       <a:custGeom>
                         <a:avLst/>
@@ -10307,15 +10818,15 @@
                         <a:cxnLst/>
                         <a:rect l="0" t="0" r="0" b="0"/>
                         <a:pathLst>
-                          <a:path w="512485" h="135049">
+                          <a:path w="274098" h="139960">
                             <a:moveTo>
-                              <a:pt x="0" y="0"/>
+                              <a:pt x="274098" y="0"/>
                             </a:moveTo>
                             <a:lnTo>
-                              <a:pt x="512485" y="75256"/>
+                              <a:pt x="0" y="75019"/>
                             </a:lnTo>
                             <a:lnTo>
-                              <a:pt x="448981" y="135049"/>
+                              <a:pt x="46400" y="139960"/>
                             </a:lnTo>
                           </a:path>
                         </a:pathLst>
@@ -10345,15 +10856,15 @@
                     <wps:bodyPr/>
                   </wps:wsp>
                   <wps:wsp>
-                    <wps:cNvPr id="192" name="Styles--stylesTS"/>
+                    <wps:cNvPr id="205" name="UtilityFunctions--getDirection"/>
                     <wps:cNvCnPr>
-                      <a:stCxn id="13" idx="2"/>
-                      <a:endCxn id="76" idx="0"/>
+                      <a:stCxn id="86" idx="1"/>
+                      <a:endCxn id="89" idx="3"/>
                     </wps:cNvCnPr>
                     <wps:spPr>
-                      <a:xfrm>
-                        <a:off x="4901312" y="358756"/>
-                        <a:ext cx="0" cy="45360"/>
+                      <a:xfrm flipH="1">
+                        <a:off x="2809419" y="932696"/>
+                        <a:ext cx="95128" cy="139960"/>
                       </a:xfrm>
                       <a:prstGeom prst="line">
                         <a:avLst/>
@@ -10383,15 +10894,15 @@
                     <wps:bodyPr/>
                   </wps:wsp>
                   <wps:wsp>
-                    <wps:cNvPr id="193" name="stylesTS--StyleOptions"/>
+                    <wps:cNvPr id="206" name="UtilityFunctions--getVertices"/>
                     <wps:cNvCnPr>
-                      <a:stCxn id="76" idx="2"/>
-                      <a:endCxn id="77" idx="0"/>
+                      <a:stCxn id="86" idx="2"/>
+                      <a:endCxn id="90" idx="0"/>
                     </wps:cNvCnPr>
                     <wps:spPr>
-                      <a:xfrm>
-                        <a:off x="4901312" y="435043"/>
-                        <a:ext cx="0" cy="51545"/>
+                      <a:xfrm flipH="1">
+                        <a:off x="2885916" y="979723"/>
+                        <a:ext cx="92083" cy="76138"/>
                       </a:xfrm>
                       <a:prstGeom prst="line">
                         <a:avLst/>
@@ -10421,15 +10932,15 @@
                     <wps:bodyPr/>
                   </wps:wsp>
                   <wps:wsp>
-                    <wps:cNvPr id="194" name="StyleOptions--GenerateCSS"/>
+                    <wps:cNvPr id="207" name="UtilityFunctions--getEdges"/>
                     <wps:cNvCnPr>
-                      <a:stCxn id="77" idx="2"/>
-                      <a:endCxn id="78" idx="0"/>
+                      <a:stCxn id="86" idx="2"/>
+                      <a:endCxn id="91" idx="0"/>
                     </wps:cNvCnPr>
                     <wps:spPr>
                       <a:xfrm>
-                        <a:off x="4901312" y="591741"/>
-                        <a:ext cx="0" cy="39174"/>
+                        <a:off x="2977999" y="979723"/>
+                        <a:ext cx="24364" cy="76138"/>
                       </a:xfrm>
                       <a:prstGeom prst="line">
                         <a:avLst/>
@@ -10459,15 +10970,15 @@
                     <wps:bodyPr/>
                   </wps:wsp>
                   <wps:wsp>
-                    <wps:cNvPr id="195" name="GenerateCSS--GetIconStyles"/>
+                    <wps:cNvPr id="208" name="UtilityFunctions--getSubGraphs"/>
                     <wps:cNvCnPr>
-                      <a:stCxn id="78" idx="2"/>
-                      <a:endCxn id="79" idx="0"/>
+                      <a:stCxn id="86" idx="3"/>
+                      <a:endCxn id="92" idx="1"/>
                     </wps:cNvCnPr>
                     <wps:spPr>
                       <a:xfrm>
-                        <a:off x="4901312" y="748439"/>
-                        <a:ext cx="0" cy="76287"/>
+                        <a:off x="3051450" y="932696"/>
+                        <a:ext cx="17736" cy="139960"/>
                       </a:xfrm>
                       <a:prstGeom prst="line">
                         <a:avLst/>
@@ -10497,15 +11008,15 @@
                     <wps:bodyPr/>
                   </wps:wsp>
                   <wps:wsp>
-                    <wps:cNvPr id="196" name="Parser--TypeSystem"/>
+                    <wps:cNvPr id="209" name="UtilityFunctions--clear"/>
                     <wps:cNvCnPr>
-                      <a:stCxn id="10" idx="3"/>
-                      <a:endCxn id="80" idx="1"/>
+                      <a:stCxn id="86" idx="3"/>
+                      <a:endCxn id="93" idx="1"/>
                     </wps:cNvCnPr>
                     <wps:spPr>
                       <a:xfrm>
-                        <a:off x="1011196" y="337107"/>
-                        <a:ext cx="41533" cy="82472"/>
+                        <a:off x="3051450" y="932696"/>
+                        <a:ext cx="151381" cy="139960"/>
                       </a:xfrm>
                       <a:prstGeom prst="line">
                         <a:avLst/>
@@ -10535,167 +11046,15 @@
                     <wps:bodyPr/>
                   </wps:wsp>
                   <wps:wsp>
-                    <wps:cNvPr id="197" name="TypeSystem--FlowVertex"/>
+                    <wps:cNvPr id="210" name="UtilityFunctions--defaultConfig"/>
                     <wps:cNvCnPr>
-                      <a:stCxn id="80" idx="2"/>
-                      <a:endCxn id="81" idx="0"/>
+                      <a:stCxn id="86" idx="3"/>
+                      <a:endCxn id="94" idx="1"/>
                     </wps:cNvCnPr>
                     <wps:spPr>
-                      <a:xfrm flipH="1">
-                        <a:off x="1016441" y="441228"/>
-                        <a:ext cx="93854" cy="76287"/>
-                      </a:xfrm>
-                      <a:prstGeom prst="line">
-                        <a:avLst/>
-                      </a:prstGeom>
-                      <a:ln w="3175" cap="flat" cmpd="sng" algn="ctr">
-                        <a:solidFill>
-                          <a:srgbClr val="2F5496"/>
-                        </a:solidFill>
-                        <a:prstDash val="solid"/>
-                        <a:tailEnd type="triangle" w="med" len="med"/>
-                      </a:ln>
-                    </wps:spPr>
-                    <wps:style>
-                      <a:lnRef idx="2">
-                        <a:schemeClr val="accent1"/>
-                      </a:lnRef>
-                      <a:fillRef idx="0">
-                        <a:schemeClr val="accent1"/>
-                      </a:fillRef>
-                      <a:effectRef idx="1">
-                        <a:schemeClr val="accent1"/>
-                      </a:effectRef>
-                      <a:fontRef idx="minor">
-                        <a:schemeClr val="tx1"/>
-                      </a:fontRef>
-                    </wps:style>
-                    <wps:bodyPr/>
-                  </wps:wsp>
-                  <wps:wsp>
-                    <wps:cNvPr id="198" name="TypeSystem--FlowEdge"/>
-                    <wps:cNvCnPr>
-                      <a:stCxn id="80" idx="2"/>
-                      <a:endCxn id="82" idx="0"/>
-                    </wps:cNvCnPr>
-                    <wps:spPr>
-                      <a:xfrm>
-                        <a:off x="1110295" y="441228"/>
-                        <a:ext cx="1485" cy="76287"/>
-                      </a:xfrm>
-                      <a:prstGeom prst="line">
-                        <a:avLst/>
-                      </a:prstGeom>
-                      <a:ln w="3175" cap="flat" cmpd="sng" algn="ctr">
-                        <a:solidFill>
-                          <a:srgbClr val="2F5496"/>
-                        </a:solidFill>
-                        <a:prstDash val="solid"/>
-                        <a:tailEnd type="triangle" w="med" len="med"/>
-                      </a:ln>
-                    </wps:spPr>
-                    <wps:style>
-                      <a:lnRef idx="2">
-                        <a:schemeClr val="accent1"/>
-                      </a:lnRef>
-                      <a:fillRef idx="0">
-                        <a:schemeClr val="accent1"/>
-                      </a:fillRef>
-                      <a:effectRef idx="1">
-                        <a:schemeClr val="accent1"/>
-                      </a:effectRef>
-                      <a:fontRef idx="minor">
-                        <a:schemeClr val="tx1"/>
-                      </a:fontRef>
-                    </wps:style>
-                    <wps:bodyPr/>
-                  </wps:wsp>
-                  <wps:wsp>
-                    <wps:cNvPr id="199" name="TypeSystem--FlowClass"/>
-                    <wps:cNvCnPr>
-                      <a:stCxn id="80" idx="2"/>
-                      <a:endCxn id="83" idx="0"/>
-                    </wps:cNvCnPr>
-                    <wps:spPr>
-                      <a:xfrm>
-                        <a:off x="1110295" y="441228"/>
-                        <a:ext cx="93854" cy="76287"/>
-                      </a:xfrm>
-                      <a:prstGeom prst="line">
-                        <a:avLst/>
-                      </a:prstGeom>
-                      <a:ln w="3175" cap="flat" cmpd="sng" algn="ctr">
-                        <a:solidFill>
-                          <a:srgbClr val="2F5496"/>
-                        </a:solidFill>
-                        <a:prstDash val="solid"/>
-                        <a:tailEnd type="triangle" w="med" len="med"/>
-                      </a:ln>
-                    </wps:spPr>
-                    <wps:style>
-                      <a:lnRef idx="2">
-                        <a:schemeClr val="accent1"/>
-                      </a:lnRef>
-                      <a:fillRef idx="0">
-                        <a:schemeClr val="accent1"/>
-                      </a:fillRef>
-                      <a:effectRef idx="1">
-                        <a:schemeClr val="accent1"/>
-                      </a:effectRef>
-                      <a:fontRef idx="minor">
-                        <a:schemeClr val="tx1"/>
-                      </a:fontRef>
-                    </wps:style>
-                    <wps:bodyPr/>
-                  </wps:wsp>
-                  <wps:wsp>
-                    <wps:cNvPr id="200" name="TypeSystem--FlowSubGraph"/>
-                    <wps:cNvCnPr>
-                      <a:stCxn id="80" idx="3"/>
-                      <a:endCxn id="84" idx="1"/>
-                    </wps:cNvCnPr>
-                    <wps:spPr>
-                      <a:xfrm>
-                        <a:off x="1167861" y="419579"/>
-                        <a:ext cx="95338" cy="119585"/>
-                      </a:xfrm>
-                      <a:prstGeom prst="line">
-                        <a:avLst/>
-                      </a:prstGeom>
-                      <a:ln w="3175" cap="flat" cmpd="sng" algn="ctr">
-                        <a:solidFill>
-                          <a:srgbClr val="2F5496"/>
-                        </a:solidFill>
-                        <a:prstDash val="solid"/>
-                        <a:tailEnd type="triangle" w="med" len="med"/>
-                      </a:ln>
-                    </wps:spPr>
-                    <wps:style>
-                      <a:lnRef idx="2">
-                        <a:schemeClr val="accent1"/>
-                      </a:lnRef>
-                      <a:fillRef idx="0">
-                        <a:schemeClr val="accent1"/>
-                      </a:fillRef>
-                      <a:effectRef idx="1">
-                        <a:schemeClr val="accent1"/>
-                      </a:effectRef>
-                      <a:fontRef idx="minor">
-                        <a:schemeClr val="tx1"/>
-                      </a:fontRef>
-                    </wps:style>
-                    <wps:bodyPr/>
-                  </wps:wsp>
-                  <wps:wsp>
-                    <wps:cNvPr id="201" name="TypeSystem--FlowVertexTypeParam"/>
-                    <wps:cNvCnPr>
-                      <a:stCxn id="80" idx="3"/>
-                      <a:endCxn id="85" idx="1"/>
-                    </wps:cNvCnPr>
-                    <wps:spPr>
-                      <a:xfrm>
-                        <a:off x="1167861" y="419579"/>
-                        <a:ext cx="302674" cy="119585"/>
+                      <a:xfrm>
+                        <a:off x="3051450" y="932696"/>
+                        <a:ext cx="293805" cy="139960"/>
                       </a:xfrm>
                       <a:custGeom>
                         <a:avLst/>
@@ -10704,15 +11063,15 @@
                         <a:cxnLst/>
                         <a:rect l="0" t="0" r="0" b="0"/>
                         <a:pathLst>
-                          <a:path w="302674" h="119585">
+                          <a:path w="293805" h="139960">
                             <a:moveTo>
                               <a:pt x="0" y="0"/>
                             </a:moveTo>
                             <a:lnTo>
-                              <a:pt x="302674" y="44329"/>
+                              <a:pt x="293805" y="75019"/>
                             </a:lnTo>
                             <a:lnTo>
-                              <a:pt x="207501" y="119585"/>
+                              <a:pt x="237731" y="139960"/>
                             </a:lnTo>
                           </a:path>
                         </a:pathLst>
@@ -10742,15 +11101,167 @@
                     <wps:bodyPr/>
                   </wps:wsp>
                   <wps:wsp>
-                    <wps:cNvPr id="202" name="DBMethods--UtilityFunctions"/>
+                    <wps:cNvPr id="211" name="ProcessLinks--EventHandling"/>
+                    <wps:cNvCnPr>
+                      <a:stCxn id="65" idx="2"/>
+                      <a:endCxn id="95" idx="0"/>
+                    </wps:cNvCnPr>
+                    <wps:spPr>
+                      <a:xfrm flipH="1">
+                        <a:off x="4020002" y="1419758"/>
+                        <a:ext cx="65300" cy="49266"/>
+                      </a:xfrm>
+                      <a:prstGeom prst="line">
+                        <a:avLst/>
+                      </a:prstGeom>
+                      <a:ln w="3175" cap="flat" cmpd="sng" algn="ctr">
+                        <a:solidFill>
+                          <a:srgbClr val="2F5496"/>
+                        </a:solidFill>
+                        <a:prstDash val="solid"/>
+                        <a:tailEnd type="triangle" w="med" len="med"/>
+                      </a:ln>
+                    </wps:spPr>
+                    <wps:style>
+                      <a:lnRef idx="2">
+                        <a:schemeClr val="accent1"/>
+                      </a:lnRef>
+                      <a:fillRef idx="0">
+                        <a:schemeClr val="accent1"/>
+                      </a:fillRef>
+                      <a:effectRef idx="1">
+                        <a:schemeClr val="accent1"/>
+                      </a:effectRef>
+                      <a:fontRef idx="minor">
+                        <a:schemeClr val="tx1"/>
+                      </a:fontRef>
+                    </wps:style>
+                    <wps:bodyPr/>
+                  </wps:wsp>
+                  <wps:wsp>
+                    <wps:cNvPr id="212" name="EventHandling--setupToolTips"/>
+                    <wps:cNvCnPr>
+                      <a:stCxn id="95" idx="1"/>
+                      <a:endCxn id="96" idx="3"/>
+                    </wps:cNvCnPr>
+                    <wps:spPr>
+                      <a:xfrm flipH="1">
+                        <a:off x="3914484" y="1516051"/>
+                        <a:ext cx="38517" cy="106370"/>
+                      </a:xfrm>
+                      <a:prstGeom prst="line">
+                        <a:avLst/>
+                      </a:prstGeom>
+                      <a:ln w="3175" cap="flat" cmpd="sng" algn="ctr">
+                        <a:solidFill>
+                          <a:srgbClr val="2F5496"/>
+                        </a:solidFill>
+                        <a:prstDash val="solid"/>
+                        <a:tailEnd type="triangle" w="med" len="med"/>
+                      </a:ln>
+                    </wps:spPr>
+                    <wps:style>
+                      <a:lnRef idx="2">
+                        <a:schemeClr val="accent1"/>
+                      </a:lnRef>
+                      <a:fillRef idx="0">
+                        <a:schemeClr val="accent1"/>
+                      </a:fillRef>
+                      <a:effectRef idx="1">
+                        <a:schemeClr val="accent1"/>
+                      </a:effectRef>
+                      <a:fontRef idx="minor">
+                        <a:schemeClr val="tx1"/>
+                      </a:fontRef>
+                    </wps:style>
+                    <wps:bodyPr/>
+                  </wps:wsp>
+                  <wps:wsp>
+                    <wps:cNvPr id="213" name="EventHandling--bindFunctions"/>
+                    <wps:cNvCnPr>
+                      <a:stCxn id="95" idx="2"/>
+                      <a:endCxn id="97" idx="0"/>
+                    </wps:cNvCnPr>
+                    <wps:spPr>
+                      <a:xfrm>
+                        <a:off x="4020002" y="1563078"/>
+                        <a:ext cx="0" cy="42547"/>
+                      </a:xfrm>
+                      <a:prstGeom prst="line">
+                        <a:avLst/>
+                      </a:prstGeom>
+                      <a:ln w="3175" cap="flat" cmpd="sng" algn="ctr">
+                        <a:solidFill>
+                          <a:srgbClr val="2F5496"/>
+                        </a:solidFill>
+                        <a:prstDash val="solid"/>
+                        <a:tailEnd type="triangle" w="med" len="med"/>
+                      </a:ln>
+                    </wps:spPr>
+                    <wps:style>
+                      <a:lnRef idx="2">
+                        <a:schemeClr val="accent1"/>
+                      </a:lnRef>
+                      <a:fillRef idx="0">
+                        <a:schemeClr val="accent1"/>
+                      </a:fillRef>
+                      <a:effectRef idx="1">
+                        <a:schemeClr val="accent1"/>
+                      </a:effectRef>
+                      <a:fontRef idx="minor">
+                        <a:schemeClr val="tx1"/>
+                      </a:fontRef>
+                    </wps:style>
+                    <wps:bodyPr/>
+                  </wps:wsp>
+                  <wps:wsp>
+                    <wps:cNvPr id="214" name="EventHandling--runFunc"/>
+                    <wps:cNvCnPr>
+                      <a:stCxn id="95" idx="3"/>
+                      <a:endCxn id="98" idx="1"/>
+                    </wps:cNvCnPr>
+                    <wps:spPr>
+                      <a:xfrm>
+                        <a:off x="4087004" y="1516051"/>
+                        <a:ext cx="38517" cy="106370"/>
+                      </a:xfrm>
+                      <a:prstGeom prst="line">
+                        <a:avLst/>
+                      </a:prstGeom>
+                      <a:ln w="3175" cap="flat" cmpd="sng" algn="ctr">
+                        <a:solidFill>
+                          <a:srgbClr val="2F5496"/>
+                        </a:solidFill>
+                        <a:prstDash val="solid"/>
+                        <a:tailEnd type="triangle" w="med" len="med"/>
+                      </a:ln>
+                    </wps:spPr>
+                    <wps:style>
+                      <a:lnRef idx="2">
+                        <a:schemeClr val="accent1"/>
+                      </a:lnRef>
+                      <a:fillRef idx="0">
+                        <a:schemeClr val="accent1"/>
+                      </a:fillRef>
+                      <a:effectRef idx="1">
+                        <a:schemeClr val="accent1"/>
+                      </a:effectRef>
+                      <a:fontRef idx="minor">
+                        <a:schemeClr val="tx1"/>
+                      </a:fontRef>
+                    </wps:style>
+                    <wps:bodyPr/>
+                  </wps:wsp>
+                  <wps:wsp>
+                    <wps:cNvPr id="215" name="DBMethods--CommonDB"/>
                     <wps:cNvCnPr>
                       <a:stCxn id="26" idx="3"/>
-                      <a:endCxn id="86" idx="1"/>
+                      <a:endCxn id="99" idx="1"/>
                     </wps:cNvCnPr>
                     <wps:spPr>
                       <a:xfrm>
-                        <a:off x="1709211" y="689677"/>
-                        <a:ext cx="1266894" cy="150512"/>
+                        <a:off x="1558957" y="769222"/>
+                        <a:ext cx="2336107" cy="163474"/>
                       </a:xfrm>
                       <a:prstGeom prst="line">
                         <a:avLst/>
@@ -10780,15 +11291,15 @@
                     <wps:bodyPr/>
                   </wps:wsp>
                   <wps:wsp>
-                    <wps:cNvPr id="203" name="UtilityFunctions--lookUpDomId"/>
+                    <wps:cNvPr id="216" name="CommonDB--setAccTitle"/>
                     <wps:cNvCnPr>
-                      <a:stCxn id="86" idx="1"/>
-                      <a:endCxn id="87" idx="3"/>
+                      <a:stCxn id="99" idx="1"/>
+                      <a:endCxn id="100" idx="3"/>
                     </wps:cNvCnPr>
                     <wps:spPr>
                       <a:xfrm>
-                        <a:off x="2634834" y="840189"/>
-                        <a:ext cx="341271" cy="138142"/>
+                        <a:off x="3478363" y="932696"/>
+                        <a:ext cx="416701" cy="139960"/>
                       </a:xfrm>
                       <a:custGeom>
                         <a:avLst/>
@@ -10797,15 +11308,15 @@
                         <a:cxnLst/>
                         <a:rect l="0" t="0" r="0" b="0"/>
                         <a:pathLst>
-                          <a:path w="341271" h="138142">
+                          <a:path w="416701" h="139960">
                             <a:moveTo>
-                              <a:pt x="341271" y="0"/>
+                              <a:pt x="416701" y="0"/>
                             </a:moveTo>
                             <a:lnTo>
-                              <a:pt x="0" y="75256"/>
+                              <a:pt x="0" y="75019"/>
                             </a:lnTo>
                             <a:lnTo>
-                              <a:pt x="52617" y="138142"/>
+                              <a:pt x="50161" y="139960"/>
                             </a:lnTo>
                           </a:path>
                         </a:pathLst>
@@ -10835,243 +11346,15 @@
                     <wps:bodyPr/>
                   </wps:wsp>
                   <wps:wsp>
-                    <wps:cNvPr id="204" name="UtilityFunctions--getClasses"/>
+                    <wps:cNvPr id="217" name="CommonDB--getAccTitle"/>
                     <wps:cNvCnPr>
-                      <a:stCxn id="86" idx="1"/>
-                      <a:endCxn id="88" idx="3"/>
+                      <a:stCxn id="99" idx="1"/>
+                      <a:endCxn id="101" idx="3"/>
                     </wps:cNvCnPr>
                     <wps:spPr>
-                      <a:xfrm flipH="1">
-                        <a:off x="2797634" y="840189"/>
-                        <a:ext cx="178471" cy="138142"/>
-                      </a:xfrm>
-                      <a:prstGeom prst="line">
-                        <a:avLst/>
-                      </a:prstGeom>
-                      <a:ln w="3175" cap="flat" cmpd="sng" algn="ctr">
-                        <a:solidFill>
-                          <a:srgbClr val="2F5496"/>
-                        </a:solidFill>
-                        <a:prstDash val="solid"/>
-                        <a:tailEnd type="triangle" w="med" len="med"/>
-                      </a:ln>
-                    </wps:spPr>
-                    <wps:style>
-                      <a:lnRef idx="2">
-                        <a:schemeClr val="accent1"/>
-                      </a:lnRef>
-                      <a:fillRef idx="0">
-                        <a:schemeClr val="accent1"/>
-                      </a:fillRef>
-                      <a:effectRef idx="1">
-                        <a:schemeClr val="accent1"/>
-                      </a:effectRef>
-                      <a:fontRef idx="minor">
-                        <a:schemeClr val="tx1"/>
-                      </a:fontRef>
-                    </wps:style>
-                    <wps:bodyPr/>
-                  </wps:wsp>
-                  <wps:wsp>
-                    <wps:cNvPr id="205" name="UtilityFunctions--getDirection"/>
-                    <wps:cNvCnPr>
-                      <a:stCxn id="86" idx="1"/>
-                      <a:endCxn id="89" idx="3"/>
-                    </wps:cNvCnPr>
-                    <wps:spPr>
-                      <a:xfrm flipH="1">
-                        <a:off x="2919694" y="840189"/>
-                        <a:ext cx="56411" cy="138142"/>
-                      </a:xfrm>
-                      <a:prstGeom prst="line">
-                        <a:avLst/>
-                      </a:prstGeom>
-                      <a:ln w="3175" cap="flat" cmpd="sng" algn="ctr">
-                        <a:solidFill>
-                          <a:srgbClr val="2F5496"/>
-                        </a:solidFill>
-                        <a:prstDash val="solid"/>
-                        <a:tailEnd type="triangle" w="med" len="med"/>
-                      </a:ln>
-                    </wps:spPr>
-                    <wps:style>
-                      <a:lnRef idx="2">
-                        <a:schemeClr val="accent1"/>
-                      </a:lnRef>
-                      <a:fillRef idx="0">
-                        <a:schemeClr val="accent1"/>
-                      </a:fillRef>
-                      <a:effectRef idx="1">
-                        <a:schemeClr val="accent1"/>
-                      </a:effectRef>
-                      <a:fontRef idx="minor">
-                        <a:schemeClr val="tx1"/>
-                      </a:fontRef>
-                    </wps:style>
-                    <wps:bodyPr/>
-                  </wps:wsp>
-                  <wps:wsp>
-                    <wps:cNvPr id="206" name="UtilityFunctions--getVertices"/>
-                    <wps:cNvCnPr>
-                      <a:stCxn id="86" idx="2"/>
-                      <a:endCxn id="90" idx="0"/>
-                    </wps:cNvCnPr>
-                    <wps:spPr>
-                      <a:xfrm flipH="1">
-                        <a:off x="2990125" y="883487"/>
-                        <a:ext cx="53608" cy="79380"/>
-                      </a:xfrm>
-                      <a:prstGeom prst="line">
-                        <a:avLst/>
-                      </a:prstGeom>
-                      <a:ln w="3175" cap="flat" cmpd="sng" algn="ctr">
-                        <a:solidFill>
-                          <a:srgbClr val="2F5496"/>
-                        </a:solidFill>
-                        <a:prstDash val="solid"/>
-                        <a:tailEnd type="triangle" w="med" len="med"/>
-                      </a:ln>
-                    </wps:spPr>
-                    <wps:style>
-                      <a:lnRef idx="2">
-                        <a:schemeClr val="accent1"/>
-                      </a:lnRef>
-                      <a:fillRef idx="0">
-                        <a:schemeClr val="accent1"/>
-                      </a:fillRef>
-                      <a:effectRef idx="1">
-                        <a:schemeClr val="accent1"/>
-                      </a:effectRef>
-                      <a:fontRef idx="minor">
-                        <a:schemeClr val="tx1"/>
-                      </a:fontRef>
-                    </wps:style>
-                    <wps:bodyPr/>
-                  </wps:wsp>
-                  <wps:wsp>
-                    <wps:cNvPr id="207" name="UtilityFunctions--getEdges"/>
-                    <wps:cNvCnPr>
-                      <a:stCxn id="86" idx="2"/>
-                      <a:endCxn id="91" idx="0"/>
-                    </wps:cNvCnPr>
-                    <wps:spPr>
-                      <a:xfrm>
-                        <a:off x="3043733" y="883487"/>
-                        <a:ext cx="53607" cy="79380"/>
-                      </a:xfrm>
-                      <a:prstGeom prst="line">
-                        <a:avLst/>
-                      </a:prstGeom>
-                      <a:ln w="3175" cap="flat" cmpd="sng" algn="ctr">
-                        <a:solidFill>
-                          <a:srgbClr val="2F5496"/>
-                        </a:solidFill>
-                        <a:prstDash val="solid"/>
-                        <a:tailEnd type="triangle" w="med" len="med"/>
-                      </a:ln>
-                    </wps:spPr>
-                    <wps:style>
-                      <a:lnRef idx="2">
-                        <a:schemeClr val="accent1"/>
-                      </a:lnRef>
-                      <a:fillRef idx="0">
-                        <a:schemeClr val="accent1"/>
-                      </a:fillRef>
-                      <a:effectRef idx="1">
-                        <a:schemeClr val="accent1"/>
-                      </a:effectRef>
-                      <a:fontRef idx="minor">
-                        <a:schemeClr val="tx1"/>
-                      </a:fontRef>
-                    </wps:style>
-                    <wps:bodyPr/>
-                  </wps:wsp>
-                  <wps:wsp>
-                    <wps:cNvPr id="208" name="UtilityFunctions--getSubGraphs"/>
-                    <wps:cNvCnPr>
-                      <a:stCxn id="86" idx="3"/>
-                      <a:endCxn id="92" idx="1"/>
-                    </wps:cNvCnPr>
-                    <wps:spPr>
-                      <a:xfrm>
-                        <a:off x="3111360" y="840189"/>
-                        <a:ext cx="47504" cy="138142"/>
-                      </a:xfrm>
-                      <a:prstGeom prst="line">
-                        <a:avLst/>
-                      </a:prstGeom>
-                      <a:ln w="3175" cap="flat" cmpd="sng" algn="ctr">
-                        <a:solidFill>
-                          <a:srgbClr val="2F5496"/>
-                        </a:solidFill>
-                        <a:prstDash val="solid"/>
-                        <a:tailEnd type="triangle" w="med" len="med"/>
-                      </a:ln>
-                    </wps:spPr>
-                    <wps:style>
-                      <a:lnRef idx="2">
-                        <a:schemeClr val="accent1"/>
-                      </a:lnRef>
-                      <a:fillRef idx="0">
-                        <a:schemeClr val="accent1"/>
-                      </a:fillRef>
-                      <a:effectRef idx="1">
-                        <a:schemeClr val="accent1"/>
-                      </a:effectRef>
-                      <a:fontRef idx="minor">
-                        <a:schemeClr val="tx1"/>
-                      </a:fontRef>
-                    </wps:style>
-                    <wps:bodyPr/>
-                  </wps:wsp>
-                  <wps:wsp>
-                    <wps:cNvPr id="209" name="UtilityFunctions--clear"/>
-                    <wps:cNvCnPr>
-                      <a:stCxn id="86" idx="3"/>
-                      <a:endCxn id="93" idx="1"/>
-                    </wps:cNvCnPr>
-                    <wps:spPr>
-                      <a:xfrm>
-                        <a:off x="3111360" y="840189"/>
-                        <a:ext cx="170553" cy="138142"/>
-                      </a:xfrm>
-                      <a:prstGeom prst="line">
-                        <a:avLst/>
-                      </a:prstGeom>
-                      <a:ln w="3175" cap="flat" cmpd="sng" algn="ctr">
-                        <a:solidFill>
-                          <a:srgbClr val="2F5496"/>
-                        </a:solidFill>
-                        <a:prstDash val="solid"/>
-                        <a:tailEnd type="triangle" w="med" len="med"/>
-                      </a:ln>
-                    </wps:spPr>
-                    <wps:style>
-                      <a:lnRef idx="2">
-                        <a:schemeClr val="accent1"/>
-                      </a:lnRef>
-                      <a:fillRef idx="0">
-                        <a:schemeClr val="accent1"/>
-                      </a:fillRef>
-                      <a:effectRef idx="1">
-                        <a:schemeClr val="accent1"/>
-                      </a:effectRef>
-                      <a:fontRef idx="minor">
-                        <a:schemeClr val="tx1"/>
-                      </a:fontRef>
-                    </wps:style>
-                    <wps:bodyPr/>
-                  </wps:wsp>
-                  <wps:wsp>
-                    <wps:cNvPr id="210" name="UtilityFunctions--defaultConfig"/>
-                    <wps:cNvCnPr>
-                      <a:stCxn id="86" idx="3"/>
-                      <a:endCxn id="94" idx="1"/>
-                    </wps:cNvCnPr>
-                    <wps:spPr>
-                      <a:xfrm>
-                        <a:off x="3111360" y="840189"/>
-                        <a:ext cx="301685" cy="138142"/>
+                      <a:xfrm>
+                        <a:off x="3605559" y="932696"/>
+                        <a:ext cx="289505" cy="139960"/>
                       </a:xfrm>
                       <a:custGeom>
                         <a:avLst/>
@@ -11080,15 +11363,15 @@
                         <a:cxnLst/>
                         <a:rect l="0" t="0" r="0" b="0"/>
                         <a:pathLst>
-                          <a:path w="301685" h="138142">
+                          <a:path w="289505" h="139960">
                             <a:moveTo>
-                              <a:pt x="0" y="0"/>
+                              <a:pt x="289505" y="0"/>
                             </a:moveTo>
                             <a:lnTo>
-                              <a:pt x="301685" y="75256"/>
+                              <a:pt x="0" y="75019"/>
                             </a:lnTo>
                             <a:lnTo>
-                              <a:pt x="250057" y="138142"/>
+                              <a:pt x="50161" y="139960"/>
                             </a:lnTo>
                           </a:path>
                         </a:pathLst>
@@ -11118,205 +11401,167 @@
                     <wps:bodyPr/>
                   </wps:wsp>
                   <wps:wsp>
-                    <wps:cNvPr id="211" name="ProcessLinks--EventHandling"/>
-                    <wps:cNvCnPr>
-                      <a:stCxn id="65" idx="2"/>
-                      <a:endCxn id="95" idx="0"/>
-                    </wps:cNvCnPr>
-                    <wps:spPr>
-                      <a:xfrm flipH="1">
-                        <a:off x="4034294" y="1319561"/>
-                        <a:ext cx="60123" cy="39175"/>
-                      </a:xfrm>
-                      <a:prstGeom prst="line">
-                        <a:avLst/>
-                      </a:prstGeom>
-                      <a:ln w="3175" cap="flat" cmpd="sng" algn="ctr">
-                        <a:solidFill>
-                          <a:srgbClr val="2F5496"/>
-                        </a:solidFill>
-                        <a:prstDash val="solid"/>
-                        <a:tailEnd type="triangle" w="med" len="med"/>
-                      </a:ln>
-                    </wps:spPr>
-                    <wps:style>
-                      <a:lnRef idx="2">
-                        <a:schemeClr val="accent1"/>
-                      </a:lnRef>
-                      <a:fillRef idx="0">
-                        <a:schemeClr val="accent1"/>
-                      </a:fillRef>
-                      <a:effectRef idx="1">
-                        <a:schemeClr val="accent1"/>
-                      </a:effectRef>
-                      <a:fontRef idx="minor">
-                        <a:schemeClr val="tx1"/>
-                      </a:fontRef>
-                    </wps:style>
-                    <wps:bodyPr/>
-                  </wps:wsp>
-                  <wps:wsp>
-                    <wps:cNvPr id="212" name="EventHandling--setupToolTips"/>
-                    <wps:cNvCnPr>
-                      <a:stCxn id="95" idx="1"/>
-                      <a:endCxn id="96" idx="3"/>
-                    </wps:cNvCnPr>
-                    <wps:spPr>
-                      <a:xfrm flipH="1">
-                        <a:off x="3937141" y="1402034"/>
-                        <a:ext cx="35464" cy="97936"/>
-                      </a:xfrm>
-                      <a:prstGeom prst="line">
-                        <a:avLst/>
-                      </a:prstGeom>
-                      <a:ln w="3175" cap="flat" cmpd="sng" algn="ctr">
-                        <a:solidFill>
-                          <a:srgbClr val="2F5496"/>
-                        </a:solidFill>
-                        <a:prstDash val="solid"/>
-                        <a:tailEnd type="triangle" w="med" len="med"/>
-                      </a:ln>
-                    </wps:spPr>
-                    <wps:style>
-                      <a:lnRef idx="2">
-                        <a:schemeClr val="accent1"/>
-                      </a:lnRef>
-                      <a:fillRef idx="0">
-                        <a:schemeClr val="accent1"/>
-                      </a:fillRef>
-                      <a:effectRef idx="1">
-                        <a:schemeClr val="accent1"/>
-                      </a:effectRef>
-                      <a:fontRef idx="minor">
-                        <a:schemeClr val="tx1"/>
-                      </a:fontRef>
-                    </wps:style>
-                    <wps:bodyPr/>
-                  </wps:wsp>
-                  <wps:wsp>
-                    <wps:cNvPr id="213" name="EventHandling--bindFunctions"/>
-                    <wps:cNvCnPr>
-                      <a:stCxn id="95" idx="2"/>
-                      <a:endCxn id="97" idx="0"/>
-                    </wps:cNvCnPr>
-                    <wps:spPr>
-                      <a:xfrm>
-                        <a:off x="4034294" y="1445332"/>
-                        <a:ext cx="0" cy="39174"/>
-                      </a:xfrm>
-                      <a:prstGeom prst="line">
-                        <a:avLst/>
-                      </a:prstGeom>
-                      <a:ln w="3175" cap="flat" cmpd="sng" algn="ctr">
-                        <a:solidFill>
-                          <a:srgbClr val="2F5496"/>
-                        </a:solidFill>
-                        <a:prstDash val="solid"/>
-                        <a:tailEnd type="triangle" w="med" len="med"/>
-                      </a:ln>
-                    </wps:spPr>
-                    <wps:style>
-                      <a:lnRef idx="2">
-                        <a:schemeClr val="accent1"/>
-                      </a:lnRef>
-                      <a:fillRef idx="0">
-                        <a:schemeClr val="accent1"/>
-                      </a:fillRef>
-                      <a:effectRef idx="1">
-                        <a:schemeClr val="accent1"/>
-                      </a:effectRef>
-                      <a:fontRef idx="minor">
-                        <a:schemeClr val="tx1"/>
-                      </a:fontRef>
-                    </wps:style>
-                    <wps:bodyPr/>
-                  </wps:wsp>
-                  <wps:wsp>
-                    <wps:cNvPr id="214" name="EventHandling--runFunc"/>
-                    <wps:cNvCnPr>
-                      <a:stCxn id="95" idx="3"/>
-                      <a:endCxn id="98" idx="1"/>
-                    </wps:cNvCnPr>
-                    <wps:spPr>
-                      <a:xfrm>
-                        <a:off x="4095984" y="1402034"/>
-                        <a:ext cx="35463" cy="97936"/>
-                      </a:xfrm>
-                      <a:prstGeom prst="line">
-                        <a:avLst/>
-                      </a:prstGeom>
-                      <a:ln w="3175" cap="flat" cmpd="sng" algn="ctr">
-                        <a:solidFill>
-                          <a:srgbClr val="2F5496"/>
-                        </a:solidFill>
-                        <a:prstDash val="solid"/>
-                        <a:tailEnd type="triangle" w="med" len="med"/>
-                      </a:ln>
-                    </wps:spPr>
-                    <wps:style>
-                      <a:lnRef idx="2">
-                        <a:schemeClr val="accent1"/>
-                      </a:lnRef>
-                      <a:fillRef idx="0">
-                        <a:schemeClr val="accent1"/>
-                      </a:fillRef>
-                      <a:effectRef idx="1">
-                        <a:schemeClr val="accent1"/>
-                      </a:effectRef>
-                      <a:fontRef idx="minor">
-                        <a:schemeClr val="tx1"/>
-                      </a:fontRef>
-                    </wps:style>
-                    <wps:bodyPr/>
-                  </wps:wsp>
-                  <wps:wsp>
-                    <wps:cNvPr id="215" name="DBMethods--CommonDB"/>
-                    <wps:cNvCnPr>
-                      <a:stCxn id="26" idx="3"/>
-                      <a:endCxn id="99" idx="1"/>
-                    </wps:cNvCnPr>
-                    <wps:spPr>
-                      <a:xfrm>
-                        <a:off x="1709211" y="689677"/>
-                        <a:ext cx="2222619" cy="150512"/>
-                      </a:xfrm>
-                      <a:prstGeom prst="line">
-                        <a:avLst/>
-                      </a:prstGeom>
-                      <a:ln w="3175" cap="flat" cmpd="sng" algn="ctr">
-                        <a:solidFill>
-                          <a:srgbClr val="2F5496"/>
-                        </a:solidFill>
-                        <a:prstDash val="solid"/>
-                        <a:tailEnd type="triangle" w="med" len="med"/>
-                      </a:ln>
-                    </wps:spPr>
-                    <wps:style>
-                      <a:lnRef idx="2">
-                        <a:schemeClr val="accent1"/>
-                      </a:lnRef>
-                      <a:fillRef idx="0">
-                        <a:schemeClr val="accent1"/>
-                      </a:fillRef>
-                      <a:effectRef idx="1">
-                        <a:schemeClr val="accent1"/>
-                      </a:effectRef>
-                      <a:fontRef idx="minor">
-                        <a:schemeClr val="tx1"/>
-                      </a:fontRef>
-                    </wps:style>
-                    <wps:bodyPr/>
-                  </wps:wsp>
-                  <wps:wsp>
-                    <wps:cNvPr id="216" name="CommonDB--setAccTitle"/>
+                    <wps:cNvPr id="218" name="CommonDB--setAccDescription"/>
                     <wps:cNvCnPr>
                       <a:stCxn id="99" idx="1"/>
-                      <a:endCxn id="100" idx="3"/>
+                      <a:endCxn id="102" idx="3"/>
                     </wps:cNvCnPr>
                     <wps:spPr>
-                      <a:xfrm>
-                        <a:off x="3535599" y="840189"/>
-                        <a:ext cx="396231" cy="138142"/>
+                      <a:xfrm flipH="1">
+                        <a:off x="3821613" y="932696"/>
+                        <a:ext cx="73451" cy="139960"/>
+                      </a:xfrm>
+                      <a:prstGeom prst="line">
+                        <a:avLst/>
+                      </a:prstGeom>
+                      <a:ln w="3175" cap="flat" cmpd="sng" algn="ctr">
+                        <a:solidFill>
+                          <a:srgbClr val="2F5496"/>
+                        </a:solidFill>
+                        <a:prstDash val="solid"/>
+                        <a:tailEnd type="triangle" w="med" len="med"/>
+                      </a:ln>
+                    </wps:spPr>
+                    <wps:style>
+                      <a:lnRef idx="2">
+                        <a:schemeClr val="accent1"/>
+                      </a:lnRef>
+                      <a:fillRef idx="0">
+                        <a:schemeClr val="accent1"/>
+                      </a:fillRef>
+                      <a:effectRef idx="1">
+                        <a:schemeClr val="accent1"/>
+                      </a:effectRef>
+                      <a:fontRef idx="minor">
+                        <a:schemeClr val="tx1"/>
+                      </a:fontRef>
+                    </wps:style>
+                    <wps:bodyPr/>
+                  </wps:wsp>
+                  <wps:wsp>
+                    <wps:cNvPr id="219" name="CommonDB--getAccDescription"/>
+                    <wps:cNvCnPr>
+                      <a:stCxn id="99" idx="2"/>
+                      <a:endCxn id="103" idx="0"/>
+                    </wps:cNvCnPr>
+                    <wps:spPr>
+                      <a:xfrm flipH="1">
+                        <a:off x="3917995" y="956209"/>
+                        <a:ext cx="20244" cy="99652"/>
+                      </a:xfrm>
+                      <a:prstGeom prst="line">
+                        <a:avLst/>
+                      </a:prstGeom>
+                      <a:ln w="3175" cap="flat" cmpd="sng" algn="ctr">
+                        <a:solidFill>
+                          <a:srgbClr val="2F5496"/>
+                        </a:solidFill>
+                        <a:prstDash val="solid"/>
+                        <a:tailEnd type="triangle" w="med" len="med"/>
+                      </a:ln>
+                    </wps:spPr>
+                    <wps:style>
+                      <a:lnRef idx="2">
+                        <a:schemeClr val="accent1"/>
+                      </a:lnRef>
+                      <a:fillRef idx="0">
+                        <a:schemeClr val="accent1"/>
+                      </a:fillRef>
+                      <a:effectRef idx="1">
+                        <a:schemeClr val="accent1"/>
+                      </a:effectRef>
+                      <a:fontRef idx="minor">
+                        <a:schemeClr val="tx1"/>
+                      </a:fontRef>
+                    </wps:style>
+                    <wps:bodyPr/>
+                  </wps:wsp>
+                  <wps:wsp>
+                    <wps:cNvPr id="220" name="CommonDB--setDiagramTitle"/>
+                    <wps:cNvCnPr>
+                      <a:stCxn id="99" idx="2"/>
+                      <a:endCxn id="104" idx="0"/>
+                    </wps:cNvCnPr>
+                    <wps:spPr>
+                      <a:xfrm>
+                        <a:off x="3938239" y="956209"/>
+                        <a:ext cx="139199" cy="99652"/>
+                      </a:xfrm>
+                      <a:prstGeom prst="line">
+                        <a:avLst/>
+                      </a:prstGeom>
+                      <a:ln w="3175" cap="flat" cmpd="sng" algn="ctr">
+                        <a:solidFill>
+                          <a:srgbClr val="2F5496"/>
+                        </a:solidFill>
+                        <a:prstDash val="solid"/>
+                        <a:tailEnd type="triangle" w="med" len="med"/>
+                      </a:ln>
+                    </wps:spPr>
+                    <wps:style>
+                      <a:lnRef idx="2">
+                        <a:schemeClr val="accent1"/>
+                      </a:lnRef>
+                      <a:fillRef idx="0">
+                        <a:schemeClr val="accent1"/>
+                      </a:fillRef>
+                      <a:effectRef idx="1">
+                        <a:schemeClr val="accent1"/>
+                      </a:effectRef>
+                      <a:fontRef idx="minor">
+                        <a:schemeClr val="tx1"/>
+                      </a:fontRef>
+                    </wps:style>
+                    <wps:bodyPr/>
+                  </wps:wsp>
+                  <wps:wsp>
+                    <wps:cNvPr id="221" name="CommonDB--getDiagramTitle"/>
+                    <wps:cNvCnPr>
+                      <a:stCxn id="99" idx="3"/>
+                      <a:endCxn id="105" idx="1"/>
+                    </wps:cNvCnPr>
+                    <wps:spPr>
+                      <a:xfrm>
+                        <a:off x="3981414" y="932696"/>
+                        <a:ext cx="185957" cy="139960"/>
+                      </a:xfrm>
+                      <a:prstGeom prst="line">
+                        <a:avLst/>
+                      </a:prstGeom>
+                      <a:ln w="3175" cap="flat" cmpd="sng" algn="ctr">
+                        <a:solidFill>
+                          <a:srgbClr val="2F5496"/>
+                        </a:solidFill>
+                        <a:prstDash val="solid"/>
+                        <a:tailEnd type="triangle" w="med" len="med"/>
+                      </a:ln>
+                    </wps:spPr>
+                    <wps:style>
+                      <a:lnRef idx="2">
+                        <a:schemeClr val="accent1"/>
+                      </a:lnRef>
+                      <a:fillRef idx="0">
+                        <a:schemeClr val="accent1"/>
+                      </a:fillRef>
+                      <a:effectRef idx="1">
+                        <a:schemeClr val="accent1"/>
+                      </a:effectRef>
+                      <a:fontRef idx="minor">
+                        <a:schemeClr val="tx1"/>
+                      </a:fontRef>
+                    </wps:style>
+                    <wps:bodyPr/>
+                  </wps:wsp>
+                  <wps:wsp>
+                    <wps:cNvPr id="222" name="CommonDB--commonClear"/>
+                    <wps:cNvCnPr>
+                      <a:stCxn id="99" idx="3"/>
+                      <a:endCxn id="106" idx="1"/>
+                    </wps:cNvCnPr>
+                    <wps:spPr>
+                      <a:xfrm>
+                        <a:off x="3981414" y="932696"/>
+                        <a:ext cx="368689" cy="139960"/>
                       </a:xfrm>
                       <a:custGeom>
                         <a:avLst/>
@@ -11325,15 +11570,15 @@
                         <a:cxnLst/>
                         <a:rect l="0" t="0" r="0" b="0"/>
                         <a:pathLst>
-                          <a:path w="396231" h="138142">
+                          <a:path w="368689" h="139960">
                             <a:moveTo>
-                              <a:pt x="396231" y="0"/>
+                              <a:pt x="0" y="0"/>
                             </a:moveTo>
                             <a:lnTo>
-                              <a:pt x="0" y="75256"/>
+                              <a:pt x="368689" y="75019"/>
                             </a:lnTo>
                             <a:lnTo>
-                              <a:pt x="46185" y="138142"/>
+                              <a:pt x="338950" y="139960"/>
                             </a:lnTo>
                           </a:path>
                         </a:pathLst>
@@ -11363,15 +11608,395 @@
                     <wps:bodyPr/>
                   </wps:wsp>
                   <wps:wsp>
-                    <wps:cNvPr id="217" name="CommonDB--getAccTitle"/>
+                    <wps:cNvPr id="223" name="ProcessLinks--FinalSVG"/>
                     <wps:cNvCnPr>
-                      <a:stCxn id="99" idx="1"/>
-                      <a:endCxn id="101" idx="3"/>
+                      <a:stCxn id="65" idx="2"/>
+                      <a:endCxn id="107" idx="0"/>
                     </wps:cNvCnPr>
                     <wps:spPr>
                       <a:xfrm>
-                        <a:off x="3652710" y="840189"/>
-                        <a:ext cx="279120" cy="138142"/>
+                        <a:off x="4085302" y="1419758"/>
+                        <a:ext cx="65300" cy="72779"/>
+                      </a:xfrm>
+                      <a:prstGeom prst="line">
+                        <a:avLst/>
+                      </a:prstGeom>
+                      <a:ln w="3175" cap="flat" cmpd="sng" algn="ctr">
+                        <a:solidFill>
+                          <a:srgbClr val="2F5496"/>
+                        </a:solidFill>
+                        <a:prstDash val="solid"/>
+                        <a:tailEnd type="triangle" w="med" len="med"/>
+                      </a:ln>
+                    </wps:spPr>
+                    <wps:style>
+                      <a:lnRef idx="2">
+                        <a:schemeClr val="accent1"/>
+                      </a:lnRef>
+                      <a:fillRef idx="0">
+                        <a:schemeClr val="accent1"/>
+                      </a:fillRef>
+                      <a:effectRef idx="1">
+                        <a:schemeClr val="accent1"/>
+                      </a:effectRef>
+                      <a:fontRef idx="minor">
+                        <a:schemeClr val="tx1"/>
+                      </a:fontRef>
+                    </wps:style>
+                    <wps:bodyPr/>
+                  </wps:wsp>
+                  <wps:wsp>
+                    <wps:cNvPr id="224" name="SetupLayoutData--LayoutAlgorithm"/>
+                    <wps:cNvCnPr>
+                      <a:stCxn id="62" idx="3"/>
+                      <a:endCxn id="108" idx="1"/>
+                    </wps:cNvCnPr>
+                    <wps:spPr>
+                      <a:xfrm>
+                        <a:off x="4714385" y="932696"/>
+                        <a:ext cx="307779" cy="139960"/>
+                      </a:xfrm>
+                      <a:prstGeom prst="line">
+                        <a:avLst/>
+                      </a:prstGeom>
+                      <a:ln w="3175" cap="flat" cmpd="sng" algn="ctr">
+                        <a:solidFill>
+                          <a:srgbClr val="2F5496"/>
+                        </a:solidFill>
+                        <a:prstDash val="solid"/>
+                        <a:tailEnd type="triangle" w="med" len="med"/>
+                      </a:ln>
+                    </wps:spPr>
+                    <wps:style>
+                      <a:lnRef idx="2">
+                        <a:schemeClr val="accent1"/>
+                      </a:lnRef>
+                      <a:fillRef idx="0">
+                        <a:schemeClr val="accent1"/>
+                      </a:fillRef>
+                      <a:effectRef idx="1">
+                        <a:schemeClr val="accent1"/>
+                      </a:effectRef>
+                      <a:fontRef idx="minor">
+                        <a:schemeClr val="tx1"/>
+                      </a:fontRef>
+                    </wps:style>
+                    <wps:bodyPr/>
+                  </wps:wsp>
+                  <wps:wsp>
+                    <wps:cNvPr id="225" name="LayoutAlgorithm--Dagre"/>
+                    <wps:cNvCnPr>
+                      <a:stCxn id="108" idx="2"/>
+                      <a:endCxn id="109" idx="0"/>
+                    </wps:cNvCnPr>
+                    <wps:spPr>
+                      <a:xfrm flipH="1">
+                        <a:off x="4983467" y="1119683"/>
+                        <a:ext cx="112148" cy="69420"/>
+                      </a:xfrm>
+                      <a:prstGeom prst="line">
+                        <a:avLst/>
+                      </a:prstGeom>
+                      <a:ln w="3175" cap="flat" cmpd="sng" algn="ctr">
+                        <a:solidFill>
+                          <a:srgbClr val="2F5496"/>
+                        </a:solidFill>
+                        <a:prstDash val="solid"/>
+                        <a:tailEnd type="triangle" w="med" len="med"/>
+                      </a:ln>
+                    </wps:spPr>
+                    <wps:style>
+                      <a:lnRef idx="2">
+                        <a:schemeClr val="accent1"/>
+                      </a:lnRef>
+                      <a:fillRef idx="0">
+                        <a:schemeClr val="accent1"/>
+                      </a:fillRef>
+                      <a:effectRef idx="1">
+                        <a:schemeClr val="accent1"/>
+                      </a:effectRef>
+                      <a:fontRef idx="minor">
+                        <a:schemeClr val="tx1"/>
+                      </a:fontRef>
+                    </wps:style>
+                    <wps:bodyPr/>
+                  </wps:wsp>
+                  <wps:wsp>
+                    <wps:cNvPr id="226" name="LayoutAlgorithm--DagreWrapper"/>
+                    <wps:cNvCnPr>
+                      <a:stCxn id="108" idx="2"/>
+                      <a:endCxn id="110" idx="0"/>
+                    </wps:cNvCnPr>
+                    <wps:spPr>
+                      <a:xfrm>
+                        <a:off x="5095615" y="1119683"/>
+                        <a:ext cx="0" cy="69420"/>
+                      </a:xfrm>
+                      <a:prstGeom prst="line">
+                        <a:avLst/>
+                      </a:prstGeom>
+                      <a:ln w="3175" cap="flat" cmpd="sng" algn="ctr">
+                        <a:solidFill>
+                          <a:srgbClr val="2F5496"/>
+                        </a:solidFill>
+                        <a:prstDash val="solid"/>
+                        <a:tailEnd type="triangle" w="med" len="med"/>
+                      </a:ln>
+                    </wps:spPr>
+                    <wps:style>
+                      <a:lnRef idx="2">
+                        <a:schemeClr val="accent1"/>
+                      </a:lnRef>
+                      <a:fillRef idx="0">
+                        <a:schemeClr val="accent1"/>
+                      </a:fillRef>
+                      <a:effectRef idx="1">
+                        <a:schemeClr val="accent1"/>
+                      </a:effectRef>
+                      <a:fontRef idx="minor">
+                        <a:schemeClr val="tx1"/>
+                      </a:fontRef>
+                    </wps:style>
+                    <wps:bodyPr/>
+                  </wps:wsp>
+                  <wps:wsp>
+                    <wps:cNvPr id="227" name="LayoutAlgorithm--ELK"/>
+                    <wps:cNvCnPr>
+                      <a:stCxn id="108" idx="2"/>
+                      <a:endCxn id="111" idx="0"/>
+                    </wps:cNvCnPr>
+                    <wps:spPr>
+                      <a:xfrm>
+                        <a:off x="5095615" y="1119683"/>
+                        <a:ext cx="123434" cy="69420"/>
+                      </a:xfrm>
+                      <a:prstGeom prst="line">
+                        <a:avLst/>
+                      </a:prstGeom>
+                      <a:ln w="3175" cap="flat" cmpd="sng" algn="ctr">
+                        <a:solidFill>
+                          <a:srgbClr val="2F5496"/>
+                        </a:solidFill>
+                        <a:prstDash val="solid"/>
+                        <a:tailEnd type="triangle" w="med" len="med"/>
+                      </a:ln>
+                    </wps:spPr>
+                    <wps:style>
+                      <a:lnRef idx="2">
+                        <a:schemeClr val="accent1"/>
+                      </a:lnRef>
+                      <a:fillRef idx="0">
+                        <a:schemeClr val="accent1"/>
+                      </a:fillRef>
+                      <a:effectRef idx="1">
+                        <a:schemeClr val="accent1"/>
+                      </a:effectRef>
+                      <a:fontRef idx="minor">
+                        <a:schemeClr val="tx1"/>
+                      </a:fontRef>
+                    </wps:style>
+                    <wps:bodyPr/>
+                  </wps:wsp>
+                  <wps:wsp>
+                    <wps:cNvPr id="228" name="FlowDBClass--TestFiles"/>
+                    <wps:cNvCnPr>
+                      <a:stCxn id="24" idx="3"/>
+                      <a:endCxn id="112" idx="1"/>
+                    </wps:cNvCnPr>
+                    <wps:spPr>
+                      <a:xfrm>
+                        <a:off x="1695469" y="462429"/>
+                        <a:ext cx="2556586" cy="136601"/>
+                      </a:xfrm>
+                      <a:prstGeom prst="line">
+                        <a:avLst/>
+                      </a:prstGeom>
+                      <a:ln w="3175" cap="flat" cmpd="sng" algn="ctr">
+                        <a:solidFill>
+                          <a:srgbClr val="2F5496"/>
+                        </a:solidFill>
+                        <a:prstDash val="solid"/>
+                        <a:tailEnd type="triangle" w="med" len="med"/>
+                      </a:ln>
+                    </wps:spPr>
+                    <wps:style>
+                      <a:lnRef idx="2">
+                        <a:schemeClr val="accent1"/>
+                      </a:lnRef>
+                      <a:fillRef idx="0">
+                        <a:schemeClr val="accent1"/>
+                      </a:fillRef>
+                      <a:effectRef idx="1">
+                        <a:schemeClr val="accent1"/>
+                      </a:effectRef>
+                      <a:fontRef idx="minor">
+                        <a:schemeClr val="tx1"/>
+                      </a:fontRef>
+                    </wps:style>
+                    <wps:bodyPr/>
+                  </wps:wsp>
+                  <wps:wsp>
+                    <wps:cNvPr id="229" name="TestFiles--flowDbSpec"/>
+                    <wps:cNvCnPr>
+                      <a:stCxn id="112" idx="1"/>
+                      <a:endCxn id="113" idx="3"/>
+                    </wps:cNvCnPr>
+                    <wps:spPr>
+                      <a:xfrm flipH="1">
+                        <a:off x="4094403" y="599030"/>
+                        <a:ext cx="157652" cy="170192"/>
+                      </a:xfrm>
+                      <a:prstGeom prst="line">
+                        <a:avLst/>
+                      </a:prstGeom>
+                      <a:ln w="3175" cap="flat" cmpd="sng" algn="ctr">
+                        <a:solidFill>
+                          <a:srgbClr val="2F5496"/>
+                        </a:solidFill>
+                        <a:prstDash val="solid"/>
+                        <a:tailEnd type="triangle" w="med" len="med"/>
+                      </a:ln>
+                    </wps:spPr>
+                    <wps:style>
+                      <a:lnRef idx="2">
+                        <a:schemeClr val="accent1"/>
+                      </a:lnRef>
+                      <a:fillRef idx="0">
+                        <a:schemeClr val="accent1"/>
+                      </a:fillRef>
+                      <a:effectRef idx="1">
+                        <a:schemeClr val="accent1"/>
+                      </a:effectRef>
+                      <a:fontRef idx="minor">
+                        <a:schemeClr val="tx1"/>
+                      </a:fontRef>
+                    </wps:style>
+                    <wps:bodyPr/>
+                  </wps:wsp>
+                  <wps:wsp>
+                    <wps:cNvPr id="230" name="TestFiles--flowChartShapesSpec"/>
+                    <wps:cNvCnPr>
+                      <a:stCxn id="112" idx="2"/>
+                      <a:endCxn id="114" idx="0"/>
+                    </wps:cNvCnPr>
+                    <wps:spPr>
+                      <a:xfrm flipH="1">
+                        <a:off x="4203684" y="615826"/>
+                        <a:ext cx="87246" cy="136601"/>
+                      </a:xfrm>
+                      <a:prstGeom prst="line">
+                        <a:avLst/>
+                      </a:prstGeom>
+                      <a:ln w="3175" cap="flat" cmpd="sng" algn="ctr">
+                        <a:solidFill>
+                          <a:srgbClr val="2F5496"/>
+                        </a:solidFill>
+                        <a:prstDash val="solid"/>
+                        <a:tailEnd type="triangle" w="med" len="med"/>
+                      </a:ln>
+                    </wps:spPr>
+                    <wps:style>
+                      <a:lnRef idx="2">
+                        <a:schemeClr val="accent1"/>
+                      </a:lnRef>
+                      <a:fillRef idx="0">
+                        <a:schemeClr val="accent1"/>
+                      </a:fillRef>
+                      <a:effectRef idx="1">
+                        <a:schemeClr val="accent1"/>
+                      </a:effectRef>
+                      <a:fontRef idx="minor">
+                        <a:schemeClr val="tx1"/>
+                      </a:fontRef>
+                    </wps:style>
+                    <wps:bodyPr/>
+                  </wps:wsp>
+                  <wps:wsp>
+                    <wps:cNvPr id="231" name="TestFiles--ParserTests"/>
+                    <wps:cNvCnPr>
+                      <a:stCxn id="112" idx="2"/>
+                      <a:endCxn id="115" idx="0"/>
+                    </wps:cNvCnPr>
+                    <wps:spPr>
+                      <a:xfrm>
+                        <a:off x="4290930" y="615826"/>
+                        <a:ext cx="87246" cy="82856"/>
+                      </a:xfrm>
+                      <a:prstGeom prst="line">
+                        <a:avLst/>
+                      </a:prstGeom>
+                      <a:ln w="3175" cap="flat" cmpd="sng" algn="ctr">
+                        <a:solidFill>
+                          <a:srgbClr val="2F5496"/>
+                        </a:solidFill>
+                        <a:prstDash val="solid"/>
+                        <a:tailEnd type="triangle" w="med" len="med"/>
+                      </a:ln>
+                    </wps:spPr>
+                    <wps:style>
+                      <a:lnRef idx="2">
+                        <a:schemeClr val="accent1"/>
+                      </a:lnRef>
+                      <a:fillRef idx="0">
+                        <a:schemeClr val="accent1"/>
+                      </a:fillRef>
+                      <a:effectRef idx="1">
+                        <a:schemeClr val="accent1"/>
+                      </a:effectRef>
+                      <a:fontRef idx="minor">
+                        <a:schemeClr val="tx1"/>
+                      </a:fontRef>
+                    </wps:style>
+                    <wps:bodyPr/>
+                  </wps:wsp>
+                  <wps:wsp>
+                    <wps:cNvPr id="232" name="Init--ConfigSetup"/>
+                    <wps:cNvCnPr>
+                      <a:stCxn id="14" idx="2"/>
+                      <a:endCxn id="116" idx="0"/>
+                    </wps:cNvCnPr>
+                    <wps:spPr>
+                      <a:xfrm>
+                        <a:off x="5343450" y="389650"/>
+                        <a:ext cx="0" cy="49266"/>
+                      </a:xfrm>
+                      <a:prstGeom prst="line">
+                        <a:avLst/>
+                      </a:prstGeom>
+                      <a:ln w="3175" cap="flat" cmpd="sng" algn="ctr">
+                        <a:solidFill>
+                          <a:srgbClr val="2F5496"/>
+                        </a:solidFill>
+                        <a:prstDash val="solid"/>
+                        <a:tailEnd type="triangle" w="med" len="med"/>
+                      </a:ln>
+                    </wps:spPr>
+                    <wps:style>
+                      <a:lnRef idx="2">
+                        <a:schemeClr val="accent1"/>
+                      </a:lnRef>
+                      <a:fillRef idx="0">
+                        <a:schemeClr val="accent1"/>
+                      </a:fillRef>
+                      <a:effectRef idx="1">
+                        <a:schemeClr val="accent1"/>
+                      </a:effectRef>
+                      <a:fontRef idx="minor">
+                        <a:schemeClr val="tx1"/>
+                      </a:fontRef>
+                    </wps:style>
+                    <wps:bodyPr/>
+                  </wps:wsp>
+                  <wps:wsp>
+                    <wps:cNvPr id="233" name="ConfigSetup--FlowchartConfig"/>
+                    <wps:cNvCnPr>
+                      <a:stCxn id="116" idx="1"/>
+                      <a:endCxn id="117" idx="3"/>
+                    </wps:cNvCnPr>
+                    <wps:spPr>
+                      <a:xfrm>
+                        <a:off x="4995363" y="462429"/>
+                        <a:ext cx="298463" cy="136601"/>
                       </a:xfrm>
                       <a:custGeom>
                         <a:avLst/>
@@ -11380,657 +12005,15 @@
                         <a:cxnLst/>
                         <a:rect l="0" t="0" r="0" b="0"/>
                         <a:pathLst>
-                          <a:path w="279120" h="138142">
+                          <a:path w="298463" h="136601">
                             <a:moveTo>
-                              <a:pt x="279120" y="0"/>
+                              <a:pt x="298463" y="0"/>
                             </a:moveTo>
                             <a:lnTo>
-                              <a:pt x="0" y="75256"/>
+                              <a:pt x="0" y="54865"/>
                             </a:lnTo>
                             <a:lnTo>
-                              <a:pt x="46185" y="138142"/>
-                            </a:lnTo>
-                          </a:path>
-                        </a:pathLst>
-                      </a:custGeom>
-                      <a:ln w="3175" cap="flat" cmpd="sng" algn="ctr">
-                        <a:solidFill>
-                          <a:srgbClr val="2F5496"/>
-                        </a:solidFill>
-                        <a:prstDash val="solid"/>
-                        <a:tailEnd type="triangle" w="med" len="med"/>
-                      </a:ln>
-                    </wps:spPr>
-                    <wps:style>
-                      <a:lnRef idx="2">
-                        <a:schemeClr val="accent1"/>
-                      </a:lnRef>
-                      <a:fillRef idx="0">
-                        <a:schemeClr val="accent1"/>
-                      </a:fillRef>
-                      <a:effectRef idx="1">
-                        <a:schemeClr val="accent1"/>
-                      </a:effectRef>
-                      <a:fontRef idx="minor">
-                        <a:schemeClr val="tx1"/>
-                      </a:fontRef>
-                    </wps:style>
-                    <wps:bodyPr/>
-                  </wps:wsp>
-                  <wps:wsp>
-                    <wps:cNvPr id="218" name="CommonDB--setAccDescription"/>
-                    <wps:cNvCnPr>
-                      <a:stCxn id="99" idx="1"/>
-                      <a:endCxn id="102" idx="3"/>
-                    </wps:cNvCnPr>
-                    <wps:spPr>
-                      <a:xfrm flipH="1">
-                        <a:off x="3851634" y="840189"/>
-                        <a:ext cx="80196" cy="138142"/>
-                      </a:xfrm>
-                      <a:prstGeom prst="line">
-                        <a:avLst/>
-                      </a:prstGeom>
-                      <a:ln w="3175" cap="flat" cmpd="sng" algn="ctr">
-                        <a:solidFill>
-                          <a:srgbClr val="2F5496"/>
-                        </a:solidFill>
-                        <a:prstDash val="solid"/>
-                        <a:tailEnd type="triangle" w="med" len="med"/>
-                      </a:ln>
-                    </wps:spPr>
-                    <wps:style>
-                      <a:lnRef idx="2">
-                        <a:schemeClr val="accent1"/>
-                      </a:lnRef>
-                      <a:fillRef idx="0">
-                        <a:schemeClr val="accent1"/>
-                      </a:fillRef>
-                      <a:effectRef idx="1">
-                        <a:schemeClr val="accent1"/>
-                      </a:effectRef>
-                      <a:fontRef idx="minor">
-                        <a:schemeClr val="tx1"/>
-                      </a:fontRef>
-                    </wps:style>
-                    <wps:bodyPr/>
-                  </wps:wsp>
-                  <wps:wsp>
-                    <wps:cNvPr id="219" name="CommonDB--getAccDescription"/>
-                    <wps:cNvCnPr>
-                      <a:stCxn id="99" idx="2"/>
-                      <a:endCxn id="103" idx="0"/>
-                    </wps:cNvCnPr>
-                    <wps:spPr>
-                      <a:xfrm flipH="1">
-                        <a:off x="3940374" y="861838"/>
-                        <a:ext cx="31208" cy="101029"/>
-                      </a:xfrm>
-                      <a:prstGeom prst="line">
-                        <a:avLst/>
-                      </a:prstGeom>
-                      <a:ln w="3175" cap="flat" cmpd="sng" algn="ctr">
-                        <a:solidFill>
-                          <a:srgbClr val="2F5496"/>
-                        </a:solidFill>
-                        <a:prstDash val="solid"/>
-                        <a:tailEnd type="triangle" w="med" len="med"/>
-                      </a:ln>
-                    </wps:spPr>
-                    <wps:style>
-                      <a:lnRef idx="2">
-                        <a:schemeClr val="accent1"/>
-                      </a:lnRef>
-                      <a:fillRef idx="0">
-                        <a:schemeClr val="accent1"/>
-                      </a:fillRef>
-                      <a:effectRef idx="1">
-                        <a:schemeClr val="accent1"/>
-                      </a:effectRef>
-                      <a:fontRef idx="minor">
-                        <a:schemeClr val="tx1"/>
-                      </a:fontRef>
-                    </wps:style>
-                    <wps:bodyPr/>
-                  </wps:wsp>
-                  <wps:wsp>
-                    <wps:cNvPr id="220" name="CommonDB--setDiagramTitle"/>
-                    <wps:cNvCnPr>
-                      <a:stCxn id="99" idx="2"/>
-                      <a:endCxn id="104" idx="0"/>
-                    </wps:cNvCnPr>
-                    <wps:spPr>
-                      <a:xfrm>
-                        <a:off x="3971582" y="861838"/>
-                        <a:ext cx="115593" cy="101029"/>
-                      </a:xfrm>
-                      <a:prstGeom prst="line">
-                        <a:avLst/>
-                      </a:prstGeom>
-                      <a:ln w="3175" cap="flat" cmpd="sng" algn="ctr">
-                        <a:solidFill>
-                          <a:srgbClr val="2F5496"/>
-                        </a:solidFill>
-                        <a:prstDash val="solid"/>
-                        <a:tailEnd type="triangle" w="med" len="med"/>
-                      </a:ln>
-                    </wps:spPr>
-                    <wps:style>
-                      <a:lnRef idx="2">
-                        <a:schemeClr val="accent1"/>
-                      </a:lnRef>
-                      <a:fillRef idx="0">
-                        <a:schemeClr val="accent1"/>
-                      </a:fillRef>
-                      <a:effectRef idx="1">
-                        <a:schemeClr val="accent1"/>
-                      </a:effectRef>
-                      <a:fontRef idx="minor">
-                        <a:schemeClr val="tx1"/>
-                      </a:fontRef>
-                    </wps:style>
-                    <wps:bodyPr/>
-                  </wps:wsp>
-                  <wps:wsp>
-                    <wps:cNvPr id="221" name="CommonDB--getDiagramTitle"/>
-                    <wps:cNvCnPr>
-                      <a:stCxn id="99" idx="3"/>
-                      <a:endCxn id="105" idx="1"/>
-                    </wps:cNvCnPr>
-                    <wps:spPr>
-                      <a:xfrm>
-                        <a:off x="4011334" y="840189"/>
-                        <a:ext cx="158644" cy="138142"/>
-                      </a:xfrm>
-                      <a:prstGeom prst="line">
-                        <a:avLst/>
-                      </a:prstGeom>
-                      <a:ln w="3175" cap="flat" cmpd="sng" algn="ctr">
-                        <a:solidFill>
-                          <a:srgbClr val="2F5496"/>
-                        </a:solidFill>
-                        <a:prstDash val="solid"/>
-                        <a:tailEnd type="triangle" w="med" len="med"/>
-                      </a:ln>
-                    </wps:spPr>
-                    <wps:style>
-                      <a:lnRef idx="2">
-                        <a:schemeClr val="accent1"/>
-                      </a:lnRef>
-                      <a:fillRef idx="0">
-                        <a:schemeClr val="accent1"/>
-                      </a:fillRef>
-                      <a:effectRef idx="1">
-                        <a:schemeClr val="accent1"/>
-                      </a:effectRef>
-                      <a:fontRef idx="minor">
-                        <a:schemeClr val="tx1"/>
-                      </a:fontRef>
-                    </wps:style>
-                    <wps:bodyPr/>
-                  </wps:wsp>
-                  <wps:wsp>
-                    <wps:cNvPr id="222" name="CommonDB--commonClear"/>
-                    <wps:cNvCnPr>
-                      <a:stCxn id="99" idx="3"/>
-                      <a:endCxn id="106" idx="1"/>
-                    </wps:cNvCnPr>
-                    <wps:spPr>
-                      <a:xfrm>
-                        <a:off x="4011334" y="840189"/>
-                        <a:ext cx="326888" cy="138142"/>
-                      </a:xfrm>
-                      <a:custGeom>
-                        <a:avLst/>
-                        <a:gdLst/>
-                        <a:ahLst/>
-                        <a:cxnLst/>
-                        <a:rect l="0" t="0" r="0" b="0"/>
-                        <a:pathLst>
-                          <a:path w="326888" h="138142">
-                            <a:moveTo>
-                              <a:pt x="0" y="0"/>
-                            </a:moveTo>
-                            <a:lnTo>
-                              <a:pt x="326888" y="75256"/>
-                            </a:lnTo>
-                            <a:lnTo>
-                              <a:pt x="299507" y="138142"/>
-                            </a:lnTo>
-                          </a:path>
-                        </a:pathLst>
-                      </a:custGeom>
-                      <a:ln w="3175" cap="flat" cmpd="sng" algn="ctr">
-                        <a:solidFill>
-                          <a:srgbClr val="2F5496"/>
-                        </a:solidFill>
-                        <a:prstDash val="solid"/>
-                        <a:tailEnd type="triangle" w="med" len="med"/>
-                      </a:ln>
-                    </wps:spPr>
-                    <wps:style>
-                      <a:lnRef idx="2">
-                        <a:schemeClr val="accent1"/>
-                      </a:lnRef>
-                      <a:fillRef idx="0">
-                        <a:schemeClr val="accent1"/>
-                      </a:fillRef>
-                      <a:effectRef idx="1">
-                        <a:schemeClr val="accent1"/>
-                      </a:effectRef>
-                      <a:fontRef idx="minor">
-                        <a:schemeClr val="tx1"/>
-                      </a:fontRef>
-                    </wps:style>
-                    <wps:bodyPr/>
-                  </wps:wsp>
-                  <wps:wsp>
-                    <wps:cNvPr id="223" name="ProcessLinks--FinalSVG"/>
-                    <wps:cNvCnPr>
-                      <a:stCxn id="65" idx="2"/>
-                      <a:endCxn id="107" idx="0"/>
-                    </wps:cNvCnPr>
-                    <wps:spPr>
-                      <a:xfrm>
-                        <a:off x="4094417" y="1319561"/>
-                        <a:ext cx="60122" cy="60824"/>
-                      </a:xfrm>
-                      <a:prstGeom prst="line">
-                        <a:avLst/>
-                      </a:prstGeom>
-                      <a:ln w="3175" cap="flat" cmpd="sng" algn="ctr">
-                        <a:solidFill>
-                          <a:srgbClr val="2F5496"/>
-                        </a:solidFill>
-                        <a:prstDash val="solid"/>
-                        <a:tailEnd type="triangle" w="med" len="med"/>
-                      </a:ln>
-                    </wps:spPr>
-                    <wps:style>
-                      <a:lnRef idx="2">
-                        <a:schemeClr val="accent1"/>
-                      </a:lnRef>
-                      <a:fillRef idx="0">
-                        <a:schemeClr val="accent1"/>
-                      </a:fillRef>
-                      <a:effectRef idx="1">
-                        <a:schemeClr val="accent1"/>
-                      </a:effectRef>
-                      <a:fontRef idx="minor">
-                        <a:schemeClr val="tx1"/>
-                      </a:fontRef>
-                    </wps:style>
-                    <wps:bodyPr/>
-                  </wps:wsp>
-                  <wps:wsp>
-                    <wps:cNvPr id="224" name="SetupLayoutData--LayoutAlgorithm"/>
-                    <wps:cNvCnPr>
-                      <a:stCxn id="62" idx="3"/>
-                      <a:endCxn id="108" idx="1"/>
-                    </wps:cNvCnPr>
-                    <wps:spPr>
-                      <a:xfrm>
-                        <a:off x="4715188" y="840189"/>
-                        <a:ext cx="355028" cy="138142"/>
-                      </a:xfrm>
-                      <a:prstGeom prst="line">
-                        <a:avLst/>
-                      </a:prstGeom>
-                      <a:ln w="3175" cap="flat" cmpd="sng" algn="ctr">
-                        <a:solidFill>
-                          <a:srgbClr val="2F5496"/>
-                        </a:solidFill>
-                        <a:prstDash val="solid"/>
-                        <a:tailEnd type="triangle" w="med" len="med"/>
-                      </a:ln>
-                    </wps:spPr>
-                    <wps:style>
-                      <a:lnRef idx="2">
-                        <a:schemeClr val="accent1"/>
-                      </a:lnRef>
-                      <a:fillRef idx="0">
-                        <a:schemeClr val="accent1"/>
-                      </a:fillRef>
-                      <a:effectRef idx="1">
-                        <a:schemeClr val="accent1"/>
-                      </a:effectRef>
-                      <a:fontRef idx="minor">
-                        <a:schemeClr val="tx1"/>
-                      </a:fontRef>
-                    </wps:style>
-                    <wps:bodyPr/>
-                  </wps:wsp>
-                  <wps:wsp>
-                    <wps:cNvPr id="225" name="LayoutAlgorithm--Dagre"/>
-                    <wps:cNvCnPr>
-                      <a:stCxn id="108" idx="1"/>
-                      <a:endCxn id="109" idx="3"/>
-                    </wps:cNvCnPr>
-                    <wps:spPr>
-                      <a:xfrm flipH="1">
-                        <a:off x="5044253" y="978331"/>
-                        <a:ext cx="25963" cy="138141"/>
-                      </a:xfrm>
-                      <a:prstGeom prst="line">
-                        <a:avLst/>
-                      </a:prstGeom>
-                      <a:ln w="3175" cap="flat" cmpd="sng" algn="ctr">
-                        <a:solidFill>
-                          <a:srgbClr val="2F5496"/>
-                        </a:solidFill>
-                        <a:prstDash val="solid"/>
-                        <a:tailEnd type="triangle" w="med" len="med"/>
-                      </a:ln>
-                    </wps:spPr>
-                    <wps:style>
-                      <a:lnRef idx="2">
-                        <a:schemeClr val="accent1"/>
-                      </a:lnRef>
-                      <a:fillRef idx="0">
-                        <a:schemeClr val="accent1"/>
-                      </a:fillRef>
-                      <a:effectRef idx="1">
-                        <a:schemeClr val="accent1"/>
-                      </a:effectRef>
-                      <a:fontRef idx="minor">
-                        <a:schemeClr val="tx1"/>
-                      </a:fontRef>
-                    </wps:style>
-                    <wps:bodyPr/>
-                  </wps:wsp>
-                  <wps:wsp>
-                    <wps:cNvPr id="226" name="LayoutAlgorithm--DagreWrapper"/>
-                    <wps:cNvCnPr>
-                      <a:stCxn id="108" idx="2"/>
-                      <a:endCxn id="110" idx="0"/>
-                    </wps:cNvCnPr>
-                    <wps:spPr>
-                      <a:xfrm>
-                        <a:off x="5137843" y="1021629"/>
-                        <a:ext cx="0" cy="73194"/>
-                      </a:xfrm>
-                      <a:prstGeom prst="line">
-                        <a:avLst/>
-                      </a:prstGeom>
-                      <a:ln w="3175" cap="flat" cmpd="sng" algn="ctr">
-                        <a:solidFill>
-                          <a:srgbClr val="2F5496"/>
-                        </a:solidFill>
-                        <a:prstDash val="solid"/>
-                        <a:tailEnd type="triangle" w="med" len="med"/>
-                      </a:ln>
-                    </wps:spPr>
-                    <wps:style>
-                      <a:lnRef idx="2">
-                        <a:schemeClr val="accent1"/>
-                      </a:lnRef>
-                      <a:fillRef idx="0">
-                        <a:schemeClr val="accent1"/>
-                      </a:fillRef>
-                      <a:effectRef idx="1">
-                        <a:schemeClr val="accent1"/>
-                      </a:effectRef>
-                      <a:fontRef idx="minor">
-                        <a:schemeClr val="tx1"/>
-                      </a:fontRef>
-                    </wps:style>
-                    <wps:bodyPr/>
-                  </wps:wsp>
-                  <wps:wsp>
-                    <wps:cNvPr id="227" name="LayoutAlgorithm--ELK"/>
-                    <wps:cNvCnPr>
-                      <a:stCxn id="108" idx="3"/>
-                      <a:endCxn id="111" idx="1"/>
-                    </wps:cNvCnPr>
-                    <wps:spPr>
-                      <a:xfrm>
-                        <a:off x="5205471" y="978331"/>
-                        <a:ext cx="25962" cy="138141"/>
-                      </a:xfrm>
-                      <a:prstGeom prst="line">
-                        <a:avLst/>
-                      </a:prstGeom>
-                      <a:ln w="3175" cap="flat" cmpd="sng" algn="ctr">
-                        <a:solidFill>
-                          <a:srgbClr val="2F5496"/>
-                        </a:solidFill>
-                        <a:prstDash val="solid"/>
-                        <a:tailEnd type="triangle" w="med" len="med"/>
-                      </a:ln>
-                    </wps:spPr>
-                    <wps:style>
-                      <a:lnRef idx="2">
-                        <a:schemeClr val="accent1"/>
-                      </a:lnRef>
-                      <a:fillRef idx="0">
-                        <a:schemeClr val="accent1"/>
-                      </a:fillRef>
-                      <a:effectRef idx="1">
-                        <a:schemeClr val="accent1"/>
-                      </a:effectRef>
-                      <a:fontRef idx="minor">
-                        <a:schemeClr val="tx1"/>
-                      </a:fontRef>
-                    </wps:style>
-                    <wps:bodyPr/>
-                  </wps:wsp>
-                  <wps:wsp>
-                    <wps:cNvPr id="228" name="FlowDBClass--TestFiles"/>
-                    <wps:cNvCnPr>
-                      <a:stCxn id="24" idx="3"/>
-                      <a:endCxn id="112" idx="1"/>
-                    </wps:cNvCnPr>
-                    <wps:spPr>
-                      <a:xfrm>
-                        <a:off x="1771164" y="419579"/>
-                        <a:ext cx="2470054" cy="119585"/>
-                      </a:xfrm>
-                      <a:prstGeom prst="line">
-                        <a:avLst/>
-                      </a:prstGeom>
-                      <a:ln w="3175" cap="flat" cmpd="sng" algn="ctr">
-                        <a:solidFill>
-                          <a:srgbClr val="2F5496"/>
-                        </a:solidFill>
-                        <a:prstDash val="solid"/>
-                        <a:tailEnd type="triangle" w="med" len="med"/>
-                      </a:ln>
-                    </wps:spPr>
-                    <wps:style>
-                      <a:lnRef idx="2">
-                        <a:schemeClr val="accent1"/>
-                      </a:lnRef>
-                      <a:fillRef idx="0">
-                        <a:schemeClr val="accent1"/>
-                      </a:fillRef>
-                      <a:effectRef idx="1">
-                        <a:schemeClr val="accent1"/>
-                      </a:effectRef>
-                      <a:fontRef idx="minor">
-                        <a:schemeClr val="tx1"/>
-                      </a:fontRef>
-                    </wps:style>
-                    <wps:bodyPr/>
-                  </wps:wsp>
-                  <wps:wsp>
-                    <wps:cNvPr id="229" name="TestFiles--flowDbSpec"/>
-                    <wps:cNvCnPr>
-                      <a:stCxn id="112" idx="1"/>
-                      <a:endCxn id="113" idx="3"/>
-                    </wps:cNvCnPr>
-                    <wps:spPr>
-                      <a:xfrm flipH="1">
-                        <a:off x="4087159" y="539164"/>
-                        <a:ext cx="154059" cy="150513"/>
-                      </a:xfrm>
-                      <a:prstGeom prst="line">
-                        <a:avLst/>
-                      </a:prstGeom>
-                      <a:ln w="3175" cap="flat" cmpd="sng" algn="ctr">
-                        <a:solidFill>
-                          <a:srgbClr val="2F5496"/>
-                        </a:solidFill>
-                        <a:prstDash val="solid"/>
-                        <a:tailEnd type="triangle" w="med" len="med"/>
-                      </a:ln>
-                    </wps:spPr>
-                    <wps:style>
-                      <a:lnRef idx="2">
-                        <a:schemeClr val="accent1"/>
-                      </a:lnRef>
-                      <a:fillRef idx="0">
-                        <a:schemeClr val="accent1"/>
-                      </a:fillRef>
-                      <a:effectRef idx="1">
-                        <a:schemeClr val="accent1"/>
-                      </a:effectRef>
-                      <a:fontRef idx="minor">
-                        <a:schemeClr val="tx1"/>
-                      </a:fontRef>
-                    </wps:style>
-                    <wps:bodyPr/>
-                  </wps:wsp>
-                  <wps:wsp>
-                    <wps:cNvPr id="230" name="TestFiles--flowChartShapesSpec"/>
-                    <wps:cNvCnPr>
-                      <a:stCxn id="112" idx="2"/>
-                      <a:endCxn id="114" idx="0"/>
-                    </wps:cNvCnPr>
-                    <wps:spPr>
-                      <a:xfrm flipH="1">
-                        <a:off x="4187776" y="554628"/>
-                        <a:ext cx="89235" cy="119585"/>
-                      </a:xfrm>
-                      <a:prstGeom prst="line">
-                        <a:avLst/>
-                      </a:prstGeom>
-                      <a:ln w="3175" cap="flat" cmpd="sng" algn="ctr">
-                        <a:solidFill>
-                          <a:srgbClr val="2F5496"/>
-                        </a:solidFill>
-                        <a:prstDash val="solid"/>
-                        <a:tailEnd type="triangle" w="med" len="med"/>
-                      </a:ln>
-                    </wps:spPr>
-                    <wps:style>
-                      <a:lnRef idx="2">
-                        <a:schemeClr val="accent1"/>
-                      </a:lnRef>
-                      <a:fillRef idx="0">
-                        <a:schemeClr val="accent1"/>
-                      </a:fillRef>
-                      <a:effectRef idx="1">
-                        <a:schemeClr val="accent1"/>
-                      </a:effectRef>
-                      <a:fontRef idx="minor">
-                        <a:schemeClr val="tx1"/>
-                      </a:fontRef>
-                    </wps:style>
-                    <wps:bodyPr/>
-                  </wps:wsp>
-                  <wps:wsp>
-                    <wps:cNvPr id="231" name="TestFiles--ParserTests"/>
-                    <wps:cNvCnPr>
-                      <a:stCxn id="112" idx="2"/>
-                      <a:endCxn id="115" idx="0"/>
-                    </wps:cNvCnPr>
-                    <wps:spPr>
-                      <a:xfrm>
-                        <a:off x="4277011" y="554628"/>
-                        <a:ext cx="89235" cy="88658"/>
-                      </a:xfrm>
-                      <a:prstGeom prst="line">
-                        <a:avLst/>
-                      </a:prstGeom>
-                      <a:ln w="3175" cap="flat" cmpd="sng" algn="ctr">
-                        <a:solidFill>
-                          <a:srgbClr val="2F5496"/>
-                        </a:solidFill>
-                        <a:prstDash val="solid"/>
-                        <a:tailEnd type="triangle" w="med" len="med"/>
-                      </a:ln>
-                    </wps:spPr>
-                    <wps:style>
-                      <a:lnRef idx="2">
-                        <a:schemeClr val="accent1"/>
-                      </a:lnRef>
-                      <a:fillRef idx="0">
-                        <a:schemeClr val="accent1"/>
-                      </a:fillRef>
-                      <a:effectRef idx="1">
-                        <a:schemeClr val="accent1"/>
-                      </a:effectRef>
-                      <a:fontRef idx="minor">
-                        <a:schemeClr val="tx1"/>
-                      </a:fontRef>
-                    </wps:style>
-                    <wps:bodyPr/>
-                  </wps:wsp>
-                  <wps:wsp>
-                    <wps:cNvPr id="232" name="Init--ConfigSetup"/>
-                    <wps:cNvCnPr>
-                      <a:stCxn id="14" idx="2"/>
-                      <a:endCxn id="116" idx="0"/>
-                    </wps:cNvCnPr>
-                    <wps:spPr>
-                      <a:xfrm>
-                        <a:off x="5380477" y="358756"/>
-                        <a:ext cx="0" cy="39174"/>
-                      </a:xfrm>
-                      <a:prstGeom prst="line">
-                        <a:avLst/>
-                      </a:prstGeom>
-                      <a:ln w="3175" cap="flat" cmpd="sng" algn="ctr">
-                        <a:solidFill>
-                          <a:srgbClr val="2F5496"/>
-                        </a:solidFill>
-                        <a:prstDash val="solid"/>
-                        <a:tailEnd type="triangle" w="med" len="med"/>
-                      </a:ln>
-                    </wps:spPr>
-                    <wps:style>
-                      <a:lnRef idx="2">
-                        <a:schemeClr val="accent1"/>
-                      </a:lnRef>
-                      <a:fillRef idx="0">
-                        <a:schemeClr val="accent1"/>
-                      </a:fillRef>
-                      <a:effectRef idx="1">
-                        <a:schemeClr val="accent1"/>
-                      </a:effectRef>
-                      <a:fontRef idx="minor">
-                        <a:schemeClr val="tx1"/>
-                      </a:fontRef>
-                    </wps:style>
-                    <wps:bodyPr/>
-                  </wps:wsp>
-                  <wps:wsp>
-                    <wps:cNvPr id="233" name="ConfigSetup--FlowchartConfig"/>
-                    <wps:cNvCnPr>
-                      <a:stCxn id="116" idx="1"/>
-                      <a:endCxn id="117" idx="3"/>
-                    </wps:cNvCnPr>
-                    <wps:spPr>
-                      <a:xfrm>
-                        <a:off x="5059989" y="419579"/>
-                        <a:ext cx="274799" cy="119585"/>
-                      </a:xfrm>
-                      <a:custGeom>
-                        <a:avLst/>
-                        <a:gdLst/>
-                        <a:ahLst/>
-                        <a:cxnLst/>
-                        <a:rect l="0" t="0" r="0" b="0"/>
-                        <a:pathLst>
-                          <a:path w="274799" h="119585">
-                            <a:moveTo>
-                              <a:pt x="274799" y="0"/>
-                            </a:moveTo>
-                            <a:lnTo>
-                              <a:pt x="0" y="44329"/>
-                            </a:lnTo>
-                            <a:lnTo>
-                              <a:pt x="45195" y="119585"/>
+                              <a:pt x="49087" y="136601"/>
                             </a:lnTo>
                           </a:path>
                         </a:pathLst>
@@ -12067,8 +12050,8 @@
                     </wps:cNvCnPr>
                     <wps:spPr>
                       <a:xfrm flipH="1">
-                        <a:off x="5257923" y="419579"/>
-                        <a:ext cx="76865" cy="119585"/>
+                        <a:off x="5210342" y="462429"/>
+                        <a:ext cx="83484" cy="136601"/>
                       </a:xfrm>
                       <a:prstGeom prst="line">
                         <a:avLst/>
@@ -12105,8 +12088,8 @@
                     </wps:cNvCnPr>
                     <wps:spPr>
                       <a:xfrm flipH="1">
-                        <a:off x="5326375" y="441228"/>
-                        <a:ext cx="54102" cy="82473"/>
+                        <a:off x="5284689" y="485942"/>
+                        <a:ext cx="58761" cy="96293"/>
                       </a:xfrm>
                       <a:prstGeom prst="line">
                         <a:avLst/>
@@ -12143,8 +12126,8 @@
                     </wps:cNvCnPr>
                     <wps:spPr>
                       <a:xfrm>
-                        <a:off x="5380477" y="441228"/>
-                        <a:ext cx="54102" cy="76287"/>
+                        <a:off x="5343450" y="485942"/>
+                        <a:ext cx="58761" cy="89575"/>
                       </a:xfrm>
                       <a:prstGeom prst="line">
                         <a:avLst/>

--- a/test-corpus/corpus/generated/mermaid-official-code-flow.docx
+++ b/test-corpus/corpus/generated/mermaid-official-code-flow.docx
@@ -7308,7 +7308,7 @@
                           <a:srgbClr val="2F5496"/>
                         </a:solidFill>
                         <a:prstDash val="solid"/>
-                        <a:tailEnd type="triangle" w="med" len="med"/>
+                        <a:tailEnd type="triangle" w="sm" len="sm"/>
                       </a:ln>
                     </wps:spPr>
                     <wps:style>
@@ -7346,7 +7346,7 @@
                           <a:srgbClr val="2F5496"/>
                         </a:solidFill>
                         <a:prstDash val="solid"/>
-                        <a:tailEnd type="triangle" w="med" len="med"/>
+                        <a:tailEnd type="triangle" w="sm" len="sm"/>
                       </a:ln>
                     </wps:spPr>
                     <wps:style>
@@ -7384,7 +7384,7 @@
                           <a:srgbClr val="2F5496"/>
                         </a:solidFill>
                         <a:prstDash val="solid"/>
-                        <a:tailEnd type="triangle" w="med" len="med"/>
+                        <a:tailEnd type="triangle" w="sm" len="sm"/>
                       </a:ln>
                     </wps:spPr>
                     <wps:style>
@@ -7422,7 +7422,7 @@
                           <a:srgbClr val="2F5496"/>
                         </a:solidFill>
                         <a:prstDash val="solid"/>
-                        <a:tailEnd type="triangle" w="med" len="med"/>
+                        <a:tailEnd type="triangle" w="sm" len="sm"/>
                       </a:ln>
                     </wps:spPr>
                     <wps:style>
@@ -7460,7 +7460,7 @@
                           <a:srgbClr val="2F5496"/>
                         </a:solidFill>
                         <a:prstDash val="solid"/>
-                        <a:tailEnd type="triangle" w="med" len="med"/>
+                        <a:tailEnd type="triangle" w="sm" len="sm"/>
                       </a:ln>
                     </wps:spPr>
                     <wps:style>
@@ -7498,7 +7498,7 @@
                           <a:srgbClr val="2F5496"/>
                         </a:solidFill>
                         <a:prstDash val="solid"/>
-                        <a:tailEnd type="triangle" w="med" len="med"/>
+                        <a:tailEnd type="triangle" w="sm" len="sm"/>
                       </a:ln>
                     </wps:spPr>
                     <wps:style>
@@ -7553,7 +7553,7 @@
                           <a:srgbClr val="2F5496"/>
                         </a:solidFill>
                         <a:prstDash val="solid"/>
-                        <a:tailEnd type="triangle" w="med" len="med"/>
+                        <a:tailEnd type="triangle" w="sm" len="sm"/>
                       </a:ln>
                     </wps:spPr>
                     <wps:style>
@@ -7608,7 +7608,7 @@
                           <a:srgbClr val="2F5496"/>
                         </a:solidFill>
                         <a:prstDash val="solid"/>
-                        <a:tailEnd type="triangle" w="med" len="med"/>
+                        <a:tailEnd type="triangle" w="sm" len="sm"/>
                       </a:ln>
                     </wps:spPr>
                     <wps:style>
@@ -7646,7 +7646,7 @@
                           <a:srgbClr val="2F5496"/>
                         </a:solidFill>
                         <a:prstDash val="solid"/>
-                        <a:tailEnd type="triangle" w="med" len="med"/>
+                        <a:tailEnd type="triangle" w="sm" len="sm"/>
                       </a:ln>
                     </wps:spPr>
                     <wps:style>
@@ -7684,7 +7684,7 @@
                           <a:srgbClr val="2F5496"/>
                         </a:solidFill>
                         <a:prstDash val="solid"/>
-                        <a:tailEnd type="triangle" w="med" len="med"/>
+                        <a:tailEnd type="triangle" w="sm" len="sm"/>
                       </a:ln>
                     </wps:spPr>
                     <wps:style>
@@ -7722,7 +7722,7 @@
                           <a:srgbClr val="2F5496"/>
                         </a:solidFill>
                         <a:prstDash val="solid"/>
-                        <a:tailEnd type="triangle" w="med" len="med"/>
+                        <a:tailEnd type="triangle" w="sm" len="sm"/>
                       </a:ln>
                     </wps:spPr>
                     <wps:style>
@@ -7760,7 +7760,7 @@
                           <a:srgbClr val="2F5496"/>
                         </a:solidFill>
                         <a:prstDash val="solid"/>
-                        <a:tailEnd type="triangle" w="med" len="med"/>
+                        <a:tailEnd type="triangle" w="sm" len="sm"/>
                       </a:ln>
                     </wps:spPr>
                     <wps:style>
@@ -7798,7 +7798,7 @@
                           <a:srgbClr val="2F5496"/>
                         </a:solidFill>
                         <a:prstDash val="solid"/>
-                        <a:tailEnd type="triangle" w="med" len="med"/>
+                        <a:tailEnd type="triangle" w="sm" len="sm"/>
                       </a:ln>
                     </wps:spPr>
                     <wps:style>
@@ -7836,7 +7836,7 @@
                           <a:srgbClr val="2F5496"/>
                         </a:solidFill>
                         <a:prstDash val="solid"/>
-                        <a:tailEnd type="triangle" w="med" len="med"/>
+                        <a:tailEnd type="triangle" w="sm" len="sm"/>
                       </a:ln>
                     </wps:spPr>
                     <wps:style>
@@ -7891,7 +7891,7 @@
                           <a:srgbClr val="2F5496"/>
                         </a:solidFill>
                         <a:prstDash val="solid"/>
-                        <a:tailEnd type="triangle" w="med" len="med"/>
+                        <a:tailEnd type="triangle" w="sm" len="sm"/>
                       </a:ln>
                     </wps:spPr>
                     <wps:style>
@@ -7946,7 +7946,7 @@
                           <a:srgbClr val="2F5496"/>
                         </a:solidFill>
                         <a:prstDash val="solid"/>
-                        <a:tailEnd type="triangle" w="med" len="med"/>
+                        <a:tailEnd type="triangle" w="sm" len="sm"/>
                       </a:ln>
                     </wps:spPr>
                     <wps:style>
@@ -7984,7 +7984,7 @@
                           <a:srgbClr val="2F5496"/>
                         </a:solidFill>
                         <a:prstDash val="solid"/>
-                        <a:tailEnd type="triangle" w="med" len="med"/>
+                        <a:tailEnd type="triangle" w="sm" len="sm"/>
                       </a:ln>
                     </wps:spPr>
                     <wps:style>
@@ -8022,7 +8022,7 @@
                           <a:srgbClr val="2F5496"/>
                         </a:solidFill>
                         <a:prstDash val="solid"/>
-                        <a:tailEnd type="triangle" w="med" len="med"/>
+                        <a:tailEnd type="triangle" w="sm" len="sm"/>
                       </a:ln>
                     </wps:spPr>
                     <wps:style>
@@ -8060,7 +8060,7 @@
                           <a:srgbClr val="2F5496"/>
                         </a:solidFill>
                         <a:prstDash val="solid"/>
-                        <a:tailEnd type="triangle" w="med" len="med"/>
+                        <a:tailEnd type="triangle" w="sm" len="sm"/>
                       </a:ln>
                     </wps:spPr>
                     <wps:style>
@@ -8098,7 +8098,7 @@
                           <a:srgbClr val="2F5496"/>
                         </a:solidFill>
                         <a:prstDash val="solid"/>
-                        <a:tailEnd type="triangle" w="med" len="med"/>
+                        <a:tailEnd type="triangle" w="sm" len="sm"/>
                       </a:ln>
                     </wps:spPr>
                     <wps:style>
@@ -8136,7 +8136,7 @@
                           <a:srgbClr val="2F5496"/>
                         </a:solidFill>
                         <a:prstDash val="solid"/>
-                        <a:tailEnd type="triangle" w="med" len="med"/>
+                        <a:tailEnd type="triangle" w="sm" len="sm"/>
                       </a:ln>
                     </wps:spPr>
                     <wps:style>
@@ -8174,7 +8174,7 @@
                           <a:srgbClr val="2F5496"/>
                         </a:solidFill>
                         <a:prstDash val="solid"/>
-                        <a:tailEnd type="triangle" w="med" len="med"/>
+                        <a:tailEnd type="triangle" w="sm" len="sm"/>
                       </a:ln>
                     </wps:spPr>
                     <wps:style>
@@ -8212,7 +8212,7 @@
                           <a:srgbClr val="2F5496"/>
                         </a:solidFill>
                         <a:prstDash val="solid"/>
-                        <a:tailEnd type="triangle" w="med" len="med"/>
+                        <a:tailEnd type="triangle" w="sm" len="sm"/>
                       </a:ln>
                     </wps:spPr>
                     <wps:style>
@@ -8267,7 +8267,7 @@
                           <a:srgbClr val="2F5496"/>
                         </a:solidFill>
                         <a:prstDash val="solid"/>
-                        <a:tailEnd type="triangle" w="med" len="med"/>
+                        <a:tailEnd type="triangle" w="sm" len="sm"/>
                       </a:ln>
                     </wps:spPr>
                     <wps:style>
@@ -8322,7 +8322,7 @@
                           <a:srgbClr val="2F5496"/>
                         </a:solidFill>
                         <a:prstDash val="solid"/>
-                        <a:tailEnd type="triangle" w="med" len="med"/>
+                        <a:tailEnd type="triangle" w="sm" len="sm"/>
                       </a:ln>
                     </wps:spPr>
                     <wps:style>
@@ -8377,7 +8377,7 @@
                           <a:srgbClr val="2F5496"/>
                         </a:solidFill>
                         <a:prstDash val="solid"/>
-                        <a:tailEnd type="triangle" w="med" len="med"/>
+                        <a:tailEnd type="triangle" w="sm" len="sm"/>
                       </a:ln>
                     </wps:spPr>
                     <wps:style>
@@ -8415,7 +8415,7 @@
                           <a:srgbClr val="2F5496"/>
                         </a:solidFill>
                         <a:prstDash val="solid"/>
-                        <a:tailEnd type="triangle" w="med" len="med"/>
+                        <a:tailEnd type="triangle" w="sm" len="sm"/>
                       </a:ln>
                     </wps:spPr>
                     <wps:style>
@@ -8453,7 +8453,7 @@
                           <a:srgbClr val="2F5496"/>
                         </a:solidFill>
                         <a:prstDash val="solid"/>
-                        <a:tailEnd type="triangle" w="med" len="med"/>
+                        <a:tailEnd type="triangle" w="sm" len="sm"/>
                       </a:ln>
                     </wps:spPr>
                     <wps:style>
@@ -8491,7 +8491,7 @@
                           <a:srgbClr val="2F5496"/>
                         </a:solidFill>
                         <a:prstDash val="solid"/>
-                        <a:tailEnd type="triangle" w="med" len="med"/>
+                        <a:tailEnd type="triangle" w="sm" len="sm"/>
                       </a:ln>
                     </wps:spPr>
                     <wps:style>
@@ -8529,7 +8529,7 @@
                           <a:srgbClr val="2F5496"/>
                         </a:solidFill>
                         <a:prstDash val="solid"/>
-                        <a:tailEnd type="triangle" w="med" len="med"/>
+                        <a:tailEnd type="triangle" w="sm" len="sm"/>
                       </a:ln>
                     </wps:spPr>
                     <wps:style>
@@ -8567,7 +8567,7 @@
                           <a:srgbClr val="2F5496"/>
                         </a:solidFill>
                         <a:prstDash val="solid"/>
-                        <a:tailEnd type="triangle" w="med" len="med"/>
+                        <a:tailEnd type="triangle" w="sm" len="sm"/>
                       </a:ln>
                     </wps:spPr>
                     <wps:style>
@@ -8622,7 +8622,7 @@
                           <a:srgbClr val="2F5496"/>
                         </a:solidFill>
                         <a:prstDash val="solid"/>
-                        <a:tailEnd type="triangle" w="med" len="med"/>
+                        <a:tailEnd type="triangle" w="sm" len="sm"/>
                       </a:ln>
                     </wps:spPr>
                     <wps:style>
@@ -8660,7 +8660,7 @@
                           <a:srgbClr val="2F5496"/>
                         </a:solidFill>
                         <a:prstDash val="solid"/>
-                        <a:tailEnd type="triangle" w="med" len="med"/>
+                        <a:tailEnd type="triangle" w="sm" len="sm"/>
                       </a:ln>
                     </wps:spPr>
                     <wps:style>
@@ -8698,7 +8698,7 @@
                           <a:srgbClr val="2F5496"/>
                         </a:solidFill>
                         <a:prstDash val="solid"/>
-                        <a:tailEnd type="triangle" w="med" len="med"/>
+                        <a:tailEnd type="triangle" w="sm" len="sm"/>
                       </a:ln>
                     </wps:spPr>
                     <wps:style>
@@ -8736,7 +8736,7 @@
                           <a:srgbClr val="2F5496"/>
                         </a:solidFill>
                         <a:prstDash val="solid"/>
-                        <a:tailEnd type="triangle" w="med" len="med"/>
+                        <a:tailEnd type="triangle" w="sm" len="sm"/>
                       </a:ln>
                     </wps:spPr>
                     <wps:style>
@@ -8774,7 +8774,7 @@
                           <a:srgbClr val="2F5496"/>
                         </a:solidFill>
                         <a:prstDash val="solid"/>
-                        <a:tailEnd type="triangle" w="med" len="med"/>
+                        <a:tailEnd type="triangle" w="sm" len="sm"/>
                       </a:ln>
                     </wps:spPr>
                     <wps:style>
@@ -8812,7 +8812,7 @@
                           <a:srgbClr val="2F5496"/>
                         </a:solidFill>
                         <a:prstDash val="solid"/>
-                        <a:tailEnd type="triangle" w="med" len="med"/>
+                        <a:tailEnd type="triangle" w="sm" len="sm"/>
                       </a:ln>
                     </wps:spPr>
                     <wps:style>
@@ -8850,7 +8850,7 @@
                           <a:srgbClr val="2F5496"/>
                         </a:solidFill>
                         <a:prstDash val="solid"/>
-                        <a:tailEnd type="triangle" w="med" len="med"/>
+                        <a:tailEnd type="triangle" w="sm" len="sm"/>
                       </a:ln>
                     </wps:spPr>
                     <wps:style>
@@ -8905,7 +8905,7 @@
                           <a:srgbClr val="2F5496"/>
                         </a:solidFill>
                         <a:prstDash val="solid"/>
-                        <a:tailEnd type="triangle" w="med" len="med"/>
+                        <a:tailEnd type="triangle" w="sm" len="sm"/>
                       </a:ln>
                     </wps:spPr>
                     <wps:style>
@@ -8943,7 +8943,7 @@
                           <a:srgbClr val="2F5496"/>
                         </a:solidFill>
                         <a:prstDash val="solid"/>
-                        <a:tailEnd type="triangle" w="med" len="med"/>
+                        <a:tailEnd type="triangle" w="sm" len="sm"/>
                       </a:ln>
                     </wps:spPr>
                     <wps:style>
@@ -8981,7 +8981,7 @@
                           <a:srgbClr val="2F5496"/>
                         </a:solidFill>
                         <a:prstDash val="solid"/>
-                        <a:tailEnd type="triangle" w="med" len="med"/>
+                        <a:tailEnd type="triangle" w="sm" len="sm"/>
                       </a:ln>
                     </wps:spPr>
                     <wps:style>
@@ -9019,7 +9019,7 @@
                           <a:srgbClr val="2F5496"/>
                         </a:solidFill>
                         <a:prstDash val="solid"/>
-                        <a:tailEnd type="triangle" w="med" len="med"/>
+                        <a:tailEnd type="triangle" w="sm" len="sm"/>
                       </a:ln>
                     </wps:spPr>
                     <wps:style>
@@ -9074,7 +9074,7 @@
                           <a:srgbClr val="2F5496"/>
                         </a:solidFill>
                         <a:prstDash val="solid"/>
-                        <a:tailEnd type="triangle" w="med" len="med"/>
+                        <a:tailEnd type="triangle" w="sm" len="sm"/>
                       </a:ln>
                     </wps:spPr>
                     <wps:style>
@@ -9129,7 +9129,7 @@
                           <a:srgbClr val="2F5496"/>
                         </a:solidFill>
                         <a:prstDash val="solid"/>
-                        <a:tailEnd type="triangle" w="med" len="med"/>
+                        <a:tailEnd type="triangle" w="sm" len="sm"/>
                       </a:ln>
                     </wps:spPr>
                     <wps:style>
@@ -9184,7 +9184,7 @@
                           <a:srgbClr val="2F5496"/>
                         </a:solidFill>
                         <a:prstDash val="solid"/>
-                        <a:tailEnd type="triangle" w="med" len="med"/>
+                        <a:tailEnd type="triangle" w="sm" len="sm"/>
                       </a:ln>
                     </wps:spPr>
                     <wps:style>
@@ -9239,7 +9239,7 @@
                           <a:srgbClr val="2F5496"/>
                         </a:solidFill>
                         <a:prstDash val="solid"/>
-                        <a:tailEnd type="triangle" w="med" len="med"/>
+                        <a:tailEnd type="triangle" w="sm" len="sm"/>
                       </a:ln>
                     </wps:spPr>
                     <wps:style>
@@ -9277,7 +9277,7 @@
                           <a:srgbClr val="2F5496"/>
                         </a:solidFill>
                         <a:prstDash val="solid"/>
-                        <a:tailEnd type="triangle" w="med" len="med"/>
+                        <a:tailEnd type="triangle" w="sm" len="sm"/>
                       </a:ln>
                     </wps:spPr>
                     <wps:style>
@@ -9315,7 +9315,7 @@
                           <a:srgbClr val="2F5496"/>
                         </a:solidFill>
                         <a:prstDash val="solid"/>
-                        <a:tailEnd type="triangle" w="med" len="med"/>
+                        <a:tailEnd type="triangle" w="sm" len="sm"/>
                       </a:ln>
                     </wps:spPr>
                     <wps:style>
@@ -9370,7 +9370,7 @@
                           <a:srgbClr val="2F5496"/>
                         </a:solidFill>
                         <a:prstDash val="solid"/>
-                        <a:tailEnd type="triangle" w="med" len="med"/>
+                        <a:tailEnd type="triangle" w="sm" len="sm"/>
                       </a:ln>
                     </wps:spPr>
                     <wps:style>
@@ -9408,7 +9408,7 @@
                           <a:srgbClr val="2F5496"/>
                         </a:solidFill>
                         <a:prstDash val="solid"/>
-                        <a:tailEnd type="triangle" w="med" len="med"/>
+                        <a:tailEnd type="triangle" w="sm" len="sm"/>
                       </a:ln>
                     </wps:spPr>
                     <wps:style>
@@ -9446,7 +9446,7 @@
                           <a:srgbClr val="2F5496"/>
                         </a:solidFill>
                         <a:prstDash val="solid"/>
-                        <a:tailEnd type="triangle" w="med" len="med"/>
+                        <a:tailEnd type="triangle" w="sm" len="sm"/>
                       </a:ln>
                     </wps:spPr>
                     <wps:style>
@@ -9484,7 +9484,7 @@
                           <a:srgbClr val="2F5496"/>
                         </a:solidFill>
                         <a:prstDash val="solid"/>
-                        <a:tailEnd type="triangle" w="med" len="med"/>
+                        <a:tailEnd type="triangle" w="sm" len="sm"/>
                       </a:ln>
                     </wps:spPr>
                     <wps:style>
@@ -9522,7 +9522,7 @@
                           <a:srgbClr val="2F5496"/>
                         </a:solidFill>
                         <a:prstDash val="solid"/>
-                        <a:tailEnd type="triangle" w="med" len="med"/>
+                        <a:tailEnd type="triangle" w="sm" len="sm"/>
                       </a:ln>
                     </wps:spPr>
                     <wps:style>
@@ -9577,7 +9577,7 @@
                           <a:srgbClr val="2F5496"/>
                         </a:solidFill>
                         <a:prstDash val="solid"/>
-                        <a:tailEnd type="triangle" w="med" len="med"/>
+                        <a:tailEnd type="triangle" w="sm" len="sm"/>
                       </a:ln>
                     </wps:spPr>
                     <wps:style>
@@ -9615,7 +9615,7 @@
                           <a:srgbClr val="2F5496"/>
                         </a:solidFill>
                         <a:prstDash val="solid"/>
-                        <a:tailEnd type="triangle" w="med" len="med"/>
+                        <a:tailEnd type="triangle" w="sm" len="sm"/>
                       </a:ln>
                     </wps:spPr>
                     <wps:style>
@@ -9653,7 +9653,7 @@
                           <a:srgbClr val="2F5496"/>
                         </a:solidFill>
                         <a:prstDash val="solid"/>
-                        <a:tailEnd type="triangle" w="med" len="med"/>
+                        <a:tailEnd type="triangle" w="sm" len="sm"/>
                       </a:ln>
                     </wps:spPr>
                     <wps:style>
@@ -9691,7 +9691,7 @@
                           <a:srgbClr val="2F5496"/>
                         </a:solidFill>
                         <a:prstDash val="solid"/>
-                        <a:tailEnd type="triangle" w="med" len="med"/>
+                        <a:tailEnd type="triangle" w="sm" len="sm"/>
                       </a:ln>
                     </wps:spPr>
                     <wps:style>
@@ -9729,7 +9729,7 @@
                           <a:srgbClr val="2F5496"/>
                         </a:solidFill>
                         <a:prstDash val="solid"/>
-                        <a:tailEnd type="triangle" w="med" len="med"/>
+                        <a:tailEnd type="triangle" w="sm" len="sm"/>
                       </a:ln>
                     </wps:spPr>
                     <wps:style>
@@ -9767,7 +9767,7 @@
                           <a:srgbClr val="2F5496"/>
                         </a:solidFill>
                         <a:prstDash val="solid"/>
-                        <a:tailEnd type="triangle" w="med" len="med"/>
+                        <a:tailEnd type="triangle" w="sm" len="sm"/>
                       </a:ln>
                     </wps:spPr>
                     <wps:style>
@@ -9822,7 +9822,7 @@
                           <a:srgbClr val="2F5496"/>
                         </a:solidFill>
                         <a:prstDash val="solid"/>
-                        <a:tailEnd type="triangle" w="med" len="med"/>
+                        <a:tailEnd type="triangle" w="sm" len="sm"/>
                       </a:ln>
                     </wps:spPr>
                     <wps:style>
@@ -9860,7 +9860,7 @@
                           <a:srgbClr val="2F5496"/>
                         </a:solidFill>
                         <a:prstDash val="solid"/>
-                        <a:tailEnd type="triangle" w="med" len="med"/>
+                        <a:tailEnd type="triangle" w="sm" len="sm"/>
                       </a:ln>
                     </wps:spPr>
                     <wps:style>
@@ -9898,7 +9898,7 @@
                           <a:srgbClr val="2F5496"/>
                         </a:solidFill>
                         <a:prstDash val="solid"/>
-                        <a:tailEnd type="triangle" w="med" len="med"/>
+                        <a:tailEnd type="triangle" w="sm" len="sm"/>
                       </a:ln>
                     </wps:spPr>
                     <wps:style>
@@ -9936,7 +9936,7 @@
                           <a:srgbClr val="2F5496"/>
                         </a:solidFill>
                         <a:prstDash val="solid"/>
-                        <a:tailEnd type="triangle" w="med" len="med"/>
+                        <a:tailEnd type="triangle" w="sm" len="sm"/>
                       </a:ln>
                     </wps:spPr>
                     <wps:style>
@@ -9991,7 +9991,7 @@
                           <a:srgbClr val="2F5496"/>
                         </a:solidFill>
                         <a:prstDash val="solid"/>
-                        <a:tailEnd type="triangle" w="med" len="med"/>
+                        <a:tailEnd type="triangle" w="sm" len="sm"/>
                       </a:ln>
                     </wps:spPr>
                     <wps:style>
@@ -10046,7 +10046,7 @@
                           <a:srgbClr val="2F5496"/>
                         </a:solidFill>
                         <a:prstDash val="solid"/>
-                        <a:tailEnd type="triangle" w="med" len="med"/>
+                        <a:tailEnd type="triangle" w="sm" len="sm"/>
                       </a:ln>
                     </wps:spPr>
                     <wps:style>
@@ -10084,7 +10084,7 @@
                           <a:srgbClr val="2F5496"/>
                         </a:solidFill>
                         <a:prstDash val="solid"/>
-                        <a:tailEnd type="triangle" w="med" len="med"/>
+                        <a:tailEnd type="triangle" w="sm" len="sm"/>
                       </a:ln>
                     </wps:spPr>
                     <wps:style>
@@ -10122,7 +10122,7 @@
                           <a:srgbClr val="2F5496"/>
                         </a:solidFill>
                         <a:prstDash val="solid"/>
-                        <a:tailEnd type="triangle" w="med" len="med"/>
+                        <a:tailEnd type="triangle" w="sm" len="sm"/>
                       </a:ln>
                     </wps:spPr>
                     <wps:style>
@@ -10160,7 +10160,7 @@
                           <a:srgbClr val="2F5496"/>
                         </a:solidFill>
                         <a:prstDash val="solid"/>
-                        <a:tailEnd type="triangle" w="med" len="med"/>
+                        <a:tailEnd type="triangle" w="sm" len="sm"/>
                       </a:ln>
                     </wps:spPr>
                     <wps:style>
@@ -10198,7 +10198,7 @@
                           <a:srgbClr val="2F5496"/>
                         </a:solidFill>
                         <a:prstDash val="solid"/>
-                        <a:tailEnd type="triangle" w="med" len="med"/>
+                        <a:tailEnd type="triangle" w="sm" len="sm"/>
                       </a:ln>
                     </wps:spPr>
                     <wps:style>
@@ -10253,7 +10253,7 @@
                           <a:srgbClr val="2F5496"/>
                         </a:solidFill>
                         <a:prstDash val="solid"/>
-                        <a:tailEnd type="triangle" w="med" len="med"/>
+                        <a:tailEnd type="triangle" w="sm" len="sm"/>
                       </a:ln>
                     </wps:spPr>
                     <wps:style>
@@ -10308,7 +10308,7 @@
                           <a:srgbClr val="2F5496"/>
                         </a:solidFill>
                         <a:prstDash val="solid"/>
-                        <a:tailEnd type="triangle" w="med" len="med"/>
+                        <a:tailEnd type="triangle" w="sm" len="sm"/>
                       </a:ln>
                     </wps:spPr>
                     <wps:style>
@@ -10346,7 +10346,7 @@
                           <a:srgbClr val="2F5496"/>
                         </a:solidFill>
                         <a:prstDash val="solid"/>
-                        <a:tailEnd type="triangle" w="med" len="med"/>
+                        <a:tailEnd type="triangle" w="sm" len="sm"/>
                       </a:ln>
                     </wps:spPr>
                     <wps:style>
@@ -10384,7 +10384,7 @@
                           <a:srgbClr val="2F5496"/>
                         </a:solidFill>
                         <a:prstDash val="solid"/>
-                        <a:tailEnd type="triangle" w="med" len="med"/>
+                        <a:tailEnd type="triangle" w="sm" len="sm"/>
                       </a:ln>
                     </wps:spPr>
                     <wps:style>
@@ -10422,7 +10422,7 @@
                           <a:srgbClr val="2F5496"/>
                         </a:solidFill>
                         <a:prstDash val="solid"/>
-                        <a:tailEnd type="triangle" w="med" len="med"/>
+                        <a:tailEnd type="triangle" w="sm" len="sm"/>
                       </a:ln>
                     </wps:spPr>
                     <wps:style>
@@ -10460,7 +10460,7 @@
                           <a:srgbClr val="2F5496"/>
                         </a:solidFill>
                         <a:prstDash val="solid"/>
-                        <a:tailEnd type="triangle" w="med" len="med"/>
+                        <a:tailEnd type="triangle" w="sm" len="sm"/>
                       </a:ln>
                     </wps:spPr>
                     <wps:style>
@@ -10498,7 +10498,7 @@
                           <a:srgbClr val="2F5496"/>
                         </a:solidFill>
                         <a:prstDash val="solid"/>
-                        <a:tailEnd type="triangle" w="med" len="med"/>
+                        <a:tailEnd type="triangle" w="sm" len="sm"/>
                       </a:ln>
                     </wps:spPr>
                     <wps:style>
@@ -10536,7 +10536,7 @@
                           <a:srgbClr val="2F5496"/>
                         </a:solidFill>
                         <a:prstDash val="solid"/>
-                        <a:tailEnd type="triangle" w="med" len="med"/>
+                        <a:tailEnd type="triangle" w="sm" len="sm"/>
                       </a:ln>
                     </wps:spPr>
                     <wps:style>
@@ -10574,7 +10574,7 @@
                           <a:srgbClr val="2F5496"/>
                         </a:solidFill>
                         <a:prstDash val="solid"/>
-                        <a:tailEnd type="triangle" w="med" len="med"/>
+                        <a:tailEnd type="triangle" w="sm" len="sm"/>
                       </a:ln>
                     </wps:spPr>
                     <wps:style>
@@ -10612,7 +10612,7 @@
                           <a:srgbClr val="2F5496"/>
                         </a:solidFill>
                         <a:prstDash val="solid"/>
-                        <a:tailEnd type="triangle" w="med" len="med"/>
+                        <a:tailEnd type="triangle" w="sm" len="sm"/>
                       </a:ln>
                     </wps:spPr>
                     <wps:style>
@@ -10650,7 +10650,7 @@
                           <a:srgbClr val="2F5496"/>
                         </a:solidFill>
                         <a:prstDash val="solid"/>
-                        <a:tailEnd type="triangle" w="med" len="med"/>
+                        <a:tailEnd type="triangle" w="sm" len="sm"/>
                       </a:ln>
                     </wps:spPr>
                     <wps:style>
@@ -10688,7 +10688,7 @@
                           <a:srgbClr val="2F5496"/>
                         </a:solidFill>
                         <a:prstDash val="solid"/>
-                        <a:tailEnd type="triangle" w="med" len="med"/>
+                        <a:tailEnd type="triangle" w="sm" len="sm"/>
                       </a:ln>
                     </wps:spPr>
                     <wps:style>
@@ -10726,7 +10726,7 @@
                           <a:srgbClr val="2F5496"/>
                         </a:solidFill>
                         <a:prstDash val="solid"/>
-                        <a:tailEnd type="triangle" w="med" len="med"/>
+                        <a:tailEnd type="triangle" w="sm" len="sm"/>
                       </a:ln>
                     </wps:spPr>
                     <wps:style>
@@ -10781,7 +10781,7 @@
                           <a:srgbClr val="2F5496"/>
                         </a:solidFill>
                         <a:prstDash val="solid"/>
-                        <a:tailEnd type="triangle" w="med" len="med"/>
+                        <a:tailEnd type="triangle" w="sm" len="sm"/>
                       </a:ln>
                     </wps:spPr>
                     <wps:style>
@@ -10836,7 +10836,7 @@
                           <a:srgbClr val="2F5496"/>
                         </a:solidFill>
                         <a:prstDash val="solid"/>
-                        <a:tailEnd type="triangle" w="med" len="med"/>
+                        <a:tailEnd type="triangle" w="sm" len="sm"/>
                       </a:ln>
                     </wps:spPr>
                     <wps:style>
@@ -10874,7 +10874,7 @@
                           <a:srgbClr val="2F5496"/>
                         </a:solidFill>
                         <a:prstDash val="solid"/>
-                        <a:tailEnd type="triangle" w="med" len="med"/>
+                        <a:tailEnd type="triangle" w="sm" len="sm"/>
                       </a:ln>
                     </wps:spPr>
                     <wps:style>
@@ -10912,7 +10912,7 @@
                           <a:srgbClr val="2F5496"/>
                         </a:solidFill>
                         <a:prstDash val="solid"/>
-                        <a:tailEnd type="triangle" w="med" len="med"/>
+                        <a:tailEnd type="triangle" w="sm" len="sm"/>
                       </a:ln>
                     </wps:spPr>
                     <wps:style>
@@ -10950,7 +10950,7 @@
                           <a:srgbClr val="2F5496"/>
                         </a:solidFill>
                         <a:prstDash val="solid"/>
-                        <a:tailEnd type="triangle" w="med" len="med"/>
+                        <a:tailEnd type="triangle" w="sm" len="sm"/>
                       </a:ln>
                     </wps:spPr>
                     <wps:style>
@@ -10988,7 +10988,7 @@
                           <a:srgbClr val="2F5496"/>
                         </a:solidFill>
                         <a:prstDash val="solid"/>
-                        <a:tailEnd type="triangle" w="med" len="med"/>
+                        <a:tailEnd type="triangle" w="sm" len="sm"/>
                       </a:ln>
                     </wps:spPr>
                     <wps:style>
@@ -11026,7 +11026,7 @@
                           <a:srgbClr val="2F5496"/>
                         </a:solidFill>
                         <a:prstDash val="solid"/>
-                        <a:tailEnd type="triangle" w="med" len="med"/>
+                        <a:tailEnd type="triangle" w="sm" len="sm"/>
                       </a:ln>
                     </wps:spPr>
                     <wps:style>
@@ -11081,7 +11081,7 @@
                           <a:srgbClr val="2F5496"/>
                         </a:solidFill>
                         <a:prstDash val="solid"/>
-                        <a:tailEnd type="triangle" w="med" len="med"/>
+                        <a:tailEnd type="triangle" w="sm" len="sm"/>
                       </a:ln>
                     </wps:spPr>
                     <wps:style>
@@ -11119,7 +11119,7 @@
                           <a:srgbClr val="2F5496"/>
                         </a:solidFill>
                         <a:prstDash val="solid"/>
-                        <a:tailEnd type="triangle" w="med" len="med"/>
+                        <a:tailEnd type="triangle" w="sm" len="sm"/>
                       </a:ln>
                     </wps:spPr>
                     <wps:style>
@@ -11157,7 +11157,7 @@
                           <a:srgbClr val="2F5496"/>
                         </a:solidFill>
                         <a:prstDash val="solid"/>
-                        <a:tailEnd type="triangle" w="med" len="med"/>
+                        <a:tailEnd type="triangle" w="sm" len="sm"/>
                       </a:ln>
                     </wps:spPr>
                     <wps:style>
@@ -11195,7 +11195,7 @@
                           <a:srgbClr val="2F5496"/>
                         </a:solidFill>
                         <a:prstDash val="solid"/>
-                        <a:tailEnd type="triangle" w="med" len="med"/>
+                        <a:tailEnd type="triangle" w="sm" len="sm"/>
                       </a:ln>
                     </wps:spPr>
                     <wps:style>
@@ -11233,7 +11233,7 @@
                           <a:srgbClr val="2F5496"/>
                         </a:solidFill>
                         <a:prstDash val="solid"/>
-                        <a:tailEnd type="triangle" w="med" len="med"/>
+                        <a:tailEnd type="triangle" w="sm" len="sm"/>
                       </a:ln>
                     </wps:spPr>
                     <wps:style>
@@ -11271,7 +11271,7 @@
                           <a:srgbClr val="2F5496"/>
                         </a:solidFill>
                         <a:prstDash val="solid"/>
-                        <a:tailEnd type="triangle" w="med" len="med"/>
+                        <a:tailEnd type="triangle" w="sm" len="sm"/>
                       </a:ln>
                     </wps:spPr>
                     <wps:style>
@@ -11326,7 +11326,7 @@
                           <a:srgbClr val="2F5496"/>
                         </a:solidFill>
                         <a:prstDash val="solid"/>
-                        <a:tailEnd type="triangle" w="med" len="med"/>
+                        <a:tailEnd type="triangle" w="sm" len="sm"/>
                       </a:ln>
                     </wps:spPr>
                     <wps:style>
@@ -11381,7 +11381,7 @@
                           <a:srgbClr val="2F5496"/>
                         </a:solidFill>
                         <a:prstDash val="solid"/>
-                        <a:tailEnd type="triangle" w="med" len="med"/>
+                        <a:tailEnd type="triangle" w="sm" len="sm"/>
                       </a:ln>
                     </wps:spPr>
                     <wps:style>
@@ -11419,7 +11419,7 @@
                           <a:srgbClr val="2F5496"/>
                         </a:solidFill>
                         <a:prstDash val="solid"/>
-                        <a:tailEnd type="triangle" w="med" len="med"/>
+                        <a:tailEnd type="triangle" w="sm" len="sm"/>
                       </a:ln>
                     </wps:spPr>
                     <wps:style>
@@ -11457,7 +11457,7 @@
                           <a:srgbClr val="2F5496"/>
                         </a:solidFill>
                         <a:prstDash val="solid"/>
-                        <a:tailEnd type="triangle" w="med" len="med"/>
+                        <a:tailEnd type="triangle" w="sm" len="sm"/>
                       </a:ln>
                     </wps:spPr>
                     <wps:style>
@@ -11495,7 +11495,7 @@
                           <a:srgbClr val="2F5496"/>
                         </a:solidFill>
                         <a:prstDash val="solid"/>
-                        <a:tailEnd type="triangle" w="med" len="med"/>
+                        <a:tailEnd type="triangle" w="sm" len="sm"/>
                       </a:ln>
                     </wps:spPr>
                     <wps:style>
@@ -11533,7 +11533,7 @@
                           <a:srgbClr val="2F5496"/>
                         </a:solidFill>
                         <a:prstDash val="solid"/>
-                        <a:tailEnd type="triangle" w="med" len="med"/>
+                        <a:tailEnd type="triangle" w="sm" len="sm"/>
                       </a:ln>
                     </wps:spPr>
                     <wps:style>
@@ -11588,7 +11588,7 @@
                           <a:srgbClr val="2F5496"/>
                         </a:solidFill>
                         <a:prstDash val="solid"/>
-                        <a:tailEnd type="triangle" w="med" len="med"/>
+                        <a:tailEnd type="triangle" w="sm" len="sm"/>
                       </a:ln>
                     </wps:spPr>
                     <wps:style>
@@ -11626,7 +11626,7 @@
                           <a:srgbClr val="2F5496"/>
                         </a:solidFill>
                         <a:prstDash val="solid"/>
-                        <a:tailEnd type="triangle" w="med" len="med"/>
+                        <a:tailEnd type="triangle" w="sm" len="sm"/>
                       </a:ln>
                     </wps:spPr>
                     <wps:style>
@@ -11664,7 +11664,7 @@
                           <a:srgbClr val="2F5496"/>
                         </a:solidFill>
                         <a:prstDash val="solid"/>
-                        <a:tailEnd type="triangle" w="med" len="med"/>
+                        <a:tailEnd type="triangle" w="sm" len="sm"/>
                       </a:ln>
                     </wps:spPr>
                     <wps:style>
@@ -11702,7 +11702,7 @@
                           <a:srgbClr val="2F5496"/>
                         </a:solidFill>
                         <a:prstDash val="solid"/>
-                        <a:tailEnd type="triangle" w="med" len="med"/>
+                        <a:tailEnd type="triangle" w="sm" len="sm"/>
                       </a:ln>
                     </wps:spPr>
                     <wps:style>
@@ -11740,7 +11740,7 @@
                           <a:srgbClr val="2F5496"/>
                         </a:solidFill>
                         <a:prstDash val="solid"/>
-                        <a:tailEnd type="triangle" w="med" len="med"/>
+                        <a:tailEnd type="triangle" w="sm" len="sm"/>
                       </a:ln>
                     </wps:spPr>
                     <wps:style>
@@ -11778,7 +11778,7 @@
                           <a:srgbClr val="2F5496"/>
                         </a:solidFill>
                         <a:prstDash val="solid"/>
-                        <a:tailEnd type="triangle" w="med" len="med"/>
+                        <a:tailEnd type="triangle" w="sm" len="sm"/>
                       </a:ln>
                     </wps:spPr>
                     <wps:style>
@@ -11816,7 +11816,7 @@
                           <a:srgbClr val="2F5496"/>
                         </a:solidFill>
                         <a:prstDash val="solid"/>
-                        <a:tailEnd type="triangle" w="med" len="med"/>
+                        <a:tailEnd type="triangle" w="sm" len="sm"/>
                       </a:ln>
                     </wps:spPr>
                     <wps:style>
@@ -11854,7 +11854,7 @@
                           <a:srgbClr val="2F5496"/>
                         </a:solidFill>
                         <a:prstDash val="solid"/>
-                        <a:tailEnd type="triangle" w="med" len="med"/>
+                        <a:tailEnd type="triangle" w="sm" len="sm"/>
                       </a:ln>
                     </wps:spPr>
                     <wps:style>
@@ -11892,7 +11892,7 @@
                           <a:srgbClr val="2F5496"/>
                         </a:solidFill>
                         <a:prstDash val="solid"/>
-                        <a:tailEnd type="triangle" w="med" len="med"/>
+                        <a:tailEnd type="triangle" w="sm" len="sm"/>
                       </a:ln>
                     </wps:spPr>
                     <wps:style>
@@ -11930,7 +11930,7 @@
                           <a:srgbClr val="2F5496"/>
                         </a:solidFill>
                         <a:prstDash val="solid"/>
-                        <a:tailEnd type="triangle" w="med" len="med"/>
+                        <a:tailEnd type="triangle" w="sm" len="sm"/>
                       </a:ln>
                     </wps:spPr>
                     <wps:style>
@@ -11968,7 +11968,7 @@
                           <a:srgbClr val="2F5496"/>
                         </a:solidFill>
                         <a:prstDash val="solid"/>
-                        <a:tailEnd type="triangle" w="med" len="med"/>
+                        <a:tailEnd type="triangle" w="sm" len="sm"/>
                       </a:ln>
                     </wps:spPr>
                     <wps:style>
@@ -12023,7 +12023,7 @@
                           <a:srgbClr val="2F5496"/>
                         </a:solidFill>
                         <a:prstDash val="solid"/>
-                        <a:tailEnd type="triangle" w="med" len="med"/>
+                        <a:tailEnd type="triangle" w="sm" len="sm"/>
                       </a:ln>
                     </wps:spPr>
                     <wps:style>
@@ -12061,7 +12061,7 @@
                           <a:srgbClr val="2F5496"/>
                         </a:solidFill>
                         <a:prstDash val="solid"/>
-                        <a:tailEnd type="triangle" w="med" len="med"/>
+                        <a:tailEnd type="triangle" w="sm" len="sm"/>
                       </a:ln>
                     </wps:spPr>
                     <wps:style>
@@ -12099,7 +12099,7 @@
                           <a:srgbClr val="2F5496"/>
                         </a:solidFill>
                         <a:prstDash val="solid"/>
-                        <a:tailEnd type="triangle" w="med" len="med"/>
+                        <a:tailEnd type="triangle" w="sm" len="sm"/>
                       </a:ln>
                     </wps:spPr>
                     <wps:style>
@@ -12137,7 +12137,7 @@
                           <a:srgbClr val="2F5496"/>
                         </a:solidFill>
                         <a:prstDash val="solid"/>
-                        <a:tailEnd type="triangle" w="med" len="med"/>
+                        <a:tailEnd type="triangle" w="sm" len="sm"/>
                       </a:ln>
                     </wps:spPr>
                     <wps:style>

--- a/test-corpus/corpus/generated/mermaid-official-code-flow.docx
+++ b/test-corpus/corpus/generated/mermaid-official-code-flow.docx
@@ -15,7 +15,7 @@
       <w:r>
         <w:drawing>
           <wp:inline xmlns:wp="http://schemas.openxmlformats.org/drawingml/2006/wordprocessingDrawing" distT="0" distB="0" distL="0" distR="0">
-            <wp:extent cx="5943600" cy="1645934"/>
+            <wp:extent cx="5943600" cy="1709643"/>
             <wp:effectExtent l="0" t="0" r="0" b="0"/>
             <wp:docPr id="1" name="Diagram 1"/>
             <wp:cNvGraphicFramePr>
@@ -35,8 +35,8 @@
                     <wps:cNvSpPr/>
                     <wps:spPr>
                       <a:xfrm>
-                        <a:off x="4247092" y="0"/>
-                        <a:ext cx="77751" cy="47027"/>
+                        <a:off x="4243864" y="0"/>
+                        <a:ext cx="77899" cy="47116"/>
                       </a:xfrm>
                       <a:prstGeom prst="rect">
                         <a:avLst/>
@@ -84,7 +84,7 @@
                         </w:p>
                       </w:txbxContent>
                     </wps:txbx>
-                    <wps:bodyPr rot="0" spcFirstLastPara="0" vertOverflow="overflow" horzOverflow="overflow" vert="horz" wrap="square" lIns="4300" tIns="2150" rIns="4300" bIns="2150" numCol="1" spcCol="0" rtlCol="0" fromWordArt="0" anchor="ctr" anchorCtr="0" forceAA="0" compatLnSpc="1">
+                    <wps:bodyPr rot="0" spcFirstLastPara="0" vertOverflow="overflow" horzOverflow="overflow" vert="horz" wrap="square" lIns="4308" tIns="2154" rIns="4308" bIns="2154" numCol="1" spcCol="0" rtlCol="0" fromWordArt="0" anchor="ctr" anchorCtr="0" forceAA="0" compatLnSpc="1">
                       <a:prstTxWarp prst="textNoShape">
                         <a:avLst/>
                       </a:prstTxWarp>
@@ -96,8 +96,8 @@
                     <wps:cNvSpPr/>
                     <wps:spPr>
                       <a:xfrm>
-                        <a:off x="4212516" y="82857"/>
-                        <a:ext cx="146902" cy="94053"/>
+                        <a:off x="4209223" y="83014"/>
+                        <a:ext cx="147182" cy="94232"/>
                       </a:xfrm>
                       <a:prstGeom prst="diamond">
                         <a:avLst/>
@@ -145,7 +145,7 @@
                         </w:p>
                       </w:txbxContent>
                     </wps:txbx>
-                    <wps:bodyPr rot="0" spcFirstLastPara="0" vertOverflow="overflow" horzOverflow="overflow" vert="horz" wrap="square" lIns="4300" tIns="2150" rIns="4300" bIns="2150" numCol="1" spcCol="0" rtlCol="0" fromWordArt="0" anchor="ctr" anchorCtr="0" forceAA="0" compatLnSpc="1">
+                    <wps:bodyPr rot="0" spcFirstLastPara="0" vertOverflow="overflow" horzOverflow="overflow" vert="horz" wrap="square" lIns="4308" tIns="2154" rIns="4308" bIns="2154" numCol="1" spcCol="0" rtlCol="0" fromWordArt="0" anchor="ctr" anchorCtr="0" forceAA="0" compatLnSpc="1">
                       <a:prstTxWarp prst="textNoShape">
                         <a:avLst/>
                       </a:prstTxWarp>
@@ -157,8 +157,8 @@
                     <wps:cNvSpPr/>
                     <wps:spPr>
                       <a:xfrm>
-                        <a:off x="4081307" y="229535"/>
-                        <a:ext cx="112147" cy="60463"/>
+                        <a:off x="4077764" y="229972"/>
+                        <a:ext cx="112361" cy="60578"/>
                       </a:xfrm>
                       <a:prstGeom prst="rect">
                         <a:avLst/>
@@ -201,12 +201,22 @@
                               <w:color w:val="000000"/>
                               <w:sz w:val="4"/>
                             </w:rPr>
-                            <w:t xml:space="preserve">flowDetector.ts detector(txt, config)</w:t>
+                            <w:t xml:space="preserve">flowDetector.ts</w:t>
+                          </w:r>
+                          <w:r>
+                            <w:br/>
+                          </w:r>
+                          <w:r>
+                            <w:rPr>
+                              <w:color w:val="000000"/>
+                              <w:sz w:val="4"/>
+                            </w:rPr>
+                            <w:t xml:space="preserve">detector(txt, config)</w:t>
                           </w:r>
                         </w:p>
                       </w:txbxContent>
                     </wps:txbx>
-                    <wps:bodyPr rot="0" spcFirstLastPara="0" vertOverflow="overflow" horzOverflow="overflow" vert="horz" wrap="square" lIns="4300" tIns="2150" rIns="4300" bIns="2150" numCol="1" spcCol="0" rtlCol="0" fromWordArt="0" anchor="ctr" anchorCtr="0" forceAA="0" compatLnSpc="1">
+                    <wps:bodyPr rot="0" spcFirstLastPara="0" vertOverflow="overflow" horzOverflow="overflow" vert="horz" wrap="square" lIns="4308" tIns="2154" rIns="4308" bIns="2154" numCol="1" spcCol="0" rtlCol="0" fromWordArt="0" anchor="ctr" anchorCtr="0" forceAA="0" compatLnSpc="1">
                       <a:prstTxWarp prst="textNoShape">
                         <a:avLst/>
                       </a:prstTxWarp>
@@ -218,8 +228,8 @@
                     <wps:cNvSpPr/>
                     <wps:spPr>
                       <a:xfrm>
-                        <a:off x="4220327" y="229535"/>
-                        <a:ext cx="131281" cy="60463"/>
+                        <a:off x="4217049" y="229972"/>
+                        <a:ext cx="131530" cy="60578"/>
                       </a:xfrm>
                       <a:prstGeom prst="rect">
                         <a:avLst/>
@@ -262,12 +272,22 @@
                               <w:color w:val="000000"/>
                               <w:sz w:val="4"/>
                             </w:rPr>
-                            <w:t xml:space="preserve">flowDetector-v2.ts detector(txt, config)</w:t>
+                            <w:t xml:space="preserve">flowDetector-v2.ts</w:t>
+                          </w:r>
+                          <w:r>
+                            <w:br/>
+                          </w:r>
+                          <w:r>
+                            <w:rPr>
+                              <w:color w:val="000000"/>
+                              <w:sz w:val="4"/>
+                            </w:rPr>
+                            <w:t xml:space="preserve">detector(txt, config)</w:t>
                           </w:r>
                         </w:p>
                       </w:txbxContent>
                     </wps:txbx>
-                    <wps:bodyPr rot="0" spcFirstLastPara="0" vertOverflow="overflow" horzOverflow="overflow" vert="horz" wrap="square" lIns="4300" tIns="2150" rIns="4300" bIns="2150" numCol="1" spcCol="0" rtlCol="0" fromWordArt="0" anchor="ctr" anchorCtr="0" forceAA="0" compatLnSpc="1">
+                    <wps:bodyPr rot="0" spcFirstLastPara="0" vertOverflow="overflow" horzOverflow="overflow" vert="horz" wrap="square" lIns="4308" tIns="2154" rIns="4308" bIns="2154" numCol="1" spcCol="0" rtlCol="0" fromWordArt="0" anchor="ctr" anchorCtr="0" forceAA="0" compatLnSpc="1">
                       <a:prstTxWarp prst="textNoShape">
                         <a:avLst/>
                       </a:prstTxWarp>
@@ -279,8 +299,8 @@
                     <wps:cNvSpPr/>
                     <wps:spPr>
                       <a:xfrm>
-                        <a:off x="4378480" y="229535"/>
-                        <a:ext cx="111073" cy="60463"/>
+                        <a:off x="4375502" y="229972"/>
+                        <a:ext cx="111284" cy="60578"/>
                       </a:xfrm>
                       <a:prstGeom prst="rect">
                         <a:avLst/>
@@ -323,12 +343,22 @@
                               <w:color w:val="000000"/>
                               <w:sz w:val="4"/>
                             </w:rPr>
-                            <w:t xml:space="preserve">elk/detector.ts detector(txt, config)</w:t>
+                            <w:t xml:space="preserve">elk/detector.ts</w:t>
+                          </w:r>
+                          <w:r>
+                            <w:br/>
+                          </w:r>
+                          <w:r>
+                            <w:rPr>
+                              <w:color w:val="000000"/>
+                              <w:sz w:val="4"/>
+                            </w:rPr>
+                            <w:t xml:space="preserve">detector(txt, config)</w:t>
                           </w:r>
                         </w:p>
                       </w:txbxContent>
                     </wps:txbx>
-                    <wps:bodyPr rot="0" spcFirstLastPara="0" vertOverflow="overflow" horzOverflow="overflow" vert="horz" wrap="square" lIns="4300" tIns="2150" rIns="4300" bIns="2150" numCol="1" spcCol="0" rtlCol="0" fromWordArt="0" anchor="ctr" anchorCtr="0" forceAA="0" compatLnSpc="1">
+                    <wps:bodyPr rot="0" spcFirstLastPara="0" vertOverflow="overflow" horzOverflow="overflow" vert="horz" wrap="square" lIns="4308" tIns="2154" rIns="4308" bIns="2154" numCol="1" spcCol="0" rtlCol="0" fromWordArt="0" anchor="ctr" anchorCtr="0" forceAA="0" compatLnSpc="1">
                       <a:prstTxWarp prst="textNoShape">
                         <a:avLst/>
                       </a:prstTxWarp>
@@ -340,8 +370,8 @@
                     <wps:cNvSpPr/>
                     <wps:spPr>
                       <a:xfrm>
-                        <a:off x="4563362" y="0"/>
-                        <a:ext cx="65927" cy="47027"/>
+                        <a:off x="4560736" y="0"/>
+                        <a:ext cx="66052" cy="47116"/>
                       </a:xfrm>
                       <a:prstGeom prst="rect">
                         <a:avLst/>
@@ -389,7 +419,7 @@
                         </w:p>
                       </w:txbxContent>
                     </wps:txbx>
-                    <wps:bodyPr rot="0" spcFirstLastPara="0" vertOverflow="overflow" horzOverflow="overflow" vert="horz" wrap="square" lIns="4300" tIns="2150" rIns="4300" bIns="2150" numCol="1" spcCol="0" rtlCol="0" fromWordArt="0" anchor="ctr" anchorCtr="0" forceAA="0" compatLnSpc="1">
+                    <wps:bodyPr rot="0" spcFirstLastPara="0" vertOverflow="overflow" horzOverflow="overflow" vert="horz" wrap="square" lIns="4308" tIns="2154" rIns="4308" bIns="2154" numCol="1" spcCol="0" rtlCol="0" fromWordArt="0" anchor="ctr" anchorCtr="0" forceAA="0" compatLnSpc="1">
                       <a:prstTxWarp prst="textNoShape">
                         <a:avLst/>
                       </a:prstTxWarp>
@@ -401,8 +431,8 @@
                     <wps:cNvSpPr/>
                     <wps:spPr>
                       <a:xfrm>
-                        <a:off x="4543477" y="99652"/>
-                        <a:ext cx="105698" cy="60463"/>
+                        <a:off x="4540813" y="99841"/>
+                        <a:ext cx="105899" cy="60578"/>
                       </a:xfrm>
                       <a:prstGeom prst="rect">
                         <a:avLst/>
@@ -445,12 +475,22 @@
                               <w:color w:val="000000"/>
                               <w:sz w:val="4"/>
                             </w:rPr>
-                            <w:t xml:space="preserve">flowDiagram.ts diagram object</w:t>
+                            <w:t xml:space="preserve">flowDiagram.ts</w:t>
+                          </w:r>
+                          <w:r>
+                            <w:br/>
+                          </w:r>
+                          <w:r>
+                            <w:rPr>
+                              <w:color w:val="000000"/>
+                              <w:sz w:val="4"/>
+                            </w:rPr>
+                            <w:t xml:space="preserve">diagram object</w:t>
                           </w:r>
                         </w:p>
                       </w:txbxContent>
                     </wps:txbx>
-                    <wps:bodyPr rot="0" spcFirstLastPara="0" vertOverflow="overflow" horzOverflow="overflow" vert="horz" wrap="square" lIns="4300" tIns="2150" rIns="4300" bIns="2150" numCol="1" spcCol="0" rtlCol="0" fromWordArt="0" anchor="ctr" anchorCtr="0" forceAA="0" compatLnSpc="1">
+                    <wps:bodyPr rot="0" spcFirstLastPara="0" vertOverflow="overflow" horzOverflow="overflow" vert="horz" wrap="square" lIns="4308" tIns="2154" rIns="4308" bIns="2154" numCol="1" spcCol="0" rtlCol="0" fromWordArt="0" anchor="ctr" anchorCtr="0" forceAA="0" compatLnSpc="1">
                       <a:prstTxWarp prst="textNoShape">
                         <a:avLst/>
                       </a:prstTxWarp>
@@ -462,8 +502,8 @@
                     <wps:cNvSpPr/>
                     <wps:spPr>
                       <a:xfrm>
-                        <a:off x="4516425" y="212740"/>
-                        <a:ext cx="159801" cy="94053"/>
+                        <a:off x="4513710" y="213145"/>
+                        <a:ext cx="160105" cy="94232"/>
                       </a:xfrm>
                       <a:prstGeom prst="diamond">
                         <a:avLst/>
@@ -511,7 +551,7 @@
                         </w:p>
                       </w:txbxContent>
                     </wps:txbx>
-                    <wps:bodyPr rot="0" spcFirstLastPara="0" vertOverflow="overflow" horzOverflow="overflow" vert="horz" wrap="square" lIns="4300" tIns="2150" rIns="4300" bIns="2150" numCol="1" spcCol="0" rtlCol="0" fromWordArt="0" anchor="ctr" anchorCtr="0" forceAA="0" compatLnSpc="1">
+                    <wps:bodyPr rot="0" spcFirstLastPara="0" vertOverflow="overflow" horzOverflow="overflow" vert="horz" wrap="square" lIns="4308" tIns="2154" rIns="4308" bIns="2154" numCol="1" spcCol="0" rtlCol="0" fromWordArt="0" anchor="ctr" anchorCtr="0" forceAA="0" compatLnSpc="1">
                       <a:prstTxWarp prst="textNoShape">
                         <a:avLst/>
                       </a:prstTxWarp>
@@ -523,8 +563,8 @@
                     <wps:cNvSpPr/>
                     <wps:spPr>
                       <a:xfrm>
-                        <a:off x="981290" y="342623"/>
-                        <a:ext cx="79901" cy="47027"/>
+                        <a:off x="974272" y="343275"/>
+                        <a:ext cx="80053" cy="47116"/>
                       </a:xfrm>
                       <a:prstGeom prst="rect">
                         <a:avLst/>
@@ -572,7 +612,7 @@
                         </w:p>
                       </w:txbxContent>
                     </wps:txbx>
-                    <wps:bodyPr rot="0" spcFirstLastPara="0" vertOverflow="overflow" horzOverflow="overflow" vert="horz" wrap="square" lIns="4300" tIns="2150" rIns="4300" bIns="2150" numCol="1" spcCol="0" rtlCol="0" fromWordArt="0" anchor="ctr" anchorCtr="0" forceAA="0" compatLnSpc="1">
+                    <wps:bodyPr rot="0" spcFirstLastPara="0" vertOverflow="overflow" horzOverflow="overflow" vert="horz" wrap="square" lIns="4308" tIns="2154" rIns="4308" bIns="2154" numCol="1" spcCol="0" rtlCol="0" fromWordArt="0" anchor="ctr" anchorCtr="0" forceAA="0" compatLnSpc="1">
                       <a:prstTxWarp prst="textNoShape">
                         <a:avLst/>
                       </a:prstTxWarp>
@@ -584,8 +624,8 @@
                     <wps:cNvSpPr/>
                     <wps:spPr>
                       <a:xfrm>
-                        <a:off x="1615031" y="342623"/>
-                        <a:ext cx="69152" cy="47027"/>
+                        <a:off x="1606796" y="343275"/>
+                        <a:ext cx="69283" cy="47116"/>
                       </a:xfrm>
                       <a:prstGeom prst="rect">
                         <a:avLst/>
@@ -633,7 +673,7 @@
                         </w:p>
                       </w:txbxContent>
                     </wps:txbx>
-                    <wps:bodyPr rot="0" spcFirstLastPara="0" vertOverflow="overflow" horzOverflow="overflow" vert="horz" wrap="square" lIns="4300" tIns="2150" rIns="4300" bIns="2150" numCol="1" spcCol="0" rtlCol="0" fromWordArt="0" anchor="ctr" anchorCtr="0" forceAA="0" compatLnSpc="1">
+                    <wps:bodyPr rot="0" spcFirstLastPara="0" vertOverflow="overflow" horzOverflow="overflow" vert="horz" wrap="square" lIns="4308" tIns="2154" rIns="4308" bIns="2154" numCol="1" spcCol="0" rtlCol="0" fromWordArt="0" anchor="ctr" anchorCtr="0" forceAA="0" compatLnSpc="1">
                       <a:prstTxWarp prst="textNoShape">
                         <a:avLst/>
                       </a:prstTxWarp>
@@ -645,8 +685,8 @@
                     <wps:cNvSpPr/>
                     <wps:spPr>
                       <a:xfrm>
-                        <a:off x="4576548" y="342623"/>
-                        <a:ext cx="163527" cy="47027"/>
+                        <a:off x="4573947" y="343275"/>
+                        <a:ext cx="163839" cy="47116"/>
                       </a:xfrm>
                       <a:prstGeom prst="rect">
                         <a:avLst/>
@@ -694,7 +734,7 @@
                         </w:p>
                       </w:txbxContent>
                     </wps:txbx>
-                    <wps:bodyPr rot="0" spcFirstLastPara="0" vertOverflow="overflow" horzOverflow="overflow" vert="horz" wrap="square" lIns="4300" tIns="2150" rIns="4300" bIns="2150" numCol="1" spcCol="0" rtlCol="0" fromWordArt="0" anchor="ctr" anchorCtr="0" forceAA="0" compatLnSpc="1">
+                    <wps:bodyPr rot="0" spcFirstLastPara="0" vertOverflow="overflow" horzOverflow="overflow" vert="horz" wrap="square" lIns="4308" tIns="2154" rIns="4308" bIns="2154" numCol="1" spcCol="0" rtlCol="0" fromWordArt="0" anchor="ctr" anchorCtr="0" forceAA="0" compatLnSpc="1">
                       <a:prstTxWarp prst="textNoShape">
                         <a:avLst/>
                       </a:prstTxWarp>
@@ -706,8 +746,8 @@
                     <wps:cNvSpPr/>
                     <wps:spPr>
                       <a:xfrm>
-                        <a:off x="4802419" y="342623"/>
-                        <a:ext cx="79901" cy="47027"/>
+                        <a:off x="4800248" y="343275"/>
+                        <a:ext cx="80053" cy="47116"/>
                       </a:xfrm>
                       <a:prstGeom prst="rect">
                         <a:avLst/>
@@ -755,7 +795,7 @@
                         </w:p>
                       </w:txbxContent>
                     </wps:txbx>
-                    <wps:bodyPr rot="0" spcFirstLastPara="0" vertOverflow="overflow" horzOverflow="overflow" vert="horz" wrap="square" lIns="4300" tIns="2150" rIns="4300" bIns="2150" numCol="1" spcCol="0" rtlCol="0" fromWordArt="0" anchor="ctr" anchorCtr="0" forceAA="0" compatLnSpc="1">
+                    <wps:bodyPr rot="0" spcFirstLastPara="0" vertOverflow="overflow" horzOverflow="overflow" vert="horz" wrap="square" lIns="4308" tIns="2154" rIns="4308" bIns="2154" numCol="1" spcCol="0" rtlCol="0" fromWordArt="0" anchor="ctr" anchorCtr="0" forceAA="0" compatLnSpc="1">
                       <a:prstTxWarp prst="textNoShape">
                         <a:avLst/>
                       </a:prstTxWarp>
@@ -767,8 +807,8 @@
                     <wps:cNvSpPr/>
                     <wps:spPr>
                       <a:xfrm>
-                        <a:off x="5290063" y="342623"/>
-                        <a:ext cx="106773" cy="47027"/>
+                        <a:off x="5288820" y="343275"/>
+                        <a:ext cx="106976" cy="47116"/>
                       </a:xfrm>
                       <a:prstGeom prst="rect">
                         <a:avLst/>
@@ -816,7 +856,7 @@
                         </w:p>
                       </w:txbxContent>
                     </wps:txbx>
-                    <wps:bodyPr rot="0" spcFirstLastPara="0" vertOverflow="overflow" horzOverflow="overflow" vert="horz" wrap="square" lIns="4300" tIns="2150" rIns="4300" bIns="2150" numCol="1" spcCol="0" rtlCol="0" fromWordArt="0" anchor="ctr" anchorCtr="0" forceAA="0" compatLnSpc="1">
+                    <wps:bodyPr rot="0" spcFirstLastPara="0" vertOverflow="overflow" horzOverflow="overflow" vert="horz" wrap="square" lIns="4308" tIns="2154" rIns="4308" bIns="2154" numCol="1" spcCol="0" rtlCol="0" fromWordArt="0" anchor="ctr" anchorCtr="0" forceAA="0" compatLnSpc="1">
                       <a:prstTxWarp prst="textNoShape">
                         <a:avLst/>
                       </a:prstTxWarp>
@@ -828,8 +868,8 @@
                     <wps:cNvSpPr/>
                     <wps:spPr>
                       <a:xfrm>
-                        <a:off x="875503" y="438916"/>
-                        <a:ext cx="144394" cy="47027"/>
+                        <a:off x="870707" y="439751"/>
+                        <a:ext cx="144669" cy="47116"/>
                       </a:xfrm>
                       <a:prstGeom prst="rect">
                         <a:avLst/>
@@ -872,12 +912,22 @@
                               <w:color w:val="000000"/>
                               <w:sz w:val="4"/>
                             </w:rPr>
-                            <w:t xml:space="preserve">parser/flowParser.ts newParser.parse(src)</w:t>
+                            <w:t xml:space="preserve">parser/flowParser.ts</w:t>
+                          </w:r>
+                          <w:r>
+                            <w:br/>
+                          </w:r>
+                          <w:r>
+                            <w:rPr>
+                              <w:color w:val="000000"/>
+                              <w:sz w:val="4"/>
+                            </w:rPr>
+                            <w:t xml:space="preserve">newParser.parse(src)</w:t>
                           </w:r>
                         </w:p>
                       </w:txbxContent>
                     </wps:txbx>
-                    <wps:bodyPr rot="0" spcFirstLastPara="0" vertOverflow="overflow" horzOverflow="overflow" vert="horz" wrap="square" lIns="4300" tIns="2150" rIns="4300" bIns="2150" numCol="1" spcCol="0" rtlCol="0" fromWordArt="0" anchor="ctr" anchorCtr="0" forceAA="0" compatLnSpc="1">
+                    <wps:bodyPr rot="0" spcFirstLastPara="0" vertOverflow="overflow" horzOverflow="overflow" vert="horz" wrap="square" lIns="4308" tIns="2154" rIns="4308" bIns="2154" numCol="1" spcCol="0" rtlCol="0" fromWordArt="0" anchor="ctr" anchorCtr="0" forceAA="0" compatLnSpc="1">
                       <a:prstTxWarp prst="textNoShape">
                         <a:avLst/>
                       </a:prstTxWarp>
@@ -889,8 +939,8 @@
                     <wps:cNvSpPr/>
                     <wps:spPr>
                       <a:xfrm>
-                        <a:off x="5721992" y="6718"/>
-                        <a:ext cx="119672" cy="33590"/>
+                        <a:off x="5721571" y="6731"/>
+                        <a:ext cx="119899" cy="33654"/>
                       </a:xfrm>
                       <a:prstGeom prst="rect">
                         <a:avLst/>
@@ -938,7 +988,7 @@
                         </w:p>
                       </w:txbxContent>
                     </wps:txbx>
-                    <wps:bodyPr rot="0" spcFirstLastPara="0" vertOverflow="overflow" horzOverflow="overflow" vert="horz" wrap="square" lIns="4300" tIns="2150" rIns="4300" bIns="2150" numCol="1" spcCol="0" rtlCol="0" fromWordArt="0" anchor="ctr" anchorCtr="0" forceAA="0" compatLnSpc="1">
+                    <wps:bodyPr rot="0" spcFirstLastPara="0" vertOverflow="overflow" horzOverflow="overflow" vert="horz" wrap="square" lIns="4308" tIns="2154" rIns="4308" bIns="2154" numCol="1" spcCol="0" rtlCol="0" fromWordArt="0" anchor="ctr" anchorCtr="0" forceAA="0" compatLnSpc="1">
                       <a:prstTxWarp prst="textNoShape">
                         <a:avLst/>
                       </a:prstTxWarp>
@@ -950,8 +1000,8 @@
                     <wps:cNvSpPr/>
                     <wps:spPr>
                       <a:xfrm>
-                        <a:off x="5679534" y="106370"/>
-                        <a:ext cx="204588" cy="47027"/>
+                        <a:off x="5679032" y="106572"/>
+                        <a:ext cx="204978" cy="47116"/>
                       </a:xfrm>
                       <a:prstGeom prst="rect">
                         <a:avLst/>
@@ -994,12 +1044,22 @@
                               <w:color w:val="000000"/>
                               <w:sz w:val="4"/>
                             </w:rPr>
-                            <w:t xml:space="preserve">parser/flow.jison flowJisonParser.parse(newSrc)</w:t>
+                            <w:t xml:space="preserve">parser/flow.jison</w:t>
+                          </w:r>
+                          <w:r>
+                            <w:br/>
+                          </w:r>
+                          <w:r>
+                            <w:rPr>
+                              <w:color w:val="000000"/>
+                              <w:sz w:val="4"/>
+                            </w:rPr>
+                            <w:t xml:space="preserve">flowJisonParser.parse(newSrc)</w:t>
                           </w:r>
                         </w:p>
                       </w:txbxContent>
                     </wps:txbx>
-                    <wps:bodyPr rot="0" spcFirstLastPara="0" vertOverflow="overflow" horzOverflow="overflow" vert="horz" wrap="square" lIns="4300" tIns="2150" rIns="4300" bIns="2150" numCol="1" spcCol="0" rtlCol="0" fromWordArt="0" anchor="ctr" anchorCtr="0" forceAA="0" compatLnSpc="1">
+                    <wps:bodyPr rot="0" spcFirstLastPara="0" vertOverflow="overflow" horzOverflow="overflow" vert="horz" wrap="square" lIns="4308" tIns="2154" rIns="4308" bIns="2154" numCol="1" spcCol="0" rtlCol="0" fromWordArt="0" anchor="ctr" anchorCtr="0" forceAA="0" compatLnSpc="1">
                       <a:prstTxWarp prst="textNoShape">
                         <a:avLst/>
                       </a:prstTxWarp>
@@ -1011,8 +1071,8 @@
                     <wps:cNvSpPr/>
                     <wps:spPr>
                       <a:xfrm>
-                        <a:off x="5739728" y="236253"/>
-                        <a:ext cx="84200" cy="47027"/>
+                        <a:off x="5739340" y="236703"/>
+                        <a:ext cx="84360" cy="47116"/>
                       </a:xfrm>
                       <a:prstGeom prst="rect">
                         <a:avLst/>
@@ -1060,7 +1120,7 @@
                         </w:p>
                       </w:txbxContent>
                     </wps:txbx>
-                    <wps:bodyPr rot="0" spcFirstLastPara="0" vertOverflow="overflow" horzOverflow="overflow" vert="horz" wrap="square" lIns="4300" tIns="2150" rIns="4300" bIns="2150" numCol="1" spcCol="0" rtlCol="0" fromWordArt="0" anchor="ctr" anchorCtr="0" forceAA="0" compatLnSpc="1">
+                    <wps:bodyPr rot="0" spcFirstLastPara="0" vertOverflow="overflow" horzOverflow="overflow" vert="horz" wrap="square" lIns="4308" tIns="2154" rIns="4308" bIns="2154" numCol="1" spcCol="0" rtlCol="0" fromWordArt="0" anchor="ctr" anchorCtr="0" forceAA="0" compatLnSpc="1">
                       <a:prstTxWarp prst="textNoShape">
                         <a:avLst/>
                       </a:prstTxWarp>
@@ -1072,8 +1132,8 @@
                     <wps:cNvSpPr/>
                     <wps:spPr>
                       <a:xfrm>
-                        <a:off x="5423709" y="342623"/>
-                        <a:ext cx="67002" cy="47027"/>
+                        <a:off x="5422720" y="343275"/>
+                        <a:ext cx="67129" cy="47116"/>
                       </a:xfrm>
                       <a:prstGeom prst="rect">
                         <a:avLst/>
@@ -1121,7 +1181,7 @@
                         </w:p>
                       </w:txbxContent>
                     </wps:txbx>
-                    <wps:bodyPr rot="0" spcFirstLastPara="0" vertOverflow="overflow" horzOverflow="overflow" vert="horz" wrap="square" lIns="4300" tIns="2150" rIns="4300" bIns="2150" numCol="1" spcCol="0" rtlCol="0" fromWordArt="0" anchor="ctr" anchorCtr="0" forceAA="0" compatLnSpc="1">
+                    <wps:bodyPr rot="0" spcFirstLastPara="0" vertOverflow="overflow" horzOverflow="overflow" vert="horz" wrap="square" lIns="4308" tIns="2154" rIns="4308" bIns="2154" numCol="1" spcCol="0" rtlCol="0" fromWordArt="0" anchor="ctr" anchorCtr="0" forceAA="0" compatLnSpc="1">
                       <a:prstTxWarp prst="textNoShape">
                         <a:avLst/>
                       </a:prstTxWarp>
@@ -1133,8 +1193,8 @@
                     <wps:cNvSpPr/>
                     <wps:spPr>
                       <a:xfrm>
-                        <a:off x="5517583" y="349341"/>
-                        <a:ext cx="84200" cy="33590"/>
+                        <a:off x="5516772" y="350006"/>
+                        <a:ext cx="84360" cy="33654"/>
                       </a:xfrm>
                       <a:prstGeom prst="rect">
                         <a:avLst/>
@@ -1182,7 +1242,7 @@
                         </w:p>
                       </w:txbxContent>
                     </wps:txbx>
-                    <wps:bodyPr rot="0" spcFirstLastPara="0" vertOverflow="overflow" horzOverflow="overflow" vert="horz" wrap="square" lIns="4300" tIns="2150" rIns="4300" bIns="2150" numCol="1" spcCol="0" rtlCol="0" fromWordArt="0" anchor="ctr" anchorCtr="0" forceAA="0" compatLnSpc="1">
+                    <wps:bodyPr rot="0" spcFirstLastPara="0" vertOverflow="overflow" horzOverflow="overflow" vert="horz" wrap="square" lIns="4308" tIns="2154" rIns="4308" bIns="2154" numCol="1" spcCol="0" rtlCol="0" fromWordArt="0" anchor="ctr" anchorCtr="0" forceAA="0" compatLnSpc="1">
                       <a:prstTxWarp prst="textNoShape">
                         <a:avLst/>
                       </a:prstTxWarp>
@@ -1194,8 +1254,8 @@
                     <wps:cNvSpPr/>
                     <wps:spPr>
                       <a:xfrm>
-                        <a:off x="5628656" y="342623"/>
-                        <a:ext cx="73451" cy="47027"/>
+                        <a:off x="5628056" y="343275"/>
+                        <a:ext cx="73591" cy="47116"/>
                       </a:xfrm>
                       <a:prstGeom prst="rect">
                         <a:avLst/>
@@ -1243,7 +1303,7 @@
                         </w:p>
                       </w:txbxContent>
                     </wps:txbx>
-                    <wps:bodyPr rot="0" spcFirstLastPara="0" vertOverflow="overflow" horzOverflow="overflow" vert="horz" wrap="square" lIns="4300" tIns="2150" rIns="4300" bIns="2150" numCol="1" spcCol="0" rtlCol="0" fromWordArt="0" anchor="ctr" anchorCtr="0" forceAA="0" compatLnSpc="1">
+                    <wps:bodyPr rot="0" spcFirstLastPara="0" vertOverflow="overflow" horzOverflow="overflow" vert="horz" wrap="square" lIns="4308" tIns="2154" rIns="4308" bIns="2154" numCol="1" spcCol="0" rtlCol="0" fromWordArt="0" anchor="ctr" anchorCtr="0" forceAA="0" compatLnSpc="1">
                       <a:prstTxWarp prst="textNoShape">
                         <a:avLst/>
                       </a:prstTxWarp>
@@ -1255,8 +1315,8 @@
                     <wps:cNvSpPr/>
                     <wps:spPr>
                       <a:xfrm>
-                        <a:off x="5728979" y="349341"/>
-                        <a:ext cx="97099" cy="33590"/>
+                        <a:off x="5728571" y="350006"/>
+                        <a:ext cx="97284" cy="33654"/>
                       </a:xfrm>
                       <a:prstGeom prst="rect">
                         <a:avLst/>
@@ -1304,7 +1364,7 @@
                         </w:p>
                       </w:txbxContent>
                     </wps:txbx>
-                    <wps:bodyPr rot="0" spcFirstLastPara="0" vertOverflow="overflow" horzOverflow="overflow" vert="horz" wrap="square" lIns="4300" tIns="2150" rIns="4300" bIns="2150" numCol="1" spcCol="0" rtlCol="0" fromWordArt="0" anchor="ctr" anchorCtr="0" forceAA="0" compatLnSpc="1">
+                    <wps:bodyPr rot="0" spcFirstLastPara="0" vertOverflow="overflow" horzOverflow="overflow" vert="horz" wrap="square" lIns="4308" tIns="2154" rIns="4308" bIns="2154" numCol="1" spcCol="0" rtlCol="0" fromWordArt="0" anchor="ctr" anchorCtr="0" forceAA="0" compatLnSpc="1">
                       <a:prstTxWarp prst="textNoShape">
                         <a:avLst/>
                       </a:prstTxWarp>
@@ -1316,8 +1376,8 @@
                     <wps:cNvSpPr/>
                     <wps:spPr>
                       <a:xfrm>
-                        <a:off x="5852950" y="349341"/>
-                        <a:ext cx="90650" cy="33590"/>
+                        <a:off x="5852778" y="350006"/>
+                        <a:ext cx="90822" cy="33654"/>
                       </a:xfrm>
                       <a:prstGeom prst="rect">
                         <a:avLst/>
@@ -1365,7 +1425,7 @@
                         </w:p>
                       </w:txbxContent>
                     </wps:txbx>
-                    <wps:bodyPr rot="0" spcFirstLastPara="0" vertOverflow="overflow" horzOverflow="overflow" vert="horz" wrap="square" lIns="4300" tIns="2150" rIns="4300" bIns="2150" numCol="1" spcCol="0" rtlCol="0" fromWordArt="0" anchor="ctr" anchorCtr="0" forceAA="0" compatLnSpc="1">
+                    <wps:bodyPr rot="0" spcFirstLastPara="0" vertOverflow="overflow" horzOverflow="overflow" vert="horz" wrap="square" lIns="4308" tIns="2154" rIns="4308" bIns="2154" numCol="1" spcCol="0" rtlCol="0" fromWordArt="0" anchor="ctr" anchorCtr="0" forceAA="0" compatLnSpc="1">
                       <a:prstTxWarp prst="textNoShape">
                         <a:avLst/>
                       </a:prstTxWarp>
@@ -1377,8 +1437,8 @@
                     <wps:cNvSpPr/>
                     <wps:spPr>
                       <a:xfrm>
-                        <a:off x="1603744" y="438916"/>
-                        <a:ext cx="91724" cy="47027"/>
+                        <a:off x="1595488" y="439751"/>
+                        <a:ext cx="91899" cy="47116"/>
                       </a:xfrm>
                       <a:prstGeom prst="rect">
                         <a:avLst/>
@@ -1421,12 +1481,22 @@
                               <w:color w:val="000000"/>
                               <w:sz w:val="4"/>
                             </w:rPr>
-                            <w:t xml:space="preserve">flowDb.ts FlowDB class</w:t>
+                            <w:t xml:space="preserve">flowDb.ts</w:t>
+                          </w:r>
+                          <w:r>
+                            <w:br/>
+                          </w:r>
+                          <w:r>
+                            <w:rPr>
+                              <w:color w:val="000000"/>
+                              <w:sz w:val="4"/>
+                            </w:rPr>
+                            <w:t xml:space="preserve">FlowDB class</w:t>
                           </w:r>
                         </w:p>
                       </w:txbxContent>
                     </wps:txbx>
-                    <wps:bodyPr rot="0" spcFirstLastPara="0" vertOverflow="overflow" horzOverflow="overflow" vert="horz" wrap="square" lIns="4300" tIns="2150" rIns="4300" bIns="2150" numCol="1" spcCol="0" rtlCol="0" fromWordArt="0" anchor="ctr" anchorCtr="0" forceAA="0" compatLnSpc="1">
+                    <wps:bodyPr rot="0" spcFirstLastPara="0" vertOverflow="overflow" horzOverflow="overflow" vert="horz" wrap="square" lIns="4308" tIns="2154" rIns="4308" bIns="2154" numCol="1" spcCol="0" rtlCol="0" fromWordArt="0" anchor="ctr" anchorCtr="0" forceAA="0" compatLnSpc="1">
                       <a:prstTxWarp prst="textNoShape">
                         <a:avLst/>
                       </a:prstTxWarp>
@@ -1438,8 +1508,8 @@
                     <wps:cNvSpPr/>
                     <wps:spPr>
                       <a:xfrm>
-                        <a:off x="1448780" y="541927"/>
-                        <a:ext cx="99249" cy="114208"/>
+                        <a:off x="1440229" y="542958"/>
+                        <a:ext cx="99438" cy="114425"/>
                       </a:xfrm>
                       <a:prstGeom prst="rect">
                         <a:avLst/>
@@ -1482,12 +1552,52 @@
                               <w:color w:val="000000"/>
                               <w:sz w:val="4"/>
                             </w:rPr>
-                            <w:t xml:space="preserve">constructor() - Initialize counters - Bind methods - Setup toolTips - Call clear()</w:t>
+                            <w:t xml:space="preserve">constructor()</w:t>
+                          </w:r>
+                          <w:r>
+                            <w:br/>
+                          </w:r>
+                          <w:r>
+                            <w:rPr>
+                              <w:color w:val="000000"/>
+                              <w:sz w:val="4"/>
+                            </w:rPr>
+                            <w:t xml:space="preserve">- Initialize counters</w:t>
+                          </w:r>
+                          <w:r>
+                            <w:br/>
+                          </w:r>
+                          <w:r>
+                            <w:rPr>
+                              <w:color w:val="000000"/>
+                              <w:sz w:val="4"/>
+                            </w:rPr>
+                            <w:t xml:space="preserve">- Bind methods</w:t>
+                          </w:r>
+                          <w:r>
+                            <w:br/>
+                          </w:r>
+                          <w:r>
+                            <w:rPr>
+                              <w:color w:val="000000"/>
+                              <w:sz w:val="4"/>
+                            </w:rPr>
+                            <w:t xml:space="preserve">- Setup toolTips</w:t>
+                          </w:r>
+                          <w:r>
+                            <w:br/>
+                          </w:r>
+                          <w:r>
+                            <w:rPr>
+                              <w:color w:val="000000"/>
+                              <w:sz w:val="4"/>
+                            </w:rPr>
+                            <w:t xml:space="preserve">- Call clear()</w:t>
                           </w:r>
                         </w:p>
                       </w:txbxContent>
                     </wps:txbx>
-                    <wps:bodyPr rot="0" spcFirstLastPara="0" vertOverflow="overflow" horzOverflow="overflow" vert="horz" wrap="square" lIns="4300" tIns="2150" rIns="4300" bIns="2150" numCol="1" spcCol="0" rtlCol="0" fromWordArt="0" anchor="ctr" anchorCtr="0" forceAA="0" compatLnSpc="1">
+                    <wps:bodyPr rot="0" spcFirstLastPara="0" vertOverflow="overflow" horzOverflow="overflow" vert="horz" wrap="square" lIns="4308" tIns="2154" rIns="4308" bIns="2154" numCol="1" spcCol="0" rtlCol="0" fromWordArt="0" anchor="ctr" anchorCtr="0" forceAA="0" compatLnSpc="1">
                       <a:prstTxWarp prst="textNoShape">
                         <a:avLst/>
                       </a:prstTxWarp>
@@ -1499,8 +1609,8 @@
                     <wps:cNvSpPr/>
                     <wps:spPr>
                       <a:xfrm>
-                        <a:off x="1437852" y="722196"/>
-                        <a:ext cx="121105" cy="94053"/>
+                        <a:off x="1429280" y="730300"/>
+                        <a:ext cx="121335" cy="94232"/>
                       </a:xfrm>
                       <a:prstGeom prst="diamond">
                         <a:avLst/>
@@ -1548,7 +1658,7 @@
                         </w:p>
                       </w:txbxContent>
                     </wps:txbx>
-                    <wps:bodyPr rot="0" spcFirstLastPara="0" vertOverflow="overflow" horzOverflow="overflow" vert="horz" wrap="square" lIns="4300" tIns="2150" rIns="4300" bIns="2150" numCol="1" spcCol="0" rtlCol="0" fromWordArt="0" anchor="ctr" anchorCtr="0" forceAA="0" compatLnSpc="1">
+                    <wps:bodyPr rot="0" spcFirstLastPara="0" vertOverflow="overflow" horzOverflow="overflow" vert="horz" wrap="square" lIns="4308" tIns="2154" rIns="4308" bIns="2154" numCol="1" spcCol="0" rtlCol="0" fromWordArt="0" anchor="ctr" anchorCtr="0" forceAA="0" compatLnSpc="1">
                       <a:prstTxWarp prst="textNoShape">
                         <a:avLst/>
                       </a:prstTxWarp>
@@ -1560,8 +1670,8 @@
                     <wps:cNvSpPr/>
                     <wps:spPr>
                       <a:xfrm>
-                        <a:off x="248570" y="882310"/>
-                        <a:ext cx="99249" cy="100771"/>
+                        <a:off x="245812" y="904181"/>
+                        <a:ext cx="99438" cy="100963"/>
                       </a:xfrm>
                       <a:prstGeom prst="rect">
                         <a:avLst/>
@@ -1604,12 +1714,22 @@
                               <w:color w:val="000000"/>
                               <w:sz w:val="4"/>
                             </w:rPr>
-                            <w:t xml:space="preserve">addVertex(id, textObj, type, style, classes, dir, props, metadata)</w:t>
+                            <w:t xml:space="preserve">addVertex(id, textObj, type, style,</w:t>
+                          </w:r>
+                          <w:r>
+                            <w:br/>
+                          </w:r>
+                          <w:r>
+                            <w:rPr>
+                              <w:color w:val="000000"/>
+                              <w:sz w:val="4"/>
+                            </w:rPr>
+                            <w:t xml:space="preserve">classes, dir, props, metadata)</w:t>
                           </w:r>
                         </w:p>
                       </w:txbxContent>
                     </wps:txbx>
-                    <wps:bodyPr rot="0" spcFirstLastPara="0" vertOverflow="overflow" horzOverflow="overflow" vert="horz" wrap="square" lIns="4300" tIns="2150" rIns="4300" bIns="2150" numCol="1" spcCol="0" rtlCol="0" fromWordArt="0" anchor="ctr" anchorCtr="0" forceAA="0" compatLnSpc="1">
+                    <wps:bodyPr rot="0" spcFirstLastPara="0" vertOverflow="overflow" horzOverflow="overflow" vert="horz" wrap="square" lIns="4308" tIns="2154" rIns="4308" bIns="2154" numCol="1" spcCol="0" rtlCol="0" fromWordArt="0" anchor="ctr" anchorCtr="0" forceAA="0" compatLnSpc="1">
                       <a:prstTxWarp prst="textNoShape">
                         <a:avLst/>
                       </a:prstTxWarp>
@@ -1621,8 +1741,8 @@
                     <wps:cNvSpPr/>
                     <wps:spPr>
                       <a:xfrm>
-                        <a:off x="571397" y="902465"/>
-                        <a:ext cx="125046" cy="60463"/>
+                        <a:off x="565214" y="924374"/>
+                        <a:ext cx="125284" cy="60578"/>
                       </a:xfrm>
                       <a:prstGeom prst="rect">
                         <a:avLst/>
@@ -1670,7 +1790,7 @@
                         </w:p>
                       </w:txbxContent>
                     </wps:txbx>
-                    <wps:bodyPr rot="0" spcFirstLastPara="0" vertOverflow="overflow" horzOverflow="overflow" vert="horz" wrap="square" lIns="4300" tIns="2150" rIns="4300" bIns="2150" numCol="1" spcCol="0" rtlCol="0" fromWordArt="0" anchor="ctr" anchorCtr="0" forceAA="0" compatLnSpc="1">
+                    <wps:bodyPr rot="0" spcFirstLastPara="0" vertOverflow="overflow" horzOverflow="overflow" vert="horz" wrap="square" lIns="4308" tIns="2154" rIns="4308" bIns="2154" numCol="1" spcCol="0" rtlCol="0" fromWordArt="0" anchor="ctr" anchorCtr="0" forceAA="0" compatLnSpc="1">
                       <a:prstTxWarp prst="textNoShape">
                         <a:avLst/>
                       </a:prstTxWarp>
@@ -1682,8 +1802,8 @@
                     <wps:cNvSpPr/>
                     <wps:spPr>
                       <a:xfrm>
-                        <a:off x="826057" y="902465"/>
-                        <a:ext cx="151919" cy="60463"/>
+                        <a:off x="816321" y="924374"/>
+                        <a:ext cx="152208" cy="60578"/>
                       </a:xfrm>
                       <a:prstGeom prst="rect">
                         <a:avLst/>
@@ -1731,7 +1851,7 @@
                         </w:p>
                       </w:txbxContent>
                     </wps:txbx>
-                    <wps:bodyPr rot="0" spcFirstLastPara="0" vertOverflow="overflow" horzOverflow="overflow" vert="horz" wrap="square" lIns="4300" tIns="2150" rIns="4300" bIns="2150" numCol="1" spcCol="0" rtlCol="0" fromWordArt="0" anchor="ctr" anchorCtr="0" forceAA="0" compatLnSpc="1">
+                    <wps:bodyPr rot="0" spcFirstLastPara="0" vertOverflow="overflow" horzOverflow="overflow" vert="horz" wrap="square" lIns="4308" tIns="2154" rIns="4308" bIns="2154" numCol="1" spcCol="0" rtlCol="0" fromWordArt="0" anchor="ctr" anchorCtr="0" forceAA="0" compatLnSpc="1">
                       <a:prstTxWarp prst="textNoShape">
                         <a:avLst/>
                       </a:prstTxWarp>
@@ -1743,8 +1863,8 @@
                     <wps:cNvSpPr/>
                     <wps:spPr>
                       <a:xfrm>
-                        <a:off x="1004848" y="915901"/>
-                        <a:ext cx="125046" cy="33590"/>
+                        <a:off x="995452" y="937836"/>
+                        <a:ext cx="125284" cy="33654"/>
                       </a:xfrm>
                       <a:prstGeom prst="rect">
                         <a:avLst/>
@@ -1792,7 +1912,7 @@
                         </w:p>
                       </w:txbxContent>
                     </wps:txbx>
-                    <wps:bodyPr rot="0" spcFirstLastPara="0" vertOverflow="overflow" horzOverflow="overflow" vert="horz" wrap="square" lIns="4300" tIns="2150" rIns="4300" bIns="2150" numCol="1" spcCol="0" rtlCol="0" fromWordArt="0" anchor="ctr" anchorCtr="0" forceAA="0" compatLnSpc="1">
+                    <wps:bodyPr rot="0" spcFirstLastPara="0" vertOverflow="overflow" horzOverflow="overflow" vert="horz" wrap="square" lIns="4308" tIns="2154" rIns="4308" bIns="2154" numCol="1" spcCol="0" rtlCol="0" fromWordArt="0" anchor="ctr" anchorCtr="0" forceAA="0" compatLnSpc="1">
                       <a:prstTxWarp prst="textNoShape">
                         <a:avLst/>
                       </a:prstTxWarp>
@@ -1804,8 +1924,8 @@
                     <wps:cNvSpPr/>
                     <wps:spPr>
                       <a:xfrm>
-                        <a:off x="1156767" y="909183"/>
-                        <a:ext cx="145469" cy="47027"/>
+                        <a:off x="1147660" y="931105"/>
+                        <a:ext cx="145746" cy="47116"/>
                       </a:xfrm>
                       <a:prstGeom prst="rect">
                         <a:avLst/>
@@ -1853,7 +1973,7 @@
                         </w:p>
                       </w:txbxContent>
                     </wps:txbx>
-                    <wps:bodyPr rot="0" spcFirstLastPara="0" vertOverflow="overflow" horzOverflow="overflow" vert="horz" wrap="square" lIns="4300" tIns="2150" rIns="4300" bIns="2150" numCol="1" spcCol="0" rtlCol="0" fromWordArt="0" anchor="ctr" anchorCtr="0" forceAA="0" compatLnSpc="1">
+                    <wps:bodyPr rot="0" spcFirstLastPara="0" vertOverflow="overflow" horzOverflow="overflow" vert="horz" wrap="square" lIns="4308" tIns="2154" rIns="4308" bIns="2154" numCol="1" spcCol="0" rtlCol="0" fromWordArt="0" anchor="ctr" anchorCtr="0" forceAA="0" compatLnSpc="1">
                       <a:prstTxWarp prst="textNoShape">
                         <a:avLst/>
                       </a:prstTxWarp>
@@ -1865,8 +1985,8 @@
                     <wps:cNvSpPr/>
                     <wps:spPr>
                       <a:xfrm>
-                        <a:off x="1329109" y="909183"/>
-                        <a:ext cx="92799" cy="47027"/>
+                        <a:off x="1320329" y="931105"/>
+                        <a:ext cx="92976" cy="47116"/>
                       </a:xfrm>
                       <a:prstGeom prst="rect">
                         <a:avLst/>
@@ -1914,7 +2034,7 @@
                         </w:p>
                       </w:txbxContent>
                     </wps:txbx>
-                    <wps:bodyPr rot="0" spcFirstLastPara="0" vertOverflow="overflow" horzOverflow="overflow" vert="horz" wrap="square" lIns="4300" tIns="2150" rIns="4300" bIns="2150" numCol="1" spcCol="0" rtlCol="0" fromWordArt="0" anchor="ctr" anchorCtr="0" forceAA="0" compatLnSpc="1">
+                    <wps:bodyPr rot="0" spcFirstLastPara="0" vertOverflow="overflow" horzOverflow="overflow" vert="horz" wrap="square" lIns="4308" tIns="2154" rIns="4308" bIns="2154" numCol="1" spcCol="0" rtlCol="0" fromWordArt="0" anchor="ctr" anchorCtr="0" forceAA="0" compatLnSpc="1">
                       <a:prstTxWarp prst="textNoShape">
                         <a:avLst/>
                       </a:prstTxWarp>
@@ -1926,8 +2046,8 @@
                     <wps:cNvSpPr/>
                     <wps:spPr>
                       <a:xfrm>
-                        <a:off x="1448780" y="909183"/>
-                        <a:ext cx="99249" cy="47027"/>
+                        <a:off x="1440229" y="931105"/>
+                        <a:ext cx="99438" cy="47116"/>
                       </a:xfrm>
                       <a:prstGeom prst="rect">
                         <a:avLst/>
@@ -1975,7 +2095,7 @@
                         </w:p>
                       </w:txbxContent>
                     </wps:txbx>
-                    <wps:bodyPr rot="0" spcFirstLastPara="0" vertOverflow="overflow" horzOverflow="overflow" vert="horz" wrap="square" lIns="4300" tIns="2150" rIns="4300" bIns="2150" numCol="1" spcCol="0" rtlCol="0" fromWordArt="0" anchor="ctr" anchorCtr="0" forceAA="0" compatLnSpc="1">
+                    <wps:bodyPr rot="0" spcFirstLastPara="0" vertOverflow="overflow" horzOverflow="overflow" vert="horz" wrap="square" lIns="4308" tIns="2154" rIns="4308" bIns="2154" numCol="1" spcCol="0" rtlCol="0" fromWordArt="0" anchor="ctr" anchorCtr="0" forceAA="0" compatLnSpc="1">
                       <a:prstTxWarp prst="textNoShape">
                         <a:avLst/>
                       </a:prstTxWarp>
@@ -1987,8 +2107,8 @@
                     <wps:cNvSpPr/>
                     <wps:spPr>
                       <a:xfrm>
-                        <a:off x="1574901" y="909183"/>
-                        <a:ext cx="112147" cy="47027"/>
+                        <a:off x="1566590" y="931105"/>
+                        <a:ext cx="112361" cy="47116"/>
                       </a:xfrm>
                       <a:prstGeom prst="rect">
                         <a:avLst/>
@@ -2036,7 +2156,7 @@
                         </w:p>
                       </w:txbxContent>
                     </wps:txbx>
-                    <wps:bodyPr rot="0" spcFirstLastPara="0" vertOverflow="overflow" horzOverflow="overflow" vert="horz" wrap="square" lIns="4300" tIns="2150" rIns="4300" bIns="2150" numCol="1" spcCol="0" rtlCol="0" fromWordArt="0" anchor="ctr" anchorCtr="0" forceAA="0" compatLnSpc="1">
+                    <wps:bodyPr rot="0" spcFirstLastPara="0" vertOverflow="overflow" horzOverflow="overflow" vert="horz" wrap="square" lIns="4308" tIns="2154" rIns="4308" bIns="2154" numCol="1" spcCol="0" rtlCol="0" fromWordArt="0" anchor="ctr" anchorCtr="0" forceAA="0" compatLnSpc="1">
                       <a:prstTxWarp prst="textNoShape">
                         <a:avLst/>
                       </a:prstTxWarp>
@@ -2048,8 +2168,8 @@
                     <wps:cNvSpPr/>
                     <wps:spPr>
                       <a:xfrm>
-                        <a:off x="1713921" y="902465"/>
-                        <a:ext cx="126121" cy="60463"/>
+                        <a:off x="1705874" y="924374"/>
+                        <a:ext cx="126361" cy="60578"/>
                       </a:xfrm>
                       <a:prstGeom prst="rect">
                         <a:avLst/>
@@ -2097,7 +2217,7 @@
                         </w:p>
                       </w:txbxContent>
                     </wps:txbx>
-                    <wps:bodyPr rot="0" spcFirstLastPara="0" vertOverflow="overflow" horzOverflow="overflow" vert="horz" wrap="square" lIns="4300" tIns="2150" rIns="4300" bIns="2150" numCol="1" spcCol="0" rtlCol="0" fromWordArt="0" anchor="ctr" anchorCtr="0" forceAA="0" compatLnSpc="1">
+                    <wps:bodyPr rot="0" spcFirstLastPara="0" vertOverflow="overflow" horzOverflow="overflow" vert="horz" wrap="square" lIns="4308" tIns="2154" rIns="4308" bIns="2154" numCol="1" spcCol="0" rtlCol="0" fromWordArt="0" anchor="ctr" anchorCtr="0" forceAA="0" compatLnSpc="1">
                       <a:prstTxWarp prst="textNoShape">
                         <a:avLst/>
                       </a:prstTxWarp>
@@ -2109,8 +2229,8 @@
                     <wps:cNvSpPr/>
                     <wps:spPr>
                       <a:xfrm>
-                        <a:off x="1866915" y="902465"/>
-                        <a:ext cx="113222" cy="60463"/>
+                        <a:off x="1859159" y="924374"/>
+                        <a:ext cx="113438" cy="60578"/>
                       </a:xfrm>
                       <a:prstGeom prst="rect">
                         <a:avLst/>
@@ -2158,7 +2278,7 @@
                         </w:p>
                       </w:txbxContent>
                     </wps:txbx>
-                    <wps:bodyPr rot="0" spcFirstLastPara="0" vertOverflow="overflow" horzOverflow="overflow" vert="horz" wrap="square" lIns="4300" tIns="2150" rIns="4300" bIns="2150" numCol="1" spcCol="0" rtlCol="0" fromWordArt="0" anchor="ctr" anchorCtr="0" forceAA="0" compatLnSpc="1">
+                    <wps:bodyPr rot="0" spcFirstLastPara="0" vertOverflow="overflow" horzOverflow="overflow" vert="horz" wrap="square" lIns="4308" tIns="2154" rIns="4308" bIns="2154" numCol="1" spcCol="0" rtlCol="0" fromWordArt="0" anchor="ctr" anchorCtr="0" forceAA="0" compatLnSpc="1">
                       <a:prstTxWarp prst="textNoShape">
                         <a:avLst/>
                       </a:prstTxWarp>
@@ -2170,8 +2290,8 @@
                     <wps:cNvSpPr/>
                     <wps:spPr>
                       <a:xfrm>
-                        <a:off x="218293" y="1025630"/>
-                        <a:ext cx="159801" cy="94053"/>
+                        <a:off x="215478" y="1057870"/>
+                        <a:ext cx="160105" cy="94232"/>
                       </a:xfrm>
                       <a:prstGeom prst="diamond">
                         <a:avLst/>
@@ -2219,7 +2339,7 @@
                         </w:p>
                       </w:txbxContent>
                     </wps:txbx>
-                    <wps:bodyPr rot="0" spcFirstLastPara="0" vertOverflow="overflow" horzOverflow="overflow" vert="horz" wrap="square" lIns="4300" tIns="2150" rIns="4300" bIns="2150" numCol="1" spcCol="0" rtlCol="0" fromWordArt="0" anchor="ctr" anchorCtr="0" forceAA="0" compatLnSpc="1">
+                    <wps:bodyPr rot="0" spcFirstLastPara="0" vertOverflow="overflow" horzOverflow="overflow" vert="horz" wrap="square" lIns="4308" tIns="2154" rIns="4308" bIns="2154" numCol="1" spcCol="0" rtlCol="0" fromWordArt="0" anchor="ctr" anchorCtr="0" forceAA="0" compatLnSpc="1">
                       <a:prstTxWarp prst="textNoShape">
                         <a:avLst/>
                       </a:prstTxWarp>
@@ -2231,8 +2351,8 @@
                     <wps:cNvSpPr/>
                     <wps:spPr>
                       <a:xfrm>
-                        <a:off x="0" y="1155513"/>
-                        <a:ext cx="85275" cy="114208"/>
+                        <a:off x="0" y="1191366"/>
+                        <a:ext cx="82206" cy="127887"/>
                       </a:xfrm>
                       <a:prstGeom prst="rect">
                         <a:avLst/>
@@ -2275,12 +2395,32 @@
                               <w:color w:val="000000"/>
                               <w:sz w:val="4"/>
                             </w:rPr>
-                            <w:t xml:space="preserve">Create FlowVertex object - id, labelType, domId - styles[], classes[]</w:t>
+                            <w:t xml:space="preserve">Create FlowVertex object</w:t>
+                          </w:r>
+                          <w:r>
+                            <w:br/>
+                          </w:r>
+                          <w:r>
+                            <w:rPr>
+                              <w:color w:val="000000"/>
+                              <w:sz w:val="4"/>
+                            </w:rPr>
+                            <w:t xml:space="preserve">- id, labelType, domId</w:t>
+                          </w:r>
+                          <w:r>
+                            <w:br/>
+                          </w:r>
+                          <w:r>
+                            <w:rPr>
+                              <w:color w:val="000000"/>
+                              <w:sz w:val="4"/>
+                            </w:rPr>
+                            <w:t xml:space="preserve">- styles[], classes[]</w:t>
                           </w:r>
                         </w:p>
                       </w:txbxContent>
                     </wps:txbx>
-                    <wps:bodyPr rot="0" spcFirstLastPara="0" vertOverflow="overflow" horzOverflow="overflow" vert="horz" wrap="square" lIns="4300" tIns="2150" rIns="4300" bIns="2150" numCol="1" spcCol="0" rtlCol="0" fromWordArt="0" anchor="ctr" anchorCtr="0" forceAA="0" compatLnSpc="1">
+                    <wps:bodyPr rot="0" spcFirstLastPara="0" vertOverflow="overflow" horzOverflow="overflow" vert="horz" wrap="square" lIns="4308" tIns="2154" rIns="4308" bIns="2154" numCol="1" spcCol="0" rtlCol="0" fromWordArt="0" anchor="ctr" anchorCtr="0" forceAA="0" compatLnSpc="1">
                       <a:prstTxWarp prst="textNoShape">
                         <a:avLst/>
                       </a:prstTxWarp>
@@ -2292,8 +2432,8 @@
                     <wps:cNvSpPr/>
                     <wps:spPr>
                       <a:xfrm>
-                        <a:off x="112147" y="1195821"/>
-                        <a:ext cx="184165" cy="33590"/>
+                        <a:off x="109130" y="1238482"/>
+                        <a:ext cx="184516" cy="33654"/>
                       </a:xfrm>
                       <a:prstGeom prst="rect">
                         <a:avLst/>
@@ -2341,7 +2481,7 @@
                         </w:p>
                       </w:txbxContent>
                     </wps:txbx>
-                    <wps:bodyPr rot="0" spcFirstLastPara="0" vertOverflow="overflow" horzOverflow="overflow" vert="horz" wrap="square" lIns="4300" tIns="2150" rIns="4300" bIns="2150" numCol="1" spcCol="0" rtlCol="0" fromWordArt="0" anchor="ctr" anchorCtr="0" forceAA="0" compatLnSpc="1">
+                    <wps:bodyPr rot="0" spcFirstLastPara="0" vertOverflow="overflow" horzOverflow="overflow" vert="horz" wrap="square" lIns="4308" tIns="2154" rIns="4308" bIns="2154" numCol="1" spcCol="0" rtlCol="0" fromWordArt="0" anchor="ctr" anchorCtr="0" forceAA="0" compatLnSpc="1">
                       <a:prstTxWarp prst="textNoShape">
                         <a:avLst/>
                       </a:prstTxWarp>
@@ -2353,8 +2493,8 @@
                     <wps:cNvSpPr/>
                     <wps:spPr>
                       <a:xfrm>
-                        <a:off x="323185" y="1182385"/>
-                        <a:ext cx="137945" cy="60463"/>
+                        <a:off x="320569" y="1225020"/>
+                        <a:ext cx="138207" cy="60578"/>
                       </a:xfrm>
                       <a:prstGeom prst="rect">
                         <a:avLst/>
@@ -2397,12 +2537,22 @@
                               <w:color w:val="000000"/>
                               <w:sz w:val="4"/>
                             </w:rPr>
-                            <w:t xml:space="preserve">Parse YAML metadata yaml.load(yamlData)</w:t>
+                            <w:t xml:space="preserve">Parse YAML metadata</w:t>
+                          </w:r>
+                          <w:r>
+                            <w:br/>
+                          </w:r>
+                          <w:r>
+                            <w:rPr>
+                              <w:color w:val="000000"/>
+                              <w:sz w:val="4"/>
+                            </w:rPr>
+                            <w:t xml:space="preserve">yaml.load(yamlData)</w:t>
                           </w:r>
                         </w:p>
                       </w:txbxContent>
                     </wps:txbx>
-                    <wps:bodyPr rot="0" spcFirstLastPara="0" vertOverflow="overflow" horzOverflow="overflow" vert="horz" wrap="square" lIns="4300" tIns="2150" rIns="4300" bIns="2150" numCol="1" spcCol="0" rtlCol="0" fromWordArt="0" anchor="ctr" anchorCtr="0" forceAA="0" compatLnSpc="1">
+                    <wps:bodyPr rot="0" spcFirstLastPara="0" vertOverflow="overflow" horzOverflow="overflow" vert="horz" wrap="square" lIns="4308" tIns="2154" rIns="4308" bIns="2154" numCol="1" spcCol="0" rtlCol="0" fromWordArt="0" anchor="ctr" anchorCtr="0" forceAA="0" compatLnSpc="1">
                       <a:prstTxWarp prst="textNoShape">
                         <a:avLst/>
                       </a:prstTxWarp>
@@ -2414,8 +2564,8 @@
                     <wps:cNvSpPr/>
                     <wps:spPr>
                       <a:xfrm>
-                        <a:off x="488003" y="1155513"/>
-                        <a:ext cx="94949" cy="114208"/>
+                        <a:off x="485700" y="1191366"/>
+                        <a:ext cx="88668" cy="127887"/>
                       </a:xfrm>
                       <a:prstGeom prst="rect">
                         <a:avLst/>
@@ -2458,12 +2608,32 @@
                               <w:color w:val="000000"/>
                               <w:sz w:val="4"/>
                             </w:rPr>
-                            <w:t xml:space="preserve">Set vertex properties - shape, label, icon, form - pos, img, constraint, w, h</w:t>
+                            <w:t xml:space="preserve">Set vertex properties</w:t>
+                          </w:r>
+                          <w:r>
+                            <w:br/>
+                          </w:r>
+                          <w:r>
+                            <w:rPr>
+                              <w:color w:val="000000"/>
+                              <w:sz w:val="4"/>
+                            </w:rPr>
+                            <w:t xml:space="preserve">- shape, label, icon, form</w:t>
+                          </w:r>
+                          <w:r>
+                            <w:br/>
+                          </w:r>
+                          <w:r>
+                            <w:rPr>
+                              <w:color w:val="000000"/>
+                              <w:sz w:val="4"/>
+                            </w:rPr>
+                            <w:t xml:space="preserve">- pos, img, constraint, w, h</w:t>
                           </w:r>
                         </w:p>
                       </w:txbxContent>
                     </wps:txbx>
-                    <wps:bodyPr rot="0" spcFirstLastPara="0" vertOverflow="overflow" horzOverflow="overflow" vert="horz" wrap="square" lIns="4300" tIns="2150" rIns="4300" bIns="2150" numCol="1" spcCol="0" rtlCol="0" fromWordArt="0" anchor="ctr" anchorCtr="0" forceAA="0" compatLnSpc="1">
+                    <wps:bodyPr rot="0" spcFirstLastPara="0" vertOverflow="overflow" horzOverflow="overflow" vert="horz" wrap="square" lIns="4308" tIns="2154" rIns="4308" bIns="2154" numCol="1" spcCol="0" rtlCol="0" fromWordArt="0" anchor="ctr" anchorCtr="0" forceAA="0" compatLnSpc="1">
                       <a:prstTxWarp prst="textNoShape">
                         <a:avLst/>
                       </a:prstTxWarp>
@@ -2475,8 +2645,8 @@
                     <wps:cNvSpPr/>
                     <wps:spPr>
                       <a:xfrm>
-                        <a:off x="822116" y="1025630"/>
-                        <a:ext cx="159801" cy="94053"/>
+                        <a:off x="812372" y="1057870"/>
+                        <a:ext cx="160105" cy="94232"/>
                       </a:xfrm>
                       <a:prstGeom prst="diamond">
                         <a:avLst/>
@@ -2524,7 +2694,7 @@
                         </w:p>
                       </w:txbxContent>
                     </wps:txbx>
-                    <wps:bodyPr rot="0" spcFirstLastPara="0" vertOverflow="overflow" horzOverflow="overflow" vert="horz" wrap="square" lIns="4300" tIns="2150" rIns="4300" bIns="2150" numCol="1" spcCol="0" rtlCol="0" fromWordArt="0" anchor="ctr" anchorCtr="0" forceAA="0" compatLnSpc="1">
+                    <wps:bodyPr rot="0" spcFirstLastPara="0" vertOverflow="overflow" horzOverflow="overflow" vert="horz" wrap="square" lIns="4308" tIns="2154" rIns="4308" bIns="2154" numCol="1" spcCol="0" rtlCol="0" fromWordArt="0" anchor="ctr" anchorCtr="0" forceAA="0" compatLnSpc="1">
                       <a:prstTxWarp prst="textNoShape">
                         <a:avLst/>
                       </a:prstTxWarp>
@@ -2536,8 +2706,8 @@
                     <wps:cNvSpPr/>
                     <wps:spPr>
                       <a:xfrm>
-                        <a:off x="609824" y="1155513"/>
-                        <a:ext cx="85275" cy="114208"/>
+                        <a:off x="601292" y="1198097"/>
+                        <a:ext cx="91899" cy="114425"/>
                       </a:xfrm>
                       <a:prstGeom prst="rect">
                         <a:avLst/>
@@ -2580,12 +2750,32 @@
                               <w:color w:val="000000"/>
                               <w:sz w:val="4"/>
                             </w:rPr>
-                            <w:t xml:space="preserve">Create FlowEdge object - start, end, type, text - labelType, classes[]</w:t>
+                            <w:t xml:space="preserve">Create FlowEdge object</w:t>
+                          </w:r>
+                          <w:r>
+                            <w:br/>
+                          </w:r>
+                          <w:r>
+                            <w:rPr>
+                              <w:color w:val="000000"/>
+                              <w:sz w:val="4"/>
+                            </w:rPr>
+                            <w:t xml:space="preserve">- start, end, type, text</w:t>
+                          </w:r>
+                          <w:r>
+                            <w:br/>
+                          </w:r>
+                          <w:r>
+                            <w:rPr>
+                              <w:color w:val="000000"/>
+                              <w:sz w:val="4"/>
+                            </w:rPr>
+                            <w:t xml:space="preserve">- labelType, classes[]</w:t>
                           </w:r>
                         </w:p>
                       </w:txbxContent>
                     </wps:txbx>
-                    <wps:bodyPr rot="0" spcFirstLastPara="0" vertOverflow="overflow" horzOverflow="overflow" vert="horz" wrap="square" lIns="4300" tIns="2150" rIns="4300" bIns="2150" numCol="1" spcCol="0" rtlCol="0" fromWordArt="0" anchor="ctr" anchorCtr="0" forceAA="0" compatLnSpc="1">
+                    <wps:bodyPr rot="0" spcFirstLastPara="0" vertOverflow="overflow" horzOverflow="overflow" vert="horz" wrap="square" lIns="4308" tIns="2154" rIns="4308" bIns="2154" numCol="1" spcCol="0" rtlCol="0" fromWordArt="0" anchor="ctr" anchorCtr="0" forceAA="0" compatLnSpc="1">
                       <a:prstTxWarp prst="textNoShape">
                         <a:avLst/>
                       </a:prstTxWarp>
@@ -2597,8 +2787,8 @@
                     <wps:cNvSpPr/>
                     <wps:spPr>
                       <a:xfrm>
-                        <a:off x="721972" y="1175667"/>
-                        <a:ext cx="105698" cy="73899"/>
+                        <a:off x="720114" y="1211558"/>
+                        <a:ext cx="105899" cy="87501"/>
                       </a:xfrm>
                       <a:prstGeom prst="rect">
                         <a:avLst/>
@@ -2641,12 +2831,32 @@
                               <w:color w:val="000000"/>
                               <w:sz w:val="4"/>
                             </w:rPr>
-                            <w:t xml:space="preserve">Process link text - sanitizeText() - strip quotes</w:t>
+                            <w:t xml:space="preserve">Process link text</w:t>
+                          </w:r>
+                          <w:r>
+                            <w:br/>
+                          </w:r>
+                          <w:r>
+                            <w:rPr>
+                              <w:color w:val="000000"/>
+                              <w:sz w:val="4"/>
+                            </w:rPr>
+                            <w:t xml:space="preserve">- sanitizeText()</w:t>
+                          </w:r>
+                          <w:r>
+                            <w:br/>
+                          </w:r>
+                          <w:r>
+                            <w:rPr>
+                              <w:color w:val="000000"/>
+                              <w:sz w:val="4"/>
+                            </w:rPr>
+                            <w:t xml:space="preserve">- strip quotes</w:t>
                           </w:r>
                         </w:p>
                       </w:txbxContent>
                     </wps:txbx>
-                    <wps:bodyPr rot="0" spcFirstLastPara="0" vertOverflow="overflow" horzOverflow="overflow" vert="horz" wrap="square" lIns="4300" tIns="2150" rIns="4300" bIns="2150" numCol="1" spcCol="0" rtlCol="0" fromWordArt="0" anchor="ctr" anchorCtr="0" forceAA="0" compatLnSpc="1">
+                    <wps:bodyPr rot="0" spcFirstLastPara="0" vertOverflow="overflow" horzOverflow="overflow" vert="horz" wrap="square" lIns="4308" tIns="2154" rIns="4308" bIns="2154" numCol="1" spcCol="0" rtlCol="0" fromWordArt="0" anchor="ctr" anchorCtr="0" forceAA="0" compatLnSpc="1">
                       <a:prstTxWarp prst="textNoShape">
                         <a:avLst/>
                       </a:prstTxWarp>
@@ -2658,8 +2868,8 @@
                     <wps:cNvSpPr/>
                     <wps:spPr>
                       <a:xfrm>
-                        <a:off x="854542" y="1175667"/>
-                        <a:ext cx="94949" cy="73899"/>
+                        <a:off x="852937" y="1211558"/>
+                        <a:ext cx="78976" cy="87501"/>
                       </a:xfrm>
                       <a:prstGeom prst="rect">
                         <a:avLst/>
@@ -2702,12 +2912,22 @@
                               <w:color w:val="000000"/>
                               <w:sz w:val="4"/>
                             </w:rPr>
-                            <w:t xml:space="preserve">Set edge properties - type, stroke, length</w:t>
+                            <w:t xml:space="preserve">Set edge properties</w:t>
+                          </w:r>
+                          <w:r>
+                            <w:br/>
+                          </w:r>
+                          <w:r>
+                            <w:rPr>
+                              <w:color w:val="000000"/>
+                              <w:sz w:val="4"/>
+                            </w:rPr>
+                            <w:t xml:space="preserve">- type, stroke, length</w:t>
                           </w:r>
                         </w:p>
                       </w:txbxContent>
                     </wps:txbx>
-                    <wps:bodyPr rot="0" spcFirstLastPara="0" vertOverflow="overflow" horzOverflow="overflow" vert="horz" wrap="square" lIns="4300" tIns="2150" rIns="4300" bIns="2150" numCol="1" spcCol="0" rtlCol="0" fromWordArt="0" anchor="ctr" anchorCtr="0" forceAA="0" compatLnSpc="1">
+                    <wps:bodyPr rot="0" spcFirstLastPara="0" vertOverflow="overflow" horzOverflow="overflow" vert="horz" wrap="square" lIns="4308" tIns="2154" rIns="4308" bIns="2154" numCol="1" spcCol="0" rtlCol="0" fromWordArt="0" anchor="ctr" anchorCtr="0" forceAA="0" compatLnSpc="1">
                       <a:prstTxWarp prst="textNoShape">
                         <a:avLst/>
                       </a:prstTxWarp>
@@ -2719,8 +2939,8 @@
                     <wps:cNvSpPr/>
                     <wps:spPr>
                       <a:xfrm>
-                        <a:off x="1398171" y="1175667"/>
-                        <a:ext cx="119672" cy="73899"/>
+                        <a:off x="1385484" y="1218289"/>
+                        <a:ext cx="119899" cy="74040"/>
                       </a:xfrm>
                       <a:prstGeom prst="rect">
                         <a:avLst/>
@@ -2763,12 +2983,22 @@
                               <w:color w:val="000000"/>
                               <w:sz w:val="4"/>
                             </w:rPr>
-                            <w:t xml:space="preserve">Generate edge ID getEdgeId(start, end, counter)</w:t>
+                            <w:t xml:space="preserve">Generate edge ID</w:t>
+                          </w:r>
+                          <w:r>
+                            <w:br/>
+                          </w:r>
+                          <w:r>
+                            <w:rPr>
+                              <w:color w:val="000000"/>
+                              <w:sz w:val="4"/>
+                            </w:rPr>
+                            <w:t xml:space="preserve">getEdgeId(start, end, counter)</w:t>
                           </w:r>
                         </w:p>
                       </w:txbxContent>
                     </wps:txbx>
-                    <wps:bodyPr rot="0" spcFirstLastPara="0" vertOverflow="overflow" horzOverflow="overflow" vert="horz" wrap="square" lIns="4300" tIns="2150" rIns="4300" bIns="2150" numCol="1" spcCol="0" rtlCol="0" fromWordArt="0" anchor="ctr" anchorCtr="0" forceAA="0" compatLnSpc="1">
+                    <wps:bodyPr rot="0" spcFirstLastPara="0" vertOverflow="overflow" horzOverflow="overflow" vert="horz" wrap="square" lIns="4308" tIns="2154" rIns="4308" bIns="2154" numCol="1" spcCol="0" rtlCol="0" fromWordArt="0" anchor="ctr" anchorCtr="0" forceAA="0" compatLnSpc="1">
                       <a:prstTxWarp prst="textNoShape">
                         <a:avLst/>
                       </a:prstTxWarp>
@@ -2780,8 +3010,8 @@
                     <wps:cNvSpPr/>
                     <wps:spPr>
                       <a:xfrm>
-                        <a:off x="1544715" y="1175667"/>
-                        <a:ext cx="96024" cy="73899"/>
+                        <a:off x="1532307" y="1218289"/>
+                        <a:ext cx="96207" cy="74040"/>
                       </a:xfrm>
                       <a:prstGeom prst="rect">
                         <a:avLst/>
@@ -2824,12 +3054,22 @@
                               <w:color w:val="000000"/>
                               <w:sz w:val="4"/>
                             </w:rPr>
-                            <w:t xml:space="preserve">Validate edge limit maxEdges check</w:t>
+                            <w:t xml:space="preserve">Validate edge limit</w:t>
+                          </w:r>
+                          <w:r>
+                            <w:br/>
+                          </w:r>
+                          <w:r>
+                            <w:rPr>
+                              <w:color w:val="000000"/>
+                              <w:sz w:val="4"/>
+                            </w:rPr>
+                            <w:t xml:space="preserve">maxEdges check</w:t>
                           </w:r>
                         </w:p>
                       </w:txbxContent>
                     </wps:txbx>
-                    <wps:bodyPr rot="0" spcFirstLastPara="0" vertOverflow="overflow" horzOverflow="overflow" vert="horz" wrap="square" lIns="4300" tIns="2150" rIns="4300" bIns="2150" numCol="1" spcCol="0" rtlCol="0" fromWordArt="0" anchor="ctr" anchorCtr="0" forceAA="0" compatLnSpc="1">
+                    <wps:bodyPr rot="0" spcFirstLastPara="0" vertOverflow="overflow" horzOverflow="overflow" vert="horz" wrap="square" lIns="4308" tIns="2154" rIns="4308" bIns="2154" numCol="1" spcCol="0" rtlCol="0" fromWordArt="0" anchor="ctr" anchorCtr="0" forceAA="0" compatLnSpc="1">
                       <a:prstTxWarp prst="textNoShape">
                         <a:avLst/>
                       </a:prstTxWarp>
@@ -2841,8 +3081,8 @@
                     <wps:cNvSpPr/>
                     <wps:spPr>
                       <a:xfrm>
-                        <a:off x="2007009" y="915901"/>
-                        <a:ext cx="73451" cy="33590"/>
+                        <a:off x="1999520" y="937836"/>
+                        <a:ext cx="73591" cy="33654"/>
                       </a:xfrm>
                       <a:prstGeom prst="rect">
                         <a:avLst/>
@@ -2890,7 +3130,7 @@
                         </w:p>
                       </w:txbxContent>
                     </wps:txbx>
-                    <wps:bodyPr rot="0" spcFirstLastPara="0" vertOverflow="overflow" horzOverflow="overflow" vert="horz" wrap="square" lIns="4300" tIns="2150" rIns="4300" bIns="2150" numCol="1" spcCol="0" rtlCol="0" fromWordArt="0" anchor="ctr" anchorCtr="0" forceAA="0" compatLnSpc="1">
+                    <wps:bodyPr rot="0" spcFirstLastPara="0" vertOverflow="overflow" horzOverflow="overflow" vert="horz" wrap="square" lIns="4308" tIns="2154" rIns="4308" bIns="2154" numCol="1" spcCol="0" rtlCol="0" fromWordArt="0" anchor="ctr" anchorCtr="0" forceAA="0" compatLnSpc="1">
                       <a:prstTxWarp prst="textNoShape">
                         <a:avLst/>
                       </a:prstTxWarp>
@@ -2902,8 +3142,8 @@
                     <wps:cNvSpPr/>
                     <wps:spPr>
                       <a:xfrm>
-                        <a:off x="1387959" y="1042425"/>
-                        <a:ext cx="88500" cy="60463"/>
+                        <a:off x="1379292" y="1074697"/>
+                        <a:ext cx="88668" cy="60578"/>
                       </a:xfrm>
                       <a:prstGeom prst="rect">
                         <a:avLst/>
@@ -2951,7 +3191,7 @@
                         </w:p>
                       </w:txbxContent>
                     </wps:txbx>
-                    <wps:bodyPr rot="0" spcFirstLastPara="0" vertOverflow="overflow" horzOverflow="overflow" vert="horz" wrap="square" lIns="4300" tIns="2150" rIns="4300" bIns="2150" numCol="1" spcCol="0" rtlCol="0" fromWordArt="0" anchor="ctr" anchorCtr="0" forceAA="0" compatLnSpc="1">
+                    <wps:bodyPr rot="0" spcFirstLastPara="0" vertOverflow="overflow" horzOverflow="overflow" vert="horz" wrap="square" lIns="4308" tIns="2154" rIns="4308" bIns="2154" numCol="1" spcCol="0" rtlCol="0" fromWordArt="0" anchor="ctr" anchorCtr="0" forceAA="0" compatLnSpc="1">
                       <a:prstTxWarp prst="textNoShape">
                         <a:avLst/>
                       </a:prstTxWarp>
@@ -2963,8 +3203,8 @@
                     <wps:cNvSpPr/>
                     <wps:spPr>
                       <a:xfrm>
-                        <a:off x="1503331" y="1042425"/>
-                        <a:ext cx="88500" cy="60463"/>
+                        <a:off x="1494883" y="1074697"/>
+                        <a:ext cx="88668" cy="60578"/>
                       </a:xfrm>
                       <a:prstGeom prst="rect">
                         <a:avLst/>
@@ -3012,7 +3252,7 @@
                         </w:p>
                       </w:txbxContent>
                     </wps:txbx>
-                    <wps:bodyPr rot="0" spcFirstLastPara="0" vertOverflow="overflow" horzOverflow="overflow" vert="horz" wrap="square" lIns="4300" tIns="2150" rIns="4300" bIns="2150" numCol="1" spcCol="0" rtlCol="0" fromWordArt="0" anchor="ctr" anchorCtr="0" forceAA="0" compatLnSpc="1">
+                    <wps:bodyPr rot="0" spcFirstLastPara="0" vertOverflow="overflow" horzOverflow="overflow" vert="horz" wrap="square" lIns="4308" tIns="2154" rIns="4308" bIns="2154" numCol="1" spcCol="0" rtlCol="0" fromWordArt="0" anchor="ctr" anchorCtr="0" forceAA="0" compatLnSpc="1">
                       <a:prstTxWarp prst="textNoShape">
                         <a:avLst/>
                       </a:prstTxWarp>
@@ -3024,8 +3264,8 @@
                     <wps:cNvSpPr/>
                     <wps:spPr>
                       <a:xfrm>
-                        <a:off x="1997873" y="1028989"/>
-                        <a:ext cx="91724" cy="87335"/>
+                        <a:off x="1990366" y="1054504"/>
+                        <a:ext cx="91899" cy="100963"/>
                       </a:xfrm>
                       <a:prstGeom prst="rect">
                         <a:avLst/>
@@ -3068,12 +3308,32 @@
                               <w:color w:val="000000"/>
                               <w:sz w:val="4"/>
                             </w:rPr>
-                            <w:t xml:space="preserve">Process subgraphs - parentDB Map - subGraphDB Map</w:t>
+                            <w:t xml:space="preserve">Process subgraphs</w:t>
+                          </w:r>
+                          <w:r>
+                            <w:br/>
+                          </w:r>
+                          <w:r>
+                            <w:rPr>
+                              <w:color w:val="000000"/>
+                              <w:sz w:val="4"/>
+                            </w:rPr>
+                            <w:t xml:space="preserve">- parentDB Map</w:t>
+                          </w:r>
+                          <w:r>
+                            <w:br/>
+                          </w:r>
+                          <w:r>
+                            <w:rPr>
+                              <w:color w:val="000000"/>
+                              <w:sz w:val="4"/>
+                            </w:rPr>
+                            <w:t xml:space="preserve">- subGraphDB Map</w:t>
                           </w:r>
                         </w:p>
                       </w:txbxContent>
                     </wps:txbx>
-                    <wps:bodyPr rot="0" spcFirstLastPara="0" vertOverflow="overflow" horzOverflow="overflow" vert="horz" wrap="square" lIns="4300" tIns="2150" rIns="4300" bIns="2150" numCol="1" spcCol="0" rtlCol="0" fromWordArt="0" anchor="ctr" anchorCtr="0" forceAA="0" compatLnSpc="1">
+                    <wps:bodyPr rot="0" spcFirstLastPara="0" vertOverflow="overflow" horzOverflow="overflow" vert="horz" wrap="square" lIns="4308" tIns="2154" rIns="4308" bIns="2154" numCol="1" spcCol="0" rtlCol="0" fromWordArt="0" anchor="ctr" anchorCtr="0" forceAA="0" compatLnSpc="1">
                       <a:prstTxWarp prst="textNoShape">
                         <a:avLst/>
                       </a:prstTxWarp>
@@ -3085,8 +3345,8 @@
                     <wps:cNvSpPr/>
                     <wps:spPr>
                       <a:xfrm>
-                        <a:off x="2116470" y="1042425"/>
-                        <a:ext cx="140095" cy="60463"/>
+                        <a:off x="2109188" y="1074697"/>
+                        <a:ext cx="140361" cy="60578"/>
                       </a:xfrm>
                       <a:prstGeom prst="rect">
                         <a:avLst/>
@@ -3129,12 +3389,22 @@
                               <w:color w:val="000000"/>
                               <w:sz w:val="4"/>
                             </w:rPr>
-                            <w:t xml:space="preserve">addNodeFromVertex() for each vertex</w:t>
+                            <w:t xml:space="preserve">addNodeFromVertex()</w:t>
+                          </w:r>
+                          <w:r>
+                            <w:br/>
+                          </w:r>
+                          <w:r>
+                            <w:rPr>
+                              <w:color w:val="000000"/>
+                              <w:sz w:val="4"/>
+                            </w:rPr>
+                            <w:t xml:space="preserve">for each vertex</w:t>
                           </w:r>
                         </w:p>
                       </w:txbxContent>
                     </wps:txbx>
-                    <wps:bodyPr rot="0" spcFirstLastPara="0" vertOverflow="overflow" horzOverflow="overflow" vert="horz" wrap="square" lIns="4300" tIns="2150" rIns="4300" bIns="2150" numCol="1" spcCol="0" rtlCol="0" fromWordArt="0" anchor="ctr" anchorCtr="0" forceAA="0" compatLnSpc="1">
+                    <wps:bodyPr rot="0" spcFirstLastPara="0" vertOverflow="overflow" horzOverflow="overflow" vert="horz" wrap="square" lIns="4308" tIns="2154" rIns="4308" bIns="2154" numCol="1" spcCol="0" rtlCol="0" fromWordArt="0" anchor="ctr" anchorCtr="0" forceAA="0" compatLnSpc="1">
                       <a:prstTxWarp prst="textNoShape">
                         <a:avLst/>
                       </a:prstTxWarp>
@@ -3146,8 +3416,8 @@
                     <wps:cNvSpPr/>
                     <wps:spPr>
                       <a:xfrm>
-                        <a:off x="2283437" y="1042425"/>
-                        <a:ext cx="132570" cy="60463"/>
+                        <a:off x="2276473" y="1074697"/>
+                        <a:ext cx="132823" cy="60578"/>
                       </a:xfrm>
                       <a:prstGeom prst="rect">
                         <a:avLst/>
@@ -3190,12 +3460,22 @@
                               <w:color w:val="000000"/>
                               <w:sz w:val="4"/>
                             </w:rPr>
-                            <w:t xml:space="preserve">destructEdgeType() arrowTypeStart, arrowTypeEnd</w:t>
+                            <w:t xml:space="preserve">destructEdgeType()</w:t>
+                          </w:r>
+                          <w:r>
+                            <w:br/>
+                          </w:r>
+                          <w:r>
+                            <w:rPr>
+                              <w:color w:val="000000"/>
+                              <w:sz w:val="4"/>
+                            </w:rPr>
+                            <w:t xml:space="preserve">arrowTypeStart, arrowTypeEnd</w:t>
                           </w:r>
                         </w:p>
                       </w:txbxContent>
                     </wps:txbx>
-                    <wps:bodyPr rot="0" spcFirstLastPara="0" vertOverflow="overflow" horzOverflow="overflow" vert="horz" wrap="square" lIns="4300" tIns="2150" rIns="4300" bIns="2150" numCol="1" spcCol="0" rtlCol="0" fromWordArt="0" anchor="ctr" anchorCtr="0" forceAA="0" compatLnSpc="1">
+                    <wps:bodyPr rot="0" spcFirstLastPara="0" vertOverflow="overflow" horzOverflow="overflow" vert="horz" wrap="square" lIns="4308" tIns="2154" rIns="4308" bIns="2154" numCol="1" spcCol="0" rtlCol="0" fromWordArt="0" anchor="ctr" anchorCtr="0" forceAA="0" compatLnSpc="1">
                       <a:prstTxWarp prst="textNoShape">
                         <a:avLst/>
                       </a:prstTxWarp>
@@ -3207,8 +3487,8 @@
                     <wps:cNvSpPr/>
                     <wps:spPr>
                       <a:xfrm>
-                        <a:off x="2089418" y="1179026"/>
-                        <a:ext cx="194198" cy="67181"/>
+                        <a:off x="2082085" y="1221655"/>
+                        <a:ext cx="194567" cy="67309"/>
                       </a:xfrm>
                       <a:prstGeom prst="diamond">
                         <a:avLst/>
@@ -3256,7 +3536,7 @@
                         </w:p>
                       </w:txbxContent>
                     </wps:txbx>
-                    <wps:bodyPr rot="0" spcFirstLastPara="0" vertOverflow="overflow" horzOverflow="overflow" vert="horz" wrap="square" lIns="4300" tIns="2150" rIns="4300" bIns="2150" numCol="1" spcCol="0" rtlCol="0" fromWordArt="0" anchor="ctr" anchorCtr="0" forceAA="0" compatLnSpc="1">
+                    <wps:bodyPr rot="0" spcFirstLastPara="0" vertOverflow="overflow" horzOverflow="overflow" vert="horz" wrap="square" lIns="4308" tIns="2154" rIns="4308" bIns="2154" numCol="1" spcCol="0" rtlCol="0" fromWordArt="0" anchor="ctr" anchorCtr="0" forceAA="0" compatLnSpc="1">
                       <a:prstTxWarp prst="textNoShape">
                         <a:avLst/>
                       </a:prstTxWarp>
@@ -3268,8 +3548,8 @@
                     <wps:cNvSpPr/>
                     <wps:spPr>
                       <a:xfrm>
-                        <a:off x="1912508" y="1345859"/>
-                        <a:ext cx="112147" cy="47027"/>
+                        <a:off x="1909685" y="1402267"/>
+                        <a:ext cx="112361" cy="47116"/>
                       </a:xfrm>
                       <a:prstGeom prst="rect">
                         <a:avLst/>
@@ -3317,7 +3597,7 @@
                         </w:p>
                       </w:txbxContent>
                     </wps:txbx>
-                    <wps:bodyPr rot="0" spcFirstLastPara="0" vertOverflow="overflow" horzOverflow="overflow" vert="horz" wrap="square" lIns="4300" tIns="2150" rIns="4300" bIns="2150" numCol="1" spcCol="0" rtlCol="0" fromWordArt="0" anchor="ctr" anchorCtr="0" forceAA="0" compatLnSpc="1">
+                    <wps:bodyPr rot="0" spcFirstLastPara="0" vertOverflow="overflow" horzOverflow="overflow" vert="horz" wrap="square" lIns="4308" tIns="2154" rIns="4308" bIns="2154" numCol="1" spcCol="0" rtlCol="0" fromWordArt="0" anchor="ctr" anchorCtr="0" forceAA="0" compatLnSpc="1">
                       <a:prstTxWarp prst="textNoShape">
                         <a:avLst/>
                       </a:prstTxWarp>
@@ -3329,8 +3609,8 @@
                     <wps:cNvSpPr/>
                     <wps:spPr>
                       <a:xfrm>
-                        <a:off x="2051528" y="1305550"/>
-                        <a:ext cx="96024" cy="127644"/>
+                        <a:off x="2048969" y="1355150"/>
+                        <a:ext cx="89745" cy="141348"/>
                       </a:xfrm>
                       <a:prstGeom prst="rect">
                         <a:avLst/>
@@ -3373,12 +3653,42 @@
                               <w:color w:val="000000"/>
                               <w:sz w:val="4"/>
                             </w:rPr>
-                            <w:t xml:space="preserve">Create base node - id, label, parentId - cssStyles, cssClasses - shape, domId, tooltip</w:t>
+                            <w:t xml:space="preserve">Create base node</w:t>
+                          </w:r>
+                          <w:r>
+                            <w:br/>
+                          </w:r>
+                          <w:r>
+                            <w:rPr>
+                              <w:color w:val="000000"/>
+                              <w:sz w:val="4"/>
+                            </w:rPr>
+                            <w:t xml:space="preserve">- id, label, parentId</w:t>
+                          </w:r>
+                          <w:r>
+                            <w:br/>
+                          </w:r>
+                          <w:r>
+                            <w:rPr>
+                              <w:color w:val="000000"/>
+                              <w:sz w:val="4"/>
+                            </w:rPr>
+                            <w:t xml:space="preserve">- cssStyles, cssClasses</w:t>
+                          </w:r>
+                          <w:r>
+                            <w:br/>
+                          </w:r>
+                          <w:r>
+                            <w:rPr>
+                              <w:color w:val="000000"/>
+                              <w:sz w:val="4"/>
+                            </w:rPr>
+                            <w:t xml:space="preserve">- shape, domId, tooltip</w:t>
                           </w:r>
                         </w:p>
                       </w:txbxContent>
                     </wps:txbx>
-                    <wps:bodyPr rot="0" spcFirstLastPara="0" vertOverflow="overflow" horzOverflow="overflow" vert="horz" wrap="square" lIns="4300" tIns="2150" rIns="4300" bIns="2150" numCol="1" spcCol="0" rtlCol="0" fromWordArt="0" anchor="ctr" anchorCtr="0" forceAA="0" compatLnSpc="1">
+                    <wps:bodyPr rot="0" spcFirstLastPara="0" vertOverflow="overflow" horzOverflow="overflow" vert="horz" wrap="square" lIns="4308" tIns="2154" rIns="4308" bIns="2154" numCol="1" spcCol="0" rtlCol="0" fromWordArt="0" anchor="ctr" anchorCtr="0" forceAA="0" compatLnSpc="1">
                       <a:prstTxWarp prst="textNoShape">
                         <a:avLst/>
                       </a:prstTxWarp>
@@ -3390,8 +3700,8 @@
                     <wps:cNvSpPr/>
                     <wps:spPr>
                       <a:xfrm>
-                        <a:off x="3041632" y="1352577"/>
-                        <a:ext cx="198139" cy="33590"/>
+                        <a:off x="3036111" y="1408997"/>
+                        <a:ext cx="198516" cy="33654"/>
                       </a:xfrm>
                       <a:prstGeom prst="rect">
                         <a:avLst/>
@@ -3439,7 +3749,7 @@
                         </w:p>
                       </w:txbxContent>
                     </wps:txbx>
-                    <wps:bodyPr rot="0" spcFirstLastPara="0" vertOverflow="overflow" horzOverflow="overflow" vert="horz" wrap="square" lIns="4300" tIns="2150" rIns="4300" bIns="2150" numCol="1" spcCol="0" rtlCol="0" fromWordArt="0" anchor="ctr" anchorCtr="0" forceAA="0" compatLnSpc="1">
+                    <wps:bodyPr rot="0" spcFirstLastPara="0" vertOverflow="overflow" horzOverflow="overflow" vert="horz" wrap="square" lIns="4308" tIns="2154" rIns="4308" bIns="2154" numCol="1" spcCol="0" rtlCol="0" fromWordArt="0" anchor="ctr" anchorCtr="0" forceAA="0" compatLnSpc="1">
                       <a:prstTxWarp prst="textNoShape">
                         <a:avLst/>
                       </a:prstTxWarp>
@@ -3451,8 +3761,8 @@
                     <wps:cNvSpPr/>
                     <wps:spPr>
                       <a:xfrm>
-                        <a:off x="3266644" y="1352577"/>
-                        <a:ext cx="178791" cy="33590"/>
+                        <a:off x="3261551" y="1408997"/>
+                        <a:ext cx="179131" cy="33654"/>
                       </a:xfrm>
                       <a:prstGeom prst="rect">
                         <a:avLst/>
@@ -3500,7 +3810,7 @@
                         </w:p>
                       </w:txbxContent>
                     </wps:txbx>
-                    <wps:bodyPr rot="0" spcFirstLastPara="0" vertOverflow="overflow" horzOverflow="overflow" vert="horz" wrap="square" lIns="4300" tIns="2150" rIns="4300" bIns="2150" numCol="1" spcCol="0" rtlCol="0" fromWordArt="0" anchor="ctr" anchorCtr="0" forceAA="0" compatLnSpc="1">
+                    <wps:bodyPr rot="0" spcFirstLastPara="0" vertOverflow="overflow" horzOverflow="overflow" vert="horz" wrap="square" lIns="4308" tIns="2154" rIns="4308" bIns="2154" numCol="1" spcCol="0" rtlCol="0" fromWordArt="0" anchor="ctr" anchorCtr="0" forceAA="0" compatLnSpc="1">
                       <a:prstTxWarp prst="textNoShape">
                         <a:avLst/>
                       </a:prstTxWarp>
@@ -3512,8 +3822,8 @@
                     <wps:cNvSpPr/>
                     <wps:spPr>
                       <a:xfrm>
-                        <a:off x="4566874" y="425480"/>
-                        <a:ext cx="182876" cy="73899"/>
+                        <a:off x="4564254" y="426289"/>
+                        <a:ext cx="183224" cy="74040"/>
                       </a:xfrm>
                       <a:prstGeom prst="rect">
                         <a:avLst/>
@@ -3556,12 +3866,22 @@
                               <w:color w:val="000000"/>
                               <w:sz w:val="4"/>
                             </w:rPr>
-                            <w:t xml:space="preserve">flowRenderer-v3-unified.ts draw(text, id, version, diag)</w:t>
+                            <w:t xml:space="preserve">flowRenderer-v3-unified.ts</w:t>
+                          </w:r>
+                          <w:r>
+                            <w:br/>
+                          </w:r>
+                          <w:r>
+                            <w:rPr>
+                              <w:color w:val="000000"/>
+                              <w:sz w:val="4"/>
+                            </w:rPr>
+                            <w:t xml:space="preserve">draw(text, id, version, diag)</w:t>
                           </w:r>
                         </w:p>
                       </w:txbxContent>
                     </wps:txbx>
-                    <wps:bodyPr rot="0" spcFirstLastPara="0" vertOverflow="overflow" horzOverflow="overflow" vert="horz" wrap="square" lIns="4300" tIns="2150" rIns="4300" bIns="2150" numCol="1" spcCol="0" rtlCol="0" fromWordArt="0" anchor="ctr" anchorCtr="0" forceAA="0" compatLnSpc="1">
+                    <wps:bodyPr rot="0" spcFirstLastPara="0" vertOverflow="overflow" horzOverflow="overflow" vert="horz" wrap="square" lIns="4308" tIns="2154" rIns="4308" bIns="2154" numCol="1" spcCol="0" rtlCol="0" fromWordArt="0" anchor="ctr" anchorCtr="0" forceAA="0" compatLnSpc="1">
                       <a:prstTxWarp prst="textNoShape">
                         <a:avLst/>
                       </a:prstTxWarp>
@@ -3573,8 +3893,8 @@
                     <wps:cNvSpPr/>
                     <wps:spPr>
                       <a:xfrm>
-                        <a:off x="4588801" y="541927"/>
-                        <a:ext cx="139020" cy="114208"/>
+                        <a:off x="4586224" y="542958"/>
+                        <a:ext cx="139284" cy="114425"/>
                       </a:xfrm>
                       <a:prstGeom prst="rect">
                         <a:avLst/>
@@ -3617,12 +3937,42 @@
                               <w:color w:val="000000"/>
                               <w:sz w:val="4"/>
                             </w:rPr>
-                            <w:t xml:space="preserve">Initialize rendering - getConfig() - handle securityLevel - getDiagramElement()</w:t>
+                            <w:t xml:space="preserve">Initialize rendering</w:t>
+                          </w:r>
+                          <w:r>
+                            <w:br/>
+                          </w:r>
+                          <w:r>
+                            <w:rPr>
+                              <w:color w:val="000000"/>
+                              <w:sz w:val="4"/>
+                            </w:rPr>
+                            <w:t xml:space="preserve">- getConfig()</w:t>
+                          </w:r>
+                          <w:r>
+                            <w:br/>
+                          </w:r>
+                          <w:r>
+                            <w:rPr>
+                              <w:color w:val="000000"/>
+                              <w:sz w:val="4"/>
+                            </w:rPr>
+                            <w:t xml:space="preserve">- handle securityLevel</w:t>
+                          </w:r>
+                          <w:r>
+                            <w:br/>
+                          </w:r>
+                          <w:r>
+                            <w:rPr>
+                              <w:color w:val="000000"/>
+                              <w:sz w:val="4"/>
+                            </w:rPr>
+                            <w:t xml:space="preserve">- getDiagramElement()</w:t>
                           </w:r>
                         </w:p>
                       </w:txbxContent>
                     </wps:txbx>
-                    <wps:bodyPr rot="0" spcFirstLastPara="0" vertOverflow="overflow" horzOverflow="overflow" vert="horz" wrap="square" lIns="4300" tIns="2150" rIns="4300" bIns="2150" numCol="1" spcCol="0" rtlCol="0" fromWordArt="0" anchor="ctr" anchorCtr="0" forceAA="0" compatLnSpc="1">
+                    <wps:bodyPr rot="0" spcFirstLastPara="0" vertOverflow="overflow" horzOverflow="overflow" vert="horz" wrap="square" lIns="4308" tIns="2154" rIns="4308" bIns="2154" numCol="1" spcCol="0" rtlCol="0" fromWordArt="0" anchor="ctr" anchorCtr="0" forceAA="0" compatLnSpc="1">
                       <a:prstTxWarp prst="textNoShape">
                         <a:avLst/>
                       </a:prstTxWarp>
@@ -3634,8 +3984,8 @@
                     <wps:cNvSpPr/>
                     <wps:spPr>
                       <a:xfrm>
-                        <a:off x="4595788" y="745709"/>
-                        <a:ext cx="125046" cy="47027"/>
+                        <a:off x="4593224" y="753859"/>
+                        <a:ext cx="125284" cy="47116"/>
                       </a:xfrm>
                       <a:prstGeom prst="rect">
                         <a:avLst/>
@@ -3678,12 +4028,22 @@
                               <w:color w:val="000000"/>
                               <w:sz w:val="4"/>
                             </w:rPr>
-                            <w:t xml:space="preserve">diag.db.getData() as LayoutData</w:t>
+                            <w:t xml:space="preserve">diag.db.getData()</w:t>
+                          </w:r>
+                          <w:r>
+                            <w:br/>
+                          </w:r>
+                          <w:r>
+                            <w:rPr>
+                              <w:color w:val="000000"/>
+                              <w:sz w:val="4"/>
+                            </w:rPr>
+                            <w:t xml:space="preserve">as LayoutData</w:t>
                           </w:r>
                         </w:p>
                       </w:txbxContent>
                     </wps:txbx>
-                    <wps:bodyPr rot="0" spcFirstLastPara="0" vertOverflow="overflow" horzOverflow="overflow" vert="horz" wrap="square" lIns="4300" tIns="2150" rIns="4300" bIns="2150" numCol="1" spcCol="0" rtlCol="0" fromWordArt="0" anchor="ctr" anchorCtr="0" forceAA="0" compatLnSpc="1">
+                    <wps:bodyPr rot="0" spcFirstLastPara="0" vertOverflow="overflow" horzOverflow="overflow" vert="horz" wrap="square" lIns="4308" tIns="2154" rIns="4308" bIns="2154" numCol="1" spcCol="0" rtlCol="0" fromWordArt="0" anchor="ctr" anchorCtr="0" forceAA="0" compatLnSpc="1">
                       <a:prstTxWarp prst="textNoShape">
                         <a:avLst/>
                       </a:prstTxWarp>
@@ -3695,8 +4055,8 @@
                     <wps:cNvSpPr/>
                     <wps:spPr>
                       <a:xfrm>
-                        <a:off x="4602238" y="875592"/>
-                        <a:ext cx="112147" cy="114208"/>
+                        <a:off x="4599686" y="890720"/>
+                        <a:ext cx="112361" cy="127887"/>
                       </a:xfrm>
                       <a:prstGeom prst="rect">
                         <a:avLst/>
@@ -3739,12 +4099,42 @@
                               <w:color w:val="000000"/>
                               <w:sz w:val="4"/>
                             </w:rPr>
-                            <w:t xml:space="preserve">Setup layout data - type, layoutAlgorithm - direction, spacing - markers, diagramId</w:t>
+                            <w:t xml:space="preserve">Setup layout data</w:t>
+                          </w:r>
+                          <w:r>
+                            <w:br/>
+                          </w:r>
+                          <w:r>
+                            <w:rPr>
+                              <w:color w:val="000000"/>
+                              <w:sz w:val="4"/>
+                            </w:rPr>
+                            <w:t xml:space="preserve">- type, layoutAlgorithm</w:t>
+                          </w:r>
+                          <w:r>
+                            <w:br/>
+                          </w:r>
+                          <w:r>
+                            <w:rPr>
+                              <w:color w:val="000000"/>
+                              <w:sz w:val="4"/>
+                            </w:rPr>
+                            <w:t xml:space="preserve">- direction, spacing</w:t>
+                          </w:r>
+                          <w:r>
+                            <w:br/>
+                          </w:r>
+                          <w:r>
+                            <w:rPr>
+                              <w:color w:val="000000"/>
+                              <w:sz w:val="4"/>
+                            </w:rPr>
+                            <w:t xml:space="preserve">- markers, diagramId</w:t>
                           </w:r>
                         </w:p>
                       </w:txbxContent>
                     </wps:txbx>
-                    <wps:bodyPr rot="0" spcFirstLastPara="0" vertOverflow="overflow" horzOverflow="overflow" vert="horz" wrap="square" lIns="4300" tIns="2150" rIns="4300" bIns="2150" numCol="1" spcCol="0" rtlCol="0" fromWordArt="0" anchor="ctr" anchorCtr="0" forceAA="0" compatLnSpc="1">
+                    <wps:bodyPr rot="0" spcFirstLastPara="0" vertOverflow="overflow" horzOverflow="overflow" vert="horz" wrap="square" lIns="4308" tIns="2154" rIns="4308" bIns="2154" numCol="1" spcCol="0" rtlCol="0" fromWordArt="0" anchor="ctr" anchorCtr="0" forceAA="0" compatLnSpc="1">
                       <a:prstTxWarp prst="textNoShape">
                         <a:avLst/>
                       </a:prstTxWarp>
@@ -3756,8 +4146,8 @@
                     <wps:cNvSpPr/>
                     <wps:spPr>
                       <a:xfrm>
-                        <a:off x="4406714" y="1049143"/>
-                        <a:ext cx="137730" cy="47027"/>
+                        <a:off x="4403790" y="1081428"/>
+                        <a:ext cx="137992" cy="47116"/>
                       </a:xfrm>
                       <a:prstGeom prst="rect">
                         <a:avLst/>
@@ -3805,7 +4195,7 @@
                         </w:p>
                       </w:txbxContent>
                     </wps:txbx>
-                    <wps:bodyPr rot="0" spcFirstLastPara="0" vertOverflow="overflow" horzOverflow="overflow" vert="horz" wrap="square" lIns="4300" tIns="2150" rIns="4300" bIns="2150" numCol="1" spcCol="0" rtlCol="0" fromWordArt="0" anchor="ctr" anchorCtr="0" forceAA="0" compatLnSpc="1">
+                    <wps:bodyPr rot="0" spcFirstLastPara="0" vertOverflow="overflow" horzOverflow="overflow" vert="horz" wrap="square" lIns="4308" tIns="2154" rIns="4308" bIns="2154" numCol="1" spcCol="0" rtlCol="0" fromWordArt="0" anchor="ctr" anchorCtr="0" forceAA="0" compatLnSpc="1">
                       <a:prstTxWarp prst="textNoShape">
                         <a:avLst/>
                       </a:prstTxWarp>
@@ -3817,8 +4207,8 @@
                     <wps:cNvSpPr/>
                     <wps:spPr>
                       <a:xfrm>
-                        <a:off x="3997519" y="1189103"/>
-                        <a:ext cx="175566" cy="47027"/>
+                        <a:off x="3993817" y="1231751"/>
+                        <a:ext cx="175900" cy="47116"/>
                       </a:xfrm>
                       <a:prstGeom prst="rect">
                         <a:avLst/>
@@ -3866,7 +4256,7 @@
                         </w:p>
                       </w:txbxContent>
                     </wps:txbx>
-                    <wps:bodyPr rot="0" spcFirstLastPara="0" vertOverflow="overflow" horzOverflow="overflow" vert="horz" wrap="square" lIns="4300" tIns="2150" rIns="4300" bIns="2150" numCol="1" spcCol="0" rtlCol="0" fromWordArt="0" anchor="ctr" anchorCtr="0" forceAA="0" compatLnSpc="1">
+                    <wps:bodyPr rot="0" spcFirstLastPara="0" vertOverflow="overflow" horzOverflow="overflow" vert="horz" wrap="square" lIns="4308" tIns="2154" rIns="4308" bIns="2154" numCol="1" spcCol="0" rtlCol="0" fromWordArt="0" anchor="ctr" anchorCtr="0" forceAA="0" compatLnSpc="1">
                       <a:prstTxWarp prst="textNoShape">
                         <a:avLst/>
                       </a:prstTxWarp>
@@ -3878,8 +4268,8 @@
                     <wps:cNvSpPr/>
                     <wps:spPr>
                       <a:xfrm>
-                        <a:off x="4036215" y="1318987"/>
-                        <a:ext cx="98174" cy="100771"/>
+                        <a:off x="4032587" y="1368612"/>
+                        <a:ext cx="98361" cy="114425"/>
                       </a:xfrm>
                       <a:prstGeom prst="rect">
                         <a:avLst/>
@@ -3922,12 +4312,32 @@
                               <w:color w:val="000000"/>
                               <w:sz w:val="4"/>
                             </w:rPr>
-                            <w:t xml:space="preserve">Process vertex links - create anchor elements - handle click events</w:t>
+                            <w:t xml:space="preserve">Process vertex links</w:t>
+                          </w:r>
+                          <w:r>
+                            <w:br/>
+                          </w:r>
+                          <w:r>
+                            <w:rPr>
+                              <w:color w:val="000000"/>
+                              <w:sz w:val="4"/>
+                            </w:rPr>
+                            <w:t xml:space="preserve">- create anchor elements</w:t>
+                          </w:r>
+                          <w:r>
+                            <w:br/>
+                          </w:r>
+                          <w:r>
+                            <w:rPr>
+                              <w:color w:val="000000"/>
+                              <w:sz w:val="4"/>
+                            </w:rPr>
+                            <w:t xml:space="preserve">- handle click events</w:t>
                           </w:r>
                         </w:p>
                       </w:txbxContent>
                     </wps:txbx>
-                    <wps:bodyPr rot="0" spcFirstLastPara="0" vertOverflow="overflow" horzOverflow="overflow" vert="horz" wrap="square" lIns="4300" tIns="2150" rIns="4300" bIns="2150" numCol="1" spcCol="0" rtlCol="0" fromWordArt="0" anchor="ctr" anchorCtr="0" forceAA="0" compatLnSpc="1">
+                    <wps:bodyPr rot="0" spcFirstLastPara="0" vertOverflow="overflow" horzOverflow="overflow" vert="horz" wrap="square" lIns="4308" tIns="2154" rIns="4308" bIns="2154" numCol="1" spcCol="0" rtlCol="0" fromWordArt="0" anchor="ctr" anchorCtr="0" forceAA="0" compatLnSpc="1">
                       <a:prstTxWarp prst="textNoShape">
                         <a:avLst/>
                       </a:prstTxWarp>
@@ -3939,8 +4349,8 @@
                     <wps:cNvSpPr/>
                     <wps:spPr>
                       <a:xfrm>
-                        <a:off x="4787836" y="1182385"/>
-                        <a:ext cx="132570" cy="60463"/>
+                        <a:off x="4785637" y="1225020"/>
+                        <a:ext cx="132823" cy="60578"/>
                       </a:xfrm>
                       <a:prstGeom prst="rect">
                         <a:avLst/>
@@ -3983,12 +4393,22 @@
                               <w:color w:val="000000"/>
                               <w:sz w:val="4"/>
                             </w:rPr>
-                            <w:t xml:space="preserve">flowChartShapes.js Shape Functions</w:t>
+                            <w:t xml:space="preserve">flowChartShapes.js</w:t>
+                          </w:r>
+                          <w:r>
+                            <w:br/>
+                          </w:r>
+                          <w:r>
+                            <w:rPr>
+                              <w:color w:val="000000"/>
+                              <w:sz w:val="4"/>
+                            </w:rPr>
+                            <w:t xml:space="preserve">Shape Functions</w:t>
                           </w:r>
                         </w:p>
                       </w:txbxContent>
                     </wps:txbx>
-                    <wps:bodyPr rot="0" spcFirstLastPara="0" vertOverflow="overflow" horzOverflow="overflow" vert="horz" wrap="square" lIns="4300" tIns="2150" rIns="4300" bIns="2150" numCol="1" spcCol="0" rtlCol="0" fromWordArt="0" anchor="ctr" anchorCtr="0" forceAA="0" compatLnSpc="1">
+                    <wps:bodyPr rot="0" spcFirstLastPara="0" vertOverflow="overflow" horzOverflow="overflow" vert="horz" wrap="square" lIns="4308" tIns="2154" rIns="4308" bIns="2154" numCol="1" spcCol="0" rtlCol="0" fromWordArt="0" anchor="ctr" anchorCtr="0" forceAA="0" compatLnSpc="1">
                       <a:prstTxWarp prst="textNoShape">
                         <a:avLst/>
                       </a:prstTxWarp>
@@ -4000,8 +4420,8 @@
                     <wps:cNvSpPr/>
                     <wps:spPr>
                       <a:xfrm>
-                        <a:off x="4780670" y="1322346"/>
-                        <a:ext cx="146902" cy="94053"/>
+                        <a:off x="4778458" y="1378708"/>
+                        <a:ext cx="147182" cy="94232"/>
                       </a:xfrm>
                       <a:prstGeom prst="diamond">
                         <a:avLst/>
@@ -4049,7 +4469,7 @@
                         </w:p>
                       </w:txbxContent>
                     </wps:txbx>
-                    <wps:bodyPr rot="0" spcFirstLastPara="0" vertOverflow="overflow" horzOverflow="overflow" vert="horz" wrap="square" lIns="4300" tIns="2150" rIns="4300" bIns="2150" numCol="1" spcCol="0" rtlCol="0" fromWordArt="0" anchor="ctr" anchorCtr="0" forceAA="0" compatLnSpc="1">
+                    <wps:bodyPr rot="0" spcFirstLastPara="0" vertOverflow="overflow" horzOverflow="overflow" vert="horz" wrap="square" lIns="4308" tIns="2154" rIns="4308" bIns="2154" numCol="1" spcCol="0" rtlCol="0" fromWordArt="0" anchor="ctr" anchorCtr="0" forceAA="0" compatLnSpc="1">
                       <a:prstTxWarp prst="textNoShape">
                         <a:avLst/>
                       </a:prstTxWarp>
@@ -4061,8 +4481,8 @@
                     <wps:cNvSpPr/>
                     <wps:spPr>
                       <a:xfrm>
-                        <a:off x="4214200" y="1492537"/>
-                        <a:ext cx="117522" cy="47027"/>
+                        <a:off x="4210910" y="1555955"/>
+                        <a:ext cx="117746" cy="47116"/>
                       </a:xfrm>
                       <a:prstGeom prst="rect">
                         <a:avLst/>
@@ -4110,7 +4530,7 @@
                         </w:p>
                       </w:txbxContent>
                     </wps:txbx>
-                    <wps:bodyPr rot="0" spcFirstLastPara="0" vertOverflow="overflow" horzOverflow="overflow" vert="horz" wrap="square" lIns="4300" tIns="2150" rIns="4300" bIns="2150" numCol="1" spcCol="0" rtlCol="0" fromWordArt="0" anchor="ctr" anchorCtr="0" forceAA="0" compatLnSpc="1">
+                    <wps:bodyPr rot="0" spcFirstLastPara="0" vertOverflow="overflow" horzOverflow="overflow" vert="horz" wrap="square" lIns="4308" tIns="2154" rIns="4308" bIns="2154" numCol="1" spcCol="0" rtlCol="0" fromWordArt="0" anchor="ctr" anchorCtr="0" forceAA="0" compatLnSpc="1">
                       <a:prstTxWarp prst="textNoShape">
                         <a:avLst/>
                       </a:prstTxWarp>
@@ -4122,8 +4542,8 @@
                     <wps:cNvSpPr/>
                     <wps:spPr>
                       <a:xfrm>
-                        <a:off x="4358595" y="1492537"/>
-                        <a:ext cx="111073" cy="47027"/>
+                        <a:off x="4355579" y="1555955"/>
+                        <a:ext cx="111284" cy="47116"/>
                       </a:xfrm>
                       <a:prstGeom prst="rect">
                         <a:avLst/>
@@ -4171,7 +4591,7 @@
                         </w:p>
                       </w:txbxContent>
                     </wps:txbx>
-                    <wps:bodyPr rot="0" spcFirstLastPara="0" vertOverflow="overflow" horzOverflow="overflow" vert="horz" wrap="square" lIns="4300" tIns="2150" rIns="4300" bIns="2150" numCol="1" spcCol="0" rtlCol="0" fromWordArt="0" anchor="ctr" anchorCtr="0" forceAA="0" compatLnSpc="1">
+                    <wps:bodyPr rot="0" spcFirstLastPara="0" vertOverflow="overflow" horzOverflow="overflow" vert="horz" wrap="square" lIns="4308" tIns="2154" rIns="4308" bIns="2154" numCol="1" spcCol="0" rtlCol="0" fromWordArt="0" anchor="ctr" anchorCtr="0" forceAA="0" compatLnSpc="1">
                       <a:prstTxWarp prst="textNoShape">
                         <a:avLst/>
                       </a:prstTxWarp>
@@ -4183,8 +4603,8 @@
                     <wps:cNvSpPr/>
                     <wps:spPr>
                       <a:xfrm>
-                        <a:off x="4496540" y="1492537"/>
-                        <a:ext cx="188465" cy="47027"/>
+                        <a:off x="4493786" y="1555955"/>
+                        <a:ext cx="188824" cy="47116"/>
                       </a:xfrm>
                       <a:prstGeom prst="rect">
                         <a:avLst/>
@@ -4232,7 +4652,7 @@
                         </w:p>
                       </w:txbxContent>
                     </wps:txbx>
-                    <wps:bodyPr rot="0" spcFirstLastPara="0" vertOverflow="overflow" horzOverflow="overflow" vert="horz" wrap="square" lIns="4300" tIns="2150" rIns="4300" bIns="2150" numCol="1" spcCol="0" rtlCol="0" fromWordArt="0" anchor="ctr" anchorCtr="0" forceAA="0" compatLnSpc="1">
+                    <wps:bodyPr rot="0" spcFirstLastPara="0" vertOverflow="overflow" horzOverflow="overflow" vert="horz" wrap="square" lIns="4308" tIns="2154" rIns="4308" bIns="2154" numCol="1" spcCol="0" rtlCol="0" fromWordArt="0" anchor="ctr" anchorCtr="0" forceAA="0" compatLnSpc="1">
                       <a:prstTxWarp prst="textNoShape">
                         <a:avLst/>
                       </a:prstTxWarp>
@@ -4244,8 +4664,8 @@
                     <wps:cNvSpPr/>
                     <wps:spPr>
                       <a:xfrm>
-                        <a:off x="4711877" y="1492537"/>
-                        <a:ext cx="130421" cy="47027"/>
+                        <a:off x="4709534" y="1555955"/>
+                        <a:ext cx="130669" cy="47116"/>
                       </a:xfrm>
                       <a:prstGeom prst="rect">
                         <a:avLst/>
@@ -4293,7 +4713,7 @@
                         </w:p>
                       </w:txbxContent>
                     </wps:txbx>
-                    <wps:bodyPr rot="0" spcFirstLastPara="0" vertOverflow="overflow" horzOverflow="overflow" vert="horz" wrap="square" lIns="4300" tIns="2150" rIns="4300" bIns="2150" numCol="1" spcCol="0" rtlCol="0" fromWordArt="0" anchor="ctr" anchorCtr="0" forceAA="0" compatLnSpc="1">
+                    <wps:bodyPr rot="0" spcFirstLastPara="0" vertOverflow="overflow" horzOverflow="overflow" vert="horz" wrap="square" lIns="4308" tIns="2154" rIns="4308" bIns="2154" numCol="1" spcCol="0" rtlCol="0" fromWordArt="0" anchor="ctr" anchorCtr="0" forceAA="0" compatLnSpc="1">
                       <a:prstTxWarp prst="textNoShape">
                         <a:avLst/>
                       </a:prstTxWarp>
@@ -4305,8 +4725,8 @@
                     <wps:cNvSpPr/>
                     <wps:spPr>
                       <a:xfrm>
-                        <a:off x="4869170" y="1492537"/>
-                        <a:ext cx="123971" cy="47027"/>
+                        <a:off x="4867126" y="1555955"/>
+                        <a:ext cx="124207" cy="47116"/>
                       </a:xfrm>
                       <a:prstGeom prst="rect">
                         <a:avLst/>
@@ -4354,7 +4774,7 @@
                         </w:p>
                       </w:txbxContent>
                     </wps:txbx>
-                    <wps:bodyPr rot="0" spcFirstLastPara="0" vertOverflow="overflow" horzOverflow="overflow" vert="horz" wrap="square" lIns="4300" tIns="2150" rIns="4300" bIns="2150" numCol="1" spcCol="0" rtlCol="0" fromWordArt="0" anchor="ctr" anchorCtr="0" forceAA="0" compatLnSpc="1">
+                    <wps:bodyPr rot="0" spcFirstLastPara="0" vertOverflow="overflow" horzOverflow="overflow" vert="horz" wrap="square" lIns="4308" tIns="2154" rIns="4308" bIns="2154" numCol="1" spcCol="0" rtlCol="0" fromWordArt="0" anchor="ctr" anchorCtr="0" forceAA="0" compatLnSpc="1">
                       <a:prstTxWarp prst="textNoShape">
                         <a:avLst/>
                       </a:prstTxWarp>
@@ -4366,8 +4786,8 @@
                     <wps:cNvSpPr/>
                     <wps:spPr>
                       <a:xfrm>
-                        <a:off x="5020014" y="1492537"/>
-                        <a:ext cx="184165" cy="47027"/>
+                        <a:off x="5018257" y="1555955"/>
+                        <a:ext cx="184516" cy="47116"/>
                       </a:xfrm>
                       <a:prstGeom prst="rect">
                         <a:avLst/>
@@ -4415,7 +4835,7 @@
                         </w:p>
                       </w:txbxContent>
                     </wps:txbx>
-                    <wps:bodyPr rot="0" spcFirstLastPara="0" vertOverflow="overflow" horzOverflow="overflow" vert="horz" wrap="square" lIns="4300" tIns="2150" rIns="4300" bIns="2150" numCol="1" spcCol="0" rtlCol="0" fromWordArt="0" anchor="ctr" anchorCtr="0" forceAA="0" compatLnSpc="1">
+                    <wps:bodyPr rot="0" spcFirstLastPara="0" vertOverflow="overflow" horzOverflow="overflow" vert="horz" wrap="square" lIns="4308" tIns="2154" rIns="4308" bIns="2154" numCol="1" spcCol="0" rtlCol="0" fromWordArt="0" anchor="ctr" anchorCtr="0" forceAA="0" compatLnSpc="1">
                       <a:prstTxWarp prst="textNoShape">
                         <a:avLst/>
                       </a:prstTxWarp>
@@ -4427,8 +4847,8 @@
                     <wps:cNvSpPr/>
                     <wps:spPr>
                       <a:xfrm>
-                        <a:off x="5231052" y="1485819"/>
-                        <a:ext cx="157293" cy="60463"/>
+                        <a:off x="5229696" y="1549224"/>
+                        <a:ext cx="157592" cy="60578"/>
                       </a:xfrm>
                       <a:prstGeom prst="rect">
                         <a:avLst/>
@@ -4476,7 +4896,7 @@
                         </w:p>
                       </w:txbxContent>
                     </wps:txbx>
-                    <wps:bodyPr rot="0" spcFirstLastPara="0" vertOverflow="overflow" horzOverflow="overflow" vert="horz" wrap="square" lIns="4300" tIns="2150" rIns="4300" bIns="2150" numCol="1" spcCol="0" rtlCol="0" fromWordArt="0" anchor="ctr" anchorCtr="0" forceAA="0" compatLnSpc="1">
+                    <wps:bodyPr rot="0" spcFirstLastPara="0" vertOverflow="overflow" horzOverflow="overflow" vert="horz" wrap="square" lIns="4308" tIns="2154" rIns="4308" bIns="2154" numCol="1" spcCol="0" rtlCol="0" fromWordArt="0" anchor="ctr" anchorCtr="0" forceAA="0" compatLnSpc="1">
                       <a:prstTxWarp prst="textNoShape">
                         <a:avLst/>
                       </a:prstTxWarp>
@@ -4488,8 +4908,8 @@
                     <wps:cNvSpPr/>
                     <wps:spPr>
                       <a:xfrm>
-                        <a:off x="5415217" y="1492537"/>
-                        <a:ext cx="137945" cy="47027"/>
+                        <a:off x="5414212" y="1555955"/>
+                        <a:ext cx="138207" cy="47116"/>
                       </a:xfrm>
                       <a:prstGeom prst="rect">
                         <a:avLst/>
@@ -4537,7 +4957,7 @@
                         </w:p>
                       </w:txbxContent>
                     </wps:txbx>
-                    <wps:bodyPr rot="0" spcFirstLastPara="0" vertOverflow="overflow" horzOverflow="overflow" vert="horz" wrap="square" lIns="4300" tIns="2150" rIns="4300" bIns="2150" numCol="1" spcCol="0" rtlCol="0" fromWordArt="0" anchor="ctr" anchorCtr="0" forceAA="0" compatLnSpc="1">
+                    <wps:bodyPr rot="0" spcFirstLastPara="0" vertOverflow="overflow" horzOverflow="overflow" vert="horz" wrap="square" lIns="4308" tIns="2154" rIns="4308" bIns="2154" numCol="1" spcCol="0" rtlCol="0" fromWordArt="0" anchor="ctr" anchorCtr="0" forceAA="0" compatLnSpc="1">
                       <a:prstTxWarp prst="textNoShape">
                         <a:avLst/>
                       </a:prstTxWarp>
@@ -4549,8 +4969,8 @@
                     <wps:cNvSpPr/>
                     <wps:spPr>
                       <a:xfrm>
-                        <a:off x="4776622" y="438916"/>
-                        <a:ext cx="131496" cy="47027"/>
+                        <a:off x="4774401" y="439751"/>
+                        <a:ext cx="131746" cy="47116"/>
                       </a:xfrm>
                       <a:prstGeom prst="rect">
                         <a:avLst/>
@@ -4593,12 +5013,22 @@
                               <w:color w:val="000000"/>
                               <w:sz w:val="4"/>
                             </w:rPr>
-                            <w:t xml:space="preserve">styles.ts getStyles(options)</w:t>
+                            <w:t xml:space="preserve">styles.ts</w:t>
+                          </w:r>
+                          <w:r>
+                            <w:br/>
+                          </w:r>
+                          <w:r>
+                            <w:rPr>
+                              <w:color w:val="000000"/>
+                              <w:sz w:val="4"/>
+                            </w:rPr>
+                            <w:t xml:space="preserve">getStyles(options)</w:t>
                           </w:r>
                         </w:p>
                       </w:txbxContent>
                     </wps:txbx>
-                    <wps:bodyPr rot="0" spcFirstLastPara="0" vertOverflow="overflow" horzOverflow="overflow" vert="horz" wrap="square" lIns="4300" tIns="2150" rIns="4300" bIns="2150" numCol="1" spcCol="0" rtlCol="0" fromWordArt="0" anchor="ctr" anchorCtr="0" forceAA="0" compatLnSpc="1">
+                    <wps:bodyPr rot="0" spcFirstLastPara="0" vertOverflow="overflow" horzOverflow="overflow" vert="horz" wrap="square" lIns="4308" tIns="2154" rIns="4308" bIns="2154" numCol="1" spcCol="0" rtlCol="0" fromWordArt="0" anchor="ctr" anchorCtr="0" forceAA="0" compatLnSpc="1">
                       <a:prstTxWarp prst="textNoShape">
                         <a:avLst/>
                       </a:prstTxWarp>
@@ -4610,8 +5040,8 @@
                     <wps:cNvSpPr/>
                     <wps:spPr>
                       <a:xfrm>
-                        <a:off x="4765335" y="535208"/>
-                        <a:ext cx="154068" cy="127644"/>
+                        <a:off x="4763093" y="536227"/>
+                        <a:ext cx="154362" cy="127887"/>
                       </a:xfrm>
                       <a:prstGeom prst="rect">
                         <a:avLst/>
@@ -4654,12 +5084,42 @@
                               <w:color w:val="000000"/>
                               <w:sz w:val="4"/>
                             </w:rPr>
-                            <w:t xml:space="preserve">FlowChartStyleOptions - arrowheadColor, border2 - clusterBkg, mainBkg - fontFamily, textColor</w:t>
+                            <w:t xml:space="preserve">FlowChartStyleOptions</w:t>
+                          </w:r>
+                          <w:r>
+                            <w:br/>
+                          </w:r>
+                          <w:r>
+                            <w:rPr>
+                              <w:color w:val="000000"/>
+                              <w:sz w:val="4"/>
+                            </w:rPr>
+                            <w:t xml:space="preserve">- arrowheadColor, border2</w:t>
+                          </w:r>
+                          <w:r>
+                            <w:br/>
+                          </w:r>
+                          <w:r>
+                            <w:rPr>
+                              <w:color w:val="000000"/>
+                              <w:sz w:val="4"/>
+                            </w:rPr>
+                            <w:t xml:space="preserve">- clusterBkg, mainBkg</w:t>
+                          </w:r>
+                          <w:r>
+                            <w:br/>
+                          </w:r>
+                          <w:r>
+                            <w:rPr>
+                              <w:color w:val="000000"/>
+                              <w:sz w:val="4"/>
+                            </w:rPr>
+                            <w:t xml:space="preserve">- fontFamily, textColor</w:t>
                           </w:r>
                         </w:p>
                       </w:txbxContent>
                     </wps:txbx>
-                    <wps:bodyPr rot="0" spcFirstLastPara="0" vertOverflow="overflow" horzOverflow="overflow" vert="horz" wrap="square" lIns="4300" tIns="2150" rIns="4300" bIns="2150" numCol="1" spcCol="0" rtlCol="0" fromWordArt="0" anchor="ctr" anchorCtr="0" forceAA="0" compatLnSpc="1">
+                    <wps:bodyPr rot="0" spcFirstLastPara="0" vertOverflow="overflow" horzOverflow="overflow" vert="horz" wrap="square" lIns="4308" tIns="2154" rIns="4308" bIns="2154" numCol="1" spcCol="0" rtlCol="0" fromWordArt="0" anchor="ctr" anchorCtr="0" forceAA="0" compatLnSpc="1">
                       <a:prstTxWarp prst="textNoShape">
                         <a:avLst/>
                       </a:prstTxWarp>
@@ -4671,8 +5131,8 @@
                     <wps:cNvSpPr/>
                     <wps:spPr>
                       <a:xfrm>
-                        <a:off x="4783608" y="705400"/>
-                        <a:ext cx="117522" cy="127644"/>
+                        <a:off x="4781401" y="706742"/>
+                        <a:ext cx="117746" cy="141348"/>
                       </a:xfrm>
                       <a:prstGeom prst="rect">
                         <a:avLst/>
@@ -4715,12 +5175,42 @@
                               <w:color w:val="000000"/>
                               <w:sz w:val="4"/>
                             </w:rPr>
-                            <w:t xml:space="preserve">Generate CSS styles - .label, .cluster-label - .node, .edgePath - .flowchart-link, .edgeLabel</w:t>
+                            <w:t xml:space="preserve">Generate CSS styles</w:t>
+                          </w:r>
+                          <w:r>
+                            <w:br/>
+                          </w:r>
+                          <w:r>
+                            <w:rPr>
+                              <w:color w:val="000000"/>
+                              <w:sz w:val="4"/>
+                            </w:rPr>
+                            <w:t xml:space="preserve">- .label, .cluster-label</w:t>
+                          </w:r>
+                          <w:r>
+                            <w:br/>
+                          </w:r>
+                          <w:r>
+                            <w:rPr>
+                              <w:color w:val="000000"/>
+                              <w:sz w:val="4"/>
+                            </w:rPr>
+                            <w:t xml:space="preserve">- .node, .edgePath</w:t>
+                          </w:r>
+                          <w:r>
+                            <w:br/>
+                          </w:r>
+                          <w:r>
+                            <w:rPr>
+                              <w:color w:val="000000"/>
+                              <w:sz w:val="4"/>
+                            </w:rPr>
+                            <w:t xml:space="preserve">- .flowchart-link, .edgeLabel</w:t>
                           </w:r>
                         </w:p>
                       </w:txbxContent>
                     </wps:txbx>
-                    <wps:bodyPr rot="0" spcFirstLastPara="0" vertOverflow="overflow" horzOverflow="overflow" vert="horz" wrap="square" lIns="4300" tIns="2150" rIns="4300" bIns="2150" numCol="1" spcCol="0" rtlCol="0" fromWordArt="0" anchor="ctr" anchorCtr="0" forceAA="0" compatLnSpc="1">
+                    <wps:bodyPr rot="0" spcFirstLastPara="0" vertOverflow="overflow" horzOverflow="overflow" vert="horz" wrap="square" lIns="4308" tIns="2154" rIns="4308" bIns="2154" numCol="1" spcCol="0" rtlCol="0" fromWordArt="0" anchor="ctr" anchorCtr="0" forceAA="0" compatLnSpc="1">
                       <a:prstTxWarp prst="textNoShape">
                         <a:avLst/>
                       </a:prstTxWarp>
@@ -4732,8 +5222,8 @@
                     <wps:cNvSpPr/>
                     <wps:spPr>
                       <a:xfrm>
-                        <a:off x="4785758" y="915901"/>
-                        <a:ext cx="113222" cy="33590"/>
+                        <a:off x="4783555" y="937836"/>
+                        <a:ext cx="113438" cy="33654"/>
                       </a:xfrm>
                       <a:prstGeom prst="rect">
                         <a:avLst/>
@@ -4781,7 +5271,7 @@
                         </w:p>
                       </w:txbxContent>
                     </wps:txbx>
-                    <wps:bodyPr rot="0" spcFirstLastPara="0" vertOverflow="overflow" horzOverflow="overflow" vert="horz" wrap="square" lIns="4300" tIns="2150" rIns="4300" bIns="2150" numCol="1" spcCol="0" rtlCol="0" fromWordArt="0" anchor="ctr" anchorCtr="0" forceAA="0" compatLnSpc="1">
+                    <wps:bodyPr rot="0" spcFirstLastPara="0" vertOverflow="overflow" horzOverflow="overflow" vert="horz" wrap="square" lIns="4308" tIns="2154" rIns="4308" bIns="2154" numCol="1" spcCol="0" rtlCol="0" fromWordArt="0" anchor="ctr" anchorCtr="0" forceAA="0" compatLnSpc="1">
                       <a:prstTxWarp prst="textNoShape">
                         <a:avLst/>
                       </a:prstTxWarp>
@@ -4793,8 +5283,8 @@
                     <wps:cNvSpPr/>
                     <wps:spPr>
                       <a:xfrm>
-                        <a:off x="1046769" y="438916"/>
-                        <a:ext cx="96024" cy="47027"/>
+                        <a:off x="1042299" y="433020"/>
+                        <a:ext cx="86514" cy="60578"/>
                       </a:xfrm>
                       <a:prstGeom prst="rect">
                         <a:avLst/>
@@ -4837,12 +5327,22 @@
                               <w:color w:val="000000"/>
                               <w:sz w:val="4"/>
                             </w:rPr>
-                            <w:t xml:space="preserve">types.ts Type Definitions</w:t>
+                            <w:t xml:space="preserve">types.ts</w:t>
+                          </w:r>
+                          <w:r>
+                            <w:br/>
+                          </w:r>
+                          <w:r>
+                            <w:rPr>
+                              <w:color w:val="000000"/>
+                              <w:sz w:val="4"/>
+                            </w:rPr>
+                            <w:t xml:space="preserve">Type Definitions</w:t>
                           </w:r>
                         </w:p>
                       </w:txbxContent>
                     </wps:txbx>
-                    <wps:bodyPr rot="0" spcFirstLastPara="0" vertOverflow="overflow" horzOverflow="overflow" vert="horz" wrap="square" lIns="4300" tIns="2150" rIns="4300" bIns="2150" numCol="1" spcCol="0" rtlCol="0" fromWordArt="0" anchor="ctr" anchorCtr="0" forceAA="0" compatLnSpc="1">
+                    <wps:bodyPr rot="0" spcFirstLastPara="0" vertOverflow="overflow" horzOverflow="overflow" vert="horz" wrap="square" lIns="4308" tIns="2154" rIns="4308" bIns="2154" numCol="1" spcCol="0" rtlCol="0" fromWordArt="0" anchor="ctr" anchorCtr="0" forceAA="0" compatLnSpc="1">
                       <a:prstTxWarp prst="textNoShape">
                         <a:avLst/>
                       </a:prstTxWarp>
@@ -4854,8 +5354,8 @@
                     <wps:cNvSpPr/>
                     <wps:spPr>
                       <a:xfrm>
-                        <a:off x="850422" y="575517"/>
-                        <a:ext cx="80975" cy="47027"/>
+                        <a:off x="840732" y="576612"/>
+                        <a:ext cx="81130" cy="47116"/>
                       </a:xfrm>
                       <a:prstGeom prst="rect">
                         <a:avLst/>
@@ -4903,7 +5403,7 @@
                         </w:p>
                       </w:txbxContent>
                     </wps:txbx>
-                    <wps:bodyPr rot="0" spcFirstLastPara="0" vertOverflow="overflow" horzOverflow="overflow" vert="horz" wrap="square" lIns="4300" tIns="2150" rIns="4300" bIns="2150" numCol="1" spcCol="0" rtlCol="0" fromWordArt="0" anchor="ctr" anchorCtr="0" forceAA="0" compatLnSpc="1">
+                    <wps:bodyPr rot="0" spcFirstLastPara="0" vertOverflow="overflow" horzOverflow="overflow" vert="horz" wrap="square" lIns="4308" tIns="2154" rIns="4308" bIns="2154" numCol="1" spcCol="0" rtlCol="0" fromWordArt="0" anchor="ctr" anchorCtr="0" forceAA="0" compatLnSpc="1">
                       <a:prstTxWarp prst="textNoShape">
                         <a:avLst/>
                       </a:prstTxWarp>
@@ -4915,8 +5415,8 @@
                     <wps:cNvSpPr/>
                     <wps:spPr>
                       <a:xfrm>
-                        <a:off x="958270" y="575517"/>
-                        <a:ext cx="72376" cy="47027"/>
+                        <a:off x="948785" y="576612"/>
+                        <a:ext cx="72514" cy="47116"/>
                       </a:xfrm>
                       <a:prstGeom prst="rect">
                         <a:avLst/>
@@ -4964,7 +5464,7 @@
                         </w:p>
                       </w:txbxContent>
                     </wps:txbx>
-                    <wps:bodyPr rot="0" spcFirstLastPara="0" vertOverflow="overflow" horzOverflow="overflow" vert="horz" wrap="square" lIns="4300" tIns="2150" rIns="4300" bIns="2150" numCol="1" spcCol="0" rtlCol="0" fromWordArt="0" anchor="ctr" anchorCtr="0" forceAA="0" compatLnSpc="1">
+                    <wps:bodyPr rot="0" spcFirstLastPara="0" vertOverflow="overflow" horzOverflow="overflow" vert="horz" wrap="square" lIns="4308" tIns="2154" rIns="4308" bIns="2154" numCol="1" spcCol="0" rtlCol="0" fromWordArt="0" anchor="ctr" anchorCtr="0" forceAA="0" compatLnSpc="1">
                       <a:prstTxWarp prst="textNoShape">
                         <a:avLst/>
                       </a:prstTxWarp>
@@ -4976,8 +5476,8 @@
                     <wps:cNvSpPr/>
                     <wps:spPr>
                       <a:xfrm>
-                        <a:off x="1057518" y="575517"/>
-                        <a:ext cx="74526" cy="47027"/>
+                        <a:off x="1048222" y="576612"/>
+                        <a:ext cx="74668" cy="47116"/>
                       </a:xfrm>
                       <a:prstGeom prst="rect">
                         <a:avLst/>
@@ -5025,7 +5525,7 @@
                         </w:p>
                       </w:txbxContent>
                     </wps:txbx>
-                    <wps:bodyPr rot="0" spcFirstLastPara="0" vertOverflow="overflow" horzOverflow="overflow" vert="horz" wrap="square" lIns="4300" tIns="2150" rIns="4300" bIns="2150" numCol="1" spcCol="0" rtlCol="0" fromWordArt="0" anchor="ctr" anchorCtr="0" forceAA="0" compatLnSpc="1">
+                    <wps:bodyPr rot="0" spcFirstLastPara="0" vertOverflow="overflow" horzOverflow="overflow" vert="horz" wrap="square" lIns="4308" tIns="2154" rIns="4308" bIns="2154" numCol="1" spcCol="0" rtlCol="0" fromWordArt="0" anchor="ctr" anchorCtr="0" forceAA="0" compatLnSpc="1">
                       <a:prstTxWarp prst="textNoShape">
                         <a:avLst/>
                       </a:prstTxWarp>
@@ -5037,8 +5537,8 @@
                     <wps:cNvSpPr/>
                     <wps:spPr>
                       <a:xfrm>
-                        <a:off x="1158917" y="575517"/>
-                        <a:ext cx="94949" cy="47027"/>
+                        <a:off x="1149814" y="576612"/>
+                        <a:ext cx="95130" cy="47116"/>
                       </a:xfrm>
                       <a:prstGeom prst="rect">
                         <a:avLst/>
@@ -5086,7 +5586,7 @@
                         </w:p>
                       </w:txbxContent>
                     </wps:txbx>
-                    <wps:bodyPr rot="0" spcFirstLastPara="0" vertOverflow="overflow" horzOverflow="overflow" vert="horz" wrap="square" lIns="4300" tIns="2150" rIns="4300" bIns="2150" numCol="1" spcCol="0" rtlCol="0" fromWordArt="0" anchor="ctr" anchorCtr="0" forceAA="0" compatLnSpc="1">
+                    <wps:bodyPr rot="0" spcFirstLastPara="0" vertOverflow="overflow" horzOverflow="overflow" vert="horz" wrap="square" lIns="4308" tIns="2154" rIns="4308" bIns="2154" numCol="1" spcCol="0" rtlCol="0" fromWordArt="0" anchor="ctr" anchorCtr="0" forceAA="0" compatLnSpc="1">
                       <a:prstTxWarp prst="textNoShape">
                         <a:avLst/>
                       </a:prstTxWarp>
@@ -5098,8 +5598,8 @@
                     <wps:cNvSpPr/>
                     <wps:spPr>
                       <a:xfrm>
-                        <a:off x="1280738" y="575517"/>
-                        <a:ext cx="141170" cy="47027"/>
+                        <a:off x="1271867" y="576612"/>
+                        <a:ext cx="141438" cy="47116"/>
                       </a:xfrm>
                       <a:prstGeom prst="rect">
                         <a:avLst/>
@@ -5142,12 +5642,22 @@
                               <w:color w:val="000000"/>
                               <w:sz w:val="4"/>
                             </w:rPr>
-                            <w:t xml:space="preserve">FlowVertexTypeParam Shape types</w:t>
+                            <w:t xml:space="preserve">FlowVertexTypeParam</w:t>
+                          </w:r>
+                          <w:r>
+                            <w:br/>
+                          </w:r>
+                          <w:r>
+                            <w:rPr>
+                              <w:color w:val="000000"/>
+                              <w:sz w:val="4"/>
+                            </w:rPr>
+                            <w:t xml:space="preserve">Shape types</w:t>
                           </w:r>
                         </w:p>
                       </w:txbxContent>
                     </wps:txbx>
-                    <wps:bodyPr rot="0" spcFirstLastPara="0" vertOverflow="overflow" horzOverflow="overflow" vert="horz" wrap="square" lIns="4300" tIns="2150" rIns="4300" bIns="2150" numCol="1" spcCol="0" rtlCol="0" fromWordArt="0" anchor="ctr" anchorCtr="0" forceAA="0" compatLnSpc="1">
+                    <wps:bodyPr rot="0" spcFirstLastPara="0" vertOverflow="overflow" horzOverflow="overflow" vert="horz" wrap="square" lIns="4308" tIns="2154" rIns="4308" bIns="2154" numCol="1" spcCol="0" rtlCol="0" fromWordArt="0" anchor="ctr" anchorCtr="0" forceAA="0" compatLnSpc="1">
                       <a:prstTxWarp prst="textNoShape">
                         <a:avLst/>
                       </a:prstTxWarp>
@@ -5159,8 +5669,8 @@
                     <wps:cNvSpPr/>
                     <wps:spPr>
                       <a:xfrm>
-                        <a:off x="2904547" y="885669"/>
-                        <a:ext cx="146902" cy="94053"/>
+                        <a:off x="2898765" y="907547"/>
+                        <a:ext cx="147182" cy="94232"/>
                       </a:xfrm>
                       <a:prstGeom prst="diamond">
                         <a:avLst/>
@@ -5208,7 +5718,7 @@
                         </w:p>
                       </w:txbxContent>
                     </wps:txbx>
-                    <wps:bodyPr rot="0" spcFirstLastPara="0" vertOverflow="overflow" horzOverflow="overflow" vert="horz" wrap="square" lIns="4300" tIns="2150" rIns="4300" bIns="2150" numCol="1" spcCol="0" rtlCol="0" fromWordArt="0" anchor="ctr" anchorCtr="0" forceAA="0" compatLnSpc="1">
+                    <wps:bodyPr rot="0" spcFirstLastPara="0" vertOverflow="overflow" horzOverflow="overflow" vert="horz" wrap="square" lIns="4308" tIns="2154" rIns="4308" bIns="2154" numCol="1" spcCol="0" rtlCol="0" fromWordArt="0" anchor="ctr" anchorCtr="0" forceAA="0" compatLnSpc="1">
                       <a:prstTxWarp prst="textNoShape">
                         <a:avLst/>
                       </a:prstTxWarp>
@@ -5220,8 +5730,8 @@
                     <wps:cNvSpPr/>
                     <wps:spPr>
                       <a:xfrm>
-                        <a:off x="2442880" y="1055861"/>
-                        <a:ext cx="114297" cy="33590"/>
+                        <a:off x="2436219" y="1088159"/>
+                        <a:ext cx="114515" cy="33654"/>
                       </a:xfrm>
                       <a:prstGeom prst="rect">
                         <a:avLst/>
@@ -5269,7 +5779,7 @@
                         </w:p>
                       </w:txbxContent>
                     </wps:txbx>
-                    <wps:bodyPr rot="0" spcFirstLastPara="0" vertOverflow="overflow" horzOverflow="overflow" vert="horz" wrap="square" lIns="4300" tIns="2150" rIns="4300" bIns="2150" numCol="1" spcCol="0" rtlCol="0" fromWordArt="0" anchor="ctr" anchorCtr="0" forceAA="0" compatLnSpc="1">
+                    <wps:bodyPr rot="0" spcFirstLastPara="0" vertOverflow="overflow" horzOverflow="overflow" vert="horz" wrap="square" lIns="4308" tIns="2154" rIns="4308" bIns="2154" numCol="1" spcCol="0" rtlCol="0" fromWordArt="0" anchor="ctr" anchorCtr="0" forceAA="0" compatLnSpc="1">
                       <a:prstTxWarp prst="textNoShape">
                         <a:avLst/>
                       </a:prstTxWarp>
@@ -5281,8 +5791,8 @@
                     <wps:cNvSpPr/>
                     <wps:spPr>
                       <a:xfrm>
-                        <a:off x="2584049" y="1055861"/>
-                        <a:ext cx="92799" cy="33590"/>
+                        <a:off x="2577658" y="1088159"/>
+                        <a:ext cx="92976" cy="33654"/>
                       </a:xfrm>
                       <a:prstGeom prst="rect">
                         <a:avLst/>
@@ -5330,7 +5840,7 @@
                         </w:p>
                       </w:txbxContent>
                     </wps:txbx>
-                    <wps:bodyPr rot="0" spcFirstLastPara="0" vertOverflow="overflow" horzOverflow="overflow" vert="horz" wrap="square" lIns="4300" tIns="2150" rIns="4300" bIns="2150" numCol="1" spcCol="0" rtlCol="0" fromWordArt="0" anchor="ctr" anchorCtr="0" forceAA="0" compatLnSpc="1">
+                    <wps:bodyPr rot="0" spcFirstLastPara="0" vertOverflow="overflow" horzOverflow="overflow" vert="horz" wrap="square" lIns="4308" tIns="2154" rIns="4308" bIns="2154" numCol="1" spcCol="0" rtlCol="0" fromWordArt="0" anchor="ctr" anchorCtr="0" forceAA="0" compatLnSpc="1">
                       <a:prstTxWarp prst="textNoShape">
                         <a:avLst/>
                       </a:prstTxWarp>
@@ -5342,8 +5852,8 @@
                     <wps:cNvSpPr/>
                     <wps:spPr>
                       <a:xfrm>
-                        <a:off x="2703721" y="1055861"/>
-                        <a:ext cx="105698" cy="33590"/>
+                        <a:off x="2697557" y="1088159"/>
+                        <a:ext cx="105899" cy="33654"/>
                       </a:xfrm>
                       <a:prstGeom prst="rect">
                         <a:avLst/>
@@ -5391,7 +5901,7 @@
                         </w:p>
                       </w:txbxContent>
                     </wps:txbx>
-                    <wps:bodyPr rot="0" spcFirstLastPara="0" vertOverflow="overflow" horzOverflow="overflow" vert="horz" wrap="square" lIns="4300" tIns="2150" rIns="4300" bIns="2150" numCol="1" spcCol="0" rtlCol="0" fromWordArt="0" anchor="ctr" anchorCtr="0" forceAA="0" compatLnSpc="1">
+                    <wps:bodyPr rot="0" spcFirstLastPara="0" vertOverflow="overflow" horzOverflow="overflow" vert="horz" wrap="square" lIns="4308" tIns="2154" rIns="4308" bIns="2154" numCol="1" spcCol="0" rtlCol="0" fromWordArt="0" anchor="ctr" anchorCtr="0" forceAA="0" compatLnSpc="1">
                       <a:prstTxWarp prst="textNoShape">
                         <a:avLst/>
                       </a:prstTxWarp>
@@ -5403,8 +5913,8 @@
                     <wps:cNvSpPr/>
                     <wps:spPr>
                       <a:xfrm>
-                        <a:off x="2836291" y="1055861"/>
-                        <a:ext cx="99249" cy="33590"/>
+                        <a:off x="2830380" y="1088159"/>
+                        <a:ext cx="99438" cy="33654"/>
                       </a:xfrm>
                       <a:prstGeom prst="rect">
                         <a:avLst/>
@@ -5452,7 +5962,7 @@
                         </w:p>
                       </w:txbxContent>
                     </wps:txbx>
-                    <wps:bodyPr rot="0" spcFirstLastPara="0" vertOverflow="overflow" horzOverflow="overflow" vert="horz" wrap="square" lIns="4300" tIns="2150" rIns="4300" bIns="2150" numCol="1" spcCol="0" rtlCol="0" fromWordArt="0" anchor="ctr" anchorCtr="0" forceAA="0" compatLnSpc="1">
+                    <wps:bodyPr rot="0" spcFirstLastPara="0" vertOverflow="overflow" horzOverflow="overflow" vert="horz" wrap="square" lIns="4308" tIns="2154" rIns="4308" bIns="2154" numCol="1" spcCol="0" rtlCol="0" fromWordArt="0" anchor="ctr" anchorCtr="0" forceAA="0" compatLnSpc="1">
                       <a:prstTxWarp prst="textNoShape">
                         <a:avLst/>
                       </a:prstTxWarp>
@@ -5464,8 +5974,8 @@
                     <wps:cNvSpPr/>
                     <wps:spPr>
                       <a:xfrm>
-                        <a:off x="2962413" y="1055861"/>
-                        <a:ext cx="79901" cy="33590"/>
+                        <a:off x="2956741" y="1088159"/>
+                        <a:ext cx="80053" cy="33654"/>
                       </a:xfrm>
                       <a:prstGeom prst="rect">
                         <a:avLst/>
@@ -5513,7 +6023,7 @@
                         </w:p>
                       </w:txbxContent>
                     </wps:txbx>
-                    <wps:bodyPr rot="0" spcFirstLastPara="0" vertOverflow="overflow" horzOverflow="overflow" vert="horz" wrap="square" lIns="4300" tIns="2150" rIns="4300" bIns="2150" numCol="1" spcCol="0" rtlCol="0" fromWordArt="0" anchor="ctr" anchorCtr="0" forceAA="0" compatLnSpc="1">
+                    <wps:bodyPr rot="0" spcFirstLastPara="0" vertOverflow="overflow" horzOverflow="overflow" vert="horz" wrap="square" lIns="4308" tIns="2154" rIns="4308" bIns="2154" numCol="1" spcCol="0" rtlCol="0" fromWordArt="0" anchor="ctr" anchorCtr="0" forceAA="0" compatLnSpc="1">
                       <a:prstTxWarp prst="textNoShape">
                         <a:avLst/>
                       </a:prstTxWarp>
@@ -5525,8 +6035,8 @@
                     <wps:cNvSpPr/>
                     <wps:spPr>
                       <a:xfrm>
-                        <a:off x="3069186" y="1055861"/>
-                        <a:ext cx="106773" cy="33590"/>
+                        <a:off x="3063717" y="1088159"/>
+                        <a:ext cx="106976" cy="33654"/>
                       </a:xfrm>
                       <a:prstGeom prst="rect">
                         <a:avLst/>
@@ -5574,7 +6084,7 @@
                         </w:p>
                       </w:txbxContent>
                     </wps:txbx>
-                    <wps:bodyPr rot="0" spcFirstLastPara="0" vertOverflow="overflow" horzOverflow="overflow" vert="horz" wrap="square" lIns="4300" tIns="2150" rIns="4300" bIns="2150" numCol="1" spcCol="0" rtlCol="0" fromWordArt="0" anchor="ctr" anchorCtr="0" forceAA="0" compatLnSpc="1">
+                    <wps:bodyPr rot="0" spcFirstLastPara="0" vertOverflow="overflow" horzOverflow="overflow" vert="horz" wrap="square" lIns="4308" tIns="2154" rIns="4308" bIns="2154" numCol="1" spcCol="0" rtlCol="0" fromWordArt="0" anchor="ctr" anchorCtr="0" forceAA="0" compatLnSpc="1">
                       <a:prstTxWarp prst="textNoShape">
                         <a:avLst/>
                       </a:prstTxWarp>
@@ -5586,8 +6096,8 @@
                     <wps:cNvSpPr/>
                     <wps:spPr>
                       <a:xfrm>
-                        <a:off x="3202831" y="1055861"/>
-                        <a:ext cx="59478" cy="33590"/>
+                        <a:off x="3197617" y="1088159"/>
+                        <a:ext cx="59591" cy="33654"/>
                       </a:xfrm>
                       <a:prstGeom prst="rect">
                         <a:avLst/>
@@ -5635,7 +6145,7 @@
                         </w:p>
                       </w:txbxContent>
                     </wps:txbx>
-                    <wps:bodyPr rot="0" spcFirstLastPara="0" vertOverflow="overflow" horzOverflow="overflow" vert="horz" wrap="square" lIns="4300" tIns="2150" rIns="4300" bIns="2150" numCol="1" spcCol="0" rtlCol="0" fromWordArt="0" anchor="ctr" anchorCtr="0" forceAA="0" compatLnSpc="1">
+                    <wps:bodyPr rot="0" spcFirstLastPara="0" vertOverflow="overflow" horzOverflow="overflow" vert="horz" wrap="square" lIns="4308" tIns="2154" rIns="4308" bIns="2154" numCol="1" spcCol="0" rtlCol="0" fromWordArt="0" anchor="ctr" anchorCtr="0" forceAA="0" compatLnSpc="1">
                       <a:prstTxWarp prst="textNoShape">
                         <a:avLst/>
                       </a:prstTxWarp>
@@ -5647,8 +6157,8 @@
                     <wps:cNvSpPr/>
                     <wps:spPr>
                       <a:xfrm>
-                        <a:off x="3289181" y="1055861"/>
-                        <a:ext cx="112147" cy="33590"/>
+                        <a:off x="3284131" y="1088159"/>
+                        <a:ext cx="112361" cy="33654"/>
                       </a:xfrm>
                       <a:prstGeom prst="rect">
                         <a:avLst/>
@@ -5696,7 +6206,7 @@
                         </w:p>
                       </w:txbxContent>
                     </wps:txbx>
-                    <wps:bodyPr rot="0" spcFirstLastPara="0" vertOverflow="overflow" horzOverflow="overflow" vert="horz" wrap="square" lIns="4300" tIns="2150" rIns="4300" bIns="2150" numCol="1" spcCol="0" rtlCol="0" fromWordArt="0" anchor="ctr" anchorCtr="0" forceAA="0" compatLnSpc="1">
+                    <wps:bodyPr rot="0" spcFirstLastPara="0" vertOverflow="overflow" horzOverflow="overflow" vert="horz" wrap="square" lIns="4308" tIns="2154" rIns="4308" bIns="2154" numCol="1" spcCol="0" rtlCol="0" fromWordArt="0" anchor="ctr" anchorCtr="0" forceAA="0" compatLnSpc="1">
                       <a:prstTxWarp prst="textNoShape">
                         <a:avLst/>
                       </a:prstTxWarp>
@@ -5708,8 +6218,8 @@
                     <wps:cNvSpPr/>
                     <wps:spPr>
                       <a:xfrm>
-                        <a:off x="3953001" y="1469024"/>
-                        <a:ext cx="134004" cy="94053"/>
+                        <a:off x="3949213" y="1532397"/>
+                        <a:ext cx="134259" cy="94232"/>
                       </a:xfrm>
                       <a:prstGeom prst="diamond">
                         <a:avLst/>
@@ -5757,7 +6267,7 @@
                         </w:p>
                       </w:txbxContent>
                     </wps:txbx>
-                    <wps:bodyPr rot="0" spcFirstLastPara="0" vertOverflow="overflow" horzOverflow="overflow" vert="horz" wrap="square" lIns="4300" tIns="2150" rIns="4300" bIns="2150" numCol="1" spcCol="0" rtlCol="0" fromWordArt="0" anchor="ctr" anchorCtr="0" forceAA="0" compatLnSpc="1">
+                    <wps:bodyPr rot="0" spcFirstLastPara="0" vertOverflow="overflow" horzOverflow="overflow" vert="horz" wrap="square" lIns="4308" tIns="2154" rIns="4308" bIns="2154" numCol="1" spcCol="0" rtlCol="0" fromWordArt="0" anchor="ctr" anchorCtr="0" forceAA="0" compatLnSpc="1">
                       <a:prstTxWarp prst="textNoShape">
                         <a:avLst/>
                       </a:prstTxWarp>
@@ -5769,8 +6279,8 @@
                     <wps:cNvSpPr/>
                     <wps:spPr>
                       <a:xfrm>
-                        <a:off x="3756116" y="1605625"/>
-                        <a:ext cx="158368" cy="33590"/>
+                        <a:off x="3751954" y="1669258"/>
+                        <a:ext cx="158669" cy="33654"/>
                       </a:xfrm>
                       <a:prstGeom prst="rect">
                         <a:avLst/>
@@ -5818,7 +6328,7 @@
                         </w:p>
                       </w:txbxContent>
                     </wps:txbx>
-                    <wps:bodyPr rot="0" spcFirstLastPara="0" vertOverflow="overflow" horzOverflow="overflow" vert="horz" wrap="square" lIns="4300" tIns="2150" rIns="4300" bIns="2150" numCol="1" spcCol="0" rtlCol="0" fromWordArt="0" anchor="ctr" anchorCtr="0" forceAA="0" compatLnSpc="1">
+                    <wps:bodyPr rot="0" spcFirstLastPara="0" vertOverflow="overflow" horzOverflow="overflow" vert="horz" wrap="square" lIns="4308" tIns="2154" rIns="4308" bIns="2154" numCol="1" spcCol="0" rtlCol="0" fromWordArt="0" anchor="ctr" anchorCtr="0" forceAA="0" compatLnSpc="1">
                       <a:prstTxWarp prst="textNoShape">
                         <a:avLst/>
                       </a:prstTxWarp>
@@ -5830,8 +6340,8 @@
                     <wps:cNvSpPr/>
                     <wps:spPr>
                       <a:xfrm>
-                        <a:off x="3941356" y="1605625"/>
-                        <a:ext cx="157293" cy="33590"/>
+                        <a:off x="3937547" y="1669258"/>
+                        <a:ext cx="157592" cy="33654"/>
                       </a:xfrm>
                       <a:prstGeom prst="rect">
                         <a:avLst/>
@@ -5879,7 +6389,7 @@
                         </w:p>
                       </w:txbxContent>
                     </wps:txbx>
-                    <wps:bodyPr rot="0" spcFirstLastPara="0" vertOverflow="overflow" horzOverflow="overflow" vert="horz" wrap="square" lIns="4300" tIns="2150" rIns="4300" bIns="2150" numCol="1" spcCol="0" rtlCol="0" fromWordArt="0" anchor="ctr" anchorCtr="0" forceAA="0" compatLnSpc="1">
+                    <wps:bodyPr rot="0" spcFirstLastPara="0" vertOverflow="overflow" horzOverflow="overflow" vert="horz" wrap="square" lIns="4308" tIns="2154" rIns="4308" bIns="2154" numCol="1" spcCol="0" rtlCol="0" fromWordArt="0" anchor="ctr" anchorCtr="0" forceAA="0" compatLnSpc="1">
                       <a:prstTxWarp prst="textNoShape">
                         <a:avLst/>
                       </a:prstTxWarp>
@@ -5891,8 +6401,8 @@
                     <wps:cNvSpPr/>
                     <wps:spPr>
                       <a:xfrm>
-                        <a:off x="4125521" y="1598907"/>
-                        <a:ext cx="190615" cy="47027"/>
+                        <a:off x="4122062" y="1662527"/>
+                        <a:ext cx="190977" cy="47116"/>
                       </a:xfrm>
                       <a:prstGeom prst="rect">
                         <a:avLst/>
@@ -5940,7 +6450,7 @@
                         </w:p>
                       </w:txbxContent>
                     </wps:txbx>
-                    <wps:bodyPr rot="0" spcFirstLastPara="0" vertOverflow="overflow" horzOverflow="overflow" vert="horz" wrap="square" lIns="4300" tIns="2150" rIns="4300" bIns="2150" numCol="1" spcCol="0" rtlCol="0" fromWordArt="0" anchor="ctr" anchorCtr="0" forceAA="0" compatLnSpc="1">
+                    <wps:bodyPr rot="0" spcFirstLastPara="0" vertOverflow="overflow" horzOverflow="overflow" vert="horz" wrap="square" lIns="4308" tIns="2154" rIns="4308" bIns="2154" numCol="1" spcCol="0" rtlCol="0" fromWordArt="0" anchor="ctr" anchorCtr="0" forceAA="0" compatLnSpc="1">
                       <a:prstTxWarp prst="textNoShape">
                         <a:avLst/>
                       </a:prstTxWarp>
@@ -5952,8 +6462,8 @@
                     <wps:cNvSpPr/>
                     <wps:spPr>
                       <a:xfrm>
-                        <a:off x="3895064" y="909183"/>
-                        <a:ext cx="86350" cy="47027"/>
+                        <a:off x="3891166" y="931105"/>
+                        <a:ext cx="86514" cy="47116"/>
                       </a:xfrm>
                       <a:prstGeom prst="rect">
                         <a:avLst/>
@@ -6001,7 +6511,7 @@
                         </w:p>
                       </w:txbxContent>
                     </wps:txbx>
-                    <wps:bodyPr rot="0" spcFirstLastPara="0" vertOverflow="overflow" horzOverflow="overflow" vert="horz" wrap="square" lIns="4300" tIns="2150" rIns="4300" bIns="2150" numCol="1" spcCol="0" rtlCol="0" fromWordArt="0" anchor="ctr" anchorCtr="0" forceAA="0" compatLnSpc="1">
+                    <wps:bodyPr rot="0" spcFirstLastPara="0" vertOverflow="overflow" horzOverflow="overflow" vert="horz" wrap="square" lIns="4308" tIns="2154" rIns="4308" bIns="2154" numCol="1" spcCol="0" rtlCol="0" fromWordArt="0" anchor="ctr" anchorCtr="0" forceAA="0" compatLnSpc="1">
                       <a:prstTxWarp prst="textNoShape">
                         <a:avLst/>
                       </a:prstTxWarp>
@@ -6013,8 +6523,8 @@
                     <wps:cNvSpPr/>
                     <wps:spPr>
                       <a:xfrm>
-                        <a:off x="3428201" y="1055861"/>
-                        <a:ext cx="100324" cy="33590"/>
+                        <a:off x="3423415" y="1088159"/>
+                        <a:ext cx="100514" cy="33654"/>
                       </a:xfrm>
                       <a:prstGeom prst="rect">
                         <a:avLst/>
@@ -6062,7 +6572,7 @@
                         </w:p>
                       </w:txbxContent>
                     </wps:txbx>
-                    <wps:bodyPr rot="0" spcFirstLastPara="0" vertOverflow="overflow" horzOverflow="overflow" vert="horz" wrap="square" lIns="4300" tIns="2150" rIns="4300" bIns="2150" numCol="1" spcCol="0" rtlCol="0" fromWordArt="0" anchor="ctr" anchorCtr="0" forceAA="0" compatLnSpc="1">
+                    <wps:bodyPr rot="0" spcFirstLastPara="0" vertOverflow="overflow" horzOverflow="overflow" vert="horz" wrap="square" lIns="4308" tIns="2154" rIns="4308" bIns="2154" numCol="1" spcCol="0" rtlCol="0" fromWordArt="0" anchor="ctr" anchorCtr="0" forceAA="0" compatLnSpc="1">
                       <a:prstTxWarp prst="textNoShape">
                         <a:avLst/>
                       </a:prstTxWarp>
@@ -6074,8 +6584,8 @@
                     <wps:cNvSpPr/>
                     <wps:spPr>
                       <a:xfrm>
-                        <a:off x="3555397" y="1055861"/>
-                        <a:ext cx="100324" cy="33590"/>
+                        <a:off x="3550853" y="1088159"/>
+                        <a:ext cx="100514" cy="33654"/>
                       </a:xfrm>
                       <a:prstGeom prst="rect">
                         <a:avLst/>
@@ -6123,7 +6633,7 @@
                         </w:p>
                       </w:txbxContent>
                     </wps:txbx>
-                    <wps:bodyPr rot="0" spcFirstLastPara="0" vertOverflow="overflow" horzOverflow="overflow" vert="horz" wrap="square" lIns="4300" tIns="2150" rIns="4300" bIns="2150" numCol="1" spcCol="0" rtlCol="0" fromWordArt="0" anchor="ctr" anchorCtr="0" forceAA="0" compatLnSpc="1">
+                    <wps:bodyPr rot="0" spcFirstLastPara="0" vertOverflow="overflow" horzOverflow="overflow" vert="horz" wrap="square" lIns="4308" tIns="2154" rIns="4308" bIns="2154" numCol="1" spcCol="0" rtlCol="0" fromWordArt="0" anchor="ctr" anchorCtr="0" forceAA="0" compatLnSpc="1">
                       <a:prstTxWarp prst="textNoShape">
                         <a:avLst/>
                       </a:prstTxWarp>
@@ -6135,8 +6645,8 @@
                     <wps:cNvSpPr/>
                     <wps:spPr>
                       <a:xfrm>
-                        <a:off x="3682593" y="1055861"/>
-                        <a:ext cx="139020" cy="33590"/>
+                        <a:off x="3678291" y="1088159"/>
+                        <a:ext cx="139284" cy="33654"/>
                       </a:xfrm>
                       <a:prstGeom prst="rect">
                         <a:avLst/>
@@ -6184,7 +6694,7 @@
                         </w:p>
                       </w:txbxContent>
                     </wps:txbx>
-                    <wps:bodyPr rot="0" spcFirstLastPara="0" vertOverflow="overflow" horzOverflow="overflow" vert="horz" wrap="square" lIns="4300" tIns="2150" rIns="4300" bIns="2150" numCol="1" spcCol="0" rtlCol="0" fromWordArt="0" anchor="ctr" anchorCtr="0" forceAA="0" compatLnSpc="1">
+                    <wps:bodyPr rot="0" spcFirstLastPara="0" vertOverflow="overflow" horzOverflow="overflow" vert="horz" wrap="square" lIns="4308" tIns="2154" rIns="4308" bIns="2154" numCol="1" spcCol="0" rtlCol="0" fromWordArt="0" anchor="ctr" anchorCtr="0" forceAA="0" compatLnSpc="1">
                       <a:prstTxWarp prst="textNoShape">
                         <a:avLst/>
                       </a:prstTxWarp>
@@ -6196,8 +6706,8 @@
                     <wps:cNvSpPr/>
                     <wps:spPr>
                       <a:xfrm>
-                        <a:off x="3848485" y="1055861"/>
-                        <a:ext cx="139020" cy="33590"/>
+                        <a:off x="3844499" y="1088159"/>
+                        <a:ext cx="139284" cy="33654"/>
                       </a:xfrm>
                       <a:prstGeom prst="rect">
                         <a:avLst/>
@@ -6245,7 +6755,7 @@
                         </w:p>
                       </w:txbxContent>
                     </wps:txbx>
-                    <wps:bodyPr rot="0" spcFirstLastPara="0" vertOverflow="overflow" horzOverflow="overflow" vert="horz" wrap="square" lIns="4300" tIns="2150" rIns="4300" bIns="2150" numCol="1" spcCol="0" rtlCol="0" fromWordArt="0" anchor="ctr" anchorCtr="0" forceAA="0" compatLnSpc="1">
+                    <wps:bodyPr rot="0" spcFirstLastPara="0" vertOverflow="overflow" horzOverflow="overflow" vert="horz" wrap="square" lIns="4308" tIns="2154" rIns="4308" bIns="2154" numCol="1" spcCol="0" rtlCol="0" fromWordArt="0" anchor="ctr" anchorCtr="0" forceAA="0" compatLnSpc="1">
                       <a:prstTxWarp prst="textNoShape">
                         <a:avLst/>
                       </a:prstTxWarp>
@@ -6257,8 +6767,8 @@
                     <wps:cNvSpPr/>
                     <wps:spPr>
                       <a:xfrm>
-                        <a:off x="4014377" y="1055861"/>
-                        <a:ext cx="126121" cy="33590"/>
+                        <a:off x="4010707" y="1088159"/>
+                        <a:ext cx="126361" cy="33654"/>
                       </a:xfrm>
                       <a:prstGeom prst="rect">
                         <a:avLst/>
@@ -6306,7 +6816,7 @@
                         </w:p>
                       </w:txbxContent>
                     </wps:txbx>
-                    <wps:bodyPr rot="0" spcFirstLastPara="0" vertOverflow="overflow" horzOverflow="overflow" vert="horz" wrap="square" lIns="4300" tIns="2150" rIns="4300" bIns="2150" numCol="1" spcCol="0" rtlCol="0" fromWordArt="0" anchor="ctr" anchorCtr="0" forceAA="0" compatLnSpc="1">
+                    <wps:bodyPr rot="0" spcFirstLastPara="0" vertOverflow="overflow" horzOverflow="overflow" vert="horz" wrap="square" lIns="4308" tIns="2154" rIns="4308" bIns="2154" numCol="1" spcCol="0" rtlCol="0" fromWordArt="0" anchor="ctr" anchorCtr="0" forceAA="0" compatLnSpc="1">
                       <a:prstTxWarp prst="textNoShape">
                         <a:avLst/>
                       </a:prstTxWarp>
@@ -6318,8 +6828,8 @@
                     <wps:cNvSpPr/>
                     <wps:spPr>
                       <a:xfrm>
-                        <a:off x="4167371" y="1055861"/>
-                        <a:ext cx="126121" cy="33590"/>
+                        <a:off x="4163991" y="1088159"/>
+                        <a:ext cx="126361" cy="33654"/>
                       </a:xfrm>
                       <a:prstGeom prst="rect">
                         <a:avLst/>
@@ -6367,7 +6877,7 @@
                         </w:p>
                       </w:txbxContent>
                     </wps:txbx>
-                    <wps:bodyPr rot="0" spcFirstLastPara="0" vertOverflow="overflow" horzOverflow="overflow" vert="horz" wrap="square" lIns="4300" tIns="2150" rIns="4300" bIns="2150" numCol="1" spcCol="0" rtlCol="0" fromWordArt="0" anchor="ctr" anchorCtr="0" forceAA="0" compatLnSpc="1">
+                    <wps:bodyPr rot="0" spcFirstLastPara="0" vertOverflow="overflow" horzOverflow="overflow" vert="horz" wrap="square" lIns="4308" tIns="2154" rIns="4308" bIns="2154" numCol="1" spcCol="0" rtlCol="0" fromWordArt="0" anchor="ctr" anchorCtr="0" forceAA="0" compatLnSpc="1">
                       <a:prstTxWarp prst="textNoShape">
                         <a:avLst/>
                       </a:prstTxWarp>
@@ -6379,8 +6889,8 @@
                     <wps:cNvSpPr/>
                     <wps:spPr>
                       <a:xfrm>
-                        <a:off x="4320364" y="1055861"/>
-                        <a:ext cx="59478" cy="33590"/>
+                        <a:off x="4317276" y="1088159"/>
+                        <a:ext cx="59591" cy="33654"/>
                       </a:xfrm>
                       <a:prstGeom prst="rect">
                         <a:avLst/>
@@ -6428,7 +6938,7 @@
                         </w:p>
                       </w:txbxContent>
                     </wps:txbx>
-                    <wps:bodyPr rot="0" spcFirstLastPara="0" vertOverflow="overflow" horzOverflow="overflow" vert="horz" wrap="square" lIns="4300" tIns="2150" rIns="4300" bIns="2150" numCol="1" spcCol="0" rtlCol="0" fromWordArt="0" anchor="ctr" anchorCtr="0" forceAA="0" compatLnSpc="1">
+                    <wps:bodyPr rot="0" spcFirstLastPara="0" vertOverflow="overflow" horzOverflow="overflow" vert="horz" wrap="square" lIns="4308" tIns="2154" rIns="4308" bIns="2154" numCol="1" spcCol="0" rtlCol="0" fromWordArt="0" anchor="ctr" anchorCtr="0" forceAA="0" compatLnSpc="1">
                       <a:prstTxWarp prst="textNoShape">
                         <a:avLst/>
                       </a:prstTxWarp>
@@ -6440,8 +6950,8 @@
                     <wps:cNvSpPr/>
                     <wps:spPr>
                       <a:xfrm>
-                        <a:off x="4113877" y="1492537"/>
-                        <a:ext cx="73451" cy="47027"/>
+                        <a:off x="4110396" y="1555955"/>
+                        <a:ext cx="73591" cy="47116"/>
                       </a:xfrm>
                       <a:prstGeom prst="rect">
                         <a:avLst/>
@@ -6489,7 +6999,7 @@
                         </w:p>
                       </w:txbxContent>
                     </wps:txbx>
-                    <wps:bodyPr rot="0" spcFirstLastPara="0" vertOverflow="overflow" horzOverflow="overflow" vert="horz" wrap="square" lIns="4300" tIns="2150" rIns="4300" bIns="2150" numCol="1" spcCol="0" rtlCol="0" fromWordArt="0" anchor="ctr" anchorCtr="0" forceAA="0" compatLnSpc="1">
+                    <wps:bodyPr rot="0" spcFirstLastPara="0" vertOverflow="overflow" horzOverflow="overflow" vert="horz" wrap="square" lIns="4308" tIns="2154" rIns="4308" bIns="2154" numCol="1" spcCol="0" rtlCol="0" fromWordArt="0" anchor="ctr" anchorCtr="0" forceAA="0" compatLnSpc="1">
                       <a:prstTxWarp prst="textNoShape">
                         <a:avLst/>
                       </a:prstTxWarp>
@@ -6501,8 +7011,8 @@
                     <wps:cNvSpPr/>
                     <wps:spPr>
                       <a:xfrm>
-                        <a:off x="5022164" y="1025630"/>
-                        <a:ext cx="146902" cy="94053"/>
+                        <a:off x="5020411" y="1057870"/>
+                        <a:ext cx="147182" cy="94232"/>
                       </a:xfrm>
                       <a:prstGeom prst="diamond">
                         <a:avLst/>
@@ -6550,7 +7060,7 @@
                         </w:p>
                       </w:txbxContent>
                     </wps:txbx>
-                    <wps:bodyPr rot="0" spcFirstLastPara="0" vertOverflow="overflow" horzOverflow="overflow" vert="horz" wrap="square" lIns="4300" tIns="2150" rIns="4300" bIns="2150" numCol="1" spcCol="0" rtlCol="0" fromWordArt="0" anchor="ctr" anchorCtr="0" forceAA="0" compatLnSpc="1">
+                    <wps:bodyPr rot="0" spcFirstLastPara="0" vertOverflow="overflow" horzOverflow="overflow" vert="horz" wrap="square" lIns="4308" tIns="2154" rIns="4308" bIns="2154" numCol="1" spcCol="0" rtlCol="0" fromWordArt="0" anchor="ctr" anchorCtr="0" forceAA="0" compatLnSpc="1">
                       <a:prstTxWarp prst="textNoShape">
                         <a:avLst/>
                       </a:prstTxWarp>
@@ -6562,8 +7072,8 @@
                     <wps:cNvSpPr/>
                     <wps:spPr>
                       <a:xfrm>
-                        <a:off x="4947279" y="1189103"/>
-                        <a:ext cx="72376" cy="47027"/>
+                        <a:off x="4945384" y="1231751"/>
+                        <a:ext cx="72514" cy="47116"/>
                       </a:xfrm>
                       <a:prstGeom prst="rect">
                         <a:avLst/>
@@ -6606,12 +7116,22 @@
                               <w:color w:val="000000"/>
                               <w:sz w:val="4"/>
                             </w:rPr>
-                            <w:t xml:space="preserve">dagre (default)</w:t>
+                            <w:t xml:space="preserve">dagre</w:t>
+                          </w:r>
+                          <w:r>
+                            <w:br/>
+                          </w:r>
+                          <w:r>
+                            <w:rPr>
+                              <w:color w:val="000000"/>
+                              <w:sz w:val="4"/>
+                            </w:rPr>
+                            <w:t xml:space="preserve">(default)</w:t>
                           </w:r>
                         </w:p>
                       </w:txbxContent>
                     </wps:txbx>
-                    <wps:bodyPr rot="0" spcFirstLastPara="0" vertOverflow="overflow" horzOverflow="overflow" vert="horz" wrap="square" lIns="4300" tIns="2150" rIns="4300" bIns="2150" numCol="1" spcCol="0" rtlCol="0" fromWordArt="0" anchor="ctr" anchorCtr="0" forceAA="0" compatLnSpc="1">
+                    <wps:bodyPr rot="0" spcFirstLastPara="0" vertOverflow="overflow" horzOverflow="overflow" vert="horz" wrap="square" lIns="4308" tIns="2154" rIns="4308" bIns="2154" numCol="1" spcCol="0" rtlCol="0" fromWordArt="0" anchor="ctr" anchorCtr="0" forceAA="0" compatLnSpc="1">
                       <a:prstTxWarp prst="textNoShape">
                         <a:avLst/>
                       </a:prstTxWarp>
@@ -6623,8 +7143,8 @@
                     <wps:cNvSpPr/>
                     <wps:spPr>
                       <a:xfrm>
-                        <a:off x="5046528" y="1189103"/>
-                        <a:ext cx="98174" cy="47027"/>
+                        <a:off x="5044821" y="1231751"/>
+                        <a:ext cx="98361" cy="47116"/>
                       </a:xfrm>
                       <a:prstGeom prst="rect">
                         <a:avLst/>
@@ -6667,12 +7187,22 @@
                               <w:color w:val="000000"/>
                               <w:sz w:val="4"/>
                             </w:rPr>
-                            <w:t xml:space="preserve">dagre-wrapper (v2 renderer)</w:t>
+                            <w:t xml:space="preserve">dagre-wrapper</w:t>
+                          </w:r>
+                          <w:r>
+                            <w:br/>
+                          </w:r>
+                          <w:r>
+                            <w:rPr>
+                              <w:color w:val="000000"/>
+                              <w:sz w:val="4"/>
+                            </w:rPr>
+                            <w:t xml:space="preserve">(v2 renderer)</w:t>
                           </w:r>
                         </w:p>
                       </w:txbxContent>
                     </wps:txbx>
-                    <wps:bodyPr rot="0" spcFirstLastPara="0" vertOverflow="overflow" horzOverflow="overflow" vert="horz" wrap="square" lIns="4300" tIns="2150" rIns="4300" bIns="2150" numCol="1" spcCol="0" rtlCol="0" fromWordArt="0" anchor="ctr" anchorCtr="0" forceAA="0" compatLnSpc="1">
+                    <wps:bodyPr rot="0" spcFirstLastPara="0" vertOverflow="overflow" horzOverflow="overflow" vert="horz" wrap="square" lIns="4308" tIns="2154" rIns="4308" bIns="2154" numCol="1" spcCol="0" rtlCol="0" fromWordArt="0" anchor="ctr" anchorCtr="0" forceAA="0" compatLnSpc="1">
                       <a:prstTxWarp prst="textNoShape">
                         <a:avLst/>
                       </a:prstTxWarp>
@@ -6684,8 +7214,8 @@
                     <wps:cNvSpPr/>
                     <wps:spPr>
                       <a:xfrm>
-                        <a:off x="5171574" y="1189103"/>
-                        <a:ext cx="94949" cy="47027"/>
+                        <a:off x="5170105" y="1225020"/>
+                        <a:ext cx="72514" cy="60578"/>
                       </a:xfrm>
                       <a:prstGeom prst="rect">
                         <a:avLst/>
@@ -6728,12 +7258,22 @@
                               <w:color w:val="000000"/>
                               <w:sz w:val="4"/>
                             </w:rPr>
-                            <w:t xml:space="preserve">elk (external package)</w:t>
+                            <w:t xml:space="preserve">elk</w:t>
+                          </w:r>
+                          <w:r>
+                            <w:br/>
+                          </w:r>
+                          <w:r>
+                            <w:rPr>
+                              <w:color w:val="000000"/>
+                              <w:sz w:val="4"/>
+                            </w:rPr>
+                            <w:t xml:space="preserve">(external package)</w:t>
                           </w:r>
                         </w:p>
                       </w:txbxContent>
                     </wps:txbx>
-                    <wps:bodyPr rot="0" spcFirstLastPara="0" vertOverflow="overflow" horzOverflow="overflow" vert="horz" wrap="square" lIns="4300" tIns="2150" rIns="4300" bIns="2150" numCol="1" spcCol="0" rtlCol="0" fromWordArt="0" anchor="ctr" anchorCtr="0" forceAA="0" compatLnSpc="1">
+                    <wps:bodyPr rot="0" spcFirstLastPara="0" vertOverflow="overflow" horzOverflow="overflow" vert="horz" wrap="square" lIns="4308" tIns="2154" rIns="4308" bIns="2154" numCol="1" spcCol="0" rtlCol="0" fromWordArt="0" anchor="ctr" anchorCtr="0" forceAA="0" compatLnSpc="1">
                       <a:prstTxWarp prst="textNoShape">
                         <a:avLst/>
                       </a:prstTxWarp>
@@ -6745,8 +7285,8 @@
                     <wps:cNvSpPr/>
                     <wps:spPr>
                       <a:xfrm>
-                        <a:off x="4252055" y="582235"/>
-                        <a:ext cx="77751" cy="33590"/>
+                        <a:off x="4248836" y="583343"/>
+                        <a:ext cx="77899" cy="33654"/>
                       </a:xfrm>
                       <a:prstGeom prst="rect">
                         <a:avLst/>
@@ -6794,7 +7334,7 @@
                         </w:p>
                       </w:txbxContent>
                     </wps:txbx>
-                    <wps:bodyPr rot="0" spcFirstLastPara="0" vertOverflow="overflow" horzOverflow="overflow" vert="horz" wrap="square" lIns="4300" tIns="2150" rIns="4300" bIns="2150" numCol="1" spcCol="0" rtlCol="0" fromWordArt="0" anchor="ctr" anchorCtr="0" forceAA="0" compatLnSpc="1">
+                    <wps:bodyPr rot="0" spcFirstLastPara="0" vertOverflow="overflow" horzOverflow="overflow" vert="horz" wrap="square" lIns="4308" tIns="2154" rIns="4308" bIns="2154" numCol="1" spcCol="0" rtlCol="0" fromWordArt="0" anchor="ctr" anchorCtr="0" forceAA="0" compatLnSpc="1">
                       <a:prstTxWarp prst="textNoShape">
                         <a:avLst/>
                       </a:prstTxWarp>
@@ -6806,8 +7346,8 @@
                     <wps:cNvSpPr/>
                     <wps:spPr>
                       <a:xfrm>
-                        <a:off x="3988705" y="752427"/>
-                        <a:ext cx="105698" cy="33590"/>
+                        <a:off x="3984986" y="760589"/>
+                        <a:ext cx="105899" cy="33654"/>
                       </a:xfrm>
                       <a:prstGeom prst="rect">
                         <a:avLst/>
@@ -6855,7 +7395,7 @@
                         </w:p>
                       </w:txbxContent>
                     </wps:txbx>
-                    <wps:bodyPr rot="0" spcFirstLastPara="0" vertOverflow="overflow" horzOverflow="overflow" vert="horz" wrap="square" lIns="4300" tIns="2150" rIns="4300" bIns="2150" numCol="1" spcCol="0" rtlCol="0" fromWordArt="0" anchor="ctr" anchorCtr="0" forceAA="0" compatLnSpc="1">
+                    <wps:bodyPr rot="0" spcFirstLastPara="0" vertOverflow="overflow" horzOverflow="overflow" vert="horz" wrap="square" lIns="4308" tIns="2154" rIns="4308" bIns="2154" numCol="1" spcCol="0" rtlCol="0" fromWordArt="0" anchor="ctr" anchorCtr="0" forceAA="0" compatLnSpc="1">
                       <a:prstTxWarp prst="textNoShape">
                         <a:avLst/>
                       </a:prstTxWarp>
@@ -6867,8 +7407,8 @@
                     <wps:cNvSpPr/>
                     <wps:spPr>
                       <a:xfrm>
-                        <a:off x="4121276" y="752427"/>
-                        <a:ext cx="164817" cy="33590"/>
+                        <a:off x="4117809" y="760589"/>
+                        <a:ext cx="165131" cy="33654"/>
                       </a:xfrm>
                       <a:prstGeom prst="rect">
                         <a:avLst/>
@@ -6916,7 +7456,7 @@
                         </w:p>
                       </w:txbxContent>
                     </wps:txbx>
-                    <wps:bodyPr rot="0" spcFirstLastPara="0" vertOverflow="overflow" horzOverflow="overflow" vert="horz" wrap="square" lIns="4300" tIns="2150" rIns="4300" bIns="2150" numCol="1" spcCol="0" rtlCol="0" fromWordArt="0" anchor="ctr" anchorCtr="0" forceAA="0" compatLnSpc="1">
+                    <wps:bodyPr rot="0" spcFirstLastPara="0" vertOverflow="overflow" horzOverflow="overflow" vert="horz" wrap="square" lIns="4308" tIns="2154" rIns="4308" bIns="2154" numCol="1" spcCol="0" rtlCol="0" fromWordArt="0" anchor="ctr" anchorCtr="0" forceAA="0" compatLnSpc="1">
                       <a:prstTxWarp prst="textNoShape">
                         <a:avLst/>
                       </a:prstTxWarp>
@@ -6928,8 +7468,8 @@
                     <wps:cNvSpPr/>
                     <wps:spPr>
                       <a:xfrm>
-                        <a:off x="4312965" y="698682"/>
-                        <a:ext cx="130421" cy="141080"/>
+                        <a:off x="4309863" y="700011"/>
+                        <a:ext cx="130669" cy="154810"/>
                       </a:xfrm>
                       <a:prstGeom prst="rect">
                         <a:avLst/>
@@ -6972,12 +7512,52 @@
                               <w:color w:val="000000"/>
                               <w:sz w:val="4"/>
                             </w:rPr>
-                            <w:t xml:space="preserve">parser/*.spec.js files - flow-text.spec.js - flow-edges.spec.js - flow-style.spec.js - subgraph.spec.js</w:t>
+                            <w:t xml:space="preserve">parser/*.spec.js files</w:t>
+                          </w:r>
+                          <w:r>
+                            <w:br/>
+                          </w:r>
+                          <w:r>
+                            <w:rPr>
+                              <w:color w:val="000000"/>
+                              <w:sz w:val="4"/>
+                            </w:rPr>
+                            <w:t xml:space="preserve">- flow-text.spec.js</w:t>
+                          </w:r>
+                          <w:r>
+                            <w:br/>
+                          </w:r>
+                          <w:r>
+                            <w:rPr>
+                              <w:color w:val="000000"/>
+                              <w:sz w:val="4"/>
+                            </w:rPr>
+                            <w:t xml:space="preserve">- flow-edges.spec.js</w:t>
+                          </w:r>
+                          <w:r>
+                            <w:br/>
+                          </w:r>
+                          <w:r>
+                            <w:rPr>
+                              <w:color w:val="000000"/>
+                              <w:sz w:val="4"/>
+                            </w:rPr>
+                            <w:t xml:space="preserve">- flow-style.spec.js</w:t>
+                          </w:r>
+                          <w:r>
+                            <w:br/>
+                          </w:r>
+                          <w:r>
+                            <w:rPr>
+                              <w:color w:val="000000"/>
+                              <w:sz w:val="4"/>
+                            </w:rPr>
+                            <w:t xml:space="preserve">- subgraph.spec.js</w:t>
                           </w:r>
                         </w:p>
                       </w:txbxContent>
                     </wps:txbx>
-                    <wps:bodyPr rot="0" spcFirstLastPara="0" vertOverflow="overflow" horzOverflow="overflow" vert="horz" wrap="square" lIns="4300" tIns="2150" rIns="4300" bIns="2150" numCol="1" spcCol="0" rtlCol="0" fromWordArt="0" anchor="ctr" anchorCtr="0" forceAA="0" compatLnSpc="1">
+                    <wps:bodyPr rot="0" spcFirstLastPara="0" vertOverflow="overflow" horzOverflow="overflow" vert="horz" wrap="square" lIns="4308" tIns="2154" rIns="4308" bIns="2154" numCol="1" spcCol="0" rtlCol="0" fromWordArt="0" anchor="ctr" anchorCtr="0" forceAA="0" compatLnSpc="1">
                       <a:prstTxWarp prst="textNoShape">
                         <a:avLst/>
                       </a:prstTxWarp>
@@ -6989,8 +7569,8 @@
                     <wps:cNvSpPr/>
                     <wps:spPr>
                       <a:xfrm>
-                        <a:off x="5293826" y="438916"/>
-                        <a:ext cx="99249" cy="47027"/>
+                        <a:off x="5292589" y="439751"/>
+                        <a:ext cx="99438" cy="47116"/>
                       </a:xfrm>
                       <a:prstGeom prst="rect">
                         <a:avLst/>
@@ -7038,7 +7618,7 @@
                         </w:p>
                       </w:txbxContent>
                     </wps:txbx>
-                    <wps:bodyPr rot="0" spcFirstLastPara="0" vertOverflow="overflow" horzOverflow="overflow" vert="horz" wrap="square" lIns="4300" tIns="2150" rIns="4300" bIns="2150" numCol="1" spcCol="0" rtlCol="0" fromWordArt="0" anchor="ctr" anchorCtr="0" forceAA="0" compatLnSpc="1">
+                    <wps:bodyPr rot="0" spcFirstLastPara="0" vertOverflow="overflow" horzOverflow="overflow" vert="horz" wrap="square" lIns="4308" tIns="2154" rIns="4308" bIns="2154" numCol="1" spcCol="0" rtlCol="0" fromWordArt="0" anchor="ctr" anchorCtr="0" forceAA="0" compatLnSpc="1">
                       <a:prstTxWarp prst="textNoShape">
                         <a:avLst/>
                       </a:prstTxWarp>
@@ -7050,8 +7630,8 @@
                     <wps:cNvSpPr/>
                     <wps:spPr>
                       <a:xfrm>
-                        <a:off x="4946276" y="575517"/>
-                        <a:ext cx="98174" cy="47027"/>
+                        <a:off x="4944378" y="576612"/>
+                        <a:ext cx="98361" cy="47116"/>
                       </a:xfrm>
                       <a:prstGeom prst="rect">
                         <a:avLst/>
@@ -7099,7 +7679,7 @@
                         </w:p>
                       </w:txbxContent>
                     </wps:txbx>
-                    <wps:bodyPr rot="0" spcFirstLastPara="0" vertOverflow="overflow" horzOverflow="overflow" vert="horz" wrap="square" lIns="4300" tIns="2150" rIns="4300" bIns="2150" numCol="1" spcCol="0" rtlCol="0" fromWordArt="0" anchor="ctr" anchorCtr="0" forceAA="0" compatLnSpc="1">
+                    <wps:bodyPr rot="0" spcFirstLastPara="0" vertOverflow="overflow" horzOverflow="overflow" vert="horz" wrap="square" lIns="4308" tIns="2154" rIns="4308" bIns="2154" numCol="1" spcCol="0" rtlCol="0" fromWordArt="0" anchor="ctr" anchorCtr="0" forceAA="0" compatLnSpc="1">
                       <a:prstTxWarp prst="textNoShape">
                         <a:avLst/>
                       </a:prstTxWarp>
@@ -7111,8 +7691,8 @@
                     <wps:cNvSpPr/>
                     <wps:spPr>
                       <a:xfrm>
-                        <a:off x="5071322" y="582235"/>
-                        <a:ext cx="139020" cy="33590"/>
+                        <a:off x="5069663" y="583343"/>
+                        <a:ext cx="139284" cy="33654"/>
                       </a:xfrm>
                       <a:prstGeom prst="rect">
                         <a:avLst/>
@@ -7160,7 +7740,7 @@
                         </w:p>
                       </w:txbxContent>
                     </wps:txbx>
-                    <wps:bodyPr rot="0" spcFirstLastPara="0" vertOverflow="overflow" horzOverflow="overflow" vert="horz" wrap="square" lIns="4300" tIns="2150" rIns="4300" bIns="2150" numCol="1" spcCol="0" rtlCol="0" fromWordArt="0" anchor="ctr" anchorCtr="0" forceAA="0" compatLnSpc="1">
+                    <wps:bodyPr rot="0" spcFirstLastPara="0" vertOverflow="overflow" horzOverflow="overflow" vert="horz" wrap="square" lIns="4308" tIns="2154" rIns="4308" bIns="2154" numCol="1" spcCol="0" rtlCol="0" fromWordArt="0" anchor="ctr" anchorCtr="0" forceAA="0" compatLnSpc="1">
                       <a:prstTxWarp prst="textNoShape">
                         <a:avLst/>
                       </a:prstTxWarp>
@@ -7172,8 +7752,8 @@
                     <wps:cNvSpPr/>
                     <wps:spPr>
                       <a:xfrm>
-                        <a:off x="5237214" y="582235"/>
-                        <a:ext cx="94949" cy="33590"/>
+                        <a:off x="5235870" y="583343"/>
+                        <a:ext cx="95130" cy="33654"/>
                       </a:xfrm>
                       <a:prstGeom prst="rect">
                         <a:avLst/>
@@ -7221,7 +7801,7 @@
                         </w:p>
                       </w:txbxContent>
                     </wps:txbx>
-                    <wps:bodyPr rot="0" spcFirstLastPara="0" vertOverflow="overflow" horzOverflow="overflow" vert="horz" wrap="square" lIns="4300" tIns="2150" rIns="4300" bIns="2150" numCol="1" spcCol="0" rtlCol="0" fromWordArt="0" anchor="ctr" anchorCtr="0" forceAA="0" compatLnSpc="1">
+                    <wps:bodyPr rot="0" spcFirstLastPara="0" vertOverflow="overflow" horzOverflow="overflow" vert="horz" wrap="square" lIns="4308" tIns="2154" rIns="4308" bIns="2154" numCol="1" spcCol="0" rtlCol="0" fromWordArt="0" anchor="ctr" anchorCtr="0" forceAA="0" compatLnSpc="1">
                       <a:prstTxWarp prst="textNoShape">
                         <a:avLst/>
                       </a:prstTxWarp>
@@ -7233,8 +7813,8 @@
                     <wps:cNvSpPr/>
                     <wps:spPr>
                       <a:xfrm>
-                        <a:off x="5359036" y="575517"/>
-                        <a:ext cx="86350" cy="47027"/>
+                        <a:off x="5357924" y="576612"/>
+                        <a:ext cx="86514" cy="47116"/>
                       </a:xfrm>
                       <a:prstGeom prst="rect">
                         <a:avLst/>
@@ -7282,7 +7862,7 @@
                         </w:p>
                       </w:txbxContent>
                     </wps:txbx>
-                    <wps:bodyPr rot="0" spcFirstLastPara="0" vertOverflow="overflow" horzOverflow="overflow" vert="horz" wrap="square" lIns="4300" tIns="2150" rIns="4300" bIns="2150" numCol="1" spcCol="0" rtlCol="0" fromWordArt="0" anchor="ctr" anchorCtr="0" forceAA="0" compatLnSpc="1">
+                    <wps:bodyPr rot="0" spcFirstLastPara="0" vertOverflow="overflow" horzOverflow="overflow" vert="horz" wrap="square" lIns="4308" tIns="2154" rIns="4308" bIns="2154" numCol="1" spcCol="0" rtlCol="0" fromWordArt="0" anchor="ctr" anchorCtr="0" forceAA="0" compatLnSpc="1">
                       <a:prstTxWarp prst="textNoShape">
                         <a:avLst/>
                       </a:prstTxWarp>
@@ -7297,8 +7877,8 @@
                     </wps:cNvCnPr>
                     <wps:spPr>
                       <a:xfrm>
-                        <a:off x="4285967" y="47027"/>
-                        <a:ext cx="0" cy="35830"/>
+                        <a:off x="4282814" y="47116"/>
+                        <a:ext cx="0" cy="35898"/>
                       </a:xfrm>
                       <a:prstGeom prst="line">
                         <a:avLst/>
@@ -7335,8 +7915,8 @@
                     </wps:cNvCnPr>
                     <wps:spPr>
                       <a:xfrm flipH="1">
-                        <a:off x="4193455" y="129883"/>
-                        <a:ext cx="19061" cy="129883"/>
+                        <a:off x="4190125" y="130130"/>
+                        <a:ext cx="19098" cy="130131"/>
                       </a:xfrm>
                       <a:prstGeom prst="line">
                         <a:avLst/>
@@ -7373,8 +7953,8 @@
                     </wps:cNvCnPr>
                     <wps:spPr>
                       <a:xfrm>
-                        <a:off x="4285967" y="176910"/>
-                        <a:ext cx="0" cy="52625"/>
+                        <a:off x="4282814" y="177246"/>
+                        <a:ext cx="0" cy="52726"/>
                       </a:xfrm>
                       <a:prstGeom prst="line">
                         <a:avLst/>
@@ -7411,8 +7991,8 @@
                     </wps:cNvCnPr>
                     <wps:spPr>
                       <a:xfrm>
-                        <a:off x="4359419" y="129883"/>
-                        <a:ext cx="19061" cy="129883"/>
+                        <a:off x="4356405" y="130130"/>
+                        <a:ext cx="19097" cy="130131"/>
                       </a:xfrm>
                       <a:prstGeom prst="line">
                         <a:avLst/>
@@ -7449,8 +8029,8 @@
                     </wps:cNvCnPr>
                     <wps:spPr>
                       <a:xfrm>
-                        <a:off x="4596326" y="47027"/>
-                        <a:ext cx="0" cy="52625"/>
+                        <a:off x="4593762" y="47116"/>
+                        <a:ext cx="0" cy="52725"/>
                       </a:xfrm>
                       <a:prstGeom prst="line">
                         <a:avLst/>
@@ -7487,8 +8067,8 @@
                     </wps:cNvCnPr>
                     <wps:spPr>
                       <a:xfrm>
-                        <a:off x="4596326" y="160115"/>
-                        <a:ext cx="0" cy="52625"/>
+                        <a:off x="4593762" y="160419"/>
+                        <a:ext cx="0" cy="52726"/>
                       </a:xfrm>
                       <a:prstGeom prst="line">
                         <a:avLst/>
@@ -7525,8 +8105,8 @@
                     </wps:cNvCnPr>
                     <wps:spPr>
                       <a:xfrm>
-                        <a:off x="1021240" y="259766"/>
-                        <a:ext cx="3495185" cy="106370"/>
+                        <a:off x="1014299" y="260261"/>
+                        <a:ext cx="3499411" cy="106572"/>
                       </a:xfrm>
                       <a:custGeom>
                         <a:avLst/>
@@ -7535,15 +8115,15 @@
                         <a:cxnLst/>
                         <a:rect l="0" t="0" r="0" b="0"/>
                         <a:pathLst>
-                          <a:path w="3495185" h="106370">
+                          <a:path w="3499411" h="106572">
                             <a:moveTo>
-                              <a:pt x="3495185" y="0"/>
+                              <a:pt x="3499411" y="0"/>
                             </a:moveTo>
                             <a:lnTo>
-                              <a:pt x="0" y="64942"/>
+                              <a:pt x="0" y="65065"/>
                             </a:lnTo>
                             <a:lnTo>
-                              <a:pt x="39951" y="106370"/>
+                              <a:pt x="40026" y="106572"/>
                             </a:lnTo>
                           </a:path>
                         </a:pathLst>
@@ -7580,8 +8160,8 @@
                     </wps:cNvCnPr>
                     <wps:spPr>
                       <a:xfrm>
-                        <a:off x="1649607" y="259766"/>
-                        <a:ext cx="2866818" cy="106370"/>
+                        <a:off x="1641437" y="260261"/>
+                        <a:ext cx="2872273" cy="106572"/>
                       </a:xfrm>
                       <a:custGeom>
                         <a:avLst/>
@@ -7590,15 +8170,15 @@
                         <a:cxnLst/>
                         <a:rect l="0" t="0" r="0" b="0"/>
                         <a:pathLst>
-                          <a:path w="2866818" h="106370">
+                          <a:path w="2872273" h="106572">
                             <a:moveTo>
-                              <a:pt x="2866818" y="0"/>
+                              <a:pt x="2872273" y="0"/>
                             </a:moveTo>
                             <a:lnTo>
-                              <a:pt x="0" y="64942"/>
+                              <a:pt x="0" y="65065"/>
                             </a:lnTo>
                             <a:lnTo>
-                              <a:pt x="34575" y="106370"/>
+                              <a:pt x="34642" y="106572"/>
                             </a:lnTo>
                           </a:path>
                         </a:pathLst>
@@ -7635,8 +8215,8 @@
                     </wps:cNvCnPr>
                     <wps:spPr>
                       <a:xfrm>
-                        <a:off x="4596326" y="306793"/>
-                        <a:ext cx="61985" cy="35830"/>
+                        <a:off x="4593762" y="307377"/>
+                        <a:ext cx="62104" cy="35898"/>
                       </a:xfrm>
                       <a:prstGeom prst="line">
                         <a:avLst/>
@@ -7673,8 +8253,8 @@
                     </wps:cNvCnPr>
                     <wps:spPr>
                       <a:xfrm>
-                        <a:off x="4676226" y="259766"/>
-                        <a:ext cx="126193" cy="106370"/>
+                        <a:off x="4673815" y="260261"/>
+                        <a:ext cx="126433" cy="106572"/>
                       </a:xfrm>
                       <a:prstGeom prst="line">
                         <a:avLst/>
@@ -7711,8 +8291,8 @@
                     </wps:cNvCnPr>
                     <wps:spPr>
                       <a:xfrm>
-                        <a:off x="4676226" y="259766"/>
-                        <a:ext cx="613837" cy="106370"/>
+                        <a:off x="4673815" y="260261"/>
+                        <a:ext cx="615005" cy="106572"/>
                       </a:xfrm>
                       <a:prstGeom prst="line">
                         <a:avLst/>
@@ -7749,8 +8329,8 @@
                     </wps:cNvCnPr>
                     <wps:spPr>
                       <a:xfrm flipH="1">
-                        <a:off x="947700" y="389650"/>
-                        <a:ext cx="73540" cy="49266"/>
+                        <a:off x="943041" y="390391"/>
+                        <a:ext cx="71258" cy="49360"/>
                       </a:xfrm>
                       <a:prstGeom prst="line">
                         <a:avLst/>
@@ -7787,8 +8367,8 @@
                     </wps:cNvCnPr>
                     <wps:spPr>
                       <a:xfrm>
-                        <a:off x="5781828" y="40309"/>
-                        <a:ext cx="0" cy="66061"/>
+                        <a:off x="5781520" y="40385"/>
+                        <a:ext cx="0" cy="66187"/>
                       </a:xfrm>
                       <a:prstGeom prst="line">
                         <a:avLst/>
@@ -7825,8 +8405,8 @@
                     </wps:cNvCnPr>
                     <wps:spPr>
                       <a:xfrm>
-                        <a:off x="5781828" y="153397"/>
-                        <a:ext cx="0" cy="82856"/>
+                        <a:off x="5781520" y="153688"/>
+                        <a:ext cx="0" cy="83015"/>
                       </a:xfrm>
                       <a:prstGeom prst="line">
                         <a:avLst/>
@@ -7863,8 +8443,8 @@
                     </wps:cNvCnPr>
                     <wps:spPr>
                       <a:xfrm>
-                        <a:off x="5457210" y="259766"/>
-                        <a:ext cx="282518" cy="106370"/>
+                        <a:off x="5456284" y="260261"/>
+                        <a:ext cx="283056" cy="106572"/>
                       </a:xfrm>
                       <a:custGeom>
                         <a:avLst/>
@@ -7873,15 +8453,15 @@
                         <a:cxnLst/>
                         <a:rect l="0" t="0" r="0" b="0"/>
                         <a:pathLst>
-                          <a:path w="282518" h="106370">
+                          <a:path w="283056" h="106572">
                             <a:moveTo>
-                              <a:pt x="282518" y="0"/>
+                              <a:pt x="283056" y="0"/>
                             </a:moveTo>
                             <a:lnTo>
-                              <a:pt x="0" y="64942"/>
+                              <a:pt x="0" y="65065"/>
                             </a:lnTo>
                             <a:lnTo>
-                              <a:pt x="33501" y="106370"/>
+                              <a:pt x="33565" y="106572"/>
                             </a:lnTo>
                           </a:path>
                         </a:pathLst>
@@ -7918,8 +8498,8 @@
                     </wps:cNvCnPr>
                     <wps:spPr>
                       <a:xfrm>
-                        <a:off x="5559683" y="259766"/>
-                        <a:ext cx="180045" cy="106370"/>
+                        <a:off x="5558953" y="260261"/>
+                        <a:ext cx="180387" cy="106572"/>
                       </a:xfrm>
                       <a:custGeom>
                         <a:avLst/>
@@ -7928,15 +8508,15 @@
                         <a:cxnLst/>
                         <a:rect l="0" t="0" r="0" b="0"/>
                         <a:pathLst>
-                          <a:path w="180045" h="106370">
+                          <a:path w="180387" h="106572">
                             <a:moveTo>
-                              <a:pt x="180045" y="0"/>
+                              <a:pt x="180387" y="0"/>
                             </a:moveTo>
                             <a:lnTo>
-                              <a:pt x="0" y="64942"/>
+                              <a:pt x="0" y="65065"/>
                             </a:lnTo>
                             <a:lnTo>
-                              <a:pt x="42100" y="106370"/>
+                              <a:pt x="42180" y="106572"/>
                             </a:lnTo>
                           </a:path>
                         </a:pathLst>
@@ -7973,8 +8553,8 @@
                     </wps:cNvCnPr>
                     <wps:spPr>
                       <a:xfrm flipH="1">
-                        <a:off x="5702107" y="259766"/>
-                        <a:ext cx="37621" cy="106370"/>
+                        <a:off x="5701647" y="260261"/>
+                        <a:ext cx="37693" cy="106572"/>
                       </a:xfrm>
                       <a:prstGeom prst="line">
                         <a:avLst/>
@@ -8011,8 +8591,8 @@
                     </wps:cNvCnPr>
                     <wps:spPr>
                       <a:xfrm flipH="1">
-                        <a:off x="5777529" y="283280"/>
-                        <a:ext cx="4299" cy="66061"/>
+                        <a:off x="5777213" y="283819"/>
+                        <a:ext cx="4307" cy="66187"/>
                       </a:xfrm>
                       <a:prstGeom prst="line">
                         <a:avLst/>
@@ -8049,8 +8629,8 @@
                     </wps:cNvCnPr>
                     <wps:spPr>
                       <a:xfrm>
-                        <a:off x="5823928" y="259766"/>
-                        <a:ext cx="29022" cy="106370"/>
+                        <a:off x="5823701" y="260261"/>
+                        <a:ext cx="29077" cy="106572"/>
                       </a:xfrm>
                       <a:prstGeom prst="line">
                         <a:avLst/>
@@ -8087,8 +8667,8 @@
                     </wps:cNvCnPr>
                     <wps:spPr>
                       <a:xfrm>
-                        <a:off x="1649607" y="389650"/>
-                        <a:ext cx="0" cy="49266"/>
+                        <a:off x="1641437" y="390391"/>
+                        <a:ext cx="0" cy="49360"/>
                       </a:xfrm>
                       <a:prstGeom prst="line">
                         <a:avLst/>
@@ -8125,8 +8705,8 @@
                     </wps:cNvCnPr>
                     <wps:spPr>
                       <a:xfrm flipH="1">
-                        <a:off x="1548029" y="462429"/>
-                        <a:ext cx="55715" cy="136601"/>
+                        <a:off x="1539666" y="463309"/>
+                        <a:ext cx="55822" cy="136861"/>
                       </a:xfrm>
                       <a:prstGeom prst="line">
                         <a:avLst/>
@@ -8163,8 +8743,8 @@
                     </wps:cNvCnPr>
                     <wps:spPr>
                       <a:xfrm>
-                        <a:off x="1498405" y="656134"/>
-                        <a:ext cx="0" cy="66062"/>
+                        <a:off x="1489948" y="657383"/>
+                        <a:ext cx="0" cy="72917"/>
                       </a:xfrm>
                       <a:prstGeom prst="line">
                         <a:avLst/>
@@ -8201,8 +8781,8 @@
                     </wps:cNvCnPr>
                     <wps:spPr>
                       <a:xfrm flipH="1">
-                        <a:off x="347818" y="769222"/>
-                        <a:ext cx="1090034" cy="163474"/>
+                        <a:off x="345249" y="777417"/>
+                        <a:ext cx="1084031" cy="177246"/>
                       </a:xfrm>
                       <a:prstGeom prst="line">
                         <a:avLst/>
@@ -8239,8 +8819,8 @@
                     </wps:cNvCnPr>
                     <wps:spPr>
                       <a:xfrm>
-                        <a:off x="633920" y="769222"/>
-                        <a:ext cx="803932" cy="163474"/>
+                        <a:off x="627856" y="777417"/>
+                        <a:ext cx="801424" cy="177246"/>
                       </a:xfrm>
                       <a:custGeom>
                         <a:avLst/>
@@ -8249,15 +8829,15 @@
                         <a:cxnLst/>
                         <a:rect l="0" t="0" r="0" b="0"/>
                         <a:pathLst>
-                          <a:path w="803932" h="163474">
+                          <a:path w="801424" h="177246">
                             <a:moveTo>
-                              <a:pt x="803932" y="0"/>
+                              <a:pt x="801424" y="0"/>
                             </a:moveTo>
                             <a:lnTo>
-                              <a:pt x="0" y="88455"/>
+                              <a:pt x="0" y="95354"/>
                             </a:lnTo>
                             <a:lnTo>
-                              <a:pt x="62523" y="163474"/>
+                              <a:pt x="62642" y="177246"/>
                             </a:lnTo>
                           </a:path>
                         </a:pathLst>
@@ -8294,8 +8874,8 @@
                     </wps:cNvCnPr>
                     <wps:spPr>
                       <a:xfrm>
-                        <a:off x="902017" y="769222"/>
-                        <a:ext cx="535835" cy="163474"/>
+                        <a:off x="892425" y="777417"/>
+                        <a:ext cx="536855" cy="177246"/>
                       </a:xfrm>
                       <a:custGeom>
                         <a:avLst/>
@@ -8304,15 +8884,15 @@
                         <a:cxnLst/>
                         <a:rect l="0" t="0" r="0" b="0"/>
                         <a:pathLst>
-                          <a:path w="535835" h="163474">
+                          <a:path w="536855" h="177246">
                             <a:moveTo>
-                              <a:pt x="535835" y="0"/>
+                              <a:pt x="536855" y="0"/>
                             </a:moveTo>
                             <a:lnTo>
-                              <a:pt x="0" y="88455"/>
+                              <a:pt x="0" y="95354"/>
                             </a:lnTo>
                             <a:lnTo>
-                              <a:pt x="75959" y="163474"/>
+                              <a:pt x="76104" y="177246"/>
                             </a:lnTo>
                           </a:path>
                         </a:pathLst>
@@ -8349,8 +8929,8 @@
                     </wps:cNvCnPr>
                     <wps:spPr>
                       <a:xfrm>
-                        <a:off x="1067371" y="769222"/>
-                        <a:ext cx="370481" cy="163474"/>
+                        <a:off x="1058094" y="777417"/>
+                        <a:ext cx="371186" cy="177246"/>
                       </a:xfrm>
                       <a:custGeom>
                         <a:avLst/>
@@ -8359,15 +8939,15 @@
                         <a:cxnLst/>
                         <a:rect l="0" t="0" r="0" b="0"/>
                         <a:pathLst>
-                          <a:path w="370481" h="163474">
+                          <a:path w="371186" h="177246">
                             <a:moveTo>
-                              <a:pt x="370481" y="0"/>
+                              <a:pt x="371186" y="0"/>
                             </a:moveTo>
                             <a:lnTo>
-                              <a:pt x="0" y="88455"/>
+                              <a:pt x="0" y="95354"/>
                             </a:lnTo>
                             <a:lnTo>
-                              <a:pt x="62524" y="163474"/>
+                              <a:pt x="62642" y="177246"/>
                             </a:lnTo>
                           </a:path>
                         </a:pathLst>
@@ -8404,8 +8984,8 @@
                     </wps:cNvCnPr>
                     <wps:spPr>
                       <a:xfrm flipH="1">
-                        <a:off x="1302236" y="769222"/>
-                        <a:ext cx="135616" cy="163474"/>
+                        <a:off x="1293406" y="777417"/>
+                        <a:ext cx="135874" cy="177246"/>
                       </a:xfrm>
                       <a:prstGeom prst="line">
                         <a:avLst/>
@@ -8442,8 +9022,8 @@
                     </wps:cNvCnPr>
                     <wps:spPr>
                       <a:xfrm flipH="1">
-                        <a:off x="1375508" y="816249"/>
-                        <a:ext cx="122897" cy="92934"/>
+                        <a:off x="1366817" y="824533"/>
+                        <a:ext cx="123131" cy="106572"/>
                       </a:xfrm>
                       <a:prstGeom prst="line">
                         <a:avLst/>
@@ -8480,8 +9060,8 @@
                     </wps:cNvCnPr>
                     <wps:spPr>
                       <a:xfrm>
-                        <a:off x="1498405" y="816249"/>
-                        <a:ext cx="0" cy="92934"/>
+                        <a:off x="1489948" y="824533"/>
+                        <a:ext cx="0" cy="106572"/>
                       </a:xfrm>
                       <a:prstGeom prst="line">
                         <a:avLst/>
@@ -8518,8 +9098,8 @@
                     </wps:cNvCnPr>
                     <wps:spPr>
                       <a:xfrm>
-                        <a:off x="1498405" y="816249"/>
-                        <a:ext cx="132570" cy="92934"/>
+                        <a:off x="1489948" y="824533"/>
+                        <a:ext cx="132822" cy="106572"/>
                       </a:xfrm>
                       <a:prstGeom prst="line">
                         <a:avLst/>
@@ -8556,8 +9136,8 @@
                     </wps:cNvCnPr>
                     <wps:spPr>
                       <a:xfrm>
-                        <a:off x="1558957" y="769222"/>
-                        <a:ext cx="154964" cy="163474"/>
+                        <a:off x="1550615" y="777417"/>
+                        <a:ext cx="155259" cy="177246"/>
                       </a:xfrm>
                       <a:prstGeom prst="line">
                         <a:avLst/>
@@ -8594,8 +9174,8 @@
                     </wps:cNvCnPr>
                     <wps:spPr>
                       <a:xfrm>
-                        <a:off x="1558957" y="769222"/>
-                        <a:ext cx="364569" cy="163474"/>
+                        <a:off x="1550615" y="777417"/>
+                        <a:ext cx="365263" cy="177246"/>
                       </a:xfrm>
                       <a:custGeom>
                         <a:avLst/>
@@ -8604,15 +9184,15 @@
                         <a:cxnLst/>
                         <a:rect l="0" t="0" r="0" b="0"/>
                         <a:pathLst>
-                          <a:path w="364569" h="163474">
+                          <a:path w="365263" h="177246">
                             <a:moveTo>
                               <a:pt x="0" y="0"/>
                             </a:moveTo>
                             <a:lnTo>
-                              <a:pt x="364569" y="88455"/>
+                              <a:pt x="365263" y="95354"/>
                             </a:lnTo>
                             <a:lnTo>
-                              <a:pt x="307958" y="163474"/>
+                              <a:pt x="308544" y="177246"/>
                             </a:lnTo>
                           </a:path>
                         </a:pathLst>
@@ -8649,8 +9229,8 @@
                     </wps:cNvCnPr>
                     <wps:spPr>
                       <a:xfrm>
-                        <a:off x="298194" y="983082"/>
-                        <a:ext cx="0" cy="42548"/>
+                        <a:off x="295530" y="1005145"/>
+                        <a:ext cx="0" cy="52725"/>
                       </a:xfrm>
                       <a:prstGeom prst="line">
                         <a:avLst/>
@@ -8687,8 +9267,8 @@
                     </wps:cNvCnPr>
                     <wps:spPr>
                       <a:xfrm flipH="1">
-                        <a:off x="85275" y="1072656"/>
-                        <a:ext cx="133018" cy="139961"/>
+                        <a:off x="82206" y="1104986"/>
+                        <a:ext cx="133272" cy="150323"/>
                       </a:xfrm>
                       <a:prstGeom prst="line">
                         <a:avLst/>
@@ -8725,8 +9305,8 @@
                     </wps:cNvCnPr>
                     <wps:spPr>
                       <a:xfrm flipH="1">
-                        <a:off x="204230" y="1119683"/>
-                        <a:ext cx="93964" cy="76138"/>
+                        <a:off x="201388" y="1152102"/>
+                        <a:ext cx="94142" cy="86380"/>
                       </a:xfrm>
                       <a:prstGeom prst="line">
                         <a:avLst/>
@@ -8763,8 +9343,8 @@
                     </wps:cNvCnPr>
                     <wps:spPr>
                       <a:xfrm>
-                        <a:off x="298194" y="1119683"/>
-                        <a:ext cx="93964" cy="62702"/>
+                        <a:off x="295530" y="1152102"/>
+                        <a:ext cx="94143" cy="72918"/>
                       </a:xfrm>
                       <a:prstGeom prst="line">
                         <a:avLst/>
@@ -8801,8 +9381,8 @@
                     </wps:cNvCnPr>
                     <wps:spPr>
                       <a:xfrm>
-                        <a:off x="378095" y="1072656"/>
-                        <a:ext cx="109908" cy="139961"/>
+                        <a:off x="375583" y="1104986"/>
+                        <a:ext cx="110117" cy="150323"/>
                       </a:xfrm>
                       <a:prstGeom prst="line">
                         <a:avLst/>
@@ -8839,8 +9419,8 @@
                     </wps:cNvCnPr>
                     <wps:spPr>
                       <a:xfrm>
-                        <a:off x="902017" y="962927"/>
-                        <a:ext cx="0" cy="62703"/>
+                        <a:off x="892425" y="984952"/>
+                        <a:ext cx="0" cy="72918"/>
                       </a:xfrm>
                       <a:prstGeom prst="line">
                         <a:avLst/>
@@ -8877,8 +9457,8 @@
                     </wps:cNvCnPr>
                     <wps:spPr>
                       <a:xfrm>
-                        <a:off x="652462" y="1072656"/>
-                        <a:ext cx="169654" cy="139961"/>
+                        <a:off x="647241" y="1104986"/>
+                        <a:ext cx="165131" cy="150323"/>
                       </a:xfrm>
                       <a:custGeom>
                         <a:avLst/>
@@ -8887,15 +9467,15 @@
                         <a:cxnLst/>
                         <a:rect l="0" t="0" r="0" b="0"/>
                         <a:pathLst>
-                          <a:path w="169654" h="139961">
+                          <a:path w="165131" h="150323">
                             <a:moveTo>
-                              <a:pt x="169654" y="0"/>
+                              <a:pt x="165131" y="0"/>
                             </a:moveTo>
                             <a:lnTo>
-                              <a:pt x="0" y="64942"/>
+                              <a:pt x="0" y="68431"/>
                             </a:lnTo>
                             <a:lnTo>
-                              <a:pt x="42637" y="139961"/>
+                              <a:pt x="45950" y="150323"/>
                             </a:lnTo>
                           </a:path>
                         </a:pathLst>
@@ -8932,8 +9512,8 @@
                     </wps:cNvCnPr>
                     <wps:spPr>
                       <a:xfrm flipH="1">
-                        <a:off x="774821" y="1119683"/>
-                        <a:ext cx="127196" cy="55984"/>
+                        <a:off x="773064" y="1152102"/>
+                        <a:ext cx="119361" cy="59456"/>
                       </a:xfrm>
                       <a:prstGeom prst="line">
                         <a:avLst/>
@@ -8970,8 +9550,8 @@
                     </wps:cNvCnPr>
                     <wps:spPr>
                       <a:xfrm>
-                        <a:off x="902017" y="1119683"/>
-                        <a:ext cx="0" cy="55984"/>
+                        <a:off x="892425" y="1152102"/>
+                        <a:ext cx="0" cy="59456"/>
                       </a:xfrm>
                       <a:prstGeom prst="line">
                         <a:avLst/>
@@ -9008,8 +9588,8 @@
                     </wps:cNvCnPr>
                     <wps:spPr>
                       <a:xfrm>
-                        <a:off x="981917" y="1072656"/>
-                        <a:ext cx="416254" cy="139961"/>
+                        <a:off x="972477" y="1104986"/>
+                        <a:ext cx="413007" cy="150323"/>
                       </a:xfrm>
                       <a:prstGeom prst="line">
                         <a:avLst/>
@@ -9046,8 +9626,8 @@
                     </wps:cNvCnPr>
                     <wps:spPr>
                       <a:xfrm>
-                        <a:off x="981917" y="1072656"/>
-                        <a:ext cx="610810" cy="139961"/>
+                        <a:off x="972477" y="1104986"/>
+                        <a:ext cx="607934" cy="150323"/>
                       </a:xfrm>
                       <a:custGeom>
                         <a:avLst/>
@@ -9056,15 +9636,15 @@
                         <a:cxnLst/>
                         <a:rect l="0" t="0" r="0" b="0"/>
                         <a:pathLst>
-                          <a:path w="610810" h="139961">
+                          <a:path w="607934" h="150323">
                             <a:moveTo>
                               <a:pt x="0" y="0"/>
                             </a:moveTo>
                             <a:lnTo>
-                              <a:pt x="610810" y="64942"/>
+                              <a:pt x="607934" y="68431"/>
                             </a:lnTo>
                             <a:lnTo>
-                              <a:pt x="562798" y="139961"/>
+                              <a:pt x="559830" y="150323"/>
                             </a:lnTo>
                           </a:path>
                         </a:pathLst>
@@ -9101,8 +9681,8 @@
                     </wps:cNvCnPr>
                     <wps:spPr>
                       <a:xfrm>
-                        <a:off x="1558957" y="769222"/>
-                        <a:ext cx="484778" cy="163474"/>
+                        <a:off x="1550615" y="777417"/>
+                        <a:ext cx="485700" cy="177246"/>
                       </a:xfrm>
                       <a:custGeom>
                         <a:avLst/>
@@ -9111,15 +9691,15 @@
                         <a:cxnLst/>
                         <a:rect l="0" t="0" r="0" b="0"/>
                         <a:pathLst>
-                          <a:path w="484778" h="163474">
+                          <a:path w="485700" h="177246">
                             <a:moveTo>
                               <a:pt x="0" y="0"/>
                             </a:moveTo>
                             <a:lnTo>
-                              <a:pt x="484778" y="88455"/>
+                              <a:pt x="485700" y="95354"/>
                             </a:lnTo>
                             <a:lnTo>
-                              <a:pt x="448052" y="163474"/>
+                              <a:pt x="448905" y="177246"/>
                             </a:lnTo>
                           </a:path>
                         </a:pathLst>
@@ -9156,8 +9736,8 @@
                     </wps:cNvCnPr>
                     <wps:spPr>
                       <a:xfrm>
-                        <a:off x="1432209" y="932696"/>
-                        <a:ext cx="574800" cy="139960"/>
+                        <a:off x="1423626" y="954663"/>
+                        <a:ext cx="575894" cy="150323"/>
                       </a:xfrm>
                       <a:custGeom>
                         <a:avLst/>
@@ -9166,15 +9746,15 @@
                         <a:cxnLst/>
                         <a:rect l="0" t="0" r="0" b="0"/>
                         <a:pathLst>
-                          <a:path w="574800" h="139960">
+                          <a:path w="575894" h="150323">
                             <a:moveTo>
-                              <a:pt x="574800" y="0"/>
+                              <a:pt x="575894" y="0"/>
                             </a:moveTo>
                             <a:lnTo>
-                              <a:pt x="0" y="75019"/>
+                              <a:pt x="0" y="81892"/>
                             </a:lnTo>
                             <a:lnTo>
-                              <a:pt x="44250" y="139960"/>
+                              <a:pt x="44334" y="150323"/>
                             </a:lnTo>
                           </a:path>
                         </a:pathLst>
@@ -9211,8 +9791,8 @@
                     </wps:cNvCnPr>
                     <wps:spPr>
                       <a:xfrm>
-                        <a:off x="1547581" y="932696"/>
-                        <a:ext cx="459428" cy="139960"/>
+                        <a:off x="1539218" y="954663"/>
+                        <a:ext cx="460302" cy="150323"/>
                       </a:xfrm>
                       <a:custGeom>
                         <a:avLst/>
@@ -9221,15 +9801,15 @@
                         <a:cxnLst/>
                         <a:rect l="0" t="0" r="0" b="0"/>
                         <a:pathLst>
-                          <a:path w="459428" h="139960">
+                          <a:path w="460302" h="150323">
                             <a:moveTo>
-                              <a:pt x="459428" y="0"/>
+                              <a:pt x="460302" y="0"/>
                             </a:moveTo>
                             <a:lnTo>
-                              <a:pt x="0" y="75019"/>
+                              <a:pt x="0" y="81892"/>
                             </a:lnTo>
                             <a:lnTo>
-                              <a:pt x="44250" y="139960"/>
+                              <a:pt x="44334" y="150323"/>
                             </a:lnTo>
                           </a:path>
                         </a:pathLst>
@@ -9266,8 +9846,8 @@
                     </wps:cNvCnPr>
                     <wps:spPr>
                       <a:xfrm>
-                        <a:off x="2043735" y="949491"/>
-                        <a:ext cx="0" cy="79498"/>
+                        <a:off x="2036315" y="971490"/>
+                        <a:ext cx="0" cy="83014"/>
                       </a:xfrm>
                       <a:prstGeom prst="line">
                         <a:avLst/>
@@ -9299,13 +9879,13 @@
                   <wps:wsp>
                     <wps:cNvPr id="168" name="GetData--AddNodeFromVertex"/>
                     <wps:cNvCnPr>
-                      <a:stCxn id="48" idx="3"/>
-                      <a:endCxn id="52" idx="1"/>
+                      <a:stCxn id="48" idx="2"/>
+                      <a:endCxn id="52" idx="0"/>
                     </wps:cNvCnPr>
                     <wps:spPr>
                       <a:xfrm>
-                        <a:off x="2080461" y="932696"/>
-                        <a:ext cx="36009" cy="139960"/>
+                        <a:off x="2036315" y="971490"/>
+                        <a:ext cx="143054" cy="103207"/>
                       </a:xfrm>
                       <a:prstGeom prst="line">
                         <a:avLst/>
@@ -9342,8 +9922,8 @@
                     </wps:cNvCnPr>
                     <wps:spPr>
                       <a:xfrm>
-                        <a:off x="2080461" y="932696"/>
-                        <a:ext cx="269261" cy="139960"/>
+                        <a:off x="2073111" y="954663"/>
+                        <a:ext cx="269774" cy="150323"/>
                       </a:xfrm>
                       <a:custGeom>
                         <a:avLst/>
@@ -9352,15 +9932,15 @@
                         <a:cxnLst/>
                         <a:rect l="0" t="0" r="0" b="0"/>
                         <a:pathLst>
-                          <a:path w="269261" h="139960">
+                          <a:path w="269774" h="150323">
                             <a:moveTo>
                               <a:pt x="0" y="0"/>
                             </a:moveTo>
                             <a:lnTo>
-                              <a:pt x="269261" y="75019"/>
+                              <a:pt x="269774" y="81892"/>
                             </a:lnTo>
                             <a:lnTo>
-                              <a:pt x="202976" y="139960"/>
+                              <a:pt x="203362" y="150323"/>
                             </a:lnTo>
                           </a:path>
                         </a:pathLst>
@@ -9397,8 +9977,8 @@
                     </wps:cNvCnPr>
                     <wps:spPr>
                       <a:xfrm>
-                        <a:off x="2186517" y="1102888"/>
-                        <a:ext cx="0" cy="76138"/>
+                        <a:off x="2179369" y="1135275"/>
+                        <a:ext cx="0" cy="86380"/>
                       </a:xfrm>
                       <a:prstGeom prst="line">
                         <a:avLst/>
@@ -9435,8 +10015,8 @@
                     </wps:cNvCnPr>
                     <wps:spPr>
                       <a:xfrm flipH="1">
-                        <a:off x="2024656" y="1212617"/>
-                        <a:ext cx="64762" cy="156755"/>
+                        <a:off x="2022046" y="1255309"/>
+                        <a:ext cx="60039" cy="170516"/>
                       </a:xfrm>
                       <a:prstGeom prst="line">
                         <a:avLst/>
@@ -9473,8 +10053,8 @@
                     </wps:cNvCnPr>
                     <wps:spPr>
                       <a:xfrm flipH="1">
-                        <a:off x="2099540" y="1246207"/>
-                        <a:ext cx="86977" cy="59343"/>
+                        <a:off x="2093842" y="1288963"/>
+                        <a:ext cx="85527" cy="66187"/>
                       </a:xfrm>
                       <a:prstGeom prst="line">
                         <a:avLst/>
@@ -9511,8 +10091,8 @@
                     </wps:cNvCnPr>
                     <wps:spPr>
                       <a:xfrm>
-                        <a:off x="2283616" y="1212617"/>
-                        <a:ext cx="758016" cy="156755"/>
+                        <a:off x="2276653" y="1255309"/>
+                        <a:ext cx="759458" cy="170516"/>
                       </a:xfrm>
                       <a:prstGeom prst="line">
                         <a:avLst/>
@@ -9549,8 +10129,8 @@
                     </wps:cNvCnPr>
                     <wps:spPr>
                       <a:xfrm>
-                        <a:off x="2283616" y="1212617"/>
-                        <a:ext cx="1072423" cy="156755"/>
+                        <a:off x="2276653" y="1255309"/>
+                        <a:ext cx="1074463" cy="170516"/>
                       </a:xfrm>
                       <a:custGeom>
                         <a:avLst/>
@@ -9559,15 +10139,15 @@
                         <a:cxnLst/>
                         <a:rect l="0" t="0" r="0" b="0"/>
                         <a:pathLst>
-                          <a:path w="1072423" h="156755">
+                          <a:path w="1074463" h="170516">
                             <a:moveTo>
                               <a:pt x="0" y="0"/>
                             </a:moveTo>
                             <a:lnTo>
-                              <a:pt x="1072423" y="75018"/>
+                              <a:pt x="1074463" y="81892"/>
                             </a:lnTo>
                             <a:lnTo>
-                              <a:pt x="983028" y="156755"/>
+                              <a:pt x="984898" y="170516"/>
                             </a:lnTo>
                           </a:path>
                         </a:pathLst>
@@ -9604,8 +10184,8 @@
                     </wps:cNvCnPr>
                     <wps:spPr>
                       <a:xfrm>
-                        <a:off x="4658311" y="389650"/>
-                        <a:ext cx="0" cy="35830"/>
+                        <a:off x="4655866" y="390391"/>
+                        <a:ext cx="0" cy="35898"/>
                       </a:xfrm>
                       <a:prstGeom prst="line">
                         <a:avLst/>
@@ -9642,8 +10222,8 @@
                     </wps:cNvCnPr>
                     <wps:spPr>
                       <a:xfrm>
-                        <a:off x="4658311" y="499379"/>
-                        <a:ext cx="0" cy="42548"/>
+                        <a:off x="4655866" y="500329"/>
+                        <a:ext cx="0" cy="42629"/>
                       </a:xfrm>
                       <a:prstGeom prst="line">
                         <a:avLst/>
@@ -9680,8 +10260,8 @@
                     </wps:cNvCnPr>
                     <wps:spPr>
                       <a:xfrm>
-                        <a:off x="4658311" y="656134"/>
-                        <a:ext cx="0" cy="89575"/>
+                        <a:off x="4655866" y="657383"/>
+                        <a:ext cx="0" cy="96476"/>
                       </a:xfrm>
                       <a:prstGeom prst="line">
                         <a:avLst/>
@@ -9718,8 +10298,8 @@
                     </wps:cNvCnPr>
                     <wps:spPr>
                       <a:xfrm>
-                        <a:off x="4658311" y="792736"/>
-                        <a:ext cx="0" cy="82856"/>
+                        <a:off x="4655866" y="800975"/>
+                        <a:ext cx="0" cy="89745"/>
                       </a:xfrm>
                       <a:prstGeom prst="line">
                         <a:avLst/>
@@ -9756,8 +10336,8 @@
                     </wps:cNvCnPr>
                     <wps:spPr>
                       <a:xfrm flipH="1">
-                        <a:off x="4544444" y="932696"/>
-                        <a:ext cx="57794" cy="139960"/>
+                        <a:off x="4541782" y="954663"/>
+                        <a:ext cx="57904" cy="150323"/>
                       </a:xfrm>
                       <a:prstGeom prst="line">
                         <a:avLst/>
@@ -9793,9 +10373,161 @@
                       <a:endCxn id="64" idx="3"/>
                     </wps:cNvCnPr>
                     <wps:spPr>
-                      <a:xfrm>
-                        <a:off x="4085302" y="1072656"/>
-                        <a:ext cx="321412" cy="139961"/>
+                      <a:xfrm flipH="1">
+                        <a:off x="4169717" y="1104986"/>
+                        <a:ext cx="234073" cy="150323"/>
+                      </a:xfrm>
+                      <a:prstGeom prst="line">
+                        <a:avLst/>
+                      </a:prstGeom>
+                      <a:ln w="3175" cap="flat" cmpd="sng" algn="ctr">
+                        <a:solidFill>
+                          <a:srgbClr val="2F5496"/>
+                        </a:solidFill>
+                        <a:prstDash val="solid"/>
+                        <a:tailEnd type="triangle" w="sm" len="sm"/>
+                      </a:ln>
+                    </wps:spPr>
+                    <wps:style>
+                      <a:lnRef idx="2">
+                        <a:schemeClr val="accent1"/>
+                      </a:lnRef>
+                      <a:fillRef idx="0">
+                        <a:schemeClr val="accent1"/>
+                      </a:fillRef>
+                      <a:effectRef idx="1">
+                        <a:schemeClr val="accent1"/>
+                      </a:effectRef>
+                      <a:fontRef idx="minor">
+                        <a:schemeClr val="tx1"/>
+                      </a:fontRef>
+                    </wps:style>
+                    <wps:bodyPr/>
+                  </wps:wsp>
+                  <wps:wsp>
+                    <wps:cNvPr id="181" name="SetupViewPort--ProcessLinks"/>
+                    <wps:cNvCnPr>
+                      <a:stCxn id="64" idx="2"/>
+                      <a:endCxn id="65" idx="0"/>
+                    </wps:cNvCnPr>
+                    <wps:spPr>
+                      <a:xfrm>
+                        <a:off x="4081767" y="1278867"/>
+                        <a:ext cx="0" cy="89745"/>
+                      </a:xfrm>
+                      <a:prstGeom prst="line">
+                        <a:avLst/>
+                      </a:prstGeom>
+                      <a:ln w="3175" cap="flat" cmpd="sng" algn="ctr">
+                        <a:solidFill>
+                          <a:srgbClr val="2F5496"/>
+                        </a:solidFill>
+                        <a:prstDash val="solid"/>
+                        <a:tailEnd type="triangle" w="sm" len="sm"/>
+                      </a:ln>
+                    </wps:spPr>
+                    <wps:style>
+                      <a:lnRef idx="2">
+                        <a:schemeClr val="accent1"/>
+                      </a:lnRef>
+                      <a:fillRef idx="0">
+                        <a:schemeClr val="accent1"/>
+                      </a:fillRef>
+                      <a:effectRef idx="1">
+                        <a:schemeClr val="accent1"/>
+                      </a:effectRef>
+                      <a:fontRef idx="minor">
+                        <a:schemeClr val="tx1"/>
+                      </a:fontRef>
+                    </wps:style>
+                    <wps:bodyPr/>
+                  </wps:wsp>
+                  <wps:wsp>
+                    <wps:cNvPr id="182" name="CallRender--ShapeSystem"/>
+                    <wps:cNvCnPr>
+                      <a:stCxn id="63" idx="3"/>
+                      <a:endCxn id="66" idx="1"/>
+                    </wps:cNvCnPr>
+                    <wps:spPr>
+                      <a:xfrm>
+                        <a:off x="4541782" y="1104986"/>
+                        <a:ext cx="243855" cy="150323"/>
+                      </a:xfrm>
+                      <a:prstGeom prst="line">
+                        <a:avLst/>
+                      </a:prstGeom>
+                      <a:ln w="3175" cap="flat" cmpd="sng" algn="ctr">
+                        <a:solidFill>
+                          <a:srgbClr val="2F5496"/>
+                        </a:solidFill>
+                        <a:prstDash val="solid"/>
+                        <a:tailEnd type="triangle" w="sm" len="sm"/>
+                      </a:ln>
+                    </wps:spPr>
+                    <wps:style>
+                      <a:lnRef idx="2">
+                        <a:schemeClr val="accent1"/>
+                      </a:lnRef>
+                      <a:fillRef idx="0">
+                        <a:schemeClr val="accent1"/>
+                      </a:fillRef>
+                      <a:effectRef idx="1">
+                        <a:schemeClr val="accent1"/>
+                      </a:effectRef>
+                      <a:fontRef idx="minor">
+                        <a:schemeClr val="tx1"/>
+                      </a:fontRef>
+                    </wps:style>
+                    <wps:bodyPr/>
+                  </wps:wsp>
+                  <wps:wsp>
+                    <wps:cNvPr id="183" name="ShapeSystem--ShapeFunctions"/>
+                    <wps:cNvCnPr>
+                      <a:stCxn id="66" idx="2"/>
+                      <a:endCxn id="67" idx="0"/>
+                    </wps:cNvCnPr>
+                    <wps:spPr>
+                      <a:xfrm>
+                        <a:off x="4852049" y="1285598"/>
+                        <a:ext cx="0" cy="93110"/>
+                      </a:xfrm>
+                      <a:prstGeom prst="line">
+                        <a:avLst/>
+                      </a:prstGeom>
+                      <a:ln w="3175" cap="flat" cmpd="sng" algn="ctr">
+                        <a:solidFill>
+                          <a:srgbClr val="2F5496"/>
+                        </a:solidFill>
+                        <a:prstDash val="solid"/>
+                        <a:tailEnd type="triangle" w="sm" len="sm"/>
+                      </a:ln>
+                    </wps:spPr>
+                    <wps:style>
+                      <a:lnRef idx="2">
+                        <a:schemeClr val="accent1"/>
+                      </a:lnRef>
+                      <a:fillRef idx="0">
+                        <a:schemeClr val="accent1"/>
+                      </a:fillRef>
+                      <a:effectRef idx="1">
+                        <a:schemeClr val="accent1"/>
+                      </a:effectRef>
+                      <a:fontRef idx="minor">
+                        <a:schemeClr val="tx1"/>
+                      </a:fontRef>
+                    </wps:style>
+                    <wps:bodyPr/>
+                  </wps:wsp>
+                  <wps:wsp>
+                    <wps:cNvPr id="184" name="ShapeFunctions--question"/>
+                    <wps:cNvCnPr>
+                      <a:stCxn id="67" idx="1"/>
+                      <a:endCxn id="68" idx="3"/>
+                    </wps:cNvCnPr>
+                    <wps:spPr>
+                      <a:xfrm>
+                        <a:off x="4269783" y="1425825"/>
+                        <a:ext cx="508675" cy="153688"/>
                       </a:xfrm>
                       <a:custGeom>
                         <a:avLst/>
@@ -9804,15 +10536,15 @@
                         <a:cxnLst/>
                         <a:rect l="0" t="0" r="0" b="0"/>
                         <a:pathLst>
-                          <a:path w="321412" h="139961">
+                          <a:path w="508675" h="153688">
                             <a:moveTo>
-                              <a:pt x="321412" y="0"/>
+                              <a:pt x="508675" y="0"/>
                             </a:moveTo>
                             <a:lnTo>
-                              <a:pt x="0" y="64942"/>
+                              <a:pt x="0" y="88623"/>
                             </a:lnTo>
                             <a:lnTo>
-                              <a:pt x="87784" y="139961"/>
+                              <a:pt x="58873" y="153688"/>
                             </a:lnTo>
                           </a:path>
                         </a:pathLst>
@@ -9842,129 +10574,15 @@
                     <wps:bodyPr/>
                   </wps:wsp>
                   <wps:wsp>
-                    <wps:cNvPr id="181" name="SetupViewPort--ProcessLinks"/>
-                    <wps:cNvCnPr>
-                      <a:stCxn id="64" idx="2"/>
-                      <a:endCxn id="65" idx="0"/>
-                    </wps:cNvCnPr>
-                    <wps:spPr>
-                      <a:xfrm>
-                        <a:off x="4085302" y="1236130"/>
-                        <a:ext cx="0" cy="82857"/>
-                      </a:xfrm>
-                      <a:prstGeom prst="line">
-                        <a:avLst/>
-                      </a:prstGeom>
-                      <a:ln w="3175" cap="flat" cmpd="sng" algn="ctr">
-                        <a:solidFill>
-                          <a:srgbClr val="2F5496"/>
-                        </a:solidFill>
-                        <a:prstDash val="solid"/>
-                        <a:tailEnd type="triangle" w="sm" len="sm"/>
-                      </a:ln>
-                    </wps:spPr>
-                    <wps:style>
-                      <a:lnRef idx="2">
-                        <a:schemeClr val="accent1"/>
-                      </a:lnRef>
-                      <a:fillRef idx="0">
-                        <a:schemeClr val="accent1"/>
-                      </a:fillRef>
-                      <a:effectRef idx="1">
-                        <a:schemeClr val="accent1"/>
-                      </a:effectRef>
-                      <a:fontRef idx="minor">
-                        <a:schemeClr val="tx1"/>
-                      </a:fontRef>
-                    </wps:style>
-                    <wps:bodyPr/>
-                  </wps:wsp>
-                  <wps:wsp>
-                    <wps:cNvPr id="182" name="CallRender--ShapeSystem"/>
-                    <wps:cNvCnPr>
-                      <a:stCxn id="63" idx="3"/>
-                      <a:endCxn id="66" idx="1"/>
-                    </wps:cNvCnPr>
-                    <wps:spPr>
-                      <a:xfrm>
-                        <a:off x="4544444" y="1072656"/>
-                        <a:ext cx="243392" cy="139961"/>
-                      </a:xfrm>
-                      <a:prstGeom prst="line">
-                        <a:avLst/>
-                      </a:prstGeom>
-                      <a:ln w="3175" cap="flat" cmpd="sng" algn="ctr">
-                        <a:solidFill>
-                          <a:srgbClr val="2F5496"/>
-                        </a:solidFill>
-                        <a:prstDash val="solid"/>
-                        <a:tailEnd type="triangle" w="sm" len="sm"/>
-                      </a:ln>
-                    </wps:spPr>
-                    <wps:style>
-                      <a:lnRef idx="2">
-                        <a:schemeClr val="accent1"/>
-                      </a:lnRef>
-                      <a:fillRef idx="0">
-                        <a:schemeClr val="accent1"/>
-                      </a:fillRef>
-                      <a:effectRef idx="1">
-                        <a:schemeClr val="accent1"/>
-                      </a:effectRef>
-                      <a:fontRef idx="minor">
-                        <a:schemeClr val="tx1"/>
-                      </a:fontRef>
-                    </wps:style>
-                    <wps:bodyPr/>
-                  </wps:wsp>
-                  <wps:wsp>
-                    <wps:cNvPr id="183" name="ShapeSystem--ShapeFunctions"/>
-                    <wps:cNvCnPr>
-                      <a:stCxn id="66" idx="2"/>
-                      <a:endCxn id="67" idx="0"/>
-                    </wps:cNvCnPr>
-                    <wps:spPr>
-                      <a:xfrm>
-                        <a:off x="4854122" y="1242848"/>
-                        <a:ext cx="0" cy="79498"/>
-                      </a:xfrm>
-                      <a:prstGeom prst="line">
-                        <a:avLst/>
-                      </a:prstGeom>
-                      <a:ln w="3175" cap="flat" cmpd="sng" algn="ctr">
-                        <a:solidFill>
-                          <a:srgbClr val="2F5496"/>
-                        </a:solidFill>
-                        <a:prstDash val="solid"/>
-                        <a:tailEnd type="triangle" w="sm" len="sm"/>
-                      </a:ln>
-                    </wps:spPr>
-                    <wps:style>
-                      <a:lnRef idx="2">
-                        <a:schemeClr val="accent1"/>
-                      </a:lnRef>
-                      <a:fillRef idx="0">
-                        <a:schemeClr val="accent1"/>
-                      </a:fillRef>
-                      <a:effectRef idx="1">
-                        <a:schemeClr val="accent1"/>
-                      </a:effectRef>
-                      <a:fontRef idx="minor">
-                        <a:schemeClr val="tx1"/>
-                      </a:fontRef>
-                    </wps:style>
-                    <wps:bodyPr/>
-                  </wps:wsp>
-                  <wps:wsp>
-                    <wps:cNvPr id="184" name="ShapeFunctions--question"/>
+                    <wps:cNvPr id="185" name="ShapeFunctions--hexagon"/>
                     <wps:cNvCnPr>
                       <a:stCxn id="67" idx="1"/>
-                      <a:endCxn id="68" idx="3"/>
+                      <a:endCxn id="69" idx="3"/>
                     </wps:cNvCnPr>
                     <wps:spPr>
                       <a:xfrm>
-                        <a:off x="4272961" y="1369372"/>
-                        <a:ext cx="507709" cy="146679"/>
+                        <a:off x="4411221" y="1425825"/>
+                        <a:ext cx="367237" cy="153688"/>
                       </a:xfrm>
                       <a:custGeom>
                         <a:avLst/>
@@ -9973,15 +10591,15 @@
                         <a:cxnLst/>
                         <a:rect l="0" t="0" r="0" b="0"/>
                         <a:pathLst>
-                          <a:path w="507709" h="146679">
+                          <a:path w="367237" h="153688">
                             <a:moveTo>
-                              <a:pt x="507709" y="0"/>
+                              <a:pt x="367237" y="0"/>
                             </a:moveTo>
                             <a:lnTo>
-                              <a:pt x="0" y="81737"/>
+                              <a:pt x="0" y="88623"/>
                             </a:lnTo>
                             <a:lnTo>
-                              <a:pt x="58761" y="146679"/>
+                              <a:pt x="55642" y="153688"/>
                             </a:lnTo>
                           </a:path>
                         </a:pathLst>
@@ -10011,15 +10629,167 @@
                     <wps:bodyPr/>
                   </wps:wsp>
                   <wps:wsp>
-                    <wps:cNvPr id="185" name="ShapeFunctions--hexagon"/>
+                    <wps:cNvPr id="186" name="ShapeFunctions--rect_left_inv_arrow"/>
                     <wps:cNvCnPr>
                       <a:stCxn id="67" idx="1"/>
-                      <a:endCxn id="69" idx="3"/>
+                      <a:endCxn id="70" idx="3"/>
                     </wps:cNvCnPr>
                     <wps:spPr>
-                      <a:xfrm>
-                        <a:off x="4414131" y="1369372"/>
-                        <a:ext cx="366539" cy="146679"/>
+                      <a:xfrm flipH="1">
+                        <a:off x="4682610" y="1425825"/>
+                        <a:ext cx="95848" cy="153688"/>
+                      </a:xfrm>
+                      <a:prstGeom prst="line">
+                        <a:avLst/>
+                      </a:prstGeom>
+                      <a:ln w="3175" cap="flat" cmpd="sng" algn="ctr">
+                        <a:solidFill>
+                          <a:srgbClr val="2F5496"/>
+                        </a:solidFill>
+                        <a:prstDash val="solid"/>
+                        <a:tailEnd type="triangle" w="sm" len="sm"/>
+                      </a:ln>
+                    </wps:spPr>
+                    <wps:style>
+                      <a:lnRef idx="2">
+                        <a:schemeClr val="accent1"/>
+                      </a:lnRef>
+                      <a:fillRef idx="0">
+                        <a:schemeClr val="accent1"/>
+                      </a:fillRef>
+                      <a:effectRef idx="1">
+                        <a:schemeClr val="accent1"/>
+                      </a:effectRef>
+                      <a:fontRef idx="minor">
+                        <a:schemeClr val="tx1"/>
+                      </a:fontRef>
+                    </wps:style>
+                    <wps:bodyPr/>
+                  </wps:wsp>
+                  <wps:wsp>
+                    <wps:cNvPr id="187" name="ShapeFunctions--lean_right"/>
+                    <wps:cNvCnPr>
+                      <a:stCxn id="67" idx="2"/>
+                      <a:endCxn id="71" idx="0"/>
+                    </wps:cNvCnPr>
+                    <wps:spPr>
+                      <a:xfrm flipH="1">
+                        <a:off x="4774868" y="1472941"/>
+                        <a:ext cx="77181" cy="83014"/>
+                      </a:xfrm>
+                      <a:prstGeom prst="line">
+                        <a:avLst/>
+                      </a:prstGeom>
+                      <a:ln w="3175" cap="flat" cmpd="sng" algn="ctr">
+                        <a:solidFill>
+                          <a:srgbClr val="2F5496"/>
+                        </a:solidFill>
+                        <a:prstDash val="solid"/>
+                        <a:tailEnd type="triangle" w="sm" len="sm"/>
+                      </a:ln>
+                    </wps:spPr>
+                    <wps:style>
+                      <a:lnRef idx="2">
+                        <a:schemeClr val="accent1"/>
+                      </a:lnRef>
+                      <a:fillRef idx="0">
+                        <a:schemeClr val="accent1"/>
+                      </a:fillRef>
+                      <a:effectRef idx="1">
+                        <a:schemeClr val="accent1"/>
+                      </a:effectRef>
+                      <a:fontRef idx="minor">
+                        <a:schemeClr val="tx1"/>
+                      </a:fontRef>
+                    </wps:style>
+                    <wps:bodyPr/>
+                  </wps:wsp>
+                  <wps:wsp>
+                    <wps:cNvPr id="188" name="ShapeFunctions--lean_left"/>
+                    <wps:cNvCnPr>
+                      <a:stCxn id="67" idx="2"/>
+                      <a:endCxn id="72" idx="0"/>
+                    </wps:cNvCnPr>
+                    <wps:spPr>
+                      <a:xfrm>
+                        <a:off x="4852049" y="1472941"/>
+                        <a:ext cx="77181" cy="83014"/>
+                      </a:xfrm>
+                      <a:prstGeom prst="line">
+                        <a:avLst/>
+                      </a:prstGeom>
+                      <a:ln w="3175" cap="flat" cmpd="sng" algn="ctr">
+                        <a:solidFill>
+                          <a:srgbClr val="2F5496"/>
+                        </a:solidFill>
+                        <a:prstDash val="solid"/>
+                        <a:tailEnd type="triangle" w="sm" len="sm"/>
+                      </a:ln>
+                    </wps:spPr>
+                    <wps:style>
+                      <a:lnRef idx="2">
+                        <a:schemeClr val="accent1"/>
+                      </a:lnRef>
+                      <a:fillRef idx="0">
+                        <a:schemeClr val="accent1"/>
+                      </a:fillRef>
+                      <a:effectRef idx="1">
+                        <a:schemeClr val="accent1"/>
+                      </a:effectRef>
+                      <a:fontRef idx="minor">
+                        <a:schemeClr val="tx1"/>
+                      </a:fontRef>
+                    </wps:style>
+                    <wps:bodyPr/>
+                  </wps:wsp>
+                  <wps:wsp>
+                    <wps:cNvPr id="189" name="ShapeFunctions--insertPolygonShape"/>
+                    <wps:cNvCnPr>
+                      <a:stCxn id="67" idx="3"/>
+                      <a:endCxn id="73" idx="1"/>
+                    </wps:cNvCnPr>
+                    <wps:spPr>
+                      <a:xfrm>
+                        <a:off x="4925640" y="1425825"/>
+                        <a:ext cx="92617" cy="153688"/>
+                      </a:xfrm>
+                      <a:prstGeom prst="line">
+                        <a:avLst/>
+                      </a:prstGeom>
+                      <a:ln w="3175" cap="flat" cmpd="sng" algn="ctr">
+                        <a:solidFill>
+                          <a:srgbClr val="2F5496"/>
+                        </a:solidFill>
+                        <a:prstDash val="solid"/>
+                        <a:tailEnd type="triangle" w="sm" len="sm"/>
+                      </a:ln>
+                    </wps:spPr>
+                    <wps:style>
+                      <a:lnRef idx="2">
+                        <a:schemeClr val="accent1"/>
+                      </a:lnRef>
+                      <a:fillRef idx="0">
+                        <a:schemeClr val="accent1"/>
+                      </a:fillRef>
+                      <a:effectRef idx="1">
+                        <a:schemeClr val="accent1"/>
+                      </a:effectRef>
+                      <a:fontRef idx="minor">
+                        <a:schemeClr val="tx1"/>
+                      </a:fontRef>
+                    </wps:style>
+                    <wps:bodyPr/>
+                  </wps:wsp>
+                  <wps:wsp>
+                    <wps:cNvPr id="190" name="ShapeFunctions--intersectPolygon"/>
+                    <wps:cNvCnPr>
+                      <a:stCxn id="67" idx="3"/>
+                      <a:endCxn id="74" idx="1"/>
+                    </wps:cNvCnPr>
+                    <wps:spPr>
+                      <a:xfrm>
+                        <a:off x="4925640" y="1425825"/>
+                        <a:ext cx="382852" cy="153688"/>
                       </a:xfrm>
                       <a:custGeom>
                         <a:avLst/>
@@ -10028,15 +10798,15 @@
                         <a:cxnLst/>
                         <a:rect l="0" t="0" r="0" b="0"/>
                         <a:pathLst>
-                          <a:path w="366539" h="146679">
+                          <a:path w="382852" h="153688">
                             <a:moveTo>
-                              <a:pt x="366539" y="0"/>
+                              <a:pt x="0" y="0"/>
                             </a:moveTo>
                             <a:lnTo>
-                              <a:pt x="0" y="81737"/>
+                              <a:pt x="382852" y="88623"/>
                             </a:lnTo>
                             <a:lnTo>
-                              <a:pt x="55536" y="146679"/>
+                              <a:pt x="304056" y="153688"/>
                             </a:lnTo>
                           </a:path>
                         </a:pathLst>
@@ -10066,167 +10836,15 @@
                     <wps:bodyPr/>
                   </wps:wsp>
                   <wps:wsp>
-                    <wps:cNvPr id="186" name="ShapeFunctions--rect_left_inv_arrow"/>
-                    <wps:cNvCnPr>
-                      <a:stCxn id="67" idx="1"/>
-                      <a:endCxn id="70" idx="3"/>
-                    </wps:cNvCnPr>
-                    <wps:spPr>
-                      <a:xfrm flipH="1">
-                        <a:off x="4685005" y="1369372"/>
-                        <a:ext cx="95665" cy="146679"/>
-                      </a:xfrm>
-                      <a:prstGeom prst="line">
-                        <a:avLst/>
-                      </a:prstGeom>
-                      <a:ln w="3175" cap="flat" cmpd="sng" algn="ctr">
-                        <a:solidFill>
-                          <a:srgbClr val="2F5496"/>
-                        </a:solidFill>
-                        <a:prstDash val="solid"/>
-                        <a:tailEnd type="triangle" w="sm" len="sm"/>
-                      </a:ln>
-                    </wps:spPr>
-                    <wps:style>
-                      <a:lnRef idx="2">
-                        <a:schemeClr val="accent1"/>
-                      </a:lnRef>
-                      <a:fillRef idx="0">
-                        <a:schemeClr val="accent1"/>
-                      </a:fillRef>
-                      <a:effectRef idx="1">
-                        <a:schemeClr val="accent1"/>
-                      </a:effectRef>
-                      <a:fontRef idx="minor">
-                        <a:schemeClr val="tx1"/>
-                      </a:fontRef>
-                    </wps:style>
-                    <wps:bodyPr/>
-                  </wps:wsp>
-                  <wps:wsp>
-                    <wps:cNvPr id="187" name="ShapeFunctions--lean_right"/>
-                    <wps:cNvCnPr>
-                      <a:stCxn id="67" idx="2"/>
-                      <a:endCxn id="71" idx="0"/>
-                    </wps:cNvCnPr>
-                    <wps:spPr>
-                      <a:xfrm flipH="1">
-                        <a:off x="4777087" y="1416399"/>
-                        <a:ext cx="77035" cy="76138"/>
-                      </a:xfrm>
-                      <a:prstGeom prst="line">
-                        <a:avLst/>
-                      </a:prstGeom>
-                      <a:ln w="3175" cap="flat" cmpd="sng" algn="ctr">
-                        <a:solidFill>
-                          <a:srgbClr val="2F5496"/>
-                        </a:solidFill>
-                        <a:prstDash val="solid"/>
-                        <a:tailEnd type="triangle" w="sm" len="sm"/>
-                      </a:ln>
-                    </wps:spPr>
-                    <wps:style>
-                      <a:lnRef idx="2">
-                        <a:schemeClr val="accent1"/>
-                      </a:lnRef>
-                      <a:fillRef idx="0">
-                        <a:schemeClr val="accent1"/>
-                      </a:fillRef>
-                      <a:effectRef idx="1">
-                        <a:schemeClr val="accent1"/>
-                      </a:effectRef>
-                      <a:fontRef idx="minor">
-                        <a:schemeClr val="tx1"/>
-                      </a:fontRef>
-                    </wps:style>
-                    <wps:bodyPr/>
-                  </wps:wsp>
-                  <wps:wsp>
-                    <wps:cNvPr id="188" name="ShapeFunctions--lean_left"/>
-                    <wps:cNvCnPr>
-                      <a:stCxn id="67" idx="2"/>
-                      <a:endCxn id="72" idx="0"/>
-                    </wps:cNvCnPr>
-                    <wps:spPr>
-                      <a:xfrm>
-                        <a:off x="4854122" y="1416399"/>
-                        <a:ext cx="77034" cy="76138"/>
-                      </a:xfrm>
-                      <a:prstGeom prst="line">
-                        <a:avLst/>
-                      </a:prstGeom>
-                      <a:ln w="3175" cap="flat" cmpd="sng" algn="ctr">
-                        <a:solidFill>
-                          <a:srgbClr val="2F5496"/>
-                        </a:solidFill>
-                        <a:prstDash val="solid"/>
-                        <a:tailEnd type="triangle" w="sm" len="sm"/>
-                      </a:ln>
-                    </wps:spPr>
-                    <wps:style>
-                      <a:lnRef idx="2">
-                        <a:schemeClr val="accent1"/>
-                      </a:lnRef>
-                      <a:fillRef idx="0">
-                        <a:schemeClr val="accent1"/>
-                      </a:fillRef>
-                      <a:effectRef idx="1">
-                        <a:schemeClr val="accent1"/>
-                      </a:effectRef>
-                      <a:fontRef idx="minor">
-                        <a:schemeClr val="tx1"/>
-                      </a:fontRef>
-                    </wps:style>
-                    <wps:bodyPr/>
-                  </wps:wsp>
-                  <wps:wsp>
-                    <wps:cNvPr id="189" name="ShapeFunctions--insertPolygonShape"/>
+                    <wps:cNvPr id="191" name="ShapeFunctions--intersectRect"/>
                     <wps:cNvCnPr>
                       <a:stCxn id="67" idx="3"/>
-                      <a:endCxn id="73" idx="1"/>
+                      <a:endCxn id="75" idx="1"/>
                     </wps:cNvCnPr>
                     <wps:spPr>
                       <a:xfrm>
-                        <a:off x="4927573" y="1369372"/>
-                        <a:ext cx="92441" cy="146679"/>
-                      </a:xfrm>
-                      <a:prstGeom prst="line">
-                        <a:avLst/>
-                      </a:prstGeom>
-                      <a:ln w="3175" cap="flat" cmpd="sng" algn="ctr">
-                        <a:solidFill>
-                          <a:srgbClr val="2F5496"/>
-                        </a:solidFill>
-                        <a:prstDash val="solid"/>
-                        <a:tailEnd type="triangle" w="sm" len="sm"/>
-                      </a:ln>
-                    </wps:spPr>
-                    <wps:style>
-                      <a:lnRef idx="2">
-                        <a:schemeClr val="accent1"/>
-                      </a:lnRef>
-                      <a:fillRef idx="0">
-                        <a:schemeClr val="accent1"/>
-                      </a:fillRef>
-                      <a:effectRef idx="1">
-                        <a:schemeClr val="accent1"/>
-                      </a:effectRef>
-                      <a:fontRef idx="minor">
-                        <a:schemeClr val="tx1"/>
-                      </a:fontRef>
-                    </wps:style>
-                    <wps:bodyPr/>
-                  </wps:wsp>
-                  <wps:wsp>
-                    <wps:cNvPr id="190" name="ShapeFunctions--intersectPolygon"/>
-                    <wps:cNvCnPr>
-                      <a:stCxn id="67" idx="3"/>
-                      <a:endCxn id="74" idx="1"/>
-                    </wps:cNvCnPr>
-                    <wps:spPr>
-                      <a:xfrm>
-                        <a:off x="4927573" y="1369372"/>
-                        <a:ext cx="382125" cy="146679"/>
+                        <a:off x="4925640" y="1425825"/>
+                        <a:ext cx="557676" cy="153688"/>
                       </a:xfrm>
                       <a:custGeom>
                         <a:avLst/>
@@ -10235,15 +10853,15 @@
                         <a:cxnLst/>
                         <a:rect l="0" t="0" r="0" b="0"/>
                         <a:pathLst>
-                          <a:path w="382125" h="146679">
+                          <a:path w="557676" h="153688">
                             <a:moveTo>
                               <a:pt x="0" y="0"/>
                             </a:moveTo>
                             <a:lnTo>
-                              <a:pt x="382125" y="81737"/>
+                              <a:pt x="557676" y="88623"/>
                             </a:lnTo>
                             <a:lnTo>
-                              <a:pt x="303479" y="146679"/>
+                              <a:pt x="488572" y="153688"/>
                             </a:lnTo>
                           </a:path>
                         </a:pathLst>
@@ -10273,15 +10891,433 @@
                     <wps:bodyPr/>
                   </wps:wsp>
                   <wps:wsp>
-                    <wps:cNvPr id="191" name="ShapeFunctions--intersectRect"/>
+                    <wps:cNvPr id="192" name="Styles--stylesTS"/>
                     <wps:cNvCnPr>
-                      <a:stCxn id="67" idx="3"/>
-                      <a:endCxn id="75" idx="1"/>
+                      <a:stCxn id="13" idx="2"/>
+                      <a:endCxn id="76" idx="0"/>
                     </wps:cNvCnPr>
                     <wps:spPr>
                       <a:xfrm>
-                        <a:off x="4927573" y="1369372"/>
-                        <a:ext cx="556617" cy="146679"/>
+                        <a:off x="4840274" y="390391"/>
+                        <a:ext cx="0" cy="49360"/>
+                      </a:xfrm>
+                      <a:prstGeom prst="line">
+                        <a:avLst/>
+                      </a:prstGeom>
+                      <a:ln w="3175" cap="flat" cmpd="sng" algn="ctr">
+                        <a:solidFill>
+                          <a:srgbClr val="2F5496"/>
+                        </a:solidFill>
+                        <a:prstDash val="solid"/>
+                        <a:tailEnd type="triangle" w="sm" len="sm"/>
+                      </a:ln>
+                    </wps:spPr>
+                    <wps:style>
+                      <a:lnRef idx="2">
+                        <a:schemeClr val="accent1"/>
+                      </a:lnRef>
+                      <a:fillRef idx="0">
+                        <a:schemeClr val="accent1"/>
+                      </a:fillRef>
+                      <a:effectRef idx="1">
+                        <a:schemeClr val="accent1"/>
+                      </a:effectRef>
+                      <a:fontRef idx="minor">
+                        <a:schemeClr val="tx1"/>
+                      </a:fontRef>
+                    </wps:style>
+                    <wps:bodyPr/>
+                  </wps:wsp>
+                  <wps:wsp>
+                    <wps:cNvPr id="193" name="stylesTS--StyleOptions"/>
+                    <wps:cNvCnPr>
+                      <a:stCxn id="76" idx="2"/>
+                      <a:endCxn id="77" idx="0"/>
+                    </wps:cNvCnPr>
+                    <wps:spPr>
+                      <a:xfrm>
+                        <a:off x="4840274" y="486867"/>
+                        <a:ext cx="0" cy="49360"/>
+                      </a:xfrm>
+                      <a:prstGeom prst="line">
+                        <a:avLst/>
+                      </a:prstGeom>
+                      <a:ln w="3175" cap="flat" cmpd="sng" algn="ctr">
+                        <a:solidFill>
+                          <a:srgbClr val="2F5496"/>
+                        </a:solidFill>
+                        <a:prstDash val="solid"/>
+                        <a:tailEnd type="triangle" w="sm" len="sm"/>
+                      </a:ln>
+                    </wps:spPr>
+                    <wps:style>
+                      <a:lnRef idx="2">
+                        <a:schemeClr val="accent1"/>
+                      </a:lnRef>
+                      <a:fillRef idx="0">
+                        <a:schemeClr val="accent1"/>
+                      </a:fillRef>
+                      <a:effectRef idx="1">
+                        <a:schemeClr val="accent1"/>
+                      </a:effectRef>
+                      <a:fontRef idx="minor">
+                        <a:schemeClr val="tx1"/>
+                      </a:fontRef>
+                    </wps:style>
+                    <wps:bodyPr/>
+                  </wps:wsp>
+                  <wps:wsp>
+                    <wps:cNvPr id="194" name="StyleOptions--GenerateCSS"/>
+                    <wps:cNvCnPr>
+                      <a:stCxn id="77" idx="2"/>
+                      <a:endCxn id="78" idx="0"/>
+                    </wps:cNvCnPr>
+                    <wps:spPr>
+                      <a:xfrm>
+                        <a:off x="4840274" y="664113"/>
+                        <a:ext cx="0" cy="42629"/>
+                      </a:xfrm>
+                      <a:prstGeom prst="line">
+                        <a:avLst/>
+                      </a:prstGeom>
+                      <a:ln w="3175" cap="flat" cmpd="sng" algn="ctr">
+                        <a:solidFill>
+                          <a:srgbClr val="2F5496"/>
+                        </a:solidFill>
+                        <a:prstDash val="solid"/>
+                        <a:tailEnd type="triangle" w="sm" len="sm"/>
+                      </a:ln>
+                    </wps:spPr>
+                    <wps:style>
+                      <a:lnRef idx="2">
+                        <a:schemeClr val="accent1"/>
+                      </a:lnRef>
+                      <a:fillRef idx="0">
+                        <a:schemeClr val="accent1"/>
+                      </a:fillRef>
+                      <a:effectRef idx="1">
+                        <a:schemeClr val="accent1"/>
+                      </a:effectRef>
+                      <a:fontRef idx="minor">
+                        <a:schemeClr val="tx1"/>
+                      </a:fontRef>
+                    </wps:style>
+                    <wps:bodyPr/>
+                  </wps:wsp>
+                  <wps:wsp>
+                    <wps:cNvPr id="195" name="GenerateCSS--GetIconStyles"/>
+                    <wps:cNvCnPr>
+                      <a:stCxn id="78" idx="2"/>
+                      <a:endCxn id="79" idx="0"/>
+                    </wps:cNvCnPr>
+                    <wps:spPr>
+                      <a:xfrm>
+                        <a:off x="4840274" y="848091"/>
+                        <a:ext cx="0" cy="89745"/>
+                      </a:xfrm>
+                      <a:prstGeom prst="line">
+                        <a:avLst/>
+                      </a:prstGeom>
+                      <a:ln w="3175" cap="flat" cmpd="sng" algn="ctr">
+                        <a:solidFill>
+                          <a:srgbClr val="2F5496"/>
+                        </a:solidFill>
+                        <a:prstDash val="solid"/>
+                        <a:tailEnd type="triangle" w="sm" len="sm"/>
+                      </a:ln>
+                    </wps:spPr>
+                    <wps:style>
+                      <a:lnRef idx="2">
+                        <a:schemeClr val="accent1"/>
+                      </a:lnRef>
+                      <a:fillRef idx="0">
+                        <a:schemeClr val="accent1"/>
+                      </a:fillRef>
+                      <a:effectRef idx="1">
+                        <a:schemeClr val="accent1"/>
+                      </a:effectRef>
+                      <a:fontRef idx="minor">
+                        <a:schemeClr val="tx1"/>
+                      </a:fontRef>
+                    </wps:style>
+                    <wps:bodyPr/>
+                  </wps:wsp>
+                  <wps:wsp>
+                    <wps:cNvPr id="196" name="Parser--TypeSystem"/>
+                    <wps:cNvCnPr>
+                      <a:stCxn id="10" idx="2"/>
+                      <a:endCxn id="80" idx="0"/>
+                    </wps:cNvCnPr>
+                    <wps:spPr>
+                      <a:xfrm>
+                        <a:off x="1014299" y="390391"/>
+                        <a:ext cx="71257" cy="42629"/>
+                      </a:xfrm>
+                      <a:prstGeom prst="line">
+                        <a:avLst/>
+                      </a:prstGeom>
+                      <a:ln w="3175" cap="flat" cmpd="sng" algn="ctr">
+                        <a:solidFill>
+                          <a:srgbClr val="2F5496"/>
+                        </a:solidFill>
+                        <a:prstDash val="solid"/>
+                        <a:tailEnd type="triangle" w="sm" len="sm"/>
+                      </a:ln>
+                    </wps:spPr>
+                    <wps:style>
+                      <a:lnRef idx="2">
+                        <a:schemeClr val="accent1"/>
+                      </a:lnRef>
+                      <a:fillRef idx="0">
+                        <a:schemeClr val="accent1"/>
+                      </a:fillRef>
+                      <a:effectRef idx="1">
+                        <a:schemeClr val="accent1"/>
+                      </a:effectRef>
+                      <a:fontRef idx="minor">
+                        <a:schemeClr val="tx1"/>
+                      </a:fontRef>
+                    </wps:style>
+                    <wps:bodyPr/>
+                  </wps:wsp>
+                  <wps:wsp>
+                    <wps:cNvPr id="197" name="TypeSystem--FlowVertex"/>
+                    <wps:cNvCnPr>
+                      <a:stCxn id="80" idx="1"/>
+                      <a:endCxn id="81" idx="3"/>
+                    </wps:cNvCnPr>
+                    <wps:spPr>
+                      <a:xfrm flipH="1">
+                        <a:off x="921861" y="463309"/>
+                        <a:ext cx="120438" cy="136861"/>
+                      </a:xfrm>
+                      <a:prstGeom prst="line">
+                        <a:avLst/>
+                      </a:prstGeom>
+                      <a:ln w="3175" cap="flat" cmpd="sng" algn="ctr">
+                        <a:solidFill>
+                          <a:srgbClr val="2F5496"/>
+                        </a:solidFill>
+                        <a:prstDash val="solid"/>
+                        <a:tailEnd type="triangle" w="sm" len="sm"/>
+                      </a:ln>
+                    </wps:spPr>
+                    <wps:style>
+                      <a:lnRef idx="2">
+                        <a:schemeClr val="accent1"/>
+                      </a:lnRef>
+                      <a:fillRef idx="0">
+                        <a:schemeClr val="accent1"/>
+                      </a:fillRef>
+                      <a:effectRef idx="1">
+                        <a:schemeClr val="accent1"/>
+                      </a:effectRef>
+                      <a:fontRef idx="minor">
+                        <a:schemeClr val="tx1"/>
+                      </a:fontRef>
+                    </wps:style>
+                    <wps:bodyPr/>
+                  </wps:wsp>
+                  <wps:wsp>
+                    <wps:cNvPr id="198" name="TypeSystem--FlowEdge"/>
+                    <wps:cNvCnPr>
+                      <a:stCxn id="80" idx="2"/>
+                      <a:endCxn id="82" idx="0"/>
+                    </wps:cNvCnPr>
+                    <wps:spPr>
+                      <a:xfrm flipH="1">
+                        <a:off x="985042" y="493598"/>
+                        <a:ext cx="100514" cy="83014"/>
+                      </a:xfrm>
+                      <a:prstGeom prst="line">
+                        <a:avLst/>
+                      </a:prstGeom>
+                      <a:ln w="3175" cap="flat" cmpd="sng" algn="ctr">
+                        <a:solidFill>
+                          <a:srgbClr val="2F5496"/>
+                        </a:solidFill>
+                        <a:prstDash val="solid"/>
+                        <a:tailEnd type="triangle" w="sm" len="sm"/>
+                      </a:ln>
+                    </wps:spPr>
+                    <wps:style>
+                      <a:lnRef idx="2">
+                        <a:schemeClr val="accent1"/>
+                      </a:lnRef>
+                      <a:fillRef idx="0">
+                        <a:schemeClr val="accent1"/>
+                      </a:fillRef>
+                      <a:effectRef idx="1">
+                        <a:schemeClr val="accent1"/>
+                      </a:effectRef>
+                      <a:fontRef idx="minor">
+                        <a:schemeClr val="tx1"/>
+                      </a:fontRef>
+                    </wps:style>
+                    <wps:bodyPr/>
+                  </wps:wsp>
+                  <wps:wsp>
+                    <wps:cNvPr id="199" name="TypeSystem--FlowClass"/>
+                    <wps:cNvCnPr>
+                      <a:stCxn id="80" idx="2"/>
+                      <a:endCxn id="83" idx="0"/>
+                    </wps:cNvCnPr>
+                    <wps:spPr>
+                      <a:xfrm>
+                        <a:off x="1085556" y="493598"/>
+                        <a:ext cx="0" cy="83014"/>
+                      </a:xfrm>
+                      <a:prstGeom prst="line">
+                        <a:avLst/>
+                      </a:prstGeom>
+                      <a:ln w="3175" cap="flat" cmpd="sng" algn="ctr">
+                        <a:solidFill>
+                          <a:srgbClr val="2F5496"/>
+                        </a:solidFill>
+                        <a:prstDash val="solid"/>
+                        <a:tailEnd type="triangle" w="sm" len="sm"/>
+                      </a:ln>
+                    </wps:spPr>
+                    <wps:style>
+                      <a:lnRef idx="2">
+                        <a:schemeClr val="accent1"/>
+                      </a:lnRef>
+                      <a:fillRef idx="0">
+                        <a:schemeClr val="accent1"/>
+                      </a:fillRef>
+                      <a:effectRef idx="1">
+                        <a:schemeClr val="accent1"/>
+                      </a:effectRef>
+                      <a:fontRef idx="minor">
+                        <a:schemeClr val="tx1"/>
+                      </a:fontRef>
+                    </wps:style>
+                    <wps:bodyPr/>
+                  </wps:wsp>
+                  <wps:wsp>
+                    <wps:cNvPr id="200" name="TypeSystem--FlowSubGraph"/>
+                    <wps:cNvCnPr>
+                      <a:stCxn id="80" idx="2"/>
+                      <a:endCxn id="84" idx="0"/>
+                    </wps:cNvCnPr>
+                    <wps:spPr>
+                      <a:xfrm>
+                        <a:off x="1085556" y="493598"/>
+                        <a:ext cx="111823" cy="83014"/>
+                      </a:xfrm>
+                      <a:prstGeom prst="line">
+                        <a:avLst/>
+                      </a:prstGeom>
+                      <a:ln w="3175" cap="flat" cmpd="sng" algn="ctr">
+                        <a:solidFill>
+                          <a:srgbClr val="2F5496"/>
+                        </a:solidFill>
+                        <a:prstDash val="solid"/>
+                        <a:tailEnd type="triangle" w="sm" len="sm"/>
+                      </a:ln>
+                    </wps:spPr>
+                    <wps:style>
+                      <a:lnRef idx="2">
+                        <a:schemeClr val="accent1"/>
+                      </a:lnRef>
+                      <a:fillRef idx="0">
+                        <a:schemeClr val="accent1"/>
+                      </a:fillRef>
+                      <a:effectRef idx="1">
+                        <a:schemeClr val="accent1"/>
+                      </a:effectRef>
+                      <a:fontRef idx="minor">
+                        <a:schemeClr val="tx1"/>
+                      </a:fontRef>
+                    </wps:style>
+                    <wps:bodyPr/>
+                  </wps:wsp>
+                  <wps:wsp>
+                    <wps:cNvPr id="201" name="TypeSystem--FlowVertexTypeParam"/>
+                    <wps:cNvCnPr>
+                      <a:stCxn id="80" idx="3"/>
+                      <a:endCxn id="85" idx="1"/>
+                    </wps:cNvCnPr>
+                    <wps:spPr>
+                      <a:xfrm>
+                        <a:off x="1128813" y="463309"/>
+                        <a:ext cx="143054" cy="136861"/>
+                      </a:xfrm>
+                      <a:prstGeom prst="line">
+                        <a:avLst/>
+                      </a:prstGeom>
+                      <a:ln w="3175" cap="flat" cmpd="sng" algn="ctr">
+                        <a:solidFill>
+                          <a:srgbClr val="2F5496"/>
+                        </a:solidFill>
+                        <a:prstDash val="solid"/>
+                        <a:tailEnd type="triangle" w="sm" len="sm"/>
+                      </a:ln>
+                    </wps:spPr>
+                    <wps:style>
+                      <a:lnRef idx="2">
+                        <a:schemeClr val="accent1"/>
+                      </a:lnRef>
+                      <a:fillRef idx="0">
+                        <a:schemeClr val="accent1"/>
+                      </a:fillRef>
+                      <a:effectRef idx="1">
+                        <a:schemeClr val="accent1"/>
+                      </a:effectRef>
+                      <a:fontRef idx="minor">
+                        <a:schemeClr val="tx1"/>
+                      </a:fontRef>
+                    </wps:style>
+                    <wps:bodyPr/>
+                  </wps:wsp>
+                  <wps:wsp>
+                    <wps:cNvPr id="202" name="DBMethods--UtilityFunctions"/>
+                    <wps:cNvCnPr>
+                      <a:stCxn id="26" idx="3"/>
+                      <a:endCxn id="86" idx="1"/>
+                    </wps:cNvCnPr>
+                    <wps:spPr>
+                      <a:xfrm>
+                        <a:off x="1550615" y="777417"/>
+                        <a:ext cx="1348150" cy="177246"/>
+                      </a:xfrm>
+                      <a:prstGeom prst="line">
+                        <a:avLst/>
+                      </a:prstGeom>
+                      <a:ln w="3175" cap="flat" cmpd="sng" algn="ctr">
+                        <a:solidFill>
+                          <a:srgbClr val="2F5496"/>
+                        </a:solidFill>
+                        <a:prstDash val="solid"/>
+                        <a:tailEnd type="triangle" w="sm" len="sm"/>
+                      </a:ln>
+                    </wps:spPr>
+                    <wps:style>
+                      <a:lnRef idx="2">
+                        <a:schemeClr val="accent1"/>
+                      </a:lnRef>
+                      <a:fillRef idx="0">
+                        <a:schemeClr val="accent1"/>
+                      </a:fillRef>
+                      <a:effectRef idx="1">
+                        <a:schemeClr val="accent1"/>
+                      </a:effectRef>
+                      <a:fontRef idx="minor">
+                        <a:schemeClr val="tx1"/>
+                      </a:fontRef>
+                    </wps:style>
+                    <wps:bodyPr/>
+                  </wps:wsp>
+                  <wps:wsp>
+                    <wps:cNvPr id="203" name="UtilityFunctions--lookUpDomId"/>
+                    <wps:cNvCnPr>
+                      <a:stCxn id="86" idx="1"/>
+                      <a:endCxn id="87" idx="3"/>
+                    </wps:cNvCnPr>
+                    <wps:spPr>
+                      <a:xfrm>
+                        <a:off x="2493477" y="954663"/>
+                        <a:ext cx="405288" cy="150323"/>
                       </a:xfrm>
                       <a:custGeom>
                         <a:avLst/>
@@ -10290,15 +11326,15 @@
                         <a:cxnLst/>
                         <a:rect l="0" t="0" r="0" b="0"/>
                         <a:pathLst>
-                          <a:path w="556617" h="146679">
+                          <a:path w="405288" h="150323">
                             <a:moveTo>
-                              <a:pt x="0" y="0"/>
+                              <a:pt x="405288" y="0"/>
                             </a:moveTo>
                             <a:lnTo>
-                              <a:pt x="556617" y="81737"/>
+                              <a:pt x="0" y="81892"/>
                             </a:lnTo>
                             <a:lnTo>
-                              <a:pt x="487644" y="146679"/>
+                              <a:pt x="57257" y="150323"/>
                             </a:lnTo>
                           </a:path>
                         </a:pathLst>
@@ -10328,15 +11364,15 @@
                     <wps:bodyPr/>
                   </wps:wsp>
                   <wps:wsp>
-                    <wps:cNvPr id="192" name="Styles--stylesTS"/>
+                    <wps:cNvPr id="204" name="UtilityFunctions--getClasses"/>
                     <wps:cNvCnPr>
-                      <a:stCxn id="13" idx="2"/>
-                      <a:endCxn id="76" idx="0"/>
+                      <a:stCxn id="86" idx="1"/>
+                      <a:endCxn id="88" idx="3"/>
                     </wps:cNvCnPr>
                     <wps:spPr>
-                      <a:xfrm>
-                        <a:off x="4842369" y="389650"/>
-                        <a:ext cx="0" cy="49266"/>
+                      <a:xfrm flipH="1">
+                        <a:off x="2670634" y="954663"/>
+                        <a:ext cx="228131" cy="150323"/>
                       </a:xfrm>
                       <a:prstGeom prst="line">
                         <a:avLst/>
@@ -10366,15 +11402,15 @@
                     <wps:bodyPr/>
                   </wps:wsp>
                   <wps:wsp>
-                    <wps:cNvPr id="193" name="stylesTS--StyleOptions"/>
+                    <wps:cNvPr id="205" name="UtilityFunctions--getDirection"/>
                     <wps:cNvCnPr>
-                      <a:stCxn id="76" idx="2"/>
-                      <a:endCxn id="77" idx="0"/>
+                      <a:stCxn id="86" idx="1"/>
+                      <a:endCxn id="89" idx="3"/>
                     </wps:cNvCnPr>
                     <wps:spPr>
-                      <a:xfrm>
-                        <a:off x="4842369" y="485942"/>
-                        <a:ext cx="0" cy="49266"/>
+                      <a:xfrm flipH="1">
+                        <a:off x="2803456" y="954663"/>
+                        <a:ext cx="95309" cy="150323"/>
                       </a:xfrm>
                       <a:prstGeom prst="line">
                         <a:avLst/>
@@ -10404,15 +11440,15 @@
                     <wps:bodyPr/>
                   </wps:wsp>
                   <wps:wsp>
-                    <wps:cNvPr id="194" name="StyleOptions--GenerateCSS"/>
+                    <wps:cNvPr id="206" name="UtilityFunctions--getVertices"/>
                     <wps:cNvCnPr>
-                      <a:stCxn id="77" idx="2"/>
-                      <a:endCxn id="78" idx="0"/>
+                      <a:stCxn id="86" idx="2"/>
+                      <a:endCxn id="90" idx="0"/>
                     </wps:cNvCnPr>
                     <wps:spPr>
-                      <a:xfrm>
-                        <a:off x="4842369" y="662852"/>
-                        <a:ext cx="0" cy="42548"/>
+                      <a:xfrm flipH="1">
+                        <a:off x="2880098" y="1001779"/>
+                        <a:ext cx="92258" cy="86380"/>
                       </a:xfrm>
                       <a:prstGeom prst="line">
                         <a:avLst/>
@@ -10442,15 +11478,15 @@
                     <wps:bodyPr/>
                   </wps:wsp>
                   <wps:wsp>
-                    <wps:cNvPr id="195" name="GenerateCSS--GetIconStyles"/>
+                    <wps:cNvPr id="207" name="UtilityFunctions--getEdges"/>
                     <wps:cNvCnPr>
-                      <a:stCxn id="78" idx="2"/>
-                      <a:endCxn id="79" idx="0"/>
+                      <a:stCxn id="86" idx="2"/>
+                      <a:endCxn id="91" idx="0"/>
                     </wps:cNvCnPr>
                     <wps:spPr>
                       <a:xfrm>
-                        <a:off x="4842369" y="833044"/>
-                        <a:ext cx="0" cy="82857"/>
+                        <a:off x="2972356" y="1001779"/>
+                        <a:ext cx="24411" cy="86380"/>
                       </a:xfrm>
                       <a:prstGeom prst="line">
                         <a:avLst/>
@@ -10480,15 +11516,15 @@
                     <wps:bodyPr/>
                   </wps:wsp>
                   <wps:wsp>
-                    <wps:cNvPr id="196" name="Parser--TypeSystem"/>
+                    <wps:cNvPr id="208" name="UtilityFunctions--getSubGraphs"/>
                     <wps:cNvCnPr>
-                      <a:stCxn id="10" idx="2"/>
-                      <a:endCxn id="80" idx="0"/>
+                      <a:stCxn id="86" idx="2"/>
+                      <a:endCxn id="92" idx="0"/>
                     </wps:cNvCnPr>
                     <wps:spPr>
                       <a:xfrm>
-                        <a:off x="1021240" y="389650"/>
-                        <a:ext cx="73541" cy="49266"/>
+                        <a:off x="2972356" y="1001779"/>
+                        <a:ext cx="144849" cy="86380"/>
                       </a:xfrm>
                       <a:prstGeom prst="line">
                         <a:avLst/>
@@ -10518,15 +11554,91 @@
                     <wps:bodyPr/>
                   </wps:wsp>
                   <wps:wsp>
-                    <wps:cNvPr id="197" name="TypeSystem--FlowVertex"/>
+                    <wps:cNvPr id="209" name="UtilityFunctions--clear"/>
                     <wps:cNvCnPr>
-                      <a:stCxn id="80" idx="1"/>
-                      <a:endCxn id="81" idx="3"/>
+                      <a:stCxn id="86" idx="3"/>
+                      <a:endCxn id="93" idx="1"/>
                     </wps:cNvCnPr>
                     <wps:spPr>
+                      <a:xfrm>
+                        <a:off x="3045947" y="954663"/>
+                        <a:ext cx="151670" cy="150323"/>
+                      </a:xfrm>
+                      <a:prstGeom prst="line">
+                        <a:avLst/>
+                      </a:prstGeom>
+                      <a:ln w="3175" cap="flat" cmpd="sng" algn="ctr">
+                        <a:solidFill>
+                          <a:srgbClr val="2F5496"/>
+                        </a:solidFill>
+                        <a:prstDash val="solid"/>
+                        <a:tailEnd type="triangle" w="sm" len="sm"/>
+                      </a:ln>
+                    </wps:spPr>
+                    <wps:style>
+                      <a:lnRef idx="2">
+                        <a:schemeClr val="accent1"/>
+                      </a:lnRef>
+                      <a:fillRef idx="0">
+                        <a:schemeClr val="accent1"/>
+                      </a:fillRef>
+                      <a:effectRef idx="1">
+                        <a:schemeClr val="accent1"/>
+                      </a:effectRef>
+                      <a:fontRef idx="minor">
+                        <a:schemeClr val="tx1"/>
+                      </a:fontRef>
+                    </wps:style>
+                    <wps:bodyPr/>
+                  </wps:wsp>
+                  <wps:wsp>
+                    <wps:cNvPr id="210" name="UtilityFunctions--defaultConfig"/>
+                    <wps:cNvCnPr>
+                      <a:stCxn id="86" idx="3"/>
+                      <a:endCxn id="94" idx="1"/>
+                    </wps:cNvCnPr>
+                    <wps:spPr>
+                      <a:xfrm>
+                        <a:off x="3045947" y="954663"/>
+                        <a:ext cx="238184" cy="150323"/>
+                      </a:xfrm>
+                      <a:prstGeom prst="line">
+                        <a:avLst/>
+                      </a:prstGeom>
+                      <a:ln w="3175" cap="flat" cmpd="sng" algn="ctr">
+                        <a:solidFill>
+                          <a:srgbClr val="2F5496"/>
+                        </a:solidFill>
+                        <a:prstDash val="solid"/>
+                        <a:tailEnd type="triangle" w="sm" len="sm"/>
+                      </a:ln>
+                    </wps:spPr>
+                    <wps:style>
+                      <a:lnRef idx="2">
+                        <a:schemeClr val="accent1"/>
+                      </a:lnRef>
+                      <a:fillRef idx="0">
+                        <a:schemeClr val="accent1"/>
+                      </a:fillRef>
+                      <a:effectRef idx="1">
+                        <a:schemeClr val="accent1"/>
+                      </a:effectRef>
+                      <a:fontRef idx="minor">
+                        <a:schemeClr val="tx1"/>
+                      </a:fontRef>
+                    </wps:style>
+                    <wps:bodyPr/>
+                  </wps:wsp>
+                  <wps:wsp>
+                    <wps:cNvPr id="211" name="ProcessLinks--EventHandling"/>
+                    <wps:cNvCnPr>
+                      <a:stCxn id="65" idx="2"/>
+                      <a:endCxn id="95" idx="0"/>
+                    </wps:cNvCnPr>
+                    <wps:spPr>
                       <a:xfrm flipH="1">
-                        <a:off x="931397" y="462429"/>
-                        <a:ext cx="115372" cy="136601"/>
+                        <a:off x="4016343" y="1483037"/>
+                        <a:ext cx="65424" cy="49360"/>
                       </a:xfrm>
                       <a:prstGeom prst="line">
                         <a:avLst/>
@@ -10556,15 +11668,15 @@
                     <wps:bodyPr/>
                   </wps:wsp>
                   <wps:wsp>
-                    <wps:cNvPr id="198" name="TypeSystem--FlowEdge"/>
+                    <wps:cNvPr id="212" name="EventHandling--setupToolTips"/>
                     <wps:cNvCnPr>
-                      <a:stCxn id="80" idx="2"/>
-                      <a:endCxn id="82" idx="0"/>
+                      <a:stCxn id="95" idx="1"/>
+                      <a:endCxn id="96" idx="3"/>
                     </wps:cNvCnPr>
                     <wps:spPr>
                       <a:xfrm flipH="1">
-                        <a:off x="994458" y="485942"/>
-                        <a:ext cx="100323" cy="89575"/>
+                        <a:off x="3910623" y="1579513"/>
+                        <a:ext cx="38590" cy="106572"/>
                       </a:xfrm>
                       <a:prstGeom prst="line">
                         <a:avLst/>
@@ -10594,15 +11706,15 @@
                     <wps:bodyPr/>
                   </wps:wsp>
                   <wps:wsp>
-                    <wps:cNvPr id="199" name="TypeSystem--FlowClass"/>
+                    <wps:cNvPr id="213" name="EventHandling--bindFunctions"/>
                     <wps:cNvCnPr>
-                      <a:stCxn id="80" idx="2"/>
-                      <a:endCxn id="83" idx="0"/>
+                      <a:stCxn id="95" idx="2"/>
+                      <a:endCxn id="97" idx="0"/>
                     </wps:cNvCnPr>
                     <wps:spPr>
                       <a:xfrm>
-                        <a:off x="1094781" y="485942"/>
-                        <a:ext cx="0" cy="89575"/>
+                        <a:off x="4016343" y="1626629"/>
+                        <a:ext cx="0" cy="42629"/>
                       </a:xfrm>
                       <a:prstGeom prst="line">
                         <a:avLst/>
@@ -10632,15 +11744,15 @@
                     <wps:bodyPr/>
                   </wps:wsp>
                   <wps:wsp>
-                    <wps:cNvPr id="200" name="TypeSystem--FlowSubGraph"/>
+                    <wps:cNvPr id="214" name="EventHandling--runFunc"/>
                     <wps:cNvCnPr>
-                      <a:stCxn id="80" idx="2"/>
-                      <a:endCxn id="84" idx="0"/>
+                      <a:stCxn id="95" idx="3"/>
+                      <a:endCxn id="98" idx="1"/>
                     </wps:cNvCnPr>
                     <wps:spPr>
                       <a:xfrm>
-                        <a:off x="1094781" y="485942"/>
-                        <a:ext cx="111610" cy="89575"/>
+                        <a:off x="4083472" y="1579513"/>
+                        <a:ext cx="38590" cy="106572"/>
                       </a:xfrm>
                       <a:prstGeom prst="line">
                         <a:avLst/>
@@ -10670,53 +11782,15 @@
                     <wps:bodyPr/>
                   </wps:wsp>
                   <wps:wsp>
-                    <wps:cNvPr id="201" name="TypeSystem--FlowVertexTypeParam"/>
-                    <wps:cNvCnPr>
-                      <a:stCxn id="80" idx="3"/>
-                      <a:endCxn id="85" idx="1"/>
-                    </wps:cNvCnPr>
-                    <wps:spPr>
-                      <a:xfrm>
-                        <a:off x="1142793" y="462429"/>
-                        <a:ext cx="137945" cy="136601"/>
-                      </a:xfrm>
-                      <a:prstGeom prst="line">
-                        <a:avLst/>
-                      </a:prstGeom>
-                      <a:ln w="3175" cap="flat" cmpd="sng" algn="ctr">
-                        <a:solidFill>
-                          <a:srgbClr val="2F5496"/>
-                        </a:solidFill>
-                        <a:prstDash val="solid"/>
-                        <a:tailEnd type="triangle" w="sm" len="sm"/>
-                      </a:ln>
-                    </wps:spPr>
-                    <wps:style>
-                      <a:lnRef idx="2">
-                        <a:schemeClr val="accent1"/>
-                      </a:lnRef>
-                      <a:fillRef idx="0">
-                        <a:schemeClr val="accent1"/>
-                      </a:fillRef>
-                      <a:effectRef idx="1">
-                        <a:schemeClr val="accent1"/>
-                      </a:effectRef>
-                      <a:fontRef idx="minor">
-                        <a:schemeClr val="tx1"/>
-                      </a:fontRef>
-                    </wps:style>
-                    <wps:bodyPr/>
-                  </wps:wsp>
-                  <wps:wsp>
-                    <wps:cNvPr id="202" name="DBMethods--UtilityFunctions"/>
+                    <wps:cNvPr id="215" name="DBMethods--CommonDB"/>
                     <wps:cNvCnPr>
                       <a:stCxn id="26" idx="3"/>
-                      <a:endCxn id="86" idx="1"/>
+                      <a:endCxn id="99" idx="1"/>
                     </wps:cNvCnPr>
                     <wps:spPr>
                       <a:xfrm>
-                        <a:off x="1558957" y="769222"/>
-                        <a:ext cx="1345590" cy="163474"/>
+                        <a:off x="1550615" y="777417"/>
+                        <a:ext cx="2340551" cy="177246"/>
                       </a:xfrm>
                       <a:prstGeom prst="line">
                         <a:avLst/>
@@ -10746,15 +11820,15 @@
                     <wps:bodyPr/>
                   </wps:wsp>
                   <wps:wsp>
-                    <wps:cNvPr id="203" name="UtilityFunctions--lookUpDomId"/>
+                    <wps:cNvPr id="216" name="CommonDB--setAccTitle"/>
                     <wps:cNvCnPr>
-                      <a:stCxn id="86" idx="1"/>
-                      <a:endCxn id="87" idx="3"/>
+                      <a:stCxn id="99" idx="1"/>
+                      <a:endCxn id="100" idx="3"/>
                     </wps:cNvCnPr>
                     <wps:spPr>
                       <a:xfrm>
-                        <a:off x="2500028" y="932696"/>
-                        <a:ext cx="404519" cy="139960"/>
+                        <a:off x="3473672" y="954663"/>
+                        <a:ext cx="417494" cy="150323"/>
                       </a:xfrm>
                       <a:custGeom>
                         <a:avLst/>
@@ -10763,15 +11837,15 @@
                         <a:cxnLst/>
                         <a:rect l="0" t="0" r="0" b="0"/>
                         <a:pathLst>
-                          <a:path w="404519" h="139960">
+                          <a:path w="417494" h="150323">
                             <a:moveTo>
-                              <a:pt x="404519" y="0"/>
+                              <a:pt x="417494" y="0"/>
                             </a:moveTo>
                             <a:lnTo>
-                              <a:pt x="0" y="75019"/>
+                              <a:pt x="0" y="81892"/>
                             </a:lnTo>
                             <a:lnTo>
-                              <a:pt x="57149" y="139960"/>
+                              <a:pt x="50258" y="150323"/>
                             </a:lnTo>
                           </a:path>
                         </a:pathLst>
@@ -10801,15 +11875,205 @@
                     <wps:bodyPr/>
                   </wps:wsp>
                   <wps:wsp>
-                    <wps:cNvPr id="204" name="UtilityFunctions--getClasses"/>
+                    <wps:cNvPr id="217" name="CommonDB--getAccTitle"/>
                     <wps:cNvCnPr>
-                      <a:stCxn id="86" idx="1"/>
-                      <a:endCxn id="88" idx="3"/>
+                      <a:stCxn id="99" idx="1"/>
+                      <a:endCxn id="101" idx="3"/>
                     </wps:cNvCnPr>
                     <wps:spPr>
-                      <a:xfrm>
-                        <a:off x="2630449" y="932696"/>
-                        <a:ext cx="274098" cy="139960"/>
+                      <a:xfrm flipH="1">
+                        <a:off x="3651368" y="954663"/>
+                        <a:ext cx="239798" cy="150323"/>
+                      </a:xfrm>
+                      <a:prstGeom prst="line">
+                        <a:avLst/>
+                      </a:prstGeom>
+                      <a:ln w="3175" cap="flat" cmpd="sng" algn="ctr">
+                        <a:solidFill>
+                          <a:srgbClr val="2F5496"/>
+                        </a:solidFill>
+                        <a:prstDash val="solid"/>
+                        <a:tailEnd type="triangle" w="sm" len="sm"/>
+                      </a:ln>
+                    </wps:spPr>
+                    <wps:style>
+                      <a:lnRef idx="2">
+                        <a:schemeClr val="accent1"/>
+                      </a:lnRef>
+                      <a:fillRef idx="0">
+                        <a:schemeClr val="accent1"/>
+                      </a:fillRef>
+                      <a:effectRef idx="1">
+                        <a:schemeClr val="accent1"/>
+                      </a:effectRef>
+                      <a:fontRef idx="minor">
+                        <a:schemeClr val="tx1"/>
+                      </a:fontRef>
+                    </wps:style>
+                    <wps:bodyPr/>
+                  </wps:wsp>
+                  <wps:wsp>
+                    <wps:cNvPr id="218" name="CommonDB--setAccDescription"/>
+                    <wps:cNvCnPr>
+                      <a:stCxn id="99" idx="1"/>
+                      <a:endCxn id="102" idx="3"/>
+                    </wps:cNvCnPr>
+                    <wps:spPr>
+                      <a:xfrm flipH="1">
+                        <a:off x="3817575" y="954663"/>
+                        <a:ext cx="73591" cy="150323"/>
+                      </a:xfrm>
+                      <a:prstGeom prst="line">
+                        <a:avLst/>
+                      </a:prstGeom>
+                      <a:ln w="3175" cap="flat" cmpd="sng" algn="ctr">
+                        <a:solidFill>
+                          <a:srgbClr val="2F5496"/>
+                        </a:solidFill>
+                        <a:prstDash val="solid"/>
+                        <a:tailEnd type="triangle" w="sm" len="sm"/>
+                      </a:ln>
+                    </wps:spPr>
+                    <wps:style>
+                      <a:lnRef idx="2">
+                        <a:schemeClr val="accent1"/>
+                      </a:lnRef>
+                      <a:fillRef idx="0">
+                        <a:schemeClr val="accent1"/>
+                      </a:fillRef>
+                      <a:effectRef idx="1">
+                        <a:schemeClr val="accent1"/>
+                      </a:effectRef>
+                      <a:fontRef idx="minor">
+                        <a:schemeClr val="tx1"/>
+                      </a:fontRef>
+                    </wps:style>
+                    <wps:bodyPr/>
+                  </wps:wsp>
+                  <wps:wsp>
+                    <wps:cNvPr id="219" name="CommonDB--getAccDescription"/>
+                    <wps:cNvCnPr>
+                      <a:stCxn id="99" idx="2"/>
+                      <a:endCxn id="103" idx="0"/>
+                    </wps:cNvCnPr>
+                    <wps:spPr>
+                      <a:xfrm flipH="1">
+                        <a:off x="3914141" y="978221"/>
+                        <a:ext cx="20282" cy="109938"/>
+                      </a:xfrm>
+                      <a:prstGeom prst="line">
+                        <a:avLst/>
+                      </a:prstGeom>
+                      <a:ln w="3175" cap="flat" cmpd="sng" algn="ctr">
+                        <a:solidFill>
+                          <a:srgbClr val="2F5496"/>
+                        </a:solidFill>
+                        <a:prstDash val="solid"/>
+                        <a:tailEnd type="triangle" w="sm" len="sm"/>
+                      </a:ln>
+                    </wps:spPr>
+                    <wps:style>
+                      <a:lnRef idx="2">
+                        <a:schemeClr val="accent1"/>
+                      </a:lnRef>
+                      <a:fillRef idx="0">
+                        <a:schemeClr val="accent1"/>
+                      </a:fillRef>
+                      <a:effectRef idx="1">
+                        <a:schemeClr val="accent1"/>
+                      </a:effectRef>
+                      <a:fontRef idx="minor">
+                        <a:schemeClr val="tx1"/>
+                      </a:fontRef>
+                    </wps:style>
+                    <wps:bodyPr/>
+                  </wps:wsp>
+                  <wps:wsp>
+                    <wps:cNvPr id="220" name="CommonDB--setDiagramTitle"/>
+                    <wps:cNvCnPr>
+                      <a:stCxn id="99" idx="2"/>
+                      <a:endCxn id="104" idx="0"/>
+                    </wps:cNvCnPr>
+                    <wps:spPr>
+                      <a:xfrm>
+                        <a:off x="3934423" y="978221"/>
+                        <a:ext cx="139464" cy="109938"/>
+                      </a:xfrm>
+                      <a:prstGeom prst="line">
+                        <a:avLst/>
+                      </a:prstGeom>
+                      <a:ln w="3175" cap="flat" cmpd="sng" algn="ctr">
+                        <a:solidFill>
+                          <a:srgbClr val="2F5496"/>
+                        </a:solidFill>
+                        <a:prstDash val="solid"/>
+                        <a:tailEnd type="triangle" w="sm" len="sm"/>
+                      </a:ln>
+                    </wps:spPr>
+                    <wps:style>
+                      <a:lnRef idx="2">
+                        <a:schemeClr val="accent1"/>
+                      </a:lnRef>
+                      <a:fillRef idx="0">
+                        <a:schemeClr val="accent1"/>
+                      </a:fillRef>
+                      <a:effectRef idx="1">
+                        <a:schemeClr val="accent1"/>
+                      </a:effectRef>
+                      <a:fontRef idx="minor">
+                        <a:schemeClr val="tx1"/>
+                      </a:fontRef>
+                    </wps:style>
+                    <wps:bodyPr/>
+                  </wps:wsp>
+                  <wps:wsp>
+                    <wps:cNvPr id="221" name="CommonDB--getDiagramTitle"/>
+                    <wps:cNvCnPr>
+                      <a:stCxn id="99" idx="3"/>
+                      <a:endCxn id="105" idx="1"/>
+                    </wps:cNvCnPr>
+                    <wps:spPr>
+                      <a:xfrm>
+                        <a:off x="3977681" y="954663"/>
+                        <a:ext cx="186310" cy="150323"/>
+                      </a:xfrm>
+                      <a:prstGeom prst="line">
+                        <a:avLst/>
+                      </a:prstGeom>
+                      <a:ln w="3175" cap="flat" cmpd="sng" algn="ctr">
+                        <a:solidFill>
+                          <a:srgbClr val="2F5496"/>
+                        </a:solidFill>
+                        <a:prstDash val="solid"/>
+                        <a:tailEnd type="triangle" w="sm" len="sm"/>
+                      </a:ln>
+                    </wps:spPr>
+                    <wps:style>
+                      <a:lnRef idx="2">
+                        <a:schemeClr val="accent1"/>
+                      </a:lnRef>
+                      <a:fillRef idx="0">
+                        <a:schemeClr val="accent1"/>
+                      </a:fillRef>
+                      <a:effectRef idx="1">
+                        <a:schemeClr val="accent1"/>
+                      </a:effectRef>
+                      <a:fontRef idx="minor">
+                        <a:schemeClr val="tx1"/>
+                      </a:fontRef>
+                    </wps:style>
+                    <wps:bodyPr/>
+                  </wps:wsp>
+                  <wps:wsp>
+                    <wps:cNvPr id="222" name="CommonDB--commonClear"/>
+                    <wps:cNvCnPr>
+                      <a:stCxn id="99" idx="3"/>
+                      <a:endCxn id="106" idx="1"/>
+                    </wps:cNvCnPr>
+                    <wps:spPr>
+                      <a:xfrm>
+                        <a:off x="3977681" y="954663"/>
+                        <a:ext cx="369390" cy="150323"/>
                       </a:xfrm>
                       <a:custGeom>
                         <a:avLst/>
@@ -10818,15 +12082,15 @@
                         <a:cxnLst/>
                         <a:rect l="0" t="0" r="0" b="0"/>
                         <a:pathLst>
-                          <a:path w="274098" h="139960">
+                          <a:path w="369390" h="150323">
                             <a:moveTo>
-                              <a:pt x="274098" y="0"/>
+                              <a:pt x="0" y="0"/>
                             </a:moveTo>
                             <a:lnTo>
-                              <a:pt x="0" y="75019"/>
+                              <a:pt x="369390" y="81892"/>
                             </a:lnTo>
                             <a:lnTo>
-                              <a:pt x="46400" y="139960"/>
+                              <a:pt x="339595" y="150323"/>
                             </a:lnTo>
                           </a:path>
                         </a:pathLst>
@@ -10856,15 +12120,91 @@
                     <wps:bodyPr/>
                   </wps:wsp>
                   <wps:wsp>
-                    <wps:cNvPr id="205" name="UtilityFunctions--getDirection"/>
+                    <wps:cNvPr id="223" name="ProcessLinks--FinalSVG"/>
                     <wps:cNvCnPr>
-                      <a:stCxn id="86" idx="1"/>
-                      <a:endCxn id="89" idx="3"/>
+                      <a:stCxn id="65" idx="2"/>
+                      <a:endCxn id="107" idx="0"/>
                     </wps:cNvCnPr>
                     <wps:spPr>
+                      <a:xfrm>
+                        <a:off x="4081767" y="1483037"/>
+                        <a:ext cx="65424" cy="72918"/>
+                      </a:xfrm>
+                      <a:prstGeom prst="line">
+                        <a:avLst/>
+                      </a:prstGeom>
+                      <a:ln w="3175" cap="flat" cmpd="sng" algn="ctr">
+                        <a:solidFill>
+                          <a:srgbClr val="2F5496"/>
+                        </a:solidFill>
+                        <a:prstDash val="solid"/>
+                        <a:tailEnd type="triangle" w="sm" len="sm"/>
+                      </a:ln>
+                    </wps:spPr>
+                    <wps:style>
+                      <a:lnRef idx="2">
+                        <a:schemeClr val="accent1"/>
+                      </a:lnRef>
+                      <a:fillRef idx="0">
+                        <a:schemeClr val="accent1"/>
+                      </a:fillRef>
+                      <a:effectRef idx="1">
+                        <a:schemeClr val="accent1"/>
+                      </a:effectRef>
+                      <a:fontRef idx="minor">
+                        <a:schemeClr val="tx1"/>
+                      </a:fontRef>
+                    </wps:style>
+                    <wps:bodyPr/>
+                  </wps:wsp>
+                  <wps:wsp>
+                    <wps:cNvPr id="224" name="SetupLayoutData--LayoutAlgorithm"/>
+                    <wps:cNvCnPr>
+                      <a:stCxn id="62" idx="3"/>
+                      <a:endCxn id="108" idx="1"/>
+                    </wps:cNvCnPr>
+                    <wps:spPr>
+                      <a:xfrm>
+                        <a:off x="4712046" y="954663"/>
+                        <a:ext cx="308365" cy="150323"/>
+                      </a:xfrm>
+                      <a:prstGeom prst="line">
+                        <a:avLst/>
+                      </a:prstGeom>
+                      <a:ln w="3175" cap="flat" cmpd="sng" algn="ctr">
+                        <a:solidFill>
+                          <a:srgbClr val="2F5496"/>
+                        </a:solidFill>
+                        <a:prstDash val="solid"/>
+                        <a:tailEnd type="triangle" w="sm" len="sm"/>
+                      </a:ln>
+                    </wps:spPr>
+                    <wps:style>
+                      <a:lnRef idx="2">
+                        <a:schemeClr val="accent1"/>
+                      </a:lnRef>
+                      <a:fillRef idx="0">
+                        <a:schemeClr val="accent1"/>
+                      </a:fillRef>
+                      <a:effectRef idx="1">
+                        <a:schemeClr val="accent1"/>
+                      </a:effectRef>
+                      <a:fontRef idx="minor">
+                        <a:schemeClr val="tx1"/>
+                      </a:fontRef>
+                    </wps:style>
+                    <wps:bodyPr/>
+                  </wps:wsp>
+                  <wps:wsp>
+                    <wps:cNvPr id="225" name="LayoutAlgorithm--Dagre"/>
+                    <wps:cNvCnPr>
+                      <a:stCxn id="108" idx="2"/>
+                      <a:endCxn id="109" idx="0"/>
+                    </wps:cNvCnPr>
+                    <wps:spPr>
                       <a:xfrm flipH="1">
-                        <a:off x="2809419" y="932696"/>
-                        <a:ext cx="95128" cy="139960"/>
+                        <a:off x="4981641" y="1152102"/>
+                        <a:ext cx="112360" cy="79649"/>
                       </a:xfrm>
                       <a:prstGeom prst="line">
                         <a:avLst/>
@@ -10894,15 +12234,129 @@
                     <wps:bodyPr/>
                   </wps:wsp>
                   <wps:wsp>
-                    <wps:cNvPr id="206" name="UtilityFunctions--getVertices"/>
+                    <wps:cNvPr id="226" name="LayoutAlgorithm--DagreWrapper"/>
                     <wps:cNvCnPr>
-                      <a:stCxn id="86" idx="2"/>
-                      <a:endCxn id="90" idx="0"/>
+                      <a:stCxn id="108" idx="2"/>
+                      <a:endCxn id="110" idx="0"/>
                     </wps:cNvCnPr>
                     <wps:spPr>
+                      <a:xfrm>
+                        <a:off x="5094001" y="1152102"/>
+                        <a:ext cx="0" cy="79649"/>
+                      </a:xfrm>
+                      <a:prstGeom prst="line">
+                        <a:avLst/>
+                      </a:prstGeom>
+                      <a:ln w="3175" cap="flat" cmpd="sng" algn="ctr">
+                        <a:solidFill>
+                          <a:srgbClr val="2F5496"/>
+                        </a:solidFill>
+                        <a:prstDash val="solid"/>
+                        <a:tailEnd type="triangle" w="sm" len="sm"/>
+                      </a:ln>
+                    </wps:spPr>
+                    <wps:style>
+                      <a:lnRef idx="2">
+                        <a:schemeClr val="accent1"/>
+                      </a:lnRef>
+                      <a:fillRef idx="0">
+                        <a:schemeClr val="accent1"/>
+                      </a:fillRef>
+                      <a:effectRef idx="1">
+                        <a:schemeClr val="accent1"/>
+                      </a:effectRef>
+                      <a:fontRef idx="minor">
+                        <a:schemeClr val="tx1"/>
+                      </a:fontRef>
+                    </wps:style>
+                    <wps:bodyPr/>
+                  </wps:wsp>
+                  <wps:wsp>
+                    <wps:cNvPr id="227" name="LayoutAlgorithm--ELK"/>
+                    <wps:cNvCnPr>
+                      <a:stCxn id="108" idx="2"/>
+                      <a:endCxn id="111" idx="0"/>
+                    </wps:cNvCnPr>
+                    <wps:spPr>
+                      <a:xfrm>
+                        <a:off x="5094001" y="1152102"/>
+                        <a:ext cx="112361" cy="72918"/>
+                      </a:xfrm>
+                      <a:prstGeom prst="line">
+                        <a:avLst/>
+                      </a:prstGeom>
+                      <a:ln w="3175" cap="flat" cmpd="sng" algn="ctr">
+                        <a:solidFill>
+                          <a:srgbClr val="2F5496"/>
+                        </a:solidFill>
+                        <a:prstDash val="solid"/>
+                        <a:tailEnd type="triangle" w="sm" len="sm"/>
+                      </a:ln>
+                    </wps:spPr>
+                    <wps:style>
+                      <a:lnRef idx="2">
+                        <a:schemeClr val="accent1"/>
+                      </a:lnRef>
+                      <a:fillRef idx="0">
+                        <a:schemeClr val="accent1"/>
+                      </a:fillRef>
+                      <a:effectRef idx="1">
+                        <a:schemeClr val="accent1"/>
+                      </a:effectRef>
+                      <a:fontRef idx="minor">
+                        <a:schemeClr val="tx1"/>
+                      </a:fontRef>
+                    </wps:style>
+                    <wps:bodyPr/>
+                  </wps:wsp>
+                  <wps:wsp>
+                    <wps:cNvPr id="228" name="FlowDBClass--TestFiles"/>
+                    <wps:cNvCnPr>
+                      <a:stCxn id="24" idx="3"/>
+                      <a:endCxn id="112" idx="1"/>
+                    </wps:cNvCnPr>
+                    <wps:spPr>
+                      <a:xfrm>
+                        <a:off x="1687387" y="463309"/>
+                        <a:ext cx="2561449" cy="136861"/>
+                      </a:xfrm>
+                      <a:prstGeom prst="line">
+                        <a:avLst/>
+                      </a:prstGeom>
+                      <a:ln w="3175" cap="flat" cmpd="sng" algn="ctr">
+                        <a:solidFill>
+                          <a:srgbClr val="2F5496"/>
+                        </a:solidFill>
+                        <a:prstDash val="solid"/>
+                        <a:tailEnd type="triangle" w="sm" len="sm"/>
+                      </a:ln>
+                    </wps:spPr>
+                    <wps:style>
+                      <a:lnRef idx="2">
+                        <a:schemeClr val="accent1"/>
+                      </a:lnRef>
+                      <a:fillRef idx="0">
+                        <a:schemeClr val="accent1"/>
+                      </a:fillRef>
+                      <a:effectRef idx="1">
+                        <a:schemeClr val="accent1"/>
+                      </a:effectRef>
+                      <a:fontRef idx="minor">
+                        <a:schemeClr val="tx1"/>
+                      </a:fontRef>
+                    </wps:style>
+                    <wps:bodyPr/>
+                  </wps:wsp>
+                  <wps:wsp>
+                    <wps:cNvPr id="229" name="TestFiles--flowDbSpec"/>
+                    <wps:cNvCnPr>
+                      <a:stCxn id="112" idx="1"/>
+                      <a:endCxn id="113" idx="3"/>
+                    </wps:cNvCnPr>
+                    <wps:spPr>
                       <a:xfrm flipH="1">
-                        <a:off x="2885916" y="979723"/>
-                        <a:ext cx="92083" cy="76138"/>
+                        <a:off x="4090885" y="600170"/>
+                        <a:ext cx="157951" cy="177247"/>
                       </a:xfrm>
                       <a:prstGeom prst="line">
                         <a:avLst/>
@@ -10932,15 +12386,15 @@
                     <wps:bodyPr/>
                   </wps:wsp>
                   <wps:wsp>
-                    <wps:cNvPr id="207" name="UtilityFunctions--getEdges"/>
+                    <wps:cNvPr id="230" name="TestFiles--flowChartShapesSpec"/>
                     <wps:cNvCnPr>
-                      <a:stCxn id="86" idx="2"/>
-                      <a:endCxn id="91" idx="0"/>
+                      <a:stCxn id="112" idx="2"/>
+                      <a:endCxn id="114" idx="0"/>
                     </wps:cNvCnPr>
                     <wps:spPr>
-                      <a:xfrm>
-                        <a:off x="2977999" y="979723"/>
-                        <a:ext cx="24364" cy="76138"/>
+                      <a:xfrm flipH="1">
+                        <a:off x="4200374" y="616997"/>
+                        <a:ext cx="87412" cy="143592"/>
                       </a:xfrm>
                       <a:prstGeom prst="line">
                         <a:avLst/>
@@ -10970,15 +12424,15 @@
                     <wps:bodyPr/>
                   </wps:wsp>
                   <wps:wsp>
-                    <wps:cNvPr id="208" name="UtilityFunctions--getSubGraphs"/>
+                    <wps:cNvPr id="231" name="TestFiles--ParserTests"/>
                     <wps:cNvCnPr>
-                      <a:stCxn id="86" idx="3"/>
-                      <a:endCxn id="92" idx="1"/>
+                      <a:stCxn id="112" idx="2"/>
+                      <a:endCxn id="115" idx="0"/>
                     </wps:cNvCnPr>
                     <wps:spPr>
                       <a:xfrm>
-                        <a:off x="3051450" y="932696"/>
-                        <a:ext cx="17736" cy="139960"/>
+                        <a:off x="4287786" y="616997"/>
+                        <a:ext cx="87411" cy="83014"/>
                       </a:xfrm>
                       <a:prstGeom prst="line">
                         <a:avLst/>
@@ -11008,15 +12462,15 @@
                     <wps:bodyPr/>
                   </wps:wsp>
                   <wps:wsp>
-                    <wps:cNvPr id="209" name="UtilityFunctions--clear"/>
+                    <wps:cNvPr id="232" name="Init--ConfigSetup"/>
                     <wps:cNvCnPr>
-                      <a:stCxn id="86" idx="3"/>
-                      <a:endCxn id="93" idx="1"/>
+                      <a:stCxn id="14" idx="2"/>
+                      <a:endCxn id="116" idx="0"/>
                     </wps:cNvCnPr>
                     <wps:spPr>
                       <a:xfrm>
-                        <a:off x="3051450" y="932696"/>
-                        <a:ext cx="151381" cy="139960"/>
+                        <a:off x="5342308" y="390391"/>
+                        <a:ext cx="0" cy="49360"/>
                       </a:xfrm>
                       <a:prstGeom prst="line">
                         <a:avLst/>
@@ -11046,15 +12500,15 @@
                     <wps:bodyPr/>
                   </wps:wsp>
                   <wps:wsp>
-                    <wps:cNvPr id="210" name="UtilityFunctions--defaultConfig"/>
+                    <wps:cNvPr id="233" name="ConfigSetup--FlowchartConfig"/>
                     <wps:cNvCnPr>
-                      <a:stCxn id="86" idx="3"/>
-                      <a:endCxn id="94" idx="1"/>
+                      <a:stCxn id="116" idx="1"/>
+                      <a:endCxn id="117" idx="3"/>
                     </wps:cNvCnPr>
                     <wps:spPr>
                       <a:xfrm>
-                        <a:off x="3051450" y="932696"/>
-                        <a:ext cx="293805" cy="139960"/>
+                        <a:off x="4993559" y="463309"/>
+                        <a:ext cx="299030" cy="136861"/>
                       </a:xfrm>
                       <a:custGeom>
                         <a:avLst/>
@@ -11063,957 +12517,15 @@
                         <a:cxnLst/>
                         <a:rect l="0" t="0" r="0" b="0"/>
                         <a:pathLst>
-                          <a:path w="293805" h="139960">
+                          <a:path w="299030" h="136861">
                             <a:moveTo>
-                              <a:pt x="0" y="0"/>
+                              <a:pt x="299030" y="0"/>
                             </a:moveTo>
                             <a:lnTo>
-                              <a:pt x="293805" y="75019"/>
+                              <a:pt x="0" y="54969"/>
                             </a:lnTo>
                             <a:lnTo>
-                              <a:pt x="237731" y="139960"/>
-                            </a:lnTo>
-                          </a:path>
-                        </a:pathLst>
-                      </a:custGeom>
-                      <a:ln w="3175" cap="flat" cmpd="sng" algn="ctr">
-                        <a:solidFill>
-                          <a:srgbClr val="2F5496"/>
-                        </a:solidFill>
-                        <a:prstDash val="solid"/>
-                        <a:tailEnd type="triangle" w="sm" len="sm"/>
-                      </a:ln>
-                    </wps:spPr>
-                    <wps:style>
-                      <a:lnRef idx="2">
-                        <a:schemeClr val="accent1"/>
-                      </a:lnRef>
-                      <a:fillRef idx="0">
-                        <a:schemeClr val="accent1"/>
-                      </a:fillRef>
-                      <a:effectRef idx="1">
-                        <a:schemeClr val="accent1"/>
-                      </a:effectRef>
-                      <a:fontRef idx="minor">
-                        <a:schemeClr val="tx1"/>
-                      </a:fontRef>
-                    </wps:style>
-                    <wps:bodyPr/>
-                  </wps:wsp>
-                  <wps:wsp>
-                    <wps:cNvPr id="211" name="ProcessLinks--EventHandling"/>
-                    <wps:cNvCnPr>
-                      <a:stCxn id="65" idx="2"/>
-                      <a:endCxn id="95" idx="0"/>
-                    </wps:cNvCnPr>
-                    <wps:spPr>
-                      <a:xfrm flipH="1">
-                        <a:off x="4020002" y="1419758"/>
-                        <a:ext cx="65300" cy="49266"/>
-                      </a:xfrm>
-                      <a:prstGeom prst="line">
-                        <a:avLst/>
-                      </a:prstGeom>
-                      <a:ln w="3175" cap="flat" cmpd="sng" algn="ctr">
-                        <a:solidFill>
-                          <a:srgbClr val="2F5496"/>
-                        </a:solidFill>
-                        <a:prstDash val="solid"/>
-                        <a:tailEnd type="triangle" w="sm" len="sm"/>
-                      </a:ln>
-                    </wps:spPr>
-                    <wps:style>
-                      <a:lnRef idx="2">
-                        <a:schemeClr val="accent1"/>
-                      </a:lnRef>
-                      <a:fillRef idx="0">
-                        <a:schemeClr val="accent1"/>
-                      </a:fillRef>
-                      <a:effectRef idx="1">
-                        <a:schemeClr val="accent1"/>
-                      </a:effectRef>
-                      <a:fontRef idx="minor">
-                        <a:schemeClr val="tx1"/>
-                      </a:fontRef>
-                    </wps:style>
-                    <wps:bodyPr/>
-                  </wps:wsp>
-                  <wps:wsp>
-                    <wps:cNvPr id="212" name="EventHandling--setupToolTips"/>
-                    <wps:cNvCnPr>
-                      <a:stCxn id="95" idx="1"/>
-                      <a:endCxn id="96" idx="3"/>
-                    </wps:cNvCnPr>
-                    <wps:spPr>
-                      <a:xfrm flipH="1">
-                        <a:off x="3914484" y="1516051"/>
-                        <a:ext cx="38517" cy="106370"/>
-                      </a:xfrm>
-                      <a:prstGeom prst="line">
-                        <a:avLst/>
-                      </a:prstGeom>
-                      <a:ln w="3175" cap="flat" cmpd="sng" algn="ctr">
-                        <a:solidFill>
-                          <a:srgbClr val="2F5496"/>
-                        </a:solidFill>
-                        <a:prstDash val="solid"/>
-                        <a:tailEnd type="triangle" w="sm" len="sm"/>
-                      </a:ln>
-                    </wps:spPr>
-                    <wps:style>
-                      <a:lnRef idx="2">
-                        <a:schemeClr val="accent1"/>
-                      </a:lnRef>
-                      <a:fillRef idx="0">
-                        <a:schemeClr val="accent1"/>
-                      </a:fillRef>
-                      <a:effectRef idx="1">
-                        <a:schemeClr val="accent1"/>
-                      </a:effectRef>
-                      <a:fontRef idx="minor">
-                        <a:schemeClr val="tx1"/>
-                      </a:fontRef>
-                    </wps:style>
-                    <wps:bodyPr/>
-                  </wps:wsp>
-                  <wps:wsp>
-                    <wps:cNvPr id="213" name="EventHandling--bindFunctions"/>
-                    <wps:cNvCnPr>
-                      <a:stCxn id="95" idx="2"/>
-                      <a:endCxn id="97" idx="0"/>
-                    </wps:cNvCnPr>
-                    <wps:spPr>
-                      <a:xfrm>
-                        <a:off x="4020002" y="1563078"/>
-                        <a:ext cx="0" cy="42547"/>
-                      </a:xfrm>
-                      <a:prstGeom prst="line">
-                        <a:avLst/>
-                      </a:prstGeom>
-                      <a:ln w="3175" cap="flat" cmpd="sng" algn="ctr">
-                        <a:solidFill>
-                          <a:srgbClr val="2F5496"/>
-                        </a:solidFill>
-                        <a:prstDash val="solid"/>
-                        <a:tailEnd type="triangle" w="sm" len="sm"/>
-                      </a:ln>
-                    </wps:spPr>
-                    <wps:style>
-                      <a:lnRef idx="2">
-                        <a:schemeClr val="accent1"/>
-                      </a:lnRef>
-                      <a:fillRef idx="0">
-                        <a:schemeClr val="accent1"/>
-                      </a:fillRef>
-                      <a:effectRef idx="1">
-                        <a:schemeClr val="accent1"/>
-                      </a:effectRef>
-                      <a:fontRef idx="minor">
-                        <a:schemeClr val="tx1"/>
-                      </a:fontRef>
-                    </wps:style>
-                    <wps:bodyPr/>
-                  </wps:wsp>
-                  <wps:wsp>
-                    <wps:cNvPr id="214" name="EventHandling--runFunc"/>
-                    <wps:cNvCnPr>
-                      <a:stCxn id="95" idx="3"/>
-                      <a:endCxn id="98" idx="1"/>
-                    </wps:cNvCnPr>
-                    <wps:spPr>
-                      <a:xfrm>
-                        <a:off x="4087004" y="1516051"/>
-                        <a:ext cx="38517" cy="106370"/>
-                      </a:xfrm>
-                      <a:prstGeom prst="line">
-                        <a:avLst/>
-                      </a:prstGeom>
-                      <a:ln w="3175" cap="flat" cmpd="sng" algn="ctr">
-                        <a:solidFill>
-                          <a:srgbClr val="2F5496"/>
-                        </a:solidFill>
-                        <a:prstDash val="solid"/>
-                        <a:tailEnd type="triangle" w="sm" len="sm"/>
-                      </a:ln>
-                    </wps:spPr>
-                    <wps:style>
-                      <a:lnRef idx="2">
-                        <a:schemeClr val="accent1"/>
-                      </a:lnRef>
-                      <a:fillRef idx="0">
-                        <a:schemeClr val="accent1"/>
-                      </a:fillRef>
-                      <a:effectRef idx="1">
-                        <a:schemeClr val="accent1"/>
-                      </a:effectRef>
-                      <a:fontRef idx="minor">
-                        <a:schemeClr val="tx1"/>
-                      </a:fontRef>
-                    </wps:style>
-                    <wps:bodyPr/>
-                  </wps:wsp>
-                  <wps:wsp>
-                    <wps:cNvPr id="215" name="DBMethods--CommonDB"/>
-                    <wps:cNvCnPr>
-                      <a:stCxn id="26" idx="3"/>
-                      <a:endCxn id="99" idx="1"/>
-                    </wps:cNvCnPr>
-                    <wps:spPr>
-                      <a:xfrm>
-                        <a:off x="1558957" y="769222"/>
-                        <a:ext cx="2336107" cy="163474"/>
-                      </a:xfrm>
-                      <a:prstGeom prst="line">
-                        <a:avLst/>
-                      </a:prstGeom>
-                      <a:ln w="3175" cap="flat" cmpd="sng" algn="ctr">
-                        <a:solidFill>
-                          <a:srgbClr val="2F5496"/>
-                        </a:solidFill>
-                        <a:prstDash val="solid"/>
-                        <a:tailEnd type="triangle" w="sm" len="sm"/>
-                      </a:ln>
-                    </wps:spPr>
-                    <wps:style>
-                      <a:lnRef idx="2">
-                        <a:schemeClr val="accent1"/>
-                      </a:lnRef>
-                      <a:fillRef idx="0">
-                        <a:schemeClr val="accent1"/>
-                      </a:fillRef>
-                      <a:effectRef idx="1">
-                        <a:schemeClr val="accent1"/>
-                      </a:effectRef>
-                      <a:fontRef idx="minor">
-                        <a:schemeClr val="tx1"/>
-                      </a:fontRef>
-                    </wps:style>
-                    <wps:bodyPr/>
-                  </wps:wsp>
-                  <wps:wsp>
-                    <wps:cNvPr id="216" name="CommonDB--setAccTitle"/>
-                    <wps:cNvCnPr>
-                      <a:stCxn id="99" idx="1"/>
-                      <a:endCxn id="100" idx="3"/>
-                    </wps:cNvCnPr>
-                    <wps:spPr>
-                      <a:xfrm>
-                        <a:off x="3478363" y="932696"/>
-                        <a:ext cx="416701" cy="139960"/>
-                      </a:xfrm>
-                      <a:custGeom>
-                        <a:avLst/>
-                        <a:gdLst/>
-                        <a:ahLst/>
-                        <a:cxnLst/>
-                        <a:rect l="0" t="0" r="0" b="0"/>
-                        <a:pathLst>
-                          <a:path w="416701" h="139960">
-                            <a:moveTo>
-                              <a:pt x="416701" y="0"/>
-                            </a:moveTo>
-                            <a:lnTo>
-                              <a:pt x="0" y="75019"/>
-                            </a:lnTo>
-                            <a:lnTo>
-                              <a:pt x="50161" y="139960"/>
-                            </a:lnTo>
-                          </a:path>
-                        </a:pathLst>
-                      </a:custGeom>
-                      <a:ln w="3175" cap="flat" cmpd="sng" algn="ctr">
-                        <a:solidFill>
-                          <a:srgbClr val="2F5496"/>
-                        </a:solidFill>
-                        <a:prstDash val="solid"/>
-                        <a:tailEnd type="triangle" w="sm" len="sm"/>
-                      </a:ln>
-                    </wps:spPr>
-                    <wps:style>
-                      <a:lnRef idx="2">
-                        <a:schemeClr val="accent1"/>
-                      </a:lnRef>
-                      <a:fillRef idx="0">
-                        <a:schemeClr val="accent1"/>
-                      </a:fillRef>
-                      <a:effectRef idx="1">
-                        <a:schemeClr val="accent1"/>
-                      </a:effectRef>
-                      <a:fontRef idx="minor">
-                        <a:schemeClr val="tx1"/>
-                      </a:fontRef>
-                    </wps:style>
-                    <wps:bodyPr/>
-                  </wps:wsp>
-                  <wps:wsp>
-                    <wps:cNvPr id="217" name="CommonDB--getAccTitle"/>
-                    <wps:cNvCnPr>
-                      <a:stCxn id="99" idx="1"/>
-                      <a:endCxn id="101" idx="3"/>
-                    </wps:cNvCnPr>
-                    <wps:spPr>
-                      <a:xfrm>
-                        <a:off x="3605559" y="932696"/>
-                        <a:ext cx="289505" cy="139960"/>
-                      </a:xfrm>
-                      <a:custGeom>
-                        <a:avLst/>
-                        <a:gdLst/>
-                        <a:ahLst/>
-                        <a:cxnLst/>
-                        <a:rect l="0" t="0" r="0" b="0"/>
-                        <a:pathLst>
-                          <a:path w="289505" h="139960">
-                            <a:moveTo>
-                              <a:pt x="289505" y="0"/>
-                            </a:moveTo>
-                            <a:lnTo>
-                              <a:pt x="0" y="75019"/>
-                            </a:lnTo>
-                            <a:lnTo>
-                              <a:pt x="50161" y="139960"/>
-                            </a:lnTo>
-                          </a:path>
-                        </a:pathLst>
-                      </a:custGeom>
-                      <a:ln w="3175" cap="flat" cmpd="sng" algn="ctr">
-                        <a:solidFill>
-                          <a:srgbClr val="2F5496"/>
-                        </a:solidFill>
-                        <a:prstDash val="solid"/>
-                        <a:tailEnd type="triangle" w="sm" len="sm"/>
-                      </a:ln>
-                    </wps:spPr>
-                    <wps:style>
-                      <a:lnRef idx="2">
-                        <a:schemeClr val="accent1"/>
-                      </a:lnRef>
-                      <a:fillRef idx="0">
-                        <a:schemeClr val="accent1"/>
-                      </a:fillRef>
-                      <a:effectRef idx="1">
-                        <a:schemeClr val="accent1"/>
-                      </a:effectRef>
-                      <a:fontRef idx="minor">
-                        <a:schemeClr val="tx1"/>
-                      </a:fontRef>
-                    </wps:style>
-                    <wps:bodyPr/>
-                  </wps:wsp>
-                  <wps:wsp>
-                    <wps:cNvPr id="218" name="CommonDB--setAccDescription"/>
-                    <wps:cNvCnPr>
-                      <a:stCxn id="99" idx="1"/>
-                      <a:endCxn id="102" idx="3"/>
-                    </wps:cNvCnPr>
-                    <wps:spPr>
-                      <a:xfrm flipH="1">
-                        <a:off x="3821613" y="932696"/>
-                        <a:ext cx="73451" cy="139960"/>
-                      </a:xfrm>
-                      <a:prstGeom prst="line">
-                        <a:avLst/>
-                      </a:prstGeom>
-                      <a:ln w="3175" cap="flat" cmpd="sng" algn="ctr">
-                        <a:solidFill>
-                          <a:srgbClr val="2F5496"/>
-                        </a:solidFill>
-                        <a:prstDash val="solid"/>
-                        <a:tailEnd type="triangle" w="sm" len="sm"/>
-                      </a:ln>
-                    </wps:spPr>
-                    <wps:style>
-                      <a:lnRef idx="2">
-                        <a:schemeClr val="accent1"/>
-                      </a:lnRef>
-                      <a:fillRef idx="0">
-                        <a:schemeClr val="accent1"/>
-                      </a:fillRef>
-                      <a:effectRef idx="1">
-                        <a:schemeClr val="accent1"/>
-                      </a:effectRef>
-                      <a:fontRef idx="minor">
-                        <a:schemeClr val="tx1"/>
-                      </a:fontRef>
-                    </wps:style>
-                    <wps:bodyPr/>
-                  </wps:wsp>
-                  <wps:wsp>
-                    <wps:cNvPr id="219" name="CommonDB--getAccDescription"/>
-                    <wps:cNvCnPr>
-                      <a:stCxn id="99" idx="2"/>
-                      <a:endCxn id="103" idx="0"/>
-                    </wps:cNvCnPr>
-                    <wps:spPr>
-                      <a:xfrm flipH="1">
-                        <a:off x="3917995" y="956209"/>
-                        <a:ext cx="20244" cy="99652"/>
-                      </a:xfrm>
-                      <a:prstGeom prst="line">
-                        <a:avLst/>
-                      </a:prstGeom>
-                      <a:ln w="3175" cap="flat" cmpd="sng" algn="ctr">
-                        <a:solidFill>
-                          <a:srgbClr val="2F5496"/>
-                        </a:solidFill>
-                        <a:prstDash val="solid"/>
-                        <a:tailEnd type="triangle" w="sm" len="sm"/>
-                      </a:ln>
-                    </wps:spPr>
-                    <wps:style>
-                      <a:lnRef idx="2">
-                        <a:schemeClr val="accent1"/>
-                      </a:lnRef>
-                      <a:fillRef idx="0">
-                        <a:schemeClr val="accent1"/>
-                      </a:fillRef>
-                      <a:effectRef idx="1">
-                        <a:schemeClr val="accent1"/>
-                      </a:effectRef>
-                      <a:fontRef idx="minor">
-                        <a:schemeClr val="tx1"/>
-                      </a:fontRef>
-                    </wps:style>
-                    <wps:bodyPr/>
-                  </wps:wsp>
-                  <wps:wsp>
-                    <wps:cNvPr id="220" name="CommonDB--setDiagramTitle"/>
-                    <wps:cNvCnPr>
-                      <a:stCxn id="99" idx="2"/>
-                      <a:endCxn id="104" idx="0"/>
-                    </wps:cNvCnPr>
-                    <wps:spPr>
-                      <a:xfrm>
-                        <a:off x="3938239" y="956209"/>
-                        <a:ext cx="139199" cy="99652"/>
-                      </a:xfrm>
-                      <a:prstGeom prst="line">
-                        <a:avLst/>
-                      </a:prstGeom>
-                      <a:ln w="3175" cap="flat" cmpd="sng" algn="ctr">
-                        <a:solidFill>
-                          <a:srgbClr val="2F5496"/>
-                        </a:solidFill>
-                        <a:prstDash val="solid"/>
-                        <a:tailEnd type="triangle" w="sm" len="sm"/>
-                      </a:ln>
-                    </wps:spPr>
-                    <wps:style>
-                      <a:lnRef idx="2">
-                        <a:schemeClr val="accent1"/>
-                      </a:lnRef>
-                      <a:fillRef idx="0">
-                        <a:schemeClr val="accent1"/>
-                      </a:fillRef>
-                      <a:effectRef idx="1">
-                        <a:schemeClr val="accent1"/>
-                      </a:effectRef>
-                      <a:fontRef idx="minor">
-                        <a:schemeClr val="tx1"/>
-                      </a:fontRef>
-                    </wps:style>
-                    <wps:bodyPr/>
-                  </wps:wsp>
-                  <wps:wsp>
-                    <wps:cNvPr id="221" name="CommonDB--getDiagramTitle"/>
-                    <wps:cNvCnPr>
-                      <a:stCxn id="99" idx="3"/>
-                      <a:endCxn id="105" idx="1"/>
-                    </wps:cNvCnPr>
-                    <wps:spPr>
-                      <a:xfrm>
-                        <a:off x="3981414" y="932696"/>
-                        <a:ext cx="185957" cy="139960"/>
-                      </a:xfrm>
-                      <a:prstGeom prst="line">
-                        <a:avLst/>
-                      </a:prstGeom>
-                      <a:ln w="3175" cap="flat" cmpd="sng" algn="ctr">
-                        <a:solidFill>
-                          <a:srgbClr val="2F5496"/>
-                        </a:solidFill>
-                        <a:prstDash val="solid"/>
-                        <a:tailEnd type="triangle" w="sm" len="sm"/>
-                      </a:ln>
-                    </wps:spPr>
-                    <wps:style>
-                      <a:lnRef idx="2">
-                        <a:schemeClr val="accent1"/>
-                      </a:lnRef>
-                      <a:fillRef idx="0">
-                        <a:schemeClr val="accent1"/>
-                      </a:fillRef>
-                      <a:effectRef idx="1">
-                        <a:schemeClr val="accent1"/>
-                      </a:effectRef>
-                      <a:fontRef idx="minor">
-                        <a:schemeClr val="tx1"/>
-                      </a:fontRef>
-                    </wps:style>
-                    <wps:bodyPr/>
-                  </wps:wsp>
-                  <wps:wsp>
-                    <wps:cNvPr id="222" name="CommonDB--commonClear"/>
-                    <wps:cNvCnPr>
-                      <a:stCxn id="99" idx="3"/>
-                      <a:endCxn id="106" idx="1"/>
-                    </wps:cNvCnPr>
-                    <wps:spPr>
-                      <a:xfrm>
-                        <a:off x="3981414" y="932696"/>
-                        <a:ext cx="368689" cy="139960"/>
-                      </a:xfrm>
-                      <a:custGeom>
-                        <a:avLst/>
-                        <a:gdLst/>
-                        <a:ahLst/>
-                        <a:cxnLst/>
-                        <a:rect l="0" t="0" r="0" b="0"/>
-                        <a:pathLst>
-                          <a:path w="368689" h="139960">
-                            <a:moveTo>
-                              <a:pt x="0" y="0"/>
-                            </a:moveTo>
-                            <a:lnTo>
-                              <a:pt x="368689" y="75019"/>
-                            </a:lnTo>
-                            <a:lnTo>
-                              <a:pt x="338950" y="139960"/>
-                            </a:lnTo>
-                          </a:path>
-                        </a:pathLst>
-                      </a:custGeom>
-                      <a:ln w="3175" cap="flat" cmpd="sng" algn="ctr">
-                        <a:solidFill>
-                          <a:srgbClr val="2F5496"/>
-                        </a:solidFill>
-                        <a:prstDash val="solid"/>
-                        <a:tailEnd type="triangle" w="sm" len="sm"/>
-                      </a:ln>
-                    </wps:spPr>
-                    <wps:style>
-                      <a:lnRef idx="2">
-                        <a:schemeClr val="accent1"/>
-                      </a:lnRef>
-                      <a:fillRef idx="0">
-                        <a:schemeClr val="accent1"/>
-                      </a:fillRef>
-                      <a:effectRef idx="1">
-                        <a:schemeClr val="accent1"/>
-                      </a:effectRef>
-                      <a:fontRef idx="minor">
-                        <a:schemeClr val="tx1"/>
-                      </a:fontRef>
-                    </wps:style>
-                    <wps:bodyPr/>
-                  </wps:wsp>
-                  <wps:wsp>
-                    <wps:cNvPr id="223" name="ProcessLinks--FinalSVG"/>
-                    <wps:cNvCnPr>
-                      <a:stCxn id="65" idx="2"/>
-                      <a:endCxn id="107" idx="0"/>
-                    </wps:cNvCnPr>
-                    <wps:spPr>
-                      <a:xfrm>
-                        <a:off x="4085302" y="1419758"/>
-                        <a:ext cx="65300" cy="72779"/>
-                      </a:xfrm>
-                      <a:prstGeom prst="line">
-                        <a:avLst/>
-                      </a:prstGeom>
-                      <a:ln w="3175" cap="flat" cmpd="sng" algn="ctr">
-                        <a:solidFill>
-                          <a:srgbClr val="2F5496"/>
-                        </a:solidFill>
-                        <a:prstDash val="solid"/>
-                        <a:tailEnd type="triangle" w="sm" len="sm"/>
-                      </a:ln>
-                    </wps:spPr>
-                    <wps:style>
-                      <a:lnRef idx="2">
-                        <a:schemeClr val="accent1"/>
-                      </a:lnRef>
-                      <a:fillRef idx="0">
-                        <a:schemeClr val="accent1"/>
-                      </a:fillRef>
-                      <a:effectRef idx="1">
-                        <a:schemeClr val="accent1"/>
-                      </a:effectRef>
-                      <a:fontRef idx="minor">
-                        <a:schemeClr val="tx1"/>
-                      </a:fontRef>
-                    </wps:style>
-                    <wps:bodyPr/>
-                  </wps:wsp>
-                  <wps:wsp>
-                    <wps:cNvPr id="224" name="SetupLayoutData--LayoutAlgorithm"/>
-                    <wps:cNvCnPr>
-                      <a:stCxn id="62" idx="3"/>
-                      <a:endCxn id="108" idx="1"/>
-                    </wps:cNvCnPr>
-                    <wps:spPr>
-                      <a:xfrm>
-                        <a:off x="4714385" y="932696"/>
-                        <a:ext cx="307779" cy="139960"/>
-                      </a:xfrm>
-                      <a:prstGeom prst="line">
-                        <a:avLst/>
-                      </a:prstGeom>
-                      <a:ln w="3175" cap="flat" cmpd="sng" algn="ctr">
-                        <a:solidFill>
-                          <a:srgbClr val="2F5496"/>
-                        </a:solidFill>
-                        <a:prstDash val="solid"/>
-                        <a:tailEnd type="triangle" w="sm" len="sm"/>
-                      </a:ln>
-                    </wps:spPr>
-                    <wps:style>
-                      <a:lnRef idx="2">
-                        <a:schemeClr val="accent1"/>
-                      </a:lnRef>
-                      <a:fillRef idx="0">
-                        <a:schemeClr val="accent1"/>
-                      </a:fillRef>
-                      <a:effectRef idx="1">
-                        <a:schemeClr val="accent1"/>
-                      </a:effectRef>
-                      <a:fontRef idx="minor">
-                        <a:schemeClr val="tx1"/>
-                      </a:fontRef>
-                    </wps:style>
-                    <wps:bodyPr/>
-                  </wps:wsp>
-                  <wps:wsp>
-                    <wps:cNvPr id="225" name="LayoutAlgorithm--Dagre"/>
-                    <wps:cNvCnPr>
-                      <a:stCxn id="108" idx="2"/>
-                      <a:endCxn id="109" idx="0"/>
-                    </wps:cNvCnPr>
-                    <wps:spPr>
-                      <a:xfrm flipH="1">
-                        <a:off x="4983467" y="1119683"/>
-                        <a:ext cx="112148" cy="69420"/>
-                      </a:xfrm>
-                      <a:prstGeom prst="line">
-                        <a:avLst/>
-                      </a:prstGeom>
-                      <a:ln w="3175" cap="flat" cmpd="sng" algn="ctr">
-                        <a:solidFill>
-                          <a:srgbClr val="2F5496"/>
-                        </a:solidFill>
-                        <a:prstDash val="solid"/>
-                        <a:tailEnd type="triangle" w="sm" len="sm"/>
-                      </a:ln>
-                    </wps:spPr>
-                    <wps:style>
-                      <a:lnRef idx="2">
-                        <a:schemeClr val="accent1"/>
-                      </a:lnRef>
-                      <a:fillRef idx="0">
-                        <a:schemeClr val="accent1"/>
-                      </a:fillRef>
-                      <a:effectRef idx="1">
-                        <a:schemeClr val="accent1"/>
-                      </a:effectRef>
-                      <a:fontRef idx="minor">
-                        <a:schemeClr val="tx1"/>
-                      </a:fontRef>
-                    </wps:style>
-                    <wps:bodyPr/>
-                  </wps:wsp>
-                  <wps:wsp>
-                    <wps:cNvPr id="226" name="LayoutAlgorithm--DagreWrapper"/>
-                    <wps:cNvCnPr>
-                      <a:stCxn id="108" idx="2"/>
-                      <a:endCxn id="110" idx="0"/>
-                    </wps:cNvCnPr>
-                    <wps:spPr>
-                      <a:xfrm>
-                        <a:off x="5095615" y="1119683"/>
-                        <a:ext cx="0" cy="69420"/>
-                      </a:xfrm>
-                      <a:prstGeom prst="line">
-                        <a:avLst/>
-                      </a:prstGeom>
-                      <a:ln w="3175" cap="flat" cmpd="sng" algn="ctr">
-                        <a:solidFill>
-                          <a:srgbClr val="2F5496"/>
-                        </a:solidFill>
-                        <a:prstDash val="solid"/>
-                        <a:tailEnd type="triangle" w="sm" len="sm"/>
-                      </a:ln>
-                    </wps:spPr>
-                    <wps:style>
-                      <a:lnRef idx="2">
-                        <a:schemeClr val="accent1"/>
-                      </a:lnRef>
-                      <a:fillRef idx="0">
-                        <a:schemeClr val="accent1"/>
-                      </a:fillRef>
-                      <a:effectRef idx="1">
-                        <a:schemeClr val="accent1"/>
-                      </a:effectRef>
-                      <a:fontRef idx="minor">
-                        <a:schemeClr val="tx1"/>
-                      </a:fontRef>
-                    </wps:style>
-                    <wps:bodyPr/>
-                  </wps:wsp>
-                  <wps:wsp>
-                    <wps:cNvPr id="227" name="LayoutAlgorithm--ELK"/>
-                    <wps:cNvCnPr>
-                      <a:stCxn id="108" idx="2"/>
-                      <a:endCxn id="111" idx="0"/>
-                    </wps:cNvCnPr>
-                    <wps:spPr>
-                      <a:xfrm>
-                        <a:off x="5095615" y="1119683"/>
-                        <a:ext cx="123434" cy="69420"/>
-                      </a:xfrm>
-                      <a:prstGeom prst="line">
-                        <a:avLst/>
-                      </a:prstGeom>
-                      <a:ln w="3175" cap="flat" cmpd="sng" algn="ctr">
-                        <a:solidFill>
-                          <a:srgbClr val="2F5496"/>
-                        </a:solidFill>
-                        <a:prstDash val="solid"/>
-                        <a:tailEnd type="triangle" w="sm" len="sm"/>
-                      </a:ln>
-                    </wps:spPr>
-                    <wps:style>
-                      <a:lnRef idx="2">
-                        <a:schemeClr val="accent1"/>
-                      </a:lnRef>
-                      <a:fillRef idx="0">
-                        <a:schemeClr val="accent1"/>
-                      </a:fillRef>
-                      <a:effectRef idx="1">
-                        <a:schemeClr val="accent1"/>
-                      </a:effectRef>
-                      <a:fontRef idx="minor">
-                        <a:schemeClr val="tx1"/>
-                      </a:fontRef>
-                    </wps:style>
-                    <wps:bodyPr/>
-                  </wps:wsp>
-                  <wps:wsp>
-                    <wps:cNvPr id="228" name="FlowDBClass--TestFiles"/>
-                    <wps:cNvCnPr>
-                      <a:stCxn id="24" idx="3"/>
-                      <a:endCxn id="112" idx="1"/>
-                    </wps:cNvCnPr>
-                    <wps:spPr>
-                      <a:xfrm>
-                        <a:off x="1695469" y="462429"/>
-                        <a:ext cx="2556586" cy="136601"/>
-                      </a:xfrm>
-                      <a:prstGeom prst="line">
-                        <a:avLst/>
-                      </a:prstGeom>
-                      <a:ln w="3175" cap="flat" cmpd="sng" algn="ctr">
-                        <a:solidFill>
-                          <a:srgbClr val="2F5496"/>
-                        </a:solidFill>
-                        <a:prstDash val="solid"/>
-                        <a:tailEnd type="triangle" w="sm" len="sm"/>
-                      </a:ln>
-                    </wps:spPr>
-                    <wps:style>
-                      <a:lnRef idx="2">
-                        <a:schemeClr val="accent1"/>
-                      </a:lnRef>
-                      <a:fillRef idx="0">
-                        <a:schemeClr val="accent1"/>
-                      </a:fillRef>
-                      <a:effectRef idx="1">
-                        <a:schemeClr val="accent1"/>
-                      </a:effectRef>
-                      <a:fontRef idx="minor">
-                        <a:schemeClr val="tx1"/>
-                      </a:fontRef>
-                    </wps:style>
-                    <wps:bodyPr/>
-                  </wps:wsp>
-                  <wps:wsp>
-                    <wps:cNvPr id="229" name="TestFiles--flowDbSpec"/>
-                    <wps:cNvCnPr>
-                      <a:stCxn id="112" idx="1"/>
-                      <a:endCxn id="113" idx="3"/>
-                    </wps:cNvCnPr>
-                    <wps:spPr>
-                      <a:xfrm flipH="1">
-                        <a:off x="4094403" y="599030"/>
-                        <a:ext cx="157652" cy="170192"/>
-                      </a:xfrm>
-                      <a:prstGeom prst="line">
-                        <a:avLst/>
-                      </a:prstGeom>
-                      <a:ln w="3175" cap="flat" cmpd="sng" algn="ctr">
-                        <a:solidFill>
-                          <a:srgbClr val="2F5496"/>
-                        </a:solidFill>
-                        <a:prstDash val="solid"/>
-                        <a:tailEnd type="triangle" w="sm" len="sm"/>
-                      </a:ln>
-                    </wps:spPr>
-                    <wps:style>
-                      <a:lnRef idx="2">
-                        <a:schemeClr val="accent1"/>
-                      </a:lnRef>
-                      <a:fillRef idx="0">
-                        <a:schemeClr val="accent1"/>
-                      </a:fillRef>
-                      <a:effectRef idx="1">
-                        <a:schemeClr val="accent1"/>
-                      </a:effectRef>
-                      <a:fontRef idx="minor">
-                        <a:schemeClr val="tx1"/>
-                      </a:fontRef>
-                    </wps:style>
-                    <wps:bodyPr/>
-                  </wps:wsp>
-                  <wps:wsp>
-                    <wps:cNvPr id="230" name="TestFiles--flowChartShapesSpec"/>
-                    <wps:cNvCnPr>
-                      <a:stCxn id="112" idx="2"/>
-                      <a:endCxn id="114" idx="0"/>
-                    </wps:cNvCnPr>
-                    <wps:spPr>
-                      <a:xfrm flipH="1">
-                        <a:off x="4203684" y="615826"/>
-                        <a:ext cx="87246" cy="136601"/>
-                      </a:xfrm>
-                      <a:prstGeom prst="line">
-                        <a:avLst/>
-                      </a:prstGeom>
-                      <a:ln w="3175" cap="flat" cmpd="sng" algn="ctr">
-                        <a:solidFill>
-                          <a:srgbClr val="2F5496"/>
-                        </a:solidFill>
-                        <a:prstDash val="solid"/>
-                        <a:tailEnd type="triangle" w="sm" len="sm"/>
-                      </a:ln>
-                    </wps:spPr>
-                    <wps:style>
-                      <a:lnRef idx="2">
-                        <a:schemeClr val="accent1"/>
-                      </a:lnRef>
-                      <a:fillRef idx="0">
-                        <a:schemeClr val="accent1"/>
-                      </a:fillRef>
-                      <a:effectRef idx="1">
-                        <a:schemeClr val="accent1"/>
-                      </a:effectRef>
-                      <a:fontRef idx="minor">
-                        <a:schemeClr val="tx1"/>
-                      </a:fontRef>
-                    </wps:style>
-                    <wps:bodyPr/>
-                  </wps:wsp>
-                  <wps:wsp>
-                    <wps:cNvPr id="231" name="TestFiles--ParserTests"/>
-                    <wps:cNvCnPr>
-                      <a:stCxn id="112" idx="2"/>
-                      <a:endCxn id="115" idx="0"/>
-                    </wps:cNvCnPr>
-                    <wps:spPr>
-                      <a:xfrm>
-                        <a:off x="4290930" y="615826"/>
-                        <a:ext cx="87246" cy="82856"/>
-                      </a:xfrm>
-                      <a:prstGeom prst="line">
-                        <a:avLst/>
-                      </a:prstGeom>
-                      <a:ln w="3175" cap="flat" cmpd="sng" algn="ctr">
-                        <a:solidFill>
-                          <a:srgbClr val="2F5496"/>
-                        </a:solidFill>
-                        <a:prstDash val="solid"/>
-                        <a:tailEnd type="triangle" w="sm" len="sm"/>
-                      </a:ln>
-                    </wps:spPr>
-                    <wps:style>
-                      <a:lnRef idx="2">
-                        <a:schemeClr val="accent1"/>
-                      </a:lnRef>
-                      <a:fillRef idx="0">
-                        <a:schemeClr val="accent1"/>
-                      </a:fillRef>
-                      <a:effectRef idx="1">
-                        <a:schemeClr val="accent1"/>
-                      </a:effectRef>
-                      <a:fontRef idx="minor">
-                        <a:schemeClr val="tx1"/>
-                      </a:fontRef>
-                    </wps:style>
-                    <wps:bodyPr/>
-                  </wps:wsp>
-                  <wps:wsp>
-                    <wps:cNvPr id="232" name="Init--ConfigSetup"/>
-                    <wps:cNvCnPr>
-                      <a:stCxn id="14" idx="2"/>
-                      <a:endCxn id="116" idx="0"/>
-                    </wps:cNvCnPr>
-                    <wps:spPr>
-                      <a:xfrm>
-                        <a:off x="5343450" y="389650"/>
-                        <a:ext cx="0" cy="49266"/>
-                      </a:xfrm>
-                      <a:prstGeom prst="line">
-                        <a:avLst/>
-                      </a:prstGeom>
-                      <a:ln w="3175" cap="flat" cmpd="sng" algn="ctr">
-                        <a:solidFill>
-                          <a:srgbClr val="2F5496"/>
-                        </a:solidFill>
-                        <a:prstDash val="solid"/>
-                        <a:tailEnd type="triangle" w="sm" len="sm"/>
-                      </a:ln>
-                    </wps:spPr>
-                    <wps:style>
-                      <a:lnRef idx="2">
-                        <a:schemeClr val="accent1"/>
-                      </a:lnRef>
-                      <a:fillRef idx="0">
-                        <a:schemeClr val="accent1"/>
-                      </a:fillRef>
-                      <a:effectRef idx="1">
-                        <a:schemeClr val="accent1"/>
-                      </a:effectRef>
-                      <a:fontRef idx="minor">
-                        <a:schemeClr val="tx1"/>
-                      </a:fontRef>
-                    </wps:style>
-                    <wps:bodyPr/>
-                  </wps:wsp>
-                  <wps:wsp>
-                    <wps:cNvPr id="233" name="ConfigSetup--FlowchartConfig"/>
-                    <wps:cNvCnPr>
-                      <a:stCxn id="116" idx="1"/>
-                      <a:endCxn id="117" idx="3"/>
-                    </wps:cNvCnPr>
-                    <wps:spPr>
-                      <a:xfrm>
-                        <a:off x="4995363" y="462429"/>
-                        <a:ext cx="298463" cy="136601"/>
-                      </a:xfrm>
-                      <a:custGeom>
-                        <a:avLst/>
-                        <a:gdLst/>
-                        <a:ahLst/>
-                        <a:cxnLst/>
-                        <a:rect l="0" t="0" r="0" b="0"/>
-                        <a:pathLst>
-                          <a:path w="298463" h="136601">
-                            <a:moveTo>
-                              <a:pt x="298463" y="0"/>
-                            </a:moveTo>
-                            <a:lnTo>
-                              <a:pt x="0" y="54865"/>
-                            </a:lnTo>
-                            <a:lnTo>
-                              <a:pt x="49087" y="136601"/>
+                              <a:pt x="49180" y="136861"/>
                             </a:lnTo>
                           </a:path>
                         </a:pathLst>
@@ -12050,8 +12562,8 @@
                     </wps:cNvCnPr>
                     <wps:spPr>
                       <a:xfrm flipH="1">
-                        <a:off x="5210342" y="462429"/>
-                        <a:ext cx="83484" cy="136601"/>
+                        <a:off x="5208947" y="463309"/>
+                        <a:ext cx="83642" cy="136861"/>
                       </a:xfrm>
                       <a:prstGeom prst="line">
                         <a:avLst/>
@@ -12088,8 +12600,8 @@
                     </wps:cNvCnPr>
                     <wps:spPr>
                       <a:xfrm flipH="1">
-                        <a:off x="5284689" y="485942"/>
-                        <a:ext cx="58761" cy="96293"/>
+                        <a:off x="5283435" y="486867"/>
+                        <a:ext cx="58873" cy="96476"/>
                       </a:xfrm>
                       <a:prstGeom prst="line">
                         <a:avLst/>
@@ -12126,8 +12638,8 @@
                     </wps:cNvCnPr>
                     <wps:spPr>
                       <a:xfrm>
-                        <a:off x="5343450" y="485942"/>
-                        <a:ext cx="58761" cy="89575"/>
+                        <a:off x="5342308" y="486867"/>
+                        <a:ext cx="58873" cy="89745"/>
                       </a:xfrm>
                       <a:prstGeom prst="line">
                         <a:avLst/>
